--- a/UmmAlQuwainContract.docx
+++ b/UmmAlQuwainContract.docx
@@ -1,19 +1,4817 @@
 
 <file path=word/document.xml><?xml version="1.0" encoding="utf-8"?>
-<w:document xmlns:wpc="http://schemas.microsoft.com/office/word/2010/wordprocessingCanvas" xmlns:cx="http://schemas.microsoft.com/office/drawing/2014/chartex" xmlns:cx1="http://schemas.microsoft.com/office/drawing/2015/9/8/chartex" xmlns:cx2="http://schemas.microsoft.com/office/drawing/2015/10/21/chartex" xmlns:cx3="http://schemas.microsoft.com/office/drawing/2016/5/9/chartex" xmlns:cx4="http://schemas.microsoft.com/office/drawing/2016/5/10/chartex" xmlns:cx5="http://schemas.microsoft.com/office/drawing/2016/5/11/chartex" xmlns:cx6="http://schemas.microsoft.com/office/drawing/2016/5/12/chartex" xmlns:cx7="http://schemas.microsoft.com/office/drawing/2016/5/13/chartex" xmlns:cx8="http://schemas.microsoft.com/office/drawing/2016/5/14/chartex" xmlns:mc="http://schemas.openxmlformats.org/markup-compatibility/2006" xmlns:aink="http://schemas.microsoft.com/office/drawing/2016/ink" xmlns:am3d="http://schemas.microsoft.com/office/drawing/2017/model3d" xmlns:o="urn:schemas-microsoft-com:office:office" xmlns:oel="http://schemas.microsoft.com/office/2019/extlst" xmlns:r="http://schemas.openxmlformats.org/officeDocument/2006/relationships" xmlns:m="http://schemas.openxmlformats.org/officeDocument/2006/math" xmlns:v="urn:schemas-microsoft-com:vml" xmlns:wp14="http://schemas.microsoft.com/office/word/2010/wordprocessingDrawing" xmlns:wp="http://schemas.openxmlformats.org/drawingml/2006/wordprocessingDrawing" xmlns:w10="urn:schemas-microsoft-com:office:word" xmlns:w="http://schemas.openxmlformats.org/wordprocessingml/2006/main" xmlns:w14="http://schemas.microsoft.com/office/word/2010/wordml" xmlns:w15="http://schemas.microsoft.com/office/word/2012/wordml" xmlns:w16cex="http://schemas.microsoft.com/office/word/2018/wordml/cex" xmlns:w16cid="http://schemas.microsoft.com/office/word/2016/wordml/cid" xmlns:w16="http://schemas.microsoft.com/office/word/2018/wordml" xmlns:w16du="http://schemas.microsoft.com/office/word/2023/wordml/word16du" xmlns:w16sdtdh="http://schemas.microsoft.com/office/word/2020/wordml/sdtdatahash" xmlns:w16se="http://schemas.microsoft.com/office/word/2015/wordml/symex" xmlns:wpg="http://schemas.microsoft.com/office/word/2010/wordprocessingGroup" xmlns:wpi="http://schemas.microsoft.com/office/word/2010/wordprocessingInk" xmlns:wne="http://schemas.microsoft.com/office/word/2006/wordml" xmlns:wps="http://schemas.microsoft.com/office/word/2010/wordprocessingShape" mc:Ignorable="w14 w15 w16se w16cid w16 w16cex w16sdtdh w16du wp14">
+<w:document xmlns:wpc="http://schemas.microsoft.com/office/word/2010/wordprocessingCanvas" xmlns:cx="http://schemas.microsoft.com/office/drawing/2014/chartex" xmlns:mc="http://schemas.openxmlformats.org/markup-compatibility/2006" xmlns:o="urn:schemas-microsoft-com:office:office" xmlns:r="http://schemas.openxmlformats.org/officeDocument/2006/relationships" xmlns:m="http://schemas.openxmlformats.org/officeDocument/2006/math" xmlns:v="urn:schemas-microsoft-com:vml" xmlns:wp14="http://schemas.microsoft.com/office/word/2010/wordprocessingDrawing" xmlns:wp="http://schemas.openxmlformats.org/drawingml/2006/wordprocessingDrawing" xmlns:w10="urn:schemas-microsoft-com:office:word" xmlns:w="http://schemas.openxmlformats.org/wordprocessingml/2006/main" xmlns:w14="http://schemas.microsoft.com/office/word/2010/wordml" xmlns:w15="http://schemas.microsoft.com/office/word/2012/wordml" xmlns:w16se="http://schemas.microsoft.com/office/word/2015/wordml/symex" xmlns:wpg="http://schemas.microsoft.com/office/word/2010/wordprocessingGroup" xmlns:wpi="http://schemas.microsoft.com/office/word/2010/wordprocessingInk" xmlns:wne="http://schemas.microsoft.com/office/word/2006/wordml" xmlns:wps="http://schemas.microsoft.com/office/word/2010/wordprocessingShape" mc:Ignorable="w14 w15 w16se wp14">
   <w:body>
+    <w:p>
+      <w:pPr>
+        <w:jc w:val="center"/>
+        <w:rPr>
+          <w:rFonts w:ascii="Arial" w:cs="Arial"/>
+          <w:b/>
+          <w:bCs/>
+          <w:w w:val="145"/>
+          <w:rtl/>
+        </w:rPr>
+      </w:pPr>
+      <w:r>
+        <w:rPr>
+          <w:noProof/>
+          <w:color w:val="ED7D31" w:themeColor="accent2"/>
+        </w:rPr>
+        <w:drawing>
+          <wp:anchor distT="0" distB="0" distL="114300" distR="114300" simplePos="0" relativeHeight="251663360" behindDoc="0" locked="0" layoutInCell="1" allowOverlap="1" wp14:anchorId="655869B1" wp14:editId="3F0C216D">
+            <wp:simplePos x="0" y="0"/>
+            <wp:positionH relativeFrom="page">
+              <wp:align>right</wp:align>
+            </wp:positionH>
+            <wp:positionV relativeFrom="paragraph">
+              <wp:posOffset>-1050290</wp:posOffset>
+            </wp:positionV>
+            <wp:extent cx="3168650" cy="882650"/>
+            <wp:effectExtent l="0" t="0" r="0" b="0"/>
+            <wp:wrapNone/>
+            <wp:docPr id="14" name="Image 7"/>
+            <wp:cNvGraphicFramePr/>
+            <a:graphic xmlns:a="http://schemas.openxmlformats.org/drawingml/2006/main">
+              <a:graphicData uri="http://schemas.openxmlformats.org/drawingml/2006/picture">
+                <pic:pic xmlns:pic="http://schemas.openxmlformats.org/drawingml/2006/picture">
+                  <pic:nvPicPr>
+                    <pic:cNvPr id="7" name="Image 7"/>
+                    <pic:cNvPicPr/>
+                  </pic:nvPicPr>
+                  <pic:blipFill>
+                    <a:blip r:embed="rId9" cstate="print"/>
+                    <a:stretch>
+                      <a:fillRect/>
+                    </a:stretch>
+                  </pic:blipFill>
+                  <pic:spPr>
+                    <a:xfrm>
+                      <a:off x="0" y="0"/>
+                      <a:ext cx="3168650" cy="882650"/>
+                    </a:xfrm>
+                    <a:prstGeom prst="rect">
+                      <a:avLst/>
+                    </a:prstGeom>
+                  </pic:spPr>
+                </pic:pic>
+              </a:graphicData>
+            </a:graphic>
+            <wp14:sizeRelH relativeFrom="margin">
+              <wp14:pctWidth>0</wp14:pctWidth>
+            </wp14:sizeRelH>
+            <wp14:sizeRelV relativeFrom="margin">
+              <wp14:pctHeight>0</wp14:pctHeight>
+            </wp14:sizeRelV>
+          </wp:anchor>
+        </w:drawing>
+      </w:r>
+      <w:r>
+        <w:rPr>
+          <w:noProof/>
+          <w:color w:val="ED7D31" w:themeColor="accent2"/>
+        </w:rPr>
+        <w:drawing>
+          <wp:anchor distT="0" distB="0" distL="114300" distR="114300" simplePos="0" relativeHeight="251661312" behindDoc="0" locked="0" layoutInCell="1" allowOverlap="1" wp14:anchorId="78AB5C2F" wp14:editId="7A574651">
+            <wp:simplePos x="0" y="0"/>
+            <wp:positionH relativeFrom="margin">
+              <wp:align>left</wp:align>
+            </wp:positionH>
+            <wp:positionV relativeFrom="paragraph">
+              <wp:posOffset>-1056640</wp:posOffset>
+            </wp:positionV>
+            <wp:extent cx="1943100" cy="882650"/>
+            <wp:effectExtent l="0" t="0" r="0" b="0"/>
+            <wp:wrapNone/>
+            <wp:docPr id="13" name="Image 6"/>
+            <wp:cNvGraphicFramePr/>
+            <a:graphic xmlns:a="http://schemas.openxmlformats.org/drawingml/2006/main">
+              <a:graphicData uri="http://schemas.openxmlformats.org/drawingml/2006/picture">
+                <pic:pic xmlns:pic="http://schemas.openxmlformats.org/drawingml/2006/picture">
+                  <pic:nvPicPr>
+                    <pic:cNvPr id="6" name="Image 6"/>
+                    <pic:cNvPicPr/>
+                  </pic:nvPicPr>
+                  <pic:blipFill>
+                    <a:blip r:embed="rId10" cstate="print"/>
+                    <a:stretch>
+                      <a:fillRect/>
+                    </a:stretch>
+                  </pic:blipFill>
+                  <pic:spPr>
+                    <a:xfrm>
+                      <a:off x="0" y="0"/>
+                      <a:ext cx="1943100" cy="882650"/>
+                    </a:xfrm>
+                    <a:prstGeom prst="rect">
+                      <a:avLst/>
+                    </a:prstGeom>
+                  </pic:spPr>
+                </pic:pic>
+              </a:graphicData>
+            </a:graphic>
+            <wp14:sizeRelH relativeFrom="margin">
+              <wp14:pctWidth>0</wp14:pctWidth>
+            </wp14:sizeRelH>
+            <wp14:sizeRelV relativeFrom="margin">
+              <wp14:pctHeight>0</wp14:pctHeight>
+            </wp14:sizeRelV>
+          </wp:anchor>
+        </w:drawing>
+      </w:r>
+      <w:r>
+        <w:rPr>
+          <w:rFonts w:ascii="Arial" w:cs="Arial"/>
+          <w:b/>
+          <w:bCs/>
+          <w:w w:val="145"/>
+          <w:rtl/>
+        </w:rPr>
+        <w:t>ﻋﻘد</w:t>
+      </w:r>
+      <w:r>
+        <w:rPr>
+          <w:rFonts w:ascii="Arial" w:cs="Arial"/>
+          <w:b/>
+          <w:bCs/>
+          <w:spacing w:val="-12"/>
+          <w:w w:val="145"/>
+          <w:rtl/>
+        </w:rPr>
+        <w:t xml:space="preserve"> </w:t>
+      </w:r>
+      <w:r>
+        <w:rPr>
+          <w:rFonts w:ascii="Arial" w:cs="Arial"/>
+          <w:b/>
+          <w:bCs/>
+          <w:w w:val="145"/>
+          <w:rtl/>
+        </w:rPr>
+        <w:t>إﯾﺟﺎر</w:t>
+      </w:r>
+      <w:r>
+        <w:rPr>
+          <w:rFonts w:ascii="Arial" w:cs="Arial"/>
+          <w:b/>
+          <w:bCs/>
+          <w:spacing w:val="-20"/>
+          <w:w w:val="145"/>
+          <w:rtl/>
+        </w:rPr>
+        <w:t xml:space="preserve"> </w:t>
+      </w:r>
+      <w:r>
+        <w:rPr>
+          <w:rFonts w:ascii="Arial" w:cs="Arial"/>
+          <w:b/>
+          <w:bCs/>
+          <w:w w:val="145"/>
+          <w:rtl/>
+        </w:rPr>
+        <w:t>ﻣﺒﺪﺋﻲ</w:t>
+      </w:r>
+    </w:p>
+    <w:p>
+      <w:pPr>
+        <w:jc w:val="center"/>
+        <w:rPr>
+          <w:rStyle w:val="normaltextrun"/>
+          <w:rFonts w:ascii="Arial" w:hAnsi="Arial" w:cs="Arial"/>
+          <w:b/>
+          <w:bCs/>
+          <w:color w:val="000000"/>
+          <w:shd w:val="clear" w:color="auto" w:fill="FFFFFF"/>
+        </w:rPr>
+      </w:pPr>
+      <w:r>
+        <w:t>(</w:t>
+      </w:r>
+      <w:r>
+        <w:rPr>
+          <w:rStyle w:val="normaltextrun"/>
+          <w:rFonts w:ascii="Arial" w:hAnsi="Arial" w:cs="Arial"/>
+          <w:b/>
+          <w:bCs/>
+          <w:color w:val="000000"/>
+          <w:shd w:val="clear" w:color="auto" w:fill="FFFFFF"/>
+        </w:rPr>
+        <w:t>وﺣدة ﻋﻘﺎرﯾﺔ)</w:t>
+      </w:r>
+    </w:p>
+    <w:p>
+      <w:pPr>
+        <w:jc w:val="center"/>
+        <w:rPr>
+          <w:rStyle w:val="normaltextrun"/>
+          <w:rFonts w:ascii="Arial" w:hAnsi="Arial" w:cs="Arial"/>
+          <w:b/>
+          <w:bCs/>
+          <w:color w:val="000000"/>
+          <w:shd w:val="clear" w:color="auto" w:fill="FFFFFF"/>
+        </w:rPr>
+      </w:pPr>
+      <w:r>
+        <w:rPr>
+          <w:rStyle w:val="normaltextrun"/>
+          <w:rFonts w:ascii="Arial" w:hAnsi="Arial" w:cs="Arial"/>
+          <w:b/>
+          <w:bCs/>
+          <w:color w:val="000000"/>
+          <w:shd w:val="clear" w:color="auto" w:fill="FFFFFF"/>
+        </w:rPr>
+        <w:t>INITIAL RENTAL CONTRACT</w:t>
+      </w:r>
+    </w:p>
+    <w:tbl>
+      <w:tblPr>
+        <w:tblStyle w:val="TableGrid"/>
+        <w:tblpPr w:leftFromText="180" w:rightFromText="180" w:vertAnchor="text" w:horzAnchor="margin" w:tblpXSpec="right" w:tblpY="662"/>
+        <w:tblW w:w="0" w:type="auto"/>
+        <w:tblLook w:val="04A0" w:firstRow="1" w:lastRow="0" w:firstColumn="1" w:lastColumn="0" w:noHBand="0" w:noVBand="1"/>
+      </w:tblPr>
+      <w:tblGrid>
+        <w:gridCol w:w="1980"/>
+        <w:gridCol w:w="2790"/>
+        <w:gridCol w:w="1632"/>
+      </w:tblGrid>
+      <w:tr>
+        <w:trPr>
+          <w:trHeight w:val="362"/>
+        </w:trPr>
+        <w:tc>
+          <w:tcPr>
+            <w:tcW w:w="1980" w:type="dxa"/>
+            <w:tcBorders>
+              <w:top w:val="nil"/>
+              <w:left w:val="nil"/>
+              <w:bottom w:val="single" w:sz="24" w:space="0" w:color="FFFFFF" w:themeColor="background1"/>
+              <w:right w:val="nil"/>
+            </w:tcBorders>
+            <w:shd w:val="clear" w:color="auto" w:fill="BCDDF6"/>
+          </w:tcPr>
+          <w:p>
+            <w:pPr>
+              <w:spacing w:before="60"/>
+              <w:jc w:val="center"/>
+              <w:rPr>
+                <w:b/>
+                <w:color w:val="2F5496" w:themeColor="accent1" w:themeShade="BF"/>
+                <w:sz w:val="24"/>
+                <w:szCs w:val="24"/>
+              </w:rPr>
+            </w:pPr>
+            <w:r>
+              <w:rPr>
+                <w:b/>
+                <w:color w:val="2F5496" w:themeColor="accent1" w:themeShade="BF"/>
+                <w:sz w:val="24"/>
+                <w:szCs w:val="24"/>
+              </w:rPr>
+              <w:t>Landlord Info</w:t>
+            </w:r>
+          </w:p>
+        </w:tc>
+        <w:tc>
+          <w:tcPr>
+            <w:tcW w:w="2790" w:type="dxa"/>
+            <w:tcBorders>
+              <w:top w:val="nil"/>
+              <w:left w:val="nil"/>
+              <w:bottom w:val="single" w:sz="24" w:space="0" w:color="FFFFFF" w:themeColor="background1"/>
+              <w:right w:val="nil"/>
+            </w:tcBorders>
+            <w:shd w:val="clear" w:color="auto" w:fill="BCDDF6"/>
+          </w:tcPr>
+          <w:p>
+            <w:pPr>
+              <w:spacing w:before="60"/>
+              <w:rPr>
+                <w:b/>
+                <w:color w:val="2F5496" w:themeColor="accent1" w:themeShade="BF"/>
+                <w:sz w:val="24"/>
+                <w:szCs w:val="24"/>
+              </w:rPr>
+            </w:pPr>
+          </w:p>
+        </w:tc>
+        <w:tc>
+          <w:tcPr>
+            <w:tcW w:w="1632" w:type="dxa"/>
+            <w:tcBorders>
+              <w:top w:val="nil"/>
+              <w:left w:val="nil"/>
+              <w:bottom w:val="single" w:sz="24" w:space="0" w:color="FFFFFF" w:themeColor="background1"/>
+              <w:right w:val="nil"/>
+            </w:tcBorders>
+            <w:shd w:val="clear" w:color="auto" w:fill="BCDDF6"/>
+          </w:tcPr>
+          <w:p>
+            <w:pPr>
+              <w:tabs>
+                <w:tab w:val="left" w:pos="188"/>
+              </w:tabs>
+              <w:spacing w:before="60"/>
+              <w:rPr>
+                <w:b/>
+                <w:color w:val="2F5496" w:themeColor="accent1" w:themeShade="BF"/>
+                <w:sz w:val="24"/>
+                <w:szCs w:val="24"/>
+              </w:rPr>
+            </w:pPr>
+            <w:r>
+              <w:rPr>
+                <w:b/>
+                <w:color w:val="2F5496" w:themeColor="accent1" w:themeShade="BF"/>
+                <w:sz w:val="24"/>
+                <w:szCs w:val="24"/>
+              </w:rPr>
+              <w:tab/>
+            </w:r>
+            <w:proofErr w:type="spellStart"/>
+            <w:r>
+              <w:rPr>
+                <w:b/>
+                <w:color w:val="2F5496" w:themeColor="accent1" w:themeShade="BF"/>
+                <w:sz w:val="24"/>
+                <w:szCs w:val="24"/>
+              </w:rPr>
+              <w:t>بيانات</w:t>
+            </w:r>
+            <w:proofErr w:type="spellEnd"/>
+            <w:r>
+              <w:rPr>
+                <w:b/>
+                <w:color w:val="2F5496" w:themeColor="accent1" w:themeShade="BF"/>
+                <w:sz w:val="24"/>
+                <w:szCs w:val="24"/>
+              </w:rPr>
+              <w:t xml:space="preserve"> </w:t>
+            </w:r>
+            <w:proofErr w:type="spellStart"/>
+            <w:r>
+              <w:rPr>
+                <w:b/>
+                <w:color w:val="2F5496" w:themeColor="accent1" w:themeShade="BF"/>
+                <w:sz w:val="24"/>
+                <w:szCs w:val="24"/>
+              </w:rPr>
+              <w:t>المؤجر</w:t>
+            </w:r>
+            <w:proofErr w:type="spellEnd"/>
+          </w:p>
+        </w:tc>
+      </w:tr>
+      <w:tr>
+        <w:trPr>
+          <w:trHeight w:val="376"/>
+        </w:trPr>
+        <w:tc>
+          <w:tcPr>
+            <w:tcW w:w="1980" w:type="dxa"/>
+            <w:tcBorders>
+              <w:top w:val="single" w:sz="24" w:space="0" w:color="FFFFFF" w:themeColor="background1"/>
+              <w:left w:val="single" w:sz="24" w:space="0" w:color="FFFFFF" w:themeColor="background1"/>
+              <w:bottom w:val="single" w:sz="24" w:space="0" w:color="FFFFFF" w:themeColor="background1"/>
+              <w:right w:val="single" w:sz="24" w:space="0" w:color="FFFFFF" w:themeColor="background1"/>
+            </w:tcBorders>
+          </w:tcPr>
+          <w:p>
+            <w:r>
+              <w:t>Owner Name</w:t>
+            </w:r>
+          </w:p>
+        </w:tc>
+        <w:tc>
+          <w:tcPr>
+            <w:tcW w:w="2790" w:type="dxa"/>
+            <w:tcBorders>
+              <w:top w:val="single" w:sz="24" w:space="0" w:color="FFFFFF" w:themeColor="background1"/>
+              <w:left w:val="single" w:sz="24" w:space="0" w:color="FFFFFF" w:themeColor="background1"/>
+              <w:bottom w:val="single" w:sz="24" w:space="0" w:color="FFFFFF" w:themeColor="background1"/>
+              <w:right w:val="single" w:sz="24" w:space="0" w:color="FFFFFF" w:themeColor="background1"/>
+            </w:tcBorders>
+            <w:shd w:val="clear" w:color="auto" w:fill="BCDDF6"/>
+          </w:tcPr>
+          <w:p/>
+        </w:tc>
+        <w:tc>
+          <w:tcPr>
+            <w:tcW w:w="1632" w:type="dxa"/>
+            <w:tcBorders>
+              <w:top w:val="single" w:sz="24" w:space="0" w:color="FFFFFF" w:themeColor="background1"/>
+              <w:left w:val="single" w:sz="24" w:space="0" w:color="FFFFFF" w:themeColor="background1"/>
+              <w:bottom w:val="single" w:sz="24" w:space="0" w:color="FFFFFF" w:themeColor="background1"/>
+              <w:right w:val="single" w:sz="24" w:space="0" w:color="FFFFFF" w:themeColor="background1"/>
+            </w:tcBorders>
+          </w:tcPr>
+          <w:p>
+            <w:pPr>
+              <w:jc w:val="right"/>
+            </w:pPr>
+            <w:proofErr w:type="spellStart"/>
+            <w:r>
+              <w:t>اسم</w:t>
+            </w:r>
+            <w:proofErr w:type="spellEnd"/>
+            <w:r>
+              <w:t xml:space="preserve"> </w:t>
+            </w:r>
+            <w:proofErr w:type="spellStart"/>
+            <w:r>
+              <w:t>المالك</w:t>
+            </w:r>
+            <w:proofErr w:type="spellEnd"/>
+          </w:p>
+        </w:tc>
+      </w:tr>
+      <w:tr>
+        <w:trPr>
+          <w:trHeight w:val="362"/>
+        </w:trPr>
+        <w:tc>
+          <w:tcPr>
+            <w:tcW w:w="1980" w:type="dxa"/>
+            <w:tcBorders>
+              <w:top w:val="single" w:sz="24" w:space="0" w:color="FFFFFF" w:themeColor="background1"/>
+              <w:left w:val="single" w:sz="24" w:space="0" w:color="FFFFFF" w:themeColor="background1"/>
+              <w:bottom w:val="single" w:sz="24" w:space="0" w:color="FFFFFF" w:themeColor="background1"/>
+              <w:right w:val="single" w:sz="24" w:space="0" w:color="FFFFFF" w:themeColor="background1"/>
+            </w:tcBorders>
+          </w:tcPr>
+          <w:p>
+            <w:r>
+              <w:t>Name of Landlord</w:t>
+            </w:r>
+          </w:p>
+        </w:tc>
+        <w:tc>
+          <w:tcPr>
+            <w:tcW w:w="2790" w:type="dxa"/>
+            <w:tcBorders>
+              <w:top w:val="single" w:sz="24" w:space="0" w:color="FFFFFF" w:themeColor="background1"/>
+              <w:left w:val="single" w:sz="24" w:space="0" w:color="FFFFFF" w:themeColor="background1"/>
+              <w:bottom w:val="single" w:sz="24" w:space="0" w:color="FFFFFF" w:themeColor="background1"/>
+              <w:right w:val="single" w:sz="24" w:space="0" w:color="FFFFFF" w:themeColor="background1"/>
+            </w:tcBorders>
+            <w:shd w:val="clear" w:color="auto" w:fill="BCDDF6"/>
+          </w:tcPr>
+          <w:p/>
+        </w:tc>
+        <w:tc>
+          <w:tcPr>
+            <w:tcW w:w="1632" w:type="dxa"/>
+            <w:tcBorders>
+              <w:top w:val="single" w:sz="24" w:space="0" w:color="FFFFFF" w:themeColor="background1"/>
+              <w:left w:val="single" w:sz="24" w:space="0" w:color="FFFFFF" w:themeColor="background1"/>
+              <w:bottom w:val="single" w:sz="24" w:space="0" w:color="FFFFFF" w:themeColor="background1"/>
+              <w:right w:val="single" w:sz="24" w:space="0" w:color="FFFFFF" w:themeColor="background1"/>
+            </w:tcBorders>
+          </w:tcPr>
+          <w:p>
+            <w:pPr>
+              <w:jc w:val="right"/>
+            </w:pPr>
+            <w:proofErr w:type="spellStart"/>
+            <w:r>
+              <w:t>اسم</w:t>
+            </w:r>
+            <w:proofErr w:type="spellEnd"/>
+            <w:r>
+              <w:t xml:space="preserve"> </w:t>
+            </w:r>
+            <w:proofErr w:type="spellStart"/>
+            <w:r>
+              <w:t>المؤجر</w:t>
+            </w:r>
+            <w:proofErr w:type="spellEnd"/>
+          </w:p>
+        </w:tc>
+      </w:tr>
+      <w:tr>
+        <w:trPr>
+          <w:trHeight w:val="376"/>
+        </w:trPr>
+        <w:tc>
+          <w:tcPr>
+            <w:tcW w:w="1980" w:type="dxa"/>
+            <w:tcBorders>
+              <w:top w:val="single" w:sz="24" w:space="0" w:color="FFFFFF" w:themeColor="background1"/>
+              <w:left w:val="single" w:sz="24" w:space="0" w:color="FFFFFF" w:themeColor="background1"/>
+              <w:bottom w:val="single" w:sz="24" w:space="0" w:color="FFFFFF" w:themeColor="background1"/>
+              <w:right w:val="single" w:sz="24" w:space="0" w:color="FFFFFF" w:themeColor="background1"/>
+            </w:tcBorders>
+          </w:tcPr>
+          <w:p>
+            <w:r>
+              <w:t>Nationality</w:t>
+            </w:r>
+          </w:p>
+        </w:tc>
+        <w:tc>
+          <w:tcPr>
+            <w:tcW w:w="2790" w:type="dxa"/>
+            <w:tcBorders>
+              <w:top w:val="single" w:sz="24" w:space="0" w:color="FFFFFF" w:themeColor="background1"/>
+              <w:left w:val="single" w:sz="24" w:space="0" w:color="FFFFFF" w:themeColor="background1"/>
+              <w:bottom w:val="single" w:sz="24" w:space="0" w:color="FFFFFF" w:themeColor="background1"/>
+              <w:right w:val="single" w:sz="24" w:space="0" w:color="FFFFFF" w:themeColor="background1"/>
+            </w:tcBorders>
+            <w:shd w:val="clear" w:color="auto" w:fill="BCDDF6"/>
+          </w:tcPr>
+          <w:p/>
+        </w:tc>
+        <w:tc>
+          <w:tcPr>
+            <w:tcW w:w="1632" w:type="dxa"/>
+            <w:tcBorders>
+              <w:top w:val="single" w:sz="24" w:space="0" w:color="FFFFFF" w:themeColor="background1"/>
+              <w:left w:val="single" w:sz="24" w:space="0" w:color="FFFFFF" w:themeColor="background1"/>
+              <w:bottom w:val="single" w:sz="24" w:space="0" w:color="FFFFFF" w:themeColor="background1"/>
+              <w:right w:val="single" w:sz="24" w:space="0" w:color="FFFFFF" w:themeColor="background1"/>
+            </w:tcBorders>
+          </w:tcPr>
+          <w:p>
+            <w:pPr>
+              <w:jc w:val="right"/>
+            </w:pPr>
+            <w:proofErr w:type="spellStart"/>
+            <w:r>
+              <w:t>الجنسية</w:t>
+            </w:r>
+            <w:proofErr w:type="spellEnd"/>
+          </w:p>
+        </w:tc>
+      </w:tr>
+      <w:tr>
+        <w:trPr>
+          <w:trHeight w:val="362"/>
+        </w:trPr>
+        <w:tc>
+          <w:tcPr>
+            <w:tcW w:w="1980" w:type="dxa"/>
+            <w:tcBorders>
+              <w:top w:val="single" w:sz="24" w:space="0" w:color="FFFFFF" w:themeColor="background1"/>
+              <w:left w:val="single" w:sz="24" w:space="0" w:color="FFFFFF" w:themeColor="background1"/>
+              <w:bottom w:val="single" w:sz="24" w:space="0" w:color="FFFFFF" w:themeColor="background1"/>
+              <w:right w:val="single" w:sz="24" w:space="0" w:color="FFFFFF" w:themeColor="background1"/>
+            </w:tcBorders>
+          </w:tcPr>
+          <w:p>
+            <w:r>
+              <w:t>Emirates ID</w:t>
+            </w:r>
+          </w:p>
+        </w:tc>
+        <w:tc>
+          <w:tcPr>
+            <w:tcW w:w="2790" w:type="dxa"/>
+            <w:tcBorders>
+              <w:top w:val="single" w:sz="24" w:space="0" w:color="FFFFFF" w:themeColor="background1"/>
+              <w:left w:val="single" w:sz="24" w:space="0" w:color="FFFFFF" w:themeColor="background1"/>
+              <w:bottom w:val="single" w:sz="24" w:space="0" w:color="FFFFFF" w:themeColor="background1"/>
+              <w:right w:val="single" w:sz="24" w:space="0" w:color="FFFFFF" w:themeColor="background1"/>
+            </w:tcBorders>
+            <w:shd w:val="clear" w:color="auto" w:fill="BCDDF6"/>
+          </w:tcPr>
+          <w:p/>
+        </w:tc>
+        <w:tc>
+          <w:tcPr>
+            <w:tcW w:w="1632" w:type="dxa"/>
+            <w:tcBorders>
+              <w:top w:val="single" w:sz="24" w:space="0" w:color="FFFFFF" w:themeColor="background1"/>
+              <w:left w:val="single" w:sz="24" w:space="0" w:color="FFFFFF" w:themeColor="background1"/>
+              <w:bottom w:val="single" w:sz="24" w:space="0" w:color="FFFFFF" w:themeColor="background1"/>
+              <w:right w:val="single" w:sz="24" w:space="0" w:color="FFFFFF" w:themeColor="background1"/>
+            </w:tcBorders>
+          </w:tcPr>
+          <w:p>
+            <w:pPr>
+              <w:jc w:val="right"/>
+            </w:pPr>
+            <w:proofErr w:type="spellStart"/>
+            <w:r>
+              <w:t>رقم</w:t>
+            </w:r>
+            <w:proofErr w:type="spellEnd"/>
+            <w:r>
+              <w:t xml:space="preserve"> </w:t>
+            </w:r>
+            <w:proofErr w:type="spellStart"/>
+            <w:r>
+              <w:t>بطاقة</w:t>
+            </w:r>
+            <w:proofErr w:type="spellEnd"/>
+            <w:r>
+              <w:t xml:space="preserve"> </w:t>
+            </w:r>
+            <w:proofErr w:type="spellStart"/>
+            <w:r>
+              <w:t>الهوية</w:t>
+            </w:r>
+            <w:proofErr w:type="spellEnd"/>
+          </w:p>
+        </w:tc>
+      </w:tr>
+      <w:tr>
+        <w:trPr>
+          <w:trHeight w:val="376"/>
+        </w:trPr>
+        <w:tc>
+          <w:tcPr>
+            <w:tcW w:w="1980" w:type="dxa"/>
+            <w:tcBorders>
+              <w:top w:val="single" w:sz="24" w:space="0" w:color="FFFFFF" w:themeColor="background1"/>
+              <w:left w:val="single" w:sz="24" w:space="0" w:color="FFFFFF" w:themeColor="background1"/>
+              <w:bottom w:val="single" w:sz="24" w:space="0" w:color="FFFFFF" w:themeColor="background1"/>
+              <w:right w:val="single" w:sz="24" w:space="0" w:color="FFFFFF" w:themeColor="background1"/>
+            </w:tcBorders>
+          </w:tcPr>
+          <w:p>
+            <w:r>
+              <w:t>Address</w:t>
+            </w:r>
+          </w:p>
+        </w:tc>
+        <w:tc>
+          <w:tcPr>
+            <w:tcW w:w="2790" w:type="dxa"/>
+            <w:tcBorders>
+              <w:top w:val="single" w:sz="24" w:space="0" w:color="FFFFFF" w:themeColor="background1"/>
+              <w:left w:val="single" w:sz="24" w:space="0" w:color="FFFFFF" w:themeColor="background1"/>
+              <w:bottom w:val="single" w:sz="24" w:space="0" w:color="FFFFFF" w:themeColor="background1"/>
+              <w:right w:val="single" w:sz="24" w:space="0" w:color="FFFFFF" w:themeColor="background1"/>
+            </w:tcBorders>
+            <w:shd w:val="clear" w:color="auto" w:fill="BCDDF6"/>
+          </w:tcPr>
+          <w:p/>
+        </w:tc>
+        <w:tc>
+          <w:tcPr>
+            <w:tcW w:w="1632" w:type="dxa"/>
+            <w:tcBorders>
+              <w:top w:val="single" w:sz="24" w:space="0" w:color="FFFFFF" w:themeColor="background1"/>
+              <w:left w:val="single" w:sz="24" w:space="0" w:color="FFFFFF" w:themeColor="background1"/>
+              <w:bottom w:val="single" w:sz="24" w:space="0" w:color="FFFFFF" w:themeColor="background1"/>
+              <w:right w:val="single" w:sz="24" w:space="0" w:color="FFFFFF" w:themeColor="background1"/>
+            </w:tcBorders>
+          </w:tcPr>
+          <w:p>
+            <w:pPr>
+              <w:jc w:val="right"/>
+            </w:pPr>
+            <w:proofErr w:type="spellStart"/>
+            <w:r>
+              <w:t>العنوان</w:t>
+            </w:r>
+            <w:proofErr w:type="spellEnd"/>
+          </w:p>
+        </w:tc>
+      </w:tr>
+      <w:tr>
+        <w:trPr>
+          <w:trHeight w:val="362"/>
+        </w:trPr>
+        <w:tc>
+          <w:tcPr>
+            <w:tcW w:w="1980" w:type="dxa"/>
+            <w:tcBorders>
+              <w:top w:val="single" w:sz="24" w:space="0" w:color="FFFFFF" w:themeColor="background1"/>
+              <w:left w:val="single" w:sz="24" w:space="0" w:color="FFFFFF" w:themeColor="background1"/>
+              <w:bottom w:val="single" w:sz="24" w:space="0" w:color="FFFFFF" w:themeColor="background1"/>
+              <w:right w:val="single" w:sz="24" w:space="0" w:color="FFFFFF" w:themeColor="background1"/>
+            </w:tcBorders>
+          </w:tcPr>
+          <w:p>
+            <w:r>
+              <w:t>Phone</w:t>
+            </w:r>
+          </w:p>
+        </w:tc>
+        <w:tc>
+          <w:tcPr>
+            <w:tcW w:w="2790" w:type="dxa"/>
+            <w:tcBorders>
+              <w:top w:val="single" w:sz="24" w:space="0" w:color="FFFFFF" w:themeColor="background1"/>
+              <w:left w:val="single" w:sz="24" w:space="0" w:color="FFFFFF" w:themeColor="background1"/>
+              <w:bottom w:val="single" w:sz="24" w:space="0" w:color="FFFFFF" w:themeColor="background1"/>
+              <w:right w:val="single" w:sz="24" w:space="0" w:color="FFFFFF" w:themeColor="background1"/>
+            </w:tcBorders>
+            <w:shd w:val="clear" w:color="auto" w:fill="BCDDF6"/>
+          </w:tcPr>
+          <w:p/>
+        </w:tc>
+        <w:tc>
+          <w:tcPr>
+            <w:tcW w:w="1632" w:type="dxa"/>
+            <w:tcBorders>
+              <w:top w:val="single" w:sz="24" w:space="0" w:color="FFFFFF" w:themeColor="background1"/>
+              <w:left w:val="single" w:sz="24" w:space="0" w:color="FFFFFF" w:themeColor="background1"/>
+              <w:bottom w:val="single" w:sz="24" w:space="0" w:color="FFFFFF" w:themeColor="background1"/>
+              <w:right w:val="single" w:sz="24" w:space="0" w:color="FFFFFF" w:themeColor="background1"/>
+            </w:tcBorders>
+          </w:tcPr>
+          <w:p>
+            <w:pPr>
+              <w:jc w:val="right"/>
+            </w:pPr>
+            <w:proofErr w:type="spellStart"/>
+            <w:r>
+              <w:t>الهاتف</w:t>
+            </w:r>
+            <w:proofErr w:type="spellEnd"/>
+          </w:p>
+        </w:tc>
+      </w:tr>
+      <w:tr>
+        <w:trPr>
+          <w:trHeight w:val="362"/>
+        </w:trPr>
+        <w:tc>
+          <w:tcPr>
+            <w:tcW w:w="1980" w:type="dxa"/>
+            <w:tcBorders>
+              <w:top w:val="single" w:sz="24" w:space="0" w:color="FFFFFF" w:themeColor="background1"/>
+              <w:left w:val="single" w:sz="24" w:space="0" w:color="FFFFFF" w:themeColor="background1"/>
+              <w:bottom w:val="single" w:sz="24" w:space="0" w:color="FFFFFF" w:themeColor="background1"/>
+              <w:right w:val="single" w:sz="24" w:space="0" w:color="FFFFFF" w:themeColor="background1"/>
+            </w:tcBorders>
+          </w:tcPr>
+          <w:p>
+            <w:proofErr w:type="spellStart"/>
+            <w:r>
+              <w:t>P.O.Box</w:t>
+            </w:r>
+            <w:proofErr w:type="spellEnd"/>
+          </w:p>
+        </w:tc>
+        <w:tc>
+          <w:tcPr>
+            <w:tcW w:w="2790" w:type="dxa"/>
+            <w:tcBorders>
+              <w:top w:val="single" w:sz="24" w:space="0" w:color="FFFFFF" w:themeColor="background1"/>
+              <w:left w:val="single" w:sz="24" w:space="0" w:color="FFFFFF" w:themeColor="background1"/>
+              <w:bottom w:val="single" w:sz="24" w:space="0" w:color="FFFFFF" w:themeColor="background1"/>
+              <w:right w:val="single" w:sz="24" w:space="0" w:color="FFFFFF" w:themeColor="background1"/>
+            </w:tcBorders>
+            <w:shd w:val="clear" w:color="auto" w:fill="BCDDF6"/>
+          </w:tcPr>
+          <w:p/>
+        </w:tc>
+        <w:tc>
+          <w:tcPr>
+            <w:tcW w:w="1632" w:type="dxa"/>
+            <w:tcBorders>
+              <w:top w:val="single" w:sz="24" w:space="0" w:color="FFFFFF" w:themeColor="background1"/>
+              <w:left w:val="single" w:sz="24" w:space="0" w:color="FFFFFF" w:themeColor="background1"/>
+              <w:bottom w:val="single" w:sz="24" w:space="0" w:color="FFFFFF" w:themeColor="background1"/>
+              <w:right w:val="single" w:sz="24" w:space="0" w:color="FFFFFF" w:themeColor="background1"/>
+            </w:tcBorders>
+          </w:tcPr>
+          <w:p>
+            <w:pPr>
+              <w:jc w:val="right"/>
+            </w:pPr>
+            <w:proofErr w:type="spellStart"/>
+            <w:r>
+              <w:t>صندوق</w:t>
+            </w:r>
+            <w:proofErr w:type="spellEnd"/>
+            <w:r>
+              <w:t xml:space="preserve"> </w:t>
+            </w:r>
+            <w:proofErr w:type="spellStart"/>
+            <w:r>
+              <w:t>البريد</w:t>
+            </w:r>
+            <w:proofErr w:type="spellEnd"/>
+          </w:p>
+        </w:tc>
+      </w:tr>
+      <w:tr>
+        <w:trPr>
+          <w:trHeight w:val="362"/>
+        </w:trPr>
+        <w:tc>
+          <w:tcPr>
+            <w:tcW w:w="1980" w:type="dxa"/>
+            <w:tcBorders>
+              <w:top w:val="single" w:sz="24" w:space="0" w:color="FFFFFF" w:themeColor="background1"/>
+              <w:left w:val="single" w:sz="24" w:space="0" w:color="FFFFFF" w:themeColor="background1"/>
+              <w:bottom w:val="single" w:sz="24" w:space="0" w:color="FFFFFF" w:themeColor="background1"/>
+              <w:right w:val="single" w:sz="24" w:space="0" w:color="FFFFFF" w:themeColor="background1"/>
+            </w:tcBorders>
+          </w:tcPr>
+          <w:p>
+            <w:r>
+              <w:t>Email</w:t>
+            </w:r>
+          </w:p>
+        </w:tc>
+        <w:tc>
+          <w:tcPr>
+            <w:tcW w:w="2790" w:type="dxa"/>
+            <w:tcBorders>
+              <w:top w:val="single" w:sz="24" w:space="0" w:color="FFFFFF" w:themeColor="background1"/>
+              <w:left w:val="single" w:sz="24" w:space="0" w:color="FFFFFF" w:themeColor="background1"/>
+              <w:bottom w:val="single" w:sz="24" w:space="0" w:color="FFFFFF" w:themeColor="background1"/>
+              <w:right w:val="single" w:sz="24" w:space="0" w:color="FFFFFF" w:themeColor="background1"/>
+            </w:tcBorders>
+            <w:shd w:val="clear" w:color="auto" w:fill="BCDDF6"/>
+          </w:tcPr>
+          <w:p/>
+        </w:tc>
+        <w:tc>
+          <w:tcPr>
+            <w:tcW w:w="1632" w:type="dxa"/>
+            <w:tcBorders>
+              <w:top w:val="single" w:sz="24" w:space="0" w:color="FFFFFF" w:themeColor="background1"/>
+              <w:left w:val="single" w:sz="24" w:space="0" w:color="FFFFFF" w:themeColor="background1"/>
+              <w:bottom w:val="single" w:sz="24" w:space="0" w:color="FFFFFF" w:themeColor="background1"/>
+              <w:right w:val="single" w:sz="24" w:space="0" w:color="FFFFFF" w:themeColor="background1"/>
+            </w:tcBorders>
+          </w:tcPr>
+          <w:p>
+            <w:pPr>
+              <w:jc w:val="right"/>
+            </w:pPr>
+            <w:proofErr w:type="spellStart"/>
+            <w:r>
+              <w:t>البريد</w:t>
+            </w:r>
+            <w:proofErr w:type="spellEnd"/>
+            <w:r>
+              <w:t xml:space="preserve"> </w:t>
+            </w:r>
+            <w:proofErr w:type="spellStart"/>
+            <w:r>
+              <w:t>الإلكتروني</w:t>
+            </w:r>
+            <w:proofErr w:type="spellEnd"/>
+          </w:p>
+        </w:tc>
+      </w:tr>
+    </w:tbl>
+    <w:p>
+      <w:pPr>
+        <w:jc w:val="center"/>
+        <w:rPr>
+          <w:rStyle w:val="normaltextrun"/>
+          <w:rFonts w:ascii="Arial" w:hAnsi="Arial" w:cs="Arial"/>
+          <w:b/>
+          <w:bCs/>
+          <w:color w:val="000000"/>
+          <w:shd w:val="clear" w:color="auto" w:fill="FFFFFF"/>
+        </w:rPr>
+      </w:pPr>
+    </w:p>
+    <w:tbl>
+      <w:tblPr>
+        <w:tblStyle w:val="TableGrid"/>
+        <w:tblpPr w:leftFromText="180" w:rightFromText="180" w:vertAnchor="text" w:horzAnchor="margin" w:tblpY="239"/>
+        <w:tblW w:w="0" w:type="auto"/>
+        <w:tblLook w:val="04A0" w:firstRow="1" w:lastRow="0" w:firstColumn="1" w:lastColumn="0" w:noHBand="0" w:noVBand="1"/>
+      </w:tblPr>
+      <w:tblGrid>
+        <w:gridCol w:w="1530"/>
+        <w:gridCol w:w="2430"/>
+        <w:gridCol w:w="1597"/>
+      </w:tblGrid>
+      <w:tr>
+        <w:trPr>
+          <w:trHeight w:val="358"/>
+        </w:trPr>
+        <w:tc>
+          <w:tcPr>
+            <w:tcW w:w="1530" w:type="dxa"/>
+            <w:tcBorders>
+              <w:top w:val="nil"/>
+              <w:left w:val="nil"/>
+              <w:bottom w:val="thinThickSmallGap" w:sz="24" w:space="0" w:color="FFFFFF" w:themeColor="background1"/>
+              <w:right w:val="nil"/>
+            </w:tcBorders>
+            <w:shd w:val="clear" w:color="auto" w:fill="BCDDF6"/>
+          </w:tcPr>
+          <w:p>
+            <w:pPr>
+              <w:spacing w:before="60" w:after="20"/>
+              <w:rPr>
+                <w:rFonts w:ascii="Arial" w:hAnsi="Arial" w:cs="Arial"/>
+                <w:b/>
+                <w:color w:val="2F5496" w:themeColor="accent1" w:themeShade="BF"/>
+                <w:sz w:val="24"/>
+                <w:szCs w:val="24"/>
+              </w:rPr>
+            </w:pPr>
+            <w:r>
+              <w:rPr>
+                <w:rFonts w:ascii="Arial" w:hAnsi="Arial" w:cs="Arial"/>
+                <w:b/>
+                <w:color w:val="2F5496" w:themeColor="accent1" w:themeShade="BF"/>
+                <w:sz w:val="24"/>
+                <w:szCs w:val="24"/>
+              </w:rPr>
+              <w:t>Tenant Info</w:t>
+            </w:r>
+          </w:p>
+        </w:tc>
+        <w:tc>
+          <w:tcPr>
+            <w:tcW w:w="2430" w:type="dxa"/>
+            <w:tcBorders>
+              <w:top w:val="nil"/>
+              <w:left w:val="nil"/>
+              <w:bottom w:val="thinThickSmallGap" w:sz="24" w:space="0" w:color="FFFFFF" w:themeColor="background1"/>
+              <w:right w:val="nil"/>
+            </w:tcBorders>
+            <w:shd w:val="clear" w:color="auto" w:fill="BCDDF6"/>
+          </w:tcPr>
+          <w:p>
+            <w:pPr>
+              <w:spacing w:before="60"/>
+            </w:pPr>
+          </w:p>
+        </w:tc>
+        <w:tc>
+          <w:tcPr>
+            <w:tcW w:w="1597" w:type="dxa"/>
+            <w:tcBorders>
+              <w:top w:val="nil"/>
+              <w:left w:val="nil"/>
+              <w:bottom w:val="thinThickSmallGap" w:sz="24" w:space="0" w:color="FFFFFF" w:themeColor="background1"/>
+              <w:right w:val="nil"/>
+            </w:tcBorders>
+            <w:shd w:val="clear" w:color="auto" w:fill="BCDDF6"/>
+          </w:tcPr>
+          <w:p>
+            <w:pPr>
+              <w:spacing w:before="60"/>
+              <w:jc w:val="center"/>
+              <w:rPr>
+                <w:rFonts w:ascii="Arial" w:hAnsi="Arial" w:cs="Arial"/>
+                <w:b/>
+                <w:color w:val="2F5496" w:themeColor="accent1" w:themeShade="BF"/>
+                <w:sz w:val="24"/>
+                <w:szCs w:val="24"/>
+                <w:highlight w:val="cyan"/>
+              </w:rPr>
+            </w:pPr>
+            <w:r>
+              <w:rPr>
+                <w:rFonts w:ascii="Arial" w:hAnsi="Arial" w:cs="Arial"/>
+                <w:b/>
+                <w:color w:val="2F5496" w:themeColor="accent1" w:themeShade="BF"/>
+                <w:sz w:val="24"/>
+                <w:szCs w:val="24"/>
+              </w:rPr>
+              <w:t>بيانات المستأجر</w:t>
+            </w:r>
+          </w:p>
+        </w:tc>
+      </w:tr>
+      <w:tr>
+        <w:trPr>
+          <w:trHeight w:val="370"/>
+        </w:trPr>
+        <w:tc>
+          <w:tcPr>
+            <w:tcW w:w="1530" w:type="dxa"/>
+            <w:tcBorders>
+              <w:top w:val="thinThickSmallGap" w:sz="24" w:space="0" w:color="FFFFFF" w:themeColor="background1"/>
+              <w:left w:val="thinThickSmallGap" w:sz="24" w:space="0" w:color="FFFFFF" w:themeColor="background1"/>
+              <w:bottom w:val="thinThickSmallGap" w:sz="24" w:space="0" w:color="FFFFFF" w:themeColor="background1"/>
+              <w:right w:val="thinThickSmallGap" w:sz="24" w:space="0" w:color="FFFFFF" w:themeColor="background1"/>
+            </w:tcBorders>
+          </w:tcPr>
+          <w:p>
+            <w:r>
+              <w:t>Tenant Name</w:t>
+            </w:r>
+          </w:p>
+        </w:tc>
+        <w:tc>
+          <w:tcPr>
+            <w:tcW w:w="2430" w:type="dxa"/>
+            <w:tcBorders>
+              <w:top w:val="thinThickSmallGap" w:sz="24" w:space="0" w:color="FFFFFF" w:themeColor="background1"/>
+              <w:left w:val="thinThickSmallGap" w:sz="24" w:space="0" w:color="FFFFFF" w:themeColor="background1"/>
+              <w:bottom w:val="thinThickSmallGap" w:sz="24" w:space="0" w:color="FFFFFF" w:themeColor="background1"/>
+              <w:right w:val="thinThickSmallGap" w:sz="24" w:space="0" w:color="FFFFFF" w:themeColor="background1"/>
+            </w:tcBorders>
+            <w:shd w:val="clear" w:color="auto" w:fill="BCDDF6"/>
+          </w:tcPr>
+          <w:p/>
+        </w:tc>
+        <w:tc>
+          <w:tcPr>
+            <w:tcW w:w="1597" w:type="dxa"/>
+            <w:tcBorders>
+              <w:top w:val="thinThickSmallGap" w:sz="24" w:space="0" w:color="FFFFFF" w:themeColor="background1"/>
+              <w:left w:val="thinThickSmallGap" w:sz="24" w:space="0" w:color="FFFFFF" w:themeColor="background1"/>
+              <w:bottom w:val="thinThickSmallGap" w:sz="24" w:space="0" w:color="FFFFFF" w:themeColor="background1"/>
+              <w:right w:val="thinThickSmallGap" w:sz="24" w:space="0" w:color="FFFFFF" w:themeColor="background1"/>
+            </w:tcBorders>
+          </w:tcPr>
+          <w:p>
+            <w:pPr>
+              <w:jc w:val="right"/>
+            </w:pPr>
+            <w:proofErr w:type="spellStart"/>
+            <w:r>
+              <w:t>اسم</w:t>
+            </w:r>
+            <w:proofErr w:type="spellEnd"/>
+            <w:r>
+              <w:t xml:space="preserve"> </w:t>
+            </w:r>
+            <w:proofErr w:type="spellStart"/>
+            <w:r>
+              <w:t>المستأجر</w:t>
+            </w:r>
+            <w:proofErr w:type="spellEnd"/>
+          </w:p>
+        </w:tc>
+      </w:tr>
+      <w:tr>
+        <w:trPr>
+          <w:trHeight w:val="358"/>
+        </w:trPr>
+        <w:tc>
+          <w:tcPr>
+            <w:tcW w:w="1530" w:type="dxa"/>
+            <w:tcBorders>
+              <w:top w:val="thinThickSmallGap" w:sz="24" w:space="0" w:color="FFFFFF" w:themeColor="background1"/>
+              <w:left w:val="thinThickSmallGap" w:sz="24" w:space="0" w:color="FFFFFF" w:themeColor="background1"/>
+              <w:bottom w:val="thinThickSmallGap" w:sz="24" w:space="0" w:color="FFFFFF" w:themeColor="background1"/>
+              <w:right w:val="thinThickSmallGap" w:sz="24" w:space="0" w:color="FFFFFF" w:themeColor="background1"/>
+            </w:tcBorders>
+          </w:tcPr>
+          <w:p>
+            <w:r>
+              <w:t>Nationality</w:t>
+            </w:r>
+          </w:p>
+        </w:tc>
+        <w:tc>
+          <w:tcPr>
+            <w:tcW w:w="2430" w:type="dxa"/>
+            <w:tcBorders>
+              <w:top w:val="thinThickSmallGap" w:sz="24" w:space="0" w:color="FFFFFF" w:themeColor="background1"/>
+              <w:left w:val="thinThickSmallGap" w:sz="24" w:space="0" w:color="FFFFFF" w:themeColor="background1"/>
+              <w:bottom w:val="thinThickSmallGap" w:sz="24" w:space="0" w:color="FFFFFF" w:themeColor="background1"/>
+              <w:right w:val="thinThickSmallGap" w:sz="24" w:space="0" w:color="FFFFFF" w:themeColor="background1"/>
+            </w:tcBorders>
+            <w:shd w:val="clear" w:color="auto" w:fill="BCDDF6"/>
+          </w:tcPr>
+          <w:p/>
+        </w:tc>
+        <w:tc>
+          <w:tcPr>
+            <w:tcW w:w="1597" w:type="dxa"/>
+            <w:tcBorders>
+              <w:top w:val="thinThickSmallGap" w:sz="24" w:space="0" w:color="FFFFFF" w:themeColor="background1"/>
+              <w:left w:val="thinThickSmallGap" w:sz="24" w:space="0" w:color="FFFFFF" w:themeColor="background1"/>
+              <w:bottom w:val="thinThickSmallGap" w:sz="24" w:space="0" w:color="FFFFFF" w:themeColor="background1"/>
+              <w:right w:val="thinThickSmallGap" w:sz="24" w:space="0" w:color="FFFFFF" w:themeColor="background1"/>
+            </w:tcBorders>
+          </w:tcPr>
+          <w:p>
+            <w:pPr>
+              <w:jc w:val="right"/>
+            </w:pPr>
+            <w:proofErr w:type="spellStart"/>
+            <w:r>
+              <w:t>الجنسية</w:t>
+            </w:r>
+            <w:proofErr w:type="spellEnd"/>
+          </w:p>
+        </w:tc>
+      </w:tr>
+      <w:tr>
+        <w:trPr>
+          <w:trHeight w:val="370"/>
+        </w:trPr>
+        <w:tc>
+          <w:tcPr>
+            <w:tcW w:w="1530" w:type="dxa"/>
+            <w:tcBorders>
+              <w:top w:val="thinThickSmallGap" w:sz="24" w:space="0" w:color="FFFFFF" w:themeColor="background1"/>
+              <w:left w:val="thinThickSmallGap" w:sz="24" w:space="0" w:color="FFFFFF" w:themeColor="background1"/>
+              <w:bottom w:val="thinThickSmallGap" w:sz="24" w:space="0" w:color="FFFFFF" w:themeColor="background1"/>
+              <w:right w:val="thinThickSmallGap" w:sz="24" w:space="0" w:color="FFFFFF" w:themeColor="background1"/>
+            </w:tcBorders>
+          </w:tcPr>
+          <w:p>
+            <w:r>
+              <w:t>Emirates ID</w:t>
+            </w:r>
+          </w:p>
+        </w:tc>
+        <w:tc>
+          <w:tcPr>
+            <w:tcW w:w="2430" w:type="dxa"/>
+            <w:tcBorders>
+              <w:top w:val="thinThickSmallGap" w:sz="24" w:space="0" w:color="FFFFFF" w:themeColor="background1"/>
+              <w:left w:val="thinThickSmallGap" w:sz="24" w:space="0" w:color="FFFFFF" w:themeColor="background1"/>
+              <w:bottom w:val="thinThickSmallGap" w:sz="24" w:space="0" w:color="FFFFFF" w:themeColor="background1"/>
+              <w:right w:val="thinThickSmallGap" w:sz="24" w:space="0" w:color="FFFFFF" w:themeColor="background1"/>
+            </w:tcBorders>
+            <w:shd w:val="clear" w:color="auto" w:fill="BCDDF6"/>
+          </w:tcPr>
+          <w:p/>
+        </w:tc>
+        <w:tc>
+          <w:tcPr>
+            <w:tcW w:w="1597" w:type="dxa"/>
+            <w:tcBorders>
+              <w:top w:val="thinThickSmallGap" w:sz="24" w:space="0" w:color="FFFFFF" w:themeColor="background1"/>
+              <w:left w:val="thinThickSmallGap" w:sz="24" w:space="0" w:color="FFFFFF" w:themeColor="background1"/>
+              <w:bottom w:val="thinThickSmallGap" w:sz="24" w:space="0" w:color="FFFFFF" w:themeColor="background1"/>
+              <w:right w:val="thinThickSmallGap" w:sz="24" w:space="0" w:color="FFFFFF" w:themeColor="background1"/>
+            </w:tcBorders>
+          </w:tcPr>
+          <w:p>
+            <w:pPr>
+              <w:jc w:val="right"/>
+            </w:pPr>
+            <w:proofErr w:type="spellStart"/>
+            <w:r>
+              <w:t>رقم</w:t>
+            </w:r>
+            <w:proofErr w:type="spellEnd"/>
+            <w:r>
+              <w:t xml:space="preserve"> </w:t>
+            </w:r>
+            <w:proofErr w:type="spellStart"/>
+            <w:r>
+              <w:t>بطاقة</w:t>
+            </w:r>
+            <w:proofErr w:type="spellEnd"/>
+            <w:r>
+              <w:t xml:space="preserve"> </w:t>
+            </w:r>
+            <w:proofErr w:type="spellStart"/>
+            <w:r>
+              <w:t>الهوية</w:t>
+            </w:r>
+            <w:proofErr w:type="spellEnd"/>
+          </w:p>
+        </w:tc>
+      </w:tr>
+      <w:tr>
+        <w:trPr>
+          <w:trHeight w:val="358"/>
+        </w:trPr>
+        <w:tc>
+          <w:tcPr>
+            <w:tcW w:w="1530" w:type="dxa"/>
+            <w:tcBorders>
+              <w:top w:val="thinThickSmallGap" w:sz="24" w:space="0" w:color="FFFFFF" w:themeColor="background1"/>
+              <w:left w:val="thinThickSmallGap" w:sz="24" w:space="0" w:color="FFFFFF" w:themeColor="background1"/>
+              <w:bottom w:val="thinThickSmallGap" w:sz="24" w:space="0" w:color="FFFFFF" w:themeColor="background1"/>
+              <w:right w:val="thinThickSmallGap" w:sz="24" w:space="0" w:color="FFFFFF" w:themeColor="background1"/>
+            </w:tcBorders>
+          </w:tcPr>
+          <w:p>
+            <w:r>
+              <w:t>Phone</w:t>
+            </w:r>
+          </w:p>
+        </w:tc>
+        <w:tc>
+          <w:tcPr>
+            <w:tcW w:w="2430" w:type="dxa"/>
+            <w:tcBorders>
+              <w:top w:val="thinThickSmallGap" w:sz="24" w:space="0" w:color="FFFFFF" w:themeColor="background1"/>
+              <w:left w:val="thinThickSmallGap" w:sz="24" w:space="0" w:color="FFFFFF" w:themeColor="background1"/>
+              <w:bottom w:val="thinThickSmallGap" w:sz="24" w:space="0" w:color="FFFFFF" w:themeColor="background1"/>
+              <w:right w:val="thinThickSmallGap" w:sz="24" w:space="0" w:color="FFFFFF" w:themeColor="background1"/>
+            </w:tcBorders>
+            <w:shd w:val="clear" w:color="auto" w:fill="BCDDF6"/>
+          </w:tcPr>
+          <w:p/>
+        </w:tc>
+        <w:tc>
+          <w:tcPr>
+            <w:tcW w:w="1597" w:type="dxa"/>
+            <w:tcBorders>
+              <w:top w:val="thinThickSmallGap" w:sz="24" w:space="0" w:color="FFFFFF" w:themeColor="background1"/>
+              <w:left w:val="thinThickSmallGap" w:sz="24" w:space="0" w:color="FFFFFF" w:themeColor="background1"/>
+              <w:bottom w:val="thinThickSmallGap" w:sz="24" w:space="0" w:color="FFFFFF" w:themeColor="background1"/>
+              <w:right w:val="thinThickSmallGap" w:sz="24" w:space="0" w:color="FFFFFF" w:themeColor="background1"/>
+            </w:tcBorders>
+          </w:tcPr>
+          <w:p>
+            <w:pPr>
+              <w:jc w:val="right"/>
+            </w:pPr>
+            <w:proofErr w:type="spellStart"/>
+            <w:r>
+              <w:t>الهاتف</w:t>
+            </w:r>
+            <w:proofErr w:type="spellEnd"/>
+          </w:p>
+        </w:tc>
+      </w:tr>
+      <w:tr>
+        <w:trPr>
+          <w:trHeight w:val="370"/>
+        </w:trPr>
+        <w:tc>
+          <w:tcPr>
+            <w:tcW w:w="1530" w:type="dxa"/>
+            <w:tcBorders>
+              <w:top w:val="thinThickSmallGap" w:sz="24" w:space="0" w:color="FFFFFF" w:themeColor="background1"/>
+              <w:left w:val="thinThickSmallGap" w:sz="24" w:space="0" w:color="FFFFFF" w:themeColor="background1"/>
+              <w:bottom w:val="thinThickSmallGap" w:sz="24" w:space="0" w:color="FFFFFF" w:themeColor="background1"/>
+              <w:right w:val="thinThickSmallGap" w:sz="24" w:space="0" w:color="FFFFFF" w:themeColor="background1"/>
+            </w:tcBorders>
+          </w:tcPr>
+          <w:p>
+            <w:r>
+              <w:t>P.O. Box</w:t>
+            </w:r>
+          </w:p>
+        </w:tc>
+        <w:tc>
+          <w:tcPr>
+            <w:tcW w:w="2430" w:type="dxa"/>
+            <w:tcBorders>
+              <w:top w:val="thinThickSmallGap" w:sz="24" w:space="0" w:color="FFFFFF" w:themeColor="background1"/>
+              <w:left w:val="thinThickSmallGap" w:sz="24" w:space="0" w:color="FFFFFF" w:themeColor="background1"/>
+              <w:bottom w:val="thinThickSmallGap" w:sz="24" w:space="0" w:color="FFFFFF" w:themeColor="background1"/>
+              <w:right w:val="thinThickSmallGap" w:sz="24" w:space="0" w:color="FFFFFF" w:themeColor="background1"/>
+            </w:tcBorders>
+            <w:shd w:val="clear" w:color="auto" w:fill="BCDDF6"/>
+          </w:tcPr>
+          <w:p/>
+        </w:tc>
+        <w:tc>
+          <w:tcPr>
+            <w:tcW w:w="1597" w:type="dxa"/>
+            <w:tcBorders>
+              <w:top w:val="thinThickSmallGap" w:sz="24" w:space="0" w:color="FFFFFF" w:themeColor="background1"/>
+              <w:left w:val="thinThickSmallGap" w:sz="24" w:space="0" w:color="FFFFFF" w:themeColor="background1"/>
+              <w:bottom w:val="thinThickSmallGap" w:sz="24" w:space="0" w:color="FFFFFF" w:themeColor="background1"/>
+              <w:right w:val="thinThickSmallGap" w:sz="24" w:space="0" w:color="FFFFFF" w:themeColor="background1"/>
+            </w:tcBorders>
+          </w:tcPr>
+          <w:p>
+            <w:pPr>
+              <w:jc w:val="right"/>
+            </w:pPr>
+            <w:proofErr w:type="spellStart"/>
+            <w:r>
+              <w:t>صندوق</w:t>
+            </w:r>
+            <w:proofErr w:type="spellEnd"/>
+            <w:r>
+              <w:t xml:space="preserve"> </w:t>
+            </w:r>
+            <w:proofErr w:type="spellStart"/>
+            <w:r>
+              <w:t>البريد</w:t>
+            </w:r>
+            <w:proofErr w:type="spellEnd"/>
+          </w:p>
+        </w:tc>
+      </w:tr>
+      <w:tr>
+        <w:trPr>
+          <w:trHeight w:val="358"/>
+        </w:trPr>
+        <w:tc>
+          <w:tcPr>
+            <w:tcW w:w="1530" w:type="dxa"/>
+            <w:tcBorders>
+              <w:top w:val="thinThickSmallGap" w:sz="24" w:space="0" w:color="FFFFFF" w:themeColor="background1"/>
+              <w:left w:val="thinThickSmallGap" w:sz="24" w:space="0" w:color="FFFFFF" w:themeColor="background1"/>
+              <w:bottom w:val="thinThickSmallGap" w:sz="24" w:space="0" w:color="FFFFFF" w:themeColor="background1"/>
+              <w:right w:val="thinThickSmallGap" w:sz="24" w:space="0" w:color="FFFFFF" w:themeColor="background1"/>
+            </w:tcBorders>
+          </w:tcPr>
+          <w:p>
+            <w:r>
+              <w:t>Email</w:t>
+            </w:r>
+          </w:p>
+        </w:tc>
+        <w:tc>
+          <w:tcPr>
+            <w:tcW w:w="2430" w:type="dxa"/>
+            <w:tcBorders>
+              <w:top w:val="thinThickSmallGap" w:sz="24" w:space="0" w:color="FFFFFF" w:themeColor="background1"/>
+              <w:left w:val="thinThickSmallGap" w:sz="24" w:space="0" w:color="FFFFFF" w:themeColor="background1"/>
+              <w:bottom w:val="thinThickSmallGap" w:sz="24" w:space="0" w:color="FFFFFF" w:themeColor="background1"/>
+              <w:right w:val="thinThickSmallGap" w:sz="24" w:space="0" w:color="FFFFFF" w:themeColor="background1"/>
+            </w:tcBorders>
+            <w:shd w:val="clear" w:color="auto" w:fill="BCDDF6"/>
+          </w:tcPr>
+          <w:p/>
+        </w:tc>
+        <w:tc>
+          <w:tcPr>
+            <w:tcW w:w="1597" w:type="dxa"/>
+            <w:tcBorders>
+              <w:top w:val="thinThickSmallGap" w:sz="24" w:space="0" w:color="FFFFFF" w:themeColor="background1"/>
+              <w:left w:val="thinThickSmallGap" w:sz="24" w:space="0" w:color="FFFFFF" w:themeColor="background1"/>
+              <w:bottom w:val="thinThickSmallGap" w:sz="24" w:space="0" w:color="FFFFFF" w:themeColor="background1"/>
+              <w:right w:val="thinThickSmallGap" w:sz="24" w:space="0" w:color="FFFFFF" w:themeColor="background1"/>
+            </w:tcBorders>
+          </w:tcPr>
+          <w:p>
+            <w:pPr>
+              <w:jc w:val="right"/>
+            </w:pPr>
+            <w:proofErr w:type="spellStart"/>
+            <w:r>
+              <w:t>البريد</w:t>
+            </w:r>
+            <w:proofErr w:type="spellEnd"/>
+            <w:r>
+              <w:t xml:space="preserve"> </w:t>
+            </w:r>
+            <w:proofErr w:type="spellStart"/>
+            <w:r>
+              <w:t>الإلكتروني</w:t>
+            </w:r>
+            <w:proofErr w:type="spellEnd"/>
+          </w:p>
+        </w:tc>
+      </w:tr>
+    </w:tbl>
+    <w:p>
+      <w:r>
+        <w:t xml:space="preserve">   </w:t>
+      </w:r>
+    </w:p>
     <w:p/>
+    <w:p/>
+    <w:p/>
+    <w:tbl>
+      <w:tblPr>
+        <w:tblStyle w:val="TableGrid"/>
+        <w:tblpPr w:leftFromText="180" w:rightFromText="180" w:vertAnchor="text" w:horzAnchor="margin" w:tblpY="239"/>
+        <w:tblW w:w="0" w:type="auto"/>
+        <w:tblLook w:val="04A0" w:firstRow="1" w:lastRow="0" w:firstColumn="1" w:lastColumn="0" w:noHBand="0" w:noVBand="1"/>
+      </w:tblPr>
+      <w:tblGrid>
+        <w:gridCol w:w="1520"/>
+        <w:gridCol w:w="2414"/>
+        <w:gridCol w:w="1587"/>
+      </w:tblGrid>
+      <w:tr>
+        <w:trPr>
+          <w:trHeight w:val="124"/>
+        </w:trPr>
+        <w:tc>
+          <w:tcPr>
+            <w:tcW w:w="1520" w:type="dxa"/>
+            <w:tcBorders>
+              <w:top w:val="nil"/>
+              <w:left w:val="nil"/>
+              <w:bottom w:val="thinThickSmallGap" w:sz="24" w:space="0" w:color="FFFFFF" w:themeColor="background1"/>
+              <w:right w:val="nil"/>
+            </w:tcBorders>
+            <w:shd w:val="clear" w:color="auto" w:fill="BCDDF6"/>
+          </w:tcPr>
+          <w:p>
+            <w:pPr>
+              <w:spacing w:before="60" w:after="20"/>
+              <w:rPr>
+                <w:rFonts w:ascii="Arial" w:hAnsi="Arial" w:cs="Arial"/>
+                <w:b/>
+                <w:color w:val="2F5496" w:themeColor="accent1" w:themeShade="BF"/>
+                <w:sz w:val="24"/>
+                <w:szCs w:val="24"/>
+              </w:rPr>
+            </w:pPr>
+            <w:r>
+              <w:rPr>
+                <w:rFonts w:ascii="Arial" w:hAnsi="Arial" w:cs="Arial"/>
+                <w:b/>
+                <w:color w:val="2F5496" w:themeColor="accent1" w:themeShade="BF"/>
+                <w:sz w:val="24"/>
+                <w:szCs w:val="24"/>
+              </w:rPr>
+              <w:t>Lease</w:t>
+            </w:r>
+            <w:r>
+              <w:rPr>
+                <w:rFonts w:ascii="Arial" w:hAnsi="Arial" w:cs="Arial"/>
+                <w:b/>
+                <w:color w:val="2F5496" w:themeColor="accent1" w:themeShade="BF"/>
+                <w:sz w:val="24"/>
+                <w:szCs w:val="24"/>
+              </w:rPr>
+              <w:t xml:space="preserve"> Info</w:t>
+            </w:r>
+          </w:p>
+        </w:tc>
+        <w:tc>
+          <w:tcPr>
+            <w:tcW w:w="2414" w:type="dxa"/>
+            <w:tcBorders>
+              <w:top w:val="nil"/>
+              <w:left w:val="nil"/>
+              <w:bottom w:val="thinThickSmallGap" w:sz="24" w:space="0" w:color="FFFFFF" w:themeColor="background1"/>
+              <w:right w:val="nil"/>
+            </w:tcBorders>
+            <w:shd w:val="clear" w:color="auto" w:fill="BCDDF6"/>
+          </w:tcPr>
+          <w:p>
+            <w:pPr>
+              <w:spacing w:before="60"/>
+            </w:pPr>
+          </w:p>
+        </w:tc>
+        <w:tc>
+          <w:tcPr>
+            <w:tcW w:w="1587" w:type="dxa"/>
+            <w:tcBorders>
+              <w:top w:val="nil"/>
+              <w:left w:val="nil"/>
+              <w:bottom w:val="thinThickSmallGap" w:sz="24" w:space="0" w:color="FFFFFF" w:themeColor="background1"/>
+              <w:right w:val="nil"/>
+            </w:tcBorders>
+            <w:shd w:val="clear" w:color="auto" w:fill="BCDDF6"/>
+          </w:tcPr>
+          <w:p>
+            <w:pPr>
+              <w:spacing w:before="60"/>
+              <w:jc w:val="right"/>
+              <w:rPr>
+                <w:rFonts w:ascii="Arial" w:hAnsi="Arial" w:cs="Arial"/>
+                <w:b/>
+                <w:color w:val="2F5496" w:themeColor="accent1" w:themeShade="BF"/>
+                <w:sz w:val="24"/>
+                <w:szCs w:val="24"/>
+                <w:highlight w:val="cyan"/>
+              </w:rPr>
+            </w:pPr>
+            <w:proofErr w:type="spellStart"/>
+            <w:r>
+              <w:t>بيانات</w:t>
+            </w:r>
+            <w:proofErr w:type="spellEnd"/>
+            <w:r>
+              <w:t xml:space="preserve"> </w:t>
+            </w:r>
+            <w:proofErr w:type="spellStart"/>
+            <w:r>
+              <w:t>الإيجار</w:t>
+            </w:r>
+            <w:proofErr w:type="spellEnd"/>
+          </w:p>
+        </w:tc>
+      </w:tr>
+      <w:tr>
+        <w:trPr>
+          <w:trHeight w:val="128"/>
+        </w:trPr>
+        <w:tc>
+          <w:tcPr>
+            <w:tcW w:w="1520" w:type="dxa"/>
+            <w:tcBorders>
+              <w:top w:val="thinThickSmallGap" w:sz="24" w:space="0" w:color="FFFFFF" w:themeColor="background1"/>
+              <w:left w:val="thinThickSmallGap" w:sz="24" w:space="0" w:color="FFFFFF" w:themeColor="background1"/>
+              <w:bottom w:val="thinThickSmallGap" w:sz="24" w:space="0" w:color="FFFFFF" w:themeColor="background1"/>
+              <w:right w:val="thinThickSmallGap" w:sz="24" w:space="0" w:color="FFFFFF" w:themeColor="background1"/>
+            </w:tcBorders>
+          </w:tcPr>
+          <w:p>
+            <w:r>
+              <w:t>Purpose of Usage</w:t>
+            </w:r>
+          </w:p>
+        </w:tc>
+        <w:tc>
+          <w:tcPr>
+            <w:tcW w:w="2414" w:type="dxa"/>
+            <w:tcBorders>
+              <w:top w:val="thinThickSmallGap" w:sz="24" w:space="0" w:color="FFFFFF" w:themeColor="background1"/>
+              <w:left w:val="thinThickSmallGap" w:sz="24" w:space="0" w:color="FFFFFF" w:themeColor="background1"/>
+              <w:bottom w:val="thinThickSmallGap" w:sz="24" w:space="0" w:color="FFFFFF" w:themeColor="background1"/>
+              <w:right w:val="thinThickSmallGap" w:sz="24" w:space="0" w:color="FFFFFF" w:themeColor="background1"/>
+            </w:tcBorders>
+            <w:shd w:val="clear" w:color="auto" w:fill="BCDDF6"/>
+          </w:tcPr>
+          <w:p/>
+        </w:tc>
+        <w:tc>
+          <w:tcPr>
+            <w:tcW w:w="1587" w:type="dxa"/>
+            <w:tcBorders>
+              <w:top w:val="thinThickSmallGap" w:sz="24" w:space="0" w:color="FFFFFF" w:themeColor="background1"/>
+              <w:left w:val="thinThickSmallGap" w:sz="24" w:space="0" w:color="FFFFFF" w:themeColor="background1"/>
+              <w:bottom w:val="thinThickSmallGap" w:sz="24" w:space="0" w:color="FFFFFF" w:themeColor="background1"/>
+              <w:right w:val="thinThickSmallGap" w:sz="24" w:space="0" w:color="FFFFFF" w:themeColor="background1"/>
+            </w:tcBorders>
+          </w:tcPr>
+          <w:p>
+            <w:pPr>
+              <w:jc w:val="right"/>
+            </w:pPr>
+            <w:proofErr w:type="spellStart"/>
+            <w:r>
+              <w:t>الغرض</w:t>
+            </w:r>
+            <w:proofErr w:type="spellEnd"/>
+            <w:r>
+              <w:t xml:space="preserve"> </w:t>
+            </w:r>
+            <w:proofErr w:type="spellStart"/>
+            <w:r>
+              <w:t>من</w:t>
+            </w:r>
+            <w:proofErr w:type="spellEnd"/>
+            <w:r>
+              <w:t xml:space="preserve"> </w:t>
+            </w:r>
+            <w:proofErr w:type="spellStart"/>
+            <w:r>
+              <w:t>الإيجار</w:t>
+            </w:r>
+            <w:proofErr w:type="spellEnd"/>
+          </w:p>
+        </w:tc>
+      </w:tr>
+      <w:tr>
+        <w:trPr>
+          <w:trHeight w:val="124"/>
+        </w:trPr>
+        <w:tc>
+          <w:tcPr>
+            <w:tcW w:w="1520" w:type="dxa"/>
+            <w:tcBorders>
+              <w:top w:val="thinThickSmallGap" w:sz="24" w:space="0" w:color="FFFFFF" w:themeColor="background1"/>
+              <w:left w:val="thinThickSmallGap" w:sz="24" w:space="0" w:color="FFFFFF" w:themeColor="background1"/>
+              <w:bottom w:val="thinThickSmallGap" w:sz="24" w:space="0" w:color="FFFFFF" w:themeColor="background1"/>
+              <w:right w:val="thinThickSmallGap" w:sz="24" w:space="0" w:color="FFFFFF" w:themeColor="background1"/>
+            </w:tcBorders>
+          </w:tcPr>
+          <w:p>
+            <w:r>
+              <w:t>Rent Duration</w:t>
+            </w:r>
+          </w:p>
+        </w:tc>
+        <w:tc>
+          <w:tcPr>
+            <w:tcW w:w="2414" w:type="dxa"/>
+            <w:tcBorders>
+              <w:top w:val="thinThickSmallGap" w:sz="24" w:space="0" w:color="FFFFFF" w:themeColor="background1"/>
+              <w:left w:val="thinThickSmallGap" w:sz="24" w:space="0" w:color="FFFFFF" w:themeColor="background1"/>
+              <w:bottom w:val="thinThickSmallGap" w:sz="24" w:space="0" w:color="FFFFFF" w:themeColor="background1"/>
+              <w:right w:val="thinThickSmallGap" w:sz="24" w:space="0" w:color="FFFFFF" w:themeColor="background1"/>
+            </w:tcBorders>
+            <w:shd w:val="clear" w:color="auto" w:fill="BCDDF6"/>
+          </w:tcPr>
+          <w:p/>
+        </w:tc>
+        <w:tc>
+          <w:tcPr>
+            <w:tcW w:w="1587" w:type="dxa"/>
+            <w:tcBorders>
+              <w:top w:val="thinThickSmallGap" w:sz="24" w:space="0" w:color="FFFFFF" w:themeColor="background1"/>
+              <w:left w:val="thinThickSmallGap" w:sz="24" w:space="0" w:color="FFFFFF" w:themeColor="background1"/>
+              <w:bottom w:val="thinThickSmallGap" w:sz="24" w:space="0" w:color="FFFFFF" w:themeColor="background1"/>
+              <w:right w:val="thinThickSmallGap" w:sz="24" w:space="0" w:color="FFFFFF" w:themeColor="background1"/>
+            </w:tcBorders>
+          </w:tcPr>
+          <w:p>
+            <w:pPr>
+              <w:jc w:val="right"/>
+            </w:pPr>
+            <w:proofErr w:type="spellStart"/>
+            <w:r>
+              <w:t>مدة</w:t>
+            </w:r>
+            <w:proofErr w:type="spellEnd"/>
+            <w:r>
+              <w:t xml:space="preserve"> </w:t>
+            </w:r>
+            <w:proofErr w:type="spellStart"/>
+            <w:r>
+              <w:t>الإيجار</w:t>
+            </w:r>
+            <w:proofErr w:type="spellEnd"/>
+          </w:p>
+        </w:tc>
+      </w:tr>
+      <w:tr>
+        <w:trPr>
+          <w:trHeight w:val="128"/>
+        </w:trPr>
+        <w:tc>
+          <w:tcPr>
+            <w:tcW w:w="1520" w:type="dxa"/>
+            <w:tcBorders>
+              <w:top w:val="thinThickSmallGap" w:sz="24" w:space="0" w:color="FFFFFF" w:themeColor="background1"/>
+              <w:left w:val="thinThickSmallGap" w:sz="24" w:space="0" w:color="FFFFFF" w:themeColor="background1"/>
+              <w:bottom w:val="thinThickSmallGap" w:sz="24" w:space="0" w:color="FFFFFF" w:themeColor="background1"/>
+              <w:right w:val="thinThickSmallGap" w:sz="24" w:space="0" w:color="FFFFFF" w:themeColor="background1"/>
+            </w:tcBorders>
+          </w:tcPr>
+          <w:p>
+            <w:r>
+              <w:t>Date of Tenancy</w:t>
+            </w:r>
+          </w:p>
+        </w:tc>
+        <w:tc>
+          <w:tcPr>
+            <w:tcW w:w="2414" w:type="dxa"/>
+            <w:tcBorders>
+              <w:top w:val="thinThickSmallGap" w:sz="24" w:space="0" w:color="FFFFFF" w:themeColor="background1"/>
+              <w:left w:val="thinThickSmallGap" w:sz="24" w:space="0" w:color="FFFFFF" w:themeColor="background1"/>
+              <w:bottom w:val="thinThickSmallGap" w:sz="24" w:space="0" w:color="FFFFFF" w:themeColor="background1"/>
+              <w:right w:val="thinThickSmallGap" w:sz="24" w:space="0" w:color="FFFFFF" w:themeColor="background1"/>
+            </w:tcBorders>
+            <w:shd w:val="clear" w:color="auto" w:fill="BCDDF6"/>
+          </w:tcPr>
+          <w:p/>
+        </w:tc>
+        <w:tc>
+          <w:tcPr>
+            <w:tcW w:w="1587" w:type="dxa"/>
+            <w:tcBorders>
+              <w:top w:val="thinThickSmallGap" w:sz="24" w:space="0" w:color="FFFFFF" w:themeColor="background1"/>
+              <w:left w:val="thinThickSmallGap" w:sz="24" w:space="0" w:color="FFFFFF" w:themeColor="background1"/>
+              <w:bottom w:val="thinThickSmallGap" w:sz="24" w:space="0" w:color="FFFFFF" w:themeColor="background1"/>
+              <w:right w:val="thinThickSmallGap" w:sz="24" w:space="0" w:color="FFFFFF" w:themeColor="background1"/>
+            </w:tcBorders>
+          </w:tcPr>
+          <w:p>
+            <w:pPr>
+              <w:jc w:val="right"/>
+            </w:pPr>
+            <w:proofErr w:type="spellStart"/>
+            <w:r>
+              <w:t>بداية</w:t>
+            </w:r>
+            <w:proofErr w:type="spellEnd"/>
+            <w:r>
+              <w:t xml:space="preserve"> </w:t>
+            </w:r>
+            <w:proofErr w:type="spellStart"/>
+            <w:r>
+              <w:t>تاريخ</w:t>
+            </w:r>
+            <w:proofErr w:type="spellEnd"/>
+            <w:r>
+              <w:t xml:space="preserve"> </w:t>
+            </w:r>
+            <w:proofErr w:type="spellStart"/>
+            <w:r>
+              <w:t>عقد</w:t>
+            </w:r>
+            <w:proofErr w:type="spellEnd"/>
+            <w:r>
+              <w:t xml:space="preserve"> </w:t>
+            </w:r>
+            <w:proofErr w:type="spellStart"/>
+            <w:r>
+              <w:t>الإيجار</w:t>
+            </w:r>
+            <w:proofErr w:type="spellEnd"/>
+          </w:p>
+        </w:tc>
+      </w:tr>
+      <w:tr>
+        <w:trPr>
+          <w:trHeight w:val="124"/>
+        </w:trPr>
+        <w:tc>
+          <w:tcPr>
+            <w:tcW w:w="1520" w:type="dxa"/>
+            <w:tcBorders>
+              <w:top w:val="thinThickSmallGap" w:sz="24" w:space="0" w:color="FFFFFF" w:themeColor="background1"/>
+              <w:left w:val="thinThickSmallGap" w:sz="24" w:space="0" w:color="FFFFFF" w:themeColor="background1"/>
+              <w:bottom w:val="thinThickSmallGap" w:sz="24" w:space="0" w:color="FFFFFF" w:themeColor="background1"/>
+              <w:right w:val="thinThickSmallGap" w:sz="24" w:space="0" w:color="FFFFFF" w:themeColor="background1"/>
+            </w:tcBorders>
+          </w:tcPr>
+          <w:p>
+            <w:r>
+              <w:t>Tenancy Expiry Date</w:t>
+            </w:r>
+          </w:p>
+        </w:tc>
+        <w:tc>
+          <w:tcPr>
+            <w:tcW w:w="2414" w:type="dxa"/>
+            <w:tcBorders>
+              <w:top w:val="thinThickSmallGap" w:sz="24" w:space="0" w:color="FFFFFF" w:themeColor="background1"/>
+              <w:left w:val="thinThickSmallGap" w:sz="24" w:space="0" w:color="FFFFFF" w:themeColor="background1"/>
+              <w:bottom w:val="thinThickSmallGap" w:sz="24" w:space="0" w:color="FFFFFF" w:themeColor="background1"/>
+              <w:right w:val="thinThickSmallGap" w:sz="24" w:space="0" w:color="FFFFFF" w:themeColor="background1"/>
+            </w:tcBorders>
+            <w:shd w:val="clear" w:color="auto" w:fill="BCDDF6"/>
+          </w:tcPr>
+          <w:p/>
+        </w:tc>
+        <w:tc>
+          <w:tcPr>
+            <w:tcW w:w="1587" w:type="dxa"/>
+            <w:tcBorders>
+              <w:top w:val="thinThickSmallGap" w:sz="24" w:space="0" w:color="FFFFFF" w:themeColor="background1"/>
+              <w:left w:val="thinThickSmallGap" w:sz="24" w:space="0" w:color="FFFFFF" w:themeColor="background1"/>
+              <w:bottom w:val="thinThickSmallGap" w:sz="24" w:space="0" w:color="FFFFFF" w:themeColor="background1"/>
+              <w:right w:val="thinThickSmallGap" w:sz="24" w:space="0" w:color="FFFFFF" w:themeColor="background1"/>
+            </w:tcBorders>
+          </w:tcPr>
+          <w:p>
+            <w:pPr>
+              <w:jc w:val="right"/>
+            </w:pPr>
+            <w:proofErr w:type="spellStart"/>
+            <w:r>
+              <w:t>نهاية</w:t>
+            </w:r>
+            <w:proofErr w:type="spellEnd"/>
+            <w:r>
+              <w:t xml:space="preserve"> </w:t>
+            </w:r>
+            <w:proofErr w:type="spellStart"/>
+            <w:r>
+              <w:t>تاريخ</w:t>
+            </w:r>
+            <w:proofErr w:type="spellEnd"/>
+            <w:r>
+              <w:t xml:space="preserve"> </w:t>
+            </w:r>
+            <w:proofErr w:type="spellStart"/>
+            <w:r>
+              <w:t>عقد</w:t>
+            </w:r>
+            <w:proofErr w:type="spellEnd"/>
+            <w:r>
+              <w:t xml:space="preserve"> </w:t>
+            </w:r>
+            <w:proofErr w:type="spellStart"/>
+            <w:r>
+              <w:t>الإيجار</w:t>
+            </w:r>
+            <w:proofErr w:type="spellEnd"/>
+          </w:p>
+        </w:tc>
+      </w:tr>
+      <w:tr>
+        <w:trPr>
+          <w:trHeight w:val="128"/>
+        </w:trPr>
+        <w:tc>
+          <w:tcPr>
+            <w:tcW w:w="1520" w:type="dxa"/>
+            <w:tcBorders>
+              <w:top w:val="thinThickSmallGap" w:sz="24" w:space="0" w:color="FFFFFF" w:themeColor="background1"/>
+              <w:left w:val="thinThickSmallGap" w:sz="24" w:space="0" w:color="FFFFFF" w:themeColor="background1"/>
+              <w:bottom w:val="thinThickSmallGap" w:sz="24" w:space="0" w:color="FFFFFF" w:themeColor="background1"/>
+              <w:right w:val="thinThickSmallGap" w:sz="24" w:space="0" w:color="FFFFFF" w:themeColor="background1"/>
+            </w:tcBorders>
+          </w:tcPr>
+          <w:p>
+            <w:r>
+              <w:t>Rent Amount</w:t>
+            </w:r>
+          </w:p>
+        </w:tc>
+        <w:tc>
+          <w:tcPr>
+            <w:tcW w:w="2414" w:type="dxa"/>
+            <w:tcBorders>
+              <w:top w:val="thinThickSmallGap" w:sz="24" w:space="0" w:color="FFFFFF" w:themeColor="background1"/>
+              <w:left w:val="thinThickSmallGap" w:sz="24" w:space="0" w:color="FFFFFF" w:themeColor="background1"/>
+              <w:bottom w:val="thinThickSmallGap" w:sz="24" w:space="0" w:color="FFFFFF" w:themeColor="background1"/>
+              <w:right w:val="thinThickSmallGap" w:sz="24" w:space="0" w:color="FFFFFF" w:themeColor="background1"/>
+            </w:tcBorders>
+            <w:shd w:val="clear" w:color="auto" w:fill="BCDDF6"/>
+          </w:tcPr>
+          <w:p/>
+        </w:tc>
+        <w:tc>
+          <w:tcPr>
+            <w:tcW w:w="1587" w:type="dxa"/>
+            <w:tcBorders>
+              <w:top w:val="thinThickSmallGap" w:sz="24" w:space="0" w:color="FFFFFF" w:themeColor="background1"/>
+              <w:left w:val="thinThickSmallGap" w:sz="24" w:space="0" w:color="FFFFFF" w:themeColor="background1"/>
+              <w:bottom w:val="thinThickSmallGap" w:sz="24" w:space="0" w:color="FFFFFF" w:themeColor="background1"/>
+              <w:right w:val="thinThickSmallGap" w:sz="24" w:space="0" w:color="FFFFFF" w:themeColor="background1"/>
+            </w:tcBorders>
+          </w:tcPr>
+          <w:p>
+            <w:pPr>
+              <w:jc w:val="right"/>
+            </w:pPr>
+            <w:proofErr w:type="spellStart"/>
+            <w:r>
+              <w:t>قيمة</w:t>
+            </w:r>
+            <w:proofErr w:type="spellEnd"/>
+            <w:r>
+              <w:t xml:space="preserve"> </w:t>
+            </w:r>
+            <w:proofErr w:type="spellStart"/>
+            <w:r>
+              <w:t>عقد</w:t>
+            </w:r>
+            <w:proofErr w:type="spellEnd"/>
+            <w:r>
+              <w:t xml:space="preserve"> </w:t>
+            </w:r>
+            <w:proofErr w:type="spellStart"/>
+            <w:r>
+              <w:t>الإيجار</w:t>
+            </w:r>
+            <w:proofErr w:type="spellEnd"/>
+          </w:p>
+        </w:tc>
+      </w:tr>
+      <w:tr>
+        <w:trPr>
+          <w:trHeight w:val="124"/>
+        </w:trPr>
+        <w:tc>
+          <w:tcPr>
+            <w:tcW w:w="1520" w:type="dxa"/>
+            <w:tcBorders>
+              <w:top w:val="thinThickSmallGap" w:sz="24" w:space="0" w:color="FFFFFF" w:themeColor="background1"/>
+              <w:left w:val="thinThickSmallGap" w:sz="24" w:space="0" w:color="FFFFFF" w:themeColor="background1"/>
+              <w:bottom w:val="thinThickSmallGap" w:sz="24" w:space="0" w:color="FFFFFF" w:themeColor="background1"/>
+              <w:right w:val="thinThickSmallGap" w:sz="24" w:space="0" w:color="FFFFFF" w:themeColor="background1"/>
+            </w:tcBorders>
+          </w:tcPr>
+          <w:p>
+            <w:r>
+              <w:t>Insurance Amount</w:t>
+            </w:r>
+          </w:p>
+        </w:tc>
+        <w:tc>
+          <w:tcPr>
+            <w:tcW w:w="2414" w:type="dxa"/>
+            <w:tcBorders>
+              <w:top w:val="thinThickSmallGap" w:sz="24" w:space="0" w:color="FFFFFF" w:themeColor="background1"/>
+              <w:left w:val="thinThickSmallGap" w:sz="24" w:space="0" w:color="FFFFFF" w:themeColor="background1"/>
+              <w:bottom w:val="thinThickSmallGap" w:sz="24" w:space="0" w:color="FFFFFF" w:themeColor="background1"/>
+              <w:right w:val="thinThickSmallGap" w:sz="24" w:space="0" w:color="FFFFFF" w:themeColor="background1"/>
+            </w:tcBorders>
+            <w:shd w:val="clear" w:color="auto" w:fill="BCDDF6"/>
+          </w:tcPr>
+          <w:p/>
+        </w:tc>
+        <w:tc>
+          <w:tcPr>
+            <w:tcW w:w="1587" w:type="dxa"/>
+            <w:tcBorders>
+              <w:top w:val="thinThickSmallGap" w:sz="24" w:space="0" w:color="FFFFFF" w:themeColor="background1"/>
+              <w:left w:val="thinThickSmallGap" w:sz="24" w:space="0" w:color="FFFFFF" w:themeColor="background1"/>
+              <w:bottom w:val="thinThickSmallGap" w:sz="24" w:space="0" w:color="FFFFFF" w:themeColor="background1"/>
+              <w:right w:val="thinThickSmallGap" w:sz="24" w:space="0" w:color="FFFFFF" w:themeColor="background1"/>
+            </w:tcBorders>
+          </w:tcPr>
+          <w:p>
+            <w:pPr>
+              <w:jc w:val="right"/>
+            </w:pPr>
+            <w:proofErr w:type="spellStart"/>
+            <w:r>
+              <w:t>مبلغ</w:t>
+            </w:r>
+            <w:proofErr w:type="spellEnd"/>
+            <w:r>
+              <w:t xml:space="preserve"> </w:t>
+            </w:r>
+            <w:proofErr w:type="spellStart"/>
+            <w:r>
+              <w:t>التأمين</w:t>
+            </w:r>
+            <w:proofErr w:type="spellEnd"/>
+          </w:p>
+        </w:tc>
+      </w:tr>
+      <w:tr>
+        <w:trPr>
+          <w:trHeight w:val="124"/>
+        </w:trPr>
+        <w:tc>
+          <w:tcPr>
+            <w:tcW w:w="1520" w:type="dxa"/>
+            <w:tcBorders>
+              <w:top w:val="thinThickSmallGap" w:sz="24" w:space="0" w:color="FFFFFF" w:themeColor="background1"/>
+              <w:left w:val="thinThickSmallGap" w:sz="24" w:space="0" w:color="FFFFFF" w:themeColor="background1"/>
+              <w:bottom w:val="thinThickSmallGap" w:sz="24" w:space="0" w:color="FFFFFF" w:themeColor="background1"/>
+              <w:right w:val="thinThickSmallGap" w:sz="24" w:space="0" w:color="FFFFFF" w:themeColor="background1"/>
+            </w:tcBorders>
+          </w:tcPr>
+          <w:p>
+            <w:r>
+              <w:t xml:space="preserve">Property Area </w:t>
+            </w:r>
+            <w:proofErr w:type="spellStart"/>
+            <w:r>
+              <w:t>Sq.M</w:t>
+            </w:r>
+            <w:proofErr w:type="spellEnd"/>
+          </w:p>
+        </w:tc>
+        <w:tc>
+          <w:tcPr>
+            <w:tcW w:w="2414" w:type="dxa"/>
+            <w:tcBorders>
+              <w:top w:val="thinThickSmallGap" w:sz="24" w:space="0" w:color="FFFFFF" w:themeColor="background1"/>
+              <w:left w:val="thinThickSmallGap" w:sz="24" w:space="0" w:color="FFFFFF" w:themeColor="background1"/>
+              <w:bottom w:val="thinThickSmallGap" w:sz="24" w:space="0" w:color="FFFFFF" w:themeColor="background1"/>
+              <w:right w:val="thinThickSmallGap" w:sz="24" w:space="0" w:color="FFFFFF" w:themeColor="background1"/>
+            </w:tcBorders>
+            <w:shd w:val="clear" w:color="auto" w:fill="BCDDF6"/>
+          </w:tcPr>
+          <w:p/>
+        </w:tc>
+        <w:tc>
+          <w:tcPr>
+            <w:tcW w:w="1587" w:type="dxa"/>
+            <w:tcBorders>
+              <w:top w:val="thinThickSmallGap" w:sz="24" w:space="0" w:color="FFFFFF" w:themeColor="background1"/>
+              <w:left w:val="thinThickSmallGap" w:sz="24" w:space="0" w:color="FFFFFF" w:themeColor="background1"/>
+              <w:bottom w:val="thinThickSmallGap" w:sz="24" w:space="0" w:color="FFFFFF" w:themeColor="background1"/>
+              <w:right w:val="thinThickSmallGap" w:sz="24" w:space="0" w:color="FFFFFF" w:themeColor="background1"/>
+            </w:tcBorders>
+          </w:tcPr>
+          <w:p>
+            <w:pPr>
+              <w:jc w:val="right"/>
+            </w:pPr>
+            <w:proofErr w:type="spellStart"/>
+            <w:r>
+              <w:t>مساحة</w:t>
+            </w:r>
+            <w:proofErr w:type="spellEnd"/>
+            <w:r>
+              <w:t xml:space="preserve"> </w:t>
+            </w:r>
+            <w:proofErr w:type="spellStart"/>
+            <w:r>
+              <w:t>العقار</w:t>
+            </w:r>
+            <w:proofErr w:type="spellEnd"/>
+          </w:p>
+        </w:tc>
+      </w:tr>
+    </w:tbl>
+    <w:tbl>
+      <w:tblPr>
+        <w:tblStyle w:val="TableGrid"/>
+        <w:tblpPr w:leftFromText="180" w:rightFromText="180" w:vertAnchor="text" w:horzAnchor="margin" w:tblpXSpec="right" w:tblpY="249"/>
+        <w:tblW w:w="0" w:type="auto"/>
+        <w:tblLook w:val="04A0" w:firstRow="1" w:lastRow="0" w:firstColumn="1" w:lastColumn="0" w:noHBand="0" w:noVBand="1"/>
+      </w:tblPr>
+      <w:tblGrid>
+        <w:gridCol w:w="2183"/>
+        <w:gridCol w:w="2456"/>
+        <w:gridCol w:w="182"/>
+        <w:gridCol w:w="1649"/>
+      </w:tblGrid>
+      <w:tr>
+        <w:trPr>
+          <w:trHeight w:val="307"/>
+        </w:trPr>
+        <w:tc>
+          <w:tcPr>
+            <w:tcW w:w="2183" w:type="dxa"/>
+            <w:tcBorders>
+              <w:top w:val="nil"/>
+              <w:left w:val="nil"/>
+              <w:bottom w:val="nil"/>
+              <w:right w:val="nil"/>
+            </w:tcBorders>
+            <w:shd w:val="clear" w:color="auto" w:fill="BCDDF6"/>
+          </w:tcPr>
+          <w:p>
+            <w:pPr>
+              <w:spacing w:before="60"/>
+              <w:rPr>
+                <w:b/>
+                <w:color w:val="2F5496" w:themeColor="accent1" w:themeShade="BF"/>
+                <w:sz w:val="24"/>
+                <w:szCs w:val="24"/>
+              </w:rPr>
+            </w:pPr>
+            <w:r>
+              <w:rPr>
+                <w:b/>
+                <w:color w:val="2F5496" w:themeColor="accent1" w:themeShade="BF"/>
+                <w:sz w:val="24"/>
+                <w:szCs w:val="24"/>
+              </w:rPr>
+              <w:t xml:space="preserve">Lease property </w:t>
+            </w:r>
+            <w:r>
+              <w:rPr>
+                <w:b/>
+                <w:color w:val="2F5496" w:themeColor="accent1" w:themeShade="BF"/>
+                <w:sz w:val="24"/>
+                <w:szCs w:val="24"/>
+              </w:rPr>
+              <w:t>Info</w:t>
+            </w:r>
+          </w:p>
+        </w:tc>
+        <w:tc>
+          <w:tcPr>
+            <w:tcW w:w="2456" w:type="dxa"/>
+            <w:tcBorders>
+              <w:top w:val="nil"/>
+              <w:left w:val="nil"/>
+              <w:bottom w:val="nil"/>
+              <w:right w:val="nil"/>
+            </w:tcBorders>
+            <w:shd w:val="clear" w:color="auto" w:fill="BCDDF6"/>
+          </w:tcPr>
+          <w:p>
+            <w:pPr>
+              <w:spacing w:before="60"/>
+              <w:rPr>
+                <w:b/>
+                <w:color w:val="2F5496" w:themeColor="accent1" w:themeShade="BF"/>
+                <w:sz w:val="24"/>
+                <w:szCs w:val="24"/>
+              </w:rPr>
+            </w:pPr>
+          </w:p>
+        </w:tc>
+        <w:tc>
+          <w:tcPr>
+            <w:tcW w:w="1831" w:type="dxa"/>
+            <w:gridSpan w:val="2"/>
+            <w:tcBorders>
+              <w:top w:val="nil"/>
+              <w:left w:val="nil"/>
+              <w:bottom w:val="nil"/>
+              <w:right w:val="nil"/>
+            </w:tcBorders>
+            <w:shd w:val="clear" w:color="auto" w:fill="BCDDF6"/>
+          </w:tcPr>
+          <w:p>
+            <w:pPr>
+              <w:tabs>
+                <w:tab w:val="left" w:pos="188"/>
+              </w:tabs>
+              <w:spacing w:before="60"/>
+              <w:jc w:val="right"/>
+              <w:rPr>
+                <w:b/>
+                <w:color w:val="2F5496" w:themeColor="accent1" w:themeShade="BF"/>
+                <w:sz w:val="24"/>
+                <w:szCs w:val="24"/>
+              </w:rPr>
+            </w:pPr>
+            <w:proofErr w:type="spellStart"/>
+            <w:r>
+              <w:t>بيانات</w:t>
+            </w:r>
+            <w:proofErr w:type="spellEnd"/>
+            <w:r>
+              <w:t xml:space="preserve"> </w:t>
+            </w:r>
+            <w:proofErr w:type="spellStart"/>
+            <w:r>
+              <w:t>العين</w:t>
+            </w:r>
+            <w:proofErr w:type="spellEnd"/>
+            <w:r>
+              <w:t xml:space="preserve"> </w:t>
+            </w:r>
+            <w:proofErr w:type="spellStart"/>
+            <w:r>
+              <w:t>المؤجرة</w:t>
+            </w:r>
+            <w:proofErr w:type="spellEnd"/>
+          </w:p>
+        </w:tc>
+      </w:tr>
+      <w:tr>
+        <w:trPr>
+          <w:trHeight w:val="319"/>
+        </w:trPr>
+        <w:tc>
+          <w:tcPr>
+            <w:tcW w:w="2183" w:type="dxa"/>
+            <w:tcBorders>
+              <w:top w:val="single" w:sz="24" w:space="0" w:color="FFFFFF" w:themeColor="background1"/>
+              <w:left w:val="single" w:sz="24" w:space="0" w:color="FFFFFF" w:themeColor="background1"/>
+              <w:bottom w:val="single" w:sz="24" w:space="0" w:color="FFFFFF" w:themeColor="background1"/>
+              <w:right w:val="single" w:sz="24" w:space="0" w:color="FFFFFF" w:themeColor="background1"/>
+            </w:tcBorders>
+          </w:tcPr>
+          <w:p>
+            <w:r>
+              <w:t>Area</w:t>
+            </w:r>
+          </w:p>
+        </w:tc>
+        <w:tc>
+          <w:tcPr>
+            <w:tcW w:w="2638" w:type="dxa"/>
+            <w:gridSpan w:val="2"/>
+            <w:tcBorders>
+              <w:top w:val="single" w:sz="24" w:space="0" w:color="FFFFFF" w:themeColor="background1"/>
+              <w:left w:val="single" w:sz="24" w:space="0" w:color="FFFFFF" w:themeColor="background1"/>
+              <w:bottom w:val="single" w:sz="24" w:space="0" w:color="FFFFFF" w:themeColor="background1"/>
+              <w:right w:val="single" w:sz="24" w:space="0" w:color="FFFFFF" w:themeColor="background1"/>
+            </w:tcBorders>
+            <w:shd w:val="clear" w:color="auto" w:fill="BCDDF6"/>
+          </w:tcPr>
+          <w:p/>
+        </w:tc>
+        <w:tc>
+          <w:tcPr>
+            <w:tcW w:w="1649" w:type="dxa"/>
+            <w:tcBorders>
+              <w:top w:val="single" w:sz="24" w:space="0" w:color="FFFFFF" w:themeColor="background1"/>
+              <w:left w:val="single" w:sz="24" w:space="0" w:color="FFFFFF" w:themeColor="background1"/>
+              <w:bottom w:val="single" w:sz="24" w:space="0" w:color="FFFFFF" w:themeColor="background1"/>
+              <w:right w:val="single" w:sz="24" w:space="0" w:color="FFFFFF" w:themeColor="background1"/>
+            </w:tcBorders>
+          </w:tcPr>
+          <w:p>
+            <w:pPr>
+              <w:jc w:val="right"/>
+            </w:pPr>
+            <w:r>
+              <w:rPr>
+                <w:rFonts w:ascii="Microsoft Sans Serif" w:cs="Microsoft Sans Serif"/>
+                <w:w w:val="95"/>
+                <w:rtl/>
+              </w:rPr>
+              <w:t>اﻟﻣﻧطﻘﺔ</w:t>
+            </w:r>
+          </w:p>
+        </w:tc>
+      </w:tr>
+      <w:tr>
+        <w:trPr>
+          <w:trHeight w:val="307"/>
+        </w:trPr>
+        <w:tc>
+          <w:tcPr>
+            <w:tcW w:w="2183" w:type="dxa"/>
+            <w:tcBorders>
+              <w:top w:val="single" w:sz="24" w:space="0" w:color="FFFFFF" w:themeColor="background1"/>
+              <w:left w:val="single" w:sz="24" w:space="0" w:color="FFFFFF" w:themeColor="background1"/>
+              <w:bottom w:val="single" w:sz="24" w:space="0" w:color="FFFFFF" w:themeColor="background1"/>
+              <w:right w:val="single" w:sz="24" w:space="0" w:color="FFFFFF" w:themeColor="background1"/>
+            </w:tcBorders>
+          </w:tcPr>
+          <w:p>
+            <w:r>
+              <w:t>Property Unit No.</w:t>
+            </w:r>
+          </w:p>
+        </w:tc>
+        <w:tc>
+          <w:tcPr>
+            <w:tcW w:w="2638" w:type="dxa"/>
+            <w:gridSpan w:val="2"/>
+            <w:tcBorders>
+              <w:top w:val="single" w:sz="24" w:space="0" w:color="FFFFFF" w:themeColor="background1"/>
+              <w:left w:val="single" w:sz="24" w:space="0" w:color="FFFFFF" w:themeColor="background1"/>
+              <w:bottom w:val="single" w:sz="24" w:space="0" w:color="FFFFFF" w:themeColor="background1"/>
+              <w:right w:val="single" w:sz="24" w:space="0" w:color="FFFFFF" w:themeColor="background1"/>
+            </w:tcBorders>
+            <w:shd w:val="clear" w:color="auto" w:fill="BCDDF6"/>
+          </w:tcPr>
+          <w:p/>
+        </w:tc>
+        <w:tc>
+          <w:tcPr>
+            <w:tcW w:w="1649" w:type="dxa"/>
+            <w:tcBorders>
+              <w:top w:val="single" w:sz="24" w:space="0" w:color="FFFFFF" w:themeColor="background1"/>
+              <w:left w:val="single" w:sz="24" w:space="0" w:color="FFFFFF" w:themeColor="background1"/>
+              <w:bottom w:val="single" w:sz="24" w:space="0" w:color="FFFFFF" w:themeColor="background1"/>
+              <w:right w:val="single" w:sz="24" w:space="0" w:color="FFFFFF" w:themeColor="background1"/>
+            </w:tcBorders>
+          </w:tcPr>
+          <w:p>
+            <w:pPr>
+              <w:jc w:val="right"/>
+            </w:pPr>
+            <w:r>
+              <w:rPr>
+                <w:rFonts w:ascii="Microsoft Sans Serif" w:cs="Microsoft Sans Serif"/>
+                <w:w w:val="95"/>
+                <w:rtl/>
+              </w:rPr>
+              <w:t>رﻗم</w:t>
+            </w:r>
+            <w:r>
+              <w:rPr>
+                <w:rFonts w:ascii="Microsoft Sans Serif" w:cs="Microsoft Sans Serif"/>
+                <w:spacing w:val="1"/>
+                <w:rtl/>
+              </w:rPr>
+              <w:t xml:space="preserve"> </w:t>
+            </w:r>
+            <w:r>
+              <w:rPr>
+                <w:rFonts w:ascii="Microsoft Sans Serif" w:cs="Microsoft Sans Serif"/>
+                <w:w w:val="95"/>
+                <w:rtl/>
+              </w:rPr>
+              <w:t>اﻟوﺣدة</w:t>
+            </w:r>
+            <w:r>
+              <w:rPr>
+                <w:rFonts w:ascii="Microsoft Sans Serif" w:cs="Microsoft Sans Serif"/>
+                <w:spacing w:val="2"/>
+                <w:rtl/>
+              </w:rPr>
+              <w:t xml:space="preserve"> </w:t>
+            </w:r>
+            <w:r>
+              <w:rPr>
+                <w:rFonts w:ascii="Microsoft Sans Serif" w:cs="Microsoft Sans Serif"/>
+                <w:w w:val="95"/>
+                <w:rtl/>
+              </w:rPr>
+              <w:t>اﻟﻌﻘﺎرﯾﺔ</w:t>
+            </w:r>
+          </w:p>
+        </w:tc>
+      </w:tr>
+      <w:tr>
+        <w:trPr>
+          <w:trHeight w:val="319"/>
+        </w:trPr>
+        <w:tc>
+          <w:tcPr>
+            <w:tcW w:w="2183" w:type="dxa"/>
+            <w:tcBorders>
+              <w:top w:val="single" w:sz="24" w:space="0" w:color="FFFFFF" w:themeColor="background1"/>
+              <w:left w:val="single" w:sz="24" w:space="0" w:color="FFFFFF" w:themeColor="background1"/>
+              <w:bottom w:val="single" w:sz="24" w:space="0" w:color="FFFFFF" w:themeColor="background1"/>
+              <w:right w:val="single" w:sz="24" w:space="0" w:color="FFFFFF" w:themeColor="background1"/>
+            </w:tcBorders>
+          </w:tcPr>
+          <w:p>
+            <w:proofErr w:type="spellStart"/>
+            <w:r>
+              <w:t>Fewa</w:t>
+            </w:r>
+            <w:proofErr w:type="spellEnd"/>
+          </w:p>
+        </w:tc>
+        <w:tc>
+          <w:tcPr>
+            <w:tcW w:w="2638" w:type="dxa"/>
+            <w:gridSpan w:val="2"/>
+            <w:tcBorders>
+              <w:top w:val="single" w:sz="24" w:space="0" w:color="FFFFFF" w:themeColor="background1"/>
+              <w:left w:val="single" w:sz="24" w:space="0" w:color="FFFFFF" w:themeColor="background1"/>
+              <w:bottom w:val="single" w:sz="24" w:space="0" w:color="FFFFFF" w:themeColor="background1"/>
+              <w:right w:val="single" w:sz="24" w:space="0" w:color="FFFFFF" w:themeColor="background1"/>
+            </w:tcBorders>
+            <w:shd w:val="clear" w:color="auto" w:fill="BCDDF6"/>
+          </w:tcPr>
+          <w:p/>
+        </w:tc>
+        <w:tc>
+          <w:tcPr>
+            <w:tcW w:w="1649" w:type="dxa"/>
+            <w:tcBorders>
+              <w:top w:val="single" w:sz="24" w:space="0" w:color="FFFFFF" w:themeColor="background1"/>
+              <w:left w:val="single" w:sz="24" w:space="0" w:color="FFFFFF" w:themeColor="background1"/>
+              <w:bottom w:val="single" w:sz="24" w:space="0" w:color="FFFFFF" w:themeColor="background1"/>
+              <w:right w:val="single" w:sz="24" w:space="0" w:color="FFFFFF" w:themeColor="background1"/>
+            </w:tcBorders>
+          </w:tcPr>
+          <w:p>
+            <w:pPr>
+              <w:jc w:val="right"/>
+            </w:pPr>
+            <w:r>
+              <w:rPr>
+                <w:rFonts w:ascii="Microsoft Sans Serif" w:cs="Microsoft Sans Serif"/>
+                <w:w w:val="96"/>
+                <w:rtl/>
+              </w:rPr>
+              <w:t>رﻗم</w:t>
+            </w:r>
+            <w:r>
+              <w:rPr>
+                <w:rFonts w:ascii="Microsoft Sans Serif" w:cs="Microsoft Sans Serif"/>
+                <w:rtl/>
+              </w:rPr>
+              <w:t xml:space="preserve"> </w:t>
+            </w:r>
+            <w:r>
+              <w:rPr>
+                <w:rFonts w:ascii="Microsoft Sans Serif" w:cs="Microsoft Sans Serif"/>
+                <w:w w:val="96"/>
+                <w:rtl/>
+              </w:rPr>
+              <w:t>ﺣﺳﺎب</w:t>
+            </w:r>
+            <w:r>
+              <w:rPr>
+                <w:rFonts w:ascii="Microsoft Sans Serif" w:cs="Microsoft Sans Serif"/>
+                <w:spacing w:val="4"/>
+                <w:rtl/>
+              </w:rPr>
+              <w:t xml:space="preserve"> </w:t>
+            </w:r>
+            <w:r>
+              <w:rPr>
+                <w:rFonts w:ascii="Microsoft Sans Serif" w:cs="Microsoft Sans Serif"/>
+                <w:w w:val="96"/>
+                <w:rtl/>
+              </w:rPr>
+              <w:t>اﻟﻛﮭرﺑﺎء</w:t>
+            </w:r>
+          </w:p>
+        </w:tc>
+      </w:tr>
+      <w:tr>
+        <w:trPr>
+          <w:trHeight w:val="307"/>
+        </w:trPr>
+        <w:tc>
+          <w:tcPr>
+            <w:tcW w:w="2183" w:type="dxa"/>
+            <w:tcBorders>
+              <w:top w:val="single" w:sz="24" w:space="0" w:color="FFFFFF" w:themeColor="background1"/>
+              <w:left w:val="single" w:sz="24" w:space="0" w:color="FFFFFF" w:themeColor="background1"/>
+              <w:bottom w:val="single" w:sz="24" w:space="0" w:color="FFFFFF" w:themeColor="background1"/>
+              <w:right w:val="single" w:sz="24" w:space="0" w:color="FFFFFF" w:themeColor="background1"/>
+            </w:tcBorders>
+          </w:tcPr>
+          <w:p>
+            <w:r>
+              <w:t>Address</w:t>
+            </w:r>
+          </w:p>
+        </w:tc>
+        <w:tc>
+          <w:tcPr>
+            <w:tcW w:w="2638" w:type="dxa"/>
+            <w:gridSpan w:val="2"/>
+            <w:tcBorders>
+              <w:top w:val="single" w:sz="24" w:space="0" w:color="FFFFFF" w:themeColor="background1"/>
+              <w:left w:val="single" w:sz="24" w:space="0" w:color="FFFFFF" w:themeColor="background1"/>
+              <w:bottom w:val="single" w:sz="24" w:space="0" w:color="FFFFFF" w:themeColor="background1"/>
+              <w:right w:val="single" w:sz="24" w:space="0" w:color="FFFFFF" w:themeColor="background1"/>
+            </w:tcBorders>
+            <w:shd w:val="clear" w:color="auto" w:fill="BCDDF6"/>
+          </w:tcPr>
+          <w:p/>
+        </w:tc>
+        <w:tc>
+          <w:tcPr>
+            <w:tcW w:w="1649" w:type="dxa"/>
+            <w:tcBorders>
+              <w:top w:val="single" w:sz="24" w:space="0" w:color="FFFFFF" w:themeColor="background1"/>
+              <w:left w:val="single" w:sz="24" w:space="0" w:color="FFFFFF" w:themeColor="background1"/>
+              <w:bottom w:val="single" w:sz="24" w:space="0" w:color="FFFFFF" w:themeColor="background1"/>
+              <w:right w:val="single" w:sz="24" w:space="0" w:color="FFFFFF" w:themeColor="background1"/>
+            </w:tcBorders>
+          </w:tcPr>
+          <w:p>
+            <w:pPr>
+              <w:jc w:val="right"/>
+            </w:pPr>
+            <w:r>
+              <w:rPr>
+                <w:rFonts w:ascii="Microsoft Sans Serif" w:cs="Microsoft Sans Serif"/>
+                <w:w w:val="96"/>
+                <w:rtl/>
+              </w:rPr>
+              <w:t>اﻟﻌﻧوان</w:t>
+            </w:r>
+          </w:p>
+        </w:tc>
+      </w:tr>
+      <w:tr>
+        <w:trPr>
+          <w:trHeight w:val="319"/>
+        </w:trPr>
+        <w:tc>
+          <w:tcPr>
+            <w:tcW w:w="2183" w:type="dxa"/>
+            <w:tcBorders>
+              <w:top w:val="single" w:sz="24" w:space="0" w:color="FFFFFF" w:themeColor="background1"/>
+              <w:left w:val="single" w:sz="24" w:space="0" w:color="FFFFFF" w:themeColor="background1"/>
+              <w:bottom w:val="single" w:sz="24" w:space="0" w:color="FFFFFF" w:themeColor="background1"/>
+              <w:right w:val="single" w:sz="24" w:space="0" w:color="FFFFFF" w:themeColor="background1"/>
+            </w:tcBorders>
+          </w:tcPr>
+          <w:p>
+            <w:r>
+              <w:t>Property Type</w:t>
+            </w:r>
+          </w:p>
+        </w:tc>
+        <w:tc>
+          <w:tcPr>
+            <w:tcW w:w="2638" w:type="dxa"/>
+            <w:gridSpan w:val="2"/>
+            <w:tcBorders>
+              <w:top w:val="single" w:sz="24" w:space="0" w:color="FFFFFF" w:themeColor="background1"/>
+              <w:left w:val="single" w:sz="24" w:space="0" w:color="FFFFFF" w:themeColor="background1"/>
+              <w:bottom w:val="single" w:sz="24" w:space="0" w:color="FFFFFF" w:themeColor="background1"/>
+              <w:right w:val="single" w:sz="24" w:space="0" w:color="FFFFFF" w:themeColor="background1"/>
+            </w:tcBorders>
+            <w:shd w:val="clear" w:color="auto" w:fill="BCDDF6"/>
+          </w:tcPr>
+          <w:p/>
+        </w:tc>
+        <w:tc>
+          <w:tcPr>
+            <w:tcW w:w="1649" w:type="dxa"/>
+            <w:tcBorders>
+              <w:top w:val="single" w:sz="24" w:space="0" w:color="FFFFFF" w:themeColor="background1"/>
+              <w:left w:val="single" w:sz="24" w:space="0" w:color="FFFFFF" w:themeColor="background1"/>
+              <w:bottom w:val="single" w:sz="24" w:space="0" w:color="FFFFFF" w:themeColor="background1"/>
+              <w:right w:val="single" w:sz="24" w:space="0" w:color="FFFFFF" w:themeColor="background1"/>
+            </w:tcBorders>
+          </w:tcPr>
+          <w:p>
+            <w:pPr>
+              <w:jc w:val="right"/>
+            </w:pPr>
+            <w:r>
+              <w:rPr>
+                <w:rFonts w:ascii="Microsoft Sans Serif" w:cs="Microsoft Sans Serif"/>
+                <w:w w:val="94"/>
+                <w:rtl/>
+              </w:rPr>
+              <w:t>ﻧوع</w:t>
+            </w:r>
+            <w:r>
+              <w:rPr>
+                <w:rFonts w:ascii="Microsoft Sans Serif" w:cs="Microsoft Sans Serif"/>
+                <w:spacing w:val="4"/>
+                <w:rtl/>
+              </w:rPr>
+              <w:t xml:space="preserve"> </w:t>
+            </w:r>
+            <w:r>
+              <w:rPr>
+                <w:rFonts w:ascii="Microsoft Sans Serif" w:cs="Microsoft Sans Serif"/>
+                <w:w w:val="94"/>
+                <w:rtl/>
+              </w:rPr>
+              <w:t>اﻟﻌﻘﺎر</w:t>
+            </w:r>
+          </w:p>
+        </w:tc>
+      </w:tr>
+      <w:tr>
+        <w:trPr>
+          <w:trHeight w:val="307"/>
+        </w:trPr>
+        <w:tc>
+          <w:tcPr>
+            <w:tcW w:w="2183" w:type="dxa"/>
+            <w:tcBorders>
+              <w:top w:val="single" w:sz="24" w:space="0" w:color="FFFFFF" w:themeColor="background1"/>
+              <w:left w:val="single" w:sz="24" w:space="0" w:color="FFFFFF" w:themeColor="background1"/>
+              <w:bottom w:val="single" w:sz="24" w:space="0" w:color="FFFFFF" w:themeColor="background1"/>
+              <w:right w:val="single" w:sz="24" w:space="0" w:color="FFFFFF" w:themeColor="background1"/>
+            </w:tcBorders>
+          </w:tcPr>
+          <w:p>
+            <w:r>
+              <w:t>Building Name</w:t>
+            </w:r>
+          </w:p>
+        </w:tc>
+        <w:tc>
+          <w:tcPr>
+            <w:tcW w:w="2638" w:type="dxa"/>
+            <w:gridSpan w:val="2"/>
+            <w:tcBorders>
+              <w:top w:val="single" w:sz="24" w:space="0" w:color="FFFFFF" w:themeColor="background1"/>
+              <w:left w:val="single" w:sz="24" w:space="0" w:color="FFFFFF" w:themeColor="background1"/>
+              <w:bottom w:val="single" w:sz="24" w:space="0" w:color="FFFFFF" w:themeColor="background1"/>
+              <w:right w:val="single" w:sz="24" w:space="0" w:color="FFFFFF" w:themeColor="background1"/>
+            </w:tcBorders>
+            <w:shd w:val="clear" w:color="auto" w:fill="BCDDF6"/>
+          </w:tcPr>
+          <w:p/>
+        </w:tc>
+        <w:tc>
+          <w:tcPr>
+            <w:tcW w:w="1649" w:type="dxa"/>
+            <w:tcBorders>
+              <w:top w:val="single" w:sz="24" w:space="0" w:color="FFFFFF" w:themeColor="background1"/>
+              <w:left w:val="single" w:sz="24" w:space="0" w:color="FFFFFF" w:themeColor="background1"/>
+              <w:bottom w:val="single" w:sz="24" w:space="0" w:color="FFFFFF" w:themeColor="background1"/>
+              <w:right w:val="single" w:sz="24" w:space="0" w:color="FFFFFF" w:themeColor="background1"/>
+            </w:tcBorders>
+          </w:tcPr>
+          <w:p>
+            <w:pPr>
+              <w:jc w:val="right"/>
+            </w:pPr>
+            <w:r>
+              <w:rPr>
+                <w:rFonts w:ascii="Microsoft Sans Serif" w:cs="Microsoft Sans Serif"/>
+                <w:w w:val="95"/>
+                <w:rtl/>
+              </w:rPr>
+              <w:t>اﺳم</w:t>
+            </w:r>
+            <w:r>
+              <w:rPr>
+                <w:rFonts w:ascii="Microsoft Sans Serif" w:cs="Microsoft Sans Serif"/>
+                <w:spacing w:val="1"/>
+                <w:rtl/>
+              </w:rPr>
+              <w:t xml:space="preserve"> </w:t>
+            </w:r>
+            <w:r>
+              <w:rPr>
+                <w:rFonts w:ascii="Microsoft Sans Serif" w:cs="Microsoft Sans Serif"/>
+                <w:w w:val="95"/>
+                <w:rtl/>
+              </w:rPr>
+              <w:t>اﻟﻣﺑﻧﻰ</w:t>
+            </w:r>
+          </w:p>
+        </w:tc>
+      </w:tr>
+      <w:tr>
+        <w:trPr>
+          <w:trHeight w:val="307"/>
+        </w:trPr>
+        <w:tc>
+          <w:tcPr>
+            <w:tcW w:w="2183" w:type="dxa"/>
+            <w:tcBorders>
+              <w:top w:val="single" w:sz="24" w:space="0" w:color="FFFFFF" w:themeColor="background1"/>
+              <w:left w:val="single" w:sz="24" w:space="0" w:color="FFFFFF" w:themeColor="background1"/>
+              <w:bottom w:val="single" w:sz="24" w:space="0" w:color="FFFFFF" w:themeColor="background1"/>
+              <w:right w:val="single" w:sz="24" w:space="0" w:color="FFFFFF" w:themeColor="background1"/>
+            </w:tcBorders>
+          </w:tcPr>
+          <w:p>
+            <w:r>
+              <w:t>Property Description</w:t>
+            </w:r>
+          </w:p>
+        </w:tc>
+        <w:tc>
+          <w:tcPr>
+            <w:tcW w:w="2638" w:type="dxa"/>
+            <w:gridSpan w:val="2"/>
+            <w:tcBorders>
+              <w:top w:val="single" w:sz="24" w:space="0" w:color="FFFFFF" w:themeColor="background1"/>
+              <w:left w:val="single" w:sz="24" w:space="0" w:color="FFFFFF" w:themeColor="background1"/>
+              <w:bottom w:val="single" w:sz="24" w:space="0" w:color="FFFFFF" w:themeColor="background1"/>
+              <w:right w:val="single" w:sz="24" w:space="0" w:color="FFFFFF" w:themeColor="background1"/>
+            </w:tcBorders>
+            <w:shd w:val="clear" w:color="auto" w:fill="BCDDF6"/>
+          </w:tcPr>
+          <w:p/>
+        </w:tc>
+        <w:tc>
+          <w:tcPr>
+            <w:tcW w:w="1649" w:type="dxa"/>
+            <w:tcBorders>
+              <w:top w:val="single" w:sz="24" w:space="0" w:color="FFFFFF" w:themeColor="background1"/>
+              <w:left w:val="single" w:sz="24" w:space="0" w:color="FFFFFF" w:themeColor="background1"/>
+              <w:bottom w:val="single" w:sz="24" w:space="0" w:color="FFFFFF" w:themeColor="background1"/>
+              <w:right w:val="single" w:sz="24" w:space="0" w:color="FFFFFF" w:themeColor="background1"/>
+            </w:tcBorders>
+          </w:tcPr>
+          <w:p>
+            <w:pPr>
+              <w:jc w:val="right"/>
+            </w:pPr>
+            <w:r>
+              <w:rPr>
+                <w:rFonts w:ascii="Microsoft Sans Serif" w:cs="Microsoft Sans Serif"/>
+                <w:spacing w:val="-2"/>
+                <w:rtl/>
+              </w:rPr>
+              <w:t>اﻟﻌﻘﺎر</w:t>
+            </w:r>
+            <w:r>
+              <w:rPr>
+                <w:rFonts w:ascii="Microsoft Sans Serif" w:cs="Microsoft Sans Serif"/>
+                <w:spacing w:val="-3"/>
+              </w:rPr>
+              <w:t xml:space="preserve"> </w:t>
+            </w:r>
+            <w:r>
+              <w:rPr>
+                <w:rFonts w:ascii="Microsoft Sans Serif" w:cs="Microsoft Sans Serif"/>
+                <w:spacing w:val="-5"/>
+                <w:rtl/>
+              </w:rPr>
+              <w:t>وﺻف</w:t>
+            </w:r>
+          </w:p>
+        </w:tc>
+      </w:tr>
+      <w:tr>
+        <w:trPr>
+          <w:trHeight w:val="307"/>
+        </w:trPr>
+        <w:tc>
+          <w:tcPr>
+            <w:tcW w:w="2183" w:type="dxa"/>
+            <w:tcBorders>
+              <w:top w:val="single" w:sz="24" w:space="0" w:color="FFFFFF" w:themeColor="background1"/>
+              <w:left w:val="single" w:sz="24" w:space="0" w:color="FFFFFF" w:themeColor="background1"/>
+              <w:bottom w:val="single" w:sz="24" w:space="0" w:color="FFFFFF" w:themeColor="background1"/>
+              <w:right w:val="single" w:sz="24" w:space="0" w:color="FFFFFF" w:themeColor="background1"/>
+            </w:tcBorders>
+          </w:tcPr>
+          <w:p>
+            <w:r>
+              <w:t>Floor No.</w:t>
+            </w:r>
+          </w:p>
+        </w:tc>
+        <w:tc>
+          <w:tcPr>
+            <w:tcW w:w="2638" w:type="dxa"/>
+            <w:gridSpan w:val="2"/>
+            <w:tcBorders>
+              <w:top w:val="single" w:sz="24" w:space="0" w:color="FFFFFF" w:themeColor="background1"/>
+              <w:left w:val="single" w:sz="24" w:space="0" w:color="FFFFFF" w:themeColor="background1"/>
+              <w:bottom w:val="single" w:sz="24" w:space="0" w:color="FFFFFF" w:themeColor="background1"/>
+              <w:right w:val="single" w:sz="24" w:space="0" w:color="FFFFFF" w:themeColor="background1"/>
+            </w:tcBorders>
+            <w:shd w:val="clear" w:color="auto" w:fill="BCDDF6"/>
+          </w:tcPr>
+          <w:p/>
+        </w:tc>
+        <w:tc>
+          <w:tcPr>
+            <w:tcW w:w="1649" w:type="dxa"/>
+            <w:tcBorders>
+              <w:top w:val="single" w:sz="24" w:space="0" w:color="FFFFFF" w:themeColor="background1"/>
+              <w:left w:val="single" w:sz="24" w:space="0" w:color="FFFFFF" w:themeColor="background1"/>
+              <w:bottom w:val="single" w:sz="24" w:space="0" w:color="FFFFFF" w:themeColor="background1"/>
+              <w:right w:val="single" w:sz="24" w:space="0" w:color="FFFFFF" w:themeColor="background1"/>
+            </w:tcBorders>
+          </w:tcPr>
+          <w:p>
+            <w:pPr>
+              <w:jc w:val="right"/>
+            </w:pPr>
+            <w:r>
+              <w:rPr>
+                <w:rFonts w:ascii="Microsoft Sans Serif" w:cs="Microsoft Sans Serif"/>
+                <w:w w:val="97"/>
+                <w:rtl/>
+              </w:rPr>
+              <w:t>رﻗم</w:t>
+            </w:r>
+            <w:r>
+              <w:rPr>
+                <w:rFonts w:ascii="Microsoft Sans Serif" w:cs="Microsoft Sans Serif"/>
+                <w:spacing w:val="23"/>
+                <w:rtl/>
+              </w:rPr>
+              <w:t xml:space="preserve"> </w:t>
+            </w:r>
+            <w:r>
+              <w:rPr>
+                <w:rFonts w:ascii="Microsoft Sans Serif" w:cs="Microsoft Sans Serif"/>
+                <w:w w:val="97"/>
+                <w:rtl/>
+              </w:rPr>
+              <w:t>اﻟطﺎﺑﻖ</w:t>
+            </w:r>
+          </w:p>
+        </w:tc>
+      </w:tr>
+      <w:tr>
+        <w:trPr>
+          <w:trHeight w:val="307"/>
+        </w:trPr>
+        <w:tc>
+          <w:tcPr>
+            <w:tcW w:w="2183" w:type="dxa"/>
+            <w:tcBorders>
+              <w:top w:val="single" w:sz="24" w:space="0" w:color="FFFFFF" w:themeColor="background1"/>
+              <w:left w:val="single" w:sz="24" w:space="0" w:color="FFFFFF" w:themeColor="background1"/>
+              <w:bottom w:val="single" w:sz="24" w:space="0" w:color="FFFFFF" w:themeColor="background1"/>
+              <w:right w:val="single" w:sz="24" w:space="0" w:color="FFFFFF" w:themeColor="background1"/>
+            </w:tcBorders>
+          </w:tcPr>
+          <w:p>
+            <w:r>
+              <w:t>Land No.</w:t>
+            </w:r>
+          </w:p>
+        </w:tc>
+        <w:tc>
+          <w:tcPr>
+            <w:tcW w:w="2638" w:type="dxa"/>
+            <w:gridSpan w:val="2"/>
+            <w:tcBorders>
+              <w:top w:val="single" w:sz="24" w:space="0" w:color="FFFFFF" w:themeColor="background1"/>
+              <w:left w:val="single" w:sz="24" w:space="0" w:color="FFFFFF" w:themeColor="background1"/>
+              <w:bottom w:val="single" w:sz="24" w:space="0" w:color="FFFFFF" w:themeColor="background1"/>
+              <w:right w:val="single" w:sz="24" w:space="0" w:color="FFFFFF" w:themeColor="background1"/>
+            </w:tcBorders>
+            <w:shd w:val="clear" w:color="auto" w:fill="BCDDF6"/>
+          </w:tcPr>
+          <w:p/>
+        </w:tc>
+        <w:tc>
+          <w:tcPr>
+            <w:tcW w:w="1649" w:type="dxa"/>
+            <w:tcBorders>
+              <w:top w:val="single" w:sz="24" w:space="0" w:color="FFFFFF" w:themeColor="background1"/>
+              <w:left w:val="single" w:sz="24" w:space="0" w:color="FFFFFF" w:themeColor="background1"/>
+              <w:bottom w:val="single" w:sz="24" w:space="0" w:color="FFFFFF" w:themeColor="background1"/>
+              <w:right w:val="single" w:sz="24" w:space="0" w:color="FFFFFF" w:themeColor="background1"/>
+            </w:tcBorders>
+          </w:tcPr>
+          <w:p>
+            <w:pPr>
+              <w:jc w:val="right"/>
+            </w:pPr>
+            <w:r>
+              <w:rPr>
+                <w:rFonts w:ascii="Microsoft Sans Serif" w:cs="Microsoft Sans Serif"/>
+                <w:rtl/>
+              </w:rPr>
+              <w:t>اﻻرض</w:t>
+            </w:r>
+            <w:r>
+              <w:rPr>
+                <w:rFonts w:ascii="Microsoft Sans Serif" w:cs="Microsoft Sans Serif"/>
+                <w:spacing w:val="-6"/>
+              </w:rPr>
+              <w:t xml:space="preserve"> </w:t>
+            </w:r>
+            <w:r>
+              <w:rPr>
+                <w:rFonts w:ascii="Microsoft Sans Serif" w:cs="Microsoft Sans Serif"/>
+                <w:spacing w:val="-5"/>
+                <w:rtl/>
+              </w:rPr>
+              <w:t>رﻗم</w:t>
+            </w:r>
+          </w:p>
+        </w:tc>
+      </w:tr>
+    </w:tbl>
+    <w:p/>
+    <w:p/>
+    <w:p/>
+    <w:p>
+      <w:r>
+        <w:rPr>
+          <w:noProof/>
+        </w:rPr>
+        <mc:AlternateContent>
+          <mc:Choice Requires="wps">
+            <w:drawing>
+              <wp:anchor distT="0" distB="0" distL="114300" distR="114300" simplePos="0" relativeHeight="251664384" behindDoc="0" locked="0" layoutInCell="1" allowOverlap="1" wp14:anchorId="13B6865F" wp14:editId="397F9EDA">
+                <wp:simplePos x="0" y="0"/>
+                <wp:positionH relativeFrom="column">
+                  <wp:posOffset>12700</wp:posOffset>
+                </wp:positionH>
+                <wp:positionV relativeFrom="paragraph">
+                  <wp:posOffset>36195</wp:posOffset>
+                </wp:positionV>
+                <wp:extent cx="7778750" cy="6350"/>
+                <wp:effectExtent l="0" t="0" r="31750" b="31750"/>
+                <wp:wrapNone/>
+                <wp:docPr id="15" name="Straight Connector 15"/>
+                <wp:cNvGraphicFramePr/>
+                <a:graphic xmlns:a="http://schemas.openxmlformats.org/drawingml/2006/main">
+                  <a:graphicData uri="http://schemas.microsoft.com/office/word/2010/wordprocessingShape">
+                    <wps:wsp>
+                      <wps:cNvCnPr/>
+                      <wps:spPr>
+                        <a:xfrm>
+                          <a:off x="0" y="0"/>
+                          <a:ext cx="7778750" cy="6350"/>
+                        </a:xfrm>
+                        <a:prstGeom prst="line">
+                          <a:avLst/>
+                        </a:prstGeom>
+                      </wps:spPr>
+                      <wps:style>
+                        <a:lnRef idx="1">
+                          <a:schemeClr val="accent1"/>
+                        </a:lnRef>
+                        <a:fillRef idx="0">
+                          <a:schemeClr val="accent1"/>
+                        </a:fillRef>
+                        <a:effectRef idx="0">
+                          <a:schemeClr val="accent1"/>
+                        </a:effectRef>
+                        <a:fontRef idx="minor">
+                          <a:schemeClr val="tx1"/>
+                        </a:fontRef>
+                      </wps:style>
+                      <wps:bodyPr/>
+                    </wps:wsp>
+                  </a:graphicData>
+                </a:graphic>
+              </wp:anchor>
+            </w:drawing>
+          </mc:Choice>
+          <mc:Fallback>
+            <w:pict>
+              <v:line w14:anchorId="0582A3E4" id="Straight Connector 15" o:spid="_x0000_s1026" style="position:absolute;z-index:251664384;visibility:visible;mso-wrap-style:square;mso-wrap-distance-left:9pt;mso-wrap-distance-top:0;mso-wrap-distance-right:9pt;mso-wrap-distance-bottom:0;mso-position-horizontal:absolute;mso-position-horizontal-relative:text;mso-position-vertical:absolute;mso-position-vertical-relative:text" from="1pt,2.85pt" to="613.5pt,3.35pt" o:gfxdata="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" strokecolor="#4472c4 [3204]" strokeweight=".5pt">
+                <v:stroke joinstyle="miter"/>
+              </v:line>
+            </w:pict>
+          </mc:Fallback>
+        </mc:AlternateContent>
+      </w:r>
+      <w:r>
+        <w:br/>
+      </w:r>
+    </w:p>
+    <w:tbl>
+      <w:tblPr>
+        <w:tblStyle w:val="TableGrid"/>
+        <w:tblW w:w="12245" w:type="dxa"/>
+        <w:tblBorders>
+          <w:top w:val="none" w:sz="0" w:space="0" w:color="auto"/>
+          <w:left w:val="none" w:sz="0" w:space="0" w:color="auto"/>
+          <w:bottom w:val="none" w:sz="0" w:space="0" w:color="auto"/>
+          <w:right w:val="none" w:sz="0" w:space="0" w:color="auto"/>
+          <w:insideH w:val="none" w:sz="0" w:space="0" w:color="auto"/>
+          <w:insideV w:val="none" w:sz="0" w:space="0" w:color="auto"/>
+        </w:tblBorders>
+        <w:tblLook w:val="04A0" w:firstRow="1" w:lastRow="0" w:firstColumn="1" w:lastColumn="0" w:noHBand="0" w:noVBand="1"/>
+      </w:tblPr>
+      <w:tblGrid>
+        <w:gridCol w:w="6122"/>
+        <w:gridCol w:w="6123"/>
+      </w:tblGrid>
+      <w:tr>
+        <w:trPr>
+          <w:trHeight w:val="639"/>
+        </w:trPr>
+        <w:tc>
+          <w:tcPr>
+            <w:tcW w:w="6122" w:type="dxa"/>
+          </w:tcPr>
+          <w:p>
+            <w:pPr>
+              <w:pStyle w:val="BodyText"/>
+              <w:spacing w:before="93"/>
+              <w:ind w:left="438" w:right="495"/>
+            </w:pPr>
+            <w:r>
+              <w:t>The</w:t>
+            </w:r>
+            <w:r>
+              <w:rPr>
+                <w:spacing w:val="-7"/>
+              </w:rPr>
+              <w:t xml:space="preserve"> </w:t>
+            </w:r>
+            <w:r>
+              <w:t>Landlord</w:t>
+            </w:r>
+            <w:r>
+              <w:rPr>
+                <w:spacing w:val="-5"/>
+              </w:rPr>
+              <w:t xml:space="preserve"> </w:t>
+            </w:r>
+            <w:r>
+              <w:t>hereby</w:t>
+            </w:r>
+            <w:r>
+              <w:rPr>
+                <w:spacing w:val="-7"/>
+              </w:rPr>
+              <w:t xml:space="preserve"> </w:t>
+            </w:r>
+            <w:r>
+              <w:t>agrees</w:t>
+            </w:r>
+            <w:r>
+              <w:rPr>
+                <w:spacing w:val="-5"/>
+              </w:rPr>
+              <w:t xml:space="preserve"> </w:t>
+            </w:r>
+            <w:r>
+              <w:t>to</w:t>
+            </w:r>
+            <w:r>
+              <w:rPr>
+                <w:spacing w:val="-7"/>
+              </w:rPr>
+              <w:t xml:space="preserve"> </w:t>
+            </w:r>
+            <w:r>
+              <w:t>rent</w:t>
+            </w:r>
+            <w:r>
+              <w:rPr>
+                <w:spacing w:val="-4"/>
+              </w:rPr>
+              <w:t xml:space="preserve"> </w:t>
+            </w:r>
+            <w:r>
+              <w:t>property</w:t>
+            </w:r>
+            <w:r>
+              <w:rPr>
+                <w:spacing w:val="-9"/>
+              </w:rPr>
+              <w:t xml:space="preserve"> </w:t>
+            </w:r>
+            <w:r>
+              <w:t>described herein</w:t>
+            </w:r>
+            <w:r>
+              <w:rPr>
+                <w:spacing w:val="-3"/>
+              </w:rPr>
+              <w:t xml:space="preserve"> </w:t>
+            </w:r>
+            <w:r>
+              <w:t>above</w:t>
+            </w:r>
+            <w:r>
+              <w:rPr>
+                <w:spacing w:val="-3"/>
+              </w:rPr>
+              <w:t xml:space="preserve"> </w:t>
+            </w:r>
+            <w:r>
+              <w:t>for</w:t>
+            </w:r>
+            <w:r>
+              <w:rPr>
+                <w:spacing w:val="-2"/>
+              </w:rPr>
+              <w:t xml:space="preserve"> </w:t>
+            </w:r>
+            <w:r>
+              <w:t>the</w:t>
+            </w:r>
+            <w:r>
+              <w:rPr>
+                <w:spacing w:val="-1"/>
+              </w:rPr>
+              <w:t xml:space="preserve"> </w:t>
+            </w:r>
+            <w:r>
+              <w:t>prescribed</w:t>
+            </w:r>
+            <w:r>
+              <w:rPr>
+                <w:spacing w:val="-1"/>
+              </w:rPr>
+              <w:t xml:space="preserve"> </w:t>
+            </w:r>
+            <w:r>
+              <w:t>period</w:t>
+            </w:r>
+            <w:r>
+              <w:rPr>
+                <w:spacing w:val="-3"/>
+              </w:rPr>
+              <w:t xml:space="preserve"> </w:t>
+            </w:r>
+            <w:r>
+              <w:t>to</w:t>
+            </w:r>
+            <w:r>
+              <w:rPr>
+                <w:spacing w:val="-3"/>
+              </w:rPr>
+              <w:t xml:space="preserve"> </w:t>
+            </w:r>
+            <w:r>
+              <w:t>the</w:t>
+            </w:r>
+            <w:r>
+              <w:rPr>
+                <w:spacing w:val="-3"/>
+              </w:rPr>
+              <w:t xml:space="preserve"> </w:t>
+            </w:r>
+            <w:r>
+              <w:t>Tenant in accordance with the following conditions:</w:t>
+            </w:r>
+          </w:p>
+          <w:p>
+            <w:pPr>
+              <w:pStyle w:val="BodyText"/>
+              <w:spacing w:before="1"/>
+              <w:ind w:left="438"/>
+            </w:pPr>
+            <w:r>
+              <w:t>The</w:t>
+            </w:r>
+            <w:r>
+              <w:rPr>
+                <w:spacing w:val="-5"/>
+              </w:rPr>
+              <w:t xml:space="preserve"> </w:t>
+            </w:r>
+            <w:r>
+              <w:t>above</w:t>
+            </w:r>
+            <w:r>
+              <w:rPr>
+                <w:spacing w:val="-5"/>
+              </w:rPr>
+              <w:t xml:space="preserve"> </w:t>
+            </w:r>
+            <w:r>
+              <w:t>preamble</w:t>
+            </w:r>
+            <w:r>
+              <w:rPr>
+                <w:spacing w:val="-5"/>
+              </w:rPr>
+              <w:t xml:space="preserve"> </w:t>
+            </w:r>
+            <w:r>
+              <w:t>is</w:t>
+            </w:r>
+            <w:r>
+              <w:rPr>
+                <w:spacing w:val="-4"/>
+              </w:rPr>
+              <w:t xml:space="preserve"> </w:t>
+            </w:r>
+            <w:r>
+              <w:t>deemed</w:t>
+            </w:r>
+            <w:r>
+              <w:rPr>
+                <w:spacing w:val="-5"/>
+              </w:rPr>
+              <w:t xml:space="preserve"> </w:t>
+            </w:r>
+            <w:r>
+              <w:t>as</w:t>
+            </w:r>
+            <w:r>
+              <w:rPr>
+                <w:spacing w:val="-3"/>
+              </w:rPr>
+              <w:t xml:space="preserve"> </w:t>
+            </w:r>
+            <w:r>
+              <w:t>an</w:t>
+            </w:r>
+            <w:r>
+              <w:rPr>
+                <w:spacing w:val="-5"/>
+              </w:rPr>
+              <w:t xml:space="preserve"> </w:t>
+            </w:r>
+            <w:r>
+              <w:t>integral</w:t>
+            </w:r>
+            <w:r>
+              <w:rPr>
+                <w:spacing w:val="-6"/>
+              </w:rPr>
+              <w:t xml:space="preserve"> </w:t>
+            </w:r>
+            <w:r>
+              <w:t>part</w:t>
+            </w:r>
+            <w:r>
+              <w:rPr>
+                <w:spacing w:val="-2"/>
+              </w:rPr>
+              <w:t xml:space="preserve"> </w:t>
+            </w:r>
+            <w:r>
+              <w:t>of</w:t>
+            </w:r>
+            <w:r>
+              <w:rPr>
+                <w:spacing w:val="-2"/>
+              </w:rPr>
+              <w:t xml:space="preserve"> </w:t>
+            </w:r>
+            <w:r>
+              <w:t xml:space="preserve">terms </w:t>
+            </w:r>
+            <w:r>
+              <w:rPr>
+                <w:spacing w:val="-2"/>
+              </w:rPr>
+              <w:t>hereof.</w:t>
+            </w:r>
+          </w:p>
+          <w:p>
+            <w:pPr>
+              <w:pStyle w:val="BodyText"/>
+              <w:ind w:left="437" w:right="54"/>
+            </w:pPr>
+            <w:r>
+              <w:t>The</w:t>
+            </w:r>
+            <w:r>
+              <w:rPr>
+                <w:spacing w:val="-6"/>
+              </w:rPr>
+              <w:t xml:space="preserve"> </w:t>
+            </w:r>
+            <w:r>
+              <w:t>Parties</w:t>
+            </w:r>
+            <w:r>
+              <w:rPr>
+                <w:spacing w:val="-2"/>
+              </w:rPr>
+              <w:t xml:space="preserve"> </w:t>
+            </w:r>
+            <w:r>
+              <w:t>hereto</w:t>
+            </w:r>
+            <w:r>
+              <w:rPr>
+                <w:spacing w:val="-6"/>
+              </w:rPr>
+              <w:t xml:space="preserve"> </w:t>
+            </w:r>
+            <w:r>
+              <w:t>hereby</w:t>
+            </w:r>
+            <w:r>
+              <w:rPr>
+                <w:spacing w:val="-7"/>
+              </w:rPr>
+              <w:t xml:space="preserve"> </w:t>
+            </w:r>
+            <w:r>
+              <w:t>acknowledge</w:t>
+            </w:r>
+            <w:r>
+              <w:rPr>
+                <w:spacing w:val="-4"/>
+              </w:rPr>
+              <w:t xml:space="preserve"> </w:t>
+            </w:r>
+            <w:r>
+              <w:t>that</w:t>
+            </w:r>
+            <w:r>
+              <w:rPr>
+                <w:spacing w:val="-6"/>
+              </w:rPr>
+              <w:t xml:space="preserve"> </w:t>
+            </w:r>
+            <w:r>
+              <w:t>they</w:t>
+            </w:r>
+            <w:r>
+              <w:rPr>
+                <w:spacing w:val="-7"/>
+              </w:rPr>
+              <w:t xml:space="preserve"> </w:t>
+            </w:r>
+            <w:r>
+              <w:t>have</w:t>
+            </w:r>
+            <w:r>
+              <w:rPr>
+                <w:spacing w:val="-6"/>
+              </w:rPr>
+              <w:t xml:space="preserve"> </w:t>
+            </w:r>
+            <w:r>
+              <w:t>read the Provisions of Law No. (3) Of 2008 which regulates the relationship between Landlords and Tenants in the</w:t>
+            </w:r>
+            <w:r>
+              <w:rPr>
+                <w:spacing w:val="40"/>
+              </w:rPr>
+              <w:t xml:space="preserve"> </w:t>
+            </w:r>
+            <w:r>
+              <w:t xml:space="preserve">Emirates of Umm Al Quwain and they hereby </w:t>
+            </w:r>
+            <w:proofErr w:type="gramStart"/>
+            <w:r>
+              <w:t>accepts</w:t>
+            </w:r>
+            <w:proofErr w:type="gramEnd"/>
+            <w:r>
+              <w:t xml:space="preserve"> to comply with all obligations of the Landlord and Tenant Prescribed by the Law.</w:t>
+            </w:r>
+          </w:p>
+          <w:p/>
+        </w:tc>
+        <w:tc>
+          <w:tcPr>
+            <w:tcW w:w="6123" w:type="dxa"/>
+          </w:tcPr>
+          <w:p>
+            <w:pPr>
+              <w:pStyle w:val="BodyText"/>
+              <w:bidi/>
+              <w:spacing w:before="97"/>
+              <w:ind w:left="442" w:right="809" w:hanging="1"/>
+              <w:rPr>
+                <w:rFonts w:ascii="Microsoft Sans Serif" w:cs="Microsoft Sans Serif"/>
+                <w:w w:val="94"/>
+                <w:rtl/>
+              </w:rPr>
+            </w:pPr>
+            <w:r>
+              <w:rPr>
+                <w:rFonts w:ascii="Microsoft Sans Serif" w:cs="Microsoft Sans Serif"/>
+                <w:w w:val="96"/>
+                <w:rtl/>
+              </w:rPr>
+              <w:t>ﺑﻣوﺟب ھذا اﻟﻌﻘد ﯾواﻓﻖ اﻟﻣؤﺟر ﻋﻠﻰ ﺗﺄﺟﯾر اﻟﻌﻘﺎر اﻟﻣوﺻوف أﻋﻼه</w:t>
+            </w:r>
+          </w:p>
+          <w:p>
+            <w:pPr>
+              <w:pStyle w:val="BodyText"/>
+              <w:bidi/>
+              <w:spacing w:before="97"/>
+              <w:ind w:left="442" w:right="809" w:hanging="1"/>
+            </w:pPr>
+            <w:r>
+              <w:rPr>
+                <w:rFonts w:ascii="Microsoft Sans Serif" w:cs="Microsoft Sans Serif"/>
+                <w:w w:val="94"/>
+                <w:rtl/>
+              </w:rPr>
+              <w:t>وﻟﻠﻣدة اﻟﻣﺣددة أﻋﻼه ﻟﻠﻣﺳﺗﺄﺟر وذﻟك ﺣﺳب اﻟﺷروط اﻟﺗﺎﻟﯾﺔ</w:t>
+            </w:r>
+            <w:r>
+              <w:rPr>
+                <w:w w:val="94"/>
+              </w:rPr>
+              <w:t>:</w:t>
+            </w:r>
+          </w:p>
+          <w:p>
+            <w:pPr>
+              <w:pStyle w:val="BodyText"/>
+              <w:bidi/>
+              <w:spacing w:before="1" w:line="242" w:lineRule="auto"/>
+              <w:ind w:left="439" w:right="437" w:firstLine="1"/>
+              <w:rPr>
+                <w:rFonts w:ascii="Microsoft Sans Serif" w:cs="Microsoft Sans Serif"/>
+              </w:rPr>
+            </w:pPr>
+            <w:r>
+              <w:rPr>
+                <w:rFonts w:ascii="Microsoft Sans Serif" w:cs="Microsoft Sans Serif"/>
+                <w:w w:val="95"/>
+                <w:rtl/>
+              </w:rPr>
+              <w:t>ﺗﻌﺗﺑر</w:t>
+            </w:r>
+            <w:r>
+              <w:rPr>
+                <w:rFonts w:ascii="Microsoft Sans Serif" w:cs="Microsoft Sans Serif"/>
+                <w:rtl/>
+              </w:rPr>
+              <w:t xml:space="preserve"> </w:t>
+            </w:r>
+            <w:r>
+              <w:rPr>
+                <w:rFonts w:ascii="Microsoft Sans Serif" w:cs="Microsoft Sans Serif"/>
+                <w:w w:val="95"/>
+                <w:rtl/>
+              </w:rPr>
+              <w:t>اﻟﺑﯾﺎﻧﺎت</w:t>
+            </w:r>
+            <w:r>
+              <w:rPr>
+                <w:rFonts w:ascii="Microsoft Sans Serif" w:cs="Microsoft Sans Serif"/>
+                <w:spacing w:val="11"/>
+                <w:rtl/>
+              </w:rPr>
+              <w:t xml:space="preserve"> </w:t>
+            </w:r>
+            <w:r>
+              <w:rPr>
+                <w:rFonts w:ascii="Microsoft Sans Serif" w:cs="Microsoft Sans Serif"/>
+                <w:w w:val="95"/>
+                <w:rtl/>
+              </w:rPr>
+              <w:t>اﻟواردة</w:t>
+            </w:r>
+            <w:r>
+              <w:rPr>
+                <w:rFonts w:ascii="Microsoft Sans Serif" w:cs="Microsoft Sans Serif"/>
+                <w:spacing w:val="11"/>
+                <w:rtl/>
+              </w:rPr>
+              <w:t xml:space="preserve"> </w:t>
+            </w:r>
+            <w:r>
+              <w:rPr>
+                <w:rFonts w:ascii="Microsoft Sans Serif" w:cs="Microsoft Sans Serif"/>
+                <w:w w:val="95"/>
+                <w:rtl/>
+              </w:rPr>
+              <w:t>أﻋﻼه</w:t>
+            </w:r>
+            <w:r>
+              <w:rPr>
+                <w:rFonts w:ascii="Microsoft Sans Serif" w:cs="Microsoft Sans Serif"/>
+                <w:spacing w:val="9"/>
+                <w:rtl/>
+              </w:rPr>
+              <w:t xml:space="preserve"> </w:t>
+            </w:r>
+            <w:r>
+              <w:rPr>
+                <w:rFonts w:ascii="Microsoft Sans Serif" w:cs="Microsoft Sans Serif"/>
+                <w:w w:val="95"/>
+                <w:rtl/>
+              </w:rPr>
+              <w:t>ﺑﻣﺛﺎﺑﺔ</w:t>
+            </w:r>
+            <w:r>
+              <w:rPr>
+                <w:rFonts w:ascii="Microsoft Sans Serif" w:cs="Microsoft Sans Serif"/>
+                <w:rtl/>
+              </w:rPr>
+              <w:t xml:space="preserve"> </w:t>
+            </w:r>
+            <w:r>
+              <w:rPr>
+                <w:rFonts w:ascii="Microsoft Sans Serif" w:cs="Microsoft Sans Serif"/>
+                <w:w w:val="95"/>
+                <w:rtl/>
+              </w:rPr>
+              <w:t>أﻧﮭﺎ</w:t>
+            </w:r>
+            <w:r>
+              <w:rPr>
+                <w:rFonts w:ascii="Microsoft Sans Serif" w:cs="Microsoft Sans Serif"/>
+                <w:spacing w:val="11"/>
+                <w:rtl/>
+              </w:rPr>
+              <w:t xml:space="preserve"> </w:t>
+            </w:r>
+            <w:r>
+              <w:rPr>
+                <w:rFonts w:ascii="Microsoft Sans Serif" w:cs="Microsoft Sans Serif"/>
+                <w:w w:val="95"/>
+                <w:rtl/>
+              </w:rPr>
+              <w:t>ﺟزءا</w:t>
+            </w:r>
+            <w:r>
+              <w:rPr>
+                <w:rFonts w:ascii="Microsoft Sans Serif" w:cs="Microsoft Sans Serif"/>
+                <w:rtl/>
+              </w:rPr>
+              <w:t xml:space="preserve"> </w:t>
+            </w:r>
+            <w:r>
+              <w:rPr>
+                <w:rFonts w:ascii="Microsoft Sans Serif" w:cs="Microsoft Sans Serif"/>
+                <w:w w:val="95"/>
+                <w:rtl/>
+              </w:rPr>
+              <w:t>ﻻ</w:t>
+            </w:r>
+            <w:r>
+              <w:rPr>
+                <w:rFonts w:ascii="Microsoft Sans Serif" w:cs="Microsoft Sans Serif"/>
+                <w:spacing w:val="9"/>
+                <w:rtl/>
+              </w:rPr>
+              <w:t xml:space="preserve"> </w:t>
+            </w:r>
+            <w:r>
+              <w:rPr>
+                <w:rFonts w:ascii="Microsoft Sans Serif" w:cs="Microsoft Sans Serif"/>
+                <w:w w:val="95"/>
+                <w:rtl/>
+              </w:rPr>
+              <w:t>ﯾﺗﺟزأ</w:t>
+            </w:r>
+            <w:r>
+              <w:rPr>
+                <w:rFonts w:ascii="Microsoft Sans Serif" w:cs="Microsoft Sans Serif"/>
+                <w:rtl/>
+              </w:rPr>
+              <w:t xml:space="preserve"> </w:t>
+            </w:r>
+            <w:r>
+              <w:rPr>
+                <w:rFonts w:ascii="Microsoft Sans Serif" w:cs="Microsoft Sans Serif"/>
+                <w:w w:val="95"/>
+                <w:rtl/>
+              </w:rPr>
+              <w:t>ﻣن</w:t>
+            </w:r>
+            <w:r>
+              <w:rPr>
+                <w:rFonts w:ascii="Microsoft Sans Serif" w:cs="Microsoft Sans Serif"/>
+                <w:rtl/>
+              </w:rPr>
+              <w:t xml:space="preserve"> </w:t>
+            </w:r>
+            <w:r>
+              <w:rPr>
+                <w:rFonts w:ascii="Microsoft Sans Serif" w:cs="Microsoft Sans Serif"/>
+                <w:w w:val="95"/>
+                <w:rtl/>
+              </w:rPr>
+              <w:t>أﺣﻛﺎم</w:t>
+            </w:r>
+            <w:r>
+              <w:rPr>
+                <w:rFonts w:ascii="Microsoft Sans Serif" w:cs="Microsoft Sans Serif"/>
+                <w:rtl/>
+              </w:rPr>
+              <w:t xml:space="preserve"> </w:t>
+            </w:r>
+            <w:r>
+              <w:rPr>
+                <w:rFonts w:ascii="Microsoft Sans Serif" w:cs="Microsoft Sans Serif"/>
+                <w:w w:val="95"/>
+                <w:rtl/>
+              </w:rPr>
+              <w:t>ھذ</w:t>
+            </w:r>
+            <w:r>
+              <w:rPr>
+                <w:rFonts w:ascii="Microsoft Sans Serif" w:cs="Microsoft Sans Serif"/>
+                <w:spacing w:val="11"/>
+                <w:rtl/>
+              </w:rPr>
+              <w:t xml:space="preserve"> </w:t>
+            </w:r>
+            <w:r>
+              <w:rPr>
+                <w:rFonts w:ascii="Microsoft Sans Serif" w:cs="Microsoft Sans Serif"/>
+                <w:w w:val="95"/>
+                <w:rtl/>
+              </w:rPr>
+              <w:t>اﻟﻌﻘد</w:t>
+            </w:r>
+            <w:r>
+              <w:rPr>
+                <w:w w:val="95"/>
+              </w:rPr>
+              <w:t>.</w:t>
+            </w:r>
+            <w:r>
+              <w:rPr>
+                <w:rFonts w:ascii="Microsoft Sans Serif" w:cs="Microsoft Sans Serif"/>
+                <w:spacing w:val="40"/>
+                <w:rtl/>
+              </w:rPr>
+              <w:t xml:space="preserve"> </w:t>
+            </w:r>
+            <w:r>
+              <w:rPr>
+                <w:rFonts w:ascii="Microsoft Sans Serif" w:cs="Microsoft Sans Serif"/>
+                <w:w w:val="96"/>
+                <w:rtl/>
+              </w:rPr>
+              <w:t>ﯾﻘر</w:t>
+            </w:r>
+            <w:r>
+              <w:rPr>
+                <w:rFonts w:ascii="Microsoft Sans Serif" w:cs="Microsoft Sans Serif"/>
+                <w:spacing w:val="27"/>
+                <w:rtl/>
+              </w:rPr>
+              <w:t xml:space="preserve"> </w:t>
+            </w:r>
+            <w:r>
+              <w:rPr>
+                <w:rFonts w:ascii="Microsoft Sans Serif" w:cs="Microsoft Sans Serif"/>
+                <w:w w:val="96"/>
+                <w:rtl/>
+              </w:rPr>
+              <w:t>اﻟطرﻓﺎن</w:t>
+            </w:r>
+            <w:r>
+              <w:rPr>
+                <w:rFonts w:ascii="Microsoft Sans Serif" w:cs="Microsoft Sans Serif"/>
+                <w:spacing w:val="31"/>
+                <w:rtl/>
+              </w:rPr>
+              <w:t xml:space="preserve"> </w:t>
+            </w:r>
+            <w:r>
+              <w:rPr>
+                <w:rFonts w:ascii="Microsoft Sans Serif" w:cs="Microsoft Sans Serif"/>
+                <w:w w:val="96"/>
+                <w:rtl/>
+              </w:rPr>
+              <w:t>ﺑﺄﻧﮭﻣﺎ</w:t>
+            </w:r>
+            <w:r>
+              <w:rPr>
+                <w:rFonts w:ascii="Microsoft Sans Serif" w:cs="Microsoft Sans Serif"/>
+                <w:spacing w:val="27"/>
+                <w:rtl/>
+              </w:rPr>
+              <w:t xml:space="preserve"> </w:t>
+            </w:r>
+            <w:r>
+              <w:rPr>
+                <w:rFonts w:ascii="Microsoft Sans Serif" w:cs="Microsoft Sans Serif"/>
+                <w:w w:val="96"/>
+                <w:rtl/>
+              </w:rPr>
+              <w:t>ﻗد</w:t>
+            </w:r>
+            <w:r>
+              <w:rPr>
+                <w:rFonts w:ascii="Microsoft Sans Serif" w:cs="Microsoft Sans Serif"/>
+                <w:spacing w:val="27"/>
+                <w:rtl/>
+              </w:rPr>
+              <w:t xml:space="preserve"> </w:t>
+            </w:r>
+            <w:r>
+              <w:rPr>
+                <w:rFonts w:ascii="Microsoft Sans Serif" w:cs="Microsoft Sans Serif"/>
+                <w:w w:val="96"/>
+                <w:rtl/>
+              </w:rPr>
+              <w:t>أطﻠﻌﺎ</w:t>
+            </w:r>
+            <w:r>
+              <w:rPr>
+                <w:rFonts w:ascii="Microsoft Sans Serif" w:cs="Microsoft Sans Serif"/>
+                <w:spacing w:val="30"/>
+                <w:rtl/>
+              </w:rPr>
+              <w:t xml:space="preserve"> </w:t>
+            </w:r>
+            <w:r>
+              <w:rPr>
+                <w:rFonts w:ascii="Microsoft Sans Serif" w:cs="Microsoft Sans Serif"/>
+                <w:w w:val="96"/>
+                <w:rtl/>
+              </w:rPr>
+              <w:t>ﻋﻠﻰ</w:t>
+            </w:r>
+            <w:r>
+              <w:rPr>
+                <w:rFonts w:ascii="Microsoft Sans Serif" w:cs="Microsoft Sans Serif"/>
+                <w:spacing w:val="27"/>
+                <w:rtl/>
+              </w:rPr>
+              <w:t xml:space="preserve"> </w:t>
+            </w:r>
+            <w:r>
+              <w:rPr>
+                <w:rFonts w:ascii="Microsoft Sans Serif" w:cs="Microsoft Sans Serif"/>
+                <w:w w:val="96"/>
+                <w:rtl/>
+              </w:rPr>
+              <w:t>أﺣﻛﺎم</w:t>
+            </w:r>
+            <w:r>
+              <w:rPr>
+                <w:rFonts w:ascii="Microsoft Sans Serif" w:cs="Microsoft Sans Serif"/>
+                <w:spacing w:val="27"/>
+                <w:rtl/>
+              </w:rPr>
+              <w:t xml:space="preserve"> </w:t>
+            </w:r>
+            <w:r>
+              <w:rPr>
+                <w:rFonts w:ascii="Microsoft Sans Serif" w:cs="Microsoft Sans Serif"/>
+                <w:w w:val="96"/>
+                <w:rtl/>
+              </w:rPr>
+              <w:t>اﻟﻘﺎﻧون</w:t>
+            </w:r>
+            <w:r>
+              <w:rPr>
+                <w:rFonts w:ascii="Microsoft Sans Serif" w:cs="Microsoft Sans Serif"/>
+                <w:spacing w:val="30"/>
+                <w:rtl/>
+              </w:rPr>
+              <w:t xml:space="preserve"> </w:t>
+            </w:r>
+            <w:r>
+              <w:rPr>
+                <w:rFonts w:ascii="Microsoft Sans Serif" w:cs="Microsoft Sans Serif"/>
+                <w:w w:val="96"/>
+                <w:rtl/>
+              </w:rPr>
+              <w:t>رﻗم</w:t>
+            </w:r>
+            <w:r>
+              <w:rPr>
+                <w:spacing w:val="27"/>
+                <w:rtl/>
+              </w:rPr>
+              <w:t xml:space="preserve"> </w:t>
+            </w:r>
+            <w:r>
+              <w:rPr>
+                <w:w w:val="96"/>
+              </w:rPr>
+              <w:t>(3)</w:t>
+            </w:r>
+            <w:r>
+              <w:rPr>
+                <w:rFonts w:ascii="Microsoft Sans Serif" w:cs="Microsoft Sans Serif"/>
+                <w:spacing w:val="31"/>
+                <w:rtl/>
+              </w:rPr>
+              <w:t xml:space="preserve"> </w:t>
+            </w:r>
+            <w:r>
+              <w:rPr>
+                <w:rFonts w:ascii="Microsoft Sans Serif" w:cs="Microsoft Sans Serif"/>
+                <w:w w:val="96"/>
+                <w:rtl/>
+              </w:rPr>
+              <w:t>ﻟﺳﻧﺔ</w:t>
+            </w:r>
+            <w:r>
+              <w:rPr>
+                <w:spacing w:val="28"/>
+                <w:rtl/>
+              </w:rPr>
+              <w:t xml:space="preserve"> </w:t>
+            </w:r>
+            <w:r>
+              <w:rPr>
+                <w:w w:val="96"/>
+              </w:rPr>
+              <w:t>2008</w:t>
+            </w:r>
+            <w:r>
+              <w:rPr>
+                <w:rFonts w:ascii="Microsoft Sans Serif" w:cs="Microsoft Sans Serif"/>
+                <w:w w:val="96"/>
+                <w:rtl/>
+              </w:rPr>
+              <w:t xml:space="preserve"> </w:t>
+            </w:r>
+            <w:r>
+              <w:rPr>
+                <w:rFonts w:ascii="Microsoft Sans Serif" w:cs="Microsoft Sans Serif"/>
+                <w:w w:val="95"/>
+                <w:rtl/>
+              </w:rPr>
+              <w:t xml:space="preserve">ﺑﺷﺄن ﺗﻧظﯾم اﻟﻌﻼﻗﺔ ﺑﯾن ﻣؤﺟري وﻣﺳﺗﺄﺟري اﻟﻌﻘﺎرات ﻓﻲ إﻣﺎرة أم اﻟﻘﯾوﯾن </w:t>
+            </w:r>
+            <w:r>
+              <w:rPr>
+                <w:rFonts w:ascii="Microsoft Sans Serif" w:cs="Microsoft Sans Serif"/>
+                <w:w w:val="96"/>
+                <w:rtl/>
+              </w:rPr>
+              <w:t>وأﻧﮭﻣﺎ وﺑﻣوﺟب ھذا اﻟﻌﻘد ﯾﻘﺑﻼن ﺻراﺣﺔ اﻟﺗﻘﯾد اﻟﺗﺎم</w:t>
+            </w:r>
+          </w:p>
+          <w:p>
+            <w:pPr>
+              <w:pStyle w:val="BodyText"/>
+              <w:bidi/>
+              <w:spacing w:line="228" w:lineRule="exact"/>
+              <w:ind w:left="440"/>
+            </w:pPr>
+            <w:r>
+              <w:rPr>
+                <w:rFonts w:ascii="Microsoft Sans Serif" w:cs="Microsoft Sans Serif"/>
+                <w:w w:val="96"/>
+                <w:rtl/>
+              </w:rPr>
+              <w:t>ﺑﺎﻻﻟﺗزﻣﺎت</w:t>
+            </w:r>
+            <w:r>
+              <w:rPr>
+                <w:rFonts w:ascii="Microsoft Sans Serif" w:cs="Microsoft Sans Serif"/>
+                <w:spacing w:val="2"/>
+                <w:rtl/>
+              </w:rPr>
+              <w:t xml:space="preserve"> </w:t>
+            </w:r>
+            <w:r>
+              <w:rPr>
+                <w:rFonts w:ascii="Microsoft Sans Serif" w:cs="Microsoft Sans Serif"/>
+                <w:w w:val="96"/>
+                <w:rtl/>
+              </w:rPr>
+              <w:t>اﻟﺗﻲ</w:t>
+            </w:r>
+            <w:r>
+              <w:rPr>
+                <w:rFonts w:ascii="Microsoft Sans Serif" w:cs="Microsoft Sans Serif"/>
+                <w:spacing w:val="3"/>
+                <w:rtl/>
+              </w:rPr>
+              <w:t xml:space="preserve"> </w:t>
+            </w:r>
+            <w:r>
+              <w:rPr>
+                <w:rFonts w:ascii="Microsoft Sans Serif" w:cs="Microsoft Sans Serif"/>
+                <w:w w:val="96"/>
+                <w:rtl/>
+              </w:rPr>
+              <w:t>ﻗررھﺎ</w:t>
+            </w:r>
+            <w:r>
+              <w:rPr>
+                <w:rFonts w:ascii="Microsoft Sans Serif" w:cs="Microsoft Sans Serif"/>
+                <w:spacing w:val="6"/>
+                <w:rtl/>
+              </w:rPr>
+              <w:t xml:space="preserve"> </w:t>
+            </w:r>
+            <w:r>
+              <w:rPr>
+                <w:rFonts w:ascii="Microsoft Sans Serif" w:cs="Microsoft Sans Serif"/>
+                <w:w w:val="96"/>
+                <w:rtl/>
+              </w:rPr>
+              <w:t>اﻟﻘﺎﻧون</w:t>
+            </w:r>
+            <w:r>
+              <w:rPr>
+                <w:rFonts w:ascii="Microsoft Sans Serif" w:cs="Microsoft Sans Serif"/>
+                <w:spacing w:val="5"/>
+                <w:rtl/>
+              </w:rPr>
+              <w:t xml:space="preserve"> </w:t>
+            </w:r>
+            <w:r>
+              <w:rPr>
+                <w:rFonts w:ascii="Microsoft Sans Serif" w:cs="Microsoft Sans Serif"/>
+                <w:w w:val="96"/>
+                <w:rtl/>
+              </w:rPr>
+              <w:t>اﻟﻣذﻛور</w:t>
+            </w:r>
+            <w:r>
+              <w:rPr>
+                <w:rFonts w:ascii="Microsoft Sans Serif" w:cs="Microsoft Sans Serif"/>
+                <w:spacing w:val="5"/>
+                <w:rtl/>
+              </w:rPr>
+              <w:t xml:space="preserve"> </w:t>
+            </w:r>
+            <w:r>
+              <w:rPr>
+                <w:rFonts w:ascii="Microsoft Sans Serif" w:cs="Microsoft Sans Serif"/>
+                <w:w w:val="96"/>
+                <w:rtl/>
+              </w:rPr>
+              <w:t>ﻋﻠﻰ</w:t>
+            </w:r>
+            <w:r>
+              <w:rPr>
+                <w:rFonts w:ascii="Microsoft Sans Serif" w:cs="Microsoft Sans Serif"/>
+                <w:spacing w:val="4"/>
+                <w:rtl/>
+              </w:rPr>
+              <w:t xml:space="preserve"> </w:t>
+            </w:r>
+            <w:r>
+              <w:rPr>
+                <w:rFonts w:ascii="Microsoft Sans Serif" w:cs="Microsoft Sans Serif"/>
+                <w:w w:val="96"/>
+                <w:rtl/>
+              </w:rPr>
+              <w:t>ﻛل</w:t>
+            </w:r>
+            <w:r>
+              <w:rPr>
+                <w:rFonts w:ascii="Microsoft Sans Serif" w:cs="Microsoft Sans Serif"/>
+                <w:spacing w:val="3"/>
+                <w:rtl/>
+              </w:rPr>
+              <w:t xml:space="preserve"> </w:t>
+            </w:r>
+            <w:r>
+              <w:rPr>
+                <w:rFonts w:ascii="Microsoft Sans Serif" w:cs="Microsoft Sans Serif"/>
+                <w:w w:val="96"/>
+                <w:rtl/>
+              </w:rPr>
+              <w:t>ﻣن</w:t>
+            </w:r>
+            <w:r>
+              <w:rPr>
+                <w:rFonts w:ascii="Microsoft Sans Serif" w:cs="Microsoft Sans Serif"/>
+                <w:spacing w:val="3"/>
+                <w:rtl/>
+              </w:rPr>
+              <w:t xml:space="preserve"> </w:t>
+            </w:r>
+            <w:r>
+              <w:rPr>
+                <w:rFonts w:ascii="Microsoft Sans Serif" w:cs="Microsoft Sans Serif"/>
+                <w:w w:val="96"/>
+                <w:rtl/>
+              </w:rPr>
+              <w:t>اﻟﻣؤﺟر</w:t>
+            </w:r>
+            <w:r>
+              <w:rPr>
+                <w:rFonts w:ascii="Microsoft Sans Serif" w:cs="Microsoft Sans Serif"/>
+                <w:spacing w:val="3"/>
+                <w:rtl/>
+              </w:rPr>
+              <w:t xml:space="preserve"> </w:t>
+            </w:r>
+            <w:r>
+              <w:rPr>
+                <w:rFonts w:ascii="Microsoft Sans Serif" w:cs="Microsoft Sans Serif"/>
+                <w:w w:val="96"/>
+                <w:rtl/>
+              </w:rPr>
+              <w:t>واﻟﻣﺳﺗﺄﺟر</w:t>
+            </w:r>
+            <w:r>
+              <w:rPr>
+                <w:w w:val="96"/>
+              </w:rPr>
+              <w:t>.</w:t>
+            </w:r>
+          </w:p>
+          <w:p/>
+        </w:tc>
+      </w:tr>
+    </w:tbl>
+    <w:p/>
+    <w:tbl>
+      <w:tblPr>
+        <w:tblStyle w:val="TableGrid"/>
+        <w:tblW w:w="12225" w:type="dxa"/>
+        <w:tblBorders>
+          <w:top w:val="single" w:sz="2" w:space="0" w:color="auto"/>
+          <w:left w:val="single" w:sz="2" w:space="0" w:color="auto"/>
+          <w:bottom w:val="single" w:sz="2" w:space="0" w:color="auto"/>
+          <w:right w:val="single" w:sz="2" w:space="0" w:color="auto"/>
+          <w:insideH w:val="single" w:sz="2" w:space="0" w:color="auto"/>
+          <w:insideV w:val="single" w:sz="2" w:space="0" w:color="auto"/>
+        </w:tblBorders>
+        <w:shd w:val="clear" w:color="auto" w:fill="BCDDF6"/>
+        <w:tblLook w:val="04A0" w:firstRow="1" w:lastRow="0" w:firstColumn="1" w:lastColumn="0" w:noHBand="0" w:noVBand="1"/>
+      </w:tblPr>
+      <w:tblGrid>
+        <w:gridCol w:w="6112"/>
+        <w:gridCol w:w="6113"/>
+      </w:tblGrid>
+      <w:tr>
+        <w:trPr>
+          <w:trHeight w:val="356"/>
+        </w:trPr>
+        <w:tc>
+          <w:tcPr>
+            <w:tcW w:w="6112" w:type="dxa"/>
+            <w:shd w:val="clear" w:color="auto" w:fill="BCDDF6"/>
+          </w:tcPr>
+          <w:p>
+            <w:r>
+              <w:rPr>
+                <w:rFonts w:ascii="Arial" w:hAnsi="Arial" w:cs="Arial"/>
+                <w:b/>
+                <w:color w:val="2F5496" w:themeColor="accent1" w:themeShade="BF"/>
+                <w:sz w:val="24"/>
+                <w:szCs w:val="24"/>
+              </w:rPr>
+              <w:t>Conditions Of Contract</w:t>
+            </w:r>
+          </w:p>
+        </w:tc>
+        <w:tc>
+          <w:tcPr>
+            <w:tcW w:w="6113" w:type="dxa"/>
+            <w:shd w:val="clear" w:color="auto" w:fill="BCDDF6"/>
+          </w:tcPr>
+          <w:p>
+            <w:pPr>
+              <w:jc w:val="right"/>
+              <w:rPr>
+                <w:b/>
+                <w:sz w:val="24"/>
+                <w:szCs w:val="24"/>
+              </w:rPr>
+            </w:pPr>
+            <w:r>
+              <w:rPr>
+                <w:b/>
+                <w:color w:val="2F5496" w:themeColor="accent1" w:themeShade="BF"/>
+                <w:sz w:val="24"/>
+                <w:szCs w:val="24"/>
+                <w:rtl/>
+              </w:rPr>
+              <w:t>اﻟﻌﺎﻣﺔ</w:t>
+            </w:r>
+            <w:r>
+              <w:rPr>
+                <w:b/>
+                <w:color w:val="2F5496" w:themeColor="accent1" w:themeShade="BF"/>
+                <w:spacing w:val="-10"/>
+                <w:sz w:val="24"/>
+                <w:szCs w:val="24"/>
+              </w:rPr>
+              <w:t xml:space="preserve"> </w:t>
+            </w:r>
+            <w:r>
+              <w:rPr>
+                <w:b/>
+                <w:color w:val="2F5496" w:themeColor="accent1" w:themeShade="BF"/>
+                <w:sz w:val="24"/>
+                <w:szCs w:val="24"/>
+                <w:rtl/>
+              </w:rPr>
+              <w:t>اﻟﻌﻘد</w:t>
+            </w:r>
+            <w:r>
+              <w:rPr>
+                <w:b/>
+                <w:color w:val="2F5496" w:themeColor="accent1" w:themeShade="BF"/>
+                <w:spacing w:val="-7"/>
+                <w:sz w:val="24"/>
+                <w:szCs w:val="24"/>
+              </w:rPr>
+              <w:t xml:space="preserve"> </w:t>
+            </w:r>
+            <w:r>
+              <w:rPr>
+                <w:b/>
+                <w:color w:val="2F5496" w:themeColor="accent1" w:themeShade="BF"/>
+                <w:spacing w:val="-4"/>
+                <w:sz w:val="24"/>
+                <w:szCs w:val="24"/>
+                <w:rtl/>
+              </w:rPr>
+              <w:t>ﺷروط</w:t>
+            </w:r>
+          </w:p>
+        </w:tc>
+      </w:tr>
+      <w:tr>
+        <w:trPr>
+          <w:trHeight w:val="356"/>
+        </w:trPr>
+        <w:tc>
+          <w:tcPr>
+            <w:tcW w:w="6112" w:type="dxa"/>
+            <w:shd w:val="clear" w:color="auto" w:fill="FFFFFF" w:themeFill="background1"/>
+          </w:tcPr>
+          <w:p>
+            <w:pPr>
+              <w:pStyle w:val="ListParagraph"/>
+              <w:numPr>
+                <w:ilvl w:val="0"/>
+                <w:numId w:val="1"/>
+              </w:numPr>
+            </w:pPr>
+            <w:r>
+              <w:t>The</w:t>
+            </w:r>
+            <w:r>
+              <w:rPr>
+                <w:spacing w:val="-14"/>
+              </w:rPr>
+              <w:t xml:space="preserve"> </w:t>
+            </w:r>
+            <w:r>
+              <w:t>Tenant</w:t>
+            </w:r>
+            <w:r>
+              <w:rPr>
+                <w:spacing w:val="-14"/>
+              </w:rPr>
+              <w:t xml:space="preserve"> </w:t>
+            </w:r>
+            <w:r>
+              <w:t>hereby</w:t>
+            </w:r>
+            <w:r>
+              <w:rPr>
+                <w:spacing w:val="-14"/>
+              </w:rPr>
+              <w:t xml:space="preserve"> </w:t>
+            </w:r>
+            <w:r>
+              <w:t>admits</w:t>
+            </w:r>
+            <w:r>
+              <w:rPr>
+                <w:spacing w:val="-13"/>
+              </w:rPr>
+              <w:t xml:space="preserve"> </w:t>
+            </w:r>
+            <w:r>
+              <w:t>to</w:t>
+            </w:r>
+            <w:r>
+              <w:rPr>
+                <w:spacing w:val="-12"/>
+              </w:rPr>
+              <w:t xml:space="preserve"> </w:t>
+            </w:r>
+            <w:r>
+              <w:t>have</w:t>
+            </w:r>
+            <w:r>
+              <w:rPr>
+                <w:spacing w:val="-13"/>
+              </w:rPr>
+              <w:t xml:space="preserve"> </w:t>
+            </w:r>
+            <w:r>
+              <w:t>inspected</w:t>
+            </w:r>
+            <w:r>
+              <w:rPr>
+                <w:spacing w:val="-13"/>
+              </w:rPr>
+              <w:t xml:space="preserve"> </w:t>
+            </w:r>
+            <w:r>
+              <w:t>the</w:t>
+            </w:r>
+            <w:r>
+              <w:rPr>
+                <w:spacing w:val="-13"/>
+              </w:rPr>
+              <w:t xml:space="preserve"> </w:t>
+            </w:r>
+            <w:r>
+              <w:t>leased property and has accepted in its present condition.</w:t>
+            </w:r>
+          </w:p>
+          <w:p>
+            <w:pPr>
+              <w:pStyle w:val="BodyText"/>
+              <w:numPr>
+                <w:ilvl w:val="0"/>
+                <w:numId w:val="1"/>
+              </w:numPr>
+              <w:spacing w:before="1"/>
+              <w:jc w:val="both"/>
+            </w:pPr>
+            <w:r>
+              <w:lastRenderedPageBreak/>
+              <w:t>The</w:t>
+            </w:r>
+            <w:r>
+              <w:rPr>
+                <w:spacing w:val="-10"/>
+              </w:rPr>
+              <w:t xml:space="preserve"> </w:t>
+            </w:r>
+            <w:r>
+              <w:t>Tenant</w:t>
+            </w:r>
+            <w:r>
+              <w:rPr>
+                <w:spacing w:val="-9"/>
+              </w:rPr>
+              <w:t xml:space="preserve"> </w:t>
+            </w:r>
+            <w:r>
+              <w:t>shall</w:t>
+            </w:r>
+            <w:r>
+              <w:rPr>
+                <w:spacing w:val="-8"/>
+              </w:rPr>
+              <w:t xml:space="preserve"> </w:t>
+            </w:r>
+            <w:r>
+              <w:t>not</w:t>
+            </w:r>
+            <w:r>
+              <w:rPr>
+                <w:spacing w:val="-9"/>
+              </w:rPr>
+              <w:t xml:space="preserve"> </w:t>
+            </w:r>
+            <w:r>
+              <w:t>modify</w:t>
+            </w:r>
+            <w:r>
+              <w:rPr>
+                <w:spacing w:val="-10"/>
+              </w:rPr>
+              <w:t xml:space="preserve"> </w:t>
+            </w:r>
+            <w:r>
+              <w:t>or</w:t>
+            </w:r>
+            <w:r>
+              <w:rPr>
+                <w:spacing w:val="-9"/>
+              </w:rPr>
+              <w:t xml:space="preserve"> </w:t>
+            </w:r>
+            <w:r>
+              <w:t>demolish</w:t>
+            </w:r>
+            <w:r>
+              <w:rPr>
+                <w:spacing w:val="-10"/>
+              </w:rPr>
+              <w:t xml:space="preserve"> </w:t>
+            </w:r>
+            <w:r>
+              <w:t>any</w:t>
+            </w:r>
+            <w:r>
+              <w:rPr>
+                <w:spacing w:val="-13"/>
+              </w:rPr>
+              <w:t xml:space="preserve"> </w:t>
+            </w:r>
+            <w:r>
+              <w:t>part</w:t>
+            </w:r>
+            <w:r>
+              <w:rPr>
+                <w:spacing w:val="-9"/>
+              </w:rPr>
+              <w:t xml:space="preserve"> </w:t>
+            </w:r>
+            <w:r>
+              <w:t>of</w:t>
+            </w:r>
+            <w:r>
+              <w:rPr>
+                <w:spacing w:val="-7"/>
+              </w:rPr>
+              <w:t xml:space="preserve"> </w:t>
+            </w:r>
+            <w:r>
+              <w:t>the leased</w:t>
+            </w:r>
+            <w:r>
+              <w:rPr>
+                <w:spacing w:val="-4"/>
+              </w:rPr>
+              <w:t xml:space="preserve"> </w:t>
+            </w:r>
+            <w:r>
+              <w:t>property</w:t>
+            </w:r>
+            <w:r>
+              <w:rPr>
+                <w:spacing w:val="-7"/>
+              </w:rPr>
+              <w:t xml:space="preserve"> </w:t>
+            </w:r>
+            <w:r>
+              <w:t>or</w:t>
+            </w:r>
+            <w:r>
+              <w:rPr>
+                <w:spacing w:val="-3"/>
+              </w:rPr>
+              <w:t xml:space="preserve"> </w:t>
+            </w:r>
+            <w:r>
+              <w:t>sublease</w:t>
+            </w:r>
+            <w:r>
+              <w:rPr>
+                <w:spacing w:val="-4"/>
+              </w:rPr>
+              <w:t xml:space="preserve"> </w:t>
+            </w:r>
+            <w:r>
+              <w:t>the</w:t>
+            </w:r>
+            <w:r>
+              <w:rPr>
+                <w:spacing w:val="-3"/>
+              </w:rPr>
+              <w:t xml:space="preserve"> </w:t>
+            </w:r>
+            <w:r>
+              <w:t>same</w:t>
+            </w:r>
+            <w:r>
+              <w:rPr>
+                <w:spacing w:val="-4"/>
+              </w:rPr>
+              <w:t xml:space="preserve"> </w:t>
+            </w:r>
+            <w:r>
+              <w:t>without</w:t>
+            </w:r>
+            <w:r>
+              <w:rPr>
+                <w:spacing w:val="-3"/>
+              </w:rPr>
+              <w:t xml:space="preserve"> </w:t>
+            </w:r>
+            <w:r>
+              <w:t>the</w:t>
+            </w:r>
+            <w:r>
+              <w:rPr>
+                <w:spacing w:val="-4"/>
+              </w:rPr>
+              <w:t xml:space="preserve"> </w:t>
+            </w:r>
+            <w:r>
+              <w:t>prior written consent of The Landlord and shall not, on the Expiry of the Contract or the termination thereof, remove a construction made expect with prior written consent of the Landlord.</w:t>
+            </w:r>
+          </w:p>
+          <w:p>
+            <w:pPr>
+              <w:pStyle w:val="BodyText"/>
+              <w:numPr>
+                <w:ilvl w:val="0"/>
+                <w:numId w:val="1"/>
+              </w:numPr>
+              <w:spacing w:before="1"/>
+              <w:jc w:val="both"/>
+            </w:pPr>
+            <w:r>
+              <w:t>The Tenant hereby undertakes to pay the cost of his consumption of electricity, water, telephone, fax, telex, Bills, etc.</w:t>
+            </w:r>
+          </w:p>
+          <w:p>
+            <w:pPr>
+              <w:pStyle w:val="TableParagraph"/>
+              <w:spacing w:line="229" w:lineRule="exact"/>
+              <w:ind w:left="519"/>
+              <w:rPr>
+                <w:spacing w:val="-4"/>
+                <w:sz w:val="20"/>
+              </w:rPr>
+            </w:pPr>
+          </w:p>
+          <w:p>
+            <w:pPr>
+              <w:pStyle w:val="TableParagraph"/>
+              <w:numPr>
+                <w:ilvl w:val="0"/>
+                <w:numId w:val="1"/>
+              </w:numPr>
+              <w:spacing w:line="229" w:lineRule="exact"/>
+            </w:pPr>
+            <w:r>
+              <w:t>In case any issue is not expressly provided for in the special conditions hereof, or in the provision of the Leasing Law, the same shall be Resolved under the general provisions of the U.A.E. Code of Civil Transactions.</w:t>
+            </w:r>
+          </w:p>
+          <w:p>
+            <w:pPr>
+              <w:pStyle w:val="TableParagraph"/>
+              <w:spacing w:line="229" w:lineRule="exact"/>
+              <w:ind w:left="519"/>
+            </w:pPr>
+          </w:p>
+          <w:p>
+            <w:pPr>
+              <w:pStyle w:val="TableParagraph"/>
+              <w:numPr>
+                <w:ilvl w:val="0"/>
+                <w:numId w:val="1"/>
+              </w:numPr>
+              <w:spacing w:line="229" w:lineRule="exact"/>
+            </w:pPr>
+            <w:r>
+              <w:t>The lessor and the lessee is committed to the laws and regulations issued thereon hind buildings to fall and places permitted housing demolition workers.</w:t>
+            </w:r>
+          </w:p>
+          <w:p>
+            <w:pPr>
+              <w:pStyle w:val="TableParagraph"/>
+              <w:spacing w:line="229" w:lineRule="exact"/>
+              <w:ind w:left="519"/>
+            </w:pPr>
+          </w:p>
+          <w:p>
+            <w:pPr>
+              <w:pStyle w:val="TableParagraph"/>
+              <w:numPr>
+                <w:ilvl w:val="0"/>
+                <w:numId w:val="1"/>
+              </w:numPr>
+              <w:spacing w:line="229" w:lineRule="exact"/>
+              <w:rPr>
+                <w:sz w:val="20"/>
+              </w:rPr>
+            </w:pPr>
+            <w:r>
+              <w:t>Any notice to renew the contract or not wanting to renew or request to increase the allowance or decreased must be three months from the date of the end of the existing lease contract before and only take it if it was not.</w:t>
+            </w:r>
+          </w:p>
+          <w:p>
+            <w:pPr>
+              <w:rPr>
+                <w:rFonts w:ascii="Arial" w:hAnsi="Arial" w:cs="Arial"/>
+                <w:b/>
+                <w:color w:val="2F5496" w:themeColor="accent1" w:themeShade="BF"/>
+                <w:sz w:val="24"/>
+                <w:szCs w:val="24"/>
+              </w:rPr>
+            </w:pPr>
+          </w:p>
+        </w:tc>
+        <w:tc>
+          <w:tcPr>
+            <w:tcW w:w="6113" w:type="dxa"/>
+            <w:shd w:val="clear" w:color="auto" w:fill="FFFFFF" w:themeFill="background1"/>
+          </w:tcPr>
+          <w:p>
+            <w:pPr>
+              <w:jc w:val="right"/>
+              <w:rPr>
+                <w:rFonts w:ascii="ArialMT" w:cs="ArialMT"/>
+                <w:b/>
+                <w:kern w:val="0"/>
+                <w:sz w:val="20"/>
+                <w:szCs w:val="20"/>
+              </w:rPr>
+            </w:pPr>
+            <w:proofErr w:type="spellStart"/>
+            <w:r>
+              <w:rPr>
+                <w:rFonts w:ascii="ArialMT" w:cs="ArialMT" w:hint="cs"/>
+                <w:b/>
+                <w:kern w:val="0"/>
+                <w:sz w:val="20"/>
+                <w:szCs w:val="20"/>
+              </w:rPr>
+              <w:lastRenderedPageBreak/>
+              <w:t>بموجب</w:t>
+            </w:r>
+            <w:proofErr w:type="spellEnd"/>
+            <w:r>
+              <w:rPr>
+                <w:rFonts w:ascii="ArialMT" w:cs="ArialMT"/>
+                <w:b/>
+                <w:kern w:val="0"/>
+                <w:sz w:val="20"/>
+                <w:szCs w:val="20"/>
+              </w:rPr>
+              <w:t xml:space="preserve"> </w:t>
+            </w:r>
+            <w:proofErr w:type="spellStart"/>
+            <w:r>
+              <w:rPr>
+                <w:rFonts w:ascii="ArialMT" w:cs="ArialMT" w:hint="cs"/>
+                <w:b/>
+                <w:kern w:val="0"/>
+                <w:sz w:val="20"/>
+                <w:szCs w:val="20"/>
+              </w:rPr>
+              <w:t>ھذا</w:t>
+            </w:r>
+            <w:proofErr w:type="spellEnd"/>
+            <w:r>
+              <w:rPr>
+                <w:rFonts w:ascii="ArialMT" w:cs="ArialMT"/>
+                <w:b/>
+                <w:kern w:val="0"/>
+                <w:sz w:val="20"/>
+                <w:szCs w:val="20"/>
+              </w:rPr>
+              <w:t xml:space="preserve"> </w:t>
+            </w:r>
+            <w:proofErr w:type="spellStart"/>
+            <w:r>
+              <w:rPr>
+                <w:rFonts w:ascii="ArialMT" w:cs="ArialMT" w:hint="cs"/>
+                <w:b/>
+                <w:kern w:val="0"/>
+                <w:sz w:val="20"/>
+                <w:szCs w:val="20"/>
+              </w:rPr>
+              <w:t>العقد</w:t>
+            </w:r>
+            <w:proofErr w:type="spellEnd"/>
+            <w:r>
+              <w:rPr>
+                <w:rFonts w:ascii="ArialMT" w:cs="ArialMT"/>
+                <w:b/>
+                <w:kern w:val="0"/>
+                <w:sz w:val="20"/>
+                <w:szCs w:val="20"/>
+              </w:rPr>
+              <w:t xml:space="preserve"> </w:t>
+            </w:r>
+            <w:proofErr w:type="spellStart"/>
+            <w:r>
+              <w:rPr>
+                <w:rFonts w:ascii="ArialMT" w:cs="ArialMT" w:hint="cs"/>
+                <w:b/>
+                <w:kern w:val="0"/>
+                <w:sz w:val="20"/>
+                <w:szCs w:val="20"/>
+              </w:rPr>
+              <w:t>یقر</w:t>
+            </w:r>
+            <w:proofErr w:type="spellEnd"/>
+            <w:r>
+              <w:rPr>
+                <w:rFonts w:ascii="ArialMT" w:cs="ArialMT"/>
+                <w:b/>
+                <w:kern w:val="0"/>
+                <w:sz w:val="20"/>
+                <w:szCs w:val="20"/>
+              </w:rPr>
+              <w:t xml:space="preserve"> </w:t>
+            </w:r>
+            <w:proofErr w:type="spellStart"/>
+            <w:r>
+              <w:rPr>
+                <w:rFonts w:ascii="ArialMT" w:cs="ArialMT" w:hint="cs"/>
+                <w:b/>
+                <w:kern w:val="0"/>
+                <w:sz w:val="20"/>
+                <w:szCs w:val="20"/>
+              </w:rPr>
+              <w:t>الطرف</w:t>
+            </w:r>
+            <w:proofErr w:type="spellEnd"/>
+            <w:r>
+              <w:rPr>
+                <w:rFonts w:ascii="ArialMT" w:cs="ArialMT"/>
+                <w:b/>
+                <w:kern w:val="0"/>
+                <w:sz w:val="20"/>
+                <w:szCs w:val="20"/>
+              </w:rPr>
+              <w:t xml:space="preserve"> </w:t>
+            </w:r>
+            <w:proofErr w:type="spellStart"/>
+            <w:r>
+              <w:rPr>
+                <w:rFonts w:ascii="ArialMT" w:cs="ArialMT" w:hint="cs"/>
+                <w:b/>
+                <w:kern w:val="0"/>
+                <w:sz w:val="20"/>
+                <w:szCs w:val="20"/>
+              </w:rPr>
+              <w:t>الثاني</w:t>
+            </w:r>
+            <w:proofErr w:type="spellEnd"/>
+            <w:r>
+              <w:rPr>
+                <w:rFonts w:ascii="ArialMT" w:cs="ArialMT"/>
+                <w:b/>
+                <w:kern w:val="0"/>
+                <w:sz w:val="20"/>
+                <w:szCs w:val="20"/>
+              </w:rPr>
+              <w:t xml:space="preserve"> </w:t>
+            </w:r>
+            <w:proofErr w:type="spellStart"/>
+            <w:r>
+              <w:rPr>
+                <w:rFonts w:ascii="ArialMT" w:cs="ArialMT" w:hint="cs"/>
+                <w:b/>
+                <w:kern w:val="0"/>
+                <w:sz w:val="20"/>
+                <w:szCs w:val="20"/>
+              </w:rPr>
+              <w:t>العقار</w:t>
+            </w:r>
+            <w:proofErr w:type="spellEnd"/>
+            <w:r>
+              <w:rPr>
+                <w:rFonts w:ascii="ArialMT" w:cs="ArialMT"/>
+                <w:b/>
+                <w:kern w:val="0"/>
+                <w:sz w:val="20"/>
+                <w:szCs w:val="20"/>
+              </w:rPr>
+              <w:t xml:space="preserve"> </w:t>
+            </w:r>
+            <w:proofErr w:type="spellStart"/>
+            <w:r>
+              <w:rPr>
+                <w:rFonts w:ascii="ArialMT" w:cs="ArialMT" w:hint="cs"/>
+                <w:b/>
+                <w:kern w:val="0"/>
+                <w:sz w:val="20"/>
+                <w:szCs w:val="20"/>
+              </w:rPr>
+              <w:t>المؤجر</w:t>
+            </w:r>
+            <w:proofErr w:type="spellEnd"/>
+            <w:r>
+              <w:rPr>
+                <w:rFonts w:ascii="ArialMT" w:cs="ArialMT"/>
+                <w:b/>
+                <w:kern w:val="0"/>
+                <w:sz w:val="20"/>
+                <w:szCs w:val="20"/>
+              </w:rPr>
+              <w:t xml:space="preserve"> </w:t>
+            </w:r>
+            <w:proofErr w:type="spellStart"/>
+            <w:r>
+              <w:rPr>
+                <w:rFonts w:ascii="ArialMT" w:cs="ArialMT" w:hint="cs"/>
+                <w:b/>
+                <w:kern w:val="0"/>
+                <w:sz w:val="20"/>
+                <w:szCs w:val="20"/>
+              </w:rPr>
+              <w:t>بانة</w:t>
+            </w:r>
+            <w:proofErr w:type="spellEnd"/>
+            <w:r>
+              <w:rPr>
+                <w:rFonts w:ascii="ArialMT" w:cs="ArialMT"/>
+                <w:b/>
+                <w:kern w:val="0"/>
+                <w:sz w:val="20"/>
+                <w:szCs w:val="20"/>
+              </w:rPr>
+              <w:t xml:space="preserve"> </w:t>
+            </w:r>
+            <w:proofErr w:type="spellStart"/>
+            <w:r>
+              <w:rPr>
+                <w:rFonts w:ascii="ArialMT" w:cs="ArialMT" w:hint="cs"/>
+                <w:b/>
+                <w:kern w:val="0"/>
+                <w:sz w:val="20"/>
+                <w:szCs w:val="20"/>
+              </w:rPr>
+              <w:t>قد</w:t>
+            </w:r>
+            <w:proofErr w:type="spellEnd"/>
+            <w:r>
+              <w:rPr>
+                <w:rFonts w:ascii="ArialMT" w:cs="ArialMT"/>
+                <w:b/>
+                <w:kern w:val="0"/>
+                <w:sz w:val="20"/>
+                <w:szCs w:val="20"/>
+              </w:rPr>
+              <w:t xml:space="preserve"> </w:t>
+            </w:r>
+            <w:proofErr w:type="spellStart"/>
+            <w:r>
+              <w:rPr>
+                <w:rFonts w:ascii="ArialMT" w:cs="ArialMT" w:hint="cs"/>
+                <w:b/>
+                <w:kern w:val="0"/>
+                <w:sz w:val="20"/>
+                <w:szCs w:val="20"/>
+              </w:rPr>
+              <w:t>قام</w:t>
+            </w:r>
+            <w:proofErr w:type="spellEnd"/>
+            <w:r>
+              <w:rPr>
+                <w:rFonts w:ascii="ArialMT" w:cs="ArialMT"/>
+                <w:b/>
+                <w:kern w:val="0"/>
+                <w:sz w:val="20"/>
+                <w:szCs w:val="20"/>
+              </w:rPr>
+              <w:t xml:space="preserve"> </w:t>
+            </w:r>
+            <w:proofErr w:type="spellStart"/>
+            <w:r>
+              <w:rPr>
+                <w:rFonts w:ascii="ArialMT" w:cs="ArialMT" w:hint="cs"/>
+                <w:b/>
+                <w:kern w:val="0"/>
+                <w:sz w:val="20"/>
+                <w:szCs w:val="20"/>
+              </w:rPr>
+              <w:t>بمعاینة</w:t>
+            </w:r>
+            <w:proofErr w:type="spellEnd"/>
+            <w:r>
+              <w:rPr>
+                <w:rFonts w:ascii="ArialMT" w:cs="ArialMT"/>
+                <w:b/>
+                <w:kern w:val="0"/>
+                <w:sz w:val="20"/>
+                <w:szCs w:val="20"/>
+              </w:rPr>
+              <w:t xml:space="preserve"> </w:t>
+            </w:r>
+            <w:proofErr w:type="spellStart"/>
+            <w:r>
+              <w:rPr>
+                <w:rFonts w:ascii="ArialMT" w:cs="ArialMT" w:hint="cs"/>
+                <w:b/>
+                <w:kern w:val="0"/>
+                <w:sz w:val="20"/>
+                <w:szCs w:val="20"/>
+              </w:rPr>
+              <w:t>وانھ</w:t>
+            </w:r>
+            <w:proofErr w:type="spellEnd"/>
+            <w:r>
+              <w:rPr>
+                <w:rFonts w:ascii="ArialMT" w:cs="ArialMT"/>
+                <w:b/>
+                <w:kern w:val="0"/>
+                <w:sz w:val="20"/>
+                <w:szCs w:val="20"/>
+              </w:rPr>
+              <w:t xml:space="preserve"> </w:t>
+            </w:r>
+            <w:proofErr w:type="spellStart"/>
+            <w:r>
+              <w:rPr>
+                <w:rFonts w:ascii="ArialMT" w:cs="ArialMT" w:hint="cs"/>
+                <w:b/>
+                <w:kern w:val="0"/>
+                <w:sz w:val="20"/>
+                <w:szCs w:val="20"/>
+              </w:rPr>
+              <w:t>قد</w:t>
+            </w:r>
+            <w:proofErr w:type="spellEnd"/>
+          </w:p>
+          <w:p>
+            <w:pPr>
+              <w:jc w:val="right"/>
+              <w:rPr>
+                <w:b/>
+                <w:color w:val="2F5496" w:themeColor="accent1" w:themeShade="BF"/>
+                <w:sz w:val="24"/>
+                <w:szCs w:val="24"/>
+                <w:rtl/>
+              </w:rPr>
+            </w:pPr>
+          </w:p>
+        </w:tc>
+      </w:tr>
+    </w:tbl>
+    <w:p/>
+    <w:p/>
+    <w:p>
+      <w:bookmarkStart w:id="0" w:name="_GoBack"/>
+      <w:r>
+        <w:rPr>
+          <w:rFonts w:ascii="Arial"/>
+          <w:noProof/>
+          <w:sz w:val="20"/>
+        </w:rPr>
+        <mc:AlternateContent>
+          <mc:Choice Requires="wpg">
+            <w:drawing>
+              <wp:inline distT="0" distB="0" distL="0" distR="0" wp14:anchorId="224E6007" wp14:editId="6C7D98E4">
+                <wp:extent cx="7222456" cy="4345431"/>
+                <wp:effectExtent l="0" t="0" r="0" b="0"/>
+                <wp:docPr id="26" name="Group 26"/>
+                <wp:cNvGraphicFramePr>
+                  <a:graphicFrameLocks xmlns:a="http://schemas.openxmlformats.org/drawingml/2006/main"/>
+                </wp:cNvGraphicFramePr>
+                <a:graphic xmlns:a="http://schemas.openxmlformats.org/drawingml/2006/main">
+                  <a:graphicData uri="http://schemas.microsoft.com/office/word/2010/wordprocessingGroup">
+                    <wpg:wgp>
+                      <wpg:cNvGrpSpPr>
+                        <a:grpSpLocks/>
+                      </wpg:cNvGrpSpPr>
+                      <wpg:grpSpPr>
+                        <a:xfrm>
+                          <a:off x="0" y="0"/>
+                          <a:ext cx="7222456" cy="4345431"/>
+                          <a:chOff x="498721" y="-38100"/>
+                          <a:chExt cx="6302688" cy="4345431"/>
+                        </a:xfrm>
+                      </wpg:grpSpPr>
+                      <pic:pic xmlns:pic="http://schemas.openxmlformats.org/drawingml/2006/picture">
+                        <pic:nvPicPr>
+                          <pic:cNvPr id="27" name="Image 27"/>
+                          <pic:cNvPicPr/>
+                        </pic:nvPicPr>
+                        <pic:blipFill>
+                          <a:blip r:embed="rId11" cstate="print"/>
+                          <a:stretch>
+                            <a:fillRect/>
+                          </a:stretch>
+                        </pic:blipFill>
+                        <pic:spPr>
+                          <a:xfrm>
+                            <a:off x="498721" y="-38100"/>
+                            <a:ext cx="6166955" cy="4345431"/>
+                          </a:xfrm>
+                          <a:prstGeom prst="rect">
+                            <a:avLst/>
+                          </a:prstGeom>
+                        </pic:spPr>
+                      </pic:pic>
+                      <wps:wsp>
+                        <wps:cNvPr id="28" name="Graphic 28"/>
+                        <wps:cNvSpPr/>
+                        <wps:spPr>
+                          <a:xfrm>
+                            <a:off x="730809" y="1395912"/>
+                            <a:ext cx="6070600" cy="2509337"/>
+                          </a:xfrm>
+                          <a:custGeom>
+                            <a:avLst/>
+                            <a:gdLst/>
+                            <a:ahLst/>
+                            <a:cxnLst/>
+                            <a:rect l="l" t="t" r="r" b="b"/>
+                            <a:pathLst>
+                              <a:path w="6070600" h="2136140">
+                                <a:moveTo>
+                                  <a:pt x="6070600" y="0"/>
+                                </a:moveTo>
+                                <a:lnTo>
+                                  <a:pt x="0" y="0"/>
+                                </a:lnTo>
+                                <a:lnTo>
+                                  <a:pt x="0" y="2135720"/>
+                                </a:lnTo>
+                                <a:lnTo>
+                                  <a:pt x="6070600" y="2135720"/>
+                                </a:lnTo>
+                                <a:lnTo>
+                                  <a:pt x="6070600" y="0"/>
+                                </a:lnTo>
+                                <a:close/>
+                              </a:path>
+                            </a:pathLst>
+                          </a:custGeom>
+                          <a:solidFill>
+                            <a:srgbClr val="FFFFFF"/>
+                          </a:solidFill>
+                        </wps:spPr>
+                        <wps:bodyPr wrap="square" lIns="0" tIns="0" rIns="0" bIns="0" rtlCol="0">
+                          <a:prstTxWarp prst="textNoShape">
+                            <a:avLst/>
+                          </a:prstTxWarp>
+                          <a:noAutofit/>
+                        </wps:bodyPr>
+                      </wps:wsp>
+                    </wpg:wgp>
+                  </a:graphicData>
+                </a:graphic>
+              </wp:inline>
+            </w:drawing>
+          </mc:Choice>
+          <mc:Fallback>
+            <w:pict>
+              <v:group w14:anchorId="69D418B9" id="Group 26" o:spid="_x0000_s1026" style="width:568.7pt;height:342.15pt;mso-position-horizontal-relative:char;mso-position-vertical-relative:line" coordorigin="4987,-381" coordsize="63026,43454" o:gfxdata="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">
+                <v:shapetype id="_x0000_t75" coordsize="21600,21600" o:spt="75" o:preferrelative="t" path="m@4@5l@4@11@9@11@9@5xe" filled="f" stroked="f">
+                  <v:stroke joinstyle="miter"/>
+                  <v:formulas>
+                    <v:f eqn="if lineDrawn pixelLineWidth 0"/>
+                    <v:f eqn="sum @0 1 0"/>
+                    <v:f eqn="sum 0 0 @1"/>
+                    <v:f eqn="prod @2 1 2"/>
+                    <v:f eqn="prod @3 21600 pixelWidth"/>
+                    <v:f eqn="prod @3 21600 pixelHeight"/>
+                    <v:f eqn="sum @0 0 1"/>
+                    <v:f eqn="prod @6 1 2"/>
+                    <v:f eqn="prod @7 21600 pixelWidth"/>
+                    <v:f eqn="sum @8 21600 0"/>
+                    <v:f eqn="prod @7 21600 pixelHeight"/>
+                    <v:f eqn="sum @10 21600 0"/>
+                  </v:formulas>
+                  <v:path o:extrusionok="f" gradientshapeok="t" o:connecttype="rect"/>
+                  <o:lock v:ext="edit" aspectratio="t"/>
+                </v:shapetype>
+                <v:shape id="Image 27" o:spid="_x0000_s1027" type="#_x0000_t75" style="position:absolute;left:4987;top:-381;width:61669;height:43454;visibility:visible;mso-wrap-style:square" o:gfxdata="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">
+                  <v:imagedata r:id="rId12" o:title=""/>
+                </v:shape>
+                <v:shape id="Graphic 28" o:spid="_x0000_s1028" style="position:absolute;left:7308;top:13959;width:60706;height:25093;visibility:visible;mso-wrap-style:square;v-text-anchor:top" coordsize="6070600,2136140" o:gfxdata="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" path="m6070600,l,,,2135720r6070600,l6070600,xe" stroked="f">
+                  <v:path arrowok="t"/>
+                </v:shape>
+                <w10:anchorlock/>
+              </v:group>
+            </w:pict>
+          </mc:Fallback>
+        </mc:AlternateContent>
+      </w:r>
+      <w:bookmarkEnd w:id="0"/>
+    </w:p>
     <w:sectPr>
-      <w:pgSz w:w="11910" w:h="16840"/>
+      <w:headerReference w:type="default" r:id="rId13"/>
+      <w:pgSz w:w="12240" w:h="20160" w:code="5"/>
       <w:pgMar w:top="480" w:right="141" w:bottom="280" w:left="0" w:header="720" w:footer="720" w:gutter="0"/>
       <w:cols w:space="720"/>
+      <w:docGrid w:linePitch="299"/>
     </w:sectPr>
   </w:body>
 </w:document>
 </file>
 
 <file path=word/endnotes.xml><?xml version="1.0" encoding="utf-8"?>
-<w:endnotes xmlns:wpc="http://schemas.microsoft.com/office/word/2010/wordprocessingCanvas" xmlns:cx="http://schemas.microsoft.com/office/drawing/2014/chartex" xmlns:cx1="http://schemas.microsoft.com/office/drawing/2015/9/8/chartex" xmlns:cx2="http://schemas.microsoft.com/office/drawing/2015/10/21/chartex" xmlns:cx3="http://schemas.microsoft.com/office/drawing/2016/5/9/chartex" xmlns:cx4="http://schemas.microsoft.com/office/drawing/2016/5/10/chartex" xmlns:cx5="http://schemas.microsoft.com/office/drawing/2016/5/11/chartex" xmlns:cx6="http://schemas.microsoft.com/office/drawing/2016/5/12/chartex" xmlns:cx7="http://schemas.microsoft.com/office/drawing/2016/5/13/chartex" xmlns:cx8="http://schemas.microsoft.com/office/drawing/2016/5/14/chartex" xmlns:mc="http://schemas.openxmlformats.org/markup-compatibility/2006" xmlns:aink="http://schemas.microsoft.com/office/drawing/2016/ink" xmlns:am3d="http://schemas.microsoft.com/office/drawing/2017/model3d" xmlns:o="urn:schemas-microsoft-com:office:office" xmlns:oel="http://schemas.microsoft.com/office/2019/extlst" xmlns:r="http://schemas.openxmlformats.org/officeDocument/2006/relationships" xmlns:m="http://schemas.openxmlformats.org/officeDocument/2006/math" xmlns:v="urn:schemas-microsoft-com:vml" xmlns:wp14="http://schemas.microsoft.com/office/word/2010/wordprocessingDrawing" xmlns:wp="http://schemas.openxmlformats.org/drawingml/2006/wordprocessingDrawing" xmlns:w10="urn:schemas-microsoft-com:office:word" xmlns:w="http://schemas.openxmlformats.org/wordprocessingml/2006/main" xmlns:w14="http://schemas.microsoft.com/office/word/2010/wordml" xmlns:w15="http://schemas.microsoft.com/office/word/2012/wordml" xmlns:w16cex="http://schemas.microsoft.com/office/word/2018/wordml/cex" xmlns:w16cid="http://schemas.microsoft.com/office/word/2016/wordml/cid" xmlns:w16="http://schemas.microsoft.com/office/word/2018/wordml" xmlns:w16du="http://schemas.microsoft.com/office/word/2023/wordml/word16du" xmlns:w16sdtdh="http://schemas.microsoft.com/office/word/2020/wordml/sdtdatahash" xmlns:w16se="http://schemas.microsoft.com/office/word/2015/wordml/symex" xmlns:wpg="http://schemas.microsoft.com/office/word/2010/wordprocessingGroup" xmlns:wpi="http://schemas.microsoft.com/office/word/2010/wordprocessingInk" xmlns:wne="http://schemas.microsoft.com/office/word/2006/wordml" xmlns:wps="http://schemas.microsoft.com/office/word/2010/wordprocessingShape" mc:Ignorable="w14 w15 w16se w16cid w16 w16cex w16sdtdh w16du wp14">
+<w:endnotes xmlns:wpc="http://schemas.microsoft.com/office/word/2010/wordprocessingCanvas" xmlns:cx="http://schemas.microsoft.com/office/drawing/2014/chartex" xmlns:mc="http://schemas.openxmlformats.org/markup-compatibility/2006" xmlns:o="urn:schemas-microsoft-com:office:office" xmlns:r="http://schemas.openxmlformats.org/officeDocument/2006/relationships" xmlns:m="http://schemas.openxmlformats.org/officeDocument/2006/math" xmlns:v="urn:schemas-microsoft-com:vml" xmlns:wp14="http://schemas.microsoft.com/office/word/2010/wordprocessingDrawing" xmlns:wp="http://schemas.openxmlformats.org/drawingml/2006/wordprocessingDrawing" xmlns:w10="urn:schemas-microsoft-com:office:word" xmlns:w="http://schemas.openxmlformats.org/wordprocessingml/2006/main" xmlns:w14="http://schemas.microsoft.com/office/word/2010/wordml" xmlns:w15="http://schemas.microsoft.com/office/word/2012/wordml" xmlns:w16se="http://schemas.microsoft.com/office/word/2015/wordml/symex" xmlns:wpg="http://schemas.microsoft.com/office/word/2010/wordprocessingGroup" xmlns:wpi="http://schemas.microsoft.com/office/word/2010/wordprocessingInk" xmlns:wne="http://schemas.microsoft.com/office/word/2006/wordml" xmlns:wps="http://schemas.microsoft.com/office/word/2010/wordprocessingShape" mc:Ignorable="w14 w15 w16se wp14">
   <w:endnote w:type="separator" w:id="-1">
     <w:p>
       <w:pPr>
@@ -38,7 +4836,7 @@
 </file>
 
 <file path=word/footnotes.xml><?xml version="1.0" encoding="utf-8"?>
-<w:footnotes xmlns:wpc="http://schemas.microsoft.com/office/word/2010/wordprocessingCanvas" xmlns:cx="http://schemas.microsoft.com/office/drawing/2014/chartex" xmlns:cx1="http://schemas.microsoft.com/office/drawing/2015/9/8/chartex" xmlns:cx2="http://schemas.microsoft.com/office/drawing/2015/10/21/chartex" xmlns:cx3="http://schemas.microsoft.com/office/drawing/2016/5/9/chartex" xmlns:cx4="http://schemas.microsoft.com/office/drawing/2016/5/10/chartex" xmlns:cx5="http://schemas.microsoft.com/office/drawing/2016/5/11/chartex" xmlns:cx6="http://schemas.microsoft.com/office/drawing/2016/5/12/chartex" xmlns:cx7="http://schemas.microsoft.com/office/drawing/2016/5/13/chartex" xmlns:cx8="http://schemas.microsoft.com/office/drawing/2016/5/14/chartex" xmlns:mc="http://schemas.openxmlformats.org/markup-compatibility/2006" xmlns:aink="http://schemas.microsoft.com/office/drawing/2016/ink" xmlns:am3d="http://schemas.microsoft.com/office/drawing/2017/model3d" xmlns:o="urn:schemas-microsoft-com:office:office" xmlns:oel="http://schemas.microsoft.com/office/2019/extlst" xmlns:r="http://schemas.openxmlformats.org/officeDocument/2006/relationships" xmlns:m="http://schemas.openxmlformats.org/officeDocument/2006/math" xmlns:v="urn:schemas-microsoft-com:vml" xmlns:wp14="http://schemas.microsoft.com/office/word/2010/wordprocessingDrawing" xmlns:wp="http://schemas.openxmlformats.org/drawingml/2006/wordprocessingDrawing" xmlns:w10="urn:schemas-microsoft-com:office:word" xmlns:w="http://schemas.openxmlformats.org/wordprocessingml/2006/main" xmlns:w14="http://schemas.microsoft.com/office/word/2010/wordml" xmlns:w15="http://schemas.microsoft.com/office/word/2012/wordml" xmlns:w16cex="http://schemas.microsoft.com/office/word/2018/wordml/cex" xmlns:w16cid="http://schemas.microsoft.com/office/word/2016/wordml/cid" xmlns:w16="http://schemas.microsoft.com/office/word/2018/wordml" xmlns:w16du="http://schemas.microsoft.com/office/word/2023/wordml/word16du" xmlns:w16sdtdh="http://schemas.microsoft.com/office/word/2020/wordml/sdtdatahash" xmlns:w16se="http://schemas.microsoft.com/office/word/2015/wordml/symex" xmlns:wpg="http://schemas.microsoft.com/office/word/2010/wordprocessingGroup" xmlns:wpi="http://schemas.microsoft.com/office/word/2010/wordprocessingInk" xmlns:wne="http://schemas.microsoft.com/office/word/2006/wordml" xmlns:wps="http://schemas.microsoft.com/office/word/2010/wordprocessingShape" mc:Ignorable="w14 w15 w16se w16cid w16 w16cex w16sdtdh w16du wp14">
+<w:footnotes xmlns:wpc="http://schemas.microsoft.com/office/word/2010/wordprocessingCanvas" xmlns:cx="http://schemas.microsoft.com/office/drawing/2014/chartex" xmlns:mc="http://schemas.openxmlformats.org/markup-compatibility/2006" xmlns:o="urn:schemas-microsoft-com:office:office" xmlns:r="http://schemas.openxmlformats.org/officeDocument/2006/relationships" xmlns:m="http://schemas.openxmlformats.org/officeDocument/2006/math" xmlns:v="urn:schemas-microsoft-com:vml" xmlns:wp14="http://schemas.microsoft.com/office/word/2010/wordprocessingDrawing" xmlns:wp="http://schemas.openxmlformats.org/drawingml/2006/wordprocessingDrawing" xmlns:w10="urn:schemas-microsoft-com:office:word" xmlns:w="http://schemas.openxmlformats.org/wordprocessingml/2006/main" xmlns:w14="http://schemas.microsoft.com/office/word/2010/wordml" xmlns:w15="http://schemas.microsoft.com/office/word/2012/wordml" xmlns:w16se="http://schemas.microsoft.com/office/word/2015/wordml/symex" xmlns:wpg="http://schemas.microsoft.com/office/word/2010/wordprocessingGroup" xmlns:wpi="http://schemas.microsoft.com/office/word/2010/wordprocessingInk" xmlns:wne="http://schemas.microsoft.com/office/word/2006/wordml" xmlns:wps="http://schemas.microsoft.com/office/word/2010/wordprocessingShape" mc:Ignorable="w14 w15 w16se wp14">
   <w:footnote w:type="separator" w:id="-1">
     <w:p>
       <w:pPr>
@@ -62,8 +4860,159 @@
 </w:footnotes>
 </file>
 
+<file path=word/header1.xml><?xml version="1.0" encoding="utf-8"?>
+<w:hdr xmlns:wpc="http://schemas.microsoft.com/office/word/2010/wordprocessingCanvas" xmlns:cx="http://schemas.microsoft.com/office/drawing/2014/chartex" xmlns:mc="http://schemas.openxmlformats.org/markup-compatibility/2006" xmlns:o="urn:schemas-microsoft-com:office:office" xmlns:r="http://schemas.openxmlformats.org/officeDocument/2006/relationships" xmlns:m="http://schemas.openxmlformats.org/officeDocument/2006/math" xmlns:v="urn:schemas-microsoft-com:vml" xmlns:wp14="http://schemas.microsoft.com/office/word/2010/wordprocessingDrawing" xmlns:wp="http://schemas.openxmlformats.org/drawingml/2006/wordprocessingDrawing" xmlns:w10="urn:schemas-microsoft-com:office:word" xmlns:w="http://schemas.openxmlformats.org/wordprocessingml/2006/main" xmlns:w14="http://schemas.microsoft.com/office/word/2010/wordml" xmlns:w15="http://schemas.microsoft.com/office/word/2012/wordml" xmlns:w16se="http://schemas.microsoft.com/office/word/2015/wordml/symex" xmlns:wpg="http://schemas.microsoft.com/office/word/2010/wordprocessingGroup" xmlns:wpi="http://schemas.microsoft.com/office/word/2010/wordprocessingInk" xmlns:wne="http://schemas.microsoft.com/office/word/2006/wordml" xmlns:wps="http://schemas.microsoft.com/office/word/2010/wordprocessingShape" mc:Ignorable="w14 w15 w16se wp14">
+  <w:tbl>
+    <w:tblPr>
+      <w:tblStyle w:val="TableGrid"/>
+      <w:tblW w:w="12187" w:type="dxa"/>
+      <w:tblBorders>
+        <w:top w:val="none" w:sz="0" w:space="0" w:color="auto"/>
+        <w:left w:val="none" w:sz="0" w:space="0" w:color="auto"/>
+        <w:bottom w:val="none" w:sz="0" w:space="0" w:color="auto"/>
+        <w:right w:val="none" w:sz="0" w:space="0" w:color="auto"/>
+        <w:insideH w:val="none" w:sz="0" w:space="0" w:color="auto"/>
+        <w:insideV w:val="none" w:sz="0" w:space="0" w:color="auto"/>
+      </w:tblBorders>
+      <w:shd w:val="clear" w:color="auto" w:fill="BCDDF6"/>
+      <w:tblLook w:val="04A0" w:firstRow="1" w:lastRow="0" w:firstColumn="1" w:lastColumn="0" w:noHBand="0" w:noVBand="1"/>
+    </w:tblPr>
+    <w:tblGrid>
+      <w:gridCol w:w="6093"/>
+      <w:gridCol w:w="6094"/>
+    </w:tblGrid>
+    <w:tr>
+      <w:trPr>
+        <w:trHeight w:val="1425"/>
+      </w:trPr>
+      <w:tc>
+        <w:tcPr>
+          <w:tcW w:w="6093" w:type="dxa"/>
+          <w:shd w:val="clear" w:color="auto" w:fill="BCDDF6"/>
+        </w:tcPr>
+        <w:p>
+          <w:pPr>
+            <w:pStyle w:val="Header"/>
+          </w:pPr>
+        </w:p>
+      </w:tc>
+      <w:tc>
+        <w:tcPr>
+          <w:tcW w:w="6094" w:type="dxa"/>
+          <w:shd w:val="clear" w:color="auto" w:fill="BCDDF6"/>
+        </w:tcPr>
+        <w:p>
+          <w:pPr>
+            <w:pStyle w:val="Header"/>
+          </w:pPr>
+        </w:p>
+      </w:tc>
+    </w:tr>
+  </w:tbl>
+  <w:p>
+    <w:pPr>
+      <w:pStyle w:val="Header"/>
+    </w:pPr>
+  </w:p>
+</w:hdr>
+</file>
+
+<file path=word/numbering.xml><?xml version="1.0" encoding="utf-8"?>
+<w:numbering xmlns:wpc="http://schemas.microsoft.com/office/word/2010/wordprocessingCanvas" xmlns:cx="http://schemas.microsoft.com/office/drawing/2014/chartex" xmlns:mc="http://schemas.openxmlformats.org/markup-compatibility/2006" xmlns:o="urn:schemas-microsoft-com:office:office" xmlns:r="http://schemas.openxmlformats.org/officeDocument/2006/relationships" xmlns:m="http://schemas.openxmlformats.org/officeDocument/2006/math" xmlns:v="urn:schemas-microsoft-com:vml" xmlns:wp14="http://schemas.microsoft.com/office/word/2010/wordprocessingDrawing" xmlns:wp="http://schemas.openxmlformats.org/drawingml/2006/wordprocessingDrawing" xmlns:w10="urn:schemas-microsoft-com:office:word" xmlns:w="http://schemas.openxmlformats.org/wordprocessingml/2006/main" xmlns:w14="http://schemas.microsoft.com/office/word/2010/wordml" xmlns:w15="http://schemas.microsoft.com/office/word/2012/wordml" xmlns:w16se="http://schemas.microsoft.com/office/word/2015/wordml/symex" xmlns:wpg="http://schemas.microsoft.com/office/word/2010/wordprocessingGroup" xmlns:wpi="http://schemas.microsoft.com/office/word/2010/wordprocessingInk" xmlns:wne="http://schemas.microsoft.com/office/word/2006/wordml" xmlns:wps="http://schemas.microsoft.com/office/word/2010/wordprocessingShape" mc:Ignorable="w14 w15 w16se wp14">
+  <w:abstractNum w:abstractNumId="0" w15:restartNumberingAfterBreak="0">
+    <w:nsid w:val="2F9D65F9"/>
+    <w:multiLevelType w:val="hybridMultilevel"/>
+    <w:tmpl w:val="7360BB9A"/>
+    <w:lvl w:ilvl="0" w:tplc="0409000F">
+      <w:start w:val="1"/>
+      <w:numFmt w:val="decimal"/>
+      <w:lvlText w:val="%1."/>
+      <w:lvlJc w:val="left"/>
+      <w:pPr>
+        <w:ind w:left="720" w:hanging="360"/>
+      </w:pPr>
+    </w:lvl>
+    <w:lvl w:ilvl="1" w:tplc="04090019" w:tentative="1">
+      <w:start w:val="1"/>
+      <w:numFmt w:val="lowerLetter"/>
+      <w:lvlText w:val="%2."/>
+      <w:lvlJc w:val="left"/>
+      <w:pPr>
+        <w:ind w:left="1440" w:hanging="360"/>
+      </w:pPr>
+    </w:lvl>
+    <w:lvl w:ilvl="2" w:tplc="0409001B" w:tentative="1">
+      <w:start w:val="1"/>
+      <w:numFmt w:val="lowerRoman"/>
+      <w:lvlText w:val="%3."/>
+      <w:lvlJc w:val="right"/>
+      <w:pPr>
+        <w:ind w:left="2160" w:hanging="180"/>
+      </w:pPr>
+    </w:lvl>
+    <w:lvl w:ilvl="3" w:tplc="0409000F" w:tentative="1">
+      <w:start w:val="1"/>
+      <w:numFmt w:val="decimal"/>
+      <w:lvlText w:val="%4."/>
+      <w:lvlJc w:val="left"/>
+      <w:pPr>
+        <w:ind w:left="2880" w:hanging="360"/>
+      </w:pPr>
+    </w:lvl>
+    <w:lvl w:ilvl="4" w:tplc="04090019" w:tentative="1">
+      <w:start w:val="1"/>
+      <w:numFmt w:val="lowerLetter"/>
+      <w:lvlText w:val="%5."/>
+      <w:lvlJc w:val="left"/>
+      <w:pPr>
+        <w:ind w:left="3600" w:hanging="360"/>
+      </w:pPr>
+    </w:lvl>
+    <w:lvl w:ilvl="5" w:tplc="0409001B" w:tentative="1">
+      <w:start w:val="1"/>
+      <w:numFmt w:val="lowerRoman"/>
+      <w:lvlText w:val="%6."/>
+      <w:lvlJc w:val="right"/>
+      <w:pPr>
+        <w:ind w:left="4320" w:hanging="180"/>
+      </w:pPr>
+    </w:lvl>
+    <w:lvl w:ilvl="6" w:tplc="0409000F" w:tentative="1">
+      <w:start w:val="1"/>
+      <w:numFmt w:val="decimal"/>
+      <w:lvlText w:val="%7."/>
+      <w:lvlJc w:val="left"/>
+      <w:pPr>
+        <w:ind w:left="5040" w:hanging="360"/>
+      </w:pPr>
+    </w:lvl>
+    <w:lvl w:ilvl="7" w:tplc="04090019" w:tentative="1">
+      <w:start w:val="1"/>
+      <w:numFmt w:val="lowerLetter"/>
+      <w:lvlText w:val="%8."/>
+      <w:lvlJc w:val="left"/>
+      <w:pPr>
+        <w:ind w:left="5760" w:hanging="360"/>
+      </w:pPr>
+    </w:lvl>
+    <w:lvl w:ilvl="8" w:tplc="0409001B" w:tentative="1">
+      <w:start w:val="1"/>
+      <w:numFmt w:val="lowerRoman"/>
+      <w:lvlText w:val="%9."/>
+      <w:lvlJc w:val="right"/>
+      <w:pPr>
+        <w:ind w:left="6480" w:hanging="180"/>
+      </w:pPr>
+    </w:lvl>
+  </w:abstractNum>
+  <w:num w:numId="1">
+    <w:abstractNumId w:val="0"/>
+  </w:num>
+</w:numbering>
+</file>
+
 <file path=word/styles.xml><?xml version="1.0" encoding="utf-8"?>
-<w:styles xmlns:mc="http://schemas.openxmlformats.org/markup-compatibility/2006" xmlns:r="http://schemas.openxmlformats.org/officeDocument/2006/relationships" xmlns:w="http://schemas.openxmlformats.org/wordprocessingml/2006/main" xmlns:w14="http://schemas.microsoft.com/office/word/2010/wordml" xmlns:w15="http://schemas.microsoft.com/office/word/2012/wordml" xmlns:w16cex="http://schemas.microsoft.com/office/word/2018/wordml/cex" xmlns:w16cid="http://schemas.microsoft.com/office/word/2016/wordml/cid" xmlns:w16="http://schemas.microsoft.com/office/word/2018/wordml" xmlns:w16du="http://schemas.microsoft.com/office/word/2023/wordml/word16du" xmlns:w16sdtdh="http://schemas.microsoft.com/office/word/2020/wordml/sdtdatahash" xmlns:w16se="http://schemas.microsoft.com/office/word/2015/wordml/symex" mc:Ignorable="w14 w15 w16se w16cid w16 w16cex w16sdtdh w16du">
+<w:styles xmlns:mc="http://schemas.openxmlformats.org/markup-compatibility/2006" xmlns:r="http://schemas.openxmlformats.org/officeDocument/2006/relationships" xmlns:w="http://schemas.openxmlformats.org/wordprocessingml/2006/main" xmlns:w14="http://schemas.microsoft.com/office/word/2010/wordml" xmlns:w15="http://schemas.microsoft.com/office/word/2012/wordml" xmlns:w16se="http://schemas.microsoft.com/office/word/2015/wordml/symex" mc:Ignorable="w14 w15 w16se">
   <w:docDefaults>
     <w:rPrDefault>
       <w:rPr>
@@ -81,7 +5030,7 @@
       </w:pPr>
     </w:pPrDefault>
   </w:docDefaults>
-  <w:latentStyles w:defLockedState="0" w:defUIPriority="99" w:defSemiHidden="0" w:defUnhideWhenUsed="0" w:defQFormat="0" w:count="376">
+  <w:latentStyles w:defLockedState="0" w:defUIPriority="99" w:defSemiHidden="0" w:defUnhideWhenUsed="0" w:defQFormat="0" w:count="371">
     <w:lsdException w:name="Normal" w:uiPriority="0" w:qFormat="1"/>
     <w:lsdException w:name="heading 1" w:uiPriority="9" w:qFormat="1"/>
     <w:lsdException w:name="heading 2" w:semiHidden="1" w:uiPriority="9" w:unhideWhenUsed="1" w:qFormat="1"/>
@@ -453,15 +5402,11 @@
     <w:lsdException w:name="List Table 5 Dark Accent 6" w:uiPriority="50"/>
     <w:lsdException w:name="List Table 6 Colorful Accent 6" w:uiPriority="51"/>
     <w:lsdException w:name="List Table 7 Colorful Accent 6" w:uiPriority="52"/>
-    <w:lsdException w:name="Mention" w:semiHidden="1" w:unhideWhenUsed="1"/>
-    <w:lsdException w:name="Smart Hyperlink" w:semiHidden="1" w:unhideWhenUsed="1"/>
-    <w:lsdException w:name="Hashtag" w:semiHidden="1" w:unhideWhenUsed="1"/>
-    <w:lsdException w:name="Unresolved Mention" w:semiHidden="1" w:unhideWhenUsed="1"/>
-    <w:lsdException w:name="Smart Link" w:semiHidden="1" w:unhideWhenUsed="1"/>
   </w:latentStyles>
   <w:style w:type="paragraph" w:default="1" w:styleId="Normal">
     <w:name w:val="Normal"/>
     <w:qFormat/>
+    <w:rsid w:val="00BD4DC8"/>
   </w:style>
   <w:style w:type="paragraph" w:styleId="Heading1">
     <w:name w:val="heading 1"/>
@@ -490,6 +5435,7 @@
   <w:style w:type="character" w:default="1" w:styleId="DefaultParagraphFont">
     <w:name w:val="Default Paragraph Font"/>
     <w:uiPriority w:val="1"/>
+    <w:semiHidden/>
     <w:unhideWhenUsed/>
   </w:style>
   <w:style w:type="table" w:default="1" w:styleId="TableNormal">
@@ -644,6 +5590,27 @@
       <w:kern w:val="0"/>
       <w14:ligatures w14:val="none"/>
     </w:rPr>
+  </w:style>
+  <w:style w:type="character" w:customStyle="1" w:styleId="normaltextrun">
+    <w:name w:val="normaltextrun"/>
+    <w:basedOn w:val="DefaultParagraphFont"/>
+    <w:rsid w:val="00BA2155"/>
+  </w:style>
+  <w:style w:type="character" w:customStyle="1" w:styleId="eop">
+    <w:name w:val="eop"/>
+    <w:basedOn w:val="DefaultParagraphFont"/>
+    <w:rsid w:val="00BA2155"/>
+  </w:style>
+  <w:style w:type="paragraph" w:styleId="ListParagraph">
+    <w:name w:val="List Paragraph"/>
+    <w:basedOn w:val="Normal"/>
+    <w:uiPriority w:val="34"/>
+    <w:qFormat/>
+    <w:rsid w:val="00E1348B"/>
+    <w:pPr>
+      <w:ind w:left="720"/>
+      <w:contextualSpacing/>
+    </w:pPr>
   </w:style>
 </w:styles>
 </file>
@@ -963,7 +5930,7 @@
 </file>
 
 <file path=customXml/itemProps2.xml><?xml version="1.0" encoding="utf-8"?>
-<ds:datastoreItem xmlns:ds="http://schemas.openxmlformats.org/officeDocument/2006/customXml" ds:itemID="{CF036813-2006-4250-B24F-D60A449BC756}">
+<ds:datastoreItem xmlns:ds="http://schemas.openxmlformats.org/officeDocument/2006/customXml" ds:itemID="{943F029D-F63E-4117-807A-22EF4933BC7D}">
   <ds:schemaRefs>
     <ds:schemaRef ds:uri="http://schemas.openxmlformats.org/officeDocument/2006/bibliography"/>
   </ds:schemaRefs>

--- a/UmmAlQuwainContract.docx
+++ b/UmmAlQuwainContract.docx
@@ -13,112 +13,195 @@
           <w:rtl/>
         </w:rPr>
       </w:pPr>
-      <w:r>
+    </w:p>
+    <w:p>
+      <w:pPr>
+        <w:jc w:val="center"/>
         <w:rPr>
-          <w:noProof/>
-          <w:color w:val="ED7D31" w:themeColor="accent2"/>
+          <w:rFonts w:ascii="Arial" w:cs="Arial"/>
+          <w:b/>
+          <w:bCs/>
+          <w:w w:val="145"/>
+          <w:rtl/>
         </w:rPr>
-        <w:drawing>
-          <wp:anchor distT="0" distB="0" distL="114300" distR="114300" simplePos="0" relativeHeight="251663360" behindDoc="0" locked="0" layoutInCell="1" allowOverlap="1" wp14:anchorId="655869B1" wp14:editId="3F0C216D">
-            <wp:simplePos x="0" y="0"/>
-            <wp:positionH relativeFrom="page">
-              <wp:align>right</wp:align>
-            </wp:positionH>
-            <wp:positionV relativeFrom="paragraph">
-              <wp:posOffset>-1050290</wp:posOffset>
-            </wp:positionV>
-            <wp:extent cx="3168650" cy="882650"/>
-            <wp:effectExtent l="0" t="0" r="0" b="0"/>
-            <wp:wrapNone/>
-            <wp:docPr id="14" name="Image 7"/>
-            <wp:cNvGraphicFramePr/>
-            <a:graphic xmlns:a="http://schemas.openxmlformats.org/drawingml/2006/main">
-              <a:graphicData uri="http://schemas.openxmlformats.org/drawingml/2006/picture">
-                <pic:pic xmlns:pic="http://schemas.openxmlformats.org/drawingml/2006/picture">
-                  <pic:nvPicPr>
-                    <pic:cNvPr id="7" name="Image 7"/>
-                    <pic:cNvPicPr/>
-                  </pic:nvPicPr>
-                  <pic:blipFill>
-                    <a:blip r:embed="rId9" cstate="print"/>
-                    <a:stretch>
-                      <a:fillRect/>
-                    </a:stretch>
-                  </pic:blipFill>
-                  <pic:spPr>
-                    <a:xfrm>
-                      <a:off x="0" y="0"/>
-                      <a:ext cx="3168650" cy="882650"/>
-                    </a:xfrm>
-                    <a:prstGeom prst="rect">
-                      <a:avLst/>
-                    </a:prstGeom>
-                  </pic:spPr>
-                </pic:pic>
-              </a:graphicData>
-            </a:graphic>
-            <wp14:sizeRelH relativeFrom="margin">
-              <wp14:pctWidth>0</wp14:pctWidth>
-            </wp14:sizeRelH>
-            <wp14:sizeRelV relativeFrom="margin">
-              <wp14:pctHeight>0</wp14:pctHeight>
-            </wp14:sizeRelV>
-          </wp:anchor>
-        </w:drawing>
-      </w:r>
-      <w:r>
+      </w:pPr>
+    </w:p>
+    <w:tbl>
+      <w:tblPr>
+        <w:tblStyle w:val="TableGrid"/>
+        <w:tblW w:w="12187" w:type="dxa"/>
+        <w:tblBorders>
+          <w:top w:val="none" w:sz="0" w:space="0" w:color="auto"/>
+          <w:left w:val="none" w:sz="0" w:space="0" w:color="auto"/>
+          <w:bottom w:val="none" w:sz="0" w:space="0" w:color="auto"/>
+          <w:right w:val="none" w:sz="0" w:space="0" w:color="auto"/>
+          <w:insideH w:val="none" w:sz="0" w:space="0" w:color="auto"/>
+          <w:insideV w:val="none" w:sz="0" w:space="0" w:color="auto"/>
+        </w:tblBorders>
+        <w:shd w:val="clear" w:color="auto" w:fill="BCDDF6"/>
+        <w:tblLook w:val="04A0" w:firstRow="1" w:lastRow="0" w:firstColumn="1" w:lastColumn="0" w:noHBand="0" w:noVBand="1"/>
+      </w:tblPr>
+      <w:tblGrid>
+        <w:gridCol w:w="6093"/>
+        <w:gridCol w:w="6094"/>
+      </w:tblGrid>
+      <w:tr>
+        <w:trPr>
+          <w:trHeight w:val="1425"/>
+        </w:trPr>
+        <w:tc>
+          <w:tcPr>
+            <w:tcW w:w="6093" w:type="dxa"/>
+            <w:shd w:val="clear" w:color="auto" w:fill="BCDDF6"/>
+          </w:tcPr>
+          <w:p>
+            <w:pPr>
+              <w:pStyle w:val="Header"/>
+            </w:pPr>
+            <w:r>
+              <w:rPr>
+                <w:noProof/>
+                <w:color w:val="ED7D31" w:themeColor="accent2"/>
+              </w:rPr>
+              <w:drawing>
+                <wp:anchor distT="0" distB="0" distL="114300" distR="114300" simplePos="0" relativeHeight="251661312" behindDoc="0" locked="0" layoutInCell="1" allowOverlap="1" wp14:anchorId="78AB5C2F" wp14:editId="3BC28152">
+                  <wp:simplePos x="0" y="0"/>
+                  <wp:positionH relativeFrom="margin">
+                    <wp:posOffset>33020</wp:posOffset>
+                  </wp:positionH>
+                  <wp:positionV relativeFrom="paragraph">
+                    <wp:posOffset>4445</wp:posOffset>
+                  </wp:positionV>
+                  <wp:extent cx="1943100" cy="882650"/>
+                  <wp:effectExtent l="0" t="0" r="0" b="0"/>
+                  <wp:wrapNone/>
+                  <wp:docPr id="13" name="Image 6"/>
+                  <wp:cNvGraphicFramePr/>
+                  <a:graphic xmlns:a="http://schemas.openxmlformats.org/drawingml/2006/main">
+                    <a:graphicData uri="http://schemas.openxmlformats.org/drawingml/2006/picture">
+                      <pic:pic xmlns:pic="http://schemas.openxmlformats.org/drawingml/2006/picture">
+                        <pic:nvPicPr>
+                          <pic:cNvPr id="6" name="Image 6"/>
+                          <pic:cNvPicPr/>
+                        </pic:nvPicPr>
+                        <pic:blipFill>
+                          <a:blip r:embed="rId9" cstate="print"/>
+                          <a:stretch>
+                            <a:fillRect/>
+                          </a:stretch>
+                        </pic:blipFill>
+                        <pic:spPr>
+                          <a:xfrm>
+                            <a:off x="0" y="0"/>
+                            <a:ext cx="1943100" cy="882650"/>
+                          </a:xfrm>
+                          <a:prstGeom prst="rect">
+                            <a:avLst/>
+                          </a:prstGeom>
+                        </pic:spPr>
+                      </pic:pic>
+                    </a:graphicData>
+                  </a:graphic>
+                  <wp14:sizeRelH relativeFrom="margin">
+                    <wp14:pctWidth>0</wp14:pctWidth>
+                  </wp14:sizeRelH>
+                  <wp14:sizeRelV relativeFrom="margin">
+                    <wp14:pctHeight>0</wp14:pctHeight>
+                  </wp14:sizeRelV>
+                </wp:anchor>
+              </w:drawing>
+            </w:r>
+          </w:p>
+        </w:tc>
+        <w:tc>
+          <w:tcPr>
+            <w:tcW w:w="6094" w:type="dxa"/>
+            <w:shd w:val="clear" w:color="auto" w:fill="BCDDF6"/>
+          </w:tcPr>
+          <w:p>
+            <w:pPr>
+              <w:pStyle w:val="Header"/>
+            </w:pPr>
+            <w:r>
+              <w:rPr>
+                <w:noProof/>
+                <w:color w:val="ED7D31" w:themeColor="accent2"/>
+              </w:rPr>
+              <w:drawing>
+                <wp:anchor distT="0" distB="0" distL="114300" distR="114300" simplePos="0" relativeHeight="251663360" behindDoc="0" locked="0" layoutInCell="1" allowOverlap="1" wp14:anchorId="655869B1" wp14:editId="2352756D">
+                  <wp:simplePos x="0" y="0"/>
+                  <wp:positionH relativeFrom="page">
+                    <wp:posOffset>652145</wp:posOffset>
+                  </wp:positionH>
+                  <wp:positionV relativeFrom="paragraph">
+                    <wp:posOffset>17145</wp:posOffset>
+                  </wp:positionV>
+                  <wp:extent cx="3168650" cy="882650"/>
+                  <wp:effectExtent l="0" t="0" r="0" b="0"/>
+                  <wp:wrapNone/>
+                  <wp:docPr id="14" name="Image 7"/>
+                  <wp:cNvGraphicFramePr/>
+                  <a:graphic xmlns:a="http://schemas.openxmlformats.org/drawingml/2006/main">
+                    <a:graphicData uri="http://schemas.openxmlformats.org/drawingml/2006/picture">
+                      <pic:pic xmlns:pic="http://schemas.openxmlformats.org/drawingml/2006/picture">
+                        <pic:nvPicPr>
+                          <pic:cNvPr id="7" name="Image 7"/>
+                          <pic:cNvPicPr/>
+                        </pic:nvPicPr>
+                        <pic:blipFill>
+                          <a:blip r:embed="rId10" cstate="print"/>
+                          <a:stretch>
+                            <a:fillRect/>
+                          </a:stretch>
+                        </pic:blipFill>
+                        <pic:spPr>
+                          <a:xfrm>
+                            <a:off x="0" y="0"/>
+                            <a:ext cx="3168650" cy="882650"/>
+                          </a:xfrm>
+                          <a:prstGeom prst="rect">
+                            <a:avLst/>
+                          </a:prstGeom>
+                        </pic:spPr>
+                      </pic:pic>
+                    </a:graphicData>
+                  </a:graphic>
+                  <wp14:sizeRelH relativeFrom="margin">
+                    <wp14:pctWidth>0</wp14:pctWidth>
+                  </wp14:sizeRelH>
+                  <wp14:sizeRelV relativeFrom="margin">
+                    <wp14:pctHeight>0</wp14:pctHeight>
+                  </wp14:sizeRelV>
+                </wp:anchor>
+              </w:drawing>
+            </w:r>
+          </w:p>
+        </w:tc>
+      </w:tr>
+    </w:tbl>
+    <w:p>
+      <w:pPr>
+        <w:jc w:val="center"/>
         <w:rPr>
-          <w:noProof/>
-          <w:color w:val="ED7D31" w:themeColor="accent2"/>
+          <w:rFonts w:ascii="Arial" w:cs="Arial"/>
+          <w:b/>
+          <w:bCs/>
+          <w:w w:val="145"/>
+          <w:rtl/>
         </w:rPr>
-        <w:drawing>
-          <wp:anchor distT="0" distB="0" distL="114300" distR="114300" simplePos="0" relativeHeight="251661312" behindDoc="0" locked="0" layoutInCell="1" allowOverlap="1" wp14:anchorId="78AB5C2F" wp14:editId="7A574651">
-            <wp:simplePos x="0" y="0"/>
-            <wp:positionH relativeFrom="margin">
-              <wp:align>left</wp:align>
-            </wp:positionH>
-            <wp:positionV relativeFrom="paragraph">
-              <wp:posOffset>-1056640</wp:posOffset>
-            </wp:positionV>
-            <wp:extent cx="1943100" cy="882650"/>
-            <wp:effectExtent l="0" t="0" r="0" b="0"/>
-            <wp:wrapNone/>
-            <wp:docPr id="13" name="Image 6"/>
-            <wp:cNvGraphicFramePr/>
-            <a:graphic xmlns:a="http://schemas.openxmlformats.org/drawingml/2006/main">
-              <a:graphicData uri="http://schemas.openxmlformats.org/drawingml/2006/picture">
-                <pic:pic xmlns:pic="http://schemas.openxmlformats.org/drawingml/2006/picture">
-                  <pic:nvPicPr>
-                    <pic:cNvPr id="6" name="Image 6"/>
-                    <pic:cNvPicPr/>
-                  </pic:nvPicPr>
-                  <pic:blipFill>
-                    <a:blip r:embed="rId10" cstate="print"/>
-                    <a:stretch>
-                      <a:fillRect/>
-                    </a:stretch>
-                  </pic:blipFill>
-                  <pic:spPr>
-                    <a:xfrm>
-                      <a:off x="0" y="0"/>
-                      <a:ext cx="1943100" cy="882650"/>
-                    </a:xfrm>
-                    <a:prstGeom prst="rect">
-                      <a:avLst/>
-                    </a:prstGeom>
-                  </pic:spPr>
-                </pic:pic>
-              </a:graphicData>
-            </a:graphic>
-            <wp14:sizeRelH relativeFrom="margin">
-              <wp14:pctWidth>0</wp14:pctWidth>
-            </wp14:sizeRelH>
-            <wp14:sizeRelV relativeFrom="margin">
-              <wp14:pctHeight>0</wp14:pctHeight>
-            </wp14:sizeRelV>
-          </wp:anchor>
-        </w:drawing>
-      </w:r>
+      </w:pPr>
+    </w:p>
+    <w:p>
+      <w:pPr>
+        <w:jc w:val="center"/>
+        <w:rPr>
+          <w:rFonts w:ascii="Arial" w:cs="Arial"/>
+          <w:b/>
+          <w:bCs/>
+          <w:w w:val="145"/>
+          <w:rtl/>
+        </w:rPr>
+      </w:pPr>
       <w:r>
         <w:rPr>
           <w:rFonts w:ascii="Arial" w:cs="Arial"/>
@@ -187,6 +270,7 @@
       <w:r>
         <w:t>(</w:t>
       </w:r>
+      <w:proofErr w:type="spellStart"/>
       <w:r>
         <w:rPr>
           <w:rStyle w:val="normaltextrun"/>
@@ -196,7 +280,43 @@
           <w:color w:val="000000"/>
           <w:shd w:val="clear" w:color="auto" w:fill="FFFFFF"/>
         </w:rPr>
-        <w:t>وﺣدة ﻋﻘﺎرﯾﺔ)</w:t>
+        <w:t>وﺣدة</w:t>
+      </w:r>
+      <w:proofErr w:type="spellEnd"/>
+      <w:r>
+        <w:rPr>
+          <w:rStyle w:val="normaltextrun"/>
+          <w:rFonts w:ascii="Arial" w:hAnsi="Arial" w:cs="Arial"/>
+          <w:b/>
+          <w:bCs/>
+          <w:color w:val="000000"/>
+          <w:shd w:val="clear" w:color="auto" w:fill="FFFFFF"/>
+        </w:rPr>
+        <w:t xml:space="preserve"> </w:t>
+      </w:r>
+      <w:proofErr w:type="spellStart"/>
+      <w:r>
+        <w:rPr>
+          <w:rStyle w:val="normaltextrun"/>
+          <w:rFonts w:ascii="Arial" w:hAnsi="Arial" w:cs="Arial"/>
+          <w:b/>
+          <w:bCs/>
+          <w:color w:val="000000"/>
+          <w:shd w:val="clear" w:color="auto" w:fill="FFFFFF"/>
+        </w:rPr>
+        <w:t>ﻋﻘﺎرﯾﺔ</w:t>
+      </w:r>
+      <w:proofErr w:type="spellEnd"/>
+      <w:r>
+        <w:rPr>
+          <w:rStyle w:val="normaltextrun"/>
+          <w:rFonts w:ascii="Arial" w:hAnsi="Arial" w:cs="Arial"/>
+          <w:b/>
+          <w:bCs/>
+          <w:color w:val="000000"/>
+          <w:shd w:val="clear" w:color="auto" w:fill="FFFFFF"/>
+        </w:rPr>
+        <w:t>)</w:t>
       </w:r>
     </w:p>
     <w:p>
@@ -865,6 +985,8 @@
           <w:shd w:val="clear" w:color="auto" w:fill="FFFFFF"/>
         </w:rPr>
       </w:pPr>
+      <w:bookmarkStart w:id="0" w:name="_GoBack"/>
+      <w:bookmarkEnd w:id="0"/>
     </w:p>
     <w:tbl>
       <w:tblPr>
@@ -3890,6 +4012,7 @@
                 <w:sz w:val="24"/>
                 <w:szCs w:val="24"/>
               </w:rPr>
+              <w:lastRenderedPageBreak/>
               <w:t>Conditions Of Contract</w:t>
             </w:r>
           </w:p>
@@ -4066,7 +4189,6 @@
               <w:jc w:val="both"/>
             </w:pPr>
             <w:r>
-              <w:lastRenderedPageBreak/>
               <w:t>The</w:t>
             </w:r>
             <w:r>
@@ -4350,7 +4472,6 @@
                 <w:sz w:val="20"/>
                 <w:szCs w:val="20"/>
               </w:rPr>
-              <w:lastRenderedPageBreak/>
               <w:t>بموجب</w:t>
             </w:r>
             <w:proofErr w:type="spellEnd"/>
@@ -4659,7 +4780,6 @@
     <w:p/>
     <w:p/>
     <w:p>
-      <w:bookmarkStart w:id="0" w:name="_GoBack"/>
       <w:r>
         <w:rPr>
           <w:rFonts w:ascii="Arial"/>
@@ -4797,10 +4917,8 @@
           </mc:Fallback>
         </mc:AlternateContent>
       </w:r>
-      <w:bookmarkEnd w:id="0"/>
     </w:p>
     <w:sectPr>
-      <w:headerReference w:type="default" r:id="rId13"/>
       <w:pgSz w:w="12240" w:h="20160" w:code="5"/>
       <w:pgMar w:top="480" w:right="141" w:bottom="280" w:left="0" w:header="720" w:footer="720" w:gutter="0"/>
       <w:cols w:space="720"/>
@@ -4858,63 +4976,6 @@
     </w:p>
   </w:footnote>
 </w:footnotes>
-</file>
-
-<file path=word/header1.xml><?xml version="1.0" encoding="utf-8"?>
-<w:hdr xmlns:wpc="http://schemas.microsoft.com/office/word/2010/wordprocessingCanvas" xmlns:cx="http://schemas.microsoft.com/office/drawing/2014/chartex" xmlns:mc="http://schemas.openxmlformats.org/markup-compatibility/2006" xmlns:o="urn:schemas-microsoft-com:office:office" xmlns:r="http://schemas.openxmlformats.org/officeDocument/2006/relationships" xmlns:m="http://schemas.openxmlformats.org/officeDocument/2006/math" xmlns:v="urn:schemas-microsoft-com:vml" xmlns:wp14="http://schemas.microsoft.com/office/word/2010/wordprocessingDrawing" xmlns:wp="http://schemas.openxmlformats.org/drawingml/2006/wordprocessingDrawing" xmlns:w10="urn:schemas-microsoft-com:office:word" xmlns:w="http://schemas.openxmlformats.org/wordprocessingml/2006/main" xmlns:w14="http://schemas.microsoft.com/office/word/2010/wordml" xmlns:w15="http://schemas.microsoft.com/office/word/2012/wordml" xmlns:w16se="http://schemas.microsoft.com/office/word/2015/wordml/symex" xmlns:wpg="http://schemas.microsoft.com/office/word/2010/wordprocessingGroup" xmlns:wpi="http://schemas.microsoft.com/office/word/2010/wordprocessingInk" xmlns:wne="http://schemas.microsoft.com/office/word/2006/wordml" xmlns:wps="http://schemas.microsoft.com/office/word/2010/wordprocessingShape" mc:Ignorable="w14 w15 w16se wp14">
-  <w:tbl>
-    <w:tblPr>
-      <w:tblStyle w:val="TableGrid"/>
-      <w:tblW w:w="12187" w:type="dxa"/>
-      <w:tblBorders>
-        <w:top w:val="none" w:sz="0" w:space="0" w:color="auto"/>
-        <w:left w:val="none" w:sz="0" w:space="0" w:color="auto"/>
-        <w:bottom w:val="none" w:sz="0" w:space="0" w:color="auto"/>
-        <w:right w:val="none" w:sz="0" w:space="0" w:color="auto"/>
-        <w:insideH w:val="none" w:sz="0" w:space="0" w:color="auto"/>
-        <w:insideV w:val="none" w:sz="0" w:space="0" w:color="auto"/>
-      </w:tblBorders>
-      <w:shd w:val="clear" w:color="auto" w:fill="BCDDF6"/>
-      <w:tblLook w:val="04A0" w:firstRow="1" w:lastRow="0" w:firstColumn="1" w:lastColumn="0" w:noHBand="0" w:noVBand="1"/>
-    </w:tblPr>
-    <w:tblGrid>
-      <w:gridCol w:w="6093"/>
-      <w:gridCol w:w="6094"/>
-    </w:tblGrid>
-    <w:tr>
-      <w:trPr>
-        <w:trHeight w:val="1425"/>
-      </w:trPr>
-      <w:tc>
-        <w:tcPr>
-          <w:tcW w:w="6093" w:type="dxa"/>
-          <w:shd w:val="clear" w:color="auto" w:fill="BCDDF6"/>
-        </w:tcPr>
-        <w:p>
-          <w:pPr>
-            <w:pStyle w:val="Header"/>
-          </w:pPr>
-        </w:p>
-      </w:tc>
-      <w:tc>
-        <w:tcPr>
-          <w:tcW w:w="6094" w:type="dxa"/>
-          <w:shd w:val="clear" w:color="auto" w:fill="BCDDF6"/>
-        </w:tcPr>
-        <w:p>
-          <w:pPr>
-            <w:pStyle w:val="Header"/>
-          </w:pPr>
-        </w:p>
-      </w:tc>
-    </w:tr>
-  </w:tbl>
-  <w:p>
-    <w:pPr>
-      <w:pStyle w:val="Header"/>
-    </w:pPr>
-  </w:p>
-</w:hdr>
 </file>
 
 <file path=word/numbering.xml><?xml version="1.0" encoding="utf-8"?>
@@ -5930,7 +5991,7 @@
 </file>
 
 <file path=customXml/itemProps2.xml><?xml version="1.0" encoding="utf-8"?>
-<ds:datastoreItem xmlns:ds="http://schemas.openxmlformats.org/officeDocument/2006/customXml" ds:itemID="{943F029D-F63E-4117-807A-22EF4933BC7D}">
+<ds:datastoreItem xmlns:ds="http://schemas.openxmlformats.org/officeDocument/2006/customXml" ds:itemID="{C27AA06E-7140-4450-8686-34675E73F112}">
   <ds:schemaRefs>
     <ds:schemaRef ds:uri="http://schemas.openxmlformats.org/officeDocument/2006/bibliography"/>
   </ds:schemaRefs>

--- a/UmmAlQuwainContract.docx
+++ b/UmmAlQuwainContract.docx
@@ -1,57 +1,34 @@
 
 <file path=word/document.xml><?xml version="1.0" encoding="utf-8"?>
-<w:document xmlns:wpc="http://schemas.microsoft.com/office/word/2010/wordprocessingCanvas" xmlns:cx="http://schemas.microsoft.com/office/drawing/2014/chartex" xmlns:mc="http://schemas.openxmlformats.org/markup-compatibility/2006" xmlns:o="urn:schemas-microsoft-com:office:office" xmlns:r="http://schemas.openxmlformats.org/officeDocument/2006/relationships" xmlns:m="http://schemas.openxmlformats.org/officeDocument/2006/math" xmlns:v="urn:schemas-microsoft-com:vml" xmlns:wp14="http://schemas.microsoft.com/office/word/2010/wordprocessingDrawing" xmlns:wp="http://schemas.openxmlformats.org/drawingml/2006/wordprocessingDrawing" xmlns:w10="urn:schemas-microsoft-com:office:word" xmlns:w="http://schemas.openxmlformats.org/wordprocessingml/2006/main" xmlns:w14="http://schemas.microsoft.com/office/word/2010/wordml" xmlns:w15="http://schemas.microsoft.com/office/word/2012/wordml" xmlns:w16se="http://schemas.microsoft.com/office/word/2015/wordml/symex" xmlns:wpg="http://schemas.microsoft.com/office/word/2010/wordprocessingGroup" xmlns:wpi="http://schemas.microsoft.com/office/word/2010/wordprocessingInk" xmlns:wne="http://schemas.microsoft.com/office/word/2006/wordml" xmlns:wps="http://schemas.microsoft.com/office/word/2010/wordprocessingShape" mc:Ignorable="w14 w15 w16se wp14">
+<w:document xmlns:a="http://schemas.openxmlformats.org/drawingml/2006/main" xmlns:pic="http://schemas.openxmlformats.org/drawingml/2006/picture" xmlns:wpc="http://schemas.microsoft.com/office/word/2010/wordprocessingCanvas" xmlns:cx="http://schemas.microsoft.com/office/drawing/2014/chartex" xmlns:cx1="http://schemas.microsoft.com/office/drawing/2015/9/8/chartex" xmlns:cx2="http://schemas.microsoft.com/office/drawing/2015/10/21/chartex" xmlns:cx3="http://schemas.microsoft.com/office/drawing/2016/5/9/chartex" xmlns:cx4="http://schemas.microsoft.com/office/drawing/2016/5/10/chartex" xmlns:cx5="http://schemas.microsoft.com/office/drawing/2016/5/11/chartex" xmlns:cx6="http://schemas.microsoft.com/office/drawing/2016/5/12/chartex" xmlns:cx7="http://schemas.microsoft.com/office/drawing/2016/5/13/chartex" xmlns:cx8="http://schemas.microsoft.com/office/drawing/2016/5/14/chartex" xmlns:mc="http://schemas.openxmlformats.org/markup-compatibility/2006" xmlns:aink="http://schemas.microsoft.com/office/drawing/2016/ink" xmlns:am3d="http://schemas.microsoft.com/office/drawing/2017/model3d" xmlns:o="urn:schemas-microsoft-com:office:office" xmlns:oel="http://schemas.microsoft.com/office/2019/extlst" xmlns:r="http://schemas.openxmlformats.org/officeDocument/2006/relationships" xmlns:m="http://schemas.openxmlformats.org/officeDocument/2006/math" xmlns:v="urn:schemas-microsoft-com:vml" xmlns:wp14="http://schemas.microsoft.com/office/word/2010/wordprocessingDrawing" xmlns:wp="http://schemas.openxmlformats.org/drawingml/2006/wordprocessingDrawing" xmlns:w10="urn:schemas-microsoft-com:office:word" xmlns:w="http://schemas.openxmlformats.org/wordprocessingml/2006/main" xmlns:w14="http://schemas.microsoft.com/office/word/2010/wordml" xmlns:w15="http://schemas.microsoft.com/office/word/2012/wordml" xmlns:w16cex="http://schemas.microsoft.com/office/word/2018/wordml/cex" xmlns:w16cid="http://schemas.microsoft.com/office/word/2016/wordml/cid" xmlns:w16="http://schemas.microsoft.com/office/word/2018/wordml" xmlns:w16du="http://schemas.microsoft.com/office/word/2023/wordml/word16du" xmlns:w16sdtdh="http://schemas.microsoft.com/office/word/2020/wordml/sdtdatahash" xmlns:w16se="http://schemas.microsoft.com/office/word/2015/wordml/symex" xmlns:wpg="http://schemas.microsoft.com/office/word/2010/wordprocessingGroup" xmlns:wpi="http://schemas.microsoft.com/office/word/2010/wordprocessingInk" xmlns:wne="http://schemas.microsoft.com/office/word/2006/wordml" xmlns:wps="http://schemas.microsoft.com/office/word/2010/wordprocessingShape" mc:Ignorable="w14 w15 w16se w16cid w16 w16cex w16sdtdh w16du wp14">
   <w:body>
-    <w:p>
-      <w:pPr>
-        <w:jc w:val="center"/>
-        <w:rPr>
-          <w:rFonts w:ascii="Arial" w:cs="Arial"/>
-          <w:b/>
-          <w:bCs/>
-          <w:w w:val="145"/>
-          <w:rtl/>
-        </w:rPr>
-      </w:pPr>
-    </w:p>
-    <w:p>
-      <w:pPr>
-        <w:jc w:val="center"/>
-        <w:rPr>
-          <w:rFonts w:ascii="Arial" w:cs="Arial"/>
-          <w:b/>
-          <w:bCs/>
-          <w:w w:val="145"/>
-          <w:rtl/>
-        </w:rPr>
-      </w:pPr>
-    </w:p>
     <w:tbl>
       <w:tblPr>
         <w:tblStyle w:val="TableGrid"/>
-        <w:tblW w:w="12187" w:type="dxa"/>
+        <w:tblpPr w:leftFromText="180" w:rightFromText="180" w:vertAnchor="text" w:horzAnchor="margin" w:tblpY="-154"/>
+        <w:tblW w:w="12245" w:type="dxa"/>
         <w:tblBorders>
-          <w:top w:val="none" w:sz="0" w:space="0" w:color="auto"/>
-          <w:left w:val="none" w:sz="0" w:space="0" w:color="auto"/>
-          <w:bottom w:val="none" w:sz="0" w:space="0" w:color="auto"/>
-          <w:right w:val="none" w:sz="0" w:space="0" w:color="auto"/>
-          <w:insideH w:val="none" w:sz="0" w:space="0" w:color="auto"/>
-          <w:insideV w:val="none" w:sz="0" w:space="0" w:color="auto"/>
+          <w:top w:val="none" w:color="auto" w:sz="0" w:space="0"/>
+          <w:left w:val="none" w:color="auto" w:sz="0" w:space="0"/>
+          <w:bottom w:val="none" w:color="auto" w:sz="0" w:space="0"/>
+          <w:right w:val="none" w:color="auto" w:sz="0" w:space="0"/>
+          <w:insideH w:val="none" w:color="auto" w:sz="0" w:space="0"/>
+          <w:insideV w:val="none" w:color="auto" w:sz="0" w:space="0"/>
         </w:tblBorders>
         <w:shd w:val="clear" w:color="auto" w:fill="BCDDF6"/>
         <w:tblLook w:val="04A0" w:firstRow="1" w:lastRow="0" w:firstColumn="1" w:lastColumn="0" w:noHBand="0" w:noVBand="1"/>
       </w:tblPr>
       <w:tblGrid>
-        <w:gridCol w:w="6093"/>
-        <w:gridCol w:w="6094"/>
+        <w:gridCol w:w="6122"/>
+        <w:gridCol w:w="6123"/>
       </w:tblGrid>
       <w:tr>
         <w:trPr>
-          <w:trHeight w:val="1425"/>
+          <w:trHeight w:val="1412"/>
         </w:trPr>
         <w:tc>
           <w:tcPr>
-            <w:tcW w:w="6093" w:type="dxa"/>
+            <w:tcW w:w="6122" w:type="dxa"/>
             <w:shd w:val="clear" w:color="auto" w:fill="BCDDF6"/>
           </w:tcPr>
           <w:p>
@@ -64,7 +41,7 @@
                 <w:color w:val="ED7D31" w:themeColor="accent2"/>
               </w:rPr>
               <w:drawing>
-                <wp:anchor distT="0" distB="0" distL="114300" distR="114300" simplePos="0" relativeHeight="251661312" behindDoc="0" locked="0" layoutInCell="1" allowOverlap="1" wp14:anchorId="78AB5C2F" wp14:editId="3BC28152">
+                <wp:anchor distT="0" distB="0" distL="114300" distR="114300" simplePos="0" relativeHeight="251659264" behindDoc="0" locked="0" layoutInCell="1" allowOverlap="1" wp14:editId="2F811744" wp14:anchorId="11B38850">
                   <wp:simplePos x="0" y="0"/>
                   <wp:positionH relativeFrom="margin">
                     <wp:posOffset>33020</wp:posOffset>
@@ -115,7 +92,7 @@
         </w:tc>
         <w:tc>
           <w:tcPr>
-            <w:tcW w:w="6094" w:type="dxa"/>
+            <w:tcW w:w="6123" w:type="dxa"/>
             <w:shd w:val="clear" w:color="auto" w:fill="BCDDF6"/>
           </w:tcPr>
           <w:p>
@@ -128,16 +105,16 @@
                 <w:color w:val="ED7D31" w:themeColor="accent2"/>
               </w:rPr>
               <w:drawing>
-                <wp:anchor distT="0" distB="0" distL="114300" distR="114300" simplePos="0" relativeHeight="251663360" behindDoc="0" locked="0" layoutInCell="1" allowOverlap="1" wp14:anchorId="655869B1" wp14:editId="2352756D">
+                <wp:anchor distT="0" distB="0" distL="114300" distR="114300" simplePos="0" relativeHeight="251660288" behindDoc="0" locked="0" layoutInCell="1" allowOverlap="1" wp14:editId="1F97AB16" wp14:anchorId="06665A02">
                   <wp:simplePos x="0" y="0"/>
                   <wp:positionH relativeFrom="page">
-                    <wp:posOffset>652145</wp:posOffset>
+                    <wp:posOffset>558165</wp:posOffset>
                   </wp:positionH>
                   <wp:positionV relativeFrom="paragraph">
-                    <wp:posOffset>17145</wp:posOffset>
+                    <wp:posOffset>6350</wp:posOffset>
                   </wp:positionV>
-                  <wp:extent cx="3168650" cy="882650"/>
-                  <wp:effectExtent l="0" t="0" r="0" b="0"/>
+                  <wp:extent cx="3275330" cy="882650"/>
+                  <wp:effectExtent l="0" t="0" r="1270" b="0"/>
                   <wp:wrapNone/>
                   <wp:docPr id="14" name="Image 7"/>
                   <wp:cNvGraphicFramePr/>
@@ -157,7 +134,7 @@
                         <pic:spPr>
                           <a:xfrm>
                             <a:off x="0" y="0"/>
-                            <a:ext cx="3168650" cy="882650"/>
+                            <a:ext cx="3275330" cy="882650"/>
                           </a:xfrm>
                           <a:prstGeom prst="rect">
                             <a:avLst/>
@@ -181,7 +158,6 @@
     </w:tbl>
     <w:p>
       <w:pPr>
-        <w:jc w:val="center"/>
         <w:rPr>
           <w:rFonts w:ascii="Arial" w:cs="Arial"/>
           <w:b/>
@@ -190,18 +166,62 @@
           <w:rtl/>
         </w:rPr>
       </w:pPr>
-    </w:p>
-    <w:p>
-      <w:pPr>
-        <w:jc w:val="center"/>
+      <w:r>
         <w:rPr>
-          <w:rFonts w:ascii="Arial" w:cs="Arial"/>
+          <w:rStyle w:val="normaltextrun"/>
+          <w:rFonts w:ascii="Arial" w:hAnsi="Arial" w:cs="Arial"/>
           <w:b/>
           <w:bCs/>
-          <w:w w:val="145"/>
-          <w:rtl/>
+          <w:color w:val="000000"/>
+          <w:shd w:val="clear" w:color="auto" w:fill="FFFFFF"/>
         </w:rPr>
-      </w:pPr>
+        <w:tab/>
+      </w:r>
+      <w:r>
+        <w:rPr>
+          <w:rStyle w:val="normaltextrun"/>
+          <w:rFonts w:ascii="Arial" w:hAnsi="Arial" w:cs="Arial"/>
+          <w:b/>
+          <w:bCs/>
+          <w:color w:val="000000"/>
+          <w:shd w:val="clear" w:color="auto" w:fill="FFFFFF"/>
+        </w:rPr>
+        <w:tab/>
+      </w:r>
+      <w:r>
+        <w:rPr>
+          <w:rStyle w:val="normaltextrun"/>
+          <w:rFonts w:ascii="Arial" w:hAnsi="Arial" w:cs="Arial"/>
+          <w:b/>
+          <w:bCs/>
+          <w:color w:val="000000"/>
+          <w:shd w:val="clear" w:color="auto" w:fill="FFFFFF"/>
+        </w:rPr>
+        <w:tab/>
+      </w:r>
+      <w:r>
+        <w:rPr>
+          <w:rStyle w:val="normaltextrun"/>
+          <w:rFonts w:ascii="Arial" w:hAnsi="Arial" w:cs="Arial"/>
+          <w:b/>
+          <w:bCs/>
+          <w:color w:val="000000"/>
+          <w:shd w:val="clear" w:color="auto" w:fill="FFFFFF"/>
+        </w:rPr>
+        <w:tab/>
+      </w:r>
+      <w:r>
+        <w:rPr>
+          <w:rStyle w:val="normaltextrun"/>
+          <w:rFonts w:ascii="Arial" w:hAnsi="Arial" w:cs="Arial"/>
+          <w:b/>
+          <w:bCs/>
+          <w:color w:val="000000"/>
+          <w:shd w:val="clear" w:color="auto" w:fill="FFFFFF"/>
+        </w:rPr>
+        <w:tab/>
+        <w:t xml:space="preserve">                 </w:t>
+      </w:r>
       <w:r>
         <w:rPr>
           <w:rFonts w:ascii="Arial" w:cs="Arial"/>
@@ -254,10 +274,20 @@
         </w:rPr>
         <w:t>ﻣﺒﺪﺋﻲ</w:t>
       </w:r>
+      <w:r>
+        <w:rPr>
+          <w:rStyle w:val="normaltextrun"/>
+          <w:rFonts w:ascii="Arial" w:hAnsi="Arial" w:cs="Arial"/>
+          <w:b/>
+          <w:bCs/>
+          <w:color w:val="000000"/>
+          <w:shd w:val="clear" w:color="auto" w:fill="FFFFFF"/>
+        </w:rPr>
+        <w:tab/>
+      </w:r>
     </w:p>
     <w:p>
       <w:pPr>
-        <w:jc w:val="center"/>
         <w:rPr>
           <w:rStyle w:val="normaltextrun"/>
           <w:rFonts w:ascii="Arial" w:hAnsi="Arial" w:cs="Arial"/>
@@ -268,9 +298,8 @@
         </w:rPr>
       </w:pPr>
       <w:r>
-        <w:t>(</w:t>
+        <w:t xml:space="preserve">                                                                                                   (</w:t>
       </w:r>
-      <w:proofErr w:type="spellStart"/>
       <w:r>
         <w:rPr>
           <w:rStyle w:val="normaltextrun"/>
@@ -280,48 +309,15 @@
           <w:color w:val="000000"/>
           <w:shd w:val="clear" w:color="auto" w:fill="FFFFFF"/>
         </w:rPr>
-        <w:t>وﺣدة</w:t>
-      </w:r>
-      <w:proofErr w:type="spellEnd"/>
-      <w:r>
-        <w:rPr>
-          <w:rStyle w:val="normaltextrun"/>
-          <w:rFonts w:ascii="Arial" w:hAnsi="Arial" w:cs="Arial"/>
-          <w:b/>
-          <w:bCs/>
-          <w:color w:val="000000"/>
-          <w:shd w:val="clear" w:color="auto" w:fill="FFFFFF"/>
-        </w:rPr>
-        <w:t xml:space="preserve"> </w:t>
-      </w:r>
-      <w:proofErr w:type="spellStart"/>
-      <w:r>
-        <w:rPr>
-          <w:rStyle w:val="normaltextrun"/>
-          <w:rFonts w:ascii="Arial" w:hAnsi="Arial" w:cs="Arial"/>
-          <w:b/>
-          <w:bCs/>
-          <w:color w:val="000000"/>
-          <w:shd w:val="clear" w:color="auto" w:fill="FFFFFF"/>
-        </w:rPr>
-        <w:t>ﻋﻘﺎرﯾﺔ</w:t>
-      </w:r>
-      <w:proofErr w:type="spellEnd"/>
-      <w:r>
-        <w:rPr>
-          <w:rStyle w:val="normaltextrun"/>
-          <w:rFonts w:ascii="Arial" w:hAnsi="Arial" w:cs="Arial"/>
-          <w:b/>
-          <w:bCs/>
-          <w:color w:val="000000"/>
-          <w:shd w:val="clear" w:color="auto" w:fill="FFFFFF"/>
-        </w:rPr>
-        <w:t>)</w:t>
+        <w:t>وﺣدة ﻋﻘﺎرﯾﺔ)</w:t>
       </w:r>
     </w:p>
     <w:p>
       <w:pPr>
-        <w:jc w:val="center"/>
+        <w:tabs>
+          <w:tab w:val="left" w:pos="5247"/>
+          <w:tab w:val="left" w:pos="5531"/>
+        </w:tabs>
         <w:rPr>
           <w:rStyle w:val="normaltextrun"/>
           <w:rFonts w:ascii="Arial" w:hAnsi="Arial" w:cs="Arial"/>
@@ -340,20 +336,489 @@
           <w:color w:val="000000"/>
           <w:shd w:val="clear" w:color="auto" w:fill="FFFFFF"/>
         </w:rPr>
-        <w:t>INITIAL RENTAL CONTRACT</w:t>
+        <w:t xml:space="preserve">                                                                  INITIAL RENTAL CONTRACT</w:t>
       </w:r>
     </w:p>
     <w:tbl>
       <w:tblPr>
         <w:tblStyle w:val="TableGrid"/>
-        <w:tblpPr w:leftFromText="180" w:rightFromText="180" w:vertAnchor="text" w:horzAnchor="margin" w:tblpXSpec="right" w:tblpY="662"/>
+        <w:tblpPr w:leftFromText="180" w:rightFromText="180" w:vertAnchor="text" w:horzAnchor="margin" w:tblpY="-41"/>
         <w:tblW w:w="0" w:type="auto"/>
+        <w:tblLayout w:type="fixed"/>
         <w:tblLook w:val="04A0" w:firstRow="1" w:lastRow="0" w:firstColumn="1" w:lastColumn="0" w:noHBand="0" w:noVBand="1"/>
       </w:tblPr>
       <w:tblGrid>
-        <w:gridCol w:w="1980"/>
-        <w:gridCol w:w="2790"/>
-        <w:gridCol w:w="1632"/>
+        <w:gridCol w:w="1418"/>
+        <w:gridCol w:w="2835"/>
+        <w:gridCol w:w="1304"/>
+      </w:tblGrid>
+      <w:tr>
+        <w:trPr>
+          <w:trHeight w:val="358"/>
+        </w:trPr>
+        <w:tc>
+          <w:tcPr>
+            <w:tcW w:w="5557" w:type="dxa"/>
+            <w:gridSpan w:val="3"/>
+            <w:tcBorders>
+              <w:top w:val="nil"/>
+              <w:left w:val="nil"/>
+              <w:bottom w:val="thinThickSmallGap" w:color="FFFFFF" w:themeColor="background1" w:sz="24" w:space="0"/>
+              <w:right w:val="nil"/>
+            </w:tcBorders>
+            <w:shd w:val="clear" w:color="auto" w:fill="BCDDF6"/>
+          </w:tcPr>
+          <w:p>
+            <w:pPr>
+              <w:spacing w:before="60"/>
+            </w:pPr>
+            <w:r>
+              <w:rPr>
+                <w:rFonts w:ascii="Arial" w:hAnsi="Arial" w:cs="Arial"/>
+                <w:b/>
+                <w:color w:val="2F5496" w:themeColor="accent1" w:themeShade="BF"/>
+                <w:sz w:val="24"/>
+                <w:szCs w:val="24"/>
+              </w:rPr>
+              <w:t>Tenant Info</w:t>
+            </w:r>
+            <w:r>
+              <w:t xml:space="preserve">                                                       </w:t>
+            </w:r>
+            <w:r>
+              <w:rPr>
+                <w:rFonts w:ascii="Arial" w:hAnsi="Arial" w:cs="Arial"/>
+                <w:b/>
+                <w:color w:val="2F5496" w:themeColor="accent1" w:themeShade="BF"/>
+                <w:sz w:val="24"/>
+                <w:szCs w:val="24"/>
+              </w:rPr>
+              <w:t xml:space="preserve"> </w:t>
+            </w:r>
+            <w:r>
+              <w:rPr>
+                <w:rFonts w:ascii="Arial" w:hAnsi="Arial" w:cs="Arial"/>
+                <w:b/>
+                <w:color w:val="2F5496" w:themeColor="accent1" w:themeShade="BF"/>
+                <w:sz w:val="24"/>
+                <w:szCs w:val="24"/>
+              </w:rPr>
+              <w:t>بيانات المستأجر</w:t>
+            </w:r>
+          </w:p>
+        </w:tc>
+      </w:tr>
+      <w:tr>
+        <w:trPr>
+          <w:trHeight w:val="851"/>
+        </w:trPr>
+        <w:tc>
+          <w:tcPr>
+            <w:tcW w:w="1418" w:type="dxa"/>
+            <w:tcBorders>
+              <w:top w:val="thinThickSmallGap" w:color="FFFFFF" w:themeColor="background1" w:sz="24" w:space="0"/>
+              <w:left w:val="thinThickSmallGap" w:color="FFFFFF" w:themeColor="background1" w:sz="24" w:space="0"/>
+              <w:bottom w:val="thinThickSmallGap" w:color="FFFFFF" w:themeColor="background1" w:sz="24" w:space="0"/>
+              <w:right w:val="thinThickSmallGap" w:color="FFFFFF" w:themeColor="background1" w:sz="24" w:space="0"/>
+            </w:tcBorders>
+          </w:tcPr>
+          <w:p>
+            <w:r>
+              <w:t>Tenant Name</w:t>
+            </w:r>
+          </w:p>
+        </w:tc>
+        <w:sdt>
+          <w:sdtPr>
+            <w:id w:val="-1419013929"/>
+            <w:placeholder>
+              <w:docPart w:val="DefaultPlaceholder_-1854013440"/>
+            </w:placeholder>
+            <w:dataBinding w:prefixMappings="xmlns:ns0='urn:microsoft-dynamics-nav/reports/UmmAlQuwainContract/50115/'" w:xpath="/ns0:NavWordReportXmlPart[1]/ns0:TenancyContract[1]/ns0:Customer_Name[1]" w:storeItemID="{DA66A6BB-3798-4A63-88A2-FBA3BC09A85B}"/>
+            <w:text/>
+            <w:alias w:val="#Nav: /TenancyContract/Customer_Name"/>
+            <w:tag w:val="#Nav: UmmAlQuwainContract/50115"/>
+          </w:sdtPr>
+          <w:sdtContent>
+            <w:tc>
+              <w:tcPr>
+                <w:tcW w:w="2835" w:type="dxa"/>
+                <w:tcBorders>
+                  <w:top w:val="thinThickSmallGap" w:color="FFFFFF" w:themeColor="background1" w:sz="24" w:space="0"/>
+                  <w:left w:val="thinThickSmallGap" w:color="FFFFFF" w:themeColor="background1" w:sz="24" w:space="0"/>
+                  <w:bottom w:val="thinThickSmallGap" w:color="FFFFFF" w:themeColor="background1" w:sz="24" w:space="0"/>
+                  <w:right w:val="thinThickSmallGap" w:color="FFFFFF" w:themeColor="background1" w:sz="24" w:space="0"/>
+                </w:tcBorders>
+                <w:shd w:val="clear" w:color="auto" w:fill="BCDDF6"/>
+              </w:tcPr>
+              <w:p>
+                <w:proofErr w:type="spellStart"/>
+                <w:r>
+                  <w:t>Customer_Name</w:t>
+                </w:r>
+                <w:proofErr w:type="spellEnd"/>
+              </w:p>
+            </w:tc>
+          </w:sdtContent>
+        </w:sdt>
+        <w:tc>
+          <w:tcPr>
+            <w:tcW w:w="1304" w:type="dxa"/>
+            <w:tcBorders>
+              <w:top w:val="thinThickSmallGap" w:color="FFFFFF" w:themeColor="background1" w:sz="24" w:space="0"/>
+              <w:left w:val="thinThickSmallGap" w:color="FFFFFF" w:themeColor="background1" w:sz="24" w:space="0"/>
+              <w:bottom w:val="thinThickSmallGap" w:color="FFFFFF" w:themeColor="background1" w:sz="24" w:space="0"/>
+              <w:right w:val="thinThickSmallGap" w:color="FFFFFF" w:themeColor="background1" w:sz="24" w:space="0"/>
+            </w:tcBorders>
+          </w:tcPr>
+          <w:p>
+            <w:pPr>
+              <w:jc w:val="right"/>
+            </w:pPr>
+            <w:r>
+              <w:t>اسم المستأجر</w:t>
+            </w:r>
+          </w:p>
+        </w:tc>
+      </w:tr>
+      <w:tr>
+        <w:trPr>
+          <w:trHeight w:val="358"/>
+        </w:trPr>
+        <w:tc>
+          <w:tcPr>
+            <w:tcW w:w="1418" w:type="dxa"/>
+            <w:tcBorders>
+              <w:top w:val="thinThickSmallGap" w:color="FFFFFF" w:themeColor="background1" w:sz="24" w:space="0"/>
+              <w:left w:val="thinThickSmallGap" w:color="FFFFFF" w:themeColor="background1" w:sz="24" w:space="0"/>
+              <w:bottom w:val="thinThickSmallGap" w:color="FFFFFF" w:themeColor="background1" w:sz="24" w:space="0"/>
+              <w:right w:val="thinThickSmallGap" w:color="FFFFFF" w:themeColor="background1" w:sz="24" w:space="0"/>
+            </w:tcBorders>
+          </w:tcPr>
+          <w:p>
+            <w:r>
+              <w:t>Nationality</w:t>
+            </w:r>
+          </w:p>
+        </w:tc>
+        <w:tc>
+          <w:tcPr>
+            <w:tcW w:w="2835" w:type="dxa"/>
+            <w:tcBorders>
+              <w:top w:val="thinThickSmallGap" w:color="FFFFFF" w:themeColor="background1" w:sz="24" w:space="0"/>
+              <w:left w:val="thinThickSmallGap" w:color="FFFFFF" w:themeColor="background1" w:sz="24" w:space="0"/>
+              <w:bottom w:val="thinThickSmallGap" w:color="FFFFFF" w:themeColor="background1" w:sz="24" w:space="0"/>
+              <w:right w:val="thinThickSmallGap" w:color="FFFFFF" w:themeColor="background1" w:sz="24" w:space="0"/>
+            </w:tcBorders>
+            <w:shd w:val="clear" w:color="auto" w:fill="BCDDF6"/>
+          </w:tcPr>
+          <w:p/>
+        </w:tc>
+        <w:tc>
+          <w:tcPr>
+            <w:tcW w:w="1304" w:type="dxa"/>
+            <w:tcBorders>
+              <w:top w:val="thinThickSmallGap" w:color="FFFFFF" w:themeColor="background1" w:sz="24" w:space="0"/>
+              <w:left w:val="thinThickSmallGap" w:color="FFFFFF" w:themeColor="background1" w:sz="24" w:space="0"/>
+              <w:bottom w:val="thinThickSmallGap" w:color="FFFFFF" w:themeColor="background1" w:sz="24" w:space="0"/>
+              <w:right w:val="thinThickSmallGap" w:color="FFFFFF" w:themeColor="background1" w:sz="24" w:space="0"/>
+            </w:tcBorders>
+          </w:tcPr>
+          <w:p>
+            <w:pPr>
+              <w:jc w:val="right"/>
+            </w:pPr>
+            <w:r>
+              <w:t>الجنسية</w:t>
+            </w:r>
+          </w:p>
+        </w:tc>
+      </w:tr>
+      <w:tr>
+        <w:trPr>
+          <w:trHeight w:val="370"/>
+        </w:trPr>
+        <w:tc>
+          <w:tcPr>
+            <w:tcW w:w="1418" w:type="dxa"/>
+            <w:tcBorders>
+              <w:top w:val="thinThickSmallGap" w:color="FFFFFF" w:themeColor="background1" w:sz="24" w:space="0"/>
+              <w:left w:val="thinThickSmallGap" w:color="FFFFFF" w:themeColor="background1" w:sz="24" w:space="0"/>
+              <w:bottom w:val="thinThickSmallGap" w:color="FFFFFF" w:themeColor="background1" w:sz="24" w:space="0"/>
+              <w:right w:val="thinThickSmallGap" w:color="FFFFFF" w:themeColor="background1" w:sz="24" w:space="0"/>
+            </w:tcBorders>
+          </w:tcPr>
+          <w:p>
+            <w:r>
+              <w:t>Emirates ID</w:t>
+            </w:r>
+          </w:p>
+        </w:tc>
+        <w:sdt>
+          <w:sdtPr>
+            <w:id w:val="1049890377"/>
+            <w:placeholder>
+              <w:docPart w:val="DefaultPlaceholder_-1854013440"/>
+            </w:placeholder>
+            <w:dataBinding w:prefixMappings="xmlns:ns0='urn:microsoft-dynamics-nav/reports/UmmAlQuwainContract/50115/'" w:xpath="/ns0:NavWordReportXmlPart[1]/ns0:TenancyContract[1]/ns0:Emirates_ID[1]" w:storeItemID="{DA66A6BB-3798-4A63-88A2-FBA3BC09A85B}"/>
+            <w:text/>
+            <w:alias w:val="#Nav: /TenancyContract/Emirates_ID"/>
+            <w:tag w:val="#Nav: UmmAlQuwainContract/50115"/>
+          </w:sdtPr>
+          <w:sdtContent>
+            <w:tc>
+              <w:tcPr>
+                <w:tcW w:w="2835" w:type="dxa"/>
+                <w:tcBorders>
+                  <w:top w:val="thinThickSmallGap" w:color="FFFFFF" w:themeColor="background1" w:sz="24" w:space="0"/>
+                  <w:left w:val="thinThickSmallGap" w:color="FFFFFF" w:themeColor="background1" w:sz="24" w:space="0"/>
+                  <w:bottom w:val="thinThickSmallGap" w:color="FFFFFF" w:themeColor="background1" w:sz="24" w:space="0"/>
+                  <w:right w:val="thinThickSmallGap" w:color="FFFFFF" w:themeColor="background1" w:sz="24" w:space="0"/>
+                </w:tcBorders>
+                <w:shd w:val="clear" w:color="auto" w:fill="BCDDF6"/>
+              </w:tcPr>
+              <w:p>
+                <w:proofErr w:type="spellStart"/>
+                <w:r>
+                  <w:t>Emirates_ID</w:t>
+                </w:r>
+                <w:proofErr w:type="spellEnd"/>
+              </w:p>
+            </w:tc>
+          </w:sdtContent>
+        </w:sdt>
+        <w:tc>
+          <w:tcPr>
+            <w:tcW w:w="1304" w:type="dxa"/>
+            <w:tcBorders>
+              <w:top w:val="thinThickSmallGap" w:color="FFFFFF" w:themeColor="background1" w:sz="24" w:space="0"/>
+              <w:left w:val="thinThickSmallGap" w:color="FFFFFF" w:themeColor="background1" w:sz="24" w:space="0"/>
+              <w:bottom w:val="thinThickSmallGap" w:color="FFFFFF" w:themeColor="background1" w:sz="24" w:space="0"/>
+              <w:right w:val="thinThickSmallGap" w:color="FFFFFF" w:themeColor="background1" w:sz="24" w:space="0"/>
+            </w:tcBorders>
+          </w:tcPr>
+          <w:p>
+            <w:pPr>
+              <w:jc w:val="right"/>
+            </w:pPr>
+            <w:r>
+              <w:t>رقم بطاقة الهوية</w:t>
+            </w:r>
+          </w:p>
+        </w:tc>
+      </w:tr>
+      <w:tr>
+        <w:trPr>
+          <w:trHeight w:val="358"/>
+        </w:trPr>
+        <w:tc>
+          <w:tcPr>
+            <w:tcW w:w="1418" w:type="dxa"/>
+            <w:tcBorders>
+              <w:top w:val="thinThickSmallGap" w:color="FFFFFF" w:themeColor="background1" w:sz="24" w:space="0"/>
+              <w:left w:val="thinThickSmallGap" w:color="FFFFFF" w:themeColor="background1" w:sz="24" w:space="0"/>
+              <w:bottom w:val="thinThickSmallGap" w:color="FFFFFF" w:themeColor="background1" w:sz="24" w:space="0"/>
+              <w:right w:val="thinThickSmallGap" w:color="FFFFFF" w:themeColor="background1" w:sz="24" w:space="0"/>
+            </w:tcBorders>
+          </w:tcPr>
+          <w:p>
+            <w:r>
+              <w:t>Phone</w:t>
+            </w:r>
+          </w:p>
+        </w:tc>
+        <w:sdt>
+          <w:sdtPr>
+            <w:id w:val="-596941277"/>
+            <w:placeholder>
+              <w:docPart w:val="DefaultPlaceholder_-1854013440"/>
+            </w:placeholder>
+            <w:dataBinding w:prefixMappings="xmlns:ns0='urn:microsoft-dynamics-nav/reports/UmmAlQuwainContract/50115/'" w:xpath="/ns0:NavWordReportXmlPart[1]/ns0:TenancyContract[1]/ns0:Contact_Number[1]" w:storeItemID="{DA66A6BB-3798-4A63-88A2-FBA3BC09A85B}"/>
+            <w:text/>
+            <w:alias w:val="#Nav: /TenancyContract/Contact_Number"/>
+            <w:tag w:val="#Nav: UmmAlQuwainContract/50115"/>
+          </w:sdtPr>
+          <w:sdtContent>
+            <w:tc>
+              <w:tcPr>
+                <w:tcW w:w="2835" w:type="dxa"/>
+                <w:tcBorders>
+                  <w:top w:val="thinThickSmallGap" w:color="FFFFFF" w:themeColor="background1" w:sz="24" w:space="0"/>
+                  <w:left w:val="thinThickSmallGap" w:color="FFFFFF" w:themeColor="background1" w:sz="24" w:space="0"/>
+                  <w:bottom w:val="thinThickSmallGap" w:color="FFFFFF" w:themeColor="background1" w:sz="24" w:space="0"/>
+                  <w:right w:val="thinThickSmallGap" w:color="FFFFFF" w:themeColor="background1" w:sz="24" w:space="0"/>
+                </w:tcBorders>
+                <w:shd w:val="clear" w:color="auto" w:fill="BCDDF6"/>
+              </w:tcPr>
+              <w:p>
+                <w:proofErr w:type="spellStart"/>
+                <w:r>
+                  <w:t>Contact_Number</w:t>
+                </w:r>
+                <w:proofErr w:type="spellEnd"/>
+              </w:p>
+            </w:tc>
+          </w:sdtContent>
+        </w:sdt>
+        <w:tc>
+          <w:tcPr>
+            <w:tcW w:w="1304" w:type="dxa"/>
+            <w:tcBorders>
+              <w:top w:val="thinThickSmallGap" w:color="FFFFFF" w:themeColor="background1" w:sz="24" w:space="0"/>
+              <w:left w:val="thinThickSmallGap" w:color="FFFFFF" w:themeColor="background1" w:sz="24" w:space="0"/>
+              <w:bottom w:val="thinThickSmallGap" w:color="FFFFFF" w:themeColor="background1" w:sz="24" w:space="0"/>
+              <w:right w:val="thinThickSmallGap" w:color="FFFFFF" w:themeColor="background1" w:sz="24" w:space="0"/>
+            </w:tcBorders>
+          </w:tcPr>
+          <w:p>
+            <w:pPr>
+              <w:jc w:val="right"/>
+            </w:pPr>
+            <w:r>
+              <w:t>الهاتف</w:t>
+            </w:r>
+          </w:p>
+        </w:tc>
+      </w:tr>
+      <w:tr>
+        <w:trPr>
+          <w:trHeight w:val="567"/>
+        </w:trPr>
+        <w:tc>
+          <w:tcPr>
+            <w:tcW w:w="1418" w:type="dxa"/>
+            <w:tcBorders>
+              <w:top w:val="thinThickSmallGap" w:color="FFFFFF" w:themeColor="background1" w:sz="24" w:space="0"/>
+              <w:left w:val="thinThickSmallGap" w:color="FFFFFF" w:themeColor="background1" w:sz="24" w:space="0"/>
+              <w:bottom w:val="thinThickSmallGap" w:color="FFFFFF" w:themeColor="background1" w:sz="24" w:space="0"/>
+              <w:right w:val="thinThickSmallGap" w:color="FFFFFF" w:themeColor="background1" w:sz="24" w:space="0"/>
+            </w:tcBorders>
+          </w:tcPr>
+          <w:p>
+            <w:r>
+              <w:t>P.O. Box</w:t>
+            </w:r>
+          </w:p>
+        </w:tc>
+        <w:tc>
+          <w:tcPr>
+            <w:tcW w:w="2835" w:type="dxa"/>
+            <w:tcBorders>
+              <w:top w:val="thinThickSmallGap" w:color="FFFFFF" w:themeColor="background1" w:sz="24" w:space="0"/>
+              <w:left w:val="thinThickSmallGap" w:color="FFFFFF" w:themeColor="background1" w:sz="24" w:space="0"/>
+              <w:bottom w:val="thinThickSmallGap" w:color="FFFFFF" w:themeColor="background1" w:sz="24" w:space="0"/>
+              <w:right w:val="thinThickSmallGap" w:color="FFFFFF" w:themeColor="background1" w:sz="24" w:space="0"/>
+            </w:tcBorders>
+            <w:shd w:val="clear" w:color="auto" w:fill="BCDDF6"/>
+          </w:tcPr>
+          <w:p/>
+        </w:tc>
+        <w:tc>
+          <w:tcPr>
+            <w:tcW w:w="1304" w:type="dxa"/>
+            <w:tcBorders>
+              <w:top w:val="thinThickSmallGap" w:color="FFFFFF" w:themeColor="background1" w:sz="24" w:space="0"/>
+              <w:left w:val="thinThickSmallGap" w:color="FFFFFF" w:themeColor="background1" w:sz="24" w:space="0"/>
+              <w:bottom w:val="thinThickSmallGap" w:color="FFFFFF" w:themeColor="background1" w:sz="24" w:space="0"/>
+              <w:right w:val="thinThickSmallGap" w:color="FFFFFF" w:themeColor="background1" w:sz="24" w:space="0"/>
+            </w:tcBorders>
+          </w:tcPr>
+          <w:p>
+            <w:pPr>
+              <w:jc w:val="right"/>
+            </w:pPr>
+            <w:r>
+              <w:t>صندوق البريد</w:t>
+            </w:r>
+          </w:p>
+        </w:tc>
+      </w:tr>
+      <w:tr>
+        <w:trPr>
+          <w:trHeight w:val="567"/>
+        </w:trPr>
+        <w:tc>
+          <w:tcPr>
+            <w:tcW w:w="1418" w:type="dxa"/>
+            <w:tcBorders>
+              <w:top w:val="thinThickSmallGap" w:color="FFFFFF" w:themeColor="background1" w:sz="24" w:space="0"/>
+              <w:left w:val="thinThickSmallGap" w:color="FFFFFF" w:themeColor="background1" w:sz="24" w:space="0"/>
+              <w:bottom w:val="thinThickSmallGap" w:color="FFFFFF" w:themeColor="background1" w:sz="24" w:space="0"/>
+              <w:right w:val="thinThickSmallGap" w:color="FFFFFF" w:themeColor="background1" w:sz="24" w:space="0"/>
+            </w:tcBorders>
+          </w:tcPr>
+          <w:p>
+            <w:r>
+              <w:t>Email</w:t>
+            </w:r>
+          </w:p>
+        </w:tc>
+        <w:sdt>
+          <w:sdtPr>
+            <w:id w:val="712708521"/>
+            <w:placeholder>
+              <w:docPart w:val="DefaultPlaceholder_-1854013440"/>
+            </w:placeholder>
+            <w:dataBinding w:prefixMappings="xmlns:ns0='urn:microsoft-dynamics-nav/reports/UmmAlQuwainContract/50115/'" w:xpath="/ns0:NavWordReportXmlPart[1]/ns0:TenancyContract[1]/ns0:Email_Address[1]" w:storeItemID="{DA66A6BB-3798-4A63-88A2-FBA3BC09A85B}"/>
+            <w:text/>
+            <w:alias w:val="#Nav: /TenancyContract/Email_Address"/>
+            <w:tag w:val="#Nav: UmmAlQuwainContract/50115"/>
+          </w:sdtPr>
+          <w:sdtContent>
+            <w:tc>
+              <w:tcPr>
+                <w:tcW w:w="2835" w:type="dxa"/>
+                <w:tcBorders>
+                  <w:top w:val="thinThickSmallGap" w:color="FFFFFF" w:themeColor="background1" w:sz="24" w:space="0"/>
+                  <w:left w:val="thinThickSmallGap" w:color="FFFFFF" w:themeColor="background1" w:sz="24" w:space="0"/>
+                  <w:bottom w:val="thinThickSmallGap" w:color="FFFFFF" w:themeColor="background1" w:sz="24" w:space="0"/>
+                  <w:right w:val="thinThickSmallGap" w:color="FFFFFF" w:themeColor="background1" w:sz="24" w:space="0"/>
+                </w:tcBorders>
+                <w:shd w:val="clear" w:color="auto" w:fill="BCDDF6"/>
+              </w:tcPr>
+              <w:p>
+                <w:proofErr w:type="spellStart"/>
+                <w:r>
+                  <w:t>Email_Address</w:t>
+                </w:r>
+                <w:proofErr w:type="spellEnd"/>
+              </w:p>
+            </w:tc>
+          </w:sdtContent>
+        </w:sdt>
+        <w:tc>
+          <w:tcPr>
+            <w:tcW w:w="1304" w:type="dxa"/>
+            <w:tcBorders>
+              <w:top w:val="thinThickSmallGap" w:color="FFFFFF" w:themeColor="background1" w:sz="24" w:space="0"/>
+              <w:left w:val="thinThickSmallGap" w:color="FFFFFF" w:themeColor="background1" w:sz="24" w:space="0"/>
+              <w:bottom w:val="thinThickSmallGap" w:color="FFFFFF" w:themeColor="background1" w:sz="24" w:space="0"/>
+              <w:right w:val="thinThickSmallGap" w:color="FFFFFF" w:themeColor="background1" w:sz="24" w:space="0"/>
+            </w:tcBorders>
+          </w:tcPr>
+          <w:p>
+            <w:pPr>
+              <w:jc w:val="right"/>
+            </w:pPr>
+            <w:r>
+              <w:t>البريد الإلكتروني</w:t>
+            </w:r>
+          </w:p>
+        </w:tc>
+      </w:tr>
+    </w:tbl>
+    <w:tbl>
+      <w:tblPr>
+        <w:tblStyle w:val="TableGrid"/>
+        <w:tblpPr w:leftFromText="180" w:rightFromText="180" w:vertAnchor="text" w:horzAnchor="margin" w:tblpXSpec="right" w:tblpY="-41"/>
+        <w:tblW w:w="0" w:type="auto"/>
+        <w:tblLayout w:type="fixed"/>
+        <w:tblLook w:val="04A0" w:firstRow="1" w:lastRow="0" w:firstColumn="1" w:lastColumn="0" w:noHBand="0" w:noVBand="1"/>
+      </w:tblPr>
+      <w:tblGrid>
+        <w:gridCol w:w="1418"/>
+        <w:gridCol w:w="3685"/>
+        <w:gridCol w:w="1351"/>
       </w:tblGrid>
       <w:tr>
         <w:trPr>
@@ -361,11 +826,12 @@
         </w:trPr>
         <w:tc>
           <w:tcPr>
-            <w:tcW w:w="1980" w:type="dxa"/>
+            <w:tcW w:w="6454" w:type="dxa"/>
+            <w:gridSpan w:val="3"/>
             <w:tcBorders>
               <w:top w:val="nil"/>
               <w:left w:val="nil"/>
-              <w:bottom w:val="single" w:sz="24" w:space="0" w:color="FFFFFF" w:themeColor="background1"/>
+              <w:bottom w:val="single" w:color="FFFFFF" w:themeColor="background1" w:sz="24" w:space="0"/>
               <w:right w:val="nil"/>
             </w:tcBorders>
             <w:shd w:val="clear" w:color="auto" w:fill="BCDDF6"/>
@@ -373,7 +839,6 @@
           <w:p>
             <w:pPr>
               <w:spacing w:before="60"/>
-              <w:jc w:val="center"/>
               <w:rPr>
                 <w:b/>
                 <w:color w:val="2F5496" w:themeColor="accent1" w:themeShade="BF"/>
@@ -390,55 +855,24 @@
               </w:rPr>
               <w:t>Landlord Info</w:t>
             </w:r>
-          </w:p>
-        </w:tc>
-        <w:tc>
-          <w:tcPr>
-            <w:tcW w:w="2790" w:type="dxa"/>
-            <w:tcBorders>
-              <w:top w:val="nil"/>
-              <w:left w:val="nil"/>
-              <w:bottom w:val="single" w:sz="24" w:space="0" w:color="FFFFFF" w:themeColor="background1"/>
-              <w:right w:val="nil"/>
-            </w:tcBorders>
-            <w:shd w:val="clear" w:color="auto" w:fill="BCDDF6"/>
-          </w:tcPr>
-          <w:p>
-            <w:pPr>
-              <w:spacing w:before="60"/>
+            <w:r>
               <w:rPr>
                 <w:b/>
                 <w:color w:val="2F5496" w:themeColor="accent1" w:themeShade="BF"/>
                 <w:sz w:val="24"/>
                 <w:szCs w:val="24"/>
               </w:rPr>
-            </w:pPr>
-          </w:p>
-        </w:tc>
-        <w:tc>
-          <w:tcPr>
-            <w:tcW w:w="1632" w:type="dxa"/>
-            <w:tcBorders>
-              <w:top w:val="nil"/>
-              <w:left w:val="nil"/>
-              <w:bottom w:val="single" w:sz="24" w:space="0" w:color="FFFFFF" w:themeColor="background1"/>
-              <w:right w:val="nil"/>
-            </w:tcBorders>
-            <w:shd w:val="clear" w:color="auto" w:fill="BCDDF6"/>
-          </w:tcPr>
-          <w:p>
-            <w:pPr>
-              <w:tabs>
-                <w:tab w:val="left" w:pos="188"/>
-              </w:tabs>
-              <w:spacing w:before="60"/>
+              <w:t xml:space="preserve">                                                                    </w:t>
+            </w:r>
+            <w:r>
               <w:rPr>
                 <w:b/>
                 <w:color w:val="2F5496" w:themeColor="accent1" w:themeShade="BF"/>
                 <w:sz w:val="24"/>
                 <w:szCs w:val="24"/>
               </w:rPr>
-            </w:pPr>
+              <w:t xml:space="preserve"> </w:t>
+            </w:r>
             <w:r>
               <w:rPr>
                 <w:b/>
@@ -446,39 +880,154 @@
                 <w:sz w:val="24"/>
                 <w:szCs w:val="24"/>
               </w:rPr>
-              <w:tab/>
-            </w:r>
-            <w:proofErr w:type="spellStart"/>
-            <w:r>
-              <w:rPr>
-                <w:b/>
-                <w:color w:val="2F5496" w:themeColor="accent1" w:themeShade="BF"/>
-                <w:sz w:val="24"/>
-                <w:szCs w:val="24"/>
-              </w:rPr>
-              <w:t>بيانات</w:t>
-            </w:r>
-            <w:proofErr w:type="spellEnd"/>
-            <w:r>
-              <w:rPr>
-                <w:b/>
-                <w:color w:val="2F5496" w:themeColor="accent1" w:themeShade="BF"/>
-                <w:sz w:val="24"/>
-                <w:szCs w:val="24"/>
-              </w:rPr>
-              <w:t xml:space="preserve"> </w:t>
-            </w:r>
-            <w:proofErr w:type="spellStart"/>
-            <w:r>
-              <w:rPr>
-                <w:b/>
-                <w:color w:val="2F5496" w:themeColor="accent1" w:themeShade="BF"/>
-                <w:sz w:val="24"/>
-                <w:szCs w:val="24"/>
-              </w:rPr>
-              <w:t>المؤجر</w:t>
-            </w:r>
-            <w:proofErr w:type="spellEnd"/>
+              <w:t>بيانات المؤجر</w:t>
+            </w:r>
+          </w:p>
+        </w:tc>
+      </w:tr>
+      <w:tr>
+        <w:trPr>
+          <w:trHeight w:val="567"/>
+        </w:trPr>
+        <w:tc>
+          <w:tcPr>
+            <w:tcW w:w="1418" w:type="dxa"/>
+            <w:tcBorders>
+              <w:top w:val="single" w:color="FFFFFF" w:themeColor="background1" w:sz="24" w:space="0"/>
+              <w:left w:val="single" w:color="FFFFFF" w:themeColor="background1" w:sz="24" w:space="0"/>
+              <w:bottom w:val="single" w:color="FFFFFF" w:themeColor="background1" w:sz="24" w:space="0"/>
+              <w:right w:val="single" w:color="FFFFFF" w:themeColor="background1" w:sz="24" w:space="0"/>
+            </w:tcBorders>
+          </w:tcPr>
+          <w:p>
+            <w:r>
+              <w:t>Owner Name</w:t>
+            </w:r>
+          </w:p>
+        </w:tc>
+        <w:sdt>
+          <w:sdtPr>
+            <w:id w:val="-1697776564"/>
+            <w:placeholder>
+              <w:docPart w:val="DefaultPlaceholder_-1854013440"/>
+            </w:placeholder>
+            <w:dataBinding w:prefixMappings="xmlns:ns0='urn:microsoft-dynamics-nav/reports/UmmAlQuwainContract/50115/'" w:xpath="/ns0:NavWordReportXmlPart[1]/ns0:TenancyContract[1]/ns0:Owner_s_Name[1]" w:storeItemID="{DA66A6BB-3798-4A63-88A2-FBA3BC09A85B}"/>
+            <w:text/>
+            <w:alias w:val="#Nav: /TenancyContract/Owner_s_Name"/>
+            <w:tag w:val="#Nav: UmmAlQuwainContract/50115"/>
+          </w:sdtPr>
+          <w:sdtContent>
+            <w:tc>
+              <w:tcPr>
+                <w:tcW w:w="3685" w:type="dxa"/>
+                <w:tcBorders>
+                  <w:top w:val="single" w:color="FFFFFF" w:themeColor="background1" w:sz="24" w:space="0"/>
+                  <w:left w:val="single" w:color="FFFFFF" w:themeColor="background1" w:sz="24" w:space="0"/>
+                  <w:bottom w:val="single" w:color="FFFFFF" w:themeColor="background1" w:sz="24" w:space="0"/>
+                  <w:right w:val="single" w:color="FFFFFF" w:themeColor="background1" w:sz="24" w:space="0"/>
+                </w:tcBorders>
+                <w:shd w:val="clear" w:color="auto" w:fill="BCDDF6"/>
+              </w:tcPr>
+              <w:p>
+                <w:proofErr w:type="spellStart"/>
+                <w:r>
+                  <w:t>Owner_s_Name</w:t>
+                </w:r>
+                <w:proofErr w:type="spellEnd"/>
+              </w:p>
+            </w:tc>
+          </w:sdtContent>
+        </w:sdt>
+        <w:tc>
+          <w:tcPr>
+            <w:tcW w:w="1351" w:type="dxa"/>
+            <w:tcBorders>
+              <w:top w:val="single" w:color="FFFFFF" w:themeColor="background1" w:sz="24" w:space="0"/>
+              <w:left w:val="single" w:color="FFFFFF" w:themeColor="background1" w:sz="24" w:space="0"/>
+              <w:bottom w:val="single" w:color="FFFFFF" w:themeColor="background1" w:sz="24" w:space="0"/>
+              <w:right w:val="single" w:color="FFFFFF" w:themeColor="background1" w:sz="24" w:space="0"/>
+            </w:tcBorders>
+          </w:tcPr>
+          <w:p>
+            <w:pPr>
+              <w:jc w:val="right"/>
+            </w:pPr>
+            <w:r>
+              <w:t>اسم المالك</w:t>
+            </w:r>
+          </w:p>
+        </w:tc>
+      </w:tr>
+      <w:tr>
+        <w:trPr>
+          <w:trHeight w:val="362"/>
+        </w:trPr>
+        <w:tc>
+          <w:tcPr>
+            <w:tcW w:w="1418" w:type="dxa"/>
+            <w:tcBorders>
+              <w:top w:val="single" w:color="FFFFFF" w:themeColor="background1" w:sz="24" w:space="0"/>
+              <w:left w:val="single" w:color="FFFFFF" w:themeColor="background1" w:sz="24" w:space="0"/>
+              <w:bottom w:val="single" w:color="FFFFFF" w:themeColor="background1" w:sz="24" w:space="0"/>
+              <w:right w:val="single" w:color="FFFFFF" w:themeColor="background1" w:sz="24" w:space="0"/>
+            </w:tcBorders>
+          </w:tcPr>
+          <w:p>
+            <w:r>
+              <w:t>Name of Landlord</w:t>
+            </w:r>
+          </w:p>
+        </w:tc>
+        <w:sdt>
+          <w:sdtPr>
+            <w:id w:val="-40208751"/>
+            <w:placeholder>
+              <w:docPart w:val="DefaultPlaceholder_-1854013440"/>
+            </w:placeholder>
+            <w:dataBinding w:prefixMappings="xmlns:ns0='urn:microsoft-dynamics-nav/reports/UmmAlQuwainContract/50115/'" w:xpath="/ns0:NavWordReportXmlPart[1]/ns0:TenancyContract[1]/ns0:Lessor_s_Name[1]" w:storeItemID="{DA66A6BB-3798-4A63-88A2-FBA3BC09A85B}"/>
+            <w:text/>
+            <w:alias w:val="#Nav: /TenancyContract/Lessor_s_Name"/>
+            <w:tag w:val="#Nav: UmmAlQuwainContract/50115"/>
+          </w:sdtPr>
+          <w:sdtContent>
+            <w:tc>
+              <w:tcPr>
+                <w:tcW w:w="3685" w:type="dxa"/>
+                <w:tcBorders>
+                  <w:top w:val="single" w:color="FFFFFF" w:themeColor="background1" w:sz="24" w:space="0"/>
+                  <w:left w:val="single" w:color="FFFFFF" w:themeColor="background1" w:sz="24" w:space="0"/>
+                  <w:bottom w:val="single" w:color="FFFFFF" w:themeColor="background1" w:sz="24" w:space="0"/>
+                  <w:right w:val="single" w:color="FFFFFF" w:themeColor="background1" w:sz="24" w:space="0"/>
+                </w:tcBorders>
+                <w:shd w:val="clear" w:color="auto" w:fill="BCDDF6"/>
+              </w:tcPr>
+              <w:p>
+                <w:proofErr w:type="spellStart"/>
+                <w:r>
+                  <w:t>Lessor_s_Name</w:t>
+                </w:r>
+                <w:proofErr w:type="spellEnd"/>
+              </w:p>
+            </w:tc>
+          </w:sdtContent>
+        </w:sdt>
+        <w:tc>
+          <w:tcPr>
+            <w:tcW w:w="1351" w:type="dxa"/>
+            <w:tcBorders>
+              <w:top w:val="single" w:color="FFFFFF" w:themeColor="background1" w:sz="24" w:space="0"/>
+              <w:left w:val="single" w:color="FFFFFF" w:themeColor="background1" w:sz="24" w:space="0"/>
+              <w:bottom w:val="single" w:color="FFFFFF" w:themeColor="background1" w:sz="24" w:space="0"/>
+              <w:right w:val="single" w:color="FFFFFF" w:themeColor="background1" w:sz="24" w:space="0"/>
+            </w:tcBorders>
+          </w:tcPr>
+          <w:p>
+            <w:pPr>
+              <w:jc w:val="right"/>
+            </w:pPr>
+            <w:r>
+              <w:t>اسم المؤجر</w:t>
+            </w:r>
           </w:p>
         </w:tc>
       </w:tr>
@@ -488,28 +1037,28 @@
         </w:trPr>
         <w:tc>
           <w:tcPr>
-            <w:tcW w:w="1980" w:type="dxa"/>
-            <w:tcBorders>
-              <w:top w:val="single" w:sz="24" w:space="0" w:color="FFFFFF" w:themeColor="background1"/>
-              <w:left w:val="single" w:sz="24" w:space="0" w:color="FFFFFF" w:themeColor="background1"/>
-              <w:bottom w:val="single" w:sz="24" w:space="0" w:color="FFFFFF" w:themeColor="background1"/>
-              <w:right w:val="single" w:sz="24" w:space="0" w:color="FFFFFF" w:themeColor="background1"/>
-            </w:tcBorders>
-          </w:tcPr>
-          <w:p>
-            <w:r>
-              <w:t>Owner Name</w:t>
-            </w:r>
-          </w:p>
-        </w:tc>
-        <w:tc>
-          <w:tcPr>
-            <w:tcW w:w="2790" w:type="dxa"/>
-            <w:tcBorders>
-              <w:top w:val="single" w:sz="24" w:space="0" w:color="FFFFFF" w:themeColor="background1"/>
-              <w:left w:val="single" w:sz="24" w:space="0" w:color="FFFFFF" w:themeColor="background1"/>
-              <w:bottom w:val="single" w:sz="24" w:space="0" w:color="FFFFFF" w:themeColor="background1"/>
-              <w:right w:val="single" w:sz="24" w:space="0" w:color="FFFFFF" w:themeColor="background1"/>
+            <w:tcW w:w="1418" w:type="dxa"/>
+            <w:tcBorders>
+              <w:top w:val="single" w:color="FFFFFF" w:themeColor="background1" w:sz="24" w:space="0"/>
+              <w:left w:val="single" w:color="FFFFFF" w:themeColor="background1" w:sz="24" w:space="0"/>
+              <w:bottom w:val="single" w:color="FFFFFF" w:themeColor="background1" w:sz="24" w:space="0"/>
+              <w:right w:val="single" w:color="FFFFFF" w:themeColor="background1" w:sz="24" w:space="0"/>
+            </w:tcBorders>
+          </w:tcPr>
+          <w:p>
+            <w:r>
+              <w:t>Nationality</w:t>
+            </w:r>
+          </w:p>
+        </w:tc>
+        <w:tc>
+          <w:tcPr>
+            <w:tcW w:w="3685" w:type="dxa"/>
+            <w:tcBorders>
+              <w:top w:val="single" w:color="FFFFFF" w:themeColor="background1" w:sz="24" w:space="0"/>
+              <w:left w:val="single" w:color="FFFFFF" w:themeColor="background1" w:sz="24" w:space="0"/>
+              <w:bottom w:val="single" w:color="FFFFFF" w:themeColor="background1" w:sz="24" w:space="0"/>
+              <w:right w:val="single" w:color="FFFFFF" w:themeColor="background1" w:sz="24" w:space="0"/>
             </w:tcBorders>
             <w:shd w:val="clear" w:color="auto" w:fill="BCDDF6"/>
           </w:tcPr>
@@ -517,31 +1066,147 @@
         </w:tc>
         <w:tc>
           <w:tcPr>
-            <w:tcW w:w="1632" w:type="dxa"/>
-            <w:tcBorders>
-              <w:top w:val="single" w:sz="24" w:space="0" w:color="FFFFFF" w:themeColor="background1"/>
-              <w:left w:val="single" w:sz="24" w:space="0" w:color="FFFFFF" w:themeColor="background1"/>
-              <w:bottom w:val="single" w:sz="24" w:space="0" w:color="FFFFFF" w:themeColor="background1"/>
-              <w:right w:val="single" w:sz="24" w:space="0" w:color="FFFFFF" w:themeColor="background1"/>
+            <w:tcW w:w="1351" w:type="dxa"/>
+            <w:tcBorders>
+              <w:top w:val="single" w:color="FFFFFF" w:themeColor="background1" w:sz="24" w:space="0"/>
+              <w:left w:val="single" w:color="FFFFFF" w:themeColor="background1" w:sz="24" w:space="0"/>
+              <w:bottom w:val="single" w:color="FFFFFF" w:themeColor="background1" w:sz="24" w:space="0"/>
+              <w:right w:val="single" w:color="FFFFFF" w:themeColor="background1" w:sz="24" w:space="0"/>
             </w:tcBorders>
           </w:tcPr>
           <w:p>
             <w:pPr>
               <w:jc w:val="right"/>
             </w:pPr>
-            <w:proofErr w:type="spellStart"/>
-            <w:r>
-              <w:t>اسم</w:t>
-            </w:r>
-            <w:proofErr w:type="spellEnd"/>
-            <w:r>
-              <w:t xml:space="preserve"> </w:t>
-            </w:r>
-            <w:proofErr w:type="spellStart"/>
-            <w:r>
-              <w:t>المالك</w:t>
-            </w:r>
-            <w:proofErr w:type="spellEnd"/>
+            <w:r>
+              <w:t>الجنسية</w:t>
+            </w:r>
+          </w:p>
+        </w:tc>
+      </w:tr>
+      <w:tr>
+        <w:trPr>
+          <w:trHeight w:val="340"/>
+        </w:trPr>
+        <w:tc>
+          <w:tcPr>
+            <w:tcW w:w="1418" w:type="dxa"/>
+            <w:tcBorders>
+              <w:top w:val="single" w:color="FFFFFF" w:themeColor="background1" w:sz="24" w:space="0"/>
+              <w:left w:val="single" w:color="FFFFFF" w:themeColor="background1" w:sz="24" w:space="0"/>
+              <w:bottom w:val="single" w:color="FFFFFF" w:themeColor="background1" w:sz="24" w:space="0"/>
+              <w:right w:val="single" w:color="FFFFFF" w:themeColor="background1" w:sz="24" w:space="0"/>
+            </w:tcBorders>
+          </w:tcPr>
+          <w:p>
+            <w:r>
+              <w:t>Emirates ID</w:t>
+            </w:r>
+          </w:p>
+        </w:tc>
+        <w:sdt>
+          <w:sdtPr>
+            <w:id w:val="-72819274"/>
+            <w:placeholder>
+              <w:docPart w:val="DefaultPlaceholder_-1854013440"/>
+            </w:placeholder>
+            <w:dataBinding w:prefixMappings="xmlns:ns0='urn:microsoft-dynamics-nav/reports/UmmAlQuwainContract/50115/'" w:xpath="/ns0:NavWordReportXmlPart[1]/ns0:TenancyContract[1]/ns0:Lessor_s_Emirates_ID[1]" w:storeItemID="{DA66A6BB-3798-4A63-88A2-FBA3BC09A85B}"/>
+            <w:text/>
+            <w:alias w:val="#Nav: /TenancyContract/Lessor_s_Emirates_ID"/>
+            <w:tag w:val="#Nav: UmmAlQuwainContract/50115"/>
+          </w:sdtPr>
+          <w:sdtContent>
+            <w:tc>
+              <w:tcPr>
+                <w:tcW w:w="3685" w:type="dxa"/>
+                <w:tcBorders>
+                  <w:top w:val="single" w:color="FFFFFF" w:themeColor="background1" w:sz="24" w:space="0"/>
+                  <w:left w:val="single" w:color="FFFFFF" w:themeColor="background1" w:sz="24" w:space="0"/>
+                  <w:bottom w:val="single" w:color="FFFFFF" w:themeColor="background1" w:sz="24" w:space="0"/>
+                  <w:right w:val="single" w:color="FFFFFF" w:themeColor="background1" w:sz="24" w:space="0"/>
+                </w:tcBorders>
+                <w:shd w:val="clear" w:color="auto" w:fill="BCDDF6"/>
+              </w:tcPr>
+              <w:p>
+                <w:proofErr w:type="spellStart"/>
+                <w:r>
+                  <w:t>Lessor_s_Emirates_ID</w:t>
+                </w:r>
+                <w:proofErr w:type="spellEnd"/>
+              </w:p>
+            </w:tc>
+          </w:sdtContent>
+        </w:sdt>
+        <w:tc>
+          <w:tcPr>
+            <w:tcW w:w="1351" w:type="dxa"/>
+            <w:tcBorders>
+              <w:top w:val="single" w:color="FFFFFF" w:themeColor="background1" w:sz="24" w:space="0"/>
+              <w:left w:val="single" w:color="FFFFFF" w:themeColor="background1" w:sz="24" w:space="0"/>
+              <w:bottom w:val="single" w:color="FFFFFF" w:themeColor="background1" w:sz="24" w:space="0"/>
+              <w:right w:val="single" w:color="FFFFFF" w:themeColor="background1" w:sz="24" w:space="0"/>
+            </w:tcBorders>
+          </w:tcPr>
+          <w:p>
+            <w:pPr>
+              <w:jc w:val="right"/>
+            </w:pPr>
+            <w:r>
+              <w:t>رقم بطاقة الهوية</w:t>
+            </w:r>
+          </w:p>
+        </w:tc>
+      </w:tr>
+      <w:tr>
+        <w:trPr>
+          <w:trHeight w:val="1701"/>
+        </w:trPr>
+        <w:tc>
+          <w:tcPr>
+            <w:tcW w:w="1418" w:type="dxa"/>
+            <w:tcBorders>
+              <w:top w:val="single" w:color="FFFFFF" w:themeColor="background1" w:sz="24" w:space="0"/>
+              <w:left w:val="single" w:color="FFFFFF" w:themeColor="background1" w:sz="24" w:space="0"/>
+              <w:bottom w:val="single" w:color="FFFFFF" w:themeColor="background1" w:sz="24" w:space="0"/>
+              <w:right w:val="single" w:color="FFFFFF" w:themeColor="background1" w:sz="24" w:space="0"/>
+            </w:tcBorders>
+          </w:tcPr>
+          <w:p>
+            <w:r>
+              <w:t>Address</w:t>
+            </w:r>
+          </w:p>
+        </w:tc>
+        <w:tc>
+          <w:tcPr>
+            <w:tcW w:w="3685" w:type="dxa"/>
+            <w:tcBorders>
+              <w:top w:val="single" w:color="FFFFFF" w:themeColor="background1" w:sz="24" w:space="0"/>
+              <w:left w:val="single" w:color="FFFFFF" w:themeColor="background1" w:sz="24" w:space="0"/>
+              <w:bottom w:val="single" w:color="FFFFFF" w:themeColor="background1" w:sz="24" w:space="0"/>
+              <w:right w:val="single" w:color="FFFFFF" w:themeColor="background1" w:sz="24" w:space="0"/>
+            </w:tcBorders>
+            <w:shd w:val="clear" w:color="auto" w:fill="BCDDF6"/>
+          </w:tcPr>
+          <w:p/>
+        </w:tc>
+        <w:tc>
+          <w:tcPr>
+            <w:tcW w:w="1351" w:type="dxa"/>
+            <w:tcBorders>
+              <w:top w:val="single" w:color="FFFFFF" w:themeColor="background1" w:sz="24" w:space="0"/>
+              <w:left w:val="single" w:color="FFFFFF" w:themeColor="background1" w:sz="24" w:space="0"/>
+              <w:bottom w:val="single" w:color="FFFFFF" w:themeColor="background1" w:sz="24" w:space="0"/>
+              <w:right w:val="single" w:color="FFFFFF" w:themeColor="background1" w:sz="24" w:space="0"/>
+            </w:tcBorders>
+          </w:tcPr>
+          <w:p>
+            <w:pPr>
+              <w:jc w:val="right"/>
+            </w:pPr>
+            <w:r>
+              <w:t>العنوان</w:t>
+            </w:r>
           </w:p>
         </w:tc>
       </w:tr>
@@ -551,91 +1216,106 @@
         </w:trPr>
         <w:tc>
           <w:tcPr>
-            <w:tcW w:w="1980" w:type="dxa"/>
-            <w:tcBorders>
-              <w:top w:val="single" w:sz="24" w:space="0" w:color="FFFFFF" w:themeColor="background1"/>
-              <w:left w:val="single" w:sz="24" w:space="0" w:color="FFFFFF" w:themeColor="background1"/>
-              <w:bottom w:val="single" w:sz="24" w:space="0" w:color="FFFFFF" w:themeColor="background1"/>
-              <w:right w:val="single" w:sz="24" w:space="0" w:color="FFFFFF" w:themeColor="background1"/>
-            </w:tcBorders>
-          </w:tcPr>
-          <w:p>
-            <w:r>
-              <w:t>Name of Landlord</w:t>
-            </w:r>
-          </w:p>
-        </w:tc>
-        <w:tc>
-          <w:tcPr>
-            <w:tcW w:w="2790" w:type="dxa"/>
-            <w:tcBorders>
-              <w:top w:val="single" w:sz="24" w:space="0" w:color="FFFFFF" w:themeColor="background1"/>
-              <w:left w:val="single" w:sz="24" w:space="0" w:color="FFFFFF" w:themeColor="background1"/>
-              <w:bottom w:val="single" w:sz="24" w:space="0" w:color="FFFFFF" w:themeColor="background1"/>
-              <w:right w:val="single" w:sz="24" w:space="0" w:color="FFFFFF" w:themeColor="background1"/>
-            </w:tcBorders>
-            <w:shd w:val="clear" w:color="auto" w:fill="BCDDF6"/>
-          </w:tcPr>
-          <w:p/>
-        </w:tc>
-        <w:tc>
-          <w:tcPr>
-            <w:tcW w:w="1632" w:type="dxa"/>
-            <w:tcBorders>
-              <w:top w:val="single" w:sz="24" w:space="0" w:color="FFFFFF" w:themeColor="background1"/>
-              <w:left w:val="single" w:sz="24" w:space="0" w:color="FFFFFF" w:themeColor="background1"/>
-              <w:bottom w:val="single" w:sz="24" w:space="0" w:color="FFFFFF" w:themeColor="background1"/>
-              <w:right w:val="single" w:sz="24" w:space="0" w:color="FFFFFF" w:themeColor="background1"/>
+            <w:tcW w:w="1418" w:type="dxa"/>
+            <w:tcBorders>
+              <w:top w:val="single" w:color="FFFFFF" w:themeColor="background1" w:sz="24" w:space="0"/>
+              <w:left w:val="single" w:color="FFFFFF" w:themeColor="background1" w:sz="24" w:space="0"/>
+              <w:bottom w:val="single" w:color="FFFFFF" w:themeColor="background1" w:sz="24" w:space="0"/>
+              <w:right w:val="single" w:color="FFFFFF" w:themeColor="background1" w:sz="24" w:space="0"/>
+            </w:tcBorders>
+          </w:tcPr>
+          <w:p>
+            <w:r>
+              <w:t>Phone</w:t>
+            </w:r>
+          </w:p>
+        </w:tc>
+        <w:sdt>
+          <w:sdtPr>
+            <w:id w:val="-1858735654"/>
+            <w:placeholder>
+              <w:docPart w:val="DefaultPlaceholder_-1854013440"/>
+            </w:placeholder>
+            <w:dataBinding w:prefixMappings="xmlns:ns0='urn:microsoft-dynamics-nav/reports/UmmAlQuwainContract/50115/'" w:xpath="/ns0:NavWordReportXmlPart[1]/ns0:TenancyContract[1]/ns0:Lessor_s_Phone[1]" w:storeItemID="{DA66A6BB-3798-4A63-88A2-FBA3BC09A85B}"/>
+            <w:text/>
+            <w:alias w:val="#Nav: /TenancyContract/Lessor_s_Phone"/>
+            <w:tag w:val="#Nav: UmmAlQuwainContract/50115"/>
+          </w:sdtPr>
+          <w:sdtContent>
+            <w:tc>
+              <w:tcPr>
+                <w:tcW w:w="3685" w:type="dxa"/>
+                <w:tcBorders>
+                  <w:top w:val="single" w:color="FFFFFF" w:themeColor="background1" w:sz="24" w:space="0"/>
+                  <w:left w:val="single" w:color="FFFFFF" w:themeColor="background1" w:sz="24" w:space="0"/>
+                  <w:bottom w:val="single" w:color="FFFFFF" w:themeColor="background1" w:sz="24" w:space="0"/>
+                  <w:right w:val="single" w:color="FFFFFF" w:themeColor="background1" w:sz="24" w:space="0"/>
+                </w:tcBorders>
+                <w:shd w:val="clear" w:color="auto" w:fill="BCDDF6"/>
+              </w:tcPr>
+              <w:p>
+                <w:proofErr w:type="spellStart"/>
+                <w:r>
+                  <w:t>Lessor_s_Phone</w:t>
+                </w:r>
+                <w:proofErr w:type="spellEnd"/>
+              </w:p>
+            </w:tc>
+          </w:sdtContent>
+        </w:sdt>
+        <w:tc>
+          <w:tcPr>
+            <w:tcW w:w="1351" w:type="dxa"/>
+            <w:tcBorders>
+              <w:top w:val="single" w:color="FFFFFF" w:themeColor="background1" w:sz="24" w:space="0"/>
+              <w:left w:val="single" w:color="FFFFFF" w:themeColor="background1" w:sz="24" w:space="0"/>
+              <w:bottom w:val="single" w:color="FFFFFF" w:themeColor="background1" w:sz="24" w:space="0"/>
+              <w:right w:val="single" w:color="FFFFFF" w:themeColor="background1" w:sz="24" w:space="0"/>
             </w:tcBorders>
           </w:tcPr>
           <w:p>
             <w:pPr>
               <w:jc w:val="right"/>
             </w:pPr>
-            <w:proofErr w:type="spellStart"/>
-            <w:r>
-              <w:t>اسم</w:t>
-            </w:r>
-            <w:proofErr w:type="spellEnd"/>
-            <w:r>
-              <w:t xml:space="preserve"> </w:t>
-            </w:r>
-            <w:proofErr w:type="spellStart"/>
-            <w:r>
-              <w:t>المؤجر</w:t>
-            </w:r>
-            <w:proofErr w:type="spellEnd"/>
+            <w:r>
+              <w:t>الهاتف</w:t>
+            </w:r>
           </w:p>
         </w:tc>
       </w:tr>
       <w:tr>
         <w:trPr>
-          <w:trHeight w:val="376"/>
+          <w:trHeight w:val="567"/>
         </w:trPr>
         <w:tc>
           <w:tcPr>
-            <w:tcW w:w="1980" w:type="dxa"/>
-            <w:tcBorders>
-              <w:top w:val="single" w:sz="24" w:space="0" w:color="FFFFFF" w:themeColor="background1"/>
-              <w:left w:val="single" w:sz="24" w:space="0" w:color="FFFFFF" w:themeColor="background1"/>
-              <w:bottom w:val="single" w:sz="24" w:space="0" w:color="FFFFFF" w:themeColor="background1"/>
-              <w:right w:val="single" w:sz="24" w:space="0" w:color="FFFFFF" w:themeColor="background1"/>
-            </w:tcBorders>
-          </w:tcPr>
-          <w:p>
-            <w:r>
-              <w:t>Nationality</w:t>
-            </w:r>
-          </w:p>
-        </w:tc>
-        <w:tc>
-          <w:tcPr>
-            <w:tcW w:w="2790" w:type="dxa"/>
-            <w:tcBorders>
-              <w:top w:val="single" w:sz="24" w:space="0" w:color="FFFFFF" w:themeColor="background1"/>
-              <w:left w:val="single" w:sz="24" w:space="0" w:color="FFFFFF" w:themeColor="background1"/>
-              <w:bottom w:val="single" w:sz="24" w:space="0" w:color="FFFFFF" w:themeColor="background1"/>
-              <w:right w:val="single" w:sz="24" w:space="0" w:color="FFFFFF" w:themeColor="background1"/>
+            <w:tcW w:w="1418" w:type="dxa"/>
+            <w:tcBorders>
+              <w:top w:val="single" w:color="FFFFFF" w:themeColor="background1" w:sz="24" w:space="0"/>
+              <w:left w:val="single" w:color="FFFFFF" w:themeColor="background1" w:sz="24" w:space="0"/>
+              <w:bottom w:val="single" w:color="FFFFFF" w:themeColor="background1" w:sz="24" w:space="0"/>
+              <w:right w:val="single" w:color="FFFFFF" w:themeColor="background1" w:sz="24" w:space="0"/>
+            </w:tcBorders>
+          </w:tcPr>
+          <w:p>
+            <w:r>
+              <w:t>P.</w:t>
+            </w:r>
+            <w:proofErr w:type="gramStart"/>
+            <w:r>
+              <w:t>O.Box</w:t>
+            </w:r>
+            <w:proofErr w:type="gramEnd"/>
+          </w:p>
+        </w:tc>
+        <w:tc>
+          <w:tcPr>
+            <w:tcW w:w="3685" w:type="dxa"/>
+            <w:tcBorders>
+              <w:top w:val="single" w:color="FFFFFF" w:themeColor="background1" w:sz="24" w:space="0"/>
+              <w:left w:val="single" w:color="FFFFFF" w:themeColor="background1" w:sz="24" w:space="0"/>
+              <w:bottom w:val="single" w:color="FFFFFF" w:themeColor="background1" w:sz="24" w:space="0"/>
+              <w:right w:val="single" w:color="FFFFFF" w:themeColor="background1" w:sz="24" w:space="0"/>
             </w:tcBorders>
             <w:shd w:val="clear" w:color="auto" w:fill="BCDDF6"/>
           </w:tcPr>
@@ -643,339 +1323,103 @@
         </w:tc>
         <w:tc>
           <w:tcPr>
-            <w:tcW w:w="1632" w:type="dxa"/>
-            <w:tcBorders>
-              <w:top w:val="single" w:sz="24" w:space="0" w:color="FFFFFF" w:themeColor="background1"/>
-              <w:left w:val="single" w:sz="24" w:space="0" w:color="FFFFFF" w:themeColor="background1"/>
-              <w:bottom w:val="single" w:sz="24" w:space="0" w:color="FFFFFF" w:themeColor="background1"/>
-              <w:right w:val="single" w:sz="24" w:space="0" w:color="FFFFFF" w:themeColor="background1"/>
+            <w:tcW w:w="1351" w:type="dxa"/>
+            <w:tcBorders>
+              <w:top w:val="single" w:color="FFFFFF" w:themeColor="background1" w:sz="24" w:space="0"/>
+              <w:left w:val="single" w:color="FFFFFF" w:themeColor="background1" w:sz="24" w:space="0"/>
+              <w:bottom w:val="single" w:color="FFFFFF" w:themeColor="background1" w:sz="24" w:space="0"/>
+              <w:right w:val="single" w:color="FFFFFF" w:themeColor="background1" w:sz="24" w:space="0"/>
             </w:tcBorders>
           </w:tcPr>
           <w:p>
             <w:pPr>
               <w:jc w:val="right"/>
             </w:pPr>
-            <w:proofErr w:type="spellStart"/>
-            <w:r>
-              <w:t>الجنسية</w:t>
-            </w:r>
-            <w:proofErr w:type="spellEnd"/>
+            <w:r>
+              <w:t>صندوق البريد</w:t>
+            </w:r>
           </w:p>
         </w:tc>
       </w:tr>
       <w:tr>
         <w:trPr>
-          <w:trHeight w:val="362"/>
+          <w:trHeight w:val="567"/>
         </w:trPr>
         <w:tc>
           <w:tcPr>
-            <w:tcW w:w="1980" w:type="dxa"/>
-            <w:tcBorders>
-              <w:top w:val="single" w:sz="24" w:space="0" w:color="FFFFFF" w:themeColor="background1"/>
-              <w:left w:val="single" w:sz="24" w:space="0" w:color="FFFFFF" w:themeColor="background1"/>
-              <w:bottom w:val="single" w:sz="24" w:space="0" w:color="FFFFFF" w:themeColor="background1"/>
-              <w:right w:val="single" w:sz="24" w:space="0" w:color="FFFFFF" w:themeColor="background1"/>
-            </w:tcBorders>
-          </w:tcPr>
-          <w:p>
-            <w:r>
-              <w:t>Emirates ID</w:t>
-            </w:r>
-          </w:p>
-        </w:tc>
-        <w:tc>
-          <w:tcPr>
-            <w:tcW w:w="2790" w:type="dxa"/>
-            <w:tcBorders>
-              <w:top w:val="single" w:sz="24" w:space="0" w:color="FFFFFF" w:themeColor="background1"/>
-              <w:left w:val="single" w:sz="24" w:space="0" w:color="FFFFFF" w:themeColor="background1"/>
-              <w:bottom w:val="single" w:sz="24" w:space="0" w:color="FFFFFF" w:themeColor="background1"/>
-              <w:right w:val="single" w:sz="24" w:space="0" w:color="FFFFFF" w:themeColor="background1"/>
-            </w:tcBorders>
-            <w:shd w:val="clear" w:color="auto" w:fill="BCDDF6"/>
-          </w:tcPr>
-          <w:p/>
-        </w:tc>
-        <w:tc>
-          <w:tcPr>
-            <w:tcW w:w="1632" w:type="dxa"/>
-            <w:tcBorders>
-              <w:top w:val="single" w:sz="24" w:space="0" w:color="FFFFFF" w:themeColor="background1"/>
-              <w:left w:val="single" w:sz="24" w:space="0" w:color="FFFFFF" w:themeColor="background1"/>
-              <w:bottom w:val="single" w:sz="24" w:space="0" w:color="FFFFFF" w:themeColor="background1"/>
-              <w:right w:val="single" w:sz="24" w:space="0" w:color="FFFFFF" w:themeColor="background1"/>
+            <w:tcW w:w="1418" w:type="dxa"/>
+            <w:tcBorders>
+              <w:top w:val="single" w:color="FFFFFF" w:themeColor="background1" w:sz="24" w:space="0"/>
+              <w:left w:val="single" w:color="FFFFFF" w:themeColor="background1" w:sz="24" w:space="0"/>
+              <w:bottom w:val="single" w:color="FFFFFF" w:themeColor="background1" w:sz="24" w:space="0"/>
+              <w:right w:val="single" w:color="FFFFFF" w:themeColor="background1" w:sz="24" w:space="0"/>
+            </w:tcBorders>
+          </w:tcPr>
+          <w:p>
+            <w:r>
+              <w:t>Email</w:t>
+            </w:r>
+          </w:p>
+        </w:tc>
+        <w:sdt>
+          <w:sdtPr>
+            <w:id w:val="-826363116"/>
+            <w:placeholder>
+              <w:docPart w:val="DefaultPlaceholder_-1854013440"/>
+            </w:placeholder>
+            <w:dataBinding w:prefixMappings="xmlns:ns0='urn:microsoft-dynamics-nav/reports/UmmAlQuwainContract/50115/'" w:xpath="/ns0:NavWordReportXmlPart[1]/ns0:TenancyContract[1]/ns0:Lessor_s_Email[1]" w:storeItemID="{DA66A6BB-3798-4A63-88A2-FBA3BC09A85B}"/>
+            <w:text/>
+            <w:alias w:val="#Nav: /TenancyContract/Lessor_s_Email"/>
+            <w:tag w:val="#Nav: UmmAlQuwainContract/50115"/>
+          </w:sdtPr>
+          <w:sdtContent>
+            <w:tc>
+              <w:tcPr>
+                <w:tcW w:w="3685" w:type="dxa"/>
+                <w:tcBorders>
+                  <w:top w:val="single" w:color="FFFFFF" w:themeColor="background1" w:sz="24" w:space="0"/>
+                  <w:left w:val="single" w:color="FFFFFF" w:themeColor="background1" w:sz="24" w:space="0"/>
+                  <w:bottom w:val="single" w:color="FFFFFF" w:themeColor="background1" w:sz="24" w:space="0"/>
+                  <w:right w:val="single" w:color="FFFFFF" w:themeColor="background1" w:sz="24" w:space="0"/>
+                </w:tcBorders>
+                <w:shd w:val="clear" w:color="auto" w:fill="BCDDF6"/>
+              </w:tcPr>
+              <w:p>
+                <w:proofErr w:type="spellStart"/>
+                <w:r>
+                  <w:t>Lessor_s_Email</w:t>
+                </w:r>
+                <w:proofErr w:type="spellEnd"/>
+              </w:p>
+            </w:tc>
+          </w:sdtContent>
+        </w:sdt>
+        <w:tc>
+          <w:tcPr>
+            <w:tcW w:w="1351" w:type="dxa"/>
+            <w:tcBorders>
+              <w:top w:val="single" w:color="FFFFFF" w:themeColor="background1" w:sz="24" w:space="0"/>
+              <w:left w:val="single" w:color="FFFFFF" w:themeColor="background1" w:sz="24" w:space="0"/>
+              <w:bottom w:val="single" w:color="FFFFFF" w:themeColor="background1" w:sz="24" w:space="0"/>
+              <w:right w:val="single" w:color="FFFFFF" w:themeColor="background1" w:sz="24" w:space="0"/>
             </w:tcBorders>
           </w:tcPr>
           <w:p>
             <w:pPr>
               <w:jc w:val="right"/>
             </w:pPr>
-            <w:proofErr w:type="spellStart"/>
-            <w:r>
-              <w:t>رقم</w:t>
-            </w:r>
-            <w:proofErr w:type="spellEnd"/>
-            <w:r>
-              <w:t xml:space="preserve"> </w:t>
-            </w:r>
-            <w:proofErr w:type="spellStart"/>
-            <w:r>
-              <w:t>بطاقة</w:t>
-            </w:r>
-            <w:proofErr w:type="spellEnd"/>
-            <w:r>
-              <w:t xml:space="preserve"> </w:t>
-            </w:r>
-            <w:proofErr w:type="spellStart"/>
-            <w:r>
-              <w:t>الهوية</w:t>
-            </w:r>
-            <w:proofErr w:type="spellEnd"/>
-          </w:p>
-        </w:tc>
-      </w:tr>
-      <w:tr>
-        <w:trPr>
-          <w:trHeight w:val="376"/>
-        </w:trPr>
-        <w:tc>
-          <w:tcPr>
-            <w:tcW w:w="1980" w:type="dxa"/>
-            <w:tcBorders>
-              <w:top w:val="single" w:sz="24" w:space="0" w:color="FFFFFF" w:themeColor="background1"/>
-              <w:left w:val="single" w:sz="24" w:space="0" w:color="FFFFFF" w:themeColor="background1"/>
-              <w:bottom w:val="single" w:sz="24" w:space="0" w:color="FFFFFF" w:themeColor="background1"/>
-              <w:right w:val="single" w:sz="24" w:space="0" w:color="FFFFFF" w:themeColor="background1"/>
-            </w:tcBorders>
-          </w:tcPr>
-          <w:p>
-            <w:r>
-              <w:t>Address</w:t>
-            </w:r>
-          </w:p>
-        </w:tc>
-        <w:tc>
-          <w:tcPr>
-            <w:tcW w:w="2790" w:type="dxa"/>
-            <w:tcBorders>
-              <w:top w:val="single" w:sz="24" w:space="0" w:color="FFFFFF" w:themeColor="background1"/>
-              <w:left w:val="single" w:sz="24" w:space="0" w:color="FFFFFF" w:themeColor="background1"/>
-              <w:bottom w:val="single" w:sz="24" w:space="0" w:color="FFFFFF" w:themeColor="background1"/>
-              <w:right w:val="single" w:sz="24" w:space="0" w:color="FFFFFF" w:themeColor="background1"/>
-            </w:tcBorders>
-            <w:shd w:val="clear" w:color="auto" w:fill="BCDDF6"/>
-          </w:tcPr>
-          <w:p/>
-        </w:tc>
-        <w:tc>
-          <w:tcPr>
-            <w:tcW w:w="1632" w:type="dxa"/>
-            <w:tcBorders>
-              <w:top w:val="single" w:sz="24" w:space="0" w:color="FFFFFF" w:themeColor="background1"/>
-              <w:left w:val="single" w:sz="24" w:space="0" w:color="FFFFFF" w:themeColor="background1"/>
-              <w:bottom w:val="single" w:sz="24" w:space="0" w:color="FFFFFF" w:themeColor="background1"/>
-              <w:right w:val="single" w:sz="24" w:space="0" w:color="FFFFFF" w:themeColor="background1"/>
-            </w:tcBorders>
-          </w:tcPr>
-          <w:p>
-            <w:pPr>
-              <w:jc w:val="right"/>
-            </w:pPr>
-            <w:proofErr w:type="spellStart"/>
-            <w:r>
-              <w:t>العنوان</w:t>
-            </w:r>
-            <w:proofErr w:type="spellEnd"/>
-          </w:p>
-        </w:tc>
-      </w:tr>
-      <w:tr>
-        <w:trPr>
-          <w:trHeight w:val="362"/>
-        </w:trPr>
-        <w:tc>
-          <w:tcPr>
-            <w:tcW w:w="1980" w:type="dxa"/>
-            <w:tcBorders>
-              <w:top w:val="single" w:sz="24" w:space="0" w:color="FFFFFF" w:themeColor="background1"/>
-              <w:left w:val="single" w:sz="24" w:space="0" w:color="FFFFFF" w:themeColor="background1"/>
-              <w:bottom w:val="single" w:sz="24" w:space="0" w:color="FFFFFF" w:themeColor="background1"/>
-              <w:right w:val="single" w:sz="24" w:space="0" w:color="FFFFFF" w:themeColor="background1"/>
-            </w:tcBorders>
-          </w:tcPr>
-          <w:p>
-            <w:r>
-              <w:t>Phone</w:t>
-            </w:r>
-          </w:p>
-        </w:tc>
-        <w:tc>
-          <w:tcPr>
-            <w:tcW w:w="2790" w:type="dxa"/>
-            <w:tcBorders>
-              <w:top w:val="single" w:sz="24" w:space="0" w:color="FFFFFF" w:themeColor="background1"/>
-              <w:left w:val="single" w:sz="24" w:space="0" w:color="FFFFFF" w:themeColor="background1"/>
-              <w:bottom w:val="single" w:sz="24" w:space="0" w:color="FFFFFF" w:themeColor="background1"/>
-              <w:right w:val="single" w:sz="24" w:space="0" w:color="FFFFFF" w:themeColor="background1"/>
-            </w:tcBorders>
-            <w:shd w:val="clear" w:color="auto" w:fill="BCDDF6"/>
-          </w:tcPr>
-          <w:p/>
-        </w:tc>
-        <w:tc>
-          <w:tcPr>
-            <w:tcW w:w="1632" w:type="dxa"/>
-            <w:tcBorders>
-              <w:top w:val="single" w:sz="24" w:space="0" w:color="FFFFFF" w:themeColor="background1"/>
-              <w:left w:val="single" w:sz="24" w:space="0" w:color="FFFFFF" w:themeColor="background1"/>
-              <w:bottom w:val="single" w:sz="24" w:space="0" w:color="FFFFFF" w:themeColor="background1"/>
-              <w:right w:val="single" w:sz="24" w:space="0" w:color="FFFFFF" w:themeColor="background1"/>
-            </w:tcBorders>
-          </w:tcPr>
-          <w:p>
-            <w:pPr>
-              <w:jc w:val="right"/>
-            </w:pPr>
-            <w:proofErr w:type="spellStart"/>
-            <w:r>
-              <w:t>الهاتف</w:t>
-            </w:r>
-            <w:proofErr w:type="spellEnd"/>
-          </w:p>
-        </w:tc>
-      </w:tr>
-      <w:tr>
-        <w:trPr>
-          <w:trHeight w:val="362"/>
-        </w:trPr>
-        <w:tc>
-          <w:tcPr>
-            <w:tcW w:w="1980" w:type="dxa"/>
-            <w:tcBorders>
-              <w:top w:val="single" w:sz="24" w:space="0" w:color="FFFFFF" w:themeColor="background1"/>
-              <w:left w:val="single" w:sz="24" w:space="0" w:color="FFFFFF" w:themeColor="background1"/>
-              <w:bottom w:val="single" w:sz="24" w:space="0" w:color="FFFFFF" w:themeColor="background1"/>
-              <w:right w:val="single" w:sz="24" w:space="0" w:color="FFFFFF" w:themeColor="background1"/>
-            </w:tcBorders>
-          </w:tcPr>
-          <w:p>
-            <w:proofErr w:type="spellStart"/>
-            <w:r>
-              <w:t>P.O.Box</w:t>
-            </w:r>
-            <w:proofErr w:type="spellEnd"/>
-          </w:p>
-        </w:tc>
-        <w:tc>
-          <w:tcPr>
-            <w:tcW w:w="2790" w:type="dxa"/>
-            <w:tcBorders>
-              <w:top w:val="single" w:sz="24" w:space="0" w:color="FFFFFF" w:themeColor="background1"/>
-              <w:left w:val="single" w:sz="24" w:space="0" w:color="FFFFFF" w:themeColor="background1"/>
-              <w:bottom w:val="single" w:sz="24" w:space="0" w:color="FFFFFF" w:themeColor="background1"/>
-              <w:right w:val="single" w:sz="24" w:space="0" w:color="FFFFFF" w:themeColor="background1"/>
-            </w:tcBorders>
-            <w:shd w:val="clear" w:color="auto" w:fill="BCDDF6"/>
-          </w:tcPr>
-          <w:p/>
-        </w:tc>
-        <w:tc>
-          <w:tcPr>
-            <w:tcW w:w="1632" w:type="dxa"/>
-            <w:tcBorders>
-              <w:top w:val="single" w:sz="24" w:space="0" w:color="FFFFFF" w:themeColor="background1"/>
-              <w:left w:val="single" w:sz="24" w:space="0" w:color="FFFFFF" w:themeColor="background1"/>
-              <w:bottom w:val="single" w:sz="24" w:space="0" w:color="FFFFFF" w:themeColor="background1"/>
-              <w:right w:val="single" w:sz="24" w:space="0" w:color="FFFFFF" w:themeColor="background1"/>
-            </w:tcBorders>
-          </w:tcPr>
-          <w:p>
-            <w:pPr>
-              <w:jc w:val="right"/>
-            </w:pPr>
-            <w:proofErr w:type="spellStart"/>
-            <w:r>
-              <w:t>صندوق</w:t>
-            </w:r>
-            <w:proofErr w:type="spellEnd"/>
-            <w:r>
-              <w:t xml:space="preserve"> </w:t>
-            </w:r>
-            <w:proofErr w:type="spellStart"/>
-            <w:r>
-              <w:t>البريد</w:t>
-            </w:r>
-            <w:proofErr w:type="spellEnd"/>
-          </w:p>
-        </w:tc>
-      </w:tr>
-      <w:tr>
-        <w:trPr>
-          <w:trHeight w:val="362"/>
-        </w:trPr>
-        <w:tc>
-          <w:tcPr>
-            <w:tcW w:w="1980" w:type="dxa"/>
-            <w:tcBorders>
-              <w:top w:val="single" w:sz="24" w:space="0" w:color="FFFFFF" w:themeColor="background1"/>
-              <w:left w:val="single" w:sz="24" w:space="0" w:color="FFFFFF" w:themeColor="background1"/>
-              <w:bottom w:val="single" w:sz="24" w:space="0" w:color="FFFFFF" w:themeColor="background1"/>
-              <w:right w:val="single" w:sz="24" w:space="0" w:color="FFFFFF" w:themeColor="background1"/>
-            </w:tcBorders>
-          </w:tcPr>
-          <w:p>
-            <w:r>
-              <w:t>Email</w:t>
-            </w:r>
-          </w:p>
-        </w:tc>
-        <w:tc>
-          <w:tcPr>
-            <w:tcW w:w="2790" w:type="dxa"/>
-            <w:tcBorders>
-              <w:top w:val="single" w:sz="24" w:space="0" w:color="FFFFFF" w:themeColor="background1"/>
-              <w:left w:val="single" w:sz="24" w:space="0" w:color="FFFFFF" w:themeColor="background1"/>
-              <w:bottom w:val="single" w:sz="24" w:space="0" w:color="FFFFFF" w:themeColor="background1"/>
-              <w:right w:val="single" w:sz="24" w:space="0" w:color="FFFFFF" w:themeColor="background1"/>
-            </w:tcBorders>
-            <w:shd w:val="clear" w:color="auto" w:fill="BCDDF6"/>
-          </w:tcPr>
-          <w:p/>
-        </w:tc>
-        <w:tc>
-          <w:tcPr>
-            <w:tcW w:w="1632" w:type="dxa"/>
-            <w:tcBorders>
-              <w:top w:val="single" w:sz="24" w:space="0" w:color="FFFFFF" w:themeColor="background1"/>
-              <w:left w:val="single" w:sz="24" w:space="0" w:color="FFFFFF" w:themeColor="background1"/>
-              <w:bottom w:val="single" w:sz="24" w:space="0" w:color="FFFFFF" w:themeColor="background1"/>
-              <w:right w:val="single" w:sz="24" w:space="0" w:color="FFFFFF" w:themeColor="background1"/>
-            </w:tcBorders>
-          </w:tcPr>
-          <w:p>
-            <w:pPr>
-              <w:jc w:val="right"/>
-            </w:pPr>
-            <w:proofErr w:type="spellStart"/>
-            <w:r>
-              <w:t>البريد</w:t>
-            </w:r>
-            <w:proofErr w:type="spellEnd"/>
-            <w:r>
-              <w:t xml:space="preserve"> </w:t>
-            </w:r>
-            <w:proofErr w:type="spellStart"/>
-            <w:r>
-              <w:t>الإلكتروني</w:t>
-            </w:r>
-            <w:proofErr w:type="spellEnd"/>
+            <w:r>
+              <w:t>البريد الإلكتروني</w:t>
+            </w:r>
           </w:p>
         </w:tc>
       </w:tr>
     </w:tbl>
     <w:p>
       <w:pPr>
-        <w:jc w:val="center"/>
+        <w:tabs>
+          <w:tab w:val="left" w:pos="7452"/>
+        </w:tabs>
         <w:rPr>
           <w:rStyle w:val="normaltextrun"/>
           <w:rFonts w:ascii="Arial" w:hAnsi="Arial" w:cs="Arial"/>
@@ -985,484 +1429,7 @@
           <w:shd w:val="clear" w:color="auto" w:fill="FFFFFF"/>
         </w:rPr>
       </w:pPr>
-      <w:bookmarkStart w:id="0" w:name="_GoBack"/>
-      <w:bookmarkEnd w:id="0"/>
     </w:p>
-    <w:tbl>
-      <w:tblPr>
-        <w:tblStyle w:val="TableGrid"/>
-        <w:tblpPr w:leftFromText="180" w:rightFromText="180" w:vertAnchor="text" w:horzAnchor="margin" w:tblpY="239"/>
-        <w:tblW w:w="0" w:type="auto"/>
-        <w:tblLook w:val="04A0" w:firstRow="1" w:lastRow="0" w:firstColumn="1" w:lastColumn="0" w:noHBand="0" w:noVBand="1"/>
-      </w:tblPr>
-      <w:tblGrid>
-        <w:gridCol w:w="1530"/>
-        <w:gridCol w:w="2430"/>
-        <w:gridCol w:w="1597"/>
-      </w:tblGrid>
-      <w:tr>
-        <w:trPr>
-          <w:trHeight w:val="358"/>
-        </w:trPr>
-        <w:tc>
-          <w:tcPr>
-            <w:tcW w:w="1530" w:type="dxa"/>
-            <w:tcBorders>
-              <w:top w:val="nil"/>
-              <w:left w:val="nil"/>
-              <w:bottom w:val="thinThickSmallGap" w:sz="24" w:space="0" w:color="FFFFFF" w:themeColor="background1"/>
-              <w:right w:val="nil"/>
-            </w:tcBorders>
-            <w:shd w:val="clear" w:color="auto" w:fill="BCDDF6"/>
-          </w:tcPr>
-          <w:p>
-            <w:pPr>
-              <w:spacing w:before="60" w:after="20"/>
-              <w:rPr>
-                <w:rFonts w:ascii="Arial" w:hAnsi="Arial" w:cs="Arial"/>
-                <w:b/>
-                <w:color w:val="2F5496" w:themeColor="accent1" w:themeShade="BF"/>
-                <w:sz w:val="24"/>
-                <w:szCs w:val="24"/>
-              </w:rPr>
-            </w:pPr>
-            <w:r>
-              <w:rPr>
-                <w:rFonts w:ascii="Arial" w:hAnsi="Arial" w:cs="Arial"/>
-                <w:b/>
-                <w:color w:val="2F5496" w:themeColor="accent1" w:themeShade="BF"/>
-                <w:sz w:val="24"/>
-                <w:szCs w:val="24"/>
-              </w:rPr>
-              <w:t>Tenant Info</w:t>
-            </w:r>
-          </w:p>
-        </w:tc>
-        <w:tc>
-          <w:tcPr>
-            <w:tcW w:w="2430" w:type="dxa"/>
-            <w:tcBorders>
-              <w:top w:val="nil"/>
-              <w:left w:val="nil"/>
-              <w:bottom w:val="thinThickSmallGap" w:sz="24" w:space="0" w:color="FFFFFF" w:themeColor="background1"/>
-              <w:right w:val="nil"/>
-            </w:tcBorders>
-            <w:shd w:val="clear" w:color="auto" w:fill="BCDDF6"/>
-          </w:tcPr>
-          <w:p>
-            <w:pPr>
-              <w:spacing w:before="60"/>
-            </w:pPr>
-          </w:p>
-        </w:tc>
-        <w:tc>
-          <w:tcPr>
-            <w:tcW w:w="1597" w:type="dxa"/>
-            <w:tcBorders>
-              <w:top w:val="nil"/>
-              <w:left w:val="nil"/>
-              <w:bottom w:val="thinThickSmallGap" w:sz="24" w:space="0" w:color="FFFFFF" w:themeColor="background1"/>
-              <w:right w:val="nil"/>
-            </w:tcBorders>
-            <w:shd w:val="clear" w:color="auto" w:fill="BCDDF6"/>
-          </w:tcPr>
-          <w:p>
-            <w:pPr>
-              <w:spacing w:before="60"/>
-              <w:jc w:val="center"/>
-              <w:rPr>
-                <w:rFonts w:ascii="Arial" w:hAnsi="Arial" w:cs="Arial"/>
-                <w:b/>
-                <w:color w:val="2F5496" w:themeColor="accent1" w:themeShade="BF"/>
-                <w:sz w:val="24"/>
-                <w:szCs w:val="24"/>
-                <w:highlight w:val="cyan"/>
-              </w:rPr>
-            </w:pPr>
-            <w:r>
-              <w:rPr>
-                <w:rFonts w:ascii="Arial" w:hAnsi="Arial" w:cs="Arial"/>
-                <w:b/>
-                <w:color w:val="2F5496" w:themeColor="accent1" w:themeShade="BF"/>
-                <w:sz w:val="24"/>
-                <w:szCs w:val="24"/>
-              </w:rPr>
-              <w:t>بيانات المستأجر</w:t>
-            </w:r>
-          </w:p>
-        </w:tc>
-      </w:tr>
-      <w:tr>
-        <w:trPr>
-          <w:trHeight w:val="370"/>
-        </w:trPr>
-        <w:tc>
-          <w:tcPr>
-            <w:tcW w:w="1530" w:type="dxa"/>
-            <w:tcBorders>
-              <w:top w:val="thinThickSmallGap" w:sz="24" w:space="0" w:color="FFFFFF" w:themeColor="background1"/>
-              <w:left w:val="thinThickSmallGap" w:sz="24" w:space="0" w:color="FFFFFF" w:themeColor="background1"/>
-              <w:bottom w:val="thinThickSmallGap" w:sz="24" w:space="0" w:color="FFFFFF" w:themeColor="background1"/>
-              <w:right w:val="thinThickSmallGap" w:sz="24" w:space="0" w:color="FFFFFF" w:themeColor="background1"/>
-            </w:tcBorders>
-          </w:tcPr>
-          <w:p>
-            <w:r>
-              <w:t>Tenant Name</w:t>
-            </w:r>
-          </w:p>
-        </w:tc>
-        <w:tc>
-          <w:tcPr>
-            <w:tcW w:w="2430" w:type="dxa"/>
-            <w:tcBorders>
-              <w:top w:val="thinThickSmallGap" w:sz="24" w:space="0" w:color="FFFFFF" w:themeColor="background1"/>
-              <w:left w:val="thinThickSmallGap" w:sz="24" w:space="0" w:color="FFFFFF" w:themeColor="background1"/>
-              <w:bottom w:val="thinThickSmallGap" w:sz="24" w:space="0" w:color="FFFFFF" w:themeColor="background1"/>
-              <w:right w:val="thinThickSmallGap" w:sz="24" w:space="0" w:color="FFFFFF" w:themeColor="background1"/>
-            </w:tcBorders>
-            <w:shd w:val="clear" w:color="auto" w:fill="BCDDF6"/>
-          </w:tcPr>
-          <w:p/>
-        </w:tc>
-        <w:tc>
-          <w:tcPr>
-            <w:tcW w:w="1597" w:type="dxa"/>
-            <w:tcBorders>
-              <w:top w:val="thinThickSmallGap" w:sz="24" w:space="0" w:color="FFFFFF" w:themeColor="background1"/>
-              <w:left w:val="thinThickSmallGap" w:sz="24" w:space="0" w:color="FFFFFF" w:themeColor="background1"/>
-              <w:bottom w:val="thinThickSmallGap" w:sz="24" w:space="0" w:color="FFFFFF" w:themeColor="background1"/>
-              <w:right w:val="thinThickSmallGap" w:sz="24" w:space="0" w:color="FFFFFF" w:themeColor="background1"/>
-            </w:tcBorders>
-          </w:tcPr>
-          <w:p>
-            <w:pPr>
-              <w:jc w:val="right"/>
-            </w:pPr>
-            <w:proofErr w:type="spellStart"/>
-            <w:r>
-              <w:t>اسم</w:t>
-            </w:r>
-            <w:proofErr w:type="spellEnd"/>
-            <w:r>
-              <w:t xml:space="preserve"> </w:t>
-            </w:r>
-            <w:proofErr w:type="spellStart"/>
-            <w:r>
-              <w:t>المستأجر</w:t>
-            </w:r>
-            <w:proofErr w:type="spellEnd"/>
-          </w:p>
-        </w:tc>
-      </w:tr>
-      <w:tr>
-        <w:trPr>
-          <w:trHeight w:val="358"/>
-        </w:trPr>
-        <w:tc>
-          <w:tcPr>
-            <w:tcW w:w="1530" w:type="dxa"/>
-            <w:tcBorders>
-              <w:top w:val="thinThickSmallGap" w:sz="24" w:space="0" w:color="FFFFFF" w:themeColor="background1"/>
-              <w:left w:val="thinThickSmallGap" w:sz="24" w:space="0" w:color="FFFFFF" w:themeColor="background1"/>
-              <w:bottom w:val="thinThickSmallGap" w:sz="24" w:space="0" w:color="FFFFFF" w:themeColor="background1"/>
-              <w:right w:val="thinThickSmallGap" w:sz="24" w:space="0" w:color="FFFFFF" w:themeColor="background1"/>
-            </w:tcBorders>
-          </w:tcPr>
-          <w:p>
-            <w:r>
-              <w:t>Nationality</w:t>
-            </w:r>
-          </w:p>
-        </w:tc>
-        <w:tc>
-          <w:tcPr>
-            <w:tcW w:w="2430" w:type="dxa"/>
-            <w:tcBorders>
-              <w:top w:val="thinThickSmallGap" w:sz="24" w:space="0" w:color="FFFFFF" w:themeColor="background1"/>
-              <w:left w:val="thinThickSmallGap" w:sz="24" w:space="0" w:color="FFFFFF" w:themeColor="background1"/>
-              <w:bottom w:val="thinThickSmallGap" w:sz="24" w:space="0" w:color="FFFFFF" w:themeColor="background1"/>
-              <w:right w:val="thinThickSmallGap" w:sz="24" w:space="0" w:color="FFFFFF" w:themeColor="background1"/>
-            </w:tcBorders>
-            <w:shd w:val="clear" w:color="auto" w:fill="BCDDF6"/>
-          </w:tcPr>
-          <w:p/>
-        </w:tc>
-        <w:tc>
-          <w:tcPr>
-            <w:tcW w:w="1597" w:type="dxa"/>
-            <w:tcBorders>
-              <w:top w:val="thinThickSmallGap" w:sz="24" w:space="0" w:color="FFFFFF" w:themeColor="background1"/>
-              <w:left w:val="thinThickSmallGap" w:sz="24" w:space="0" w:color="FFFFFF" w:themeColor="background1"/>
-              <w:bottom w:val="thinThickSmallGap" w:sz="24" w:space="0" w:color="FFFFFF" w:themeColor="background1"/>
-              <w:right w:val="thinThickSmallGap" w:sz="24" w:space="0" w:color="FFFFFF" w:themeColor="background1"/>
-            </w:tcBorders>
-          </w:tcPr>
-          <w:p>
-            <w:pPr>
-              <w:jc w:val="right"/>
-            </w:pPr>
-            <w:proofErr w:type="spellStart"/>
-            <w:r>
-              <w:t>الجنسية</w:t>
-            </w:r>
-            <w:proofErr w:type="spellEnd"/>
-          </w:p>
-        </w:tc>
-      </w:tr>
-      <w:tr>
-        <w:trPr>
-          <w:trHeight w:val="370"/>
-        </w:trPr>
-        <w:tc>
-          <w:tcPr>
-            <w:tcW w:w="1530" w:type="dxa"/>
-            <w:tcBorders>
-              <w:top w:val="thinThickSmallGap" w:sz="24" w:space="0" w:color="FFFFFF" w:themeColor="background1"/>
-              <w:left w:val="thinThickSmallGap" w:sz="24" w:space="0" w:color="FFFFFF" w:themeColor="background1"/>
-              <w:bottom w:val="thinThickSmallGap" w:sz="24" w:space="0" w:color="FFFFFF" w:themeColor="background1"/>
-              <w:right w:val="thinThickSmallGap" w:sz="24" w:space="0" w:color="FFFFFF" w:themeColor="background1"/>
-            </w:tcBorders>
-          </w:tcPr>
-          <w:p>
-            <w:r>
-              <w:t>Emirates ID</w:t>
-            </w:r>
-          </w:p>
-        </w:tc>
-        <w:tc>
-          <w:tcPr>
-            <w:tcW w:w="2430" w:type="dxa"/>
-            <w:tcBorders>
-              <w:top w:val="thinThickSmallGap" w:sz="24" w:space="0" w:color="FFFFFF" w:themeColor="background1"/>
-              <w:left w:val="thinThickSmallGap" w:sz="24" w:space="0" w:color="FFFFFF" w:themeColor="background1"/>
-              <w:bottom w:val="thinThickSmallGap" w:sz="24" w:space="0" w:color="FFFFFF" w:themeColor="background1"/>
-              <w:right w:val="thinThickSmallGap" w:sz="24" w:space="0" w:color="FFFFFF" w:themeColor="background1"/>
-            </w:tcBorders>
-            <w:shd w:val="clear" w:color="auto" w:fill="BCDDF6"/>
-          </w:tcPr>
-          <w:p/>
-        </w:tc>
-        <w:tc>
-          <w:tcPr>
-            <w:tcW w:w="1597" w:type="dxa"/>
-            <w:tcBorders>
-              <w:top w:val="thinThickSmallGap" w:sz="24" w:space="0" w:color="FFFFFF" w:themeColor="background1"/>
-              <w:left w:val="thinThickSmallGap" w:sz="24" w:space="0" w:color="FFFFFF" w:themeColor="background1"/>
-              <w:bottom w:val="thinThickSmallGap" w:sz="24" w:space="0" w:color="FFFFFF" w:themeColor="background1"/>
-              <w:right w:val="thinThickSmallGap" w:sz="24" w:space="0" w:color="FFFFFF" w:themeColor="background1"/>
-            </w:tcBorders>
-          </w:tcPr>
-          <w:p>
-            <w:pPr>
-              <w:jc w:val="right"/>
-            </w:pPr>
-            <w:proofErr w:type="spellStart"/>
-            <w:r>
-              <w:t>رقم</w:t>
-            </w:r>
-            <w:proofErr w:type="spellEnd"/>
-            <w:r>
-              <w:t xml:space="preserve"> </w:t>
-            </w:r>
-            <w:proofErr w:type="spellStart"/>
-            <w:r>
-              <w:t>بطاقة</w:t>
-            </w:r>
-            <w:proofErr w:type="spellEnd"/>
-            <w:r>
-              <w:t xml:space="preserve"> </w:t>
-            </w:r>
-            <w:proofErr w:type="spellStart"/>
-            <w:r>
-              <w:t>الهوية</w:t>
-            </w:r>
-            <w:proofErr w:type="spellEnd"/>
-          </w:p>
-        </w:tc>
-      </w:tr>
-      <w:tr>
-        <w:trPr>
-          <w:trHeight w:val="358"/>
-        </w:trPr>
-        <w:tc>
-          <w:tcPr>
-            <w:tcW w:w="1530" w:type="dxa"/>
-            <w:tcBorders>
-              <w:top w:val="thinThickSmallGap" w:sz="24" w:space="0" w:color="FFFFFF" w:themeColor="background1"/>
-              <w:left w:val="thinThickSmallGap" w:sz="24" w:space="0" w:color="FFFFFF" w:themeColor="background1"/>
-              <w:bottom w:val="thinThickSmallGap" w:sz="24" w:space="0" w:color="FFFFFF" w:themeColor="background1"/>
-              <w:right w:val="thinThickSmallGap" w:sz="24" w:space="0" w:color="FFFFFF" w:themeColor="background1"/>
-            </w:tcBorders>
-          </w:tcPr>
-          <w:p>
-            <w:r>
-              <w:t>Phone</w:t>
-            </w:r>
-          </w:p>
-        </w:tc>
-        <w:tc>
-          <w:tcPr>
-            <w:tcW w:w="2430" w:type="dxa"/>
-            <w:tcBorders>
-              <w:top w:val="thinThickSmallGap" w:sz="24" w:space="0" w:color="FFFFFF" w:themeColor="background1"/>
-              <w:left w:val="thinThickSmallGap" w:sz="24" w:space="0" w:color="FFFFFF" w:themeColor="background1"/>
-              <w:bottom w:val="thinThickSmallGap" w:sz="24" w:space="0" w:color="FFFFFF" w:themeColor="background1"/>
-              <w:right w:val="thinThickSmallGap" w:sz="24" w:space="0" w:color="FFFFFF" w:themeColor="background1"/>
-            </w:tcBorders>
-            <w:shd w:val="clear" w:color="auto" w:fill="BCDDF6"/>
-          </w:tcPr>
-          <w:p/>
-        </w:tc>
-        <w:tc>
-          <w:tcPr>
-            <w:tcW w:w="1597" w:type="dxa"/>
-            <w:tcBorders>
-              <w:top w:val="thinThickSmallGap" w:sz="24" w:space="0" w:color="FFFFFF" w:themeColor="background1"/>
-              <w:left w:val="thinThickSmallGap" w:sz="24" w:space="0" w:color="FFFFFF" w:themeColor="background1"/>
-              <w:bottom w:val="thinThickSmallGap" w:sz="24" w:space="0" w:color="FFFFFF" w:themeColor="background1"/>
-              <w:right w:val="thinThickSmallGap" w:sz="24" w:space="0" w:color="FFFFFF" w:themeColor="background1"/>
-            </w:tcBorders>
-          </w:tcPr>
-          <w:p>
-            <w:pPr>
-              <w:jc w:val="right"/>
-            </w:pPr>
-            <w:proofErr w:type="spellStart"/>
-            <w:r>
-              <w:t>الهاتف</w:t>
-            </w:r>
-            <w:proofErr w:type="spellEnd"/>
-          </w:p>
-        </w:tc>
-      </w:tr>
-      <w:tr>
-        <w:trPr>
-          <w:trHeight w:val="370"/>
-        </w:trPr>
-        <w:tc>
-          <w:tcPr>
-            <w:tcW w:w="1530" w:type="dxa"/>
-            <w:tcBorders>
-              <w:top w:val="thinThickSmallGap" w:sz="24" w:space="0" w:color="FFFFFF" w:themeColor="background1"/>
-              <w:left w:val="thinThickSmallGap" w:sz="24" w:space="0" w:color="FFFFFF" w:themeColor="background1"/>
-              <w:bottom w:val="thinThickSmallGap" w:sz="24" w:space="0" w:color="FFFFFF" w:themeColor="background1"/>
-              <w:right w:val="thinThickSmallGap" w:sz="24" w:space="0" w:color="FFFFFF" w:themeColor="background1"/>
-            </w:tcBorders>
-          </w:tcPr>
-          <w:p>
-            <w:r>
-              <w:t>P.O. Box</w:t>
-            </w:r>
-          </w:p>
-        </w:tc>
-        <w:tc>
-          <w:tcPr>
-            <w:tcW w:w="2430" w:type="dxa"/>
-            <w:tcBorders>
-              <w:top w:val="thinThickSmallGap" w:sz="24" w:space="0" w:color="FFFFFF" w:themeColor="background1"/>
-              <w:left w:val="thinThickSmallGap" w:sz="24" w:space="0" w:color="FFFFFF" w:themeColor="background1"/>
-              <w:bottom w:val="thinThickSmallGap" w:sz="24" w:space="0" w:color="FFFFFF" w:themeColor="background1"/>
-              <w:right w:val="thinThickSmallGap" w:sz="24" w:space="0" w:color="FFFFFF" w:themeColor="background1"/>
-            </w:tcBorders>
-            <w:shd w:val="clear" w:color="auto" w:fill="BCDDF6"/>
-          </w:tcPr>
-          <w:p/>
-        </w:tc>
-        <w:tc>
-          <w:tcPr>
-            <w:tcW w:w="1597" w:type="dxa"/>
-            <w:tcBorders>
-              <w:top w:val="thinThickSmallGap" w:sz="24" w:space="0" w:color="FFFFFF" w:themeColor="background1"/>
-              <w:left w:val="thinThickSmallGap" w:sz="24" w:space="0" w:color="FFFFFF" w:themeColor="background1"/>
-              <w:bottom w:val="thinThickSmallGap" w:sz="24" w:space="0" w:color="FFFFFF" w:themeColor="background1"/>
-              <w:right w:val="thinThickSmallGap" w:sz="24" w:space="0" w:color="FFFFFF" w:themeColor="background1"/>
-            </w:tcBorders>
-          </w:tcPr>
-          <w:p>
-            <w:pPr>
-              <w:jc w:val="right"/>
-            </w:pPr>
-            <w:proofErr w:type="spellStart"/>
-            <w:r>
-              <w:t>صندوق</w:t>
-            </w:r>
-            <w:proofErr w:type="spellEnd"/>
-            <w:r>
-              <w:t xml:space="preserve"> </w:t>
-            </w:r>
-            <w:proofErr w:type="spellStart"/>
-            <w:r>
-              <w:t>البريد</w:t>
-            </w:r>
-            <w:proofErr w:type="spellEnd"/>
-          </w:p>
-        </w:tc>
-      </w:tr>
-      <w:tr>
-        <w:trPr>
-          <w:trHeight w:val="358"/>
-        </w:trPr>
-        <w:tc>
-          <w:tcPr>
-            <w:tcW w:w="1530" w:type="dxa"/>
-            <w:tcBorders>
-              <w:top w:val="thinThickSmallGap" w:sz="24" w:space="0" w:color="FFFFFF" w:themeColor="background1"/>
-              <w:left w:val="thinThickSmallGap" w:sz="24" w:space="0" w:color="FFFFFF" w:themeColor="background1"/>
-              <w:bottom w:val="thinThickSmallGap" w:sz="24" w:space="0" w:color="FFFFFF" w:themeColor="background1"/>
-              <w:right w:val="thinThickSmallGap" w:sz="24" w:space="0" w:color="FFFFFF" w:themeColor="background1"/>
-            </w:tcBorders>
-          </w:tcPr>
-          <w:p>
-            <w:r>
-              <w:t>Email</w:t>
-            </w:r>
-          </w:p>
-        </w:tc>
-        <w:tc>
-          <w:tcPr>
-            <w:tcW w:w="2430" w:type="dxa"/>
-            <w:tcBorders>
-              <w:top w:val="thinThickSmallGap" w:sz="24" w:space="0" w:color="FFFFFF" w:themeColor="background1"/>
-              <w:left w:val="thinThickSmallGap" w:sz="24" w:space="0" w:color="FFFFFF" w:themeColor="background1"/>
-              <w:bottom w:val="thinThickSmallGap" w:sz="24" w:space="0" w:color="FFFFFF" w:themeColor="background1"/>
-              <w:right w:val="thinThickSmallGap" w:sz="24" w:space="0" w:color="FFFFFF" w:themeColor="background1"/>
-            </w:tcBorders>
-            <w:shd w:val="clear" w:color="auto" w:fill="BCDDF6"/>
-          </w:tcPr>
-          <w:p/>
-        </w:tc>
-        <w:tc>
-          <w:tcPr>
-            <w:tcW w:w="1597" w:type="dxa"/>
-            <w:tcBorders>
-              <w:top w:val="thinThickSmallGap" w:sz="24" w:space="0" w:color="FFFFFF" w:themeColor="background1"/>
-              <w:left w:val="thinThickSmallGap" w:sz="24" w:space="0" w:color="FFFFFF" w:themeColor="background1"/>
-              <w:bottom w:val="thinThickSmallGap" w:sz="24" w:space="0" w:color="FFFFFF" w:themeColor="background1"/>
-              <w:right w:val="thinThickSmallGap" w:sz="24" w:space="0" w:color="FFFFFF" w:themeColor="background1"/>
-            </w:tcBorders>
-          </w:tcPr>
-          <w:p>
-            <w:pPr>
-              <w:jc w:val="right"/>
-            </w:pPr>
-            <w:proofErr w:type="spellStart"/>
-            <w:r>
-              <w:t>البريد</w:t>
-            </w:r>
-            <w:proofErr w:type="spellEnd"/>
-            <w:r>
-              <w:t xml:space="preserve"> </w:t>
-            </w:r>
-            <w:proofErr w:type="spellStart"/>
-            <w:r>
-              <w:t>الإلكتروني</w:t>
-            </w:r>
-            <w:proofErr w:type="spellEnd"/>
-          </w:p>
-        </w:tc>
-      </w:tr>
-    </w:tbl>
     <w:p>
       <w:r>
         <w:t xml:space="preserve">   </w:t>
@@ -1470,18 +1437,18 @@
     </w:p>
     <w:p/>
     <w:p/>
-    <w:p/>
     <w:tbl>
       <w:tblPr>
         <w:tblStyle w:val="TableGrid"/>
-        <w:tblpPr w:leftFromText="180" w:rightFromText="180" w:vertAnchor="text" w:horzAnchor="margin" w:tblpY="239"/>
+        <w:tblpPr w:leftFromText="180" w:rightFromText="180" w:vertAnchor="text" w:horzAnchor="margin" w:tblpY="314"/>
         <w:tblW w:w="0" w:type="auto"/>
+        <w:tblLayout w:type="fixed"/>
         <w:tblLook w:val="04A0" w:firstRow="1" w:lastRow="0" w:firstColumn="1" w:lastColumn="0" w:noHBand="0" w:noVBand="1"/>
       </w:tblPr>
       <w:tblGrid>
-        <w:gridCol w:w="1520"/>
-        <w:gridCol w:w="2414"/>
-        <w:gridCol w:w="1587"/>
+        <w:gridCol w:w="1418"/>
+        <w:gridCol w:w="2835"/>
+        <w:gridCol w:w="1276"/>
       </w:tblGrid>
       <w:tr>
         <w:trPr>
@@ -1489,11 +1456,11 @@
         </w:trPr>
         <w:tc>
           <w:tcPr>
-            <w:tcW w:w="1520" w:type="dxa"/>
+            <w:tcW w:w="1418" w:type="dxa"/>
             <w:tcBorders>
               <w:top w:val="nil"/>
               <w:left w:val="nil"/>
-              <w:bottom w:val="thinThickSmallGap" w:sz="24" w:space="0" w:color="FFFFFF" w:themeColor="background1"/>
+              <w:bottom w:val="thinThickSmallGap" w:color="FFFFFF" w:themeColor="background1" w:sz="24" w:space="0"/>
               <w:right w:val="nil"/>
             </w:tcBorders>
             <w:shd w:val="clear" w:color="auto" w:fill="BCDDF6"/>
@@ -1533,11 +1500,11 @@
         </w:tc>
         <w:tc>
           <w:tcPr>
-            <w:tcW w:w="2414" w:type="dxa"/>
+            <w:tcW w:w="2835" w:type="dxa"/>
             <w:tcBorders>
               <w:top w:val="nil"/>
               <w:left w:val="nil"/>
-              <w:bottom w:val="thinThickSmallGap" w:sz="24" w:space="0" w:color="FFFFFF" w:themeColor="background1"/>
+              <w:bottom w:val="thinThickSmallGap" w:color="FFFFFF" w:themeColor="background1" w:sz="24" w:space="0"/>
               <w:right w:val="nil"/>
             </w:tcBorders>
             <w:shd w:val="clear" w:color="auto" w:fill="BCDDF6"/>
@@ -1550,11 +1517,11 @@
         </w:tc>
         <w:tc>
           <w:tcPr>
-            <w:tcW w:w="1587" w:type="dxa"/>
+            <w:tcW w:w="1276" w:type="dxa"/>
             <w:tcBorders>
               <w:top w:val="nil"/>
               <w:left w:val="nil"/>
-              <w:bottom w:val="thinThickSmallGap" w:sz="24" w:space="0" w:color="FFFFFF" w:themeColor="background1"/>
+              <w:bottom w:val="thinThickSmallGap" w:color="FFFFFF" w:themeColor="background1" w:sz="24" w:space="0"/>
               <w:right w:val="nil"/>
             </w:tcBorders>
             <w:shd w:val="clear" w:color="auto" w:fill="BCDDF6"/>
@@ -1566,25 +1533,21 @@
               <w:rPr>
                 <w:rFonts w:ascii="Arial" w:hAnsi="Arial" w:cs="Arial"/>
                 <w:b/>
-                <w:color w:val="2F5496" w:themeColor="accent1" w:themeShade="BF"/>
+                <w:bCs/>
+                <w:color w:val="002060"/>
                 <w:sz w:val="24"/>
                 <w:szCs w:val="24"/>
                 <w:highlight w:val="cyan"/>
               </w:rPr>
             </w:pPr>
-            <w:proofErr w:type="spellStart"/>
-            <w:r>
-              <w:t>بيانات</w:t>
-            </w:r>
-            <w:proofErr w:type="spellEnd"/>
-            <w:r>
-              <w:t xml:space="preserve"> </w:t>
-            </w:r>
-            <w:proofErr w:type="spellStart"/>
-            <w:r>
-              <w:t>الإيجار</w:t>
-            </w:r>
-            <w:proofErr w:type="spellEnd"/>
+            <w:r>
+              <w:rPr>
+                <w:b/>
+                <w:bCs/>
+                <w:color w:val="002060"/>
+              </w:rPr>
+              <w:t>بيانات الإيجار</w:t>
+            </w:r>
           </w:p>
         </w:tc>
       </w:tr>
@@ -1594,12 +1557,12 @@
         </w:trPr>
         <w:tc>
           <w:tcPr>
-            <w:tcW w:w="1520" w:type="dxa"/>
-            <w:tcBorders>
-              <w:top w:val="thinThickSmallGap" w:sz="24" w:space="0" w:color="FFFFFF" w:themeColor="background1"/>
-              <w:left w:val="thinThickSmallGap" w:sz="24" w:space="0" w:color="FFFFFF" w:themeColor="background1"/>
-              <w:bottom w:val="thinThickSmallGap" w:sz="24" w:space="0" w:color="FFFFFF" w:themeColor="background1"/>
-              <w:right w:val="thinThickSmallGap" w:sz="24" w:space="0" w:color="FFFFFF" w:themeColor="background1"/>
+            <w:tcW w:w="1418" w:type="dxa"/>
+            <w:tcBorders>
+              <w:top w:val="thinThickSmallGap" w:color="FFFFFF" w:themeColor="background1" w:sz="24" w:space="0"/>
+              <w:left w:val="thinThickSmallGap" w:color="FFFFFF" w:themeColor="background1" w:sz="24" w:space="0"/>
+              <w:bottom w:val="thinThickSmallGap" w:color="FFFFFF" w:themeColor="background1" w:sz="24" w:space="0"/>
+              <w:right w:val="thinThickSmallGap" w:color="FFFFFF" w:themeColor="background1" w:sz="24" w:space="0"/>
             </w:tcBorders>
           </w:tcPr>
           <w:p>
@@ -1610,12 +1573,12 @@
         </w:tc>
         <w:tc>
           <w:tcPr>
-            <w:tcW w:w="2414" w:type="dxa"/>
-            <w:tcBorders>
-              <w:top w:val="thinThickSmallGap" w:sz="24" w:space="0" w:color="FFFFFF" w:themeColor="background1"/>
-              <w:left w:val="thinThickSmallGap" w:sz="24" w:space="0" w:color="FFFFFF" w:themeColor="background1"/>
-              <w:bottom w:val="thinThickSmallGap" w:sz="24" w:space="0" w:color="FFFFFF" w:themeColor="background1"/>
-              <w:right w:val="thinThickSmallGap" w:sz="24" w:space="0" w:color="FFFFFF" w:themeColor="background1"/>
+            <w:tcW w:w="2835" w:type="dxa"/>
+            <w:tcBorders>
+              <w:top w:val="thinThickSmallGap" w:color="FFFFFF" w:themeColor="background1" w:sz="24" w:space="0"/>
+              <w:left w:val="thinThickSmallGap" w:color="FFFFFF" w:themeColor="background1" w:sz="24" w:space="0"/>
+              <w:bottom w:val="thinThickSmallGap" w:color="FFFFFF" w:themeColor="background1" w:sz="24" w:space="0"/>
+              <w:right w:val="thinThickSmallGap" w:color="FFFFFF" w:themeColor="background1" w:sz="24" w:space="0"/>
             </w:tcBorders>
             <w:shd w:val="clear" w:color="auto" w:fill="BCDDF6"/>
           </w:tcPr>
@@ -1623,39 +1586,147 @@
         </w:tc>
         <w:tc>
           <w:tcPr>
-            <w:tcW w:w="1587" w:type="dxa"/>
-            <w:tcBorders>
-              <w:top w:val="thinThickSmallGap" w:sz="24" w:space="0" w:color="FFFFFF" w:themeColor="background1"/>
-              <w:left w:val="thinThickSmallGap" w:sz="24" w:space="0" w:color="FFFFFF" w:themeColor="background1"/>
-              <w:bottom w:val="thinThickSmallGap" w:sz="24" w:space="0" w:color="FFFFFF" w:themeColor="background1"/>
-              <w:right w:val="thinThickSmallGap" w:sz="24" w:space="0" w:color="FFFFFF" w:themeColor="background1"/>
+            <w:tcW w:w="1276" w:type="dxa"/>
+            <w:tcBorders>
+              <w:top w:val="thinThickSmallGap" w:color="FFFFFF" w:themeColor="background1" w:sz="24" w:space="0"/>
+              <w:left w:val="thinThickSmallGap" w:color="FFFFFF" w:themeColor="background1" w:sz="24" w:space="0"/>
+              <w:bottom w:val="thinThickSmallGap" w:color="FFFFFF" w:themeColor="background1" w:sz="24" w:space="0"/>
+              <w:right w:val="thinThickSmallGap" w:color="FFFFFF" w:themeColor="background1" w:sz="24" w:space="0"/>
             </w:tcBorders>
           </w:tcPr>
           <w:p>
             <w:pPr>
               <w:jc w:val="right"/>
             </w:pPr>
-            <w:proofErr w:type="spellStart"/>
-            <w:r>
-              <w:t>الغرض</w:t>
-            </w:r>
-            <w:proofErr w:type="spellEnd"/>
-            <w:r>
-              <w:t xml:space="preserve"> </w:t>
-            </w:r>
-            <w:proofErr w:type="spellStart"/>
-            <w:r>
-              <w:t>من</w:t>
-            </w:r>
-            <w:proofErr w:type="spellEnd"/>
-            <w:r>
-              <w:t xml:space="preserve"> </w:t>
-            </w:r>
-            <w:proofErr w:type="spellStart"/>
-            <w:r>
-              <w:t>الإيجار</w:t>
-            </w:r>
-            <w:proofErr w:type="spellEnd"/>
+            <w:r>
+              <w:t>الغرض من الإيجار</w:t>
+            </w:r>
+          </w:p>
+        </w:tc>
+      </w:tr>
+      <w:tr>
+        <w:trPr>
+          <w:trHeight w:val="454"/>
+        </w:trPr>
+        <w:tc>
+          <w:tcPr>
+            <w:tcW w:w="1418" w:type="dxa"/>
+            <w:tcBorders>
+              <w:top w:val="thinThickSmallGap" w:color="FFFFFF" w:themeColor="background1" w:sz="24" w:space="0"/>
+              <w:left w:val="thinThickSmallGap" w:color="FFFFFF" w:themeColor="background1" w:sz="24" w:space="0"/>
+              <w:bottom w:val="thinThickSmallGap" w:color="FFFFFF" w:themeColor="background1" w:sz="24" w:space="0"/>
+              <w:right w:val="thinThickSmallGap" w:color="FFFFFF" w:themeColor="background1" w:sz="24" w:space="0"/>
+            </w:tcBorders>
+          </w:tcPr>
+          <w:p>
+            <w:r>
+              <w:t>Rent Duration</w:t>
+            </w:r>
+          </w:p>
+        </w:tc>
+        <w:tc>
+          <w:tcPr>
+            <w:tcW w:w="2835" w:type="dxa"/>
+            <w:tcBorders>
+              <w:top w:val="thinThickSmallGap" w:color="FFFFFF" w:themeColor="background1" w:sz="24" w:space="0"/>
+              <w:left w:val="thinThickSmallGap" w:color="FFFFFF" w:themeColor="background1" w:sz="24" w:space="0"/>
+              <w:bottom w:val="thinThickSmallGap" w:color="FFFFFF" w:themeColor="background1" w:sz="24" w:space="0"/>
+              <w:right w:val="thinThickSmallGap" w:color="FFFFFF" w:themeColor="background1" w:sz="24" w:space="0"/>
+            </w:tcBorders>
+            <w:shd w:val="clear" w:color="auto" w:fill="BCDDF6"/>
+          </w:tcPr>
+          <w:p/>
+        </w:tc>
+        <w:tc>
+          <w:tcPr>
+            <w:tcW w:w="1276" w:type="dxa"/>
+            <w:tcBorders>
+              <w:top w:val="thinThickSmallGap" w:color="FFFFFF" w:themeColor="background1" w:sz="24" w:space="0"/>
+              <w:left w:val="thinThickSmallGap" w:color="FFFFFF" w:themeColor="background1" w:sz="24" w:space="0"/>
+              <w:bottom w:val="thinThickSmallGap" w:color="FFFFFF" w:themeColor="background1" w:sz="24" w:space="0"/>
+              <w:right w:val="thinThickSmallGap" w:color="FFFFFF" w:themeColor="background1" w:sz="24" w:space="0"/>
+            </w:tcBorders>
+          </w:tcPr>
+          <w:p>
+            <w:pPr>
+              <w:jc w:val="right"/>
+            </w:pPr>
+            <w:r>
+              <w:t>مدة الإيجار</w:t>
+            </w:r>
+          </w:p>
+        </w:tc>
+      </w:tr>
+      <w:tr>
+        <w:trPr>
+          <w:trHeight w:val="128"/>
+        </w:trPr>
+        <w:tc>
+          <w:tcPr>
+            <w:tcW w:w="1418" w:type="dxa"/>
+            <w:tcBorders>
+              <w:top w:val="thinThickSmallGap" w:color="FFFFFF" w:themeColor="background1" w:sz="24" w:space="0"/>
+              <w:left w:val="thinThickSmallGap" w:color="FFFFFF" w:themeColor="background1" w:sz="24" w:space="0"/>
+              <w:bottom w:val="thinThickSmallGap" w:color="FFFFFF" w:themeColor="background1" w:sz="24" w:space="0"/>
+              <w:right w:val="thinThickSmallGap" w:color="FFFFFF" w:themeColor="background1" w:sz="24" w:space="0"/>
+            </w:tcBorders>
+          </w:tcPr>
+          <w:p>
+            <w:r>
+              <w:t>Date of Tenancy</w:t>
+            </w:r>
+          </w:p>
+        </w:tc>
+        <w:sdt>
+          <w:sdtPr>
+            <w:id w:val="126286690"/>
+            <w:placeholder>
+              <w:docPart w:val="DefaultPlaceholder_-1854013440"/>
+            </w:placeholder>
+            <w:dataBinding w:prefixMappings="xmlns:ns0='urn:microsoft-dynamics-nav/reports/UmmAlQuwainContract/50115/'" w:xpath="/ns0:NavWordReportXmlPart[1]/ns0:TenancyContract[1]/ns0:Contract_Start_Date[1]" w:storeItemID="{DA66A6BB-3798-4A63-88A2-FBA3BC09A85B}"/>
+            <w:text/>
+            <w:alias w:val="#Nav: /TenancyContract/Contract_Start_Date"/>
+            <w:tag w:val="#Nav: UmmAlQuwainContract/50115"/>
+          </w:sdtPr>
+          <w:sdtContent>
+            <w:tc>
+              <w:tcPr>
+                <w:tcW w:w="2835" w:type="dxa"/>
+                <w:tcBorders>
+                  <w:top w:val="thinThickSmallGap" w:color="FFFFFF" w:themeColor="background1" w:sz="24" w:space="0"/>
+                  <w:left w:val="thinThickSmallGap" w:color="FFFFFF" w:themeColor="background1" w:sz="24" w:space="0"/>
+                  <w:bottom w:val="thinThickSmallGap" w:color="FFFFFF" w:themeColor="background1" w:sz="24" w:space="0"/>
+                  <w:right w:val="thinThickSmallGap" w:color="FFFFFF" w:themeColor="background1" w:sz="24" w:space="0"/>
+                </w:tcBorders>
+                <w:shd w:val="clear" w:color="auto" w:fill="BCDDF6"/>
+              </w:tcPr>
+              <w:p>
+                <w:proofErr w:type="spellStart"/>
+                <w:r>
+                  <w:t>Contract_Start_Date</w:t>
+                </w:r>
+                <w:proofErr w:type="spellEnd"/>
+              </w:p>
+            </w:tc>
+          </w:sdtContent>
+        </w:sdt>
+        <w:tc>
+          <w:tcPr>
+            <w:tcW w:w="1276" w:type="dxa"/>
+            <w:tcBorders>
+              <w:top w:val="thinThickSmallGap" w:color="FFFFFF" w:themeColor="background1" w:sz="24" w:space="0"/>
+              <w:left w:val="thinThickSmallGap" w:color="FFFFFF" w:themeColor="background1" w:sz="24" w:space="0"/>
+              <w:bottom w:val="thinThickSmallGap" w:color="FFFFFF" w:themeColor="background1" w:sz="24" w:space="0"/>
+              <w:right w:val="thinThickSmallGap" w:color="FFFFFF" w:themeColor="background1" w:sz="24" w:space="0"/>
+            </w:tcBorders>
+          </w:tcPr>
+          <w:p>
+            <w:pPr>
+              <w:jc w:val="right"/>
+            </w:pPr>
+            <w:r>
+              <w:t>بداية تاريخ عقد الإيجار</w:t>
+            </w:r>
           </w:p>
         </w:tc>
       </w:tr>
@@ -1665,91 +1736,101 @@
         </w:trPr>
         <w:tc>
           <w:tcPr>
-            <w:tcW w:w="1520" w:type="dxa"/>
-            <w:tcBorders>
-              <w:top w:val="thinThickSmallGap" w:sz="24" w:space="0" w:color="FFFFFF" w:themeColor="background1"/>
-              <w:left w:val="thinThickSmallGap" w:sz="24" w:space="0" w:color="FFFFFF" w:themeColor="background1"/>
-              <w:bottom w:val="thinThickSmallGap" w:sz="24" w:space="0" w:color="FFFFFF" w:themeColor="background1"/>
-              <w:right w:val="thinThickSmallGap" w:sz="24" w:space="0" w:color="FFFFFF" w:themeColor="background1"/>
-            </w:tcBorders>
-          </w:tcPr>
-          <w:p>
-            <w:r>
-              <w:t>Rent Duration</w:t>
-            </w:r>
-          </w:p>
-        </w:tc>
-        <w:tc>
-          <w:tcPr>
-            <w:tcW w:w="2414" w:type="dxa"/>
-            <w:tcBorders>
-              <w:top w:val="thinThickSmallGap" w:sz="24" w:space="0" w:color="FFFFFF" w:themeColor="background1"/>
-              <w:left w:val="thinThickSmallGap" w:sz="24" w:space="0" w:color="FFFFFF" w:themeColor="background1"/>
-              <w:bottom w:val="thinThickSmallGap" w:sz="24" w:space="0" w:color="FFFFFF" w:themeColor="background1"/>
-              <w:right w:val="thinThickSmallGap" w:sz="24" w:space="0" w:color="FFFFFF" w:themeColor="background1"/>
-            </w:tcBorders>
-            <w:shd w:val="clear" w:color="auto" w:fill="BCDDF6"/>
-          </w:tcPr>
-          <w:p/>
-        </w:tc>
-        <w:tc>
-          <w:tcPr>
-            <w:tcW w:w="1587" w:type="dxa"/>
-            <w:tcBorders>
-              <w:top w:val="thinThickSmallGap" w:sz="24" w:space="0" w:color="FFFFFF" w:themeColor="background1"/>
-              <w:left w:val="thinThickSmallGap" w:sz="24" w:space="0" w:color="FFFFFF" w:themeColor="background1"/>
-              <w:bottom w:val="thinThickSmallGap" w:sz="24" w:space="0" w:color="FFFFFF" w:themeColor="background1"/>
-              <w:right w:val="thinThickSmallGap" w:sz="24" w:space="0" w:color="FFFFFF" w:themeColor="background1"/>
+            <w:tcW w:w="1418" w:type="dxa"/>
+            <w:tcBorders>
+              <w:top w:val="thinThickSmallGap" w:color="FFFFFF" w:themeColor="background1" w:sz="24" w:space="0"/>
+              <w:left w:val="thinThickSmallGap" w:color="FFFFFF" w:themeColor="background1" w:sz="24" w:space="0"/>
+              <w:bottom w:val="thinThickSmallGap" w:color="FFFFFF" w:themeColor="background1" w:sz="24" w:space="0"/>
+              <w:right w:val="thinThickSmallGap" w:color="FFFFFF" w:themeColor="background1" w:sz="24" w:space="0"/>
+            </w:tcBorders>
+          </w:tcPr>
+          <w:p>
+            <w:r>
+              <w:t>Tenancy Expiry Date</w:t>
+            </w:r>
+          </w:p>
+        </w:tc>
+        <w:sdt>
+          <w:sdtPr>
+            <w:id w:val="-1426270689"/>
+            <w:placeholder>
+              <w:docPart w:val="DefaultPlaceholder_-1854013440"/>
+            </w:placeholder>
+            <w:dataBinding w:prefixMappings="xmlns:ns0='urn:microsoft-dynamics-nav/reports/UmmAlQuwainContract/50115/'" w:xpath="/ns0:NavWordReportXmlPart[1]/ns0:TenancyContract[1]/ns0:Contract_End_Date[1]" w:storeItemID="{DA66A6BB-3798-4A63-88A2-FBA3BC09A85B}"/>
+            <w:text/>
+            <w:alias w:val="#Nav: /TenancyContract/Contract_End_Date"/>
+            <w:tag w:val="#Nav: UmmAlQuwainContract/50115"/>
+          </w:sdtPr>
+          <w:sdtContent>
+            <w:tc>
+              <w:tcPr>
+                <w:tcW w:w="2835" w:type="dxa"/>
+                <w:tcBorders>
+                  <w:top w:val="thinThickSmallGap" w:color="FFFFFF" w:themeColor="background1" w:sz="24" w:space="0"/>
+                  <w:left w:val="thinThickSmallGap" w:color="FFFFFF" w:themeColor="background1" w:sz="24" w:space="0"/>
+                  <w:bottom w:val="thinThickSmallGap" w:color="FFFFFF" w:themeColor="background1" w:sz="24" w:space="0"/>
+                  <w:right w:val="thinThickSmallGap" w:color="FFFFFF" w:themeColor="background1" w:sz="24" w:space="0"/>
+                </w:tcBorders>
+                <w:shd w:val="clear" w:color="auto" w:fill="BCDDF6"/>
+              </w:tcPr>
+              <w:p>
+                <w:proofErr w:type="spellStart"/>
+                <w:r>
+                  <w:t>Contract_End_Date</w:t>
+                </w:r>
+                <w:proofErr w:type="spellEnd"/>
+              </w:p>
+            </w:tc>
+          </w:sdtContent>
+        </w:sdt>
+        <w:tc>
+          <w:tcPr>
+            <w:tcW w:w="1276" w:type="dxa"/>
+            <w:tcBorders>
+              <w:top w:val="thinThickSmallGap" w:color="FFFFFF" w:themeColor="background1" w:sz="24" w:space="0"/>
+              <w:left w:val="thinThickSmallGap" w:color="FFFFFF" w:themeColor="background1" w:sz="24" w:space="0"/>
+              <w:bottom w:val="thinThickSmallGap" w:color="FFFFFF" w:themeColor="background1" w:sz="24" w:space="0"/>
+              <w:right w:val="thinThickSmallGap" w:color="FFFFFF" w:themeColor="background1" w:sz="24" w:space="0"/>
             </w:tcBorders>
           </w:tcPr>
           <w:p>
             <w:pPr>
               <w:jc w:val="right"/>
             </w:pPr>
-            <w:proofErr w:type="spellStart"/>
-            <w:r>
-              <w:t>مدة</w:t>
-            </w:r>
-            <w:proofErr w:type="spellEnd"/>
-            <w:r>
-              <w:t xml:space="preserve"> </w:t>
-            </w:r>
-            <w:proofErr w:type="spellStart"/>
-            <w:r>
-              <w:t>الإيجار</w:t>
-            </w:r>
-            <w:proofErr w:type="spellEnd"/>
+            <w:r>
+              <w:t>نهاية تاريخ عقد الإيجار</w:t>
+            </w:r>
           </w:p>
         </w:tc>
       </w:tr>
       <w:tr>
         <w:trPr>
-          <w:trHeight w:val="128"/>
+          <w:trHeight w:val="363"/>
         </w:trPr>
         <w:tc>
           <w:tcPr>
-            <w:tcW w:w="1520" w:type="dxa"/>
-            <w:tcBorders>
-              <w:top w:val="thinThickSmallGap" w:sz="24" w:space="0" w:color="FFFFFF" w:themeColor="background1"/>
-              <w:left w:val="thinThickSmallGap" w:sz="24" w:space="0" w:color="FFFFFF" w:themeColor="background1"/>
-              <w:bottom w:val="thinThickSmallGap" w:sz="24" w:space="0" w:color="FFFFFF" w:themeColor="background1"/>
-              <w:right w:val="thinThickSmallGap" w:sz="24" w:space="0" w:color="FFFFFF" w:themeColor="background1"/>
-            </w:tcBorders>
-          </w:tcPr>
-          <w:p>
-            <w:r>
-              <w:t>Date of Tenancy</w:t>
-            </w:r>
-          </w:p>
-        </w:tc>
-        <w:tc>
-          <w:tcPr>
-            <w:tcW w:w="2414" w:type="dxa"/>
-            <w:tcBorders>
-              <w:top w:val="thinThickSmallGap" w:sz="24" w:space="0" w:color="FFFFFF" w:themeColor="background1"/>
-              <w:left w:val="thinThickSmallGap" w:sz="24" w:space="0" w:color="FFFFFF" w:themeColor="background1"/>
-              <w:bottom w:val="thinThickSmallGap" w:sz="24" w:space="0" w:color="FFFFFF" w:themeColor="background1"/>
-              <w:right w:val="thinThickSmallGap" w:sz="24" w:space="0" w:color="FFFFFF" w:themeColor="background1"/>
+            <w:tcW w:w="1418" w:type="dxa"/>
+            <w:tcBorders>
+              <w:top w:val="thinThickSmallGap" w:color="FFFFFF" w:themeColor="background1" w:sz="24" w:space="0"/>
+              <w:left w:val="thinThickSmallGap" w:color="FFFFFF" w:themeColor="background1" w:sz="24" w:space="0"/>
+              <w:bottom w:val="thinThickSmallGap" w:color="FFFFFF" w:themeColor="background1" w:sz="24" w:space="0"/>
+              <w:right w:val="thinThickSmallGap" w:color="FFFFFF" w:themeColor="background1" w:sz="24" w:space="0"/>
+            </w:tcBorders>
+          </w:tcPr>
+          <w:p>
+            <w:r>
+              <w:t>Rent Amount</w:t>
+            </w:r>
+          </w:p>
+        </w:tc>
+        <w:tc>
+          <w:tcPr>
+            <w:tcW w:w="2835" w:type="dxa"/>
+            <w:tcBorders>
+              <w:top w:val="thinThickSmallGap" w:color="FFFFFF" w:themeColor="background1" w:sz="24" w:space="0"/>
+              <w:left w:val="thinThickSmallGap" w:color="FFFFFF" w:themeColor="background1" w:sz="24" w:space="0"/>
+              <w:bottom w:val="thinThickSmallGap" w:color="FFFFFF" w:themeColor="background1" w:sz="24" w:space="0"/>
+              <w:right w:val="thinThickSmallGap" w:color="FFFFFF" w:themeColor="background1" w:sz="24" w:space="0"/>
             </w:tcBorders>
             <w:shd w:val="clear" w:color="auto" w:fill="BCDDF6"/>
           </w:tcPr>
@@ -1757,47 +1838,21 @@
         </w:tc>
         <w:tc>
           <w:tcPr>
-            <w:tcW w:w="1587" w:type="dxa"/>
-            <w:tcBorders>
-              <w:top w:val="thinThickSmallGap" w:sz="24" w:space="0" w:color="FFFFFF" w:themeColor="background1"/>
-              <w:left w:val="thinThickSmallGap" w:sz="24" w:space="0" w:color="FFFFFF" w:themeColor="background1"/>
-              <w:bottom w:val="thinThickSmallGap" w:sz="24" w:space="0" w:color="FFFFFF" w:themeColor="background1"/>
-              <w:right w:val="thinThickSmallGap" w:sz="24" w:space="0" w:color="FFFFFF" w:themeColor="background1"/>
+            <w:tcW w:w="1276" w:type="dxa"/>
+            <w:tcBorders>
+              <w:top w:val="thinThickSmallGap" w:color="FFFFFF" w:themeColor="background1" w:sz="24" w:space="0"/>
+              <w:left w:val="thinThickSmallGap" w:color="FFFFFF" w:themeColor="background1" w:sz="24" w:space="0"/>
+              <w:bottom w:val="thinThickSmallGap" w:color="FFFFFF" w:themeColor="background1" w:sz="24" w:space="0"/>
+              <w:right w:val="thinThickSmallGap" w:color="FFFFFF" w:themeColor="background1" w:sz="24" w:space="0"/>
             </w:tcBorders>
           </w:tcPr>
           <w:p>
             <w:pPr>
               <w:jc w:val="right"/>
             </w:pPr>
-            <w:proofErr w:type="spellStart"/>
-            <w:r>
-              <w:t>بداية</w:t>
-            </w:r>
-            <w:proofErr w:type="spellEnd"/>
-            <w:r>
-              <w:t xml:space="preserve"> </w:t>
-            </w:r>
-            <w:proofErr w:type="spellStart"/>
-            <w:r>
-              <w:t>تاريخ</w:t>
-            </w:r>
-            <w:proofErr w:type="spellEnd"/>
-            <w:r>
-              <w:t xml:space="preserve"> </w:t>
-            </w:r>
-            <w:proofErr w:type="spellStart"/>
-            <w:r>
-              <w:t>عقد</w:t>
-            </w:r>
-            <w:proofErr w:type="spellEnd"/>
-            <w:r>
-              <w:t xml:space="preserve"> </w:t>
-            </w:r>
-            <w:proofErr w:type="spellStart"/>
-            <w:r>
-              <w:t>الإيجار</w:t>
-            </w:r>
-            <w:proofErr w:type="spellEnd"/>
+            <w:r>
+              <w:t>قيمة عقد الإيجار</w:t>
+            </w:r>
           </w:p>
         </w:tc>
       </w:tr>
@@ -1807,28 +1862,28 @@
         </w:trPr>
         <w:tc>
           <w:tcPr>
-            <w:tcW w:w="1520" w:type="dxa"/>
-            <w:tcBorders>
-              <w:top w:val="thinThickSmallGap" w:sz="24" w:space="0" w:color="FFFFFF" w:themeColor="background1"/>
-              <w:left w:val="thinThickSmallGap" w:sz="24" w:space="0" w:color="FFFFFF" w:themeColor="background1"/>
-              <w:bottom w:val="thinThickSmallGap" w:sz="24" w:space="0" w:color="FFFFFF" w:themeColor="background1"/>
-              <w:right w:val="thinThickSmallGap" w:sz="24" w:space="0" w:color="FFFFFF" w:themeColor="background1"/>
-            </w:tcBorders>
-          </w:tcPr>
-          <w:p>
-            <w:r>
-              <w:t>Tenancy Expiry Date</w:t>
-            </w:r>
-          </w:p>
-        </w:tc>
-        <w:tc>
-          <w:tcPr>
-            <w:tcW w:w="2414" w:type="dxa"/>
-            <w:tcBorders>
-              <w:top w:val="thinThickSmallGap" w:sz="24" w:space="0" w:color="FFFFFF" w:themeColor="background1"/>
-              <w:left w:val="thinThickSmallGap" w:sz="24" w:space="0" w:color="FFFFFF" w:themeColor="background1"/>
-              <w:bottom w:val="thinThickSmallGap" w:sz="24" w:space="0" w:color="FFFFFF" w:themeColor="background1"/>
-              <w:right w:val="thinThickSmallGap" w:sz="24" w:space="0" w:color="FFFFFF" w:themeColor="background1"/>
+            <w:tcW w:w="1418" w:type="dxa"/>
+            <w:tcBorders>
+              <w:top w:val="thinThickSmallGap" w:color="FFFFFF" w:themeColor="background1" w:sz="24" w:space="0"/>
+              <w:left w:val="thinThickSmallGap" w:color="FFFFFF" w:themeColor="background1" w:sz="24" w:space="0"/>
+              <w:bottom w:val="thinThickSmallGap" w:color="FFFFFF" w:themeColor="background1" w:sz="24" w:space="0"/>
+              <w:right w:val="thinThickSmallGap" w:color="FFFFFF" w:themeColor="background1" w:sz="24" w:space="0"/>
+            </w:tcBorders>
+          </w:tcPr>
+          <w:p>
+            <w:r>
+              <w:t>Insurance Amount</w:t>
+            </w:r>
+          </w:p>
+        </w:tc>
+        <w:tc>
+          <w:tcPr>
+            <w:tcW w:w="2835" w:type="dxa"/>
+            <w:tcBorders>
+              <w:top w:val="thinThickSmallGap" w:color="FFFFFF" w:themeColor="background1" w:sz="24" w:space="0"/>
+              <w:left w:val="thinThickSmallGap" w:color="FFFFFF" w:themeColor="background1" w:sz="24" w:space="0"/>
+              <w:bottom w:val="thinThickSmallGap" w:color="FFFFFF" w:themeColor="background1" w:sz="24" w:space="0"/>
+              <w:right w:val="thinThickSmallGap" w:color="FFFFFF" w:themeColor="background1" w:sz="24" w:space="0"/>
             </w:tcBorders>
             <w:shd w:val="clear" w:color="auto" w:fill="BCDDF6"/>
           </w:tcPr>
@@ -1836,118 +1891,21 @@
         </w:tc>
         <w:tc>
           <w:tcPr>
-            <w:tcW w:w="1587" w:type="dxa"/>
-            <w:tcBorders>
-              <w:top w:val="thinThickSmallGap" w:sz="24" w:space="0" w:color="FFFFFF" w:themeColor="background1"/>
-              <w:left w:val="thinThickSmallGap" w:sz="24" w:space="0" w:color="FFFFFF" w:themeColor="background1"/>
-              <w:bottom w:val="thinThickSmallGap" w:sz="24" w:space="0" w:color="FFFFFF" w:themeColor="background1"/>
-              <w:right w:val="thinThickSmallGap" w:sz="24" w:space="0" w:color="FFFFFF" w:themeColor="background1"/>
+            <w:tcW w:w="1276" w:type="dxa"/>
+            <w:tcBorders>
+              <w:top w:val="thinThickSmallGap" w:color="FFFFFF" w:themeColor="background1" w:sz="24" w:space="0"/>
+              <w:left w:val="thinThickSmallGap" w:color="FFFFFF" w:themeColor="background1" w:sz="24" w:space="0"/>
+              <w:bottom w:val="thinThickSmallGap" w:color="FFFFFF" w:themeColor="background1" w:sz="24" w:space="0"/>
+              <w:right w:val="thinThickSmallGap" w:color="FFFFFF" w:themeColor="background1" w:sz="24" w:space="0"/>
             </w:tcBorders>
           </w:tcPr>
           <w:p>
             <w:pPr>
               <w:jc w:val="right"/>
             </w:pPr>
-            <w:proofErr w:type="spellStart"/>
-            <w:r>
-              <w:t>نهاية</w:t>
-            </w:r>
-            <w:proofErr w:type="spellEnd"/>
-            <w:r>
-              <w:t xml:space="preserve"> </w:t>
-            </w:r>
-            <w:proofErr w:type="spellStart"/>
-            <w:r>
-              <w:t>تاريخ</w:t>
-            </w:r>
-            <w:proofErr w:type="spellEnd"/>
-            <w:r>
-              <w:t xml:space="preserve"> </w:t>
-            </w:r>
-            <w:proofErr w:type="spellStart"/>
-            <w:r>
-              <w:t>عقد</w:t>
-            </w:r>
-            <w:proofErr w:type="spellEnd"/>
-            <w:r>
-              <w:t xml:space="preserve"> </w:t>
-            </w:r>
-            <w:proofErr w:type="spellStart"/>
-            <w:r>
-              <w:t>الإيجار</w:t>
-            </w:r>
-            <w:proofErr w:type="spellEnd"/>
-          </w:p>
-        </w:tc>
-      </w:tr>
-      <w:tr>
-        <w:trPr>
-          <w:trHeight w:val="128"/>
-        </w:trPr>
-        <w:tc>
-          <w:tcPr>
-            <w:tcW w:w="1520" w:type="dxa"/>
-            <w:tcBorders>
-              <w:top w:val="thinThickSmallGap" w:sz="24" w:space="0" w:color="FFFFFF" w:themeColor="background1"/>
-              <w:left w:val="thinThickSmallGap" w:sz="24" w:space="0" w:color="FFFFFF" w:themeColor="background1"/>
-              <w:bottom w:val="thinThickSmallGap" w:sz="24" w:space="0" w:color="FFFFFF" w:themeColor="background1"/>
-              <w:right w:val="thinThickSmallGap" w:sz="24" w:space="0" w:color="FFFFFF" w:themeColor="background1"/>
-            </w:tcBorders>
-          </w:tcPr>
-          <w:p>
-            <w:r>
-              <w:t>Rent Amount</w:t>
-            </w:r>
-          </w:p>
-        </w:tc>
-        <w:tc>
-          <w:tcPr>
-            <w:tcW w:w="2414" w:type="dxa"/>
-            <w:tcBorders>
-              <w:top w:val="thinThickSmallGap" w:sz="24" w:space="0" w:color="FFFFFF" w:themeColor="background1"/>
-              <w:left w:val="thinThickSmallGap" w:sz="24" w:space="0" w:color="FFFFFF" w:themeColor="background1"/>
-              <w:bottom w:val="thinThickSmallGap" w:sz="24" w:space="0" w:color="FFFFFF" w:themeColor="background1"/>
-              <w:right w:val="thinThickSmallGap" w:sz="24" w:space="0" w:color="FFFFFF" w:themeColor="background1"/>
-            </w:tcBorders>
-            <w:shd w:val="clear" w:color="auto" w:fill="BCDDF6"/>
-          </w:tcPr>
-          <w:p/>
-        </w:tc>
-        <w:tc>
-          <w:tcPr>
-            <w:tcW w:w="1587" w:type="dxa"/>
-            <w:tcBorders>
-              <w:top w:val="thinThickSmallGap" w:sz="24" w:space="0" w:color="FFFFFF" w:themeColor="background1"/>
-              <w:left w:val="thinThickSmallGap" w:sz="24" w:space="0" w:color="FFFFFF" w:themeColor="background1"/>
-              <w:bottom w:val="thinThickSmallGap" w:sz="24" w:space="0" w:color="FFFFFF" w:themeColor="background1"/>
-              <w:right w:val="thinThickSmallGap" w:sz="24" w:space="0" w:color="FFFFFF" w:themeColor="background1"/>
-            </w:tcBorders>
-          </w:tcPr>
-          <w:p>
-            <w:pPr>
-              <w:jc w:val="right"/>
-            </w:pPr>
-            <w:proofErr w:type="spellStart"/>
-            <w:r>
-              <w:t>قيمة</w:t>
-            </w:r>
-            <w:proofErr w:type="spellEnd"/>
-            <w:r>
-              <w:t xml:space="preserve"> </w:t>
-            </w:r>
-            <w:proofErr w:type="spellStart"/>
-            <w:r>
-              <w:t>عقد</w:t>
-            </w:r>
-            <w:proofErr w:type="spellEnd"/>
-            <w:r>
-              <w:t xml:space="preserve"> </w:t>
-            </w:r>
-            <w:proofErr w:type="spellStart"/>
-            <w:r>
-              <w:t>الإيجار</w:t>
-            </w:r>
-            <w:proofErr w:type="spellEnd"/>
+            <w:r>
+              <w:t>مبلغ التأمين</w:t>
+            </w:r>
           </w:p>
         </w:tc>
       </w:tr>
@@ -1957,28 +1915,28 @@
         </w:trPr>
         <w:tc>
           <w:tcPr>
-            <w:tcW w:w="1520" w:type="dxa"/>
-            <w:tcBorders>
-              <w:top w:val="thinThickSmallGap" w:sz="24" w:space="0" w:color="FFFFFF" w:themeColor="background1"/>
-              <w:left w:val="thinThickSmallGap" w:sz="24" w:space="0" w:color="FFFFFF" w:themeColor="background1"/>
-              <w:bottom w:val="thinThickSmallGap" w:sz="24" w:space="0" w:color="FFFFFF" w:themeColor="background1"/>
-              <w:right w:val="thinThickSmallGap" w:sz="24" w:space="0" w:color="FFFFFF" w:themeColor="background1"/>
-            </w:tcBorders>
-          </w:tcPr>
-          <w:p>
-            <w:r>
-              <w:t>Insurance Amount</w:t>
-            </w:r>
-          </w:p>
-        </w:tc>
-        <w:tc>
-          <w:tcPr>
-            <w:tcW w:w="2414" w:type="dxa"/>
-            <w:tcBorders>
-              <w:top w:val="thinThickSmallGap" w:sz="24" w:space="0" w:color="FFFFFF" w:themeColor="background1"/>
-              <w:left w:val="thinThickSmallGap" w:sz="24" w:space="0" w:color="FFFFFF" w:themeColor="background1"/>
-              <w:bottom w:val="thinThickSmallGap" w:sz="24" w:space="0" w:color="FFFFFF" w:themeColor="background1"/>
-              <w:right w:val="thinThickSmallGap" w:sz="24" w:space="0" w:color="FFFFFF" w:themeColor="background1"/>
+            <w:tcW w:w="1418" w:type="dxa"/>
+            <w:tcBorders>
+              <w:top w:val="thinThickSmallGap" w:color="FFFFFF" w:themeColor="background1" w:sz="24" w:space="0"/>
+              <w:left w:val="thinThickSmallGap" w:color="FFFFFF" w:themeColor="background1" w:sz="24" w:space="0"/>
+              <w:bottom w:val="thinThickSmallGap" w:color="FFFFFF" w:themeColor="background1" w:sz="24" w:space="0"/>
+              <w:right w:val="thinThickSmallGap" w:color="FFFFFF" w:themeColor="background1" w:sz="24" w:space="0"/>
+            </w:tcBorders>
+          </w:tcPr>
+          <w:p>
+            <w:r>
+              <w:t>Property Area Sq.M</w:t>
+            </w:r>
+          </w:p>
+        </w:tc>
+        <w:tc>
+          <w:tcPr>
+            <w:tcW w:w="2835" w:type="dxa"/>
+            <w:tcBorders>
+              <w:top w:val="thinThickSmallGap" w:color="FFFFFF" w:themeColor="background1" w:sz="24" w:space="0"/>
+              <w:left w:val="thinThickSmallGap" w:color="FFFFFF" w:themeColor="background1" w:sz="24" w:space="0"/>
+              <w:bottom w:val="thinThickSmallGap" w:color="FFFFFF" w:themeColor="background1" w:sz="24" w:space="0"/>
+              <w:right w:val="thinThickSmallGap" w:color="FFFFFF" w:themeColor="background1" w:sz="24" w:space="0"/>
             </w:tcBorders>
             <w:shd w:val="clear" w:color="auto" w:fill="BCDDF6"/>
           </w:tcPr>
@@ -1986,99 +1944,21 @@
         </w:tc>
         <w:tc>
           <w:tcPr>
-            <w:tcW w:w="1587" w:type="dxa"/>
-            <w:tcBorders>
-              <w:top w:val="thinThickSmallGap" w:sz="24" w:space="0" w:color="FFFFFF" w:themeColor="background1"/>
-              <w:left w:val="thinThickSmallGap" w:sz="24" w:space="0" w:color="FFFFFF" w:themeColor="background1"/>
-              <w:bottom w:val="thinThickSmallGap" w:sz="24" w:space="0" w:color="FFFFFF" w:themeColor="background1"/>
-              <w:right w:val="thinThickSmallGap" w:sz="24" w:space="0" w:color="FFFFFF" w:themeColor="background1"/>
+            <w:tcW w:w="1276" w:type="dxa"/>
+            <w:tcBorders>
+              <w:top w:val="thinThickSmallGap" w:color="FFFFFF" w:themeColor="background1" w:sz="24" w:space="0"/>
+              <w:left w:val="thinThickSmallGap" w:color="FFFFFF" w:themeColor="background1" w:sz="24" w:space="0"/>
+              <w:bottom w:val="thinThickSmallGap" w:color="FFFFFF" w:themeColor="background1" w:sz="24" w:space="0"/>
+              <w:right w:val="thinThickSmallGap" w:color="FFFFFF" w:themeColor="background1" w:sz="24" w:space="0"/>
             </w:tcBorders>
           </w:tcPr>
           <w:p>
             <w:pPr>
               <w:jc w:val="right"/>
             </w:pPr>
-            <w:proofErr w:type="spellStart"/>
-            <w:r>
-              <w:t>مبلغ</w:t>
-            </w:r>
-            <w:proofErr w:type="spellEnd"/>
-            <w:r>
-              <w:t xml:space="preserve"> </w:t>
-            </w:r>
-            <w:proofErr w:type="spellStart"/>
-            <w:r>
-              <w:t>التأمين</w:t>
-            </w:r>
-            <w:proofErr w:type="spellEnd"/>
-          </w:p>
-        </w:tc>
-      </w:tr>
-      <w:tr>
-        <w:trPr>
-          <w:trHeight w:val="124"/>
-        </w:trPr>
-        <w:tc>
-          <w:tcPr>
-            <w:tcW w:w="1520" w:type="dxa"/>
-            <w:tcBorders>
-              <w:top w:val="thinThickSmallGap" w:sz="24" w:space="0" w:color="FFFFFF" w:themeColor="background1"/>
-              <w:left w:val="thinThickSmallGap" w:sz="24" w:space="0" w:color="FFFFFF" w:themeColor="background1"/>
-              <w:bottom w:val="thinThickSmallGap" w:sz="24" w:space="0" w:color="FFFFFF" w:themeColor="background1"/>
-              <w:right w:val="thinThickSmallGap" w:sz="24" w:space="0" w:color="FFFFFF" w:themeColor="background1"/>
-            </w:tcBorders>
-          </w:tcPr>
-          <w:p>
-            <w:r>
-              <w:t xml:space="preserve">Property Area </w:t>
-            </w:r>
-            <w:proofErr w:type="spellStart"/>
-            <w:r>
-              <w:t>Sq.M</w:t>
-            </w:r>
-            <w:proofErr w:type="spellEnd"/>
-          </w:p>
-        </w:tc>
-        <w:tc>
-          <w:tcPr>
-            <w:tcW w:w="2414" w:type="dxa"/>
-            <w:tcBorders>
-              <w:top w:val="thinThickSmallGap" w:sz="24" w:space="0" w:color="FFFFFF" w:themeColor="background1"/>
-              <w:left w:val="thinThickSmallGap" w:sz="24" w:space="0" w:color="FFFFFF" w:themeColor="background1"/>
-              <w:bottom w:val="thinThickSmallGap" w:sz="24" w:space="0" w:color="FFFFFF" w:themeColor="background1"/>
-              <w:right w:val="thinThickSmallGap" w:sz="24" w:space="0" w:color="FFFFFF" w:themeColor="background1"/>
-            </w:tcBorders>
-            <w:shd w:val="clear" w:color="auto" w:fill="BCDDF6"/>
-          </w:tcPr>
-          <w:p/>
-        </w:tc>
-        <w:tc>
-          <w:tcPr>
-            <w:tcW w:w="1587" w:type="dxa"/>
-            <w:tcBorders>
-              <w:top w:val="thinThickSmallGap" w:sz="24" w:space="0" w:color="FFFFFF" w:themeColor="background1"/>
-              <w:left w:val="thinThickSmallGap" w:sz="24" w:space="0" w:color="FFFFFF" w:themeColor="background1"/>
-              <w:bottom w:val="thinThickSmallGap" w:sz="24" w:space="0" w:color="FFFFFF" w:themeColor="background1"/>
-              <w:right w:val="thinThickSmallGap" w:sz="24" w:space="0" w:color="FFFFFF" w:themeColor="background1"/>
-            </w:tcBorders>
-          </w:tcPr>
-          <w:p>
-            <w:pPr>
-              <w:jc w:val="right"/>
-            </w:pPr>
-            <w:proofErr w:type="spellStart"/>
-            <w:r>
-              <w:t>مساحة</w:t>
-            </w:r>
-            <w:proofErr w:type="spellEnd"/>
-            <w:r>
-              <w:t xml:space="preserve"> </w:t>
-            </w:r>
-            <w:proofErr w:type="spellStart"/>
-            <w:r>
-              <w:t>العقار</w:t>
-            </w:r>
-            <w:proofErr w:type="spellEnd"/>
+            <w:r>
+              <w:t>مساحة العقار</w:t>
+            </w:r>
           </w:p>
         </w:tc>
       </w:tr>
@@ -2086,23 +1966,25 @@
     <w:tbl>
       <w:tblPr>
         <w:tblStyle w:val="TableGrid"/>
-        <w:tblpPr w:leftFromText="180" w:rightFromText="180" w:vertAnchor="text" w:horzAnchor="margin" w:tblpXSpec="right" w:tblpY="249"/>
+        <w:tblpPr w:leftFromText="180" w:rightFromText="180" w:vertAnchor="text" w:horzAnchor="margin" w:tblpXSpec="right" w:tblpY="319"/>
         <w:tblW w:w="0" w:type="auto"/>
+        <w:tblLayout w:type="fixed"/>
         <w:tblLook w:val="04A0" w:firstRow="1" w:lastRow="0" w:firstColumn="1" w:lastColumn="0" w:noHBand="0" w:noVBand="1"/>
       </w:tblPr>
       <w:tblGrid>
-        <w:gridCol w:w="2183"/>
-        <w:gridCol w:w="2456"/>
-        <w:gridCol w:w="182"/>
-        <w:gridCol w:w="1649"/>
+        <w:gridCol w:w="1276"/>
+        <w:gridCol w:w="3324"/>
+        <w:gridCol w:w="362"/>
+        <w:gridCol w:w="1417"/>
       </w:tblGrid>
       <w:tr>
         <w:trPr>
-          <w:trHeight w:val="307"/>
+          <w:trHeight w:val="326"/>
         </w:trPr>
         <w:tc>
           <w:tcPr>
-            <w:tcW w:w="2183" w:type="dxa"/>
+            <w:tcW w:w="4600" w:type="dxa"/>
+            <w:gridSpan w:val="2"/>
             <w:tcBorders>
               <w:top w:val="nil"/>
               <w:left w:val="nil"/>
@@ -2143,30 +2025,7 @@
         </w:tc>
         <w:tc>
           <w:tcPr>
-            <w:tcW w:w="2456" w:type="dxa"/>
-            <w:tcBorders>
-              <w:top w:val="nil"/>
-              <w:left w:val="nil"/>
-              <w:bottom w:val="nil"/>
-              <w:right w:val="nil"/>
-            </w:tcBorders>
-            <w:shd w:val="clear" w:color="auto" w:fill="BCDDF6"/>
-          </w:tcPr>
-          <w:p>
-            <w:pPr>
-              <w:spacing w:before="60"/>
-              <w:rPr>
-                <w:b/>
-                <w:color w:val="2F5496" w:themeColor="accent1" w:themeShade="BF"/>
-                <w:sz w:val="24"/>
-                <w:szCs w:val="24"/>
-              </w:rPr>
-            </w:pPr>
-          </w:p>
-        </w:tc>
-        <w:tc>
-          <w:tcPr>
-            <w:tcW w:w="1831" w:type="dxa"/>
+            <w:tcW w:w="1779" w:type="dxa"/>
             <w:gridSpan w:val="2"/>
             <w:tcBorders>
               <w:top w:val="nil"/>
@@ -2185,47 +2044,35 @@
               <w:jc w:val="right"/>
               <w:rPr>
                 <w:b/>
-                <w:color w:val="2F5496" w:themeColor="accent1" w:themeShade="BF"/>
+                <w:bCs/>
+                <w:color w:val="002060"/>
                 <w:sz w:val="24"/>
                 <w:szCs w:val="24"/>
               </w:rPr>
             </w:pPr>
-            <w:proofErr w:type="spellStart"/>
-            <w:r>
-              <w:t>بيانات</w:t>
-            </w:r>
-            <w:proofErr w:type="spellEnd"/>
-            <w:r>
-              <w:t xml:space="preserve"> </w:t>
-            </w:r>
-            <w:proofErr w:type="spellStart"/>
-            <w:r>
-              <w:t>العين</w:t>
-            </w:r>
-            <w:proofErr w:type="spellEnd"/>
-            <w:r>
-              <w:t xml:space="preserve"> </w:t>
-            </w:r>
-            <w:proofErr w:type="spellStart"/>
-            <w:r>
-              <w:t>المؤجرة</w:t>
-            </w:r>
-            <w:proofErr w:type="spellEnd"/>
+            <w:r>
+              <w:rPr>
+                <w:b/>
+                <w:bCs/>
+                <w:color w:val="002060"/>
+              </w:rPr>
+              <w:t>بيانات العين المؤجرة</w:t>
+            </w:r>
           </w:p>
         </w:tc>
       </w:tr>
       <w:tr>
         <w:trPr>
-          <w:trHeight w:val="319"/>
+          <w:trHeight w:val="339"/>
         </w:trPr>
         <w:tc>
           <w:tcPr>
-            <w:tcW w:w="2183" w:type="dxa"/>
-            <w:tcBorders>
-              <w:top w:val="single" w:sz="24" w:space="0" w:color="FFFFFF" w:themeColor="background1"/>
-              <w:left w:val="single" w:sz="24" w:space="0" w:color="FFFFFF" w:themeColor="background1"/>
-              <w:bottom w:val="single" w:sz="24" w:space="0" w:color="FFFFFF" w:themeColor="background1"/>
-              <w:right w:val="single" w:sz="24" w:space="0" w:color="FFFFFF" w:themeColor="background1"/>
+            <w:tcW w:w="1276" w:type="dxa"/>
+            <w:tcBorders>
+              <w:top w:val="single" w:color="FFFFFF" w:themeColor="background1" w:sz="24" w:space="0"/>
+              <w:left w:val="single" w:color="FFFFFF" w:themeColor="background1" w:sz="24" w:space="0"/>
+              <w:bottom w:val="single" w:color="FFFFFF" w:themeColor="background1" w:sz="24" w:space="0"/>
+              <w:right w:val="single" w:color="FFFFFF" w:themeColor="background1" w:sz="24" w:space="0"/>
             </w:tcBorders>
           </w:tcPr>
           <w:p>
@@ -2236,13 +2083,13 @@
         </w:tc>
         <w:tc>
           <w:tcPr>
-            <w:tcW w:w="2638" w:type="dxa"/>
+            <w:tcW w:w="3686" w:type="dxa"/>
             <w:gridSpan w:val="2"/>
             <w:tcBorders>
-              <w:top w:val="single" w:sz="24" w:space="0" w:color="FFFFFF" w:themeColor="background1"/>
-              <w:left w:val="single" w:sz="24" w:space="0" w:color="FFFFFF" w:themeColor="background1"/>
-              <w:bottom w:val="single" w:sz="24" w:space="0" w:color="FFFFFF" w:themeColor="background1"/>
-              <w:right w:val="single" w:sz="24" w:space="0" w:color="FFFFFF" w:themeColor="background1"/>
+              <w:top w:val="single" w:color="FFFFFF" w:themeColor="background1" w:sz="24" w:space="0"/>
+              <w:left w:val="single" w:color="FFFFFF" w:themeColor="background1" w:sz="24" w:space="0"/>
+              <w:bottom w:val="single" w:color="FFFFFF" w:themeColor="background1" w:sz="24" w:space="0"/>
+              <w:right w:val="single" w:color="FFFFFF" w:themeColor="background1" w:sz="24" w:space="0"/>
             </w:tcBorders>
             <w:shd w:val="clear" w:color="auto" w:fill="BCDDF6"/>
           </w:tcPr>
@@ -2250,12 +2097,12 @@
         </w:tc>
         <w:tc>
           <w:tcPr>
-            <w:tcW w:w="1649" w:type="dxa"/>
-            <w:tcBorders>
-              <w:top w:val="single" w:sz="24" w:space="0" w:color="FFFFFF" w:themeColor="background1"/>
-              <w:left w:val="single" w:sz="24" w:space="0" w:color="FFFFFF" w:themeColor="background1"/>
-              <w:bottom w:val="single" w:sz="24" w:space="0" w:color="FFFFFF" w:themeColor="background1"/>
-              <w:right w:val="single" w:sz="24" w:space="0" w:color="FFFFFF" w:themeColor="background1"/>
+            <w:tcW w:w="1417" w:type="dxa"/>
+            <w:tcBorders>
+              <w:top w:val="single" w:color="FFFFFF" w:themeColor="background1" w:sz="24" w:space="0"/>
+              <w:left w:val="single" w:color="FFFFFF" w:themeColor="background1" w:sz="24" w:space="0"/>
+              <w:bottom w:val="single" w:color="FFFFFF" w:themeColor="background1" w:sz="24" w:space="0"/>
+              <w:right w:val="single" w:color="FFFFFF" w:themeColor="background1" w:sz="24" w:space="0"/>
             </w:tcBorders>
           </w:tcPr>
           <w:p>
@@ -2275,16 +2122,16 @@
       </w:tr>
       <w:tr>
         <w:trPr>
-          <w:trHeight w:val="307"/>
+          <w:trHeight w:val="326"/>
         </w:trPr>
         <w:tc>
           <w:tcPr>
-            <w:tcW w:w="2183" w:type="dxa"/>
-            <w:tcBorders>
-              <w:top w:val="single" w:sz="24" w:space="0" w:color="FFFFFF" w:themeColor="background1"/>
-              <w:left w:val="single" w:sz="24" w:space="0" w:color="FFFFFF" w:themeColor="background1"/>
-              <w:bottom w:val="single" w:sz="24" w:space="0" w:color="FFFFFF" w:themeColor="background1"/>
-              <w:right w:val="single" w:sz="24" w:space="0" w:color="FFFFFF" w:themeColor="background1"/>
+            <w:tcW w:w="1276" w:type="dxa"/>
+            <w:tcBorders>
+              <w:top w:val="single" w:color="FFFFFF" w:themeColor="background1" w:sz="24" w:space="0"/>
+              <w:left w:val="single" w:color="FFFFFF" w:themeColor="background1" w:sz="24" w:space="0"/>
+              <w:bottom w:val="single" w:color="FFFFFF" w:themeColor="background1" w:sz="24" w:space="0"/>
+              <w:right w:val="single" w:color="FFFFFF" w:themeColor="background1" w:sz="24" w:space="0"/>
             </w:tcBorders>
           </w:tcPr>
           <w:p>
@@ -2295,13 +2142,13 @@
         </w:tc>
         <w:tc>
           <w:tcPr>
-            <w:tcW w:w="2638" w:type="dxa"/>
+            <w:tcW w:w="3686" w:type="dxa"/>
             <w:gridSpan w:val="2"/>
             <w:tcBorders>
-              <w:top w:val="single" w:sz="24" w:space="0" w:color="FFFFFF" w:themeColor="background1"/>
-              <w:left w:val="single" w:sz="24" w:space="0" w:color="FFFFFF" w:themeColor="background1"/>
-              <w:bottom w:val="single" w:sz="24" w:space="0" w:color="FFFFFF" w:themeColor="background1"/>
-              <w:right w:val="single" w:sz="24" w:space="0" w:color="FFFFFF" w:themeColor="background1"/>
+              <w:top w:val="single" w:color="FFFFFF" w:themeColor="background1" w:sz="24" w:space="0"/>
+              <w:left w:val="single" w:color="FFFFFF" w:themeColor="background1" w:sz="24" w:space="0"/>
+              <w:bottom w:val="single" w:color="FFFFFF" w:themeColor="background1" w:sz="24" w:space="0"/>
+              <w:right w:val="single" w:color="FFFFFF" w:themeColor="background1" w:sz="24" w:space="0"/>
             </w:tcBorders>
             <w:shd w:val="clear" w:color="auto" w:fill="BCDDF6"/>
           </w:tcPr>
@@ -2309,12 +2156,12 @@
         </w:tc>
         <w:tc>
           <w:tcPr>
-            <w:tcW w:w="1649" w:type="dxa"/>
-            <w:tcBorders>
-              <w:top w:val="single" w:sz="24" w:space="0" w:color="FFFFFF" w:themeColor="background1"/>
-              <w:left w:val="single" w:sz="24" w:space="0" w:color="FFFFFF" w:themeColor="background1"/>
-              <w:bottom w:val="single" w:sz="24" w:space="0" w:color="FFFFFF" w:themeColor="background1"/>
-              <w:right w:val="single" w:sz="24" w:space="0" w:color="FFFFFF" w:themeColor="background1"/>
+            <w:tcW w:w="1417" w:type="dxa"/>
+            <w:tcBorders>
+              <w:top w:val="single" w:color="FFFFFF" w:themeColor="background1" w:sz="24" w:space="0"/>
+              <w:left w:val="single" w:color="FFFFFF" w:themeColor="background1" w:sz="24" w:space="0"/>
+              <w:bottom w:val="single" w:color="FFFFFF" w:themeColor="background1" w:sz="24" w:space="0"/>
+              <w:right w:val="single" w:color="FFFFFF" w:themeColor="background1" w:sz="24" w:space="0"/>
             </w:tcBorders>
           </w:tcPr>
           <w:p>
@@ -2366,35 +2213,33 @@
       </w:tr>
       <w:tr>
         <w:trPr>
-          <w:trHeight w:val="319"/>
+          <w:trHeight w:val="339"/>
         </w:trPr>
         <w:tc>
           <w:tcPr>
-            <w:tcW w:w="2183" w:type="dxa"/>
-            <w:tcBorders>
-              <w:top w:val="single" w:sz="24" w:space="0" w:color="FFFFFF" w:themeColor="background1"/>
-              <w:left w:val="single" w:sz="24" w:space="0" w:color="FFFFFF" w:themeColor="background1"/>
-              <w:bottom w:val="single" w:sz="24" w:space="0" w:color="FFFFFF" w:themeColor="background1"/>
-              <w:right w:val="single" w:sz="24" w:space="0" w:color="FFFFFF" w:themeColor="background1"/>
-            </w:tcBorders>
-          </w:tcPr>
-          <w:p>
-            <w:proofErr w:type="spellStart"/>
+            <w:tcW w:w="1276" w:type="dxa"/>
+            <w:tcBorders>
+              <w:top w:val="single" w:color="FFFFFF" w:themeColor="background1" w:sz="24" w:space="0"/>
+              <w:left w:val="single" w:color="FFFFFF" w:themeColor="background1" w:sz="24" w:space="0"/>
+              <w:bottom w:val="single" w:color="FFFFFF" w:themeColor="background1" w:sz="24" w:space="0"/>
+              <w:right w:val="single" w:color="FFFFFF" w:themeColor="background1" w:sz="24" w:space="0"/>
+            </w:tcBorders>
+          </w:tcPr>
+          <w:p>
             <w:r>
               <w:t>Fewa</w:t>
             </w:r>
-            <w:proofErr w:type="spellEnd"/>
-          </w:p>
-        </w:tc>
-        <w:tc>
-          <w:tcPr>
-            <w:tcW w:w="2638" w:type="dxa"/>
+          </w:p>
+        </w:tc>
+        <w:tc>
+          <w:tcPr>
+            <w:tcW w:w="3686" w:type="dxa"/>
             <w:gridSpan w:val="2"/>
             <w:tcBorders>
-              <w:top w:val="single" w:sz="24" w:space="0" w:color="FFFFFF" w:themeColor="background1"/>
-              <w:left w:val="single" w:sz="24" w:space="0" w:color="FFFFFF" w:themeColor="background1"/>
-              <w:bottom w:val="single" w:sz="24" w:space="0" w:color="FFFFFF" w:themeColor="background1"/>
-              <w:right w:val="single" w:sz="24" w:space="0" w:color="FFFFFF" w:themeColor="background1"/>
+              <w:top w:val="single" w:color="FFFFFF" w:themeColor="background1" w:sz="24" w:space="0"/>
+              <w:left w:val="single" w:color="FFFFFF" w:themeColor="background1" w:sz="24" w:space="0"/>
+              <w:bottom w:val="single" w:color="FFFFFF" w:themeColor="background1" w:sz="24" w:space="0"/>
+              <w:right w:val="single" w:color="FFFFFF" w:themeColor="background1" w:sz="24" w:space="0"/>
             </w:tcBorders>
             <w:shd w:val="clear" w:color="auto" w:fill="BCDDF6"/>
           </w:tcPr>
@@ -2402,12 +2247,12 @@
         </w:tc>
         <w:tc>
           <w:tcPr>
-            <w:tcW w:w="1649" w:type="dxa"/>
-            <w:tcBorders>
-              <w:top w:val="single" w:sz="24" w:space="0" w:color="FFFFFF" w:themeColor="background1"/>
-              <w:left w:val="single" w:sz="24" w:space="0" w:color="FFFFFF" w:themeColor="background1"/>
-              <w:bottom w:val="single" w:sz="24" w:space="0" w:color="FFFFFF" w:themeColor="background1"/>
-              <w:right w:val="single" w:sz="24" w:space="0" w:color="FFFFFF" w:themeColor="background1"/>
+            <w:tcW w:w="1417" w:type="dxa"/>
+            <w:tcBorders>
+              <w:top w:val="single" w:color="FFFFFF" w:themeColor="background1" w:sz="24" w:space="0"/>
+              <w:left w:val="single" w:color="FFFFFF" w:themeColor="background1" w:sz="24" w:space="0"/>
+              <w:bottom w:val="single" w:color="FFFFFF" w:themeColor="background1" w:sz="24" w:space="0"/>
+              <w:right w:val="single" w:color="FFFFFF" w:themeColor="background1" w:sz="24" w:space="0"/>
             </w:tcBorders>
           </w:tcPr>
           <w:p>
@@ -2458,16 +2303,16 @@
       </w:tr>
       <w:tr>
         <w:trPr>
-          <w:trHeight w:val="307"/>
+          <w:trHeight w:val="1701"/>
         </w:trPr>
         <w:tc>
           <w:tcPr>
-            <w:tcW w:w="2183" w:type="dxa"/>
-            <w:tcBorders>
-              <w:top w:val="single" w:sz="24" w:space="0" w:color="FFFFFF" w:themeColor="background1"/>
-              <w:left w:val="single" w:sz="24" w:space="0" w:color="FFFFFF" w:themeColor="background1"/>
-              <w:bottom w:val="single" w:sz="24" w:space="0" w:color="FFFFFF" w:themeColor="background1"/>
-              <w:right w:val="single" w:sz="24" w:space="0" w:color="FFFFFF" w:themeColor="background1"/>
+            <w:tcW w:w="1276" w:type="dxa"/>
+            <w:tcBorders>
+              <w:top w:val="single" w:color="FFFFFF" w:themeColor="background1" w:sz="24" w:space="0"/>
+              <w:left w:val="single" w:color="FFFFFF" w:themeColor="background1" w:sz="24" w:space="0"/>
+              <w:bottom w:val="single" w:color="FFFFFF" w:themeColor="background1" w:sz="24" w:space="0"/>
+              <w:right w:val="single" w:color="FFFFFF" w:themeColor="background1" w:sz="24" w:space="0"/>
             </w:tcBorders>
           </w:tcPr>
           <w:p>
@@ -2478,13 +2323,13 @@
         </w:tc>
         <w:tc>
           <w:tcPr>
-            <w:tcW w:w="2638" w:type="dxa"/>
+            <w:tcW w:w="3686" w:type="dxa"/>
             <w:gridSpan w:val="2"/>
             <w:tcBorders>
-              <w:top w:val="single" w:sz="24" w:space="0" w:color="FFFFFF" w:themeColor="background1"/>
-              <w:left w:val="single" w:sz="24" w:space="0" w:color="FFFFFF" w:themeColor="background1"/>
-              <w:bottom w:val="single" w:sz="24" w:space="0" w:color="FFFFFF" w:themeColor="background1"/>
-              <w:right w:val="single" w:sz="24" w:space="0" w:color="FFFFFF" w:themeColor="background1"/>
+              <w:top w:val="single" w:color="FFFFFF" w:themeColor="background1" w:sz="24" w:space="0"/>
+              <w:left w:val="single" w:color="FFFFFF" w:themeColor="background1" w:sz="24" w:space="0"/>
+              <w:bottom w:val="single" w:color="FFFFFF" w:themeColor="background1" w:sz="24" w:space="0"/>
+              <w:right w:val="single" w:color="FFFFFF" w:themeColor="background1" w:sz="24" w:space="0"/>
             </w:tcBorders>
             <w:shd w:val="clear" w:color="auto" w:fill="BCDDF6"/>
           </w:tcPr>
@@ -2492,12 +2337,12 @@
         </w:tc>
         <w:tc>
           <w:tcPr>
-            <w:tcW w:w="1649" w:type="dxa"/>
-            <w:tcBorders>
-              <w:top w:val="single" w:sz="24" w:space="0" w:color="FFFFFF" w:themeColor="background1"/>
-              <w:left w:val="single" w:sz="24" w:space="0" w:color="FFFFFF" w:themeColor="background1"/>
-              <w:bottom w:val="single" w:sz="24" w:space="0" w:color="FFFFFF" w:themeColor="background1"/>
-              <w:right w:val="single" w:sz="24" w:space="0" w:color="FFFFFF" w:themeColor="background1"/>
+            <w:tcW w:w="1417" w:type="dxa"/>
+            <w:tcBorders>
+              <w:top w:val="single" w:color="FFFFFF" w:themeColor="background1" w:sz="24" w:space="0"/>
+              <w:left w:val="single" w:color="FFFFFF" w:themeColor="background1" w:sz="24" w:space="0"/>
+              <w:bottom w:val="single" w:color="FFFFFF" w:themeColor="background1" w:sz="24" w:space="0"/>
+              <w:right w:val="single" w:color="FFFFFF" w:themeColor="background1" w:sz="24" w:space="0"/>
             </w:tcBorders>
           </w:tcPr>
           <w:p>
@@ -2517,16 +2362,16 @@
       </w:tr>
       <w:tr>
         <w:trPr>
-          <w:trHeight w:val="319"/>
+          <w:trHeight w:val="339"/>
         </w:trPr>
         <w:tc>
           <w:tcPr>
-            <w:tcW w:w="2183" w:type="dxa"/>
-            <w:tcBorders>
-              <w:top w:val="single" w:sz="24" w:space="0" w:color="FFFFFF" w:themeColor="background1"/>
-              <w:left w:val="single" w:sz="24" w:space="0" w:color="FFFFFF" w:themeColor="background1"/>
-              <w:bottom w:val="single" w:sz="24" w:space="0" w:color="FFFFFF" w:themeColor="background1"/>
-              <w:right w:val="single" w:sz="24" w:space="0" w:color="FFFFFF" w:themeColor="background1"/>
+            <w:tcW w:w="1276" w:type="dxa"/>
+            <w:tcBorders>
+              <w:top w:val="single" w:color="FFFFFF" w:themeColor="background1" w:sz="24" w:space="0"/>
+              <w:left w:val="single" w:color="FFFFFF" w:themeColor="background1" w:sz="24" w:space="0"/>
+              <w:bottom w:val="single" w:color="FFFFFF" w:themeColor="background1" w:sz="24" w:space="0"/>
+              <w:right w:val="single" w:color="FFFFFF" w:themeColor="background1" w:sz="24" w:space="0"/>
             </w:tcBorders>
           </w:tcPr>
           <w:p>
@@ -2535,28 +2380,48 @@
             </w:r>
           </w:p>
         </w:tc>
-        <w:tc>
-          <w:tcPr>
-            <w:tcW w:w="2638" w:type="dxa"/>
-            <w:gridSpan w:val="2"/>
-            <w:tcBorders>
-              <w:top w:val="single" w:sz="24" w:space="0" w:color="FFFFFF" w:themeColor="background1"/>
-              <w:left w:val="single" w:sz="24" w:space="0" w:color="FFFFFF" w:themeColor="background1"/>
-              <w:bottom w:val="single" w:sz="24" w:space="0" w:color="FFFFFF" w:themeColor="background1"/>
-              <w:right w:val="single" w:sz="24" w:space="0" w:color="FFFFFF" w:themeColor="background1"/>
-            </w:tcBorders>
-            <w:shd w:val="clear" w:color="auto" w:fill="BCDDF6"/>
-          </w:tcPr>
-          <w:p/>
-        </w:tc>
-        <w:tc>
-          <w:tcPr>
-            <w:tcW w:w="1649" w:type="dxa"/>
-            <w:tcBorders>
-              <w:top w:val="single" w:sz="24" w:space="0" w:color="FFFFFF" w:themeColor="background1"/>
-              <w:left w:val="single" w:sz="24" w:space="0" w:color="FFFFFF" w:themeColor="background1"/>
-              <w:bottom w:val="single" w:sz="24" w:space="0" w:color="FFFFFF" w:themeColor="background1"/>
-              <w:right w:val="single" w:sz="24" w:space="0" w:color="FFFFFF" w:themeColor="background1"/>
+        <w:sdt>
+          <w:sdtPr>
+            <w:id w:val="973174790"/>
+            <w:placeholder>
+              <w:docPart w:val="DefaultPlaceholder_-1854013440"/>
+            </w:placeholder>
+            <w:dataBinding w:prefixMappings="xmlns:ns0='urn:microsoft-dynamics-nav/reports/UmmAlQuwainContract/50115/'" w:xpath="/ns0:NavWordReportXmlPart[1]/ns0:TenancyContract[1]/ns0:Property_Type[1]" w:storeItemID="{DA66A6BB-3798-4A63-88A2-FBA3BC09A85B}"/>
+            <w:text/>
+            <w:alias w:val="#Nav: /TenancyContract/Property_Type"/>
+            <w:tag w:val="#Nav: UmmAlQuwainContract/50115"/>
+          </w:sdtPr>
+          <w:sdtContent>
+            <w:tc>
+              <w:tcPr>
+                <w:tcW w:w="3686" w:type="dxa"/>
+                <w:gridSpan w:val="2"/>
+                <w:tcBorders>
+                  <w:top w:val="single" w:color="FFFFFF" w:themeColor="background1" w:sz="24" w:space="0"/>
+                  <w:left w:val="single" w:color="FFFFFF" w:themeColor="background1" w:sz="24" w:space="0"/>
+                  <w:bottom w:val="single" w:color="FFFFFF" w:themeColor="background1" w:sz="24" w:space="0"/>
+                  <w:right w:val="single" w:color="FFFFFF" w:themeColor="background1" w:sz="24" w:space="0"/>
+                </w:tcBorders>
+                <w:shd w:val="clear" w:color="auto" w:fill="BCDDF6"/>
+              </w:tcPr>
+              <w:p>
+                <w:proofErr w:type="spellStart"/>
+                <w:r>
+                  <w:t>Property_Type</w:t>
+                </w:r>
+                <w:proofErr w:type="spellEnd"/>
+              </w:p>
+            </w:tc>
+          </w:sdtContent>
+        </w:sdt>
+        <w:tc>
+          <w:tcPr>
+            <w:tcW w:w="1417" w:type="dxa"/>
+            <w:tcBorders>
+              <w:top w:val="single" w:color="FFFFFF" w:themeColor="background1" w:sz="24" w:space="0"/>
+              <w:left w:val="single" w:color="FFFFFF" w:themeColor="background1" w:sz="24" w:space="0"/>
+              <w:bottom w:val="single" w:color="FFFFFF" w:themeColor="background1" w:sz="24" w:space="0"/>
+              <w:right w:val="single" w:color="FFFFFF" w:themeColor="background1" w:sz="24" w:space="0"/>
             </w:tcBorders>
           </w:tcPr>
           <w:p>
@@ -2592,16 +2457,16 @@
       </w:tr>
       <w:tr>
         <w:trPr>
-          <w:trHeight w:val="307"/>
+          <w:trHeight w:val="567"/>
         </w:trPr>
         <w:tc>
           <w:tcPr>
-            <w:tcW w:w="2183" w:type="dxa"/>
-            <w:tcBorders>
-              <w:top w:val="single" w:sz="24" w:space="0" w:color="FFFFFF" w:themeColor="background1"/>
-              <w:left w:val="single" w:sz="24" w:space="0" w:color="FFFFFF" w:themeColor="background1"/>
-              <w:bottom w:val="single" w:sz="24" w:space="0" w:color="FFFFFF" w:themeColor="background1"/>
-              <w:right w:val="single" w:sz="24" w:space="0" w:color="FFFFFF" w:themeColor="background1"/>
+            <w:tcW w:w="1276" w:type="dxa"/>
+            <w:tcBorders>
+              <w:top w:val="single" w:color="FFFFFF" w:themeColor="background1" w:sz="24" w:space="0"/>
+              <w:left w:val="single" w:color="FFFFFF" w:themeColor="background1" w:sz="24" w:space="0"/>
+              <w:bottom w:val="single" w:color="FFFFFF" w:themeColor="background1" w:sz="24" w:space="0"/>
+              <w:right w:val="single" w:color="FFFFFF" w:themeColor="background1" w:sz="24" w:space="0"/>
             </w:tcBorders>
           </w:tcPr>
           <w:p>
@@ -2610,28 +2475,48 @@
             </w:r>
           </w:p>
         </w:tc>
-        <w:tc>
-          <w:tcPr>
-            <w:tcW w:w="2638" w:type="dxa"/>
-            <w:gridSpan w:val="2"/>
-            <w:tcBorders>
-              <w:top w:val="single" w:sz="24" w:space="0" w:color="FFFFFF" w:themeColor="background1"/>
-              <w:left w:val="single" w:sz="24" w:space="0" w:color="FFFFFF" w:themeColor="background1"/>
-              <w:bottom w:val="single" w:sz="24" w:space="0" w:color="FFFFFF" w:themeColor="background1"/>
-              <w:right w:val="single" w:sz="24" w:space="0" w:color="FFFFFF" w:themeColor="background1"/>
-            </w:tcBorders>
-            <w:shd w:val="clear" w:color="auto" w:fill="BCDDF6"/>
-          </w:tcPr>
-          <w:p/>
-        </w:tc>
-        <w:tc>
-          <w:tcPr>
-            <w:tcW w:w="1649" w:type="dxa"/>
-            <w:tcBorders>
-              <w:top w:val="single" w:sz="24" w:space="0" w:color="FFFFFF" w:themeColor="background1"/>
-              <w:left w:val="single" w:sz="24" w:space="0" w:color="FFFFFF" w:themeColor="background1"/>
-              <w:bottom w:val="single" w:sz="24" w:space="0" w:color="FFFFFF" w:themeColor="background1"/>
-              <w:right w:val="single" w:sz="24" w:space="0" w:color="FFFFFF" w:themeColor="background1"/>
+        <w:sdt>
+          <w:sdtPr>
+            <w:id w:val="-1491779764"/>
+            <w:placeholder>
+              <w:docPart w:val="DefaultPlaceholder_-1854013440"/>
+            </w:placeholder>
+            <w:dataBinding w:prefixMappings="xmlns:ns0='urn:microsoft-dynamics-nav/reports/UmmAlQuwainContract/50115/'" w:xpath="/ns0:NavWordReportXmlPart[1]/ns0:TenancyContract[1]/ns0:Unit_Name[1]" w:storeItemID="{DA66A6BB-3798-4A63-88A2-FBA3BC09A85B}"/>
+            <w:text/>
+            <w:alias w:val="#Nav: /TenancyContract/Unit_Name"/>
+            <w:tag w:val="#Nav: UmmAlQuwainContract/50115"/>
+          </w:sdtPr>
+          <w:sdtContent>
+            <w:tc>
+              <w:tcPr>
+                <w:tcW w:w="3686" w:type="dxa"/>
+                <w:gridSpan w:val="2"/>
+                <w:tcBorders>
+                  <w:top w:val="single" w:color="FFFFFF" w:themeColor="background1" w:sz="24" w:space="0"/>
+                  <w:left w:val="single" w:color="FFFFFF" w:themeColor="background1" w:sz="24" w:space="0"/>
+                  <w:bottom w:val="single" w:color="FFFFFF" w:themeColor="background1" w:sz="24" w:space="0"/>
+                  <w:right w:val="single" w:color="FFFFFF" w:themeColor="background1" w:sz="24" w:space="0"/>
+                </w:tcBorders>
+                <w:shd w:val="clear" w:color="auto" w:fill="BCDDF6"/>
+              </w:tcPr>
+              <w:p>
+                <w:proofErr w:type="spellStart"/>
+                <w:r>
+                  <w:t>Unit_Name</w:t>
+                </w:r>
+                <w:proofErr w:type="spellEnd"/>
+              </w:p>
+            </w:tc>
+          </w:sdtContent>
+        </w:sdt>
+        <w:tc>
+          <w:tcPr>
+            <w:tcW w:w="1417" w:type="dxa"/>
+            <w:tcBorders>
+              <w:top w:val="single" w:color="FFFFFF" w:themeColor="background1" w:sz="24" w:space="0"/>
+              <w:left w:val="single" w:color="FFFFFF" w:themeColor="background1" w:sz="24" w:space="0"/>
+              <w:bottom w:val="single" w:color="FFFFFF" w:themeColor="background1" w:sz="24" w:space="0"/>
+              <w:right w:val="single" w:color="FFFFFF" w:themeColor="background1" w:sz="24" w:space="0"/>
             </w:tcBorders>
           </w:tcPr>
           <w:p>
@@ -2667,16 +2552,16 @@
       </w:tr>
       <w:tr>
         <w:trPr>
-          <w:trHeight w:val="307"/>
+          <w:trHeight w:val="567"/>
         </w:trPr>
         <w:tc>
           <w:tcPr>
-            <w:tcW w:w="2183" w:type="dxa"/>
-            <w:tcBorders>
-              <w:top w:val="single" w:sz="24" w:space="0" w:color="FFFFFF" w:themeColor="background1"/>
-              <w:left w:val="single" w:sz="24" w:space="0" w:color="FFFFFF" w:themeColor="background1"/>
-              <w:bottom w:val="single" w:sz="24" w:space="0" w:color="FFFFFF" w:themeColor="background1"/>
-              <w:right w:val="single" w:sz="24" w:space="0" w:color="FFFFFF" w:themeColor="background1"/>
+            <w:tcW w:w="1276" w:type="dxa"/>
+            <w:tcBorders>
+              <w:top w:val="single" w:color="FFFFFF" w:themeColor="background1" w:sz="24" w:space="0"/>
+              <w:left w:val="single" w:color="FFFFFF" w:themeColor="background1" w:sz="24" w:space="0"/>
+              <w:bottom w:val="single" w:color="FFFFFF" w:themeColor="background1" w:sz="24" w:space="0"/>
+              <w:right w:val="single" w:color="FFFFFF" w:themeColor="background1" w:sz="24" w:space="0"/>
             </w:tcBorders>
           </w:tcPr>
           <w:p>
@@ -2685,28 +2570,48 @@
             </w:r>
           </w:p>
         </w:tc>
-        <w:tc>
-          <w:tcPr>
-            <w:tcW w:w="2638" w:type="dxa"/>
-            <w:gridSpan w:val="2"/>
-            <w:tcBorders>
-              <w:top w:val="single" w:sz="24" w:space="0" w:color="FFFFFF" w:themeColor="background1"/>
-              <w:left w:val="single" w:sz="24" w:space="0" w:color="FFFFFF" w:themeColor="background1"/>
-              <w:bottom w:val="single" w:sz="24" w:space="0" w:color="FFFFFF" w:themeColor="background1"/>
-              <w:right w:val="single" w:sz="24" w:space="0" w:color="FFFFFF" w:themeColor="background1"/>
-            </w:tcBorders>
-            <w:shd w:val="clear" w:color="auto" w:fill="BCDDF6"/>
-          </w:tcPr>
-          <w:p/>
-        </w:tc>
-        <w:tc>
-          <w:tcPr>
-            <w:tcW w:w="1649" w:type="dxa"/>
-            <w:tcBorders>
-              <w:top w:val="single" w:sz="24" w:space="0" w:color="FFFFFF" w:themeColor="background1"/>
-              <w:left w:val="single" w:sz="24" w:space="0" w:color="FFFFFF" w:themeColor="background1"/>
-              <w:bottom w:val="single" w:sz="24" w:space="0" w:color="FFFFFF" w:themeColor="background1"/>
-              <w:right w:val="single" w:sz="24" w:space="0" w:color="FFFFFF" w:themeColor="background1"/>
+        <w:sdt>
+          <w:sdtPr>
+            <w:id w:val="-1136783623"/>
+            <w:placeholder>
+              <w:docPart w:val="DefaultPlaceholder_-1854013440"/>
+            </w:placeholder>
+            <w:dataBinding w:prefixMappings="xmlns:ns0='urn:microsoft-dynamics-nav/reports/UmmAlQuwainContract/50115/'" w:xpath="/ns0:NavWordReportXmlPart[1]/ns0:TenancyContract[1]/ns0:Property_Name[1]" w:storeItemID="{DA66A6BB-3798-4A63-88A2-FBA3BC09A85B}"/>
+            <w:text/>
+            <w:alias w:val="#Nav: /TenancyContract/Property_Name"/>
+            <w:tag w:val="#Nav: UmmAlQuwainContract/50115"/>
+          </w:sdtPr>
+          <w:sdtContent>
+            <w:tc>
+              <w:tcPr>
+                <w:tcW w:w="3686" w:type="dxa"/>
+                <w:gridSpan w:val="2"/>
+                <w:tcBorders>
+                  <w:top w:val="single" w:color="FFFFFF" w:themeColor="background1" w:sz="24" w:space="0"/>
+                  <w:left w:val="single" w:color="FFFFFF" w:themeColor="background1" w:sz="24" w:space="0"/>
+                  <w:bottom w:val="single" w:color="FFFFFF" w:themeColor="background1" w:sz="24" w:space="0"/>
+                  <w:right w:val="single" w:color="FFFFFF" w:themeColor="background1" w:sz="24" w:space="0"/>
+                </w:tcBorders>
+                <w:shd w:val="clear" w:color="auto" w:fill="BCDDF6"/>
+              </w:tcPr>
+              <w:p>
+                <w:proofErr w:type="spellStart"/>
+                <w:r>
+                  <w:t>Property_Name</w:t>
+                </w:r>
+                <w:proofErr w:type="spellEnd"/>
+              </w:p>
+            </w:tc>
+          </w:sdtContent>
+        </w:sdt>
+        <w:tc>
+          <w:tcPr>
+            <w:tcW w:w="1417" w:type="dxa"/>
+            <w:tcBorders>
+              <w:top w:val="single" w:color="FFFFFF" w:themeColor="background1" w:sz="24" w:space="0"/>
+              <w:left w:val="single" w:color="FFFFFF" w:themeColor="background1" w:sz="24" w:space="0"/>
+              <w:bottom w:val="single" w:color="FFFFFF" w:themeColor="background1" w:sz="24" w:space="0"/>
+              <w:right w:val="single" w:color="FFFFFF" w:themeColor="background1" w:sz="24" w:space="0"/>
             </w:tcBorders>
           </w:tcPr>
           <w:p>
@@ -2741,16 +2646,16 @@
       </w:tr>
       <w:tr>
         <w:trPr>
-          <w:trHeight w:val="307"/>
+          <w:trHeight w:val="326"/>
         </w:trPr>
         <w:tc>
           <w:tcPr>
-            <w:tcW w:w="2183" w:type="dxa"/>
-            <w:tcBorders>
-              <w:top w:val="single" w:sz="24" w:space="0" w:color="FFFFFF" w:themeColor="background1"/>
-              <w:left w:val="single" w:sz="24" w:space="0" w:color="FFFFFF" w:themeColor="background1"/>
-              <w:bottom w:val="single" w:sz="24" w:space="0" w:color="FFFFFF" w:themeColor="background1"/>
-              <w:right w:val="single" w:sz="24" w:space="0" w:color="FFFFFF" w:themeColor="background1"/>
+            <w:tcW w:w="1276" w:type="dxa"/>
+            <w:tcBorders>
+              <w:top w:val="single" w:color="FFFFFF" w:themeColor="background1" w:sz="24" w:space="0"/>
+              <w:left w:val="single" w:color="FFFFFF" w:themeColor="background1" w:sz="24" w:space="0"/>
+              <w:bottom w:val="single" w:color="FFFFFF" w:themeColor="background1" w:sz="24" w:space="0"/>
+              <w:right w:val="single" w:color="FFFFFF" w:themeColor="background1" w:sz="24" w:space="0"/>
             </w:tcBorders>
           </w:tcPr>
           <w:p>
@@ -2761,13 +2666,13 @@
         </w:tc>
         <w:tc>
           <w:tcPr>
-            <w:tcW w:w="2638" w:type="dxa"/>
+            <w:tcW w:w="3686" w:type="dxa"/>
             <w:gridSpan w:val="2"/>
             <w:tcBorders>
-              <w:top w:val="single" w:sz="24" w:space="0" w:color="FFFFFF" w:themeColor="background1"/>
-              <w:left w:val="single" w:sz="24" w:space="0" w:color="FFFFFF" w:themeColor="background1"/>
-              <w:bottom w:val="single" w:sz="24" w:space="0" w:color="FFFFFF" w:themeColor="background1"/>
-              <w:right w:val="single" w:sz="24" w:space="0" w:color="FFFFFF" w:themeColor="background1"/>
+              <w:top w:val="single" w:color="FFFFFF" w:themeColor="background1" w:sz="24" w:space="0"/>
+              <w:left w:val="single" w:color="FFFFFF" w:themeColor="background1" w:sz="24" w:space="0"/>
+              <w:bottom w:val="single" w:color="FFFFFF" w:themeColor="background1" w:sz="24" w:space="0"/>
+              <w:right w:val="single" w:color="FFFFFF" w:themeColor="background1" w:sz="24" w:space="0"/>
             </w:tcBorders>
             <w:shd w:val="clear" w:color="auto" w:fill="BCDDF6"/>
           </w:tcPr>
@@ -2775,12 +2680,12 @@
         </w:tc>
         <w:tc>
           <w:tcPr>
-            <w:tcW w:w="1649" w:type="dxa"/>
-            <w:tcBorders>
-              <w:top w:val="single" w:sz="24" w:space="0" w:color="FFFFFF" w:themeColor="background1"/>
-              <w:left w:val="single" w:sz="24" w:space="0" w:color="FFFFFF" w:themeColor="background1"/>
-              <w:bottom w:val="single" w:sz="24" w:space="0" w:color="FFFFFF" w:themeColor="background1"/>
-              <w:right w:val="single" w:sz="24" w:space="0" w:color="FFFFFF" w:themeColor="background1"/>
+            <w:tcW w:w="1417" w:type="dxa"/>
+            <w:tcBorders>
+              <w:top w:val="single" w:color="FFFFFF" w:themeColor="background1" w:sz="24" w:space="0"/>
+              <w:left w:val="single" w:color="FFFFFF" w:themeColor="background1" w:sz="24" w:space="0"/>
+              <w:bottom w:val="single" w:color="FFFFFF" w:themeColor="background1" w:sz="24" w:space="0"/>
+              <w:right w:val="single" w:color="FFFFFF" w:themeColor="background1" w:sz="24" w:space="0"/>
             </w:tcBorders>
           </w:tcPr>
           <w:p>
@@ -2816,16 +2721,16 @@
       </w:tr>
       <w:tr>
         <w:trPr>
-          <w:trHeight w:val="307"/>
+          <w:trHeight w:val="326"/>
         </w:trPr>
         <w:tc>
           <w:tcPr>
-            <w:tcW w:w="2183" w:type="dxa"/>
-            <w:tcBorders>
-              <w:top w:val="single" w:sz="24" w:space="0" w:color="FFFFFF" w:themeColor="background1"/>
-              <w:left w:val="single" w:sz="24" w:space="0" w:color="FFFFFF" w:themeColor="background1"/>
-              <w:bottom w:val="single" w:sz="24" w:space="0" w:color="FFFFFF" w:themeColor="background1"/>
-              <w:right w:val="single" w:sz="24" w:space="0" w:color="FFFFFF" w:themeColor="background1"/>
+            <w:tcW w:w="1276" w:type="dxa"/>
+            <w:tcBorders>
+              <w:top w:val="single" w:color="FFFFFF" w:themeColor="background1" w:sz="24" w:space="0"/>
+              <w:left w:val="single" w:color="FFFFFF" w:themeColor="background1" w:sz="24" w:space="0"/>
+              <w:bottom w:val="single" w:color="FFFFFF" w:themeColor="background1" w:sz="24" w:space="0"/>
+              <w:right w:val="single" w:color="FFFFFF" w:themeColor="background1" w:sz="24" w:space="0"/>
             </w:tcBorders>
           </w:tcPr>
           <w:p>
@@ -2836,13 +2741,13 @@
         </w:tc>
         <w:tc>
           <w:tcPr>
-            <w:tcW w:w="2638" w:type="dxa"/>
+            <w:tcW w:w="3686" w:type="dxa"/>
             <w:gridSpan w:val="2"/>
             <w:tcBorders>
-              <w:top w:val="single" w:sz="24" w:space="0" w:color="FFFFFF" w:themeColor="background1"/>
-              <w:left w:val="single" w:sz="24" w:space="0" w:color="FFFFFF" w:themeColor="background1"/>
-              <w:bottom w:val="single" w:sz="24" w:space="0" w:color="FFFFFF" w:themeColor="background1"/>
-              <w:right w:val="single" w:sz="24" w:space="0" w:color="FFFFFF" w:themeColor="background1"/>
+              <w:top w:val="single" w:color="FFFFFF" w:themeColor="background1" w:sz="24" w:space="0"/>
+              <w:left w:val="single" w:color="FFFFFF" w:themeColor="background1" w:sz="24" w:space="0"/>
+              <w:bottom w:val="single" w:color="FFFFFF" w:themeColor="background1" w:sz="24" w:space="0"/>
+              <w:right w:val="single" w:color="FFFFFF" w:themeColor="background1" w:sz="24" w:space="0"/>
             </w:tcBorders>
             <w:shd w:val="clear" w:color="auto" w:fill="BCDDF6"/>
           </w:tcPr>
@@ -2850,12 +2755,12 @@
         </w:tc>
         <w:tc>
           <w:tcPr>
-            <w:tcW w:w="1649" w:type="dxa"/>
-            <w:tcBorders>
-              <w:top w:val="single" w:sz="24" w:space="0" w:color="FFFFFF" w:themeColor="background1"/>
-              <w:left w:val="single" w:sz="24" w:space="0" w:color="FFFFFF" w:themeColor="background1"/>
-              <w:bottom w:val="single" w:sz="24" w:space="0" w:color="FFFFFF" w:themeColor="background1"/>
-              <w:right w:val="single" w:sz="24" w:space="0" w:color="FFFFFF" w:themeColor="background1"/>
+            <w:tcW w:w="1417" w:type="dxa"/>
+            <w:tcBorders>
+              <w:top w:val="single" w:color="FFFFFF" w:themeColor="background1" w:sz="24" w:space="0"/>
+              <w:left w:val="single" w:color="FFFFFF" w:themeColor="background1" w:sz="24" w:space="0"/>
+              <w:bottom w:val="single" w:color="FFFFFF" w:themeColor="background1" w:sz="24" w:space="0"/>
+              <w:right w:val="single" w:color="FFFFFF" w:themeColor="background1" w:sz="24" w:space="0"/>
             </w:tcBorders>
           </w:tcPr>
           <w:p>
@@ -2888,9 +2793,38 @@
         </w:tc>
       </w:tr>
     </w:tbl>
-    <w:p/>
-    <w:p/>
-    <w:p/>
+    <w:p>
+      <w:pPr>
+        <w:tabs>
+          <w:tab w:val="left" w:pos="3468"/>
+        </w:tabs>
+        <w:ind w:firstLine="720"/>
+      </w:pPr>
+    </w:p>
+    <w:p>
+      <w:pPr>
+        <w:tabs>
+          <w:tab w:val="left" w:pos="3468"/>
+        </w:tabs>
+      </w:pPr>
+    </w:p>
+    <w:p>
+      <w:pPr>
+        <w:tabs>
+          <w:tab w:val="left" w:pos="1200"/>
+        </w:tabs>
+      </w:pPr>
+      <w:r>
+        <w:tab/>
+      </w:r>
+    </w:p>
+    <w:p>
+      <w:pPr>
+        <w:tabs>
+          <w:tab w:val="left" w:pos="1200"/>
+        </w:tabs>
+      </w:pPr>
+    </w:p>
     <w:p>
       <w:r>
         <w:rPr>
@@ -2899,13 +2833,13 @@
         <mc:AlternateContent>
           <mc:Choice Requires="wps">
             <w:drawing>
-              <wp:anchor distT="0" distB="0" distL="114300" distR="114300" simplePos="0" relativeHeight="251664384" behindDoc="0" locked="0" layoutInCell="1" allowOverlap="1" wp14:anchorId="13B6865F" wp14:editId="397F9EDA">
+              <wp:anchor distT="0" distB="0" distL="114300" distR="114300" simplePos="0" relativeHeight="251666432" behindDoc="0" locked="0" layoutInCell="1" allowOverlap="1" wp14:editId="2F2A9017" wp14:anchorId="188B32DA">
                 <wp:simplePos x="0" y="0"/>
                 <wp:positionH relativeFrom="column">
-                  <wp:posOffset>12700</wp:posOffset>
+                  <wp:posOffset>0</wp:posOffset>
                 </wp:positionH>
                 <wp:positionV relativeFrom="paragraph">
-                  <wp:posOffset>36195</wp:posOffset>
+                  <wp:posOffset>242454</wp:posOffset>
                 </wp:positionV>
                 <wp:extent cx="7778750" cy="6350"/>
                 <wp:effectExtent l="0" t="0" r="31750" b="31750"/>
@@ -2948,28 +2882,26 @@
           </mc:Choice>
           <mc:Fallback>
             <w:pict>
-              <v:line w14:anchorId="0582A3E4" id="Straight Connector 15" o:spid="_x0000_s1026" style="position:absolute;z-index:251664384;visibility:visible;mso-wrap-style:square;mso-wrap-distance-left:9pt;mso-wrap-distance-top:0;mso-wrap-distance-right:9pt;mso-wrap-distance-bottom:0;mso-position-horizontal:absolute;mso-position-horizontal-relative:text;mso-position-vertical:absolute;mso-position-vertical-relative:text" from="1pt,2.85pt" to="613.5pt,3.35pt" o:gfxdata="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" strokecolor="#4472c4 [3204]" strokeweight=".5pt">
+              <v:line id="Straight Connector 15" style="position:absolute;z-index:251666432;visibility:visible;mso-wrap-style:square;mso-wrap-distance-left:9pt;mso-wrap-distance-top:0;mso-wrap-distance-right:9pt;mso-wrap-distance-bottom:0;mso-position-horizontal:absolute;mso-position-horizontal-relative:text;mso-position-vertical:absolute;mso-position-vertical-relative:text" o:spid="_x0000_s1026" strokecolor="#4472c4 [3204]" strokeweight=".5pt" o:gfxdata="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" from="0,19.1pt" to="612.5pt,19.6pt" w14:anchorId="7D73463F">
                 <v:stroke joinstyle="miter"/>
               </v:line>
             </w:pict>
           </mc:Fallback>
         </mc:AlternateContent>
       </w:r>
-      <w:r>
-        <w:br/>
-      </w:r>
     </w:p>
     <w:tbl>
       <w:tblPr>
         <w:tblStyle w:val="TableGrid"/>
+        <w:tblpPr w:leftFromText="180" w:rightFromText="180" w:vertAnchor="text" w:horzAnchor="margin" w:tblpY="234"/>
         <w:tblW w:w="12245" w:type="dxa"/>
         <w:tblBorders>
-          <w:top w:val="none" w:sz="0" w:space="0" w:color="auto"/>
-          <w:left w:val="none" w:sz="0" w:space="0" w:color="auto"/>
-          <w:bottom w:val="none" w:sz="0" w:space="0" w:color="auto"/>
-          <w:right w:val="none" w:sz="0" w:space="0" w:color="auto"/>
-          <w:insideH w:val="none" w:sz="0" w:space="0" w:color="auto"/>
-          <w:insideV w:val="none" w:sz="0" w:space="0" w:color="auto"/>
+          <w:top w:val="none" w:color="auto" w:sz="0" w:space="0"/>
+          <w:left w:val="none" w:color="auto" w:sz="0" w:space="0"/>
+          <w:bottom w:val="none" w:color="auto" w:sz="0" w:space="0"/>
+          <w:right w:val="none" w:color="auto" w:sz="0" w:space="0"/>
+          <w:insideH w:val="none" w:color="auto" w:sz="0" w:space="0"/>
+          <w:insideV w:val="none" w:color="auto" w:sz="0" w:space="0"/>
         </w:tblBorders>
         <w:tblLook w:val="04A0" w:firstRow="1" w:lastRow="0" w:firstColumn="1" w:lastColumn="0" w:noHBand="0" w:noVBand="1"/>
       </w:tblPr>
@@ -3323,15 +3255,7 @@
               <w:t xml:space="preserve"> </w:t>
             </w:r>
             <w:r>
-              <w:t xml:space="preserve">Emirates of Umm Al Quwain and they hereby </w:t>
-            </w:r>
-            <w:proofErr w:type="gramStart"/>
-            <w:r>
-              <w:t>accepts</w:t>
-            </w:r>
-            <w:proofErr w:type="gramEnd"/>
-            <w:r>
-              <w:t xml:space="preserve"> to comply with all obligations of the Landlord and Tenant Prescribed by the Law.</w:t>
+              <w:t>Emirates of Umm Al Quwain and they hereby accepts to comply with all obligations of the Landlord and Tenant Prescribed by the Law.</w:t>
             </w:r>
           </w:p>
           <w:p/>
@@ -3974,18 +3898,96 @@
         </w:tc>
       </w:tr>
     </w:tbl>
-    <w:p/>
+    <w:p>
+      <w:pPr>
+        <w:tabs>
+          <w:tab w:val="left" w:pos="1029"/>
+        </w:tabs>
+      </w:pPr>
+      <w:r>
+        <w:rPr>
+          <w:noProof/>
+        </w:rPr>
+        <mc:AlternateContent>
+          <mc:Choice Requires="wps">
+            <w:drawing>
+              <wp:anchor distT="0" distB="0" distL="114300" distR="114300" simplePos="0" relativeHeight="251667456" behindDoc="0" locked="0" layoutInCell="1" allowOverlap="1" wp14:editId="3EAFCB19" wp14:anchorId="0EE6935B">
+                <wp:simplePos x="0" y="0"/>
+                <wp:positionH relativeFrom="column">
+                  <wp:posOffset>0</wp:posOffset>
+                </wp:positionH>
+                <wp:positionV relativeFrom="paragraph">
+                  <wp:posOffset>2180706</wp:posOffset>
+                </wp:positionV>
+                <wp:extent cx="7778750" cy="6350"/>
+                <wp:effectExtent l="0" t="0" r="31750" b="31750"/>
+                <wp:wrapNone/>
+                <wp:docPr id="74946966" name="Straight Connector 74946966"/>
+                <wp:cNvGraphicFramePr/>
+                <a:graphic xmlns:a="http://schemas.openxmlformats.org/drawingml/2006/main">
+                  <a:graphicData uri="http://schemas.microsoft.com/office/word/2010/wordprocessingShape">
+                    <wps:wsp>
+                      <wps:cNvCnPr/>
+                      <wps:spPr>
+                        <a:xfrm>
+                          <a:off x="0" y="0"/>
+                          <a:ext cx="7778750" cy="6350"/>
+                        </a:xfrm>
+                        <a:prstGeom prst="line">
+                          <a:avLst/>
+                        </a:prstGeom>
+                      </wps:spPr>
+                      <wps:style>
+                        <a:lnRef idx="1">
+                          <a:schemeClr val="accent1"/>
+                        </a:lnRef>
+                        <a:fillRef idx="0">
+                          <a:schemeClr val="accent1"/>
+                        </a:fillRef>
+                        <a:effectRef idx="0">
+                          <a:schemeClr val="accent1"/>
+                        </a:effectRef>
+                        <a:fontRef idx="minor">
+                          <a:schemeClr val="tx1"/>
+                        </a:fontRef>
+                      </wps:style>
+                      <wps:bodyPr/>
+                    </wps:wsp>
+                  </a:graphicData>
+                </a:graphic>
+              </wp:anchor>
+            </w:drawing>
+          </mc:Choice>
+          <mc:Fallback>
+            <w:pict>
+              <v:line id="Straight Connector 74946966" style="position:absolute;z-index:251667456;visibility:visible;mso-wrap-style:square;mso-wrap-distance-left:9pt;mso-wrap-distance-top:0;mso-wrap-distance-right:9pt;mso-wrap-distance-bottom:0;mso-position-horizontal:absolute;mso-position-horizontal-relative:text;mso-position-vertical:absolute;mso-position-vertical-relative:text" o:spid="_x0000_s1026" strokecolor="#4472c4 [3204]" strokeweight=".5pt" o:gfxdata="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" from="0,171.7pt" to="612.5pt,172.2pt" w14:anchorId="51C7FC15">
+                <v:stroke joinstyle="miter"/>
+              </v:line>
+            </w:pict>
+          </mc:Fallback>
+        </mc:AlternateContent>
+      </w:r>
+      <w:r>
+        <w:tab/>
+      </w:r>
+    </w:p>
+    <w:p>
+      <w:pPr>
+        <w:ind w:firstLine="720"/>
+      </w:pPr>
+    </w:p>
     <w:tbl>
       <w:tblPr>
         <w:tblStyle w:val="TableGrid"/>
+        <w:tblpPr w:leftFromText="180" w:rightFromText="180" w:vertAnchor="text" w:horzAnchor="margin" w:tblpY="-94"/>
         <w:tblW w:w="12225" w:type="dxa"/>
         <w:tblBorders>
-          <w:top w:val="single" w:sz="2" w:space="0" w:color="auto"/>
-          <w:left w:val="single" w:sz="2" w:space="0" w:color="auto"/>
-          <w:bottom w:val="single" w:sz="2" w:space="0" w:color="auto"/>
-          <w:right w:val="single" w:sz="2" w:space="0" w:color="auto"/>
-          <w:insideH w:val="single" w:sz="2" w:space="0" w:color="auto"/>
-          <w:insideV w:val="single" w:sz="2" w:space="0" w:color="auto"/>
+          <w:top w:val="single" w:color="auto" w:sz="2" w:space="0"/>
+          <w:left w:val="single" w:color="auto" w:sz="2" w:space="0"/>
+          <w:bottom w:val="single" w:color="auto" w:sz="2" w:space="0"/>
+          <w:right w:val="single" w:color="auto" w:sz="2" w:space="0"/>
+          <w:insideH w:val="single" w:color="auto" w:sz="2" w:space="0"/>
+          <w:insideV w:val="single" w:color="auto" w:sz="2" w:space="0"/>
         </w:tblBorders>
         <w:shd w:val="clear" w:color="auto" w:fill="BCDDF6"/>
         <w:tblLook w:val="04A0" w:firstRow="1" w:lastRow="0" w:firstColumn="1" w:lastColumn="0" w:noHBand="0" w:noVBand="1"/>
@@ -4001,6 +4003,12 @@
         <w:tc>
           <w:tcPr>
             <w:tcW w:w="6112" w:type="dxa"/>
+            <w:tcBorders>
+              <w:top w:val="nil"/>
+              <w:left w:val="nil"/>
+              <w:bottom w:val="nil"/>
+              <w:right w:val="nil"/>
+            </w:tcBorders>
             <w:shd w:val="clear" w:color="auto" w:fill="BCDDF6"/>
           </w:tcPr>
           <w:p>
@@ -4020,6 +4028,12 @@
         <w:tc>
           <w:tcPr>
             <w:tcW w:w="6113" w:type="dxa"/>
+            <w:tcBorders>
+              <w:top w:val="nil"/>
+              <w:left w:val="nil"/>
+              <w:bottom w:val="nil"/>
+              <w:right w:val="nil"/>
+            </w:tcBorders>
             <w:shd w:val="clear" w:color="auto" w:fill="BCDDF6"/>
           </w:tcPr>
           <w:p>
@@ -4087,11 +4101,17 @@
       </w:tr>
       <w:tr>
         <w:trPr>
-          <w:trHeight w:val="356"/>
+          <w:trHeight w:val="6869"/>
         </w:trPr>
         <w:tc>
           <w:tcPr>
             <w:tcW w:w="6112" w:type="dxa"/>
+            <w:tcBorders>
+              <w:top w:val="nil"/>
+              <w:left w:val="nil"/>
+              <w:bottom w:val="nil"/>
+              <w:right w:val="nil"/>
+            </w:tcBorders>
             <w:shd w:val="clear" w:color="auto" w:fill="FFFFFF" w:themeFill="background1"/>
           </w:tcPr>
           <w:p>
@@ -4409,7 +4429,15 @@
               <w:spacing w:line="229" w:lineRule="exact"/>
             </w:pPr>
             <w:r>
-              <w:t>The lessor and the lessee is committed to the laws and regulations issued thereon hind buildings to fall and places permitted housing demolition workers.</w:t>
+              <w:t xml:space="preserve">The lessor and the lessee </w:t>
+            </w:r>
+            <w:proofErr w:type="gramStart"/>
+            <w:r>
+              <w:t>is</w:t>
+            </w:r>
+            <w:proofErr w:type="gramEnd"/>
+            <w:r>
+              <w:t xml:space="preserve"> committed to the laws and regulations issued thereon hind buildings to fall and places permitted housing demolition workers.</w:t>
             </w:r>
           </w:p>
           <w:p>
@@ -4445,322 +4473,259 @@
                 <w:szCs w:val="24"/>
               </w:rPr>
             </w:pPr>
+            <w:r>
+              <w:rPr>
+                <w:noProof/>
+              </w:rPr>
+              <mc:AlternateContent>
+                <mc:Choice Requires="wps">
+                  <w:drawing>
+                    <wp:anchor distT="0" distB="0" distL="114300" distR="114300" simplePos="0" relativeHeight="251668480" behindDoc="0" locked="0" layoutInCell="1" allowOverlap="1" wp14:editId="5ABE60A6" wp14:anchorId="790F4B08">
+                      <wp:simplePos x="0" y="0"/>
+                      <wp:positionH relativeFrom="column">
+                        <wp:posOffset>-110894</wp:posOffset>
+                      </wp:positionH>
+                      <wp:positionV relativeFrom="paragraph">
+                        <wp:posOffset>393353</wp:posOffset>
+                      </wp:positionV>
+                      <wp:extent cx="7778750" cy="6350"/>
+                      <wp:effectExtent l="0" t="0" r="31750" b="31750"/>
+                      <wp:wrapNone/>
+                      <wp:docPr id="410425054" name="Straight Connector 410425054"/>
+                      <wp:cNvGraphicFramePr/>
+                      <a:graphic xmlns:a="http://schemas.openxmlformats.org/drawingml/2006/main">
+                        <a:graphicData uri="http://schemas.microsoft.com/office/word/2010/wordprocessingShape">
+                          <wps:wsp>
+                            <wps:cNvCnPr/>
+                            <wps:spPr>
+                              <a:xfrm>
+                                <a:off x="0" y="0"/>
+                                <a:ext cx="7778750" cy="6350"/>
+                              </a:xfrm>
+                              <a:prstGeom prst="line">
+                                <a:avLst/>
+                              </a:prstGeom>
+                            </wps:spPr>
+                            <wps:style>
+                              <a:lnRef idx="1">
+                                <a:schemeClr val="accent1"/>
+                              </a:lnRef>
+                              <a:fillRef idx="0">
+                                <a:schemeClr val="accent1"/>
+                              </a:fillRef>
+                              <a:effectRef idx="0">
+                                <a:schemeClr val="accent1"/>
+                              </a:effectRef>
+                              <a:fontRef idx="minor">
+                                <a:schemeClr val="tx1"/>
+                              </a:fontRef>
+                            </wps:style>
+                            <wps:bodyPr/>
+                          </wps:wsp>
+                        </a:graphicData>
+                      </a:graphic>
+                    </wp:anchor>
+                  </w:drawing>
+                </mc:Choice>
+                <mc:Fallback>
+                  <w:pict>
+                    <v:line id="Straight Connector 410425054" style="position:absolute;z-index:251668480;visibility:visible;mso-wrap-style:square;mso-wrap-distance-left:9pt;mso-wrap-distance-top:0;mso-wrap-distance-right:9pt;mso-wrap-distance-bottom:0;mso-position-horizontal:absolute;mso-position-horizontal-relative:text;mso-position-vertical:absolute;mso-position-vertical-relative:text" o:spid="_x0000_s1026" strokecolor="#4472c4 [3204]" strokeweight=".5pt" o:gfxdata="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" from="-8.75pt,30.95pt" to="603.75pt,31.45pt" w14:anchorId="543231CE">
+                      <v:stroke joinstyle="miter"/>
+                    </v:line>
+                  </w:pict>
+                </mc:Fallback>
+              </mc:AlternateContent>
+            </w:r>
           </w:p>
         </w:tc>
         <w:tc>
           <w:tcPr>
             <w:tcW w:w="6113" w:type="dxa"/>
+            <w:tcBorders>
+              <w:top w:val="nil"/>
+              <w:left w:val="nil"/>
+              <w:bottom w:val="nil"/>
+              <w:right w:val="nil"/>
+            </w:tcBorders>
             <w:shd w:val="clear" w:color="auto" w:fill="FFFFFF" w:themeFill="background1"/>
           </w:tcPr>
           <w:p>
             <w:pPr>
               <w:jc w:val="right"/>
               <w:rPr>
-                <w:rFonts w:ascii="ArialMT" w:cs="ArialMT"/>
-                <w:b/>
-                <w:kern w:val="0"/>
+                <w:bCs/>
+                <w:color w:val="0D0D0D" w:themeColor="text1" w:themeTint="F2"/>
+              </w:rPr>
+            </w:pPr>
+            <w:r>
+              <w:rPr>
+                <w:bCs/>
+                <w:color w:val="0D0D0D" w:themeColor="text1" w:themeTint="F2"/>
+              </w:rPr>
+              <w:t>ب</w:t>
+            </w:r>
+            <w:r>
+              <w:rPr>
+                <w:bCs/>
+                <w:color w:val="0D0D0D" w:themeColor="text1" w:themeTint="F2"/>
                 <w:sz w:val="20"/>
                 <w:szCs w:val="20"/>
               </w:rPr>
-            </w:pPr>
-            <w:proofErr w:type="spellStart"/>
-            <w:r>
-              <w:rPr>
-                <w:rFonts w:ascii="ArialMT" w:cs="ArialMT" w:hint="cs"/>
+              <w:t xml:space="preserve">موجب </w:t>
+            </w:r>
+            <w:r>
+              <w:rPr>
+                <w:bCs/>
+                <w:color w:val="0D0D0D" w:themeColor="text1" w:themeTint="F2"/>
+              </w:rPr>
+              <w:t>هذا العقد يقر الطرف الثاني بأنه قد قام بمعاينة العقار المؤجر و أنه قد قبله بحالته الراهنة.</w:t>
+            </w:r>
+            <w:r>
+              <w:rPr>
+                <w:bCs/>
+                <w:color w:val="0D0D0D" w:themeColor="text1" w:themeTint="F2"/>
+              </w:rPr>
+              <w:t>①</w:t>
+            </w:r>
+            <w:r>
+              <w:rPr>
+                <w:bCs/>
+                <w:color w:val="0D0D0D" w:themeColor="text1" w:themeTint="F2"/>
+              </w:rPr>
+              <w:br/>
+            </w:r>
+            <w:r>
+              <w:rPr>
+                <w:bCs/>
+                <w:color w:val="0D0D0D" w:themeColor="text1" w:themeTint="F2"/>
+                <w:sz w:val="24"/>
+                <w:szCs w:val="24"/>
+              </w:rPr>
+              <w:br/>
+            </w:r>
+            <w:r>
+              <w:rPr>
+                <w:bCs/>
+                <w:color w:val="0D0D0D" w:themeColor="text1" w:themeTint="F2"/>
+              </w:rPr>
+              <w:t>لا يجوز للمستأجر إدخال أي تعديلات أو هدم أي جزء من العقار المؤجر أو التنازل عن الإيجار ، دون الحصول على موافقة مسبقة و خطية من المؤجر و يتعهد المستأجر بأنه لن يقوم بإنهاء هذا العقد قبل إنتهائه أو إنهائه لأي آية غاية في نفسه و في البند المؤجر إلا بعد الحصول على موافقة خطية مسبقة من المؤجر.②</w:t>
+            </w:r>
+            <w:r>
+              <w:rPr>
+                <w:bCs/>
+                <w:color w:val="0D0D0D" w:themeColor="text1" w:themeTint="F2"/>
+              </w:rPr>
+              <w:br/>
+            </w:r>
+            <w:r>
+              <w:rPr>
+                <w:bCs/>
+                <w:color w:val="0D0D0D" w:themeColor="text1" w:themeTint="F2"/>
+                <w:sz w:val="24"/>
+                <w:szCs w:val="24"/>
+              </w:rPr>
+              <w:br/>
+            </w:r>
+            <w:r>
+              <w:rPr>
+                <w:bCs/>
+                <w:color w:val="0D0D0D" w:themeColor="text1" w:themeTint="F2"/>
+              </w:rPr>
+              <w:t xml:space="preserve">يتعهد المستأجر بتسديد جميع رسوم و تكاليف استهلاكهم من الكهرباء و الماء و استعمال الهاتف / الفاكس / التكييف .. و </w:t>
+            </w:r>
+            <w:proofErr w:type="gramStart"/>
+            <w:r>
+              <w:rPr>
+                <w:bCs/>
+                <w:color w:val="0D0D0D" w:themeColor="text1" w:themeTint="F2"/>
+              </w:rPr>
+              <w:t>غيره.③</w:t>
+            </w:r>
+            <w:proofErr w:type="gramEnd"/>
+            <w:r>
+              <w:rPr>
+                <w:bCs/>
+                <w:color w:val="0D0D0D" w:themeColor="text1" w:themeTint="F2"/>
+                <w:sz w:val="24"/>
+                <w:szCs w:val="24"/>
+              </w:rPr>
+              <w:br/>
+            </w:r>
+            <w:r>
+              <w:rPr>
+                <w:bCs/>
+                <w:color w:val="0D0D0D" w:themeColor="text1" w:themeTint="F2"/>
+                <w:sz w:val="24"/>
+                <w:szCs w:val="24"/>
+              </w:rPr>
+              <w:br/>
+            </w:r>
+            <w:r>
+              <w:rPr>
+                <w:bCs/>
+                <w:color w:val="0D0D0D" w:themeColor="text1" w:themeTint="F2"/>
+              </w:rPr>
+              <w:t>في حالة نشوء أي مسألة لم يتم النص عليها صراحة ضمن الشروط الخاصة في هذا العقد أو ضمن أحكام قانون الإيجارات تنطبق بشأنها أحكام النصوص العامة في قانون المعاملات المدنية الساري المفعول في الدولة.④</w:t>
+            </w:r>
+            <w:r>
+              <w:rPr>
+                <w:bCs/>
+                <w:color w:val="0D0D0D" w:themeColor="text1" w:themeTint="F2"/>
+                <w:sz w:val="24"/>
+                <w:szCs w:val="24"/>
+              </w:rPr>
+              <w:br/>
+            </w:r>
+            <w:r>
+              <w:rPr>
+                <w:bCs/>
+                <w:color w:val="0D0D0D" w:themeColor="text1" w:themeTint="F2"/>
+                <w:sz w:val="24"/>
+                <w:szCs w:val="24"/>
+              </w:rPr>
+              <w:br/>
+            </w:r>
+            <w:r>
+              <w:rPr>
+                <w:bCs/>
+                <w:color w:val="0D0D0D" w:themeColor="text1" w:themeTint="F2"/>
+              </w:rPr>
+              <w:t>يلتزم المؤجر و المستأجر بكافة القوانين والقرارات الصادرة بشأنها و هم الملزمة للأطراف و الأحكام المسموح بها للسكن فقط.⑤</w:t>
+            </w:r>
+            <w:r>
+              <w:rPr>
+                <w:bCs/>
+                <w:color w:val="0D0D0D" w:themeColor="text1" w:themeTint="F2"/>
+                <w:sz w:val="24"/>
+                <w:szCs w:val="24"/>
+              </w:rPr>
+              <w:br/>
+            </w:r>
+            <w:r>
+              <w:rPr>
+                <w:bCs/>
+                <w:color w:val="0D0D0D" w:themeColor="text1" w:themeTint="F2"/>
+                <w:sz w:val="24"/>
+                <w:szCs w:val="24"/>
+              </w:rPr>
+              <w:br/>
+            </w:r>
+            <w:r>
+              <w:rPr>
+                <w:bCs/>
+                <w:color w:val="0D0D0D" w:themeColor="text1" w:themeTint="F2"/>
+              </w:rPr>
+              <w:t>أي إخطار بتجديد العقد أو عدم الرغبة في تجديده أو طلب زيادة البدل أو انتقاصه لابد و أن يتم قبل ثلاثة أشهر من تاريخ انتهاء عقد الإيجار القائم و الا اعتبر كأن لم يكن.⑥</w:t>
+            </w:r>
+          </w:p>
+          <w:p>
+            <w:pPr>
+              <w:jc w:val="right"/>
+              <w:rPr>
                 <w:b/>
-                <w:kern w:val="0"/>
-                <w:sz w:val="20"/>
-                <w:szCs w:val="20"/>
-              </w:rPr>
-              <w:t>بموجب</w:t>
-            </w:r>
-            <w:proofErr w:type="spellEnd"/>
-            <w:r>
-              <w:rPr>
-                <w:rFonts w:ascii="ArialMT" w:cs="ArialMT"/>
-                <w:b/>
-                <w:kern w:val="0"/>
-                <w:sz w:val="20"/>
-                <w:szCs w:val="20"/>
-              </w:rPr>
-              <w:t xml:space="preserve"> </w:t>
-            </w:r>
-            <w:proofErr w:type="spellStart"/>
-            <w:r>
-              <w:rPr>
-                <w:rFonts w:ascii="ArialMT" w:cs="ArialMT" w:hint="cs"/>
-                <w:b/>
-                <w:kern w:val="0"/>
-                <w:sz w:val="20"/>
-                <w:szCs w:val="20"/>
-              </w:rPr>
-              <w:t>ھذا</w:t>
-            </w:r>
-            <w:proofErr w:type="spellEnd"/>
-            <w:r>
-              <w:rPr>
-                <w:rFonts w:ascii="ArialMT" w:cs="ArialMT"/>
-                <w:b/>
-                <w:kern w:val="0"/>
-                <w:sz w:val="20"/>
-                <w:szCs w:val="20"/>
-              </w:rPr>
-              <w:t xml:space="preserve"> </w:t>
-            </w:r>
-            <w:proofErr w:type="spellStart"/>
-            <w:r>
-              <w:rPr>
-                <w:rFonts w:ascii="ArialMT" w:cs="ArialMT" w:hint="cs"/>
-                <w:b/>
-                <w:kern w:val="0"/>
-                <w:sz w:val="20"/>
-                <w:szCs w:val="20"/>
-              </w:rPr>
-              <w:t>العقد</w:t>
-            </w:r>
-            <w:proofErr w:type="spellEnd"/>
-            <w:r>
-              <w:rPr>
-                <w:rFonts w:ascii="ArialMT" w:cs="ArialMT"/>
-                <w:b/>
-                <w:kern w:val="0"/>
-                <w:sz w:val="20"/>
-                <w:szCs w:val="20"/>
-              </w:rPr>
-              <w:t xml:space="preserve"> </w:t>
-            </w:r>
-            <w:proofErr w:type="spellStart"/>
-            <w:r>
-              <w:rPr>
-                <w:rFonts w:ascii="ArialMT" w:cs="ArialMT" w:hint="cs"/>
-                <w:b/>
-                <w:kern w:val="0"/>
-                <w:sz w:val="20"/>
-                <w:szCs w:val="20"/>
-              </w:rPr>
-              <w:t>یقر</w:t>
-            </w:r>
-            <w:proofErr w:type="spellEnd"/>
-            <w:r>
-              <w:rPr>
-                <w:rFonts w:ascii="ArialMT" w:cs="ArialMT"/>
-                <w:b/>
-                <w:kern w:val="0"/>
-                <w:sz w:val="20"/>
-                <w:szCs w:val="20"/>
-              </w:rPr>
-              <w:t xml:space="preserve"> </w:t>
-            </w:r>
-            <w:proofErr w:type="spellStart"/>
-            <w:r>
-              <w:rPr>
-                <w:rFonts w:ascii="ArialMT" w:cs="ArialMT" w:hint="cs"/>
-                <w:b/>
-                <w:kern w:val="0"/>
-                <w:sz w:val="20"/>
-                <w:szCs w:val="20"/>
-              </w:rPr>
-              <w:t>الطرف</w:t>
-            </w:r>
-            <w:proofErr w:type="spellEnd"/>
-            <w:r>
-              <w:rPr>
-                <w:rFonts w:ascii="ArialMT" w:cs="ArialMT"/>
-                <w:b/>
-                <w:kern w:val="0"/>
-                <w:sz w:val="20"/>
-                <w:szCs w:val="20"/>
-              </w:rPr>
-              <w:t xml:space="preserve"> </w:t>
-            </w:r>
-            <w:proofErr w:type="spellStart"/>
-            <w:r>
-              <w:rPr>
-                <w:rFonts w:ascii="ArialMT" w:cs="ArialMT" w:hint="cs"/>
-                <w:b/>
-                <w:kern w:val="0"/>
-                <w:sz w:val="20"/>
-                <w:szCs w:val="20"/>
-              </w:rPr>
-              <w:t>الثاني</w:t>
-            </w:r>
-            <w:proofErr w:type="spellEnd"/>
-            <w:r>
-              <w:rPr>
-                <w:rFonts w:ascii="ArialMT" w:cs="ArialMT"/>
-                <w:b/>
-                <w:kern w:val="0"/>
-                <w:sz w:val="20"/>
-                <w:szCs w:val="20"/>
-              </w:rPr>
-              <w:t xml:space="preserve"> </w:t>
-            </w:r>
-            <w:proofErr w:type="spellStart"/>
-            <w:r>
-              <w:rPr>
-                <w:rFonts w:ascii="ArialMT" w:cs="ArialMT" w:hint="cs"/>
-                <w:b/>
-                <w:kern w:val="0"/>
-                <w:sz w:val="20"/>
-                <w:szCs w:val="20"/>
-              </w:rPr>
-              <w:t>العقار</w:t>
-            </w:r>
-            <w:proofErr w:type="spellEnd"/>
-            <w:r>
-              <w:rPr>
-                <w:rFonts w:ascii="ArialMT" w:cs="ArialMT"/>
-                <w:b/>
-                <w:kern w:val="0"/>
-                <w:sz w:val="20"/>
-                <w:szCs w:val="20"/>
-              </w:rPr>
-              <w:t xml:space="preserve"> </w:t>
-            </w:r>
-            <w:proofErr w:type="spellStart"/>
-            <w:r>
-              <w:rPr>
-                <w:rFonts w:ascii="ArialMT" w:cs="ArialMT" w:hint="cs"/>
-                <w:b/>
-                <w:kern w:val="0"/>
-                <w:sz w:val="20"/>
-                <w:szCs w:val="20"/>
-              </w:rPr>
-              <w:t>المؤجر</w:t>
-            </w:r>
-            <w:proofErr w:type="spellEnd"/>
-            <w:r>
-              <w:rPr>
-                <w:rFonts w:ascii="ArialMT" w:cs="ArialMT"/>
-                <w:b/>
-                <w:kern w:val="0"/>
-                <w:sz w:val="20"/>
-                <w:szCs w:val="20"/>
-              </w:rPr>
-              <w:t xml:space="preserve"> </w:t>
-            </w:r>
-            <w:proofErr w:type="spellStart"/>
-            <w:r>
-              <w:rPr>
-                <w:rFonts w:ascii="ArialMT" w:cs="ArialMT" w:hint="cs"/>
-                <w:b/>
-                <w:kern w:val="0"/>
-                <w:sz w:val="20"/>
-                <w:szCs w:val="20"/>
-              </w:rPr>
-              <w:t>بانة</w:t>
-            </w:r>
-            <w:proofErr w:type="spellEnd"/>
-            <w:r>
-              <w:rPr>
-                <w:rFonts w:ascii="ArialMT" w:cs="ArialMT"/>
-                <w:b/>
-                <w:kern w:val="0"/>
-                <w:sz w:val="20"/>
-                <w:szCs w:val="20"/>
-              </w:rPr>
-              <w:t xml:space="preserve"> </w:t>
-            </w:r>
-            <w:proofErr w:type="spellStart"/>
-            <w:r>
-              <w:rPr>
-                <w:rFonts w:ascii="ArialMT" w:cs="ArialMT" w:hint="cs"/>
-                <w:b/>
-                <w:kern w:val="0"/>
-                <w:sz w:val="20"/>
-                <w:szCs w:val="20"/>
-              </w:rPr>
-              <w:t>قد</w:t>
-            </w:r>
-            <w:proofErr w:type="spellEnd"/>
-            <w:r>
-              <w:rPr>
-                <w:rFonts w:ascii="ArialMT" w:cs="ArialMT"/>
-                <w:b/>
-                <w:kern w:val="0"/>
-                <w:sz w:val="20"/>
-                <w:szCs w:val="20"/>
-              </w:rPr>
-              <w:t xml:space="preserve"> </w:t>
-            </w:r>
-            <w:proofErr w:type="spellStart"/>
-            <w:r>
-              <w:rPr>
-                <w:rFonts w:ascii="ArialMT" w:cs="ArialMT" w:hint="cs"/>
-                <w:b/>
-                <w:kern w:val="0"/>
-                <w:sz w:val="20"/>
-                <w:szCs w:val="20"/>
-              </w:rPr>
-              <w:t>قام</w:t>
-            </w:r>
-            <w:proofErr w:type="spellEnd"/>
-            <w:r>
-              <w:rPr>
-                <w:rFonts w:ascii="ArialMT" w:cs="ArialMT"/>
-                <w:b/>
-                <w:kern w:val="0"/>
-                <w:sz w:val="20"/>
-                <w:szCs w:val="20"/>
-              </w:rPr>
-              <w:t xml:space="preserve"> </w:t>
-            </w:r>
-            <w:proofErr w:type="spellStart"/>
-            <w:r>
-              <w:rPr>
-                <w:rFonts w:ascii="ArialMT" w:cs="ArialMT" w:hint="cs"/>
-                <w:b/>
-                <w:kern w:val="0"/>
-                <w:sz w:val="20"/>
-                <w:szCs w:val="20"/>
-              </w:rPr>
-              <w:t>بمعاینة</w:t>
-            </w:r>
-            <w:proofErr w:type="spellEnd"/>
-            <w:r>
-              <w:rPr>
-                <w:rFonts w:ascii="ArialMT" w:cs="ArialMT"/>
-                <w:b/>
-                <w:kern w:val="0"/>
-                <w:sz w:val="20"/>
-                <w:szCs w:val="20"/>
-              </w:rPr>
-              <w:t xml:space="preserve"> </w:t>
-            </w:r>
-            <w:proofErr w:type="spellStart"/>
-            <w:r>
-              <w:rPr>
-                <w:rFonts w:ascii="ArialMT" w:cs="ArialMT" w:hint="cs"/>
-                <w:b/>
-                <w:kern w:val="0"/>
-                <w:sz w:val="20"/>
-                <w:szCs w:val="20"/>
-              </w:rPr>
-              <w:t>وانھ</w:t>
-            </w:r>
-            <w:proofErr w:type="spellEnd"/>
-            <w:r>
-              <w:rPr>
-                <w:rFonts w:ascii="ArialMT" w:cs="ArialMT"/>
-                <w:b/>
-                <w:kern w:val="0"/>
-                <w:sz w:val="20"/>
-                <w:szCs w:val="20"/>
-              </w:rPr>
-              <w:t xml:space="preserve"> </w:t>
-            </w:r>
-            <w:proofErr w:type="spellStart"/>
-            <w:r>
-              <w:rPr>
-                <w:rFonts w:ascii="ArialMT" w:cs="ArialMT" w:hint="cs"/>
-                <w:b/>
-                <w:kern w:val="0"/>
-                <w:sz w:val="20"/>
-                <w:szCs w:val="20"/>
-              </w:rPr>
-              <w:t>قد</w:t>
-            </w:r>
-            <w:proofErr w:type="spellEnd"/>
+                <w:color w:val="2F5496" w:themeColor="accent1" w:themeShade="BF"/>
+              </w:rPr>
+            </w:pPr>
           </w:p>
           <w:p>
             <w:pPr>
@@ -4770,16 +4735,1116 @@
                 <w:color w:val="2F5496" w:themeColor="accent1" w:themeShade="BF"/>
                 <w:sz w:val="24"/>
                 <w:szCs w:val="24"/>
-                <w:rtl/>
-              </w:rPr>
-            </w:pPr>
+              </w:rPr>
+            </w:pPr>
+          </w:p>
+          <w:p>
+            <w:pPr>
+              <w:jc w:val="right"/>
+              <w:rPr>
+                <w:b/>
+                <w:color w:val="2F5496" w:themeColor="accent1" w:themeShade="BF"/>
+                <w:sz w:val="24"/>
+                <w:szCs w:val="24"/>
+              </w:rPr>
+            </w:pPr>
+          </w:p>
+          <w:p>
+            <w:pPr>
+              <w:jc w:val="right"/>
+              <w:rPr>
+                <w:b/>
+                <w:color w:val="2F5496" w:themeColor="accent1" w:themeShade="BF"/>
+                <w:sz w:val="24"/>
+                <w:szCs w:val="24"/>
+              </w:rPr>
+            </w:pPr>
+          </w:p>
+          <w:p>
+            <w:pPr>
+              <w:jc w:val="right"/>
+              <w:rPr>
+                <w:b/>
+                <w:color w:val="2F5496" w:themeColor="accent1" w:themeShade="BF"/>
+                <w:sz w:val="24"/>
+                <w:szCs w:val="24"/>
+              </w:rPr>
+            </w:pPr>
+          </w:p>
+          <w:p>
+            <w:pPr>
+              <w:jc w:val="right"/>
+              <w:rPr>
+                <w:b/>
+                <w:color w:val="2F5496" w:themeColor="accent1" w:themeShade="BF"/>
+                <w:sz w:val="24"/>
+                <w:szCs w:val="24"/>
+              </w:rPr>
+            </w:pPr>
+          </w:p>
+          <w:p>
+            <w:pPr>
+              <w:jc w:val="right"/>
+              <w:rPr>
+                <w:b/>
+                <w:color w:val="2F5496" w:themeColor="accent1" w:themeShade="BF"/>
+                <w:sz w:val="24"/>
+                <w:szCs w:val="24"/>
+                <w:rtl/>
+              </w:rPr>
+            </w:pPr>
+          </w:p>
+        </w:tc>
+      </w:tr>
+    </w:tbl>
+    <w:p>
+      <w:pPr>
+        <w:ind w:firstLine="720"/>
+      </w:pPr>
+    </w:p>
+    <w:tbl>
+      <w:tblPr>
+        <w:tblpPr w:leftFromText="180" w:rightFromText="180" w:vertAnchor="text" w:horzAnchor="margin" w:tblpY="7"/>
+        <w:tblW w:w="12209" w:type="dxa"/>
+        <w:tblBorders>
+          <w:top w:val="single" w:color="C5E3F8" w:sz="48" w:space="0"/>
+          <w:left w:val="single" w:color="C5E3F8" w:sz="48" w:space="0"/>
+          <w:bottom w:val="single" w:color="C5E3F8" w:sz="48" w:space="0"/>
+          <w:right w:val="single" w:color="C5E3F8" w:sz="48" w:space="0"/>
+          <w:insideH w:val="single" w:color="C5E3F8" w:sz="48" w:space="0"/>
+          <w:insideV w:val="single" w:color="C5E3F8" w:sz="48" w:space="0"/>
+        </w:tblBorders>
+        <w:tblLayout w:type="fixed"/>
+        <w:tblCellMar>
+          <w:left w:w="0" w:type="dxa"/>
+          <w:right w:w="0" w:type="dxa"/>
+        </w:tblCellMar>
+        <w:tblLook w:val="01E0" w:firstRow="1" w:lastRow="1" w:firstColumn="1" w:lastColumn="1" w:noHBand="0" w:noVBand="0"/>
+      </w:tblPr>
+      <w:tblGrid>
+        <w:gridCol w:w="12209"/>
+      </w:tblGrid>
+      <w:tr>
+        <w:trPr>
+          <w:trHeight w:val="377"/>
+        </w:trPr>
+        <w:tc>
+          <w:tcPr>
+            <w:tcW w:w="12209" w:type="dxa"/>
+            <w:tcBorders>
+              <w:top w:val="nil"/>
+              <w:left w:val="single" w:color="FFFFFF" w:sz="18" w:space="0"/>
+              <w:bottom w:val="nil"/>
+              <w:right w:val="single" w:color="FFFFFF" w:sz="18" w:space="0"/>
+            </w:tcBorders>
+            <w:shd w:val="clear" w:color="auto" w:fill="C5E3F8"/>
+          </w:tcPr>
+          <w:p>
+            <w:pPr>
+              <w:pStyle w:val="TableParagraph"/>
+              <w:bidi/>
+              <w:spacing w:before="59"/>
+              <w:ind w:left="37"/>
+              <w:rPr>
+                <w:rFonts w:ascii="Arial" w:cs="Arial"/>
+                <w:b/>
+                <w:bCs/>
+                <w:sz w:val="20"/>
+                <w:szCs w:val="20"/>
+              </w:rPr>
+            </w:pPr>
+            <w:r>
+              <w:rPr>
+                <w:rFonts w:ascii="Arial" w:cs="Arial"/>
+                <w:b/>
+                <w:bCs/>
+                <w:color w:val="00537C"/>
+                <w:w w:val="97"/>
+                <w:sz w:val="20"/>
+                <w:szCs w:val="20"/>
+                <w:rtl/>
+              </w:rPr>
+              <w:t>ﺷروط</w:t>
+            </w:r>
+            <w:r>
+              <w:rPr>
+                <w:rFonts w:ascii="Arial" w:cs="Arial"/>
+                <w:b/>
+                <w:bCs/>
+                <w:color w:val="00537C"/>
+                <w:spacing w:val="10"/>
+                <w:sz w:val="20"/>
+                <w:szCs w:val="20"/>
+                <w:rtl/>
+              </w:rPr>
+              <w:t xml:space="preserve"> </w:t>
+            </w:r>
+            <w:r>
+              <w:rPr>
+                <w:rFonts w:ascii="Arial" w:cs="Arial"/>
+                <w:b/>
+                <w:bCs/>
+                <w:color w:val="00537C"/>
+                <w:w w:val="97"/>
+                <w:sz w:val="20"/>
+                <w:szCs w:val="20"/>
+                <w:rtl/>
+              </w:rPr>
+              <w:t>اﻟﻌﻘد</w:t>
+            </w:r>
+            <w:r>
+              <w:rPr>
+                <w:rFonts w:ascii="Arial" w:cs="Arial"/>
+                <w:b/>
+                <w:bCs/>
+                <w:color w:val="00537C"/>
+                <w:spacing w:val="6"/>
+                <w:sz w:val="20"/>
+                <w:szCs w:val="20"/>
+                <w:rtl/>
+              </w:rPr>
+              <w:t xml:space="preserve"> </w:t>
+            </w:r>
+            <w:r>
+              <w:rPr>
+                <w:rFonts w:ascii="Arial" w:cs="Arial"/>
+                <w:b/>
+                <w:bCs/>
+                <w:color w:val="00537C"/>
+                <w:w w:val="97"/>
+                <w:sz w:val="20"/>
+                <w:szCs w:val="20"/>
+                <w:rtl/>
+              </w:rPr>
+              <w:t>اﻟﺧﺎﺻﺔ</w:t>
+            </w:r>
+          </w:p>
+        </w:tc>
+      </w:tr>
+      <w:tr>
+        <w:trPr>
+          <w:trHeight w:val="1456"/>
+        </w:trPr>
+        <w:tc>
+          <w:tcPr>
+            <w:tcW w:w="12209" w:type="dxa"/>
+            <w:tcBorders>
+              <w:top w:val="nil"/>
+              <w:left w:val="single" w:color="FFFFFF" w:sz="18" w:space="0"/>
+              <w:bottom w:val="single" w:color="000000" w:sz="4" w:space="0"/>
+              <w:right w:val="single" w:color="FFFFFF" w:sz="18" w:space="0"/>
+            </w:tcBorders>
+          </w:tcPr>
+          <w:p>
+            <w:pPr>
+              <w:pStyle w:val="TableParagraph"/>
+              <w:tabs>
+                <w:tab w:val="left" w:pos="10622"/>
+              </w:tabs>
+              <w:spacing w:line="250" w:lineRule="exact"/>
+            </w:pPr>
+            <w:r>
+              <w:rPr>
+                <w:u w:val="single"/>
+              </w:rPr>
+              <w:t xml:space="preserve">                                                                                                                                                                                                   </w:t>
+            </w:r>
+            <w:r>
+              <w:rPr>
+                <w:spacing w:val="40"/>
+              </w:rPr>
+              <w:t xml:space="preserve"> </w:t>
+            </w:r>
+            <w:r>
+              <w:t>1</w:t>
+            </w:r>
+          </w:p>
+          <w:p>
+            <w:pPr>
+              <w:pStyle w:val="TableParagraph"/>
+              <w:tabs>
+                <w:tab w:val="left" w:pos="10610"/>
+              </w:tabs>
+              <w:spacing w:line="252" w:lineRule="exact"/>
+              <w:ind w:left="35"/>
+            </w:pPr>
+            <w:r>
+              <w:rPr>
+                <w:u w:val="single"/>
+              </w:rPr>
+              <w:t xml:space="preserve">                                                                                                                                                                                                  </w:t>
+            </w:r>
+            <w:r>
+              <w:rPr>
+                <w:spacing w:val="80"/>
+              </w:rPr>
+              <w:t xml:space="preserve"> </w:t>
+            </w:r>
+            <w:r>
+              <w:t>2</w:t>
+            </w:r>
+          </w:p>
+          <w:p>
+            <w:pPr>
+              <w:pStyle w:val="TableParagraph"/>
+              <w:tabs>
+                <w:tab w:val="left" w:pos="10624"/>
+              </w:tabs>
+              <w:spacing w:before="1" w:line="252" w:lineRule="exact"/>
+            </w:pPr>
+            <w:r>
+              <w:rPr>
+                <w:u w:val="single"/>
+              </w:rPr>
+              <w:t xml:space="preserve">                                                                                                                                                                                                   </w:t>
+            </w:r>
+            <w:r>
+              <w:rPr>
+                <w:spacing w:val="40"/>
+              </w:rPr>
+              <w:t xml:space="preserve"> </w:t>
+            </w:r>
+            <w:r>
+              <w:t>3</w:t>
+            </w:r>
+          </w:p>
+          <w:p>
+            <w:pPr>
+              <w:pStyle w:val="TableParagraph"/>
+              <w:tabs>
+                <w:tab w:val="left" w:pos="10624"/>
+              </w:tabs>
+              <w:spacing w:line="252" w:lineRule="exact"/>
+            </w:pPr>
+            <w:r>
+              <w:rPr>
+                <w:u w:val="single"/>
+              </w:rPr>
+              <w:t xml:space="preserve">                                                                                                                                                                                                   </w:t>
+            </w:r>
+            <w:r>
+              <w:rPr>
+                <w:spacing w:val="40"/>
+              </w:rPr>
+              <w:t xml:space="preserve"> </w:t>
+            </w:r>
+            <w:r>
+              <w:t>4</w:t>
+            </w:r>
+          </w:p>
+          <w:p>
+            <w:pPr>
+              <w:pStyle w:val="TableParagraph"/>
+              <w:tabs>
+                <w:tab w:val="left" w:pos="10624"/>
+              </w:tabs>
+              <w:spacing w:before="1"/>
+            </w:pPr>
+            <w:r>
+              <w:rPr>
+                <w:u w:val="single"/>
+              </w:rPr>
+              <w:t xml:space="preserve">                                                                                                                                                                                                   </w:t>
+            </w:r>
+            <w:r>
+              <w:rPr>
+                <w:spacing w:val="40"/>
+              </w:rPr>
+              <w:t xml:space="preserve"> </w:t>
+            </w:r>
+            <w:r>
+              <w:t>5</w:t>
+            </w:r>
           </w:p>
         </w:tc>
       </w:tr>
     </w:tbl>
     <w:p/>
-    <w:p/>
+    <w:tbl>
+      <w:tblPr>
+        <w:tblpPr w:leftFromText="180" w:rightFromText="180" w:vertAnchor="text" w:horzAnchor="margin" w:tblpY="119"/>
+        <w:tblW w:w="12475" w:type="dxa"/>
+        <w:tblBorders>
+          <w:top w:val="single" w:color="C5E3F8" w:sz="48" w:space="0"/>
+          <w:left w:val="single" w:color="C5E3F8" w:sz="48" w:space="0"/>
+          <w:bottom w:val="single" w:color="C5E3F8" w:sz="48" w:space="0"/>
+          <w:right w:val="single" w:color="C5E3F8" w:sz="48" w:space="0"/>
+          <w:insideH w:val="single" w:color="C5E3F8" w:sz="48" w:space="0"/>
+          <w:insideV w:val="single" w:color="C5E3F8" w:sz="48" w:space="0"/>
+        </w:tblBorders>
+        <w:tblLayout w:type="fixed"/>
+        <w:tblCellMar>
+          <w:left w:w="0" w:type="dxa"/>
+          <w:right w:w="0" w:type="dxa"/>
+        </w:tblCellMar>
+        <w:tblLook w:val="01E0" w:firstRow="1" w:lastRow="1" w:firstColumn="1" w:lastColumn="1" w:noHBand="0" w:noVBand="0"/>
+      </w:tblPr>
+      <w:tblGrid>
+        <w:gridCol w:w="2887"/>
+        <w:gridCol w:w="2217"/>
+        <w:gridCol w:w="2410"/>
+        <w:gridCol w:w="2551"/>
+        <w:gridCol w:w="2410"/>
+      </w:tblGrid>
+      <w:tr>
+        <w:trPr>
+          <w:trHeight w:val="359"/>
+        </w:trPr>
+        <w:tc>
+          <w:tcPr>
+            <w:tcW w:w="12475" w:type="dxa"/>
+            <w:gridSpan w:val="5"/>
+            <w:tcBorders>
+              <w:top w:val="single" w:color="000000" w:sz="4" w:space="0"/>
+              <w:left w:val="single" w:color="FFFFFF" w:sz="18" w:space="0"/>
+              <w:bottom w:val="single" w:color="000000" w:sz="4" w:space="0"/>
+              <w:right w:val="single" w:color="FFFFFF" w:sz="18" w:space="0"/>
+            </w:tcBorders>
+            <w:shd w:val="clear" w:color="auto" w:fill="C5E3F8"/>
+          </w:tcPr>
+          <w:p>
+            <w:pPr>
+              <w:pStyle w:val="TableParagraph"/>
+              <w:bidi/>
+              <w:spacing w:before="59"/>
+              <w:ind w:left="5066"/>
+              <w:rPr>
+                <w:rFonts w:ascii="Arial" w:cs="Arial"/>
+                <w:b/>
+                <w:bCs/>
+                <w:sz w:val="20"/>
+                <w:szCs w:val="20"/>
+              </w:rPr>
+            </w:pPr>
+            <w:r>
+              <w:rPr>
+                <w:rFonts w:ascii="Arial" w:cs="Arial"/>
+                <w:b/>
+                <w:bCs/>
+                <w:w w:val="95"/>
+                <w:sz w:val="20"/>
+                <w:szCs w:val="20"/>
+              </w:rPr>
+              <w:t>c</w:t>
+            </w:r>
+          </w:p>
+        </w:tc>
+      </w:tr>
+      <w:tr>
+        <w:trPr>
+          <w:trHeight w:val="424"/>
+        </w:trPr>
+        <w:tc>
+          <w:tcPr>
+            <w:tcW w:w="2887" w:type="dxa"/>
+            <w:tcBorders>
+              <w:top w:val="single" w:color="000000" w:sz="4" w:space="0"/>
+              <w:left w:val="single" w:color="FFFFFF" w:sz="18" w:space="0"/>
+              <w:bottom w:val="single" w:color="000000" w:sz="4" w:space="0"/>
+              <w:right w:val="single" w:color="000000" w:sz="4" w:space="0"/>
+            </w:tcBorders>
+          </w:tcPr>
+          <w:p>
+            <w:pPr>
+              <w:pStyle w:val="TableParagraph"/>
+              <w:bidi/>
+              <w:spacing w:before="93"/>
+              <w:ind w:left="556" w:right="568"/>
+              <w:rPr>
+                <w:rFonts w:ascii="Arial" w:cs="Arial"/>
+                <w:b/>
+                <w:bCs/>
+                <w:sz w:val="20"/>
+                <w:szCs w:val="20"/>
+              </w:rPr>
+            </w:pPr>
+            <w:r>
+              <w:rPr>
+                <w:rFonts w:ascii="Arial" w:cs="Arial"/>
+                <w:b/>
+                <w:bCs/>
+                <w:w w:val="96"/>
+                <w:sz w:val="20"/>
+                <w:szCs w:val="20"/>
+                <w:rtl/>
+              </w:rPr>
+              <w:t>اﻟﺗوﻗﯾﻊ</w:t>
+            </w:r>
+            <w:r>
+              <w:rPr>
+                <w:rFonts w:ascii="Arial" w:cs="Arial"/>
+                <w:b/>
+                <w:bCs/>
+                <w:spacing w:val="17"/>
+                <w:sz w:val="20"/>
+                <w:szCs w:val="20"/>
+                <w:rtl/>
+              </w:rPr>
+              <w:t xml:space="preserve"> </w:t>
+            </w:r>
+            <w:r>
+              <w:rPr>
+                <w:rFonts w:ascii="Arial" w:cs="Arial"/>
+                <w:b/>
+                <w:bCs/>
+                <w:w w:val="96"/>
+                <w:sz w:val="20"/>
+                <w:szCs w:val="20"/>
+                <w:rtl/>
+              </w:rPr>
+              <w:t>ﺑﺎﻻﺳﺗﻼم</w:t>
+            </w:r>
+          </w:p>
+        </w:tc>
+        <w:tc>
+          <w:tcPr>
+            <w:tcW w:w="2217" w:type="dxa"/>
+            <w:tcBorders>
+              <w:top w:val="single" w:color="000000" w:sz="4" w:space="0"/>
+              <w:left w:val="single" w:color="000000" w:sz="4" w:space="0"/>
+              <w:bottom w:val="single" w:color="000000" w:sz="4" w:space="0"/>
+              <w:right w:val="single" w:color="000000" w:sz="4" w:space="0"/>
+            </w:tcBorders>
+          </w:tcPr>
+          <w:p>
+            <w:pPr>
+              <w:pStyle w:val="TableParagraph"/>
+              <w:bidi/>
+              <w:spacing w:before="93"/>
+              <w:ind w:left="860"/>
+              <w:rPr>
+                <w:rFonts w:ascii="Arial" w:cs="Arial"/>
+                <w:b/>
+                <w:bCs/>
+                <w:sz w:val="20"/>
+                <w:szCs w:val="20"/>
+              </w:rPr>
+            </w:pPr>
+            <w:r>
+              <w:rPr>
+                <w:rFonts w:ascii="Arial" w:cs="Arial"/>
+                <w:b/>
+                <w:bCs/>
+                <w:w w:val="97"/>
+                <w:sz w:val="20"/>
+                <w:szCs w:val="20"/>
+                <w:rtl/>
+              </w:rPr>
+              <w:t>اﻟﺗﺎرﯾﺦ</w:t>
+            </w:r>
+          </w:p>
+        </w:tc>
+        <w:tc>
+          <w:tcPr>
+            <w:tcW w:w="2410" w:type="dxa"/>
+            <w:tcBorders>
+              <w:top w:val="single" w:color="000000" w:sz="4" w:space="0"/>
+              <w:left w:val="single" w:color="000000" w:sz="4" w:space="0"/>
+              <w:bottom w:val="single" w:color="000000" w:sz="4" w:space="0"/>
+              <w:right w:val="single" w:color="000000" w:sz="4" w:space="0"/>
+            </w:tcBorders>
+          </w:tcPr>
+          <w:p>
+            <w:pPr>
+              <w:pStyle w:val="TableParagraph"/>
+              <w:bidi/>
+              <w:spacing w:before="93"/>
+              <w:ind w:left="702" w:right="711"/>
+              <w:rPr>
+                <w:rFonts w:ascii="Arial" w:cs="Arial"/>
+                <w:b/>
+                <w:bCs/>
+                <w:sz w:val="20"/>
+                <w:szCs w:val="20"/>
+              </w:rPr>
+            </w:pPr>
+            <w:r>
+              <w:rPr>
+                <w:rFonts w:ascii="Arial" w:cs="Arial"/>
+                <w:b/>
+                <w:bCs/>
+                <w:w w:val="96"/>
+                <w:sz w:val="20"/>
+                <w:szCs w:val="20"/>
+                <w:rtl/>
+              </w:rPr>
+              <w:t>رﻗم</w:t>
+            </w:r>
+            <w:r>
+              <w:rPr>
+                <w:rFonts w:ascii="Arial" w:cs="Arial"/>
+                <w:b/>
+                <w:bCs/>
+                <w:spacing w:val="14"/>
+                <w:sz w:val="20"/>
+                <w:szCs w:val="20"/>
+                <w:rtl/>
+              </w:rPr>
+              <w:t xml:space="preserve"> </w:t>
+            </w:r>
+            <w:r>
+              <w:rPr>
+                <w:rFonts w:ascii="Arial" w:cs="Arial"/>
+                <w:b/>
+                <w:bCs/>
+                <w:w w:val="96"/>
+                <w:sz w:val="20"/>
+                <w:szCs w:val="20"/>
+                <w:rtl/>
+              </w:rPr>
+              <w:t>اﻻﯾﺻﺎل</w:t>
+            </w:r>
+          </w:p>
+        </w:tc>
+        <w:tc>
+          <w:tcPr>
+            <w:tcW w:w="2551" w:type="dxa"/>
+            <w:tcBorders>
+              <w:top w:val="single" w:color="000000" w:sz="4" w:space="0"/>
+              <w:left w:val="single" w:color="000000" w:sz="4" w:space="0"/>
+              <w:bottom w:val="single" w:color="000000" w:sz="4" w:space="0"/>
+              <w:right w:val="single" w:color="000000" w:sz="4" w:space="0"/>
+            </w:tcBorders>
+          </w:tcPr>
+          <w:p>
+            <w:pPr>
+              <w:pStyle w:val="TableParagraph"/>
+              <w:bidi/>
+              <w:spacing w:before="93"/>
+              <w:ind w:left="741"/>
+              <w:rPr>
+                <w:rFonts w:ascii="Arial" w:cs="Arial"/>
+                <w:b/>
+                <w:bCs/>
+                <w:sz w:val="20"/>
+                <w:szCs w:val="20"/>
+              </w:rPr>
+            </w:pPr>
+            <w:r>
+              <w:rPr>
+                <w:rFonts w:ascii="Arial" w:cs="Arial"/>
+                <w:b/>
+                <w:bCs/>
+                <w:w w:val="95"/>
+                <w:sz w:val="20"/>
+                <w:szCs w:val="20"/>
+                <w:rtl/>
+              </w:rPr>
+              <w:t>ﻧﻘدا</w:t>
+            </w:r>
+            <w:r>
+              <w:rPr>
+                <w:rFonts w:ascii="Arial" w:cs="Arial"/>
+                <w:b/>
+                <w:bCs/>
+                <w:spacing w:val="6"/>
+                <w:sz w:val="20"/>
+                <w:szCs w:val="20"/>
+                <w:rtl/>
+              </w:rPr>
+              <w:t xml:space="preserve"> </w:t>
+            </w:r>
+            <w:r>
+              <w:rPr>
+                <w:rFonts w:ascii="Arial" w:cs="Arial"/>
+                <w:b/>
+                <w:bCs/>
+                <w:w w:val="95"/>
+                <w:sz w:val="20"/>
+                <w:szCs w:val="20"/>
+              </w:rPr>
+              <w:t>/</w:t>
+            </w:r>
+            <w:r>
+              <w:rPr>
+                <w:rFonts w:ascii="Arial" w:cs="Arial"/>
+                <w:b/>
+                <w:bCs/>
+                <w:spacing w:val="7"/>
+                <w:sz w:val="20"/>
+                <w:szCs w:val="20"/>
+                <w:rtl/>
+              </w:rPr>
+              <w:t xml:space="preserve"> </w:t>
+            </w:r>
+            <w:r>
+              <w:rPr>
+                <w:rFonts w:ascii="Arial" w:cs="Arial"/>
+                <w:b/>
+                <w:bCs/>
+                <w:w w:val="95"/>
+                <w:sz w:val="20"/>
+                <w:szCs w:val="20"/>
+                <w:rtl/>
+              </w:rPr>
+              <w:t>ﺷﯾك</w:t>
+            </w:r>
+          </w:p>
+        </w:tc>
+        <w:tc>
+          <w:tcPr>
+            <w:tcW w:w="2410" w:type="dxa"/>
+            <w:tcBorders>
+              <w:top w:val="single" w:color="000000" w:sz="4" w:space="0"/>
+              <w:left w:val="single" w:color="000000" w:sz="4" w:space="0"/>
+              <w:bottom w:val="single" w:color="000000" w:sz="4" w:space="0"/>
+              <w:right w:val="single" w:color="FFFFFF" w:sz="18" w:space="0"/>
+            </w:tcBorders>
+          </w:tcPr>
+          <w:p>
+            <w:pPr>
+              <w:pStyle w:val="TableParagraph"/>
+              <w:bidi/>
+              <w:spacing w:before="93"/>
+              <w:ind w:left="927" w:right="937"/>
+              <w:rPr>
+                <w:rFonts w:ascii="Arial" w:cs="Arial"/>
+                <w:b/>
+                <w:bCs/>
+                <w:sz w:val="20"/>
+                <w:szCs w:val="20"/>
+              </w:rPr>
+            </w:pPr>
+            <w:r>
+              <w:rPr>
+                <w:rFonts w:ascii="Arial" w:cs="Arial"/>
+                <w:b/>
+                <w:bCs/>
+                <w:w w:val="97"/>
+                <w:sz w:val="20"/>
+                <w:szCs w:val="20"/>
+                <w:rtl/>
+              </w:rPr>
+              <w:t>اﻟرﻗم</w:t>
+            </w:r>
+          </w:p>
+        </w:tc>
+      </w:tr>
+      <w:tr>
+        <w:trPr>
+          <w:trHeight w:val="362"/>
+        </w:trPr>
+        <w:tc>
+          <w:tcPr>
+            <w:tcW w:w="2887" w:type="dxa"/>
+            <w:tcBorders>
+              <w:top w:val="single" w:color="000000" w:sz="4" w:space="0"/>
+              <w:left w:val="single" w:color="FFFFFF" w:sz="18" w:space="0"/>
+              <w:bottom w:val="single" w:color="000000" w:sz="4" w:space="0"/>
+              <w:right w:val="single" w:color="000000" w:sz="4" w:space="0"/>
+            </w:tcBorders>
+          </w:tcPr>
+          <w:p>
+            <w:pPr>
+              <w:pStyle w:val="TableParagraph"/>
+              <w:rPr>
+                <w:rFonts w:ascii="Times New Roman"/>
+                <w:sz w:val="18"/>
+              </w:rPr>
+            </w:pPr>
+          </w:p>
+        </w:tc>
+        <w:tc>
+          <w:tcPr>
+            <w:tcW w:w="2217" w:type="dxa"/>
+            <w:tcBorders>
+              <w:top w:val="single" w:color="000000" w:sz="4" w:space="0"/>
+              <w:left w:val="single" w:color="000000" w:sz="4" w:space="0"/>
+              <w:bottom w:val="single" w:color="000000" w:sz="4" w:space="0"/>
+              <w:right w:val="single" w:color="000000" w:sz="4" w:space="0"/>
+            </w:tcBorders>
+          </w:tcPr>
+          <w:p>
+            <w:pPr>
+              <w:pStyle w:val="TableParagraph"/>
+              <w:rPr>
+                <w:rFonts w:ascii="Times New Roman"/>
+                <w:sz w:val="18"/>
+              </w:rPr>
+            </w:pPr>
+          </w:p>
+        </w:tc>
+        <w:tc>
+          <w:tcPr>
+            <w:tcW w:w="2410" w:type="dxa"/>
+            <w:tcBorders>
+              <w:top w:val="single" w:color="000000" w:sz="4" w:space="0"/>
+              <w:left w:val="single" w:color="000000" w:sz="4" w:space="0"/>
+              <w:bottom w:val="single" w:color="000000" w:sz="4" w:space="0"/>
+              <w:right w:val="single" w:color="000000" w:sz="4" w:space="0"/>
+            </w:tcBorders>
+          </w:tcPr>
+          <w:p>
+            <w:pPr>
+              <w:pStyle w:val="TableParagraph"/>
+              <w:rPr>
+                <w:rFonts w:ascii="Times New Roman"/>
+                <w:sz w:val="18"/>
+              </w:rPr>
+            </w:pPr>
+          </w:p>
+        </w:tc>
+        <w:tc>
+          <w:tcPr>
+            <w:tcW w:w="2551" w:type="dxa"/>
+            <w:tcBorders>
+              <w:top w:val="single" w:color="000000" w:sz="4" w:space="0"/>
+              <w:left w:val="single" w:color="000000" w:sz="4" w:space="0"/>
+              <w:bottom w:val="single" w:color="000000" w:sz="4" w:space="0"/>
+              <w:right w:val="single" w:color="000000" w:sz="4" w:space="0"/>
+            </w:tcBorders>
+          </w:tcPr>
+          <w:p>
+            <w:pPr>
+              <w:pStyle w:val="TableParagraph"/>
+              <w:rPr>
+                <w:rFonts w:ascii="Times New Roman"/>
+                <w:sz w:val="18"/>
+              </w:rPr>
+            </w:pPr>
+          </w:p>
+        </w:tc>
+        <w:tc>
+          <w:tcPr>
+            <w:tcW w:w="2410" w:type="dxa"/>
+            <w:tcBorders>
+              <w:top w:val="single" w:color="000000" w:sz="4" w:space="0"/>
+              <w:left w:val="single" w:color="000000" w:sz="4" w:space="0"/>
+              <w:bottom w:val="single" w:color="000000" w:sz="4" w:space="0"/>
+              <w:right w:val="single" w:color="FFFFFF" w:sz="18" w:space="0"/>
+            </w:tcBorders>
+          </w:tcPr>
+          <w:p>
+            <w:pPr>
+              <w:pStyle w:val="TableParagraph"/>
+              <w:rPr>
+                <w:rFonts w:ascii="Times New Roman"/>
+                <w:sz w:val="18"/>
+              </w:rPr>
+            </w:pPr>
+          </w:p>
+        </w:tc>
+      </w:tr>
+      <w:tr>
+        <w:trPr>
+          <w:trHeight w:val="359"/>
+        </w:trPr>
+        <w:tc>
+          <w:tcPr>
+            <w:tcW w:w="2887" w:type="dxa"/>
+            <w:tcBorders>
+              <w:top w:val="single" w:color="000000" w:sz="4" w:space="0"/>
+              <w:left w:val="single" w:color="FFFFFF" w:sz="18" w:space="0"/>
+              <w:bottom w:val="single" w:color="000000" w:sz="4" w:space="0"/>
+              <w:right w:val="single" w:color="000000" w:sz="4" w:space="0"/>
+            </w:tcBorders>
+          </w:tcPr>
+          <w:p>
+            <w:pPr>
+              <w:pStyle w:val="TableParagraph"/>
+              <w:rPr>
+                <w:rFonts w:ascii="Times New Roman"/>
+                <w:sz w:val="18"/>
+              </w:rPr>
+            </w:pPr>
+          </w:p>
+        </w:tc>
+        <w:tc>
+          <w:tcPr>
+            <w:tcW w:w="2217" w:type="dxa"/>
+            <w:tcBorders>
+              <w:top w:val="single" w:color="000000" w:sz="4" w:space="0"/>
+              <w:left w:val="single" w:color="000000" w:sz="4" w:space="0"/>
+              <w:bottom w:val="single" w:color="000000" w:sz="4" w:space="0"/>
+              <w:right w:val="single" w:color="000000" w:sz="4" w:space="0"/>
+            </w:tcBorders>
+          </w:tcPr>
+          <w:p>
+            <w:pPr>
+              <w:pStyle w:val="TableParagraph"/>
+              <w:rPr>
+                <w:rFonts w:ascii="Times New Roman"/>
+                <w:sz w:val="18"/>
+              </w:rPr>
+            </w:pPr>
+          </w:p>
+        </w:tc>
+        <w:tc>
+          <w:tcPr>
+            <w:tcW w:w="2410" w:type="dxa"/>
+            <w:tcBorders>
+              <w:top w:val="single" w:color="000000" w:sz="4" w:space="0"/>
+              <w:left w:val="single" w:color="000000" w:sz="4" w:space="0"/>
+              <w:bottom w:val="single" w:color="000000" w:sz="4" w:space="0"/>
+              <w:right w:val="single" w:color="000000" w:sz="4" w:space="0"/>
+            </w:tcBorders>
+          </w:tcPr>
+          <w:p>
+            <w:pPr>
+              <w:pStyle w:val="TableParagraph"/>
+              <w:rPr>
+                <w:rFonts w:ascii="Times New Roman"/>
+                <w:sz w:val="18"/>
+              </w:rPr>
+            </w:pPr>
+          </w:p>
+        </w:tc>
+        <w:tc>
+          <w:tcPr>
+            <w:tcW w:w="2551" w:type="dxa"/>
+            <w:tcBorders>
+              <w:top w:val="single" w:color="000000" w:sz="4" w:space="0"/>
+              <w:left w:val="single" w:color="000000" w:sz="4" w:space="0"/>
+              <w:bottom w:val="single" w:color="000000" w:sz="4" w:space="0"/>
+              <w:right w:val="single" w:color="000000" w:sz="4" w:space="0"/>
+            </w:tcBorders>
+          </w:tcPr>
+          <w:p>
+            <w:pPr>
+              <w:pStyle w:val="TableParagraph"/>
+              <w:rPr>
+                <w:rFonts w:ascii="Times New Roman"/>
+                <w:sz w:val="18"/>
+              </w:rPr>
+            </w:pPr>
+          </w:p>
+        </w:tc>
+        <w:tc>
+          <w:tcPr>
+            <w:tcW w:w="2410" w:type="dxa"/>
+            <w:tcBorders>
+              <w:top w:val="single" w:color="000000" w:sz="4" w:space="0"/>
+              <w:left w:val="single" w:color="000000" w:sz="4" w:space="0"/>
+              <w:bottom w:val="single" w:color="000000" w:sz="4" w:space="0"/>
+              <w:right w:val="single" w:color="FFFFFF" w:sz="18" w:space="0"/>
+            </w:tcBorders>
+          </w:tcPr>
+          <w:p>
+            <w:pPr>
+              <w:pStyle w:val="TableParagraph"/>
+              <w:rPr>
+                <w:rFonts w:ascii="Times New Roman"/>
+                <w:sz w:val="18"/>
+              </w:rPr>
+            </w:pPr>
+          </w:p>
+        </w:tc>
+      </w:tr>
+      <w:tr>
+        <w:trPr>
+          <w:trHeight w:val="359"/>
+        </w:trPr>
+        <w:tc>
+          <w:tcPr>
+            <w:tcW w:w="2887" w:type="dxa"/>
+            <w:tcBorders>
+              <w:top w:val="single" w:color="000000" w:sz="4" w:space="0"/>
+              <w:left w:val="single" w:color="FFFFFF" w:sz="18" w:space="0"/>
+              <w:bottom w:val="single" w:color="000000" w:sz="4" w:space="0"/>
+              <w:right w:val="single" w:color="000000" w:sz="4" w:space="0"/>
+            </w:tcBorders>
+          </w:tcPr>
+          <w:p>
+            <w:pPr>
+              <w:pStyle w:val="TableParagraph"/>
+              <w:rPr>
+                <w:rFonts w:ascii="Times New Roman"/>
+                <w:sz w:val="18"/>
+              </w:rPr>
+            </w:pPr>
+          </w:p>
+        </w:tc>
+        <w:tc>
+          <w:tcPr>
+            <w:tcW w:w="2217" w:type="dxa"/>
+            <w:tcBorders>
+              <w:top w:val="single" w:color="000000" w:sz="4" w:space="0"/>
+              <w:left w:val="single" w:color="000000" w:sz="4" w:space="0"/>
+              <w:bottom w:val="single" w:color="000000" w:sz="4" w:space="0"/>
+              <w:right w:val="single" w:color="000000" w:sz="4" w:space="0"/>
+            </w:tcBorders>
+          </w:tcPr>
+          <w:p>
+            <w:pPr>
+              <w:pStyle w:val="TableParagraph"/>
+              <w:rPr>
+                <w:rFonts w:ascii="Times New Roman"/>
+                <w:sz w:val="18"/>
+              </w:rPr>
+            </w:pPr>
+          </w:p>
+        </w:tc>
+        <w:tc>
+          <w:tcPr>
+            <w:tcW w:w="2410" w:type="dxa"/>
+            <w:tcBorders>
+              <w:top w:val="single" w:color="000000" w:sz="4" w:space="0"/>
+              <w:left w:val="single" w:color="000000" w:sz="4" w:space="0"/>
+              <w:bottom w:val="single" w:color="000000" w:sz="4" w:space="0"/>
+              <w:right w:val="single" w:color="000000" w:sz="4" w:space="0"/>
+            </w:tcBorders>
+          </w:tcPr>
+          <w:p>
+            <w:pPr>
+              <w:pStyle w:val="TableParagraph"/>
+              <w:rPr>
+                <w:rFonts w:ascii="Times New Roman"/>
+                <w:sz w:val="18"/>
+              </w:rPr>
+            </w:pPr>
+          </w:p>
+        </w:tc>
+        <w:tc>
+          <w:tcPr>
+            <w:tcW w:w="2551" w:type="dxa"/>
+            <w:tcBorders>
+              <w:top w:val="single" w:color="000000" w:sz="4" w:space="0"/>
+              <w:left w:val="single" w:color="000000" w:sz="4" w:space="0"/>
+              <w:bottom w:val="single" w:color="000000" w:sz="4" w:space="0"/>
+              <w:right w:val="single" w:color="000000" w:sz="4" w:space="0"/>
+            </w:tcBorders>
+          </w:tcPr>
+          <w:p>
+            <w:pPr>
+              <w:pStyle w:val="TableParagraph"/>
+              <w:rPr>
+                <w:rFonts w:ascii="Times New Roman"/>
+                <w:sz w:val="18"/>
+              </w:rPr>
+            </w:pPr>
+          </w:p>
+        </w:tc>
+        <w:tc>
+          <w:tcPr>
+            <w:tcW w:w="2410" w:type="dxa"/>
+            <w:tcBorders>
+              <w:top w:val="single" w:color="000000" w:sz="4" w:space="0"/>
+              <w:left w:val="single" w:color="000000" w:sz="4" w:space="0"/>
+              <w:bottom w:val="single" w:color="000000" w:sz="4" w:space="0"/>
+              <w:right w:val="single" w:color="FFFFFF" w:sz="18" w:space="0"/>
+            </w:tcBorders>
+          </w:tcPr>
+          <w:p>
+            <w:pPr>
+              <w:pStyle w:val="TableParagraph"/>
+              <w:rPr>
+                <w:rFonts w:ascii="Times New Roman"/>
+                <w:sz w:val="18"/>
+              </w:rPr>
+            </w:pPr>
+          </w:p>
+        </w:tc>
+      </w:tr>
+      <w:tr>
+        <w:trPr>
+          <w:trHeight w:val="359"/>
+        </w:trPr>
+        <w:tc>
+          <w:tcPr>
+            <w:tcW w:w="2887" w:type="dxa"/>
+            <w:tcBorders>
+              <w:top w:val="single" w:color="000000" w:sz="4" w:space="0"/>
+              <w:left w:val="single" w:color="FFFFFF" w:sz="18" w:space="0"/>
+              <w:bottom w:val="single" w:color="000000" w:sz="4" w:space="0"/>
+              <w:right w:val="single" w:color="000000" w:sz="4" w:space="0"/>
+            </w:tcBorders>
+          </w:tcPr>
+          <w:p>
+            <w:pPr>
+              <w:pStyle w:val="TableParagraph"/>
+              <w:rPr>
+                <w:rFonts w:ascii="Times New Roman"/>
+                <w:sz w:val="18"/>
+              </w:rPr>
+            </w:pPr>
+          </w:p>
+        </w:tc>
+        <w:tc>
+          <w:tcPr>
+            <w:tcW w:w="2217" w:type="dxa"/>
+            <w:tcBorders>
+              <w:top w:val="single" w:color="000000" w:sz="4" w:space="0"/>
+              <w:left w:val="single" w:color="000000" w:sz="4" w:space="0"/>
+              <w:bottom w:val="single" w:color="000000" w:sz="4" w:space="0"/>
+              <w:right w:val="single" w:color="000000" w:sz="4" w:space="0"/>
+            </w:tcBorders>
+          </w:tcPr>
+          <w:p>
+            <w:pPr>
+              <w:pStyle w:val="TableParagraph"/>
+              <w:rPr>
+                <w:rFonts w:ascii="Times New Roman"/>
+                <w:sz w:val="18"/>
+              </w:rPr>
+            </w:pPr>
+          </w:p>
+        </w:tc>
+        <w:tc>
+          <w:tcPr>
+            <w:tcW w:w="2410" w:type="dxa"/>
+            <w:tcBorders>
+              <w:top w:val="single" w:color="000000" w:sz="4" w:space="0"/>
+              <w:left w:val="single" w:color="000000" w:sz="4" w:space="0"/>
+              <w:bottom w:val="single" w:color="000000" w:sz="4" w:space="0"/>
+              <w:right w:val="single" w:color="000000" w:sz="4" w:space="0"/>
+            </w:tcBorders>
+          </w:tcPr>
+          <w:p>
+            <w:pPr>
+              <w:pStyle w:val="TableParagraph"/>
+              <w:rPr>
+                <w:rFonts w:ascii="Times New Roman"/>
+                <w:sz w:val="18"/>
+              </w:rPr>
+            </w:pPr>
+          </w:p>
+        </w:tc>
+        <w:tc>
+          <w:tcPr>
+            <w:tcW w:w="2551" w:type="dxa"/>
+            <w:tcBorders>
+              <w:top w:val="single" w:color="000000" w:sz="4" w:space="0"/>
+              <w:left w:val="single" w:color="000000" w:sz="4" w:space="0"/>
+              <w:bottom w:val="single" w:color="000000" w:sz="4" w:space="0"/>
+              <w:right w:val="single" w:color="000000" w:sz="4" w:space="0"/>
+            </w:tcBorders>
+          </w:tcPr>
+          <w:p>
+            <w:pPr>
+              <w:pStyle w:val="TableParagraph"/>
+              <w:rPr>
+                <w:rFonts w:ascii="Times New Roman"/>
+                <w:sz w:val="18"/>
+              </w:rPr>
+            </w:pPr>
+          </w:p>
+        </w:tc>
+        <w:tc>
+          <w:tcPr>
+            <w:tcW w:w="2410" w:type="dxa"/>
+            <w:tcBorders>
+              <w:top w:val="single" w:color="000000" w:sz="4" w:space="0"/>
+              <w:left w:val="single" w:color="000000" w:sz="4" w:space="0"/>
+              <w:bottom w:val="single" w:color="000000" w:sz="4" w:space="0"/>
+              <w:right w:val="single" w:color="FFFFFF" w:sz="18" w:space="0"/>
+            </w:tcBorders>
+          </w:tcPr>
+          <w:p>
+            <w:pPr>
+              <w:pStyle w:val="TableParagraph"/>
+              <w:rPr>
+                <w:rFonts w:ascii="Times New Roman"/>
+                <w:sz w:val="18"/>
+              </w:rPr>
+            </w:pPr>
+          </w:p>
+        </w:tc>
+      </w:tr>
+    </w:tbl>
     <w:p>
+      <w:pPr>
+        <w:ind w:firstLine="720"/>
+      </w:pPr>
       <w:r>
         <w:rPr>
           <w:rFonts w:ascii="Arial"/>
@@ -4789,10 +5854,10 @@
         <mc:AlternateContent>
           <mc:Choice Requires="wpg">
             <w:drawing>
-              <wp:inline distT="0" distB="0" distL="0" distR="0" wp14:anchorId="224E6007" wp14:editId="6C7D98E4">
-                <wp:extent cx="7222456" cy="4345431"/>
-                <wp:effectExtent l="0" t="0" r="0" b="0"/>
-                <wp:docPr id="26" name="Group 26"/>
+              <wp:inline distT="0" distB="0" distL="0" distR="0" wp14:anchorId="548EAC20" wp14:editId="006E3014">
+                <wp:extent cx="7101840" cy="3756660"/>
+                <wp:effectExtent l="0" t="0" r="3810" b="0"/>
+                <wp:docPr id="549723481" name="Group 549723481"/>
                 <wp:cNvGraphicFramePr>
                   <a:graphicFrameLocks xmlns:a="http://schemas.openxmlformats.org/drawingml/2006/main"/>
                 </wp:cNvGraphicFramePr>
@@ -4805,14 +5870,14 @@
                       <wpg:grpSpPr>
                         <a:xfrm>
                           <a:off x="0" y="0"/>
-                          <a:ext cx="7222456" cy="4345431"/>
-                          <a:chOff x="498721" y="-38100"/>
-                          <a:chExt cx="6302688" cy="4345431"/>
+                          <a:ext cx="7101840" cy="3756660"/>
+                          <a:chOff x="0" y="0"/>
+                          <a:chExt cx="6666230" cy="4307840"/>
                         </a:xfrm>
                       </wpg:grpSpPr>
                       <pic:pic xmlns:pic="http://schemas.openxmlformats.org/drawingml/2006/picture">
                         <pic:nvPicPr>
-                          <pic:cNvPr id="27" name="Image 27"/>
+                          <pic:cNvPr id="600137845" name="Image 27"/>
                           <pic:cNvPicPr/>
                         </pic:nvPicPr>
                         <pic:blipFill>
@@ -4823,8 +5888,8 @@
                         </pic:blipFill>
                         <pic:spPr>
                           <a:xfrm>
-                            <a:off x="498721" y="-38100"/>
-                            <a:ext cx="6166955" cy="4345431"/>
+                            <a:off x="0" y="0"/>
+                            <a:ext cx="6665880" cy="4307331"/>
                           </a:xfrm>
                           <a:prstGeom prst="rect">
                             <a:avLst/>
@@ -4832,12 +5897,12 @@
                         </pic:spPr>
                       </pic:pic>
                       <wps:wsp>
-                        <wps:cNvPr id="28" name="Graphic 28"/>
+                        <wps:cNvPr id="1194531069" name="Graphic 28"/>
                         <wps:cNvSpPr/>
                         <wps:spPr>
                           <a:xfrm>
-                            <a:off x="730809" y="1395912"/>
-                            <a:ext cx="6070600" cy="2509337"/>
+                            <a:off x="215485" y="1751555"/>
+                            <a:ext cx="6070600" cy="2136140"/>
                           </a:xfrm>
                           <a:custGeom>
                             <a:avLst/>
@@ -4885,8 +5950,8 @@
           </mc:Choice>
           <mc:Fallback>
             <w:pict>
-              <v:group w14:anchorId="69D418B9" id="Group 26" o:spid="_x0000_s1026" style="width:568.7pt;height:342.15pt;mso-position-horizontal-relative:char;mso-position-vertical-relative:line" coordorigin="4987,-381" coordsize="63026,43454" o:gfxdata="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">
-                <v:shapetype id="_x0000_t75" coordsize="21600,21600" o:spt="75" o:preferrelative="t" path="m@4@5l@4@11@9@11@9@5xe" filled="f" stroked="f">
+              <v:group id="Group 549723481" style="width:559.2pt;height:295.8pt;mso-position-horizontal-relative:char;mso-position-vertical-relative:line" coordsize="66662,43078" o:spid="_x0000_s1026" o:gfxdata="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" w14:anchorId="795C753E">
+                <v:shapetype id="_x0000_t75" coordsize="21600,21600" filled="f" stroked="f" o:spt="75" o:preferrelative="t" path="m@4@5l@4@11@9@11@9@5xe">
                   <v:stroke joinstyle="miter"/>
                   <v:formulas>
                     <v:f eqn="if lineDrawn pixelLineWidth 0"/>
@@ -4902,13 +5967,13 @@
                     <v:f eqn="prod @7 21600 pixelHeight"/>
                     <v:f eqn="sum @10 21600 0"/>
                   </v:formulas>
-                  <v:path o:extrusionok="f" gradientshapeok="t" o:connecttype="rect"/>
+                  <v:path gradientshapeok="t" o:connecttype="rect" o:extrusionok="f"/>
                   <o:lock v:ext="edit" aspectratio="t"/>
                 </v:shapetype>
-                <v:shape id="Image 27" o:spid="_x0000_s1027" type="#_x0000_t75" style="position:absolute;left:4987;top:-381;width:61669;height:43454;visibility:visible;mso-wrap-style:square" o:gfxdata="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">
-                  <v:imagedata r:id="rId12" o:title=""/>
+                <v:shape id="Image 27" style="position:absolute;width:66658;height:43073;visibility:visible;mso-wrap-style:square" o:spid="_x0000_s1027" type="#_x0000_t75" o:gfxdata="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">
+                  <v:imagedata o:title="" r:id="rId12"/>
                 </v:shape>
-                <v:shape id="Graphic 28" o:spid="_x0000_s1028" style="position:absolute;left:7308;top:13959;width:60706;height:25093;visibility:visible;mso-wrap-style:square;v-text-anchor:top" coordsize="6070600,2136140" o:gfxdata="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" path="m6070600,l,,,2135720r6070600,l6070600,xe" stroked="f">
+                <v:shape id="Graphic 28" style="position:absolute;left:2154;top:17515;width:60706;height:21361;visibility:visible;mso-wrap-style:square;v-text-anchor:top" coordsize="6070600,2136140" o:spid="_x0000_s1028" stroked="f" path="m6070600,l,,,2135720r6070600,l6070600,xe" o:gfxdata="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">
                   <v:path arrowok="t"/>
                 </v:shape>
                 <w10:anchorlock/>
@@ -4929,7 +5994,7 @@
 </file>
 
 <file path=word/endnotes.xml><?xml version="1.0" encoding="utf-8"?>
-<w:endnotes xmlns:wpc="http://schemas.microsoft.com/office/word/2010/wordprocessingCanvas" xmlns:cx="http://schemas.microsoft.com/office/drawing/2014/chartex" xmlns:mc="http://schemas.openxmlformats.org/markup-compatibility/2006" xmlns:o="urn:schemas-microsoft-com:office:office" xmlns:r="http://schemas.openxmlformats.org/officeDocument/2006/relationships" xmlns:m="http://schemas.openxmlformats.org/officeDocument/2006/math" xmlns:v="urn:schemas-microsoft-com:vml" xmlns:wp14="http://schemas.microsoft.com/office/word/2010/wordprocessingDrawing" xmlns:wp="http://schemas.openxmlformats.org/drawingml/2006/wordprocessingDrawing" xmlns:w10="urn:schemas-microsoft-com:office:word" xmlns:w="http://schemas.openxmlformats.org/wordprocessingml/2006/main" xmlns:w14="http://schemas.microsoft.com/office/word/2010/wordml" xmlns:w15="http://schemas.microsoft.com/office/word/2012/wordml" xmlns:w16se="http://schemas.microsoft.com/office/word/2015/wordml/symex" xmlns:wpg="http://schemas.microsoft.com/office/word/2010/wordprocessingGroup" xmlns:wpi="http://schemas.microsoft.com/office/word/2010/wordprocessingInk" xmlns:wne="http://schemas.microsoft.com/office/word/2006/wordml" xmlns:wps="http://schemas.microsoft.com/office/word/2010/wordprocessingShape" mc:Ignorable="w14 w15 w16se wp14">
+<w:endnotes xmlns:wpc="http://schemas.microsoft.com/office/word/2010/wordprocessingCanvas" xmlns:cx="http://schemas.microsoft.com/office/drawing/2014/chartex" xmlns:cx1="http://schemas.microsoft.com/office/drawing/2015/9/8/chartex" xmlns:cx2="http://schemas.microsoft.com/office/drawing/2015/10/21/chartex" xmlns:cx3="http://schemas.microsoft.com/office/drawing/2016/5/9/chartex" xmlns:cx4="http://schemas.microsoft.com/office/drawing/2016/5/10/chartex" xmlns:cx5="http://schemas.microsoft.com/office/drawing/2016/5/11/chartex" xmlns:cx6="http://schemas.microsoft.com/office/drawing/2016/5/12/chartex" xmlns:cx7="http://schemas.microsoft.com/office/drawing/2016/5/13/chartex" xmlns:cx8="http://schemas.microsoft.com/office/drawing/2016/5/14/chartex" xmlns:mc="http://schemas.openxmlformats.org/markup-compatibility/2006" xmlns:aink="http://schemas.microsoft.com/office/drawing/2016/ink" xmlns:am3d="http://schemas.microsoft.com/office/drawing/2017/model3d" xmlns:o="urn:schemas-microsoft-com:office:office" xmlns:oel="http://schemas.microsoft.com/office/2019/extlst" xmlns:r="http://schemas.openxmlformats.org/officeDocument/2006/relationships" xmlns:m="http://schemas.openxmlformats.org/officeDocument/2006/math" xmlns:v="urn:schemas-microsoft-com:vml" xmlns:wp14="http://schemas.microsoft.com/office/word/2010/wordprocessingDrawing" xmlns:wp="http://schemas.openxmlformats.org/drawingml/2006/wordprocessingDrawing" xmlns:w10="urn:schemas-microsoft-com:office:word" xmlns:w="http://schemas.openxmlformats.org/wordprocessingml/2006/main" xmlns:w14="http://schemas.microsoft.com/office/word/2010/wordml" xmlns:w15="http://schemas.microsoft.com/office/word/2012/wordml" xmlns:w16cex="http://schemas.microsoft.com/office/word/2018/wordml/cex" xmlns:w16cid="http://schemas.microsoft.com/office/word/2016/wordml/cid" xmlns:w16="http://schemas.microsoft.com/office/word/2018/wordml" xmlns:w16du="http://schemas.microsoft.com/office/word/2023/wordml/word16du" xmlns:w16sdtdh="http://schemas.microsoft.com/office/word/2020/wordml/sdtdatahash" xmlns:w16se="http://schemas.microsoft.com/office/word/2015/wordml/symex" xmlns:wpg="http://schemas.microsoft.com/office/word/2010/wordprocessingGroup" xmlns:wpi="http://schemas.microsoft.com/office/word/2010/wordprocessingInk" xmlns:wne="http://schemas.microsoft.com/office/word/2006/wordml" xmlns:wps="http://schemas.microsoft.com/office/word/2010/wordprocessingShape" mc:Ignorable="w14 w15 w16se w16cid w16 w16cex w16sdtdh w16du wp14">
   <w:endnote w:type="separator" w:id="-1">
     <w:p>
       <w:pPr>
@@ -4954,7 +6019,7 @@
 </file>
 
 <file path=word/footnotes.xml><?xml version="1.0" encoding="utf-8"?>
-<w:footnotes xmlns:wpc="http://schemas.microsoft.com/office/word/2010/wordprocessingCanvas" xmlns:cx="http://schemas.microsoft.com/office/drawing/2014/chartex" xmlns:mc="http://schemas.openxmlformats.org/markup-compatibility/2006" xmlns:o="urn:schemas-microsoft-com:office:office" xmlns:r="http://schemas.openxmlformats.org/officeDocument/2006/relationships" xmlns:m="http://schemas.openxmlformats.org/officeDocument/2006/math" xmlns:v="urn:schemas-microsoft-com:vml" xmlns:wp14="http://schemas.microsoft.com/office/word/2010/wordprocessingDrawing" xmlns:wp="http://schemas.openxmlformats.org/drawingml/2006/wordprocessingDrawing" xmlns:w10="urn:schemas-microsoft-com:office:word" xmlns:w="http://schemas.openxmlformats.org/wordprocessingml/2006/main" xmlns:w14="http://schemas.microsoft.com/office/word/2010/wordml" xmlns:w15="http://schemas.microsoft.com/office/word/2012/wordml" xmlns:w16se="http://schemas.microsoft.com/office/word/2015/wordml/symex" xmlns:wpg="http://schemas.microsoft.com/office/word/2010/wordprocessingGroup" xmlns:wpi="http://schemas.microsoft.com/office/word/2010/wordprocessingInk" xmlns:wne="http://schemas.microsoft.com/office/word/2006/wordml" xmlns:wps="http://schemas.microsoft.com/office/word/2010/wordprocessingShape" mc:Ignorable="w14 w15 w16se wp14">
+<w:footnotes xmlns:wpc="http://schemas.microsoft.com/office/word/2010/wordprocessingCanvas" xmlns:cx="http://schemas.microsoft.com/office/drawing/2014/chartex" xmlns:cx1="http://schemas.microsoft.com/office/drawing/2015/9/8/chartex" xmlns:cx2="http://schemas.microsoft.com/office/drawing/2015/10/21/chartex" xmlns:cx3="http://schemas.microsoft.com/office/drawing/2016/5/9/chartex" xmlns:cx4="http://schemas.microsoft.com/office/drawing/2016/5/10/chartex" xmlns:cx5="http://schemas.microsoft.com/office/drawing/2016/5/11/chartex" xmlns:cx6="http://schemas.microsoft.com/office/drawing/2016/5/12/chartex" xmlns:cx7="http://schemas.microsoft.com/office/drawing/2016/5/13/chartex" xmlns:cx8="http://schemas.microsoft.com/office/drawing/2016/5/14/chartex" xmlns:mc="http://schemas.openxmlformats.org/markup-compatibility/2006" xmlns:aink="http://schemas.microsoft.com/office/drawing/2016/ink" xmlns:am3d="http://schemas.microsoft.com/office/drawing/2017/model3d" xmlns:o="urn:schemas-microsoft-com:office:office" xmlns:oel="http://schemas.microsoft.com/office/2019/extlst" xmlns:r="http://schemas.openxmlformats.org/officeDocument/2006/relationships" xmlns:m="http://schemas.openxmlformats.org/officeDocument/2006/math" xmlns:v="urn:schemas-microsoft-com:vml" xmlns:wp14="http://schemas.microsoft.com/office/word/2010/wordprocessingDrawing" xmlns:wp="http://schemas.openxmlformats.org/drawingml/2006/wordprocessingDrawing" xmlns:w10="urn:schemas-microsoft-com:office:word" xmlns:w="http://schemas.openxmlformats.org/wordprocessingml/2006/main" xmlns:w14="http://schemas.microsoft.com/office/word/2010/wordml" xmlns:w15="http://schemas.microsoft.com/office/word/2012/wordml" xmlns:w16cex="http://schemas.microsoft.com/office/word/2018/wordml/cex" xmlns:w16cid="http://schemas.microsoft.com/office/word/2016/wordml/cid" xmlns:w16="http://schemas.microsoft.com/office/word/2018/wordml" xmlns:w16du="http://schemas.microsoft.com/office/word/2023/wordml/word16du" xmlns:w16sdtdh="http://schemas.microsoft.com/office/word/2020/wordml/sdtdatahash" xmlns:w16se="http://schemas.microsoft.com/office/word/2015/wordml/symex" xmlns:wpg="http://schemas.microsoft.com/office/word/2010/wordprocessingGroup" xmlns:wpi="http://schemas.microsoft.com/office/word/2010/wordprocessingInk" xmlns:wne="http://schemas.microsoft.com/office/word/2006/wordml" xmlns:wps="http://schemas.microsoft.com/office/word/2010/wordprocessingShape" mc:Ignorable="w14 w15 w16se w16cid w16 w16cex w16sdtdh w16du wp14">
   <w:footnote w:type="separator" w:id="-1">
     <w:p>
       <w:pPr>
@@ -4979,8 +6044,94 @@
 </file>
 
 <file path=word/numbering.xml><?xml version="1.0" encoding="utf-8"?>
-<w:numbering xmlns:wpc="http://schemas.microsoft.com/office/word/2010/wordprocessingCanvas" xmlns:cx="http://schemas.microsoft.com/office/drawing/2014/chartex" xmlns:mc="http://schemas.openxmlformats.org/markup-compatibility/2006" xmlns:o="urn:schemas-microsoft-com:office:office" xmlns:r="http://schemas.openxmlformats.org/officeDocument/2006/relationships" xmlns:m="http://schemas.openxmlformats.org/officeDocument/2006/math" xmlns:v="urn:schemas-microsoft-com:vml" xmlns:wp14="http://schemas.microsoft.com/office/word/2010/wordprocessingDrawing" xmlns:wp="http://schemas.openxmlformats.org/drawingml/2006/wordprocessingDrawing" xmlns:w10="urn:schemas-microsoft-com:office:word" xmlns:w="http://schemas.openxmlformats.org/wordprocessingml/2006/main" xmlns:w14="http://schemas.microsoft.com/office/word/2010/wordml" xmlns:w15="http://schemas.microsoft.com/office/word/2012/wordml" xmlns:w16se="http://schemas.microsoft.com/office/word/2015/wordml/symex" xmlns:wpg="http://schemas.microsoft.com/office/word/2010/wordprocessingGroup" xmlns:wpi="http://schemas.microsoft.com/office/word/2010/wordprocessingInk" xmlns:wne="http://schemas.microsoft.com/office/word/2006/wordml" xmlns:wps="http://schemas.microsoft.com/office/word/2010/wordprocessingShape" mc:Ignorable="w14 w15 w16se wp14">
+<w:numbering xmlns:wpc="http://schemas.microsoft.com/office/word/2010/wordprocessingCanvas" xmlns:cx="http://schemas.microsoft.com/office/drawing/2014/chartex" xmlns:cx1="http://schemas.microsoft.com/office/drawing/2015/9/8/chartex" xmlns:cx2="http://schemas.microsoft.com/office/drawing/2015/10/21/chartex" xmlns:cx3="http://schemas.microsoft.com/office/drawing/2016/5/9/chartex" xmlns:cx4="http://schemas.microsoft.com/office/drawing/2016/5/10/chartex" xmlns:cx5="http://schemas.microsoft.com/office/drawing/2016/5/11/chartex" xmlns:cx6="http://schemas.microsoft.com/office/drawing/2016/5/12/chartex" xmlns:cx7="http://schemas.microsoft.com/office/drawing/2016/5/13/chartex" xmlns:cx8="http://schemas.microsoft.com/office/drawing/2016/5/14/chartex" xmlns:mc="http://schemas.openxmlformats.org/markup-compatibility/2006" xmlns:aink="http://schemas.microsoft.com/office/drawing/2016/ink" xmlns:am3d="http://schemas.microsoft.com/office/drawing/2017/model3d" xmlns:o="urn:schemas-microsoft-com:office:office" xmlns:oel="http://schemas.microsoft.com/office/2019/extlst" xmlns:r="http://schemas.openxmlformats.org/officeDocument/2006/relationships" xmlns:m="http://schemas.openxmlformats.org/officeDocument/2006/math" xmlns:v="urn:schemas-microsoft-com:vml" xmlns:wp14="http://schemas.microsoft.com/office/word/2010/wordprocessingDrawing" xmlns:wp="http://schemas.openxmlformats.org/drawingml/2006/wordprocessingDrawing" xmlns:w10="urn:schemas-microsoft-com:office:word" xmlns:w="http://schemas.openxmlformats.org/wordprocessingml/2006/main" xmlns:w14="http://schemas.microsoft.com/office/word/2010/wordml" xmlns:w15="http://schemas.microsoft.com/office/word/2012/wordml" xmlns:w16cex="http://schemas.microsoft.com/office/word/2018/wordml/cex" xmlns:w16cid="http://schemas.microsoft.com/office/word/2016/wordml/cid" xmlns:w16="http://schemas.microsoft.com/office/word/2018/wordml" xmlns:w16du="http://schemas.microsoft.com/office/word/2023/wordml/word16du" xmlns:w16sdtdh="http://schemas.microsoft.com/office/word/2020/wordml/sdtdatahash" xmlns:w16se="http://schemas.microsoft.com/office/word/2015/wordml/symex" xmlns:wpg="http://schemas.microsoft.com/office/word/2010/wordprocessingGroup" xmlns:wpi="http://schemas.microsoft.com/office/word/2010/wordprocessingInk" xmlns:wne="http://schemas.microsoft.com/office/word/2006/wordml" xmlns:wps="http://schemas.microsoft.com/office/word/2010/wordprocessingShape" mc:Ignorable="w14 w15 w16se w16cid w16 w16cex w16sdtdh w16du wp14">
   <w:abstractNum w:abstractNumId="0" w15:restartNumberingAfterBreak="0">
+    <w:nsid w:val="27FE657C"/>
+    <w:multiLevelType w:val="hybridMultilevel"/>
+    <w:tmpl w:val="7360BB9A"/>
+    <w:lvl w:ilvl="0" w:tplc="FFFFFFFF">
+      <w:start w:val="1"/>
+      <w:numFmt w:val="decimal"/>
+      <w:lvlText w:val="%1."/>
+      <w:lvlJc w:val="left"/>
+      <w:pPr>
+        <w:ind w:left="720" w:hanging="360"/>
+      </w:pPr>
+    </w:lvl>
+    <w:lvl w:ilvl="1" w:tplc="FFFFFFFF" w:tentative="1">
+      <w:start w:val="1"/>
+      <w:numFmt w:val="lowerLetter"/>
+      <w:lvlText w:val="%2."/>
+      <w:lvlJc w:val="left"/>
+      <w:pPr>
+        <w:ind w:left="1440" w:hanging="360"/>
+      </w:pPr>
+    </w:lvl>
+    <w:lvl w:ilvl="2" w:tplc="FFFFFFFF" w:tentative="1">
+      <w:start w:val="1"/>
+      <w:numFmt w:val="lowerRoman"/>
+      <w:lvlText w:val="%3."/>
+      <w:lvlJc w:val="right"/>
+      <w:pPr>
+        <w:ind w:left="2160" w:hanging="180"/>
+      </w:pPr>
+    </w:lvl>
+    <w:lvl w:ilvl="3" w:tplc="FFFFFFFF" w:tentative="1">
+      <w:start w:val="1"/>
+      <w:numFmt w:val="decimal"/>
+      <w:lvlText w:val="%4."/>
+      <w:lvlJc w:val="left"/>
+      <w:pPr>
+        <w:ind w:left="2880" w:hanging="360"/>
+      </w:pPr>
+    </w:lvl>
+    <w:lvl w:ilvl="4" w:tplc="FFFFFFFF" w:tentative="1">
+      <w:start w:val="1"/>
+      <w:numFmt w:val="lowerLetter"/>
+      <w:lvlText w:val="%5."/>
+      <w:lvlJc w:val="left"/>
+      <w:pPr>
+        <w:ind w:left="3600" w:hanging="360"/>
+      </w:pPr>
+    </w:lvl>
+    <w:lvl w:ilvl="5" w:tplc="FFFFFFFF" w:tentative="1">
+      <w:start w:val="1"/>
+      <w:numFmt w:val="lowerRoman"/>
+      <w:lvlText w:val="%6."/>
+      <w:lvlJc w:val="right"/>
+      <w:pPr>
+        <w:ind w:left="4320" w:hanging="180"/>
+      </w:pPr>
+    </w:lvl>
+    <w:lvl w:ilvl="6" w:tplc="FFFFFFFF" w:tentative="1">
+      <w:start w:val="1"/>
+      <w:numFmt w:val="decimal"/>
+      <w:lvlText w:val="%7."/>
+      <w:lvlJc w:val="left"/>
+      <w:pPr>
+        <w:ind w:left="5040" w:hanging="360"/>
+      </w:pPr>
+    </w:lvl>
+    <w:lvl w:ilvl="7" w:tplc="FFFFFFFF" w:tentative="1">
+      <w:start w:val="1"/>
+      <w:numFmt w:val="lowerLetter"/>
+      <w:lvlText w:val="%8."/>
+      <w:lvlJc w:val="left"/>
+      <w:pPr>
+        <w:ind w:left="5760" w:hanging="360"/>
+      </w:pPr>
+    </w:lvl>
+    <w:lvl w:ilvl="8" w:tplc="FFFFFFFF" w:tentative="1">
+      <w:start w:val="1"/>
+      <w:numFmt w:val="lowerRoman"/>
+      <w:lvlText w:val="%9."/>
+      <w:lvlJc w:val="right"/>
+      <w:pPr>
+        <w:ind w:left="6480" w:hanging="180"/>
+      </w:pPr>
+    </w:lvl>
+  </w:abstractNum>
+  <w:abstractNum w:abstractNumId="1" w15:restartNumberingAfterBreak="0">
     <w:nsid w:val="2F9D65F9"/>
     <w:multiLevelType w:val="hybridMultilevel"/>
     <w:tmpl w:val="7360BB9A"/>
@@ -5066,14 +6217,17 @@
       </w:pPr>
     </w:lvl>
   </w:abstractNum>
-  <w:num w:numId="1">
+  <w:num w:numId="1" w16cid:durableId="1424961040">
+    <w:abstractNumId w:val="1"/>
+  </w:num>
+  <w:num w:numId="2" w16cid:durableId="154346757">
     <w:abstractNumId w:val="0"/>
   </w:num>
 </w:numbering>
 </file>
 
 <file path=word/styles.xml><?xml version="1.0" encoding="utf-8"?>
-<w:styles xmlns:mc="http://schemas.openxmlformats.org/markup-compatibility/2006" xmlns:r="http://schemas.openxmlformats.org/officeDocument/2006/relationships" xmlns:w="http://schemas.openxmlformats.org/wordprocessingml/2006/main" xmlns:w14="http://schemas.microsoft.com/office/word/2010/wordml" xmlns:w15="http://schemas.microsoft.com/office/word/2012/wordml" xmlns:w16se="http://schemas.microsoft.com/office/word/2015/wordml/symex" mc:Ignorable="w14 w15 w16se">
+<w:styles xmlns:mc="http://schemas.openxmlformats.org/markup-compatibility/2006" xmlns:r="http://schemas.openxmlformats.org/officeDocument/2006/relationships" xmlns:w="http://schemas.openxmlformats.org/wordprocessingml/2006/main" xmlns:w14="http://schemas.microsoft.com/office/word/2010/wordml" xmlns:w15="http://schemas.microsoft.com/office/word/2012/wordml" xmlns:w16cex="http://schemas.microsoft.com/office/word/2018/wordml/cex" xmlns:w16cid="http://schemas.microsoft.com/office/word/2016/wordml/cid" xmlns:w16="http://schemas.microsoft.com/office/word/2018/wordml" xmlns:w16du="http://schemas.microsoft.com/office/word/2023/wordml/word16du" xmlns:w16sdtdh="http://schemas.microsoft.com/office/word/2020/wordml/sdtdatahash" xmlns:w16se="http://schemas.microsoft.com/office/word/2015/wordml/symex" mc:Ignorable="w14 w15 w16se w16cid w16 w16cex w16sdtdh w16du">
   <w:docDefaults>
     <w:rPrDefault>
       <w:rPr>
@@ -5091,7 +6245,7 @@
       </w:pPr>
     </w:pPrDefault>
   </w:docDefaults>
-  <w:latentStyles w:defLockedState="0" w:defUIPriority="99" w:defSemiHidden="0" w:defUnhideWhenUsed="0" w:defQFormat="0" w:count="371">
+  <w:latentStyles w:defLockedState="0" w:defUIPriority="99" w:defSemiHidden="0" w:defUnhideWhenUsed="0" w:defQFormat="0" w:count="376">
     <w:lsdException w:name="Normal" w:uiPriority="0" w:qFormat="1"/>
     <w:lsdException w:name="heading 1" w:uiPriority="9" w:qFormat="1"/>
     <w:lsdException w:name="heading 2" w:semiHidden="1" w:uiPriority="9" w:unhideWhenUsed="1" w:qFormat="1"/>
@@ -5463,11 +6617,16 @@
     <w:lsdException w:name="List Table 5 Dark Accent 6" w:uiPriority="50"/>
     <w:lsdException w:name="List Table 6 Colorful Accent 6" w:uiPriority="51"/>
     <w:lsdException w:name="List Table 7 Colorful Accent 6" w:uiPriority="52"/>
+    <w:lsdException w:name="Mention" w:semiHidden="1" w:unhideWhenUsed="1"/>
+    <w:lsdException w:name="Smart Hyperlink" w:semiHidden="1" w:unhideWhenUsed="1"/>
+    <w:lsdException w:name="Hashtag" w:semiHidden="1" w:unhideWhenUsed="1"/>
+    <w:lsdException w:name="Unresolved Mention" w:semiHidden="1" w:unhideWhenUsed="1"/>
+    <w:lsdException w:name="Smart Link" w:semiHidden="1" w:unhideWhenUsed="1"/>
   </w:latentStyles>
   <w:style w:type="paragraph" w:default="1" w:styleId="Normal">
     <w:name w:val="Normal"/>
     <w:qFormat/>
-    <w:rsid w:val="00BD4DC8"/>
+    <w:rsid w:val="00265BA9"/>
   </w:style>
   <w:style w:type="paragraph" w:styleId="Heading1">
     <w:name w:val="heading 1"/>
@@ -5673,7 +6832,585 @@
       <w:contextualSpacing/>
     </w:pPr>
   </w:style>
+  <w:style w:type="character" w:styleId="PlaceholderText">
+    <w:name w:val="Placeholder Text"/>
+    <w:basedOn w:val="DefaultParagraphFont"/>
+    <w:uiPriority w:val="99"/>
+    <w:semiHidden/>
+    <w:rsid w:val="00BE3D5A"/>
+    <w:rPr>
+      <w:color w:val="666666"/>
+    </w:rPr>
+  </w:style>
 </w:styles>
+</file>
+
+<file path=word/glossary/document.xml><?xml version="1.0" encoding="utf-8"?>
+<w:glossaryDocument xmlns:wpc="http://schemas.microsoft.com/office/word/2010/wordprocessingCanvas" xmlns:cx="http://schemas.microsoft.com/office/drawing/2014/chartex" xmlns:cx1="http://schemas.microsoft.com/office/drawing/2015/9/8/chartex" xmlns:cx2="http://schemas.microsoft.com/office/drawing/2015/10/21/chartex" xmlns:cx3="http://schemas.microsoft.com/office/drawing/2016/5/9/chartex" xmlns:cx4="http://schemas.microsoft.com/office/drawing/2016/5/10/chartex" xmlns:cx5="http://schemas.microsoft.com/office/drawing/2016/5/11/chartex" xmlns:cx6="http://schemas.microsoft.com/office/drawing/2016/5/12/chartex" xmlns:cx7="http://schemas.microsoft.com/office/drawing/2016/5/13/chartex" xmlns:cx8="http://schemas.microsoft.com/office/drawing/2016/5/14/chartex" xmlns:mc="http://schemas.openxmlformats.org/markup-compatibility/2006" xmlns:aink="http://schemas.microsoft.com/office/drawing/2016/ink" xmlns:am3d="http://schemas.microsoft.com/office/drawing/2017/model3d" xmlns:o="urn:schemas-microsoft-com:office:office" xmlns:oel="http://schemas.microsoft.com/office/2019/extlst" xmlns:r="http://schemas.openxmlformats.org/officeDocument/2006/relationships" xmlns:m="http://schemas.openxmlformats.org/officeDocument/2006/math" xmlns:v="urn:schemas-microsoft-com:vml" xmlns:wp14="http://schemas.microsoft.com/office/word/2010/wordprocessingDrawing" xmlns:wp="http://schemas.openxmlformats.org/drawingml/2006/wordprocessingDrawing" xmlns:w10="urn:schemas-microsoft-com:office:word" xmlns:w="http://schemas.openxmlformats.org/wordprocessingml/2006/main" xmlns:w14="http://schemas.microsoft.com/office/word/2010/wordml" xmlns:w15="http://schemas.microsoft.com/office/word/2012/wordml" xmlns:w16cex="http://schemas.microsoft.com/office/word/2018/wordml/cex" xmlns:w16cid="http://schemas.microsoft.com/office/word/2016/wordml/cid" xmlns:w16="http://schemas.microsoft.com/office/word/2018/wordml" xmlns:w16du="http://schemas.microsoft.com/office/word/2023/wordml/word16du" xmlns:w16sdtdh="http://schemas.microsoft.com/office/word/2020/wordml/sdtdatahash" xmlns:w16se="http://schemas.microsoft.com/office/word/2015/wordml/symex" xmlns:wpg="http://schemas.microsoft.com/office/word/2010/wordprocessingGroup" xmlns:wpi="http://schemas.microsoft.com/office/word/2010/wordprocessingInk" xmlns:wne="http://schemas.microsoft.com/office/word/2006/wordml" xmlns:wps="http://schemas.microsoft.com/office/word/2010/wordprocessingShape" mc:Ignorable="w14 w15 w16se w16cid w16 w16cex w16sdtdh w16du wp14">
+  <w:docParts>
+    <w:docPart>
+      <w:docPartPr>
+        <w:name w:val="DefaultPlaceholder_-1854013440"/>
+        <w:category>
+          <w:name w:val="General"/>
+          <w:gallery w:val="placeholder"/>
+        </w:category>
+        <w:types>
+          <w:type w:val="bbPlcHdr"/>
+        </w:types>
+        <w:behaviors>
+          <w:behavior w:val="content"/>
+        </w:behaviors>
+        <w:guid w:val="{83B01FCA-2116-4379-B885-CF6C240E764B}"/>
+      </w:docPartPr>
+      <w:docPartBody>
+        <w:p>
+          <w:r>
+            <w:rPr>
+              <w:rStyle w:val="PlaceholderText"/>
+            </w:rPr>
+            <w:t>Click or tap here to enter text.</w:t>
+          </w:r>
+        </w:p>
+      </w:docPartBody>
+    </w:docPart>
+  </w:docParts>
+</w:glossaryDocument>
+</file>
+
+<file path=word/glossary/fontTable.xml><?xml version="1.0" encoding="utf-8"?>
+<w:fonts xmlns:mc="http://schemas.openxmlformats.org/markup-compatibility/2006" xmlns:r="http://schemas.openxmlformats.org/officeDocument/2006/relationships" xmlns:w="http://schemas.openxmlformats.org/wordprocessingml/2006/main" xmlns:w14="http://schemas.microsoft.com/office/word/2010/wordml" xmlns:w15="http://schemas.microsoft.com/office/word/2012/wordml" xmlns:w16cex="http://schemas.microsoft.com/office/word/2018/wordml/cex" xmlns:w16cid="http://schemas.microsoft.com/office/word/2016/wordml/cid" xmlns:w16="http://schemas.microsoft.com/office/word/2018/wordml" xmlns:w16du="http://schemas.microsoft.com/office/word/2023/wordml/word16du" xmlns:w16sdtdh="http://schemas.microsoft.com/office/word/2020/wordml/sdtdatahash" xmlns:w16se="http://schemas.microsoft.com/office/word/2015/wordml/symex" mc:Ignorable="w14 w15 w16se w16cid w16 w16cex w16sdtdh w16du">
+  <w:font w:name="Calibri">
+    <w:panose1 w:val="020F0502020204030204"/>
+    <w:charset w:val="00"/>
+    <w:family w:val="swiss"/>
+    <w:pitch w:val="variable"/>
+    <w:sig w:usb0="E4002EFF" w:usb1="C200247B" w:usb2="00000009" w:usb3="00000000" w:csb0="000001FF" w:csb1="00000000"/>
+  </w:font>
+  <w:font w:name="Times New Roman">
+    <w:panose1 w:val="02020603050405020304"/>
+    <w:charset w:val="00"/>
+    <w:family w:val="roman"/>
+    <w:pitch w:val="variable"/>
+    <w:sig w:usb0="E0002EFF" w:usb1="C000785B" w:usb2="00000009" w:usb3="00000000" w:csb0="000001FF" w:csb1="00000000"/>
+  </w:font>
+  <w:font w:name="Arial">
+    <w:panose1 w:val="020B0604020202020204"/>
+    <w:charset w:val="00"/>
+    <w:family w:val="swiss"/>
+    <w:pitch w:val="variable"/>
+    <w:sig w:usb0="E0002EFF" w:usb1="C000785B" w:usb2="00000009" w:usb3="00000000" w:csb0="000001FF" w:csb1="00000000"/>
+  </w:font>
+  <w:font w:name="Arial MT">
+    <w:altName w:val="Arial"/>
+    <w:charset w:val="01"/>
+    <w:family w:val="swiss"/>
+    <w:pitch w:val="variable"/>
+  </w:font>
+  <w:font w:name="Microsoft Sans Serif">
+    <w:panose1 w:val="020B0604020202020204"/>
+    <w:charset w:val="00"/>
+    <w:family w:val="swiss"/>
+    <w:pitch w:val="variable"/>
+    <w:sig w:usb0="E5002EFF" w:usb1="C000605B" w:usb2="00000029" w:usb3="00000000" w:csb0="000101FF" w:csb1="00000000"/>
+  </w:font>
+  <w:font w:name="Calibri Light">
+    <w:panose1 w:val="020F0302020204030204"/>
+    <w:charset w:val="00"/>
+    <w:family w:val="swiss"/>
+    <w:pitch w:val="variable"/>
+    <w:sig w:usb0="E4002EFF" w:usb1="C200247B" w:usb2="00000009" w:usb3="00000000" w:csb0="000001FF" w:csb1="00000000"/>
+  </w:font>
+</w:fonts>
+</file>
+
+<file path=word/glossary/settings.xml><?xml version="1.0" encoding="utf-8"?>
+<w:settings xmlns:mc="http://schemas.openxmlformats.org/markup-compatibility/2006" xmlns:o="urn:schemas-microsoft-com:office:office" xmlns:r="http://schemas.openxmlformats.org/officeDocument/2006/relationships" xmlns:m="http://schemas.openxmlformats.org/officeDocument/2006/math" xmlns:v="urn:schemas-microsoft-com:vml" xmlns:w10="urn:schemas-microsoft-com:office:word" xmlns:w="http://schemas.openxmlformats.org/wordprocessingml/2006/main" xmlns:w14="http://schemas.microsoft.com/office/word/2010/wordml" xmlns:w15="http://schemas.microsoft.com/office/word/2012/wordml" xmlns:w16cex="http://schemas.microsoft.com/office/word/2018/wordml/cex" xmlns:w16cid="http://schemas.microsoft.com/office/word/2016/wordml/cid" xmlns:w16="http://schemas.microsoft.com/office/word/2018/wordml" xmlns:w16du="http://schemas.microsoft.com/office/word/2023/wordml/word16du" xmlns:w16sdtdh="http://schemas.microsoft.com/office/word/2020/wordml/sdtdatahash" xmlns:w16se="http://schemas.microsoft.com/office/word/2015/wordml/symex" xmlns:sl="http://schemas.openxmlformats.org/schemaLibrary/2006/main" mc:Ignorable="w14 w15 w16se w16cid w16 w16cex w16sdtdh w16du">
+  <w:view w:val="normal"/>
+  <w:defaultTabStop w:val="720"/>
+  <w:characterSpacingControl w:val="doNotCompress"/>
+  <w:compat>
+    <w:useFELayout/>
+    <w:compatSetting w:name="compatibilityMode" w:uri="http://schemas.microsoft.com/office/word" w:val="15"/>
+    <w:compatSetting w:name="overrideTableStyleFontSizeAndJustification" w:uri="http://schemas.microsoft.com/office/word" w:val="1"/>
+    <w:compatSetting w:name="enableOpenTypeFeatures" w:uri="http://schemas.microsoft.com/office/word" w:val="1"/>
+    <w:compatSetting w:name="doNotFlipMirrorIndents" w:uri="http://schemas.microsoft.com/office/word" w:val="1"/>
+    <w:compatSetting w:name="differentiateMultirowTableHeaders" w:uri="http://schemas.microsoft.com/office/word" w:val="1"/>
+    <w:compatSetting w:name="useWord2013TrackBottomHyphenation" w:uri="http://schemas.microsoft.com/office/word" w:val="0"/>
+  </w:compat>
+  <w:rsids>
+    <w:rsidRoot w:val="00600C10"/>
+    <w:rsid w:val="00600C10"/>
+    <w:rsid w:val="00817705"/>
+    <w:rsid w:val="00D63EB7"/>
+  </w:rsids>
+  <m:mathPr>
+    <m:mathFont m:val="Cambria Math"/>
+    <m:brkBin m:val="before"/>
+    <m:brkBinSub m:val="--"/>
+    <m:smallFrac m:val="0"/>
+    <m:dispDef/>
+    <m:lMargin m:val="0"/>
+    <m:rMargin m:val="0"/>
+    <m:defJc m:val="centerGroup"/>
+    <m:wrapIndent m:val="1440"/>
+    <m:intLim m:val="subSup"/>
+    <m:naryLim m:val="undOvr"/>
+  </m:mathPr>
+  <w:themeFontLang w:val="en-US"/>
+  <w:clrSchemeMapping w:bg1="light1" w:t1="dark1" w:bg2="light2" w:t2="dark2" w:accent1="accent1" w:accent2="accent2" w:accent3="accent3" w:accent4="accent4" w:accent5="accent5" w:accent6="accent6" w:hyperlink="hyperlink" w:followedHyperlink="followedHyperlink"/>
+  <w:decimalSymbol w:val="."/>
+  <w:listSeparator w:val=","/>
+  <w15:chartTrackingRefBased/>
+</w:settings>
+</file>
+
+<file path=word/glossary/styles.xml><?xml version="1.0" encoding="utf-8"?>
+<w:styles xmlns:mc="http://schemas.openxmlformats.org/markup-compatibility/2006" xmlns:r="http://schemas.openxmlformats.org/officeDocument/2006/relationships" xmlns:w="http://schemas.openxmlformats.org/wordprocessingml/2006/main" xmlns:w14="http://schemas.microsoft.com/office/word/2010/wordml" xmlns:w15="http://schemas.microsoft.com/office/word/2012/wordml" xmlns:w16cex="http://schemas.microsoft.com/office/word/2018/wordml/cex" xmlns:w16cid="http://schemas.microsoft.com/office/word/2016/wordml/cid" xmlns:w16="http://schemas.microsoft.com/office/word/2018/wordml" xmlns:w16du="http://schemas.microsoft.com/office/word/2023/wordml/word16du" xmlns:w16sdtdh="http://schemas.microsoft.com/office/word/2020/wordml/sdtdatahash" xmlns:w16se="http://schemas.microsoft.com/office/word/2015/wordml/symex" mc:Ignorable="w14 w15 w16se w16cid w16 w16cex w16sdtdh w16du">
+  <w:docDefaults>
+    <w:rPrDefault>
+      <w:rPr>
+        <w:rFonts w:asciiTheme="minorHAnsi" w:eastAsiaTheme="minorEastAsia" w:hAnsiTheme="minorHAnsi" w:cstheme="minorBidi"/>
+        <w:kern w:val="2"/>
+        <w:sz w:val="22"/>
+        <w:szCs w:val="22"/>
+        <w:lang w:val="en-US" w:eastAsia="en-US" w:bidi="ar-SA"/>
+        <w14:ligatures w14:val="standardContextual"/>
+      </w:rPr>
+    </w:rPrDefault>
+    <w:pPrDefault>
+      <w:pPr>
+        <w:spacing w:after="160" w:line="259" w:lineRule="auto"/>
+      </w:pPr>
+    </w:pPrDefault>
+  </w:docDefaults>
+  <w:latentStyles w:defLockedState="0" w:defUIPriority="99" w:defSemiHidden="0" w:defUnhideWhenUsed="0" w:defQFormat="0" w:count="376">
+    <w:lsdException w:name="Normal" w:uiPriority="0" w:qFormat="1"/>
+    <w:lsdException w:name="heading 1" w:uiPriority="9" w:qFormat="1"/>
+    <w:lsdException w:name="heading 2" w:semiHidden="1" w:uiPriority="9" w:unhideWhenUsed="1" w:qFormat="1"/>
+    <w:lsdException w:name="heading 3" w:semiHidden="1" w:uiPriority="9" w:unhideWhenUsed="1" w:qFormat="1"/>
+    <w:lsdException w:name="heading 4" w:semiHidden="1" w:uiPriority="9" w:unhideWhenUsed="1" w:qFormat="1"/>
+    <w:lsdException w:name="heading 5" w:semiHidden="1" w:uiPriority="9" w:unhideWhenUsed="1" w:qFormat="1"/>
+    <w:lsdException w:name="heading 6" w:semiHidden="1" w:uiPriority="9" w:unhideWhenUsed="1" w:qFormat="1"/>
+    <w:lsdException w:name="heading 7" w:semiHidden="1" w:uiPriority="9" w:unhideWhenUsed="1" w:qFormat="1"/>
+    <w:lsdException w:name="heading 8" w:semiHidden="1" w:uiPriority="9" w:unhideWhenUsed="1" w:qFormat="1"/>
+    <w:lsdException w:name="heading 9" w:semiHidden="1" w:uiPriority="9" w:unhideWhenUsed="1" w:qFormat="1"/>
+    <w:lsdException w:name="index 1" w:semiHidden="1" w:unhideWhenUsed="1"/>
+    <w:lsdException w:name="index 2" w:semiHidden="1" w:unhideWhenUsed="1"/>
+    <w:lsdException w:name="index 3" w:semiHidden="1" w:unhideWhenUsed="1"/>
+    <w:lsdException w:name="index 4" w:semiHidden="1" w:unhideWhenUsed="1"/>
+    <w:lsdException w:name="index 5" w:semiHidden="1" w:unhideWhenUsed="1"/>
+    <w:lsdException w:name="index 6" w:semiHidden="1" w:unhideWhenUsed="1"/>
+    <w:lsdException w:name="index 7" w:semiHidden="1" w:unhideWhenUsed="1"/>
+    <w:lsdException w:name="index 8" w:semiHidden="1" w:unhideWhenUsed="1"/>
+    <w:lsdException w:name="index 9" w:semiHidden="1" w:unhideWhenUsed="1"/>
+    <w:lsdException w:name="toc 1" w:semiHidden="1" w:uiPriority="39" w:unhideWhenUsed="1"/>
+    <w:lsdException w:name="toc 2" w:semiHidden="1" w:uiPriority="39" w:unhideWhenUsed="1"/>
+    <w:lsdException w:name="toc 3" w:semiHidden="1" w:uiPriority="39" w:unhideWhenUsed="1"/>
+    <w:lsdException w:name="toc 4" w:semiHidden="1" w:uiPriority="39" w:unhideWhenUsed="1"/>
+    <w:lsdException w:name="toc 5" w:semiHidden="1" w:uiPriority="39" w:unhideWhenUsed="1"/>
+    <w:lsdException w:name="toc 6" w:semiHidden="1" w:uiPriority="39" w:unhideWhenUsed="1"/>
+    <w:lsdException w:name="toc 7" w:semiHidden="1" w:uiPriority="39" w:unhideWhenUsed="1"/>
+    <w:lsdException w:name="toc 8" w:semiHidden="1" w:uiPriority="39" w:unhideWhenUsed="1"/>
+    <w:lsdException w:name="toc 9" w:semiHidden="1" w:uiPriority="39" w:unhideWhenUsed="1"/>
+    <w:lsdException w:name="Normal Indent" w:semiHidden="1" w:unhideWhenUsed="1"/>
+    <w:lsdException w:name="footnote text" w:semiHidden="1" w:unhideWhenUsed="1"/>
+    <w:lsdException w:name="annotation text" w:semiHidden="1" w:unhideWhenUsed="1"/>
+    <w:lsdException w:name="header" w:semiHidden="1" w:unhideWhenUsed="1"/>
+    <w:lsdException w:name="footer" w:semiHidden="1" w:unhideWhenUsed="1"/>
+    <w:lsdException w:name="index heading" w:semiHidden="1" w:unhideWhenUsed="1"/>
+    <w:lsdException w:name="caption" w:semiHidden="1" w:uiPriority="35" w:unhideWhenUsed="1" w:qFormat="1"/>
+    <w:lsdException w:name="table of figures" w:semiHidden="1" w:unhideWhenUsed="1"/>
+    <w:lsdException w:name="envelope address" w:semiHidden="1" w:unhideWhenUsed="1"/>
+    <w:lsdException w:name="envelope return" w:semiHidden="1" w:unhideWhenUsed="1"/>
+    <w:lsdException w:name="footnote reference" w:semiHidden="1" w:unhideWhenUsed="1"/>
+    <w:lsdException w:name="annotation reference" w:semiHidden="1" w:unhideWhenUsed="1"/>
+    <w:lsdException w:name="line number" w:semiHidden="1" w:unhideWhenUsed="1"/>
+    <w:lsdException w:name="page number" w:semiHidden="1" w:unhideWhenUsed="1"/>
+    <w:lsdException w:name="endnote reference" w:semiHidden="1" w:unhideWhenUsed="1"/>
+    <w:lsdException w:name="endnote text" w:semiHidden="1" w:unhideWhenUsed="1"/>
+    <w:lsdException w:name="table of authorities" w:semiHidden="1" w:unhideWhenUsed="1"/>
+    <w:lsdException w:name="macro" w:semiHidden="1" w:unhideWhenUsed="1"/>
+    <w:lsdException w:name="toa heading" w:semiHidden="1" w:unhideWhenUsed="1"/>
+    <w:lsdException w:name="List" w:semiHidden="1" w:unhideWhenUsed="1"/>
+    <w:lsdException w:name="List Bullet" w:semiHidden="1" w:unhideWhenUsed="1"/>
+    <w:lsdException w:name="List Number" w:semiHidden="1" w:unhideWhenUsed="1"/>
+    <w:lsdException w:name="List 2" w:semiHidden="1" w:unhideWhenUsed="1"/>
+    <w:lsdException w:name="List 3" w:semiHidden="1" w:unhideWhenUsed="1"/>
+    <w:lsdException w:name="List 4" w:semiHidden="1" w:unhideWhenUsed="1"/>
+    <w:lsdException w:name="List 5" w:semiHidden="1" w:unhideWhenUsed="1"/>
+    <w:lsdException w:name="List Bullet 2" w:semiHidden="1" w:unhideWhenUsed="1"/>
+    <w:lsdException w:name="List Bullet 3" w:semiHidden="1" w:unhideWhenUsed="1"/>
+    <w:lsdException w:name="List Bullet 4" w:semiHidden="1" w:unhideWhenUsed="1"/>
+    <w:lsdException w:name="List Bullet 5" w:semiHidden="1" w:unhideWhenUsed="1"/>
+    <w:lsdException w:name="List Number 2" w:semiHidden="1" w:unhideWhenUsed="1"/>
+    <w:lsdException w:name="List Number 3" w:semiHidden="1" w:unhideWhenUsed="1"/>
+    <w:lsdException w:name="List Number 4" w:semiHidden="1" w:unhideWhenUsed="1"/>
+    <w:lsdException w:name="List Number 5" w:semiHidden="1" w:unhideWhenUsed="1"/>
+    <w:lsdException w:name="Title" w:uiPriority="10" w:qFormat="1"/>
+    <w:lsdException w:name="Closing" w:semiHidden="1" w:unhideWhenUsed="1"/>
+    <w:lsdException w:name="Signature" w:semiHidden="1" w:unhideWhenUsed="1"/>
+    <w:lsdException w:name="Default Paragraph Font" w:semiHidden="1" w:uiPriority="1" w:unhideWhenUsed="1"/>
+    <w:lsdException w:name="Body Text" w:semiHidden="1" w:unhideWhenUsed="1"/>
+    <w:lsdException w:name="Body Text Indent" w:semiHidden="1" w:unhideWhenUsed="1"/>
+    <w:lsdException w:name="List Continue" w:semiHidden="1" w:unhideWhenUsed="1"/>
+    <w:lsdException w:name="List Continue 2" w:semiHidden="1" w:unhideWhenUsed="1"/>
+    <w:lsdException w:name="List Continue 3" w:semiHidden="1" w:unhideWhenUsed="1"/>
+    <w:lsdException w:name="List Continue 4" w:semiHidden="1" w:unhideWhenUsed="1"/>
+    <w:lsdException w:name="List Continue 5" w:semiHidden="1" w:unhideWhenUsed="1"/>
+    <w:lsdException w:name="Message Header" w:semiHidden="1" w:unhideWhenUsed="1"/>
+    <w:lsdException w:name="Subtitle" w:uiPriority="11" w:qFormat="1"/>
+    <w:lsdException w:name="Salutation" w:semiHidden="1" w:unhideWhenUsed="1"/>
+    <w:lsdException w:name="Date" w:semiHidden="1" w:unhideWhenUsed="1"/>
+    <w:lsdException w:name="Body Text First Indent" w:semiHidden="1" w:unhideWhenUsed="1"/>
+    <w:lsdException w:name="Body Text First Indent 2" w:semiHidden="1" w:unhideWhenUsed="1"/>
+    <w:lsdException w:name="Note Heading" w:semiHidden="1" w:unhideWhenUsed="1"/>
+    <w:lsdException w:name="Body Text 2" w:semiHidden="1" w:unhideWhenUsed="1"/>
+    <w:lsdException w:name="Body Text 3" w:semiHidden="1" w:unhideWhenUsed="1"/>
+    <w:lsdException w:name="Body Text Indent 2" w:semiHidden="1" w:unhideWhenUsed="1"/>
+    <w:lsdException w:name="Body Text Indent 3" w:semiHidden="1" w:unhideWhenUsed="1"/>
+    <w:lsdException w:name="Block Text" w:semiHidden="1" w:unhideWhenUsed="1"/>
+    <w:lsdException w:name="Hyperlink" w:semiHidden="1" w:unhideWhenUsed="1"/>
+    <w:lsdException w:name="FollowedHyperlink" w:semiHidden="1" w:unhideWhenUsed="1"/>
+    <w:lsdException w:name="Strong" w:uiPriority="22" w:qFormat="1"/>
+    <w:lsdException w:name="Emphasis" w:uiPriority="20" w:qFormat="1"/>
+    <w:lsdException w:name="Document Map" w:semiHidden="1" w:unhideWhenUsed="1"/>
+    <w:lsdException w:name="Plain Text" w:semiHidden="1" w:unhideWhenUsed="1"/>
+    <w:lsdException w:name="E-mail Signature" w:semiHidden="1" w:unhideWhenUsed="1"/>
+    <w:lsdException w:name="HTML Top of Form" w:semiHidden="1" w:unhideWhenUsed="1"/>
+    <w:lsdException w:name="HTML Bottom of Form" w:semiHidden="1" w:unhideWhenUsed="1"/>
+    <w:lsdException w:name="Normal (Web)" w:semiHidden="1" w:unhideWhenUsed="1"/>
+    <w:lsdException w:name="HTML Acronym" w:semiHidden="1" w:unhideWhenUsed="1"/>
+    <w:lsdException w:name="HTML Address" w:semiHidden="1" w:unhideWhenUsed="1"/>
+    <w:lsdException w:name="HTML Cite" w:semiHidden="1" w:unhideWhenUsed="1"/>
+    <w:lsdException w:name="HTML Code" w:semiHidden="1" w:unhideWhenUsed="1"/>
+    <w:lsdException w:name="HTML Definition" w:semiHidden="1" w:unhideWhenUsed="1"/>
+    <w:lsdException w:name="HTML Keyboard" w:semiHidden="1" w:unhideWhenUsed="1"/>
+    <w:lsdException w:name="HTML Preformatted" w:semiHidden="1" w:unhideWhenUsed="1"/>
+    <w:lsdException w:name="HTML Sample" w:semiHidden="1" w:unhideWhenUsed="1"/>
+    <w:lsdException w:name="HTML Typewriter" w:semiHidden="1" w:unhideWhenUsed="1"/>
+    <w:lsdException w:name="HTML Variable" w:semiHidden="1" w:unhideWhenUsed="1"/>
+    <w:lsdException w:name="Normal Table" w:semiHidden="1" w:unhideWhenUsed="1"/>
+    <w:lsdException w:name="annotation subject" w:semiHidden="1" w:unhideWhenUsed="1"/>
+    <w:lsdException w:name="No List" w:semiHidden="1" w:unhideWhenUsed="1"/>
+    <w:lsdException w:name="Outline List 1" w:semiHidden="1" w:unhideWhenUsed="1"/>
+    <w:lsdException w:name="Outline List 2" w:semiHidden="1" w:unhideWhenUsed="1"/>
+    <w:lsdException w:name="Outline List 3" w:semiHidden="1" w:unhideWhenUsed="1"/>
+    <w:lsdException w:name="Table Simple 1" w:semiHidden="1" w:unhideWhenUsed="1"/>
+    <w:lsdException w:name="Table Simple 2" w:semiHidden="1" w:unhideWhenUsed="1"/>
+    <w:lsdException w:name="Table Simple 3" w:semiHidden="1" w:unhideWhenUsed="1"/>
+    <w:lsdException w:name="Table Classic 1" w:semiHidden="1" w:unhideWhenUsed="1"/>
+    <w:lsdException w:name="Table Classic 2" w:semiHidden="1" w:unhideWhenUsed="1"/>
+    <w:lsdException w:name="Table Classic 3" w:semiHidden="1" w:unhideWhenUsed="1"/>
+    <w:lsdException w:name="Table Classic 4" w:semiHidden="1" w:unhideWhenUsed="1"/>
+    <w:lsdException w:name="Table Colorful 1" w:semiHidden="1" w:unhideWhenUsed="1"/>
+    <w:lsdException w:name="Table Colorful 2" w:semiHidden="1" w:unhideWhenUsed="1"/>
+    <w:lsdException w:name="Table Colorful 3" w:semiHidden="1" w:unhideWhenUsed="1"/>
+    <w:lsdException w:name="Table Columns 1" w:semiHidden="1" w:unhideWhenUsed="1"/>
+    <w:lsdException w:name="Table Columns 2" w:semiHidden="1" w:unhideWhenUsed="1"/>
+    <w:lsdException w:name="Table Columns 3" w:semiHidden="1" w:unhideWhenUsed="1"/>
+    <w:lsdException w:name="Table Columns 4" w:semiHidden="1" w:unhideWhenUsed="1"/>
+    <w:lsdException w:name="Table Columns 5" w:semiHidden="1" w:unhideWhenUsed="1"/>
+    <w:lsdException w:name="Table Grid 1" w:semiHidden="1" w:unhideWhenUsed="1"/>
+    <w:lsdException w:name="Table Grid 2" w:semiHidden="1" w:unhideWhenUsed="1"/>
+    <w:lsdException w:name="Table Grid 3" w:semiHidden="1" w:unhideWhenUsed="1"/>
+    <w:lsdException w:name="Table Grid 4" w:semiHidden="1" w:unhideWhenUsed="1"/>
+    <w:lsdException w:name="Table Grid 5" w:semiHidden="1" w:unhideWhenUsed="1"/>
+    <w:lsdException w:name="Table Grid 6" w:semiHidden="1" w:unhideWhenUsed="1"/>
+    <w:lsdException w:name="Table Grid 7" w:semiHidden="1" w:unhideWhenUsed="1"/>
+    <w:lsdException w:name="Table Grid 8" w:semiHidden="1" w:unhideWhenUsed="1"/>
+    <w:lsdException w:name="Table List 1" w:semiHidden="1" w:unhideWhenUsed="1"/>
+    <w:lsdException w:name="Table List 2" w:semiHidden="1" w:unhideWhenUsed="1"/>
+    <w:lsdException w:name="Table List 3" w:semiHidden="1" w:unhideWhenUsed="1"/>
+    <w:lsdException w:name="Table List 4" w:semiHidden="1" w:unhideWhenUsed="1"/>
+    <w:lsdException w:name="Table List 5" w:semiHidden="1" w:unhideWhenUsed="1"/>
+    <w:lsdException w:name="Table List 6" w:semiHidden="1" w:unhideWhenUsed="1"/>
+    <w:lsdException w:name="Table List 7" w:semiHidden="1" w:unhideWhenUsed="1"/>
+    <w:lsdException w:name="Table List 8" w:semiHidden="1" w:unhideWhenUsed="1"/>
+    <w:lsdException w:name="Table 3D effects 1" w:semiHidden="1" w:unhideWhenUsed="1"/>
+    <w:lsdException w:name="Table 3D effects 2" w:semiHidden="1" w:unhideWhenUsed="1"/>
+    <w:lsdException w:name="Table 3D effects 3" w:semiHidden="1" w:unhideWhenUsed="1"/>
+    <w:lsdException w:name="Table Contemporary" w:semiHidden="1" w:unhideWhenUsed="1"/>
+    <w:lsdException w:name="Table Elegant" w:semiHidden="1" w:unhideWhenUsed="1"/>
+    <w:lsdException w:name="Table Professional" w:semiHidden="1" w:unhideWhenUsed="1"/>
+    <w:lsdException w:name="Table Subtle 1" w:semiHidden="1" w:unhideWhenUsed="1"/>
+    <w:lsdException w:name="Table Subtle 2" w:semiHidden="1" w:unhideWhenUsed="1"/>
+    <w:lsdException w:name="Table Web 1" w:semiHidden="1" w:unhideWhenUsed="1"/>
+    <w:lsdException w:name="Table Web 2" w:semiHidden="1" w:unhideWhenUsed="1"/>
+    <w:lsdException w:name="Table Web 3" w:semiHidden="1" w:unhideWhenUsed="1"/>
+    <w:lsdException w:name="Balloon Text" w:semiHidden="1" w:unhideWhenUsed="1"/>
+    <w:lsdException w:name="Table Grid" w:uiPriority="39"/>
+    <w:lsdException w:name="Table Theme" w:semiHidden="1" w:unhideWhenUsed="1"/>
+    <w:lsdException w:name="Placeholder Text" w:semiHidden="1"/>
+    <w:lsdException w:name="No Spacing" w:uiPriority="1" w:qFormat="1"/>
+    <w:lsdException w:name="Light Shading" w:uiPriority="60"/>
+    <w:lsdException w:name="Light List" w:uiPriority="61"/>
+    <w:lsdException w:name="Light Grid" w:uiPriority="62"/>
+    <w:lsdException w:name="Medium Shading 1" w:uiPriority="63"/>
+    <w:lsdException w:name="Medium Shading 2" w:uiPriority="64"/>
+    <w:lsdException w:name="Medium List 1" w:uiPriority="65"/>
+    <w:lsdException w:name="Medium List 2" w:uiPriority="66"/>
+    <w:lsdException w:name="Medium Grid 1" w:uiPriority="67"/>
+    <w:lsdException w:name="Medium Grid 2" w:uiPriority="68"/>
+    <w:lsdException w:name="Medium Grid 3" w:uiPriority="69"/>
+    <w:lsdException w:name="Dark List" w:uiPriority="70"/>
+    <w:lsdException w:name="Colorful Shading" w:uiPriority="71"/>
+    <w:lsdException w:name="Colorful List" w:uiPriority="72"/>
+    <w:lsdException w:name="Colorful Grid" w:uiPriority="73"/>
+    <w:lsdException w:name="Light Shading Accent 1" w:uiPriority="60"/>
+    <w:lsdException w:name="Light List Accent 1" w:uiPriority="61"/>
+    <w:lsdException w:name="Light Grid Accent 1" w:uiPriority="62"/>
+    <w:lsdException w:name="Medium Shading 1 Accent 1" w:uiPriority="63"/>
+    <w:lsdException w:name="Medium Shading 2 Accent 1" w:uiPriority="64"/>
+    <w:lsdException w:name="Medium List 1 Accent 1" w:uiPriority="65"/>
+    <w:lsdException w:name="Revision" w:semiHidden="1"/>
+    <w:lsdException w:name="List Paragraph" w:uiPriority="34" w:qFormat="1"/>
+    <w:lsdException w:name="Quote" w:uiPriority="29" w:qFormat="1"/>
+    <w:lsdException w:name="Intense Quote" w:uiPriority="30" w:qFormat="1"/>
+    <w:lsdException w:name="Medium List 2 Accent 1" w:uiPriority="66"/>
+    <w:lsdException w:name="Medium Grid 1 Accent 1" w:uiPriority="67"/>
+    <w:lsdException w:name="Medium Grid 2 Accent 1" w:uiPriority="68"/>
+    <w:lsdException w:name="Medium Grid 3 Accent 1" w:uiPriority="69"/>
+    <w:lsdException w:name="Dark List Accent 1" w:uiPriority="70"/>
+    <w:lsdException w:name="Colorful Shading Accent 1" w:uiPriority="71"/>
+    <w:lsdException w:name="Colorful List Accent 1" w:uiPriority="72"/>
+    <w:lsdException w:name="Colorful Grid Accent 1" w:uiPriority="73"/>
+    <w:lsdException w:name="Light Shading Accent 2" w:uiPriority="60"/>
+    <w:lsdException w:name="Light List Accent 2" w:uiPriority="61"/>
+    <w:lsdException w:name="Light Grid Accent 2" w:uiPriority="62"/>
+    <w:lsdException w:name="Medium Shading 1 Accent 2" w:uiPriority="63"/>
+    <w:lsdException w:name="Medium Shading 2 Accent 2" w:uiPriority="64"/>
+    <w:lsdException w:name="Medium List 1 Accent 2" w:uiPriority="65"/>
+    <w:lsdException w:name="Medium List 2 Accent 2" w:uiPriority="66"/>
+    <w:lsdException w:name="Medium Grid 1 Accent 2" w:uiPriority="67"/>
+    <w:lsdException w:name="Medium Grid 2 Accent 2" w:uiPriority="68"/>
+    <w:lsdException w:name="Medium Grid 3 Accent 2" w:uiPriority="69"/>
+    <w:lsdException w:name="Dark List Accent 2" w:uiPriority="70"/>
+    <w:lsdException w:name="Colorful Shading Accent 2" w:uiPriority="71"/>
+    <w:lsdException w:name="Colorful List Accent 2" w:uiPriority="72"/>
+    <w:lsdException w:name="Colorful Grid Accent 2" w:uiPriority="73"/>
+    <w:lsdException w:name="Light Shading Accent 3" w:uiPriority="60"/>
+    <w:lsdException w:name="Light List Accent 3" w:uiPriority="61"/>
+    <w:lsdException w:name="Light Grid Accent 3" w:uiPriority="62"/>
+    <w:lsdException w:name="Medium Shading 1 Accent 3" w:uiPriority="63"/>
+    <w:lsdException w:name="Medium Shading 2 Accent 3" w:uiPriority="64"/>
+    <w:lsdException w:name="Medium List 1 Accent 3" w:uiPriority="65"/>
+    <w:lsdException w:name="Medium List 2 Accent 3" w:uiPriority="66"/>
+    <w:lsdException w:name="Medium Grid 1 Accent 3" w:uiPriority="67"/>
+    <w:lsdException w:name="Medium Grid 2 Accent 3" w:uiPriority="68"/>
+    <w:lsdException w:name="Medium Grid 3 Accent 3" w:uiPriority="69"/>
+    <w:lsdException w:name="Dark List Accent 3" w:uiPriority="70"/>
+    <w:lsdException w:name="Colorful Shading Accent 3" w:uiPriority="71"/>
+    <w:lsdException w:name="Colorful List Accent 3" w:uiPriority="72"/>
+    <w:lsdException w:name="Colorful Grid Accent 3" w:uiPriority="73"/>
+    <w:lsdException w:name="Light Shading Accent 4" w:uiPriority="60"/>
+    <w:lsdException w:name="Light List Accent 4" w:uiPriority="61"/>
+    <w:lsdException w:name="Light Grid Accent 4" w:uiPriority="62"/>
+    <w:lsdException w:name="Medium Shading 1 Accent 4" w:uiPriority="63"/>
+    <w:lsdException w:name="Medium Shading 2 Accent 4" w:uiPriority="64"/>
+    <w:lsdException w:name="Medium List 1 Accent 4" w:uiPriority="65"/>
+    <w:lsdException w:name="Medium List 2 Accent 4" w:uiPriority="66"/>
+    <w:lsdException w:name="Medium Grid 1 Accent 4" w:uiPriority="67"/>
+    <w:lsdException w:name="Medium Grid 2 Accent 4" w:uiPriority="68"/>
+    <w:lsdException w:name="Medium Grid 3 Accent 4" w:uiPriority="69"/>
+    <w:lsdException w:name="Dark List Accent 4" w:uiPriority="70"/>
+    <w:lsdException w:name="Colorful Shading Accent 4" w:uiPriority="71"/>
+    <w:lsdException w:name="Colorful List Accent 4" w:uiPriority="72"/>
+    <w:lsdException w:name="Colorful Grid Accent 4" w:uiPriority="73"/>
+    <w:lsdException w:name="Light Shading Accent 5" w:uiPriority="60"/>
+    <w:lsdException w:name="Light List Accent 5" w:uiPriority="61"/>
+    <w:lsdException w:name="Light Grid Accent 5" w:uiPriority="62"/>
+    <w:lsdException w:name="Medium Shading 1 Accent 5" w:uiPriority="63"/>
+    <w:lsdException w:name="Medium Shading 2 Accent 5" w:uiPriority="64"/>
+    <w:lsdException w:name="Medium List 1 Accent 5" w:uiPriority="65"/>
+    <w:lsdException w:name="Medium List 2 Accent 5" w:uiPriority="66"/>
+    <w:lsdException w:name="Medium Grid 1 Accent 5" w:uiPriority="67"/>
+    <w:lsdException w:name="Medium Grid 2 Accent 5" w:uiPriority="68"/>
+    <w:lsdException w:name="Medium Grid 3 Accent 5" w:uiPriority="69"/>
+    <w:lsdException w:name="Dark List Accent 5" w:uiPriority="70"/>
+    <w:lsdException w:name="Colorful Shading Accent 5" w:uiPriority="71"/>
+    <w:lsdException w:name="Colorful List Accent 5" w:uiPriority="72"/>
+    <w:lsdException w:name="Colorful Grid Accent 5" w:uiPriority="73"/>
+    <w:lsdException w:name="Light Shading Accent 6" w:uiPriority="60"/>
+    <w:lsdException w:name="Light List Accent 6" w:uiPriority="61"/>
+    <w:lsdException w:name="Light Grid Accent 6" w:uiPriority="62"/>
+    <w:lsdException w:name="Medium Shading 1 Accent 6" w:uiPriority="63"/>
+    <w:lsdException w:name="Medium Shading 2 Accent 6" w:uiPriority="64"/>
+    <w:lsdException w:name="Medium List 1 Accent 6" w:uiPriority="65"/>
+    <w:lsdException w:name="Medium List 2 Accent 6" w:uiPriority="66"/>
+    <w:lsdException w:name="Medium Grid 1 Accent 6" w:uiPriority="67"/>
+    <w:lsdException w:name="Medium Grid 2 Accent 6" w:uiPriority="68"/>
+    <w:lsdException w:name="Medium Grid 3 Accent 6" w:uiPriority="69"/>
+    <w:lsdException w:name="Dark List Accent 6" w:uiPriority="70"/>
+    <w:lsdException w:name="Colorful Shading Accent 6" w:uiPriority="71"/>
+    <w:lsdException w:name="Colorful List Accent 6" w:uiPriority="72"/>
+    <w:lsdException w:name="Colorful Grid Accent 6" w:uiPriority="73"/>
+    <w:lsdException w:name="Subtle Emphasis" w:uiPriority="19" w:qFormat="1"/>
+    <w:lsdException w:name="Intense Emphasis" w:uiPriority="21" w:qFormat="1"/>
+    <w:lsdException w:name="Subtle Reference" w:uiPriority="31" w:qFormat="1"/>
+    <w:lsdException w:name="Intense Reference" w:uiPriority="32" w:qFormat="1"/>
+    <w:lsdException w:name="Book Title" w:uiPriority="33" w:qFormat="1"/>
+    <w:lsdException w:name="Bibliography" w:semiHidden="1" w:uiPriority="37" w:unhideWhenUsed="1"/>
+    <w:lsdException w:name="TOC Heading" w:semiHidden="1" w:uiPriority="39" w:unhideWhenUsed="1" w:qFormat="1"/>
+    <w:lsdException w:name="Plain Table 1" w:uiPriority="41"/>
+    <w:lsdException w:name="Plain Table 2" w:uiPriority="42"/>
+    <w:lsdException w:name="Plain Table 3" w:uiPriority="43"/>
+    <w:lsdException w:name="Plain Table 4" w:uiPriority="44"/>
+    <w:lsdException w:name="Plain Table 5" w:uiPriority="45"/>
+    <w:lsdException w:name="Grid Table Light" w:uiPriority="40"/>
+    <w:lsdException w:name="Grid Table 1 Light" w:uiPriority="46"/>
+    <w:lsdException w:name="Grid Table 2" w:uiPriority="47"/>
+    <w:lsdException w:name="Grid Table 3" w:uiPriority="48"/>
+    <w:lsdException w:name="Grid Table 4" w:uiPriority="49"/>
+    <w:lsdException w:name="Grid Table 5 Dark" w:uiPriority="50"/>
+    <w:lsdException w:name="Grid Table 6 Colorful" w:uiPriority="51"/>
+    <w:lsdException w:name="Grid Table 7 Colorful" w:uiPriority="52"/>
+    <w:lsdException w:name="Grid Table 1 Light Accent 1" w:uiPriority="46"/>
+    <w:lsdException w:name="Grid Table 2 Accent 1" w:uiPriority="47"/>
+    <w:lsdException w:name="Grid Table 3 Accent 1" w:uiPriority="48"/>
+    <w:lsdException w:name="Grid Table 4 Accent 1" w:uiPriority="49"/>
+    <w:lsdException w:name="Grid Table 5 Dark Accent 1" w:uiPriority="50"/>
+    <w:lsdException w:name="Grid Table 6 Colorful Accent 1" w:uiPriority="51"/>
+    <w:lsdException w:name="Grid Table 7 Colorful Accent 1" w:uiPriority="52"/>
+    <w:lsdException w:name="Grid Table 1 Light Accent 2" w:uiPriority="46"/>
+    <w:lsdException w:name="Grid Table 2 Accent 2" w:uiPriority="47"/>
+    <w:lsdException w:name="Grid Table 3 Accent 2" w:uiPriority="48"/>
+    <w:lsdException w:name="Grid Table 4 Accent 2" w:uiPriority="49"/>
+    <w:lsdException w:name="Grid Table 5 Dark Accent 2" w:uiPriority="50"/>
+    <w:lsdException w:name="Grid Table 6 Colorful Accent 2" w:uiPriority="51"/>
+    <w:lsdException w:name="Grid Table 7 Colorful Accent 2" w:uiPriority="52"/>
+    <w:lsdException w:name="Grid Table 1 Light Accent 3" w:uiPriority="46"/>
+    <w:lsdException w:name="Grid Table 2 Accent 3" w:uiPriority="47"/>
+    <w:lsdException w:name="Grid Table 3 Accent 3" w:uiPriority="48"/>
+    <w:lsdException w:name="Grid Table 4 Accent 3" w:uiPriority="49"/>
+    <w:lsdException w:name="Grid Table 5 Dark Accent 3" w:uiPriority="50"/>
+    <w:lsdException w:name="Grid Table 6 Colorful Accent 3" w:uiPriority="51"/>
+    <w:lsdException w:name="Grid Table 7 Colorful Accent 3" w:uiPriority="52"/>
+    <w:lsdException w:name="Grid Table 1 Light Accent 4" w:uiPriority="46"/>
+    <w:lsdException w:name="Grid Table 2 Accent 4" w:uiPriority="47"/>
+    <w:lsdException w:name="Grid Table 3 Accent 4" w:uiPriority="48"/>
+    <w:lsdException w:name="Grid Table 4 Accent 4" w:uiPriority="49"/>
+    <w:lsdException w:name="Grid Table 5 Dark Accent 4" w:uiPriority="50"/>
+    <w:lsdException w:name="Grid Table 6 Colorful Accent 4" w:uiPriority="51"/>
+    <w:lsdException w:name="Grid Table 7 Colorful Accent 4" w:uiPriority="52"/>
+    <w:lsdException w:name="Grid Table 1 Light Accent 5" w:uiPriority="46"/>
+    <w:lsdException w:name="Grid Table 2 Accent 5" w:uiPriority="47"/>
+    <w:lsdException w:name="Grid Table 3 Accent 5" w:uiPriority="48"/>
+    <w:lsdException w:name="Grid Table 4 Accent 5" w:uiPriority="49"/>
+    <w:lsdException w:name="Grid Table 5 Dark Accent 5" w:uiPriority="50"/>
+    <w:lsdException w:name="Grid Table 6 Colorful Accent 5" w:uiPriority="51"/>
+    <w:lsdException w:name="Grid Table 7 Colorful Accent 5" w:uiPriority="52"/>
+    <w:lsdException w:name="Grid Table 1 Light Accent 6" w:uiPriority="46"/>
+    <w:lsdException w:name="Grid Table 2 Accent 6" w:uiPriority="47"/>
+    <w:lsdException w:name="Grid Table 3 Accent 6" w:uiPriority="48"/>
+    <w:lsdException w:name="Grid Table 4 Accent 6" w:uiPriority="49"/>
+    <w:lsdException w:name="Grid Table 5 Dark Accent 6" w:uiPriority="50"/>
+    <w:lsdException w:name="Grid Table 6 Colorful Accent 6" w:uiPriority="51"/>
+    <w:lsdException w:name="Grid Table 7 Colorful Accent 6" w:uiPriority="52"/>
+    <w:lsdException w:name="List Table 1 Light" w:uiPriority="46"/>
+    <w:lsdException w:name="List Table 2" w:uiPriority="47"/>
+    <w:lsdException w:name="List Table 3" w:uiPriority="48"/>
+    <w:lsdException w:name="List Table 4" w:uiPriority="49"/>
+    <w:lsdException w:name="List Table 5 Dark" w:uiPriority="50"/>
+    <w:lsdException w:name="List Table 6 Colorful" w:uiPriority="51"/>
+    <w:lsdException w:name="List Table 7 Colorful" w:uiPriority="52"/>
+    <w:lsdException w:name="List Table 1 Light Accent 1" w:uiPriority="46"/>
+    <w:lsdException w:name="List Table 2 Accent 1" w:uiPriority="47"/>
+    <w:lsdException w:name="List Table 3 Accent 1" w:uiPriority="48"/>
+    <w:lsdException w:name="List Table 4 Accent 1" w:uiPriority="49"/>
+    <w:lsdException w:name="List Table 5 Dark Accent 1" w:uiPriority="50"/>
+    <w:lsdException w:name="List Table 6 Colorful Accent 1" w:uiPriority="51"/>
+    <w:lsdException w:name="List Table 7 Colorful Accent 1" w:uiPriority="52"/>
+    <w:lsdException w:name="List Table 1 Light Accent 2" w:uiPriority="46"/>
+    <w:lsdException w:name="List Table 2 Accent 2" w:uiPriority="47"/>
+    <w:lsdException w:name="List Table 3 Accent 2" w:uiPriority="48"/>
+    <w:lsdException w:name="List Table 4 Accent 2" w:uiPriority="49"/>
+    <w:lsdException w:name="List Table 5 Dark Accent 2" w:uiPriority="50"/>
+    <w:lsdException w:name="List Table 6 Colorful Accent 2" w:uiPriority="51"/>
+    <w:lsdException w:name="List Table 7 Colorful Accent 2" w:uiPriority="52"/>
+    <w:lsdException w:name="List Table 1 Light Accent 3" w:uiPriority="46"/>
+    <w:lsdException w:name="List Table 2 Accent 3" w:uiPriority="47"/>
+    <w:lsdException w:name="List Table 3 Accent 3" w:uiPriority="48"/>
+    <w:lsdException w:name="List Table 4 Accent 3" w:uiPriority="49"/>
+    <w:lsdException w:name="List Table 5 Dark Accent 3" w:uiPriority="50"/>
+    <w:lsdException w:name="List Table 6 Colorful Accent 3" w:uiPriority="51"/>
+    <w:lsdException w:name="List Table 7 Colorful Accent 3" w:uiPriority="52"/>
+    <w:lsdException w:name="List Table 1 Light Accent 4" w:uiPriority="46"/>
+    <w:lsdException w:name="List Table 2 Accent 4" w:uiPriority="47"/>
+    <w:lsdException w:name="List Table 3 Accent 4" w:uiPriority="48"/>
+    <w:lsdException w:name="List Table 4 Accent 4" w:uiPriority="49"/>
+    <w:lsdException w:name="List Table 5 Dark Accent 4" w:uiPriority="50"/>
+    <w:lsdException w:name="List Table 6 Colorful Accent 4" w:uiPriority="51"/>
+    <w:lsdException w:name="List Table 7 Colorful Accent 4" w:uiPriority="52"/>
+    <w:lsdException w:name="List Table 1 Light Accent 5" w:uiPriority="46"/>
+    <w:lsdException w:name="List Table 2 Accent 5" w:uiPriority="47"/>
+    <w:lsdException w:name="List Table 3 Accent 5" w:uiPriority="48"/>
+    <w:lsdException w:name="List Table 4 Accent 5" w:uiPriority="49"/>
+    <w:lsdException w:name="List Table 5 Dark Accent 5" w:uiPriority="50"/>
+    <w:lsdException w:name="List Table 6 Colorful Accent 5" w:uiPriority="51"/>
+    <w:lsdException w:name="List Table 7 Colorful Accent 5" w:uiPriority="52"/>
+    <w:lsdException w:name="List Table 1 Light Accent 6" w:uiPriority="46"/>
+    <w:lsdException w:name="List Table 2 Accent 6" w:uiPriority="47"/>
+    <w:lsdException w:name="List Table 3 Accent 6" w:uiPriority="48"/>
+    <w:lsdException w:name="List Table 4 Accent 6" w:uiPriority="49"/>
+    <w:lsdException w:name="List Table 5 Dark Accent 6" w:uiPriority="50"/>
+    <w:lsdException w:name="List Table 6 Colorful Accent 6" w:uiPriority="51"/>
+    <w:lsdException w:name="List Table 7 Colorful Accent 6" w:uiPriority="52"/>
+    <w:lsdException w:name="Mention" w:semiHidden="1" w:unhideWhenUsed="1"/>
+    <w:lsdException w:name="Smart Hyperlink" w:semiHidden="1" w:unhideWhenUsed="1"/>
+    <w:lsdException w:name="Hashtag" w:semiHidden="1" w:unhideWhenUsed="1"/>
+    <w:lsdException w:name="Unresolved Mention" w:semiHidden="1" w:unhideWhenUsed="1"/>
+    <w:lsdException w:name="Smart Link" w:semiHidden="1" w:unhideWhenUsed="1"/>
+  </w:latentStyles>
+  <w:style w:type="paragraph" w:default="1" w:styleId="Normal">
+    <w:name w:val="Normal"/>
+    <w:qFormat/>
+  </w:style>
+  <w:style w:type="character" w:default="1" w:styleId="DefaultParagraphFont">
+    <w:name w:val="Default Paragraph Font"/>
+    <w:uiPriority w:val="1"/>
+    <w:semiHidden/>
+    <w:unhideWhenUsed/>
+  </w:style>
+  <w:style w:type="table" w:default="1" w:styleId="TableNormal">
+    <w:name w:val="Normal Table"/>
+    <w:uiPriority w:val="99"/>
+    <w:semiHidden/>
+    <w:unhideWhenUsed/>
+    <w:tblPr>
+      <w:tblInd w:w="0" w:type="dxa"/>
+      <w:tblCellMar>
+        <w:top w:w="0" w:type="dxa"/>
+        <w:left w:w="108" w:type="dxa"/>
+        <w:bottom w:w="0" w:type="dxa"/>
+        <w:right w:w="108" w:type="dxa"/>
+      </w:tblCellMar>
+    </w:tblPr>
+  </w:style>
+  <w:style w:type="numbering" w:default="1" w:styleId="NoList">
+    <w:name w:val="No List"/>
+    <w:uiPriority w:val="99"/>
+    <w:semiHidden/>
+    <w:unhideWhenUsed/>
+  </w:style>
+  <w:style w:type="character" w:styleId="PlaceholderText">
+    <w:name w:val="Placeholder Text"/>
+    <w:basedOn w:val="DefaultParagraphFont"/>
+    <w:uiPriority w:val="99"/>
+    <w:semiHidden/>
+    <w:rsid w:val="00600C10"/>
+    <w:rPr>
+      <w:color w:val="666666"/>
+    </w:rPr>
+  </w:style>
+</w:styles>
+</file>
+
+<file path=word/glossary/webSettings.xml><?xml version="1.0" encoding="utf-8"?>
+<w:webSettings xmlns:mc="http://schemas.openxmlformats.org/markup-compatibility/2006" xmlns:r="http://schemas.openxmlformats.org/officeDocument/2006/relationships" xmlns:w="http://schemas.openxmlformats.org/wordprocessingml/2006/main" xmlns:w14="http://schemas.microsoft.com/office/word/2010/wordml" xmlns:w15="http://schemas.microsoft.com/office/word/2012/wordml" xmlns:w16cex="http://schemas.microsoft.com/office/word/2018/wordml/cex" xmlns:w16cid="http://schemas.microsoft.com/office/word/2016/wordml/cid" xmlns:w16="http://schemas.microsoft.com/office/word/2018/wordml" xmlns:w16du="http://schemas.microsoft.com/office/word/2023/wordml/word16du" xmlns:w16sdtdh="http://schemas.microsoft.com/office/word/2020/wordml/sdtdatahash" xmlns:w16se="http://schemas.microsoft.com/office/word/2015/wordml/symex" mc:Ignorable="w14 w15 w16se w16cid w16 w16cex w16sdtdh w16du">
+  <w:optimizeForBrowser/>
+  <w:allowPNG/>
+</w:webSettings>
 </file>
 
 <file path=word/theme/theme1.xml><?xml version="1.0" encoding="utf-8"?>
@@ -5971,29 +7708,65 @@
 </a:theme>
 </file>
 
-<file path=customXml/item1.xml>��< ? x m l   v e r s i o n = " 1 . 0 "   e n c o d i n g = " u t f - 1 6 " ? > < N a v W o r d R e p o r t X m l P a r t   x m l n s = " u r n : m i c r o s o f t - d y n a m i c s - n a v / r e p o r t s / U m m A l Q u w a i n C o n t r a c t / 5 0 1 1 5 / " > +<file path=customXml/item1.xml><?xml version="1.0" encoding="utf-8"?>
+<b:Sources xmlns:b="http://schemas.openxmlformats.org/officeDocument/2006/bibliography" xmlns="http://schemas.openxmlformats.org/officeDocument/2006/bibliography" SelectedStyle="\APASixthEditionOfficeOnline.xsl" StyleName="APA" Version="6"/>
+</file>
+
+<file path=customXml/item2.xml>��< ? x m l   v e r s i o n = " 1 . 0 "   e n c o d i n g = " u t f - 1 6 " ? > < N a v W o r d R e p o r t X m l P a r t   x m l n s = " u r n : m i c r o s o f t - d y n a m i c s - n a v / r e p o r t s / U m m A l Q u w a i n C o n t r a c t / 5 0 1 1 5 / " >   
-     < T e n a n c y C o n t r a c t / > +     < T e n a n c y C o n t r a c t > + 
+         < B a s e _ U n i t _ o f _ M e a s u r e > B a s e _ U n i t _ o f _ M e a s u r e < / B a s e _ U n i t _ o f _ M e a s u r e > + 
+         < C o n t a c t _ N u m b e r > C o n t a c t _ N u m b e r < / C o n t a c t _ N u m b e r > + 
+         < C o n t r a c t _ E n d _ D a t e > C o n t r a c t _ E n d _ D a t e < / C o n t r a c t _ E n d _ D a t e > + 
+         < C o n t r a c t _ S t a r t _ D a t e > C o n t r a c t _ S t a r t _ D a t e < / C o n t r a c t _ S t a r t _ D a t e > + 
+         < C u s t o m e r _ N a m e > C u s t o m e r _ N a m e < / C u s t o m e r _ N a m e > + 
+         < E m a i l _ A d d r e s s > E m a i l _ A d d r e s s < / E m a i l _ A d d r e s s > + 
+         < E m i r a t e s _ I D > E m i r a t e s _ I D < / E m i r a t e s _ I D > + 
+         < L e s s o r _ s _ E m a i l > L e s s o r _ s _ E m a i l < / L e s s o r _ s _ E m a i l > + 
+         < L e s s o r _ s _ E m i r a t e s _ I D > L e s s o r _ s _ E m i r a t e s _ I D < / L e s s o r _ s _ E m i r a t e s _ I D > + 
+         < L e s s o r _ s _ N a m e > L e s s o r _ s _ N a m e < / L e s s o r _ s _ N a m e > + 
+         < L e s s o r _ s _ P h o n e > L e s s o r _ s _ P h o n e < / L e s s o r _ s _ P h o n e > + 
+         < O w n e r _ s _ N a m e > O w n e r _ s _ N a m e < / O w n e r _ s _ N a m e > + 
+         < P r o p e r t y _ N a m e > P r o p e r t y _ N a m e < / P r o p e r t y _ N a m e > + 
+         < P r o p e r t y _ S i z e > P r o p e r t y _ S i z e < / P r o p e r t y _ S i z e > + 
+         < P r o p e r t y _ T y p e > P r o p e r t y _ T y p e < / P r o p e r t y _ T y p e > + 
+         < U n i t _ N a m e > U n i t _ N a m e < / U n i t _ N a m e > + 
+         < U n i t _ N u m b e r > U n i t _ N u m b e r < / U n i t _ N u m b e r > + 
+     < / T e n a n c y C o n t r a c t >   
  < / N a v W o r d R e p o r t X m l P a r t > 
 </file>
 
-<file path=customXml/item2.xml><?xml version="1.0" encoding="utf-8"?>
-<b:Sources xmlns:b="http://schemas.openxmlformats.org/officeDocument/2006/bibliography" xmlns="http://schemas.openxmlformats.org/officeDocument/2006/bibliography" SelectedStyle="\APASixthEditionOfficeOnline.xsl" StyleName="APA" Version="6"/>
+<file path=customXml/itemProps1.xml><?xml version="1.0" encoding="utf-8"?>
+<ds:datastoreItem xmlns:ds="http://schemas.openxmlformats.org/officeDocument/2006/customXml" ds:itemID="{C27AA06E-7140-4450-8686-34675E73F112}">
+  <ds:schemaRefs>
+    <ds:schemaRef ds:uri="http://schemas.openxmlformats.org/officeDocument/2006/bibliography"/>
+  </ds:schemaRefs>
+</ds:datastoreItem>
 </file>
 
-<file path=customXml/itemProps1.xml><?xml version="1.0" encoding="utf-8"?>
+<file path=customXml/itemProps2.xml><?xml version="1.0" encoding="utf-8"?>
 <ds:datastoreItem xmlns:ds="http://schemas.openxmlformats.org/officeDocument/2006/customXml" ds:itemID="{DA66A6BB-3798-4A63-88A2-FBA3BC09A85B}">
   <ds:schemaRefs>
     <ds:schemaRef ds:uri="urn:microsoft-dynamics-nav/reports/UmmAlQuwainContract/50115/"/>
   </ds:schemaRefs>
 </ds:datastoreItem>
-</file>
-
-<file path=customXml/itemProps2.xml><?xml version="1.0" encoding="utf-8"?>
-<ds:datastoreItem xmlns:ds="http://schemas.openxmlformats.org/officeDocument/2006/customXml" ds:itemID="{C27AA06E-7140-4450-8686-34675E73F112}">
-  <ds:schemaRefs>
-    <ds:schemaRef ds:uri="http://schemas.openxmlformats.org/officeDocument/2006/bibliography"/>
-  </ds:schemaRefs>
-</ds:datastoreItem>
 </file>
--- a/UmmAlQuwainContract.docx
+++ b/UmmAlQuwainContract.docx
@@ -300,6 +300,7 @@
       <w:r>
         <w:t xml:space="preserve">                                                                                                   (</w:t>
       </w:r>
+      <w:proofErr w:type="spellStart"/>
       <w:r>
         <w:rPr>
           <w:rStyle w:val="normaltextrun"/>
@@ -309,7 +310,43 @@
           <w:color w:val="000000"/>
           <w:shd w:val="clear" w:color="auto" w:fill="FFFFFF"/>
         </w:rPr>
-        <w:t>وﺣدة ﻋﻘﺎرﯾﺔ)</w:t>
+        <w:t>وﺣدة</w:t>
+      </w:r>
+      <w:proofErr w:type="spellEnd"/>
+      <w:r>
+        <w:rPr>
+          <w:rStyle w:val="normaltextrun"/>
+          <w:rFonts w:ascii="Arial" w:hAnsi="Arial" w:cs="Arial"/>
+          <w:b/>
+          <w:bCs/>
+          <w:color w:val="000000"/>
+          <w:shd w:val="clear" w:color="auto" w:fill="FFFFFF"/>
+        </w:rPr>
+        <w:t xml:space="preserve"> </w:t>
+      </w:r>
+      <w:proofErr w:type="spellStart"/>
+      <w:r>
+        <w:rPr>
+          <w:rStyle w:val="normaltextrun"/>
+          <w:rFonts w:ascii="Arial" w:hAnsi="Arial" w:cs="Arial"/>
+          <w:b/>
+          <w:bCs/>
+          <w:color w:val="000000"/>
+          <w:shd w:val="clear" w:color="auto" w:fill="FFFFFF"/>
+        </w:rPr>
+        <w:t>ﻋﻘﺎرﯾﺔ</w:t>
+      </w:r>
+      <w:proofErr w:type="spellEnd"/>
+      <w:r>
+        <w:rPr>
+          <w:rStyle w:val="normaltextrun"/>
+          <w:rFonts w:ascii="Arial" w:hAnsi="Arial" w:cs="Arial"/>
+          <w:b/>
+          <w:bCs/>
+          <w:color w:val="000000"/>
+          <w:shd w:val="clear" w:color="auto" w:fill="FFFFFF"/>
+        </w:rPr>
+        <w:t>)</w:t>
       </w:r>
     </w:p>
     <w:p>
@@ -395,6 +432,7 @@
               </w:rPr>
               <w:t xml:space="preserve"> </w:t>
             </w:r>
+            <w:proofErr w:type="spellStart"/>
             <w:r>
               <w:rPr>
                 <w:rFonts w:ascii="Arial" w:hAnsi="Arial" w:cs="Arial"/>
@@ -403,8 +441,31 @@
                 <w:sz w:val="24"/>
                 <w:szCs w:val="24"/>
               </w:rPr>
-              <w:t>بيانات المستأجر</w:t>
-            </w:r>
+              <w:t>بيانات</w:t>
+            </w:r>
+            <w:proofErr w:type="spellEnd"/>
+            <w:r>
+              <w:rPr>
+                <w:rFonts w:ascii="Arial" w:hAnsi="Arial" w:cs="Arial"/>
+                <w:b/>
+                <w:color w:val="2F5496" w:themeColor="accent1" w:themeShade="BF"/>
+                <w:sz w:val="24"/>
+                <w:szCs w:val="24"/>
+              </w:rPr>
+              <w:t xml:space="preserve"> </w:t>
+            </w:r>
+            <w:proofErr w:type="spellStart"/>
+            <w:r>
+              <w:rPr>
+                <w:rFonts w:ascii="Arial" w:hAnsi="Arial" w:cs="Arial"/>
+                <w:b/>
+                <w:color w:val="2F5496" w:themeColor="accent1" w:themeShade="BF"/>
+                <w:sz w:val="24"/>
+                <w:szCs w:val="24"/>
+              </w:rPr>
+              <w:t>المستأجر</w:t>
+            </w:r>
+            <w:proofErr w:type="spellEnd"/>
           </w:p>
         </w:tc>
       </w:tr>
@@ -430,14 +491,14 @@
         </w:tc>
         <w:sdt>
           <w:sdtPr>
-            <w:id w:val="-1419013929"/>
+            <w:alias w:val="#Nav: /TenancyContract/Customer_Name"/>
+            <w:tag w:val="#Nav: UmmAlQuwainContract/50115"/>
+            <w:id w:val="1859542993"/>
             <w:placeholder>
               <w:docPart w:val="DefaultPlaceholder_-1854013440"/>
             </w:placeholder>
             <w:dataBinding w:prefixMappings="xmlns:ns0='urn:microsoft-dynamics-nav/reports/UmmAlQuwainContract/50115/'" w:xpath="/ns0:NavWordReportXmlPart[1]/ns0:TenancyContract[1]/ns0:Customer_Name[1]" w:storeItemID="{DA66A6BB-3798-4A63-88A2-FBA3BC09A85B}"/>
             <w:text/>
-            <w:alias w:val="#Nav: /TenancyContract/Customer_Name"/>
-            <w:tag w:val="#Nav: UmmAlQuwainContract/50115"/>
           </w:sdtPr>
           <w:sdtContent>
             <w:tc>
@@ -475,9 +536,19 @@
             <w:pPr>
               <w:jc w:val="right"/>
             </w:pPr>
-            <w:r>
-              <w:t>اسم المستأجر</w:t>
-            </w:r>
+            <w:proofErr w:type="spellStart"/>
+            <w:r>
+              <w:t>اسم</w:t>
+            </w:r>
+            <w:proofErr w:type="spellEnd"/>
+            <w:r>
+              <w:t xml:space="preserve"> </w:t>
+            </w:r>
+            <w:proofErr w:type="spellStart"/>
+            <w:r>
+              <w:t>المستأجر</w:t>
+            </w:r>
+            <w:proofErr w:type="spellEnd"/>
           </w:p>
         </w:tc>
       </w:tr>
@@ -501,19 +572,37 @@
             </w:r>
           </w:p>
         </w:tc>
-        <w:tc>
-          <w:tcPr>
-            <w:tcW w:w="2835" w:type="dxa"/>
-            <w:tcBorders>
-              <w:top w:val="thinThickSmallGap" w:color="FFFFFF" w:themeColor="background1" w:sz="24" w:space="0"/>
-              <w:left w:val="thinThickSmallGap" w:color="FFFFFF" w:themeColor="background1" w:sz="24" w:space="0"/>
-              <w:bottom w:val="thinThickSmallGap" w:color="FFFFFF" w:themeColor="background1" w:sz="24" w:space="0"/>
-              <w:right w:val="thinThickSmallGap" w:color="FFFFFF" w:themeColor="background1" w:sz="24" w:space="0"/>
-            </w:tcBorders>
-            <w:shd w:val="clear" w:color="auto" w:fill="BCDDF6"/>
-          </w:tcPr>
-          <w:p/>
-        </w:tc>
+        <w:sdt>
+          <w:sdtPr>
+            <w:alias w:val="#Nav: /TenancyContract/Customer/Nationality"/>
+            <w:tag w:val="#Nav: UmmAlQuwainContract/50115"/>
+            <w:id w:val="456379698"/>
+            <w:placeholder>
+              <w:docPart w:val="DefaultPlaceholder_-1854013440"/>
+            </w:placeholder>
+            <w:dataBinding w:prefixMappings="xmlns:ns0='urn:microsoft-dynamics-nav/reports/UmmAlQuwainContract/50115/'" w:xpath="/ns0:NavWordReportXmlPart[1]/ns0:TenancyContract[1]/ns0:Customer[1]/ns0:Nationality[1]" w:storeItemID="{DA66A6BB-3798-4A63-88A2-FBA3BC09A85B}"/>
+            <w:text/>
+          </w:sdtPr>
+          <w:sdtContent>
+            <w:tc>
+              <w:tcPr>
+                <w:tcW w:w="2835" w:type="dxa"/>
+                <w:tcBorders>
+                  <w:top w:val="thinThickSmallGap" w:color="FFFFFF" w:themeColor="background1" w:sz="24" w:space="0"/>
+                  <w:left w:val="thinThickSmallGap" w:color="FFFFFF" w:themeColor="background1" w:sz="24" w:space="0"/>
+                  <w:bottom w:val="thinThickSmallGap" w:color="FFFFFF" w:themeColor="background1" w:sz="24" w:space="0"/>
+                  <w:right w:val="thinThickSmallGap" w:color="FFFFFF" w:themeColor="background1" w:sz="24" w:space="0"/>
+                </w:tcBorders>
+                <w:shd w:val="clear" w:color="auto" w:fill="BCDDF6"/>
+              </w:tcPr>
+              <w:p>
+                <w:r>
+                  <w:t>Nationality</w:t>
+                </w:r>
+              </w:p>
+            </w:tc>
+          </w:sdtContent>
+        </w:sdt>
         <w:tc>
           <w:tcPr>
             <w:tcW w:w="1304" w:type="dxa"/>
@@ -528,9 +617,11 @@
             <w:pPr>
               <w:jc w:val="right"/>
             </w:pPr>
+            <w:proofErr w:type="spellStart"/>
             <w:r>
               <w:t>الجنسية</w:t>
             </w:r>
+            <w:proofErr w:type="spellEnd"/>
           </w:p>
         </w:tc>
       </w:tr>
@@ -556,14 +647,14 @@
         </w:tc>
         <w:sdt>
           <w:sdtPr>
-            <w:id w:val="1049890377"/>
+            <w:alias w:val="#Nav: /TenancyContract/Emirates_ID"/>
+            <w:tag w:val="#Nav: UmmAlQuwainContract/50115"/>
+            <w:id w:val="-1461104627"/>
             <w:placeholder>
               <w:docPart w:val="DefaultPlaceholder_-1854013440"/>
             </w:placeholder>
             <w:dataBinding w:prefixMappings="xmlns:ns0='urn:microsoft-dynamics-nav/reports/UmmAlQuwainContract/50115/'" w:xpath="/ns0:NavWordReportXmlPart[1]/ns0:TenancyContract[1]/ns0:Emirates_ID[1]" w:storeItemID="{DA66A6BB-3798-4A63-88A2-FBA3BC09A85B}"/>
             <w:text/>
-            <w:alias w:val="#Nav: /TenancyContract/Emirates_ID"/>
-            <w:tag w:val="#Nav: UmmAlQuwainContract/50115"/>
           </w:sdtPr>
           <w:sdtContent>
             <w:tc>
@@ -601,9 +692,27 @@
             <w:pPr>
               <w:jc w:val="right"/>
             </w:pPr>
-            <w:r>
-              <w:t>رقم بطاقة الهوية</w:t>
-            </w:r>
+            <w:proofErr w:type="spellStart"/>
+            <w:r>
+              <w:t>رقم</w:t>
+            </w:r>
+            <w:proofErr w:type="spellEnd"/>
+            <w:r>
+              <w:t xml:space="preserve"> </w:t>
+            </w:r>
+            <w:proofErr w:type="spellStart"/>
+            <w:r>
+              <w:t>بطاقة</w:t>
+            </w:r>
+            <w:proofErr w:type="spellEnd"/>
+            <w:r>
+              <w:t xml:space="preserve"> </w:t>
+            </w:r>
+            <w:proofErr w:type="spellStart"/>
+            <w:r>
+              <w:t>الهوية</w:t>
+            </w:r>
+            <w:proofErr w:type="spellEnd"/>
           </w:p>
         </w:tc>
       </w:tr>
@@ -629,14 +738,14 @@
         </w:tc>
         <w:sdt>
           <w:sdtPr>
-            <w:id w:val="-596941277"/>
+            <w:alias w:val="#Nav: /TenancyContract/Contact_Number"/>
+            <w:tag w:val="#Nav: UmmAlQuwainContract/50115"/>
+            <w:id w:val="1984047282"/>
             <w:placeholder>
               <w:docPart w:val="DefaultPlaceholder_-1854013440"/>
             </w:placeholder>
             <w:dataBinding w:prefixMappings="xmlns:ns0='urn:microsoft-dynamics-nav/reports/UmmAlQuwainContract/50115/'" w:xpath="/ns0:NavWordReportXmlPart[1]/ns0:TenancyContract[1]/ns0:Contact_Number[1]" w:storeItemID="{DA66A6BB-3798-4A63-88A2-FBA3BC09A85B}"/>
             <w:text/>
-            <w:alias w:val="#Nav: /TenancyContract/Contact_Number"/>
-            <w:tag w:val="#Nav: UmmAlQuwainContract/50115"/>
           </w:sdtPr>
           <w:sdtContent>
             <w:tc>
@@ -674,9 +783,11 @@
             <w:pPr>
               <w:jc w:val="right"/>
             </w:pPr>
+            <w:proofErr w:type="spellStart"/>
             <w:r>
               <w:t>الهاتف</w:t>
             </w:r>
+            <w:proofErr w:type="spellEnd"/>
           </w:p>
         </w:tc>
       </w:tr>
@@ -727,9 +838,19 @@
             <w:pPr>
               <w:jc w:val="right"/>
             </w:pPr>
-            <w:r>
-              <w:t>صندوق البريد</w:t>
-            </w:r>
+            <w:proofErr w:type="spellStart"/>
+            <w:r>
+              <w:t>صندوق</w:t>
+            </w:r>
+            <w:proofErr w:type="spellEnd"/>
+            <w:r>
+              <w:t xml:space="preserve"> </w:t>
+            </w:r>
+            <w:proofErr w:type="spellStart"/>
+            <w:r>
+              <w:t>البريد</w:t>
+            </w:r>
+            <w:proofErr w:type="spellEnd"/>
           </w:p>
         </w:tc>
       </w:tr>
@@ -755,14 +876,14 @@
         </w:tc>
         <w:sdt>
           <w:sdtPr>
-            <w:id w:val="712708521"/>
+            <w:alias w:val="#Nav: /TenancyContract/Email_Address"/>
+            <w:tag w:val="#Nav: UmmAlQuwainContract/50115"/>
+            <w:id w:val="-501807719"/>
             <w:placeholder>
               <w:docPart w:val="DefaultPlaceholder_-1854013440"/>
             </w:placeholder>
             <w:dataBinding w:prefixMappings="xmlns:ns0='urn:microsoft-dynamics-nav/reports/UmmAlQuwainContract/50115/'" w:xpath="/ns0:NavWordReportXmlPart[1]/ns0:TenancyContract[1]/ns0:Email_Address[1]" w:storeItemID="{DA66A6BB-3798-4A63-88A2-FBA3BC09A85B}"/>
             <w:text/>
-            <w:alias w:val="#Nav: /TenancyContract/Email_Address"/>
-            <w:tag w:val="#Nav: UmmAlQuwainContract/50115"/>
           </w:sdtPr>
           <w:sdtContent>
             <w:tc>
@@ -800,9 +921,19 @@
             <w:pPr>
               <w:jc w:val="right"/>
             </w:pPr>
-            <w:r>
-              <w:t>البريد الإلكتروني</w:t>
-            </w:r>
+            <w:proofErr w:type="spellStart"/>
+            <w:r>
+              <w:t>البريد</w:t>
+            </w:r>
+            <w:proofErr w:type="spellEnd"/>
+            <w:r>
+              <w:t xml:space="preserve"> </w:t>
+            </w:r>
+            <w:proofErr w:type="spellStart"/>
+            <w:r>
+              <w:t>الإلكتروني</w:t>
+            </w:r>
+            <w:proofErr w:type="spellEnd"/>
           </w:p>
         </w:tc>
       </w:tr>
@@ -873,6 +1004,7 @@
               </w:rPr>
               <w:t xml:space="preserve"> </w:t>
             </w:r>
+            <w:proofErr w:type="spellStart"/>
             <w:r>
               <w:rPr>
                 <w:b/>
@@ -880,8 +1012,29 @@
                 <w:sz w:val="24"/>
                 <w:szCs w:val="24"/>
               </w:rPr>
-              <w:t>بيانات المؤجر</w:t>
-            </w:r>
+              <w:t>بيانات</w:t>
+            </w:r>
+            <w:proofErr w:type="spellEnd"/>
+            <w:r>
+              <w:rPr>
+                <w:b/>
+                <w:color w:val="2F5496" w:themeColor="accent1" w:themeShade="BF"/>
+                <w:sz w:val="24"/>
+                <w:szCs w:val="24"/>
+              </w:rPr>
+              <w:t xml:space="preserve"> </w:t>
+            </w:r>
+            <w:proofErr w:type="spellStart"/>
+            <w:r>
+              <w:rPr>
+                <w:b/>
+                <w:color w:val="2F5496" w:themeColor="accent1" w:themeShade="BF"/>
+                <w:sz w:val="24"/>
+                <w:szCs w:val="24"/>
+              </w:rPr>
+              <w:t>المؤجر</w:t>
+            </w:r>
+            <w:proofErr w:type="spellEnd"/>
           </w:p>
         </w:tc>
       </w:tr>
@@ -907,14 +1060,14 @@
         </w:tc>
         <w:sdt>
           <w:sdtPr>
-            <w:id w:val="-1697776564"/>
+            <w:alias w:val="#Nav: /TenancyContract/Owner_s_Name"/>
+            <w:tag w:val="#Nav: UmmAlQuwainContract/50115"/>
+            <w:id w:val="232986397"/>
             <w:placeholder>
               <w:docPart w:val="DefaultPlaceholder_-1854013440"/>
             </w:placeholder>
             <w:dataBinding w:prefixMappings="xmlns:ns0='urn:microsoft-dynamics-nav/reports/UmmAlQuwainContract/50115/'" w:xpath="/ns0:NavWordReportXmlPart[1]/ns0:TenancyContract[1]/ns0:Owner_s_Name[1]" w:storeItemID="{DA66A6BB-3798-4A63-88A2-FBA3BC09A85B}"/>
             <w:text/>
-            <w:alias w:val="#Nav: /TenancyContract/Owner_s_Name"/>
-            <w:tag w:val="#Nav: UmmAlQuwainContract/50115"/>
           </w:sdtPr>
           <w:sdtContent>
             <w:tc>
@@ -952,9 +1105,19 @@
             <w:pPr>
               <w:jc w:val="right"/>
             </w:pPr>
-            <w:r>
-              <w:t>اسم المالك</w:t>
-            </w:r>
+            <w:proofErr w:type="spellStart"/>
+            <w:r>
+              <w:t>اسم</w:t>
+            </w:r>
+            <w:proofErr w:type="spellEnd"/>
+            <w:r>
+              <w:t xml:space="preserve"> </w:t>
+            </w:r>
+            <w:proofErr w:type="spellStart"/>
+            <w:r>
+              <w:t>المالك</w:t>
+            </w:r>
+            <w:proofErr w:type="spellEnd"/>
           </w:p>
         </w:tc>
       </w:tr>
@@ -980,14 +1143,14 @@
         </w:tc>
         <w:sdt>
           <w:sdtPr>
-            <w:id w:val="-40208751"/>
+            <w:alias w:val="#Nav: /TenancyContract/Lessor_s_Phone"/>
+            <w:tag w:val="#Nav: UmmAlQuwainContract/50115"/>
+            <w:id w:val="1391452398"/>
             <w:placeholder>
               <w:docPart w:val="DefaultPlaceholder_-1854013440"/>
             </w:placeholder>
-            <w:dataBinding w:prefixMappings="xmlns:ns0='urn:microsoft-dynamics-nav/reports/UmmAlQuwainContract/50115/'" w:xpath="/ns0:NavWordReportXmlPart[1]/ns0:TenancyContract[1]/ns0:Lessor_s_Name[1]" w:storeItemID="{DA66A6BB-3798-4A63-88A2-FBA3BC09A85B}"/>
+            <w:dataBinding w:prefixMappings="xmlns:ns0='urn:microsoft-dynamics-nav/reports/UmmAlQuwainContract/50115/'" w:xpath="/ns0:NavWordReportXmlPart[1]/ns0:TenancyContract[1]/ns0:Lessor_s_Phone[1]" w:storeItemID="{DA66A6BB-3798-4A63-88A2-FBA3BC09A85B}"/>
             <w:text/>
-            <w:alias w:val="#Nav: /TenancyContract/Lessor_s_Name"/>
-            <w:tag w:val="#Nav: UmmAlQuwainContract/50115"/>
           </w:sdtPr>
           <w:sdtContent>
             <w:tc>
@@ -1004,7 +1167,7 @@
               <w:p>
                 <w:proofErr w:type="spellStart"/>
                 <w:r>
-                  <w:t>Lessor_s_Name</w:t>
+                  <w:t>Lessor_s_Phone</w:t>
                 </w:r>
                 <w:proofErr w:type="spellEnd"/>
               </w:p>
@@ -1025,9 +1188,19 @@
             <w:pPr>
               <w:jc w:val="right"/>
             </w:pPr>
-            <w:r>
-              <w:t>اسم المؤجر</w:t>
-            </w:r>
+            <w:proofErr w:type="spellStart"/>
+            <w:r>
+              <w:t>اسم</w:t>
+            </w:r>
+            <w:proofErr w:type="spellEnd"/>
+            <w:r>
+              <w:t xml:space="preserve"> </w:t>
+            </w:r>
+            <w:proofErr w:type="spellStart"/>
+            <w:r>
+              <w:t>المؤجر</w:t>
+            </w:r>
+            <w:proofErr w:type="spellEnd"/>
           </w:p>
         </w:tc>
       </w:tr>
@@ -1051,19 +1224,39 @@
             </w:r>
           </w:p>
         </w:tc>
-        <w:tc>
-          <w:tcPr>
-            <w:tcW w:w="3685" w:type="dxa"/>
-            <w:tcBorders>
-              <w:top w:val="single" w:color="FFFFFF" w:themeColor="background1" w:sz="24" w:space="0"/>
-              <w:left w:val="single" w:color="FFFFFF" w:themeColor="background1" w:sz="24" w:space="0"/>
-              <w:bottom w:val="single" w:color="FFFFFF" w:themeColor="background1" w:sz="24" w:space="0"/>
-              <w:right w:val="single" w:color="FFFFFF" w:themeColor="background1" w:sz="24" w:space="0"/>
-            </w:tcBorders>
-            <w:shd w:val="clear" w:color="auto" w:fill="BCDDF6"/>
-          </w:tcPr>
-          <w:p/>
-        </w:tc>
+        <w:sdt>
+          <w:sdtPr>
+            <w:alias w:val="#Nav: /TenancyContract/Lessor_s_Nationality"/>
+            <w:tag w:val="#Nav: UmmAlQuwainContract/50115"/>
+            <w:id w:val="-386720495"/>
+            <w:placeholder>
+              <w:docPart w:val="DefaultPlaceholder_-1854013440"/>
+            </w:placeholder>
+            <w:dataBinding w:prefixMappings="xmlns:ns0='urn:microsoft-dynamics-nav/reports/UmmAlQuwainContract/50115/'" w:xpath="/ns0:NavWordReportXmlPart[1]/ns0:TenancyContract[1]/ns0:Lessor_s_Nationality[1]" w:storeItemID="{DA66A6BB-3798-4A63-88A2-FBA3BC09A85B}"/>
+            <w:text/>
+          </w:sdtPr>
+          <w:sdtContent>
+            <w:tc>
+              <w:tcPr>
+                <w:tcW w:w="3685" w:type="dxa"/>
+                <w:tcBorders>
+                  <w:top w:val="single" w:color="FFFFFF" w:themeColor="background1" w:sz="24" w:space="0"/>
+                  <w:left w:val="single" w:color="FFFFFF" w:themeColor="background1" w:sz="24" w:space="0"/>
+                  <w:bottom w:val="single" w:color="FFFFFF" w:themeColor="background1" w:sz="24" w:space="0"/>
+                  <w:right w:val="single" w:color="FFFFFF" w:themeColor="background1" w:sz="24" w:space="0"/>
+                </w:tcBorders>
+                <w:shd w:val="clear" w:color="auto" w:fill="BCDDF6"/>
+              </w:tcPr>
+              <w:p>
+                <w:proofErr w:type="spellStart"/>
+                <w:r>
+                  <w:t>Lessor_s_Nationality</w:t>
+                </w:r>
+                <w:proofErr w:type="spellEnd"/>
+              </w:p>
+            </w:tc>
+          </w:sdtContent>
+        </w:sdt>
         <w:tc>
           <w:tcPr>
             <w:tcW w:w="1351" w:type="dxa"/>
@@ -1078,9 +1271,11 @@
             <w:pPr>
               <w:jc w:val="right"/>
             </w:pPr>
+            <w:proofErr w:type="spellStart"/>
             <w:r>
               <w:t>الجنسية</w:t>
             </w:r>
+            <w:proofErr w:type="spellEnd"/>
           </w:p>
         </w:tc>
       </w:tr>
@@ -1106,14 +1301,14 @@
         </w:tc>
         <w:sdt>
           <w:sdtPr>
-            <w:id w:val="-72819274"/>
+            <w:alias w:val="#Nav: /TenancyContract/Lessor_s_Emirates_ID"/>
+            <w:tag w:val="#Nav: UmmAlQuwainContract/50115"/>
+            <w:id w:val="1267118260"/>
             <w:placeholder>
               <w:docPart w:val="DefaultPlaceholder_-1854013440"/>
             </w:placeholder>
             <w:dataBinding w:prefixMappings="xmlns:ns0='urn:microsoft-dynamics-nav/reports/UmmAlQuwainContract/50115/'" w:xpath="/ns0:NavWordReportXmlPart[1]/ns0:TenancyContract[1]/ns0:Lessor_s_Emirates_ID[1]" w:storeItemID="{DA66A6BB-3798-4A63-88A2-FBA3BC09A85B}"/>
             <w:text/>
-            <w:alias w:val="#Nav: /TenancyContract/Lessor_s_Emirates_ID"/>
-            <w:tag w:val="#Nav: UmmAlQuwainContract/50115"/>
           </w:sdtPr>
           <w:sdtContent>
             <w:tc>
@@ -1151,9 +1346,27 @@
             <w:pPr>
               <w:jc w:val="right"/>
             </w:pPr>
-            <w:r>
-              <w:t>رقم بطاقة الهوية</w:t>
-            </w:r>
+            <w:proofErr w:type="spellStart"/>
+            <w:r>
+              <w:t>رقم</w:t>
+            </w:r>
+            <w:proofErr w:type="spellEnd"/>
+            <w:r>
+              <w:t xml:space="preserve"> </w:t>
+            </w:r>
+            <w:proofErr w:type="spellStart"/>
+            <w:r>
+              <w:t>بطاقة</w:t>
+            </w:r>
+            <w:proofErr w:type="spellEnd"/>
+            <w:r>
+              <w:t xml:space="preserve"> </w:t>
+            </w:r>
+            <w:proofErr w:type="spellStart"/>
+            <w:r>
+              <w:t>الهوية</w:t>
+            </w:r>
+            <w:proofErr w:type="spellEnd"/>
           </w:p>
         </w:tc>
       </w:tr>
@@ -1177,19 +1390,39 @@
             </w:r>
           </w:p>
         </w:tc>
-        <w:tc>
-          <w:tcPr>
-            <w:tcW w:w="3685" w:type="dxa"/>
-            <w:tcBorders>
-              <w:top w:val="single" w:color="FFFFFF" w:themeColor="background1" w:sz="24" w:space="0"/>
-              <w:left w:val="single" w:color="FFFFFF" w:themeColor="background1" w:sz="24" w:space="0"/>
-              <w:bottom w:val="single" w:color="FFFFFF" w:themeColor="background1" w:sz="24" w:space="0"/>
-              <w:right w:val="single" w:color="FFFFFF" w:themeColor="background1" w:sz="24" w:space="0"/>
-            </w:tcBorders>
-            <w:shd w:val="clear" w:color="auto" w:fill="BCDDF6"/>
-          </w:tcPr>
-          <w:p/>
-        </w:tc>
+        <w:sdt>
+          <w:sdtPr>
+            <w:alias w:val="#Nav: /TenancyContract/Lessor_s_Address"/>
+            <w:tag w:val="#Nav: UmmAlQuwainContract/50115"/>
+            <w:id w:val="-906068676"/>
+            <w:placeholder>
+              <w:docPart w:val="DefaultPlaceholder_-1854013440"/>
+            </w:placeholder>
+            <w:dataBinding w:prefixMappings="xmlns:ns0='urn:microsoft-dynamics-nav/reports/UmmAlQuwainContract/50115/'" w:xpath="/ns0:NavWordReportXmlPart[1]/ns0:TenancyContract[1]/ns0:Lessor_s_Address[1]" w:storeItemID="{DA66A6BB-3798-4A63-88A2-FBA3BC09A85B}"/>
+            <w:text/>
+          </w:sdtPr>
+          <w:sdtContent>
+            <w:tc>
+              <w:tcPr>
+                <w:tcW w:w="3685" w:type="dxa"/>
+                <w:tcBorders>
+                  <w:top w:val="single" w:color="FFFFFF" w:themeColor="background1" w:sz="24" w:space="0"/>
+                  <w:left w:val="single" w:color="FFFFFF" w:themeColor="background1" w:sz="24" w:space="0"/>
+                  <w:bottom w:val="single" w:color="FFFFFF" w:themeColor="background1" w:sz="24" w:space="0"/>
+                  <w:right w:val="single" w:color="FFFFFF" w:themeColor="background1" w:sz="24" w:space="0"/>
+                </w:tcBorders>
+                <w:shd w:val="clear" w:color="auto" w:fill="BCDDF6"/>
+              </w:tcPr>
+              <w:p>
+                <w:proofErr w:type="spellStart"/>
+                <w:r>
+                  <w:t>Lessor_s_Address</w:t>
+                </w:r>
+                <w:proofErr w:type="spellEnd"/>
+              </w:p>
+            </w:tc>
+          </w:sdtContent>
+        </w:sdt>
         <w:tc>
           <w:tcPr>
             <w:tcW w:w="1351" w:type="dxa"/>
@@ -1204,9 +1437,11 @@
             <w:pPr>
               <w:jc w:val="right"/>
             </w:pPr>
+            <w:proofErr w:type="spellStart"/>
             <w:r>
               <w:t>العنوان</w:t>
             </w:r>
+            <w:proofErr w:type="spellEnd"/>
           </w:p>
         </w:tc>
       </w:tr>
@@ -1232,14 +1467,14 @@
         </w:tc>
         <w:sdt>
           <w:sdtPr>
-            <w:id w:val="-1858735654"/>
+            <w:alias w:val="#Nav: /TenancyContract/Lessor_s_Phone"/>
+            <w:tag w:val="#Nav: UmmAlQuwainContract/50115"/>
+            <w:id w:val="-185676075"/>
             <w:placeholder>
               <w:docPart w:val="DefaultPlaceholder_-1854013440"/>
             </w:placeholder>
             <w:dataBinding w:prefixMappings="xmlns:ns0='urn:microsoft-dynamics-nav/reports/UmmAlQuwainContract/50115/'" w:xpath="/ns0:NavWordReportXmlPart[1]/ns0:TenancyContract[1]/ns0:Lessor_s_Phone[1]" w:storeItemID="{DA66A6BB-3798-4A63-88A2-FBA3BC09A85B}"/>
             <w:text/>
-            <w:alias w:val="#Nav: /TenancyContract/Lessor_s_Phone"/>
-            <w:tag w:val="#Nav: UmmAlQuwainContract/50115"/>
           </w:sdtPr>
           <w:sdtContent>
             <w:tc>
@@ -1277,9 +1512,11 @@
             <w:pPr>
               <w:jc w:val="right"/>
             </w:pPr>
+            <w:proofErr w:type="spellStart"/>
             <w:r>
               <w:t>الهاتف</w:t>
             </w:r>
+            <w:proofErr w:type="spellEnd"/>
           </w:p>
         </w:tc>
       </w:tr>
@@ -1298,6 +1535,7 @@
             </w:tcBorders>
           </w:tcPr>
           <w:p>
+            <w:proofErr w:type="spellStart"/>
             <w:r>
               <w:t>P.</w:t>
             </w:r>
@@ -1305,6 +1543,7 @@
             <w:r>
               <w:t>O.Box</w:t>
             </w:r>
+            <w:proofErr w:type="spellEnd"/>
             <w:proofErr w:type="gramEnd"/>
           </w:p>
         </w:tc>
@@ -1335,9 +1574,19 @@
             <w:pPr>
               <w:jc w:val="right"/>
             </w:pPr>
-            <w:r>
-              <w:t>صندوق البريد</w:t>
-            </w:r>
+            <w:proofErr w:type="spellStart"/>
+            <w:r>
+              <w:t>صندوق</w:t>
+            </w:r>
+            <w:proofErr w:type="spellEnd"/>
+            <w:r>
+              <w:t xml:space="preserve"> </w:t>
+            </w:r>
+            <w:proofErr w:type="spellStart"/>
+            <w:r>
+              <w:t>البريد</w:t>
+            </w:r>
+            <w:proofErr w:type="spellEnd"/>
           </w:p>
         </w:tc>
       </w:tr>
@@ -1363,14 +1612,14 @@
         </w:tc>
         <w:sdt>
           <w:sdtPr>
-            <w:id w:val="-826363116"/>
+            <w:alias w:val="#Nav: /TenancyContract/Lessor_s_Email"/>
+            <w:tag w:val="#Nav: UmmAlQuwainContract/50115"/>
+            <w:id w:val="-1197229218"/>
             <w:placeholder>
               <w:docPart w:val="DefaultPlaceholder_-1854013440"/>
             </w:placeholder>
             <w:dataBinding w:prefixMappings="xmlns:ns0='urn:microsoft-dynamics-nav/reports/UmmAlQuwainContract/50115/'" w:xpath="/ns0:NavWordReportXmlPart[1]/ns0:TenancyContract[1]/ns0:Lessor_s_Email[1]" w:storeItemID="{DA66A6BB-3798-4A63-88A2-FBA3BC09A85B}"/>
             <w:text/>
-            <w:alias w:val="#Nav: /TenancyContract/Lessor_s_Email"/>
-            <w:tag w:val="#Nav: UmmAlQuwainContract/50115"/>
           </w:sdtPr>
           <w:sdtContent>
             <w:tc>
@@ -1408,9 +1657,19 @@
             <w:pPr>
               <w:jc w:val="right"/>
             </w:pPr>
-            <w:r>
-              <w:t>البريد الإلكتروني</w:t>
-            </w:r>
+            <w:proofErr w:type="spellStart"/>
+            <w:r>
+              <w:t>البريد</w:t>
+            </w:r>
+            <w:proofErr w:type="spellEnd"/>
+            <w:r>
+              <w:t xml:space="preserve"> </w:t>
+            </w:r>
+            <w:proofErr w:type="spellStart"/>
+            <w:r>
+              <w:t>الإلكتروني</w:t>
+            </w:r>
+            <w:proofErr w:type="spellEnd"/>
           </w:p>
         </w:tc>
       </w:tr>
@@ -1540,14 +1799,34 @@
                 <w:highlight w:val="cyan"/>
               </w:rPr>
             </w:pPr>
+            <w:proofErr w:type="spellStart"/>
             <w:r>
               <w:rPr>
                 <w:b/>
                 <w:bCs/>
                 <w:color w:val="002060"/>
               </w:rPr>
-              <w:t>بيانات الإيجار</w:t>
-            </w:r>
+              <w:t>بيانات</w:t>
+            </w:r>
+            <w:proofErr w:type="spellEnd"/>
+            <w:r>
+              <w:rPr>
+                <w:b/>
+                <w:bCs/>
+                <w:color w:val="002060"/>
+              </w:rPr>
+              <w:t xml:space="preserve"> </w:t>
+            </w:r>
+            <w:proofErr w:type="spellStart"/>
+            <w:r>
+              <w:rPr>
+                <w:b/>
+                <w:bCs/>
+                <w:color w:val="002060"/>
+              </w:rPr>
+              <w:t>الإيجار</w:t>
+            </w:r>
+            <w:proofErr w:type="spellEnd"/>
           </w:p>
         </w:tc>
       </w:tr>
@@ -1571,19 +1850,39 @@
             </w:r>
           </w:p>
         </w:tc>
-        <w:tc>
-          <w:tcPr>
-            <w:tcW w:w="2835" w:type="dxa"/>
-            <w:tcBorders>
-              <w:top w:val="thinThickSmallGap" w:color="FFFFFF" w:themeColor="background1" w:sz="24" w:space="0"/>
-              <w:left w:val="thinThickSmallGap" w:color="FFFFFF" w:themeColor="background1" w:sz="24" w:space="0"/>
-              <w:bottom w:val="thinThickSmallGap" w:color="FFFFFF" w:themeColor="background1" w:sz="24" w:space="0"/>
-              <w:right w:val="thinThickSmallGap" w:color="FFFFFF" w:themeColor="background1" w:sz="24" w:space="0"/>
-            </w:tcBorders>
-            <w:shd w:val="clear" w:color="auto" w:fill="BCDDF6"/>
-          </w:tcPr>
-          <w:p/>
-        </w:tc>
+        <w:sdt>
+          <w:sdtPr>
+            <w:alias w:val="#Nav: /TenancyContract/Property_Classification"/>
+            <w:tag w:val="#Nav: UmmAlQuwainContract/50115"/>
+            <w:id w:val="-1387709460"/>
+            <w:placeholder>
+              <w:docPart w:val="DefaultPlaceholder_-1854013440"/>
+            </w:placeholder>
+            <w:dataBinding w:prefixMappings="xmlns:ns0='urn:microsoft-dynamics-nav/reports/UmmAlQuwainContract/50115/'" w:xpath="/ns0:NavWordReportXmlPart[1]/ns0:TenancyContract[1]/ns0:Property_Classification[1]" w:storeItemID="{DA66A6BB-3798-4A63-88A2-FBA3BC09A85B}"/>
+            <w:text/>
+          </w:sdtPr>
+          <w:sdtContent>
+            <w:tc>
+              <w:tcPr>
+                <w:tcW w:w="2835" w:type="dxa"/>
+                <w:tcBorders>
+                  <w:top w:val="thinThickSmallGap" w:color="FFFFFF" w:themeColor="background1" w:sz="24" w:space="0"/>
+                  <w:left w:val="thinThickSmallGap" w:color="FFFFFF" w:themeColor="background1" w:sz="24" w:space="0"/>
+                  <w:bottom w:val="thinThickSmallGap" w:color="FFFFFF" w:themeColor="background1" w:sz="24" w:space="0"/>
+                  <w:right w:val="thinThickSmallGap" w:color="FFFFFF" w:themeColor="background1" w:sz="24" w:space="0"/>
+                </w:tcBorders>
+                <w:shd w:val="clear" w:color="auto" w:fill="BCDDF6"/>
+              </w:tcPr>
+              <w:p>
+                <w:proofErr w:type="spellStart"/>
+                <w:r>
+                  <w:t>Property_Classification</w:t>
+                </w:r>
+                <w:proofErr w:type="spellEnd"/>
+              </w:p>
+            </w:tc>
+          </w:sdtContent>
+        </w:sdt>
         <w:tc>
           <w:tcPr>
             <w:tcW w:w="1276" w:type="dxa"/>
@@ -1598,9 +1897,27 @@
             <w:pPr>
               <w:jc w:val="right"/>
             </w:pPr>
-            <w:r>
-              <w:t>الغرض من الإيجار</w:t>
-            </w:r>
+            <w:proofErr w:type="spellStart"/>
+            <w:r>
+              <w:t>الغرض</w:t>
+            </w:r>
+            <w:proofErr w:type="spellEnd"/>
+            <w:r>
+              <w:t xml:space="preserve"> </w:t>
+            </w:r>
+            <w:proofErr w:type="spellStart"/>
+            <w:r>
+              <w:t>من</w:t>
+            </w:r>
+            <w:proofErr w:type="spellEnd"/>
+            <w:r>
+              <w:t xml:space="preserve"> </w:t>
+            </w:r>
+            <w:proofErr w:type="spellStart"/>
+            <w:r>
+              <w:t>الإيجار</w:t>
+            </w:r>
+            <w:proofErr w:type="spellEnd"/>
           </w:p>
         </w:tc>
       </w:tr>
@@ -1624,19 +1941,39 @@
             </w:r>
           </w:p>
         </w:tc>
-        <w:tc>
-          <w:tcPr>
-            <w:tcW w:w="2835" w:type="dxa"/>
-            <w:tcBorders>
-              <w:top w:val="thinThickSmallGap" w:color="FFFFFF" w:themeColor="background1" w:sz="24" w:space="0"/>
-              <w:left w:val="thinThickSmallGap" w:color="FFFFFF" w:themeColor="background1" w:sz="24" w:space="0"/>
-              <w:bottom w:val="thinThickSmallGap" w:color="FFFFFF" w:themeColor="background1" w:sz="24" w:space="0"/>
-              <w:right w:val="thinThickSmallGap" w:color="FFFFFF" w:themeColor="background1" w:sz="24" w:space="0"/>
-            </w:tcBorders>
-            <w:shd w:val="clear" w:color="auto" w:fill="BCDDF6"/>
-          </w:tcPr>
-          <w:p/>
-        </w:tc>
+        <w:sdt>
+          <w:sdtPr>
+            <w:alias w:val="#Nav: /TenancyContract/Contract_Tenor"/>
+            <w:tag w:val="#Nav: UmmAlQuwainContract/50115"/>
+            <w:id w:val="1805660624"/>
+            <w:placeholder>
+              <w:docPart w:val="DefaultPlaceholder_-1854013440"/>
+            </w:placeholder>
+            <w:dataBinding w:prefixMappings="xmlns:ns0='urn:microsoft-dynamics-nav/reports/UmmAlQuwainContract/50115/'" w:xpath="/ns0:NavWordReportXmlPart[1]/ns0:TenancyContract[1]/ns0:Contract_Tenor[1]" w:storeItemID="{DA66A6BB-3798-4A63-88A2-FBA3BC09A85B}"/>
+            <w:text/>
+          </w:sdtPr>
+          <w:sdtContent>
+            <w:tc>
+              <w:tcPr>
+                <w:tcW w:w="2835" w:type="dxa"/>
+                <w:tcBorders>
+                  <w:top w:val="thinThickSmallGap" w:color="FFFFFF" w:themeColor="background1" w:sz="24" w:space="0"/>
+                  <w:left w:val="thinThickSmallGap" w:color="FFFFFF" w:themeColor="background1" w:sz="24" w:space="0"/>
+                  <w:bottom w:val="thinThickSmallGap" w:color="FFFFFF" w:themeColor="background1" w:sz="24" w:space="0"/>
+                  <w:right w:val="thinThickSmallGap" w:color="FFFFFF" w:themeColor="background1" w:sz="24" w:space="0"/>
+                </w:tcBorders>
+                <w:shd w:val="clear" w:color="auto" w:fill="BCDDF6"/>
+              </w:tcPr>
+              <w:p>
+                <w:proofErr w:type="spellStart"/>
+                <w:r>
+                  <w:t>Contract_Tenor</w:t>
+                </w:r>
+                <w:proofErr w:type="spellEnd"/>
+              </w:p>
+            </w:tc>
+          </w:sdtContent>
+        </w:sdt>
         <w:tc>
           <w:tcPr>
             <w:tcW w:w="1276" w:type="dxa"/>
@@ -1651,9 +1988,19 @@
             <w:pPr>
               <w:jc w:val="right"/>
             </w:pPr>
-            <w:r>
-              <w:t>مدة الإيجار</w:t>
-            </w:r>
+            <w:proofErr w:type="spellStart"/>
+            <w:r>
+              <w:t>مدة</w:t>
+            </w:r>
+            <w:proofErr w:type="spellEnd"/>
+            <w:r>
+              <w:t xml:space="preserve"> </w:t>
+            </w:r>
+            <w:proofErr w:type="spellStart"/>
+            <w:r>
+              <w:t>الإيجار</w:t>
+            </w:r>
+            <w:proofErr w:type="spellEnd"/>
           </w:p>
         </w:tc>
       </w:tr>
@@ -1679,14 +2026,14 @@
         </w:tc>
         <w:sdt>
           <w:sdtPr>
-            <w:id w:val="126286690"/>
+            <w:alias w:val="#Nav: /TenancyContract/Contract_Start_Date"/>
+            <w:tag w:val="#Nav: UmmAlQuwainContract/50115"/>
+            <w:id w:val="1188957024"/>
             <w:placeholder>
               <w:docPart w:val="DefaultPlaceholder_-1854013440"/>
             </w:placeholder>
             <w:dataBinding w:prefixMappings="xmlns:ns0='urn:microsoft-dynamics-nav/reports/UmmAlQuwainContract/50115/'" w:xpath="/ns0:NavWordReportXmlPart[1]/ns0:TenancyContract[1]/ns0:Contract_Start_Date[1]" w:storeItemID="{DA66A6BB-3798-4A63-88A2-FBA3BC09A85B}"/>
             <w:text/>
-            <w:alias w:val="#Nav: /TenancyContract/Contract_Start_Date"/>
-            <w:tag w:val="#Nav: UmmAlQuwainContract/50115"/>
           </w:sdtPr>
           <w:sdtContent>
             <w:tc>
@@ -1724,9 +2071,35 @@
             <w:pPr>
               <w:jc w:val="right"/>
             </w:pPr>
-            <w:r>
-              <w:t>بداية تاريخ عقد الإيجار</w:t>
-            </w:r>
+            <w:proofErr w:type="spellStart"/>
+            <w:r>
+              <w:t>بداية</w:t>
+            </w:r>
+            <w:proofErr w:type="spellEnd"/>
+            <w:r>
+              <w:t xml:space="preserve"> </w:t>
+            </w:r>
+            <w:proofErr w:type="spellStart"/>
+            <w:r>
+              <w:t>تاريخ</w:t>
+            </w:r>
+            <w:proofErr w:type="spellEnd"/>
+            <w:r>
+              <w:t xml:space="preserve"> </w:t>
+            </w:r>
+            <w:proofErr w:type="spellStart"/>
+            <w:r>
+              <w:t>عقد</w:t>
+            </w:r>
+            <w:proofErr w:type="spellEnd"/>
+            <w:r>
+              <w:t xml:space="preserve"> </w:t>
+            </w:r>
+            <w:proofErr w:type="spellStart"/>
+            <w:r>
+              <w:t>الإيجار</w:t>
+            </w:r>
+            <w:proofErr w:type="spellEnd"/>
           </w:p>
         </w:tc>
       </w:tr>
@@ -1752,14 +2125,14 @@
         </w:tc>
         <w:sdt>
           <w:sdtPr>
-            <w:id w:val="-1426270689"/>
+            <w:alias w:val="#Nav: /TenancyContract/Contract_End_Date"/>
+            <w:tag w:val="#Nav: UmmAlQuwainContract/50115"/>
+            <w:id w:val="1535149266"/>
             <w:placeholder>
               <w:docPart w:val="DefaultPlaceholder_-1854013440"/>
             </w:placeholder>
             <w:dataBinding w:prefixMappings="xmlns:ns0='urn:microsoft-dynamics-nav/reports/UmmAlQuwainContract/50115/'" w:xpath="/ns0:NavWordReportXmlPart[1]/ns0:TenancyContract[1]/ns0:Contract_End_Date[1]" w:storeItemID="{DA66A6BB-3798-4A63-88A2-FBA3BC09A85B}"/>
             <w:text/>
-            <w:alias w:val="#Nav: /TenancyContract/Contract_End_Date"/>
-            <w:tag w:val="#Nav: UmmAlQuwainContract/50115"/>
           </w:sdtPr>
           <w:sdtContent>
             <w:tc>
@@ -1797,9 +2170,35 @@
             <w:pPr>
               <w:jc w:val="right"/>
             </w:pPr>
-            <w:r>
-              <w:t>نهاية تاريخ عقد الإيجار</w:t>
-            </w:r>
+            <w:proofErr w:type="spellStart"/>
+            <w:r>
+              <w:t>نهاية</w:t>
+            </w:r>
+            <w:proofErr w:type="spellEnd"/>
+            <w:r>
+              <w:t xml:space="preserve"> </w:t>
+            </w:r>
+            <w:proofErr w:type="spellStart"/>
+            <w:r>
+              <w:t>تاريخ</w:t>
+            </w:r>
+            <w:proofErr w:type="spellEnd"/>
+            <w:r>
+              <w:t xml:space="preserve"> </w:t>
+            </w:r>
+            <w:proofErr w:type="spellStart"/>
+            <w:r>
+              <w:t>عقد</w:t>
+            </w:r>
+            <w:proofErr w:type="spellEnd"/>
+            <w:r>
+              <w:t xml:space="preserve"> </w:t>
+            </w:r>
+            <w:proofErr w:type="spellStart"/>
+            <w:r>
+              <w:t>الإيجار</w:t>
+            </w:r>
+            <w:proofErr w:type="spellEnd"/>
           </w:p>
         </w:tc>
       </w:tr>
@@ -1820,6 +2219,97 @@
           <w:p>
             <w:r>
               <w:t>Rent Amount</w:t>
+            </w:r>
+          </w:p>
+        </w:tc>
+        <w:sdt>
+          <w:sdtPr>
+            <w:alias w:val="#Nav: /TenancyContract/Rent_Amount"/>
+            <w:tag w:val="#Nav: UmmAlQuwainContract/50115"/>
+            <w:id w:val="242147023"/>
+            <w:placeholder>
+              <w:docPart w:val="DefaultPlaceholder_-1854013440"/>
+            </w:placeholder>
+            <w:dataBinding w:prefixMappings="xmlns:ns0='urn:microsoft-dynamics-nav/reports/UmmAlQuwainContract/50115/'" w:xpath="/ns0:NavWordReportXmlPart[1]/ns0:TenancyContract[1]/ns0:Rent_Amount[1]" w:storeItemID="{DA66A6BB-3798-4A63-88A2-FBA3BC09A85B}"/>
+            <w:text/>
+          </w:sdtPr>
+          <w:sdtContent>
+            <w:tc>
+              <w:tcPr>
+                <w:tcW w:w="2835" w:type="dxa"/>
+                <w:tcBorders>
+                  <w:top w:val="thinThickSmallGap" w:color="FFFFFF" w:themeColor="background1" w:sz="24" w:space="0"/>
+                  <w:left w:val="thinThickSmallGap" w:color="FFFFFF" w:themeColor="background1" w:sz="24" w:space="0"/>
+                  <w:bottom w:val="thinThickSmallGap" w:color="FFFFFF" w:themeColor="background1" w:sz="24" w:space="0"/>
+                  <w:right w:val="thinThickSmallGap" w:color="FFFFFF" w:themeColor="background1" w:sz="24" w:space="0"/>
+                </w:tcBorders>
+                <w:shd w:val="clear" w:color="auto" w:fill="BCDDF6"/>
+              </w:tcPr>
+              <w:p>
+                <w:proofErr w:type="spellStart"/>
+                <w:r>
+                  <w:t>Rent_Amount</w:t>
+                </w:r>
+                <w:proofErr w:type="spellEnd"/>
+              </w:p>
+            </w:tc>
+          </w:sdtContent>
+        </w:sdt>
+        <w:tc>
+          <w:tcPr>
+            <w:tcW w:w="1276" w:type="dxa"/>
+            <w:tcBorders>
+              <w:top w:val="thinThickSmallGap" w:color="FFFFFF" w:themeColor="background1" w:sz="24" w:space="0"/>
+              <w:left w:val="thinThickSmallGap" w:color="FFFFFF" w:themeColor="background1" w:sz="24" w:space="0"/>
+              <w:bottom w:val="thinThickSmallGap" w:color="FFFFFF" w:themeColor="background1" w:sz="24" w:space="0"/>
+              <w:right w:val="thinThickSmallGap" w:color="FFFFFF" w:themeColor="background1" w:sz="24" w:space="0"/>
+            </w:tcBorders>
+          </w:tcPr>
+          <w:p>
+            <w:pPr>
+              <w:jc w:val="right"/>
+            </w:pPr>
+            <w:proofErr w:type="spellStart"/>
+            <w:r>
+              <w:t>قيمة</w:t>
+            </w:r>
+            <w:proofErr w:type="spellEnd"/>
+            <w:r>
+              <w:t xml:space="preserve"> </w:t>
+            </w:r>
+            <w:proofErr w:type="spellStart"/>
+            <w:r>
+              <w:t>عقد</w:t>
+            </w:r>
+            <w:proofErr w:type="spellEnd"/>
+            <w:r>
+              <w:t xml:space="preserve"> </w:t>
+            </w:r>
+            <w:proofErr w:type="spellStart"/>
+            <w:r>
+              <w:t>الإيجار</w:t>
+            </w:r>
+            <w:proofErr w:type="spellEnd"/>
+          </w:p>
+        </w:tc>
+      </w:tr>
+      <w:tr>
+        <w:trPr>
+          <w:trHeight w:val="124"/>
+        </w:trPr>
+        <w:tc>
+          <w:tcPr>
+            <w:tcW w:w="1418" w:type="dxa"/>
+            <w:tcBorders>
+              <w:top w:val="thinThickSmallGap" w:color="FFFFFF" w:themeColor="background1" w:sz="24" w:space="0"/>
+              <w:left w:val="thinThickSmallGap" w:color="FFFFFF" w:themeColor="background1" w:sz="24" w:space="0"/>
+              <w:bottom w:val="thinThickSmallGap" w:color="FFFFFF" w:themeColor="background1" w:sz="24" w:space="0"/>
+              <w:right w:val="thinThickSmallGap" w:color="FFFFFF" w:themeColor="background1" w:sz="24" w:space="0"/>
+            </w:tcBorders>
+          </w:tcPr>
+          <w:p>
+            <w:r>
+              <w:t>Insurance Amount</w:t>
             </w:r>
           </w:p>
         </w:tc>
@@ -1850,9 +2340,19 @@
             <w:pPr>
               <w:jc w:val="right"/>
             </w:pPr>
-            <w:r>
-              <w:t>قيمة عقد الإيجار</w:t>
-            </w:r>
+            <w:proofErr w:type="spellStart"/>
+            <w:r>
+              <w:t>مبلغ</w:t>
+            </w:r>
+            <w:proofErr w:type="spellEnd"/>
+            <w:r>
+              <w:t xml:space="preserve"> </w:t>
+            </w:r>
+            <w:proofErr w:type="spellStart"/>
+            <w:r>
+              <w:t>التأمين</w:t>
+            </w:r>
+            <w:proofErr w:type="spellEnd"/>
           </w:p>
         </w:tc>
       </w:tr>
@@ -1872,8 +2372,13 @@
           </w:tcPr>
           <w:p>
             <w:r>
-              <w:t>Insurance Amount</w:t>
-            </w:r>
+              <w:t xml:space="preserve">Property Area </w:t>
+            </w:r>
+            <w:proofErr w:type="spellStart"/>
+            <w:r>
+              <w:t>Sq.M</w:t>
+            </w:r>
+            <w:proofErr w:type="spellEnd"/>
           </w:p>
         </w:tc>
         <w:tc>
@@ -1887,7 +2392,49 @@
             </w:tcBorders>
             <w:shd w:val="clear" w:color="auto" w:fill="BCDDF6"/>
           </w:tcPr>
-          <w:p/>
+          <w:p>
+            <w:sdt>
+              <w:sdtPr>
+                <w:alias w:val="#Nav: /TenancyContract/Property_Size"/>
+                <w:tag w:val="#Nav: UmmAlQuwainContract/50115"/>
+                <w:id w:val="717096362"/>
+                <w:placeholder>
+                  <w:docPart w:val="DefaultPlaceholder_-1854013440"/>
+                </w:placeholder>
+                <w:dataBinding w:prefixMappings="xmlns:ns0='urn:microsoft-dynamics-nav/reports/UmmAlQuwainContract/50115/'" w:xpath="/ns0:NavWordReportXmlPart[1]/ns0:TenancyContract[1]/ns0:Property_Size[1]" w:storeItemID="{DA66A6BB-3798-4A63-88A2-FBA3BC09A85B}"/>
+                <w:text/>
+              </w:sdtPr>
+              <w:sdtContent>
+                <w:proofErr w:type="spellStart"/>
+                <w:r>
+                  <w:t>Property_Size</w:t>
+                </w:r>
+                <w:proofErr w:type="spellEnd"/>
+              </w:sdtContent>
+            </w:sdt>
+            <w:r>
+              <w:t xml:space="preserve"> </w:t>
+            </w:r>
+            <w:sdt>
+              <w:sdtPr>
+                <w:id w:val="1168525753"/>
+                <w:placeholder>
+                  <w:docPart w:val="DefaultPlaceholder_-1854013440"/>
+                </w:placeholder>
+                <w:dataBinding w:prefixMappings="xmlns:ns0='urn:microsoft-dynamics-nav/reports/UmmAlQuwainContract/50115/'" w:xpath="/ns0:NavWordReportXmlPart[1]/ns0:TenancyContract[1]/ns0:B_U_o_M[1]" w:storeItemID="{DA66A6BB-3798-4A63-88A2-FBA3BC09A85B}"/>
+                <w:text/>
+                <w:alias w:val="#Nav: /TenancyContract/B_U_o_M"/>
+                <w:tag w:val="#Nav: UmmAlQuwainContract/50115"/>
+              </w:sdtPr>
+              <w:sdtContent>
+                <w:proofErr w:type="spellStart"/>
+                <w:r>
+                  <w:t>B_U_o_M</w:t>
+                </w:r>
+                <w:proofErr w:type="spellEnd"/>
+              </w:sdtContent>
+            </w:sdt>
+          </w:p>
         </w:tc>
         <w:tc>
           <w:tcPr>
@@ -1903,62 +2450,19 @@
             <w:pPr>
               <w:jc w:val="right"/>
             </w:pPr>
-            <w:r>
-              <w:t>مبلغ التأمين</w:t>
-            </w:r>
-          </w:p>
-        </w:tc>
-      </w:tr>
-      <w:tr>
-        <w:trPr>
-          <w:trHeight w:val="124"/>
-        </w:trPr>
-        <w:tc>
-          <w:tcPr>
-            <w:tcW w:w="1418" w:type="dxa"/>
-            <w:tcBorders>
-              <w:top w:val="thinThickSmallGap" w:color="FFFFFF" w:themeColor="background1" w:sz="24" w:space="0"/>
-              <w:left w:val="thinThickSmallGap" w:color="FFFFFF" w:themeColor="background1" w:sz="24" w:space="0"/>
-              <w:bottom w:val="thinThickSmallGap" w:color="FFFFFF" w:themeColor="background1" w:sz="24" w:space="0"/>
-              <w:right w:val="thinThickSmallGap" w:color="FFFFFF" w:themeColor="background1" w:sz="24" w:space="0"/>
-            </w:tcBorders>
-          </w:tcPr>
-          <w:p>
-            <w:r>
-              <w:t>Property Area Sq.M</w:t>
-            </w:r>
-          </w:p>
-        </w:tc>
-        <w:tc>
-          <w:tcPr>
-            <w:tcW w:w="2835" w:type="dxa"/>
-            <w:tcBorders>
-              <w:top w:val="thinThickSmallGap" w:color="FFFFFF" w:themeColor="background1" w:sz="24" w:space="0"/>
-              <w:left w:val="thinThickSmallGap" w:color="FFFFFF" w:themeColor="background1" w:sz="24" w:space="0"/>
-              <w:bottom w:val="thinThickSmallGap" w:color="FFFFFF" w:themeColor="background1" w:sz="24" w:space="0"/>
-              <w:right w:val="thinThickSmallGap" w:color="FFFFFF" w:themeColor="background1" w:sz="24" w:space="0"/>
-            </w:tcBorders>
-            <w:shd w:val="clear" w:color="auto" w:fill="BCDDF6"/>
-          </w:tcPr>
-          <w:p/>
-        </w:tc>
-        <w:tc>
-          <w:tcPr>
-            <w:tcW w:w="1276" w:type="dxa"/>
-            <w:tcBorders>
-              <w:top w:val="thinThickSmallGap" w:color="FFFFFF" w:themeColor="background1" w:sz="24" w:space="0"/>
-              <w:left w:val="thinThickSmallGap" w:color="FFFFFF" w:themeColor="background1" w:sz="24" w:space="0"/>
-              <w:bottom w:val="thinThickSmallGap" w:color="FFFFFF" w:themeColor="background1" w:sz="24" w:space="0"/>
-              <w:right w:val="thinThickSmallGap" w:color="FFFFFF" w:themeColor="background1" w:sz="24" w:space="0"/>
-            </w:tcBorders>
-          </w:tcPr>
-          <w:p>
-            <w:pPr>
-              <w:jc w:val="right"/>
-            </w:pPr>
-            <w:r>
-              <w:t>مساحة العقار</w:t>
-            </w:r>
+            <w:proofErr w:type="spellStart"/>
+            <w:r>
+              <w:t>مساحة</w:t>
+            </w:r>
+            <w:proofErr w:type="spellEnd"/>
+            <w:r>
+              <w:t xml:space="preserve"> </w:t>
+            </w:r>
+            <w:proofErr w:type="spellStart"/>
+            <w:r>
+              <w:t>العقار</w:t>
+            </w:r>
+            <w:proofErr w:type="spellEnd"/>
           </w:p>
         </w:tc>
       </w:tr>
@@ -2050,14 +2554,52 @@
                 <w:szCs w:val="24"/>
               </w:rPr>
             </w:pPr>
+            <w:proofErr w:type="spellStart"/>
             <w:r>
               <w:rPr>
                 <w:b/>
                 <w:bCs/>
                 <w:color w:val="002060"/>
               </w:rPr>
-              <w:t>بيانات العين المؤجرة</w:t>
-            </w:r>
+              <w:t>بيانات</w:t>
+            </w:r>
+            <w:proofErr w:type="spellEnd"/>
+            <w:r>
+              <w:rPr>
+                <w:b/>
+                <w:bCs/>
+                <w:color w:val="002060"/>
+              </w:rPr>
+              <w:t xml:space="preserve"> </w:t>
+            </w:r>
+            <w:proofErr w:type="spellStart"/>
+            <w:r>
+              <w:rPr>
+                <w:b/>
+                <w:bCs/>
+                <w:color w:val="002060"/>
+              </w:rPr>
+              <w:t>العين</w:t>
+            </w:r>
+            <w:proofErr w:type="spellEnd"/>
+            <w:r>
+              <w:rPr>
+                <w:b/>
+                <w:bCs/>
+                <w:color w:val="002060"/>
+              </w:rPr>
+              <w:t xml:space="preserve"> </w:t>
+            </w:r>
+            <w:proofErr w:type="spellStart"/>
+            <w:r>
+              <w:rPr>
+                <w:b/>
+                <w:bCs/>
+                <w:color w:val="002060"/>
+              </w:rPr>
+              <w:t>المؤجرة</w:t>
+            </w:r>
+            <w:proofErr w:type="spellEnd"/>
           </w:p>
         </w:tc>
       </w:tr>
@@ -2076,6 +2618,9 @@
             </w:tcBorders>
           </w:tcPr>
           <w:p>
+            <w:r>
+              <w:t xml:space="preserve">Property </w:t>
+            </w:r>
             <w:r>
               <w:t>Area</w:t>
             </w:r>
@@ -2136,8 +2681,121 @@
           </w:tcPr>
           <w:p>
             <w:r>
-              <w:t>Property Unit No.</w:t>
-            </w:r>
+              <w:t>Unit No.</w:t>
+            </w:r>
+          </w:p>
+        </w:tc>
+        <w:sdt>
+          <w:sdtPr>
+            <w:alias w:val="#Nav: /TenancyContract/Unit_Number"/>
+            <w:tag w:val="#Nav: UmmAlQuwainContract/50115"/>
+            <w:id w:val="-799615887"/>
+            <w:placeholder>
+              <w:docPart w:val="DefaultPlaceholder_-1854013440"/>
+            </w:placeholder>
+            <w:dataBinding w:prefixMappings="xmlns:ns0='urn:microsoft-dynamics-nav/reports/UmmAlQuwainContract/50115/'" w:xpath="/ns0:NavWordReportXmlPart[1]/ns0:TenancyContract[1]/ns0:Unit_Number[1]" w:storeItemID="{DA66A6BB-3798-4A63-88A2-FBA3BC09A85B}"/>
+            <w:text/>
+          </w:sdtPr>
+          <w:sdtContent>
+            <w:tc>
+              <w:tcPr>
+                <w:tcW w:w="3686" w:type="dxa"/>
+                <w:gridSpan w:val="2"/>
+                <w:tcBorders>
+                  <w:top w:val="single" w:color="FFFFFF" w:themeColor="background1" w:sz="24" w:space="0"/>
+                  <w:left w:val="single" w:color="FFFFFF" w:themeColor="background1" w:sz="24" w:space="0"/>
+                  <w:bottom w:val="single" w:color="FFFFFF" w:themeColor="background1" w:sz="24" w:space="0"/>
+                  <w:right w:val="single" w:color="FFFFFF" w:themeColor="background1" w:sz="24" w:space="0"/>
+                </w:tcBorders>
+                <w:shd w:val="clear" w:color="auto" w:fill="BCDDF6"/>
+              </w:tcPr>
+              <w:p>
+                <w:proofErr w:type="spellStart"/>
+                <w:r>
+                  <w:t>Unit_Number</w:t>
+                </w:r>
+                <w:proofErr w:type="spellEnd"/>
+              </w:p>
+            </w:tc>
+          </w:sdtContent>
+        </w:sdt>
+        <w:tc>
+          <w:tcPr>
+            <w:tcW w:w="1417" w:type="dxa"/>
+            <w:tcBorders>
+              <w:top w:val="single" w:color="FFFFFF" w:themeColor="background1" w:sz="24" w:space="0"/>
+              <w:left w:val="single" w:color="FFFFFF" w:themeColor="background1" w:sz="24" w:space="0"/>
+              <w:bottom w:val="single" w:color="FFFFFF" w:themeColor="background1" w:sz="24" w:space="0"/>
+              <w:right w:val="single" w:color="FFFFFF" w:themeColor="background1" w:sz="24" w:space="0"/>
+            </w:tcBorders>
+          </w:tcPr>
+          <w:p>
+            <w:pPr>
+              <w:jc w:val="right"/>
+            </w:pPr>
+            <w:r>
+              <w:rPr>
+                <w:rFonts w:ascii="Microsoft Sans Serif" w:cs="Microsoft Sans Serif"/>
+                <w:w w:val="95"/>
+                <w:rtl/>
+              </w:rPr>
+              <w:t>رﻗم</w:t>
+            </w:r>
+            <w:r>
+              <w:rPr>
+                <w:rFonts w:ascii="Microsoft Sans Serif" w:cs="Microsoft Sans Serif"/>
+                <w:spacing w:val="1"/>
+                <w:rtl/>
+              </w:rPr>
+              <w:t xml:space="preserve"> </w:t>
+            </w:r>
+            <w:r>
+              <w:rPr>
+                <w:rFonts w:ascii="Microsoft Sans Serif" w:cs="Microsoft Sans Serif"/>
+                <w:w w:val="95"/>
+                <w:rtl/>
+              </w:rPr>
+              <w:t>اﻟوﺣدة</w:t>
+            </w:r>
+            <w:r>
+              <w:rPr>
+                <w:rFonts w:ascii="Microsoft Sans Serif" w:cs="Microsoft Sans Serif"/>
+                <w:spacing w:val="2"/>
+                <w:rtl/>
+              </w:rPr>
+              <w:t xml:space="preserve"> </w:t>
+            </w:r>
+            <w:r>
+              <w:rPr>
+                <w:rFonts w:ascii="Microsoft Sans Serif" w:cs="Microsoft Sans Serif"/>
+                <w:w w:val="95"/>
+                <w:rtl/>
+              </w:rPr>
+              <w:t>اﻟﻌﻘﺎرﯾﺔ</w:t>
+            </w:r>
+          </w:p>
+        </w:tc>
+      </w:tr>
+      <w:tr>
+        <w:trPr>
+          <w:trHeight w:val="339"/>
+        </w:trPr>
+        <w:tc>
+          <w:tcPr>
+            <w:tcW w:w="1276" w:type="dxa"/>
+            <w:tcBorders>
+              <w:top w:val="single" w:color="FFFFFF" w:themeColor="background1" w:sz="24" w:space="0"/>
+              <w:left w:val="single" w:color="FFFFFF" w:themeColor="background1" w:sz="24" w:space="0"/>
+              <w:bottom w:val="single" w:color="FFFFFF" w:themeColor="background1" w:sz="24" w:space="0"/>
+              <w:right w:val="single" w:color="FFFFFF" w:themeColor="background1" w:sz="24" w:space="0"/>
+            </w:tcBorders>
+          </w:tcPr>
+          <w:p>
+            <w:proofErr w:type="spellStart"/>
+            <w:r>
+              <w:t>Fewa</w:t>
+            </w:r>
+            <w:proofErr w:type="spellEnd"/>
           </w:p>
         </w:tc>
         <w:tc>
@@ -2171,7 +2829,7 @@
             <w:r>
               <w:rPr>
                 <w:rFonts w:ascii="Microsoft Sans Serif" w:cs="Microsoft Sans Serif"/>
-                <w:w w:val="95"/>
+                <w:w w:val="96"/>
                 <w:rtl/>
               </w:rPr>
               <w:t>رﻗم</w:t>
@@ -2179,7 +2837,6 @@
             <w:r>
               <w:rPr>
                 <w:rFonts w:ascii="Microsoft Sans Serif" w:cs="Microsoft Sans Serif"/>
-                <w:spacing w:val="1"/>
                 <w:rtl/>
               </w:rPr>
               <w:t xml:space="preserve"> </w:t>
@@ -2187,15 +2844,15 @@
             <w:r>
               <w:rPr>
                 <w:rFonts w:ascii="Microsoft Sans Serif" w:cs="Microsoft Sans Serif"/>
-                <w:w w:val="95"/>
-                <w:rtl/>
-              </w:rPr>
-              <w:t>اﻟوﺣدة</w:t>
+                <w:w w:val="96"/>
+                <w:rtl/>
+              </w:rPr>
+              <w:t>ﺣﺳﺎب</w:t>
             </w:r>
             <w:r>
               <w:rPr>
                 <w:rFonts w:ascii="Microsoft Sans Serif" w:cs="Microsoft Sans Serif"/>
-                <w:spacing w:val="2"/>
+                <w:spacing w:val="4"/>
                 <w:rtl/>
               </w:rPr>
               <w:t xml:space="preserve"> </w:t>
@@ -2203,10 +2860,87 @@
             <w:r>
               <w:rPr>
                 <w:rFonts w:ascii="Microsoft Sans Serif" w:cs="Microsoft Sans Serif"/>
-                <w:w w:val="95"/>
-                <w:rtl/>
-              </w:rPr>
-              <w:t>اﻟﻌﻘﺎرﯾﺔ</w:t>
+                <w:w w:val="96"/>
+                <w:rtl/>
+              </w:rPr>
+              <w:t>اﻟﻛﮭرﺑﺎء</w:t>
+            </w:r>
+          </w:p>
+        </w:tc>
+      </w:tr>
+      <w:tr>
+        <w:trPr>
+          <w:trHeight w:val="1701"/>
+        </w:trPr>
+        <w:tc>
+          <w:tcPr>
+            <w:tcW w:w="1276" w:type="dxa"/>
+            <w:tcBorders>
+              <w:top w:val="single" w:color="FFFFFF" w:themeColor="background1" w:sz="24" w:space="0"/>
+              <w:left w:val="single" w:color="FFFFFF" w:themeColor="background1" w:sz="24" w:space="0"/>
+              <w:bottom w:val="single" w:color="FFFFFF" w:themeColor="background1" w:sz="24" w:space="0"/>
+              <w:right w:val="single" w:color="FFFFFF" w:themeColor="background1" w:sz="24" w:space="0"/>
+            </w:tcBorders>
+          </w:tcPr>
+          <w:p>
+            <w:r>
+              <w:t>Address</w:t>
+            </w:r>
+          </w:p>
+        </w:tc>
+        <w:sdt>
+          <w:sdtPr>
+            <w:alias w:val="#Nav: /TenancyContract/Property_Registration/Address"/>
+            <w:tag w:val="#Nav: UmmAlQuwainContract/50115"/>
+            <w:id w:val="-1166631576"/>
+            <w:placeholder>
+              <w:docPart w:val="DefaultPlaceholder_-1854013440"/>
+            </w:placeholder>
+            <w:dataBinding w:prefixMappings="xmlns:ns0='urn:microsoft-dynamics-nav/reports/UmmAlQuwainContract/50115/'" w:xpath="/ns0:NavWordReportXmlPart[1]/ns0:TenancyContract[1]/ns0:Property_Registration[1]/ns0:Address[1]" w:storeItemID="{DA66A6BB-3798-4A63-88A2-FBA3BC09A85B}"/>
+            <w:text/>
+          </w:sdtPr>
+          <w:sdtContent>
+            <w:tc>
+              <w:tcPr>
+                <w:tcW w:w="3686" w:type="dxa"/>
+                <w:gridSpan w:val="2"/>
+                <w:tcBorders>
+                  <w:top w:val="single" w:color="FFFFFF" w:themeColor="background1" w:sz="24" w:space="0"/>
+                  <w:left w:val="single" w:color="FFFFFF" w:themeColor="background1" w:sz="24" w:space="0"/>
+                  <w:bottom w:val="single" w:color="FFFFFF" w:themeColor="background1" w:sz="24" w:space="0"/>
+                  <w:right w:val="single" w:color="FFFFFF" w:themeColor="background1" w:sz="24" w:space="0"/>
+                </w:tcBorders>
+                <w:shd w:val="clear" w:color="auto" w:fill="BCDDF6"/>
+              </w:tcPr>
+              <w:p>
+                <w:r>
+                  <w:t>Address</w:t>
+                </w:r>
+              </w:p>
+            </w:tc>
+          </w:sdtContent>
+        </w:sdt>
+        <w:tc>
+          <w:tcPr>
+            <w:tcW w:w="1417" w:type="dxa"/>
+            <w:tcBorders>
+              <w:top w:val="single" w:color="FFFFFF" w:themeColor="background1" w:sz="24" w:space="0"/>
+              <w:left w:val="single" w:color="FFFFFF" w:themeColor="background1" w:sz="24" w:space="0"/>
+              <w:bottom w:val="single" w:color="FFFFFF" w:themeColor="background1" w:sz="24" w:space="0"/>
+              <w:right w:val="single" w:color="FFFFFF" w:themeColor="background1" w:sz="24" w:space="0"/>
+            </w:tcBorders>
+          </w:tcPr>
+          <w:p>
+            <w:pPr>
+              <w:jc w:val="right"/>
+            </w:pPr>
+            <w:r>
+              <w:rPr>
+                <w:rFonts w:ascii="Microsoft Sans Serif" w:cs="Microsoft Sans Serif"/>
+                <w:w w:val="96"/>
+                <w:rtl/>
+              </w:rPr>
+              <w:t>اﻟﻌﻧوان</w:t>
             </w:r>
           </w:p>
         </w:tc>
@@ -2227,169 +2961,20 @@
           </w:tcPr>
           <w:p>
             <w:r>
-              <w:t>Fewa</w:t>
-            </w:r>
-          </w:p>
-        </w:tc>
-        <w:tc>
-          <w:tcPr>
-            <w:tcW w:w="3686" w:type="dxa"/>
-            <w:gridSpan w:val="2"/>
-            <w:tcBorders>
-              <w:top w:val="single" w:color="FFFFFF" w:themeColor="background1" w:sz="24" w:space="0"/>
-              <w:left w:val="single" w:color="FFFFFF" w:themeColor="background1" w:sz="24" w:space="0"/>
-              <w:bottom w:val="single" w:color="FFFFFF" w:themeColor="background1" w:sz="24" w:space="0"/>
-              <w:right w:val="single" w:color="FFFFFF" w:themeColor="background1" w:sz="24" w:space="0"/>
-            </w:tcBorders>
-            <w:shd w:val="clear" w:color="auto" w:fill="BCDDF6"/>
-          </w:tcPr>
-          <w:p/>
-        </w:tc>
-        <w:tc>
-          <w:tcPr>
-            <w:tcW w:w="1417" w:type="dxa"/>
-            <w:tcBorders>
-              <w:top w:val="single" w:color="FFFFFF" w:themeColor="background1" w:sz="24" w:space="0"/>
-              <w:left w:val="single" w:color="FFFFFF" w:themeColor="background1" w:sz="24" w:space="0"/>
-              <w:bottom w:val="single" w:color="FFFFFF" w:themeColor="background1" w:sz="24" w:space="0"/>
-              <w:right w:val="single" w:color="FFFFFF" w:themeColor="background1" w:sz="24" w:space="0"/>
-            </w:tcBorders>
-          </w:tcPr>
-          <w:p>
-            <w:pPr>
-              <w:jc w:val="right"/>
-            </w:pPr>
-            <w:r>
-              <w:rPr>
-                <w:rFonts w:ascii="Microsoft Sans Serif" w:cs="Microsoft Sans Serif"/>
-                <w:w w:val="96"/>
-                <w:rtl/>
-              </w:rPr>
-              <w:t>رﻗم</w:t>
-            </w:r>
-            <w:r>
-              <w:rPr>
-                <w:rFonts w:ascii="Microsoft Sans Serif" w:cs="Microsoft Sans Serif"/>
-                <w:rtl/>
-              </w:rPr>
-              <w:t xml:space="preserve"> </w:t>
-            </w:r>
-            <w:r>
-              <w:rPr>
-                <w:rFonts w:ascii="Microsoft Sans Serif" w:cs="Microsoft Sans Serif"/>
-                <w:w w:val="96"/>
-                <w:rtl/>
-              </w:rPr>
-              <w:t>ﺣﺳﺎب</w:t>
-            </w:r>
-            <w:r>
-              <w:rPr>
-                <w:rFonts w:ascii="Microsoft Sans Serif" w:cs="Microsoft Sans Serif"/>
-                <w:spacing w:val="4"/>
-                <w:rtl/>
-              </w:rPr>
-              <w:t xml:space="preserve"> </w:t>
-            </w:r>
-            <w:r>
-              <w:rPr>
-                <w:rFonts w:ascii="Microsoft Sans Serif" w:cs="Microsoft Sans Serif"/>
-                <w:w w:val="96"/>
-                <w:rtl/>
-              </w:rPr>
-              <w:t>اﻟﻛﮭرﺑﺎء</w:t>
-            </w:r>
-          </w:p>
-        </w:tc>
-      </w:tr>
-      <w:tr>
-        <w:trPr>
-          <w:trHeight w:val="1701"/>
-        </w:trPr>
-        <w:tc>
-          <w:tcPr>
-            <w:tcW w:w="1276" w:type="dxa"/>
-            <w:tcBorders>
-              <w:top w:val="single" w:color="FFFFFF" w:themeColor="background1" w:sz="24" w:space="0"/>
-              <w:left w:val="single" w:color="FFFFFF" w:themeColor="background1" w:sz="24" w:space="0"/>
-              <w:bottom w:val="single" w:color="FFFFFF" w:themeColor="background1" w:sz="24" w:space="0"/>
-              <w:right w:val="single" w:color="FFFFFF" w:themeColor="background1" w:sz="24" w:space="0"/>
-            </w:tcBorders>
-          </w:tcPr>
-          <w:p>
-            <w:r>
-              <w:t>Address</w:t>
-            </w:r>
-          </w:p>
-        </w:tc>
-        <w:tc>
-          <w:tcPr>
-            <w:tcW w:w="3686" w:type="dxa"/>
-            <w:gridSpan w:val="2"/>
-            <w:tcBorders>
-              <w:top w:val="single" w:color="FFFFFF" w:themeColor="background1" w:sz="24" w:space="0"/>
-              <w:left w:val="single" w:color="FFFFFF" w:themeColor="background1" w:sz="24" w:space="0"/>
-              <w:bottom w:val="single" w:color="FFFFFF" w:themeColor="background1" w:sz="24" w:space="0"/>
-              <w:right w:val="single" w:color="FFFFFF" w:themeColor="background1" w:sz="24" w:space="0"/>
-            </w:tcBorders>
-            <w:shd w:val="clear" w:color="auto" w:fill="BCDDF6"/>
-          </w:tcPr>
-          <w:p/>
-        </w:tc>
-        <w:tc>
-          <w:tcPr>
-            <w:tcW w:w="1417" w:type="dxa"/>
-            <w:tcBorders>
-              <w:top w:val="single" w:color="FFFFFF" w:themeColor="background1" w:sz="24" w:space="0"/>
-              <w:left w:val="single" w:color="FFFFFF" w:themeColor="background1" w:sz="24" w:space="0"/>
-              <w:bottom w:val="single" w:color="FFFFFF" w:themeColor="background1" w:sz="24" w:space="0"/>
-              <w:right w:val="single" w:color="FFFFFF" w:themeColor="background1" w:sz="24" w:space="0"/>
-            </w:tcBorders>
-          </w:tcPr>
-          <w:p>
-            <w:pPr>
-              <w:jc w:val="right"/>
-            </w:pPr>
-            <w:r>
-              <w:rPr>
-                <w:rFonts w:ascii="Microsoft Sans Serif" w:cs="Microsoft Sans Serif"/>
-                <w:w w:val="96"/>
-                <w:rtl/>
-              </w:rPr>
-              <w:t>اﻟﻌﻧوان</w:t>
-            </w:r>
-          </w:p>
-        </w:tc>
-      </w:tr>
-      <w:tr>
-        <w:trPr>
-          <w:trHeight w:val="339"/>
-        </w:trPr>
-        <w:tc>
-          <w:tcPr>
-            <w:tcW w:w="1276" w:type="dxa"/>
-            <w:tcBorders>
-              <w:top w:val="single" w:color="FFFFFF" w:themeColor="background1" w:sz="24" w:space="0"/>
-              <w:left w:val="single" w:color="FFFFFF" w:themeColor="background1" w:sz="24" w:space="0"/>
-              <w:bottom w:val="single" w:color="FFFFFF" w:themeColor="background1" w:sz="24" w:space="0"/>
-              <w:right w:val="single" w:color="FFFFFF" w:themeColor="background1" w:sz="24" w:space="0"/>
-            </w:tcBorders>
-          </w:tcPr>
-          <w:p>
-            <w:r>
               <w:t>Property Type</w:t>
             </w:r>
           </w:p>
         </w:tc>
         <w:sdt>
           <w:sdtPr>
-            <w:id w:val="973174790"/>
+            <w:alias w:val="#Nav: /TenancyContract/Property_Type"/>
+            <w:tag w:val="#Nav: UmmAlQuwainContract/50115"/>
+            <w:id w:val="-777558761"/>
             <w:placeholder>
               <w:docPart w:val="DefaultPlaceholder_-1854013440"/>
             </w:placeholder>
             <w:dataBinding w:prefixMappings="xmlns:ns0='urn:microsoft-dynamics-nav/reports/UmmAlQuwainContract/50115/'" w:xpath="/ns0:NavWordReportXmlPart[1]/ns0:TenancyContract[1]/ns0:Property_Type[1]" w:storeItemID="{DA66A6BB-3798-4A63-88A2-FBA3BC09A85B}"/>
             <w:text/>
-            <w:alias w:val="#Nav: /TenancyContract/Property_Type"/>
-            <w:tag w:val="#Nav: UmmAlQuwainContract/50115"/>
           </w:sdtPr>
           <w:sdtContent>
             <w:tc>
@@ -2477,14 +3062,14 @@
         </w:tc>
         <w:sdt>
           <w:sdtPr>
-            <w:id w:val="-1491779764"/>
+            <w:alias w:val="#Nav: /TenancyContract/Unit_Name"/>
+            <w:tag w:val="#Nav: UmmAlQuwainContract/50115"/>
+            <w:id w:val="1658493539"/>
             <w:placeholder>
               <w:docPart w:val="DefaultPlaceholder_-1854013440"/>
             </w:placeholder>
             <w:dataBinding w:prefixMappings="xmlns:ns0='urn:microsoft-dynamics-nav/reports/UmmAlQuwainContract/50115/'" w:xpath="/ns0:NavWordReportXmlPart[1]/ns0:TenancyContract[1]/ns0:Unit_Name[1]" w:storeItemID="{DA66A6BB-3798-4A63-88A2-FBA3BC09A85B}"/>
             <w:text/>
-            <w:alias w:val="#Nav: /TenancyContract/Unit_Name"/>
-            <w:tag w:val="#Nav: UmmAlQuwainContract/50115"/>
           </w:sdtPr>
           <w:sdtContent>
             <w:tc>
@@ -2572,14 +3157,14 @@
         </w:tc>
         <w:sdt>
           <w:sdtPr>
-            <w:id w:val="-1136783623"/>
+            <w:alias w:val="#Nav: /TenancyContract/Property_Name"/>
+            <w:tag w:val="#Nav: UmmAlQuwainContract/50115"/>
+            <w:id w:val="-958341028"/>
             <w:placeholder>
               <w:docPart w:val="DefaultPlaceholder_-1854013440"/>
             </w:placeholder>
             <w:dataBinding w:prefixMappings="xmlns:ns0='urn:microsoft-dynamics-nav/reports/UmmAlQuwainContract/50115/'" w:xpath="/ns0:NavWordReportXmlPart[1]/ns0:TenancyContract[1]/ns0:Property_Name[1]" w:storeItemID="{DA66A6BB-3798-4A63-88A2-FBA3BC09A85B}"/>
             <w:text/>
-            <w:alias w:val="#Nav: /TenancyContract/Property_Name"/>
-            <w:tag w:val="#Nav: UmmAlQuwainContract/50115"/>
           </w:sdtPr>
           <w:sdtContent>
             <w:tc>
@@ -2664,20 +3249,40 @@
             </w:r>
           </w:p>
         </w:tc>
-        <w:tc>
-          <w:tcPr>
-            <w:tcW w:w="3686" w:type="dxa"/>
-            <w:gridSpan w:val="2"/>
-            <w:tcBorders>
-              <w:top w:val="single" w:color="FFFFFF" w:themeColor="background1" w:sz="24" w:space="0"/>
-              <w:left w:val="single" w:color="FFFFFF" w:themeColor="background1" w:sz="24" w:space="0"/>
-              <w:bottom w:val="single" w:color="FFFFFF" w:themeColor="background1" w:sz="24" w:space="0"/>
-              <w:right w:val="single" w:color="FFFFFF" w:themeColor="background1" w:sz="24" w:space="0"/>
-            </w:tcBorders>
-            <w:shd w:val="clear" w:color="auto" w:fill="BCDDF6"/>
-          </w:tcPr>
-          <w:p/>
-        </w:tc>
+        <w:sdt>
+          <w:sdtPr>
+            <w:alias w:val="#Nav: /TenancyContract/Item/Floor_Number"/>
+            <w:tag w:val="#Nav: UmmAlQuwainContract/50115"/>
+            <w:id w:val="-2117895058"/>
+            <w:placeholder>
+              <w:docPart w:val="DefaultPlaceholder_-1854013440"/>
+            </w:placeholder>
+            <w:dataBinding w:prefixMappings="xmlns:ns0='urn:microsoft-dynamics-nav/reports/UmmAlQuwainContract/50115/'" w:xpath="/ns0:NavWordReportXmlPart[1]/ns0:TenancyContract[1]/ns0:Item[1]/ns0:Floor_Number[1]" w:storeItemID="{DA66A6BB-3798-4A63-88A2-FBA3BC09A85B}"/>
+            <w:text/>
+          </w:sdtPr>
+          <w:sdtContent>
+            <w:tc>
+              <w:tcPr>
+                <w:tcW w:w="3686" w:type="dxa"/>
+                <w:gridSpan w:val="2"/>
+                <w:tcBorders>
+                  <w:top w:val="single" w:color="FFFFFF" w:themeColor="background1" w:sz="24" w:space="0"/>
+                  <w:left w:val="single" w:color="FFFFFF" w:themeColor="background1" w:sz="24" w:space="0"/>
+                  <w:bottom w:val="single" w:color="FFFFFF" w:themeColor="background1" w:sz="24" w:space="0"/>
+                  <w:right w:val="single" w:color="FFFFFF" w:themeColor="background1" w:sz="24" w:space="0"/>
+                </w:tcBorders>
+                <w:shd w:val="clear" w:color="auto" w:fill="BCDDF6"/>
+              </w:tcPr>
+              <w:p>
+                <w:proofErr w:type="spellStart"/>
+                <w:r>
+                  <w:t>Floor_Number</w:t>
+                </w:r>
+                <w:proofErr w:type="spellEnd"/>
+              </w:p>
+            </w:tc>
+          </w:sdtContent>
+        </w:sdt>
         <w:tc>
           <w:tcPr>
             <w:tcW w:w="1417" w:type="dxa"/>
@@ -2739,20 +3344,40 @@
             </w:r>
           </w:p>
         </w:tc>
-        <w:tc>
-          <w:tcPr>
-            <w:tcW w:w="3686" w:type="dxa"/>
-            <w:gridSpan w:val="2"/>
-            <w:tcBorders>
-              <w:top w:val="single" w:color="FFFFFF" w:themeColor="background1" w:sz="24" w:space="0"/>
-              <w:left w:val="single" w:color="FFFFFF" w:themeColor="background1" w:sz="24" w:space="0"/>
-              <w:bottom w:val="single" w:color="FFFFFF" w:themeColor="background1" w:sz="24" w:space="0"/>
-              <w:right w:val="single" w:color="FFFFFF" w:themeColor="background1" w:sz="24" w:space="0"/>
-            </w:tcBorders>
-            <w:shd w:val="clear" w:color="auto" w:fill="BCDDF6"/>
-          </w:tcPr>
-          <w:p/>
-        </w:tc>
+        <w:sdt>
+          <w:sdtPr>
+            <w:alias w:val="#Nav: /TenancyContract/Unit_Number"/>
+            <w:tag w:val="#Nav: UmmAlQuwainContract/50115"/>
+            <w:id w:val="1595511970"/>
+            <w:placeholder>
+              <w:docPart w:val="DefaultPlaceholder_-1854013440"/>
+            </w:placeholder>
+            <w:dataBinding w:prefixMappings="xmlns:ns0='urn:microsoft-dynamics-nav/reports/UmmAlQuwainContract/50115/'" w:xpath="/ns0:NavWordReportXmlPart[1]/ns0:TenancyContract[1]/ns0:Unit_Number[1]" w:storeItemID="{DA66A6BB-3798-4A63-88A2-FBA3BC09A85B}"/>
+            <w:text/>
+          </w:sdtPr>
+          <w:sdtContent>
+            <w:tc>
+              <w:tcPr>
+                <w:tcW w:w="3686" w:type="dxa"/>
+                <w:gridSpan w:val="2"/>
+                <w:tcBorders>
+                  <w:top w:val="single" w:color="FFFFFF" w:themeColor="background1" w:sz="24" w:space="0"/>
+                  <w:left w:val="single" w:color="FFFFFF" w:themeColor="background1" w:sz="24" w:space="0"/>
+                  <w:bottom w:val="single" w:color="FFFFFF" w:themeColor="background1" w:sz="24" w:space="0"/>
+                  <w:right w:val="single" w:color="FFFFFF" w:themeColor="background1" w:sz="24" w:space="0"/>
+                </w:tcBorders>
+                <w:shd w:val="clear" w:color="auto" w:fill="BCDDF6"/>
+              </w:tcPr>
+              <w:p>
+                <w:proofErr w:type="spellStart"/>
+                <w:r>
+                  <w:t>Unit_Number</w:t>
+                </w:r>
+                <w:proofErr w:type="spellEnd"/>
+              </w:p>
+            </w:tc>
+          </w:sdtContent>
+        </w:sdt>
         <w:tc>
           <w:tcPr>
             <w:tcW w:w="1417" w:type="dxa"/>
@@ -2880,7 +3505,7 @@
               </wp:anchor>
             </w:drawing>
           </mc:Choice>
-          <mc:Fallback>
+          <mc:Fallback xmlns:a="http://schemas.openxmlformats.org/drawingml/2006/main" xmlns:pic="http://schemas.openxmlformats.org/drawingml/2006/picture">
             <w:pict>
               <v:line id="Straight Connector 15" style="position:absolute;z-index:251666432;visibility:visible;mso-wrap-style:square;mso-wrap-distance-left:9pt;mso-wrap-distance-top:0;mso-wrap-distance-right:9pt;mso-wrap-distance-bottom:0;mso-position-horizontal:absolute;mso-position-horizontal-relative:text;mso-position-vertical:absolute;mso-position-vertical-relative:text" o:spid="_x0000_s1026" strokecolor="#4472c4 [3204]" strokeweight=".5pt" o:gfxdata="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" from="0,19.1pt" to="612.5pt,19.6pt" w14:anchorId="7D73463F">
                 <v:stroke joinstyle="miter"/>
@@ -3958,7 +4583,7 @@
               </wp:anchor>
             </w:drawing>
           </mc:Choice>
-          <mc:Fallback>
+          <mc:Fallback xmlns:a="http://schemas.openxmlformats.org/drawingml/2006/main" xmlns:pic="http://schemas.openxmlformats.org/drawingml/2006/picture">
             <w:pict>
               <v:line id="Straight Connector 74946966" style="position:absolute;z-index:251667456;visibility:visible;mso-wrap-style:square;mso-wrap-distance-left:9pt;mso-wrap-distance-top:0;mso-wrap-distance-right:9pt;mso-wrap-distance-bottom:0;mso-position-horizontal:absolute;mso-position-horizontal-relative:text;mso-position-vertical:absolute;mso-position-vertical-relative:text" o:spid="_x0000_s1026" strokecolor="#4472c4 [3204]" strokeweight=".5pt" o:gfxdata="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" from="0,171.7pt" to="612.5pt,172.2pt" w14:anchorId="51C7FC15">
                 <v:stroke joinstyle="miter"/>
@@ -4527,7 +5152,7 @@
                     </wp:anchor>
                   </w:drawing>
                 </mc:Choice>
-                <mc:Fallback>
+                <mc:Fallback xmlns:a="http://schemas.openxmlformats.org/drawingml/2006/main" xmlns:pic="http://schemas.openxmlformats.org/drawingml/2006/picture">
                   <w:pict>
                     <v:line id="Straight Connector 410425054" style="position:absolute;z-index:251668480;visibility:visible;mso-wrap-style:square;mso-wrap-distance-left:9pt;mso-wrap-distance-top:0;mso-wrap-distance-right:9pt;mso-wrap-distance-bottom:0;mso-position-horizontal:absolute;mso-position-horizontal-relative:text;mso-position-vertical:absolute;mso-position-vertical-relative:text" o:spid="_x0000_s1026" strokecolor="#4472c4 [3204]" strokeweight=".5pt" o:gfxdata="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" from="-8.75pt,30.95pt" to="603.75pt,31.45pt" w14:anchorId="543231CE">
                       <v:stroke joinstyle="miter"/>
@@ -4557,6 +5182,7 @@
                 <w:color w:val="0D0D0D" w:themeColor="text1" w:themeTint="F2"/>
               </w:rPr>
             </w:pPr>
+            <w:proofErr w:type="spellStart"/>
             <w:r>
               <w:rPr>
                 <w:bCs/>
@@ -4571,14 +5197,273 @@
                 <w:sz w:val="20"/>
                 <w:szCs w:val="20"/>
               </w:rPr>
-              <w:t xml:space="preserve">موجب </w:t>
-            </w:r>
-            <w:r>
-              <w:rPr>
-                <w:bCs/>
-                <w:color w:val="0D0D0D" w:themeColor="text1" w:themeTint="F2"/>
-              </w:rPr>
-              <w:t>هذا العقد يقر الطرف الثاني بأنه قد قام بمعاينة العقار المؤجر و أنه قد قبله بحالته الراهنة.</w:t>
+              <w:t>موجب</w:t>
+            </w:r>
+            <w:proofErr w:type="spellEnd"/>
+            <w:r>
+              <w:rPr>
+                <w:bCs/>
+                <w:color w:val="0D0D0D" w:themeColor="text1" w:themeTint="F2"/>
+                <w:sz w:val="20"/>
+                <w:szCs w:val="20"/>
+              </w:rPr>
+              <w:t xml:space="preserve"> </w:t>
+            </w:r>
+            <w:proofErr w:type="spellStart"/>
+            <w:r>
+              <w:rPr>
+                <w:bCs/>
+                <w:color w:val="0D0D0D" w:themeColor="text1" w:themeTint="F2"/>
+              </w:rPr>
+              <w:t>هذا</w:t>
+            </w:r>
+            <w:proofErr w:type="spellEnd"/>
+            <w:r>
+              <w:rPr>
+                <w:bCs/>
+                <w:color w:val="0D0D0D" w:themeColor="text1" w:themeTint="F2"/>
+              </w:rPr>
+              <w:t xml:space="preserve"> </w:t>
+            </w:r>
+            <w:proofErr w:type="spellStart"/>
+            <w:r>
+              <w:rPr>
+                <w:bCs/>
+                <w:color w:val="0D0D0D" w:themeColor="text1" w:themeTint="F2"/>
+              </w:rPr>
+              <w:t>العقد</w:t>
+            </w:r>
+            <w:proofErr w:type="spellEnd"/>
+            <w:r>
+              <w:rPr>
+                <w:bCs/>
+                <w:color w:val="0D0D0D" w:themeColor="text1" w:themeTint="F2"/>
+              </w:rPr>
+              <w:t xml:space="preserve"> </w:t>
+            </w:r>
+            <w:proofErr w:type="spellStart"/>
+            <w:r>
+              <w:rPr>
+                <w:bCs/>
+                <w:color w:val="0D0D0D" w:themeColor="text1" w:themeTint="F2"/>
+              </w:rPr>
+              <w:t>يقر</w:t>
+            </w:r>
+            <w:proofErr w:type="spellEnd"/>
+            <w:r>
+              <w:rPr>
+                <w:bCs/>
+                <w:color w:val="0D0D0D" w:themeColor="text1" w:themeTint="F2"/>
+              </w:rPr>
+              <w:t xml:space="preserve"> </w:t>
+            </w:r>
+            <w:proofErr w:type="spellStart"/>
+            <w:r>
+              <w:rPr>
+                <w:bCs/>
+                <w:color w:val="0D0D0D" w:themeColor="text1" w:themeTint="F2"/>
+              </w:rPr>
+              <w:t>الطرف</w:t>
+            </w:r>
+            <w:proofErr w:type="spellEnd"/>
+            <w:r>
+              <w:rPr>
+                <w:bCs/>
+                <w:color w:val="0D0D0D" w:themeColor="text1" w:themeTint="F2"/>
+              </w:rPr>
+              <w:t xml:space="preserve"> </w:t>
+            </w:r>
+            <w:proofErr w:type="spellStart"/>
+            <w:r>
+              <w:rPr>
+                <w:bCs/>
+                <w:color w:val="0D0D0D" w:themeColor="text1" w:themeTint="F2"/>
+              </w:rPr>
+              <w:t>الثاني</w:t>
+            </w:r>
+            <w:proofErr w:type="spellEnd"/>
+            <w:r>
+              <w:rPr>
+                <w:bCs/>
+                <w:color w:val="0D0D0D" w:themeColor="text1" w:themeTint="F2"/>
+              </w:rPr>
+              <w:t xml:space="preserve"> </w:t>
+            </w:r>
+            <w:proofErr w:type="spellStart"/>
+            <w:r>
+              <w:rPr>
+                <w:bCs/>
+                <w:color w:val="0D0D0D" w:themeColor="text1" w:themeTint="F2"/>
+              </w:rPr>
+              <w:t>بأنه</w:t>
+            </w:r>
+            <w:proofErr w:type="spellEnd"/>
+            <w:r>
+              <w:rPr>
+                <w:bCs/>
+                <w:color w:val="0D0D0D" w:themeColor="text1" w:themeTint="F2"/>
+              </w:rPr>
+              <w:t xml:space="preserve"> </w:t>
+            </w:r>
+            <w:proofErr w:type="spellStart"/>
+            <w:r>
+              <w:rPr>
+                <w:bCs/>
+                <w:color w:val="0D0D0D" w:themeColor="text1" w:themeTint="F2"/>
+              </w:rPr>
+              <w:t>قد</w:t>
+            </w:r>
+            <w:proofErr w:type="spellEnd"/>
+            <w:r>
+              <w:rPr>
+                <w:bCs/>
+                <w:color w:val="0D0D0D" w:themeColor="text1" w:themeTint="F2"/>
+              </w:rPr>
+              <w:t xml:space="preserve"> </w:t>
+            </w:r>
+            <w:proofErr w:type="spellStart"/>
+            <w:r>
+              <w:rPr>
+                <w:bCs/>
+                <w:color w:val="0D0D0D" w:themeColor="text1" w:themeTint="F2"/>
+              </w:rPr>
+              <w:t>قام</w:t>
+            </w:r>
+            <w:proofErr w:type="spellEnd"/>
+            <w:r>
+              <w:rPr>
+                <w:bCs/>
+                <w:color w:val="0D0D0D" w:themeColor="text1" w:themeTint="F2"/>
+              </w:rPr>
+              <w:t xml:space="preserve"> </w:t>
+            </w:r>
+            <w:proofErr w:type="spellStart"/>
+            <w:r>
+              <w:rPr>
+                <w:bCs/>
+                <w:color w:val="0D0D0D" w:themeColor="text1" w:themeTint="F2"/>
+              </w:rPr>
+              <w:t>بمعاينة</w:t>
+            </w:r>
+            <w:proofErr w:type="spellEnd"/>
+            <w:r>
+              <w:rPr>
+                <w:bCs/>
+                <w:color w:val="0D0D0D" w:themeColor="text1" w:themeTint="F2"/>
+              </w:rPr>
+              <w:t xml:space="preserve"> </w:t>
+            </w:r>
+            <w:proofErr w:type="spellStart"/>
+            <w:r>
+              <w:rPr>
+                <w:bCs/>
+                <w:color w:val="0D0D0D" w:themeColor="text1" w:themeTint="F2"/>
+              </w:rPr>
+              <w:t>العقار</w:t>
+            </w:r>
+            <w:proofErr w:type="spellEnd"/>
+            <w:r>
+              <w:rPr>
+                <w:bCs/>
+                <w:color w:val="0D0D0D" w:themeColor="text1" w:themeTint="F2"/>
+              </w:rPr>
+              <w:t xml:space="preserve"> </w:t>
+            </w:r>
+            <w:proofErr w:type="spellStart"/>
+            <w:r>
+              <w:rPr>
+                <w:bCs/>
+                <w:color w:val="0D0D0D" w:themeColor="text1" w:themeTint="F2"/>
+              </w:rPr>
+              <w:t>المؤجر</w:t>
+            </w:r>
+            <w:proofErr w:type="spellEnd"/>
+            <w:r>
+              <w:rPr>
+                <w:bCs/>
+                <w:color w:val="0D0D0D" w:themeColor="text1" w:themeTint="F2"/>
+              </w:rPr>
+              <w:t xml:space="preserve"> و </w:t>
+            </w:r>
+            <w:proofErr w:type="spellStart"/>
+            <w:r>
+              <w:rPr>
+                <w:bCs/>
+                <w:color w:val="0D0D0D" w:themeColor="text1" w:themeTint="F2"/>
+              </w:rPr>
+              <w:t>أنه</w:t>
+            </w:r>
+            <w:proofErr w:type="spellEnd"/>
+            <w:r>
+              <w:rPr>
+                <w:bCs/>
+                <w:color w:val="0D0D0D" w:themeColor="text1" w:themeTint="F2"/>
+              </w:rPr>
+              <w:t xml:space="preserve"> </w:t>
+            </w:r>
+            <w:proofErr w:type="spellStart"/>
+            <w:r>
+              <w:rPr>
+                <w:bCs/>
+                <w:color w:val="0D0D0D" w:themeColor="text1" w:themeTint="F2"/>
+              </w:rPr>
+              <w:t>قد</w:t>
+            </w:r>
+            <w:proofErr w:type="spellEnd"/>
+            <w:r>
+              <w:rPr>
+                <w:bCs/>
+                <w:color w:val="0D0D0D" w:themeColor="text1" w:themeTint="F2"/>
+              </w:rPr>
+              <w:t xml:space="preserve"> </w:t>
+            </w:r>
+            <w:proofErr w:type="spellStart"/>
+            <w:r>
+              <w:rPr>
+                <w:bCs/>
+                <w:color w:val="0D0D0D" w:themeColor="text1" w:themeTint="F2"/>
+              </w:rPr>
+              <w:t>قبله</w:t>
+            </w:r>
+            <w:proofErr w:type="spellEnd"/>
+            <w:r>
+              <w:rPr>
+                <w:bCs/>
+                <w:color w:val="0D0D0D" w:themeColor="text1" w:themeTint="F2"/>
+              </w:rPr>
+              <w:t xml:space="preserve"> </w:t>
+            </w:r>
+            <w:proofErr w:type="spellStart"/>
+            <w:r>
+              <w:rPr>
+                <w:bCs/>
+                <w:color w:val="0D0D0D" w:themeColor="text1" w:themeTint="F2"/>
+              </w:rPr>
+              <w:t>بحالته</w:t>
+            </w:r>
+            <w:proofErr w:type="spellEnd"/>
+            <w:r>
+              <w:rPr>
+                <w:bCs/>
+                <w:color w:val="0D0D0D" w:themeColor="text1" w:themeTint="F2"/>
+              </w:rPr>
+              <w:t xml:space="preserve"> </w:t>
+            </w:r>
+            <w:proofErr w:type="spellStart"/>
+            <w:r>
+              <w:rPr>
+                <w:bCs/>
+                <w:color w:val="0D0D0D" w:themeColor="text1" w:themeTint="F2"/>
+              </w:rPr>
+              <w:t>الراهنة</w:t>
+            </w:r>
+            <w:proofErr w:type="spellEnd"/>
+            <w:r>
+              <w:rPr>
+                <w:bCs/>
+                <w:color w:val="0D0D0D" w:themeColor="text1" w:themeTint="F2"/>
+              </w:rPr>
+              <w:t>.</w:t>
             </w:r>
             <w:r>
               <w:rPr>
@@ -4603,12 +5488,869 @@
               </w:rPr>
               <w:br/>
             </w:r>
-            <w:r>
-              <w:rPr>
-                <w:bCs/>
-                <w:color w:val="0D0D0D" w:themeColor="text1" w:themeTint="F2"/>
-              </w:rPr>
-              <w:t>لا يجوز للمستأجر إدخال أي تعديلات أو هدم أي جزء من العقار المؤجر أو التنازل عن الإيجار ، دون الحصول على موافقة مسبقة و خطية من المؤجر و يتعهد المستأجر بأنه لن يقوم بإنهاء هذا العقد قبل إنتهائه أو إنهائه لأي آية غاية في نفسه و في البند المؤجر إلا بعد الحصول على موافقة خطية مسبقة من المؤجر.②</w:t>
+            <w:proofErr w:type="spellStart"/>
+            <w:r>
+              <w:rPr>
+                <w:bCs/>
+                <w:color w:val="0D0D0D" w:themeColor="text1" w:themeTint="F2"/>
+              </w:rPr>
+              <w:t>لا</w:t>
+            </w:r>
+            <w:proofErr w:type="spellEnd"/>
+            <w:r>
+              <w:rPr>
+                <w:bCs/>
+                <w:color w:val="0D0D0D" w:themeColor="text1" w:themeTint="F2"/>
+              </w:rPr>
+              <w:t xml:space="preserve"> </w:t>
+            </w:r>
+            <w:proofErr w:type="spellStart"/>
+            <w:r>
+              <w:rPr>
+                <w:bCs/>
+                <w:color w:val="0D0D0D" w:themeColor="text1" w:themeTint="F2"/>
+              </w:rPr>
+              <w:t>يجوز</w:t>
+            </w:r>
+            <w:proofErr w:type="spellEnd"/>
+            <w:r>
+              <w:rPr>
+                <w:bCs/>
+                <w:color w:val="0D0D0D" w:themeColor="text1" w:themeTint="F2"/>
+              </w:rPr>
+              <w:t xml:space="preserve"> </w:t>
+            </w:r>
+            <w:proofErr w:type="spellStart"/>
+            <w:r>
+              <w:rPr>
+                <w:bCs/>
+                <w:color w:val="0D0D0D" w:themeColor="text1" w:themeTint="F2"/>
+              </w:rPr>
+              <w:t>للمستأجر</w:t>
+            </w:r>
+            <w:proofErr w:type="spellEnd"/>
+            <w:r>
+              <w:rPr>
+                <w:bCs/>
+                <w:color w:val="0D0D0D" w:themeColor="text1" w:themeTint="F2"/>
+              </w:rPr>
+              <w:t xml:space="preserve"> </w:t>
+            </w:r>
+            <w:proofErr w:type="spellStart"/>
+            <w:r>
+              <w:rPr>
+                <w:bCs/>
+                <w:color w:val="0D0D0D" w:themeColor="text1" w:themeTint="F2"/>
+              </w:rPr>
+              <w:t>إدخال</w:t>
+            </w:r>
+            <w:proofErr w:type="spellEnd"/>
+            <w:r>
+              <w:rPr>
+                <w:bCs/>
+                <w:color w:val="0D0D0D" w:themeColor="text1" w:themeTint="F2"/>
+              </w:rPr>
+              <w:t xml:space="preserve"> </w:t>
+            </w:r>
+            <w:proofErr w:type="spellStart"/>
+            <w:r>
+              <w:rPr>
+                <w:bCs/>
+                <w:color w:val="0D0D0D" w:themeColor="text1" w:themeTint="F2"/>
+              </w:rPr>
+              <w:t>أي</w:t>
+            </w:r>
+            <w:proofErr w:type="spellEnd"/>
+            <w:r>
+              <w:rPr>
+                <w:bCs/>
+                <w:color w:val="0D0D0D" w:themeColor="text1" w:themeTint="F2"/>
+              </w:rPr>
+              <w:t xml:space="preserve"> </w:t>
+            </w:r>
+            <w:proofErr w:type="spellStart"/>
+            <w:r>
+              <w:rPr>
+                <w:bCs/>
+                <w:color w:val="0D0D0D" w:themeColor="text1" w:themeTint="F2"/>
+              </w:rPr>
+              <w:t>تعديلات</w:t>
+            </w:r>
+            <w:proofErr w:type="spellEnd"/>
+            <w:r>
+              <w:rPr>
+                <w:bCs/>
+                <w:color w:val="0D0D0D" w:themeColor="text1" w:themeTint="F2"/>
+              </w:rPr>
+              <w:t xml:space="preserve"> </w:t>
+            </w:r>
+            <w:proofErr w:type="spellStart"/>
+            <w:r>
+              <w:rPr>
+                <w:bCs/>
+                <w:color w:val="0D0D0D" w:themeColor="text1" w:themeTint="F2"/>
+              </w:rPr>
+              <w:t>أو</w:t>
+            </w:r>
+            <w:proofErr w:type="spellEnd"/>
+            <w:r>
+              <w:rPr>
+                <w:bCs/>
+                <w:color w:val="0D0D0D" w:themeColor="text1" w:themeTint="F2"/>
+              </w:rPr>
+              <w:t xml:space="preserve"> </w:t>
+            </w:r>
+            <w:proofErr w:type="spellStart"/>
+            <w:r>
+              <w:rPr>
+                <w:bCs/>
+                <w:color w:val="0D0D0D" w:themeColor="text1" w:themeTint="F2"/>
+              </w:rPr>
+              <w:t>هدم</w:t>
+            </w:r>
+            <w:proofErr w:type="spellEnd"/>
+            <w:r>
+              <w:rPr>
+                <w:bCs/>
+                <w:color w:val="0D0D0D" w:themeColor="text1" w:themeTint="F2"/>
+              </w:rPr>
+              <w:t xml:space="preserve"> </w:t>
+            </w:r>
+            <w:proofErr w:type="spellStart"/>
+            <w:r>
+              <w:rPr>
+                <w:bCs/>
+                <w:color w:val="0D0D0D" w:themeColor="text1" w:themeTint="F2"/>
+              </w:rPr>
+              <w:t>أي</w:t>
+            </w:r>
+            <w:proofErr w:type="spellEnd"/>
+            <w:r>
+              <w:rPr>
+                <w:bCs/>
+                <w:color w:val="0D0D0D" w:themeColor="text1" w:themeTint="F2"/>
+              </w:rPr>
+              <w:t xml:space="preserve"> </w:t>
+            </w:r>
+            <w:proofErr w:type="spellStart"/>
+            <w:r>
+              <w:rPr>
+                <w:bCs/>
+                <w:color w:val="0D0D0D" w:themeColor="text1" w:themeTint="F2"/>
+              </w:rPr>
+              <w:t>جزء</w:t>
+            </w:r>
+            <w:proofErr w:type="spellEnd"/>
+            <w:r>
+              <w:rPr>
+                <w:bCs/>
+                <w:color w:val="0D0D0D" w:themeColor="text1" w:themeTint="F2"/>
+              </w:rPr>
+              <w:t xml:space="preserve"> </w:t>
+            </w:r>
+            <w:proofErr w:type="spellStart"/>
+            <w:r>
+              <w:rPr>
+                <w:bCs/>
+                <w:color w:val="0D0D0D" w:themeColor="text1" w:themeTint="F2"/>
+              </w:rPr>
+              <w:t>من</w:t>
+            </w:r>
+            <w:proofErr w:type="spellEnd"/>
+            <w:r>
+              <w:rPr>
+                <w:bCs/>
+                <w:color w:val="0D0D0D" w:themeColor="text1" w:themeTint="F2"/>
+              </w:rPr>
+              <w:t xml:space="preserve"> </w:t>
+            </w:r>
+            <w:proofErr w:type="spellStart"/>
+            <w:r>
+              <w:rPr>
+                <w:bCs/>
+                <w:color w:val="0D0D0D" w:themeColor="text1" w:themeTint="F2"/>
+              </w:rPr>
+              <w:t>العقار</w:t>
+            </w:r>
+            <w:proofErr w:type="spellEnd"/>
+            <w:r>
+              <w:rPr>
+                <w:bCs/>
+                <w:color w:val="0D0D0D" w:themeColor="text1" w:themeTint="F2"/>
+              </w:rPr>
+              <w:t xml:space="preserve"> </w:t>
+            </w:r>
+            <w:proofErr w:type="spellStart"/>
+            <w:r>
+              <w:rPr>
+                <w:bCs/>
+                <w:color w:val="0D0D0D" w:themeColor="text1" w:themeTint="F2"/>
+              </w:rPr>
+              <w:t>المؤجر</w:t>
+            </w:r>
+            <w:proofErr w:type="spellEnd"/>
+            <w:r>
+              <w:rPr>
+                <w:bCs/>
+                <w:color w:val="0D0D0D" w:themeColor="text1" w:themeTint="F2"/>
+              </w:rPr>
+              <w:t xml:space="preserve"> </w:t>
+            </w:r>
+            <w:proofErr w:type="spellStart"/>
+            <w:r>
+              <w:rPr>
+                <w:bCs/>
+                <w:color w:val="0D0D0D" w:themeColor="text1" w:themeTint="F2"/>
+              </w:rPr>
+              <w:t>أو</w:t>
+            </w:r>
+            <w:proofErr w:type="spellEnd"/>
+            <w:r>
+              <w:rPr>
+                <w:bCs/>
+                <w:color w:val="0D0D0D" w:themeColor="text1" w:themeTint="F2"/>
+              </w:rPr>
+              <w:t xml:space="preserve"> </w:t>
+            </w:r>
+            <w:proofErr w:type="spellStart"/>
+            <w:r>
+              <w:rPr>
+                <w:bCs/>
+                <w:color w:val="0D0D0D" w:themeColor="text1" w:themeTint="F2"/>
+              </w:rPr>
+              <w:t>التنازل</w:t>
+            </w:r>
+            <w:proofErr w:type="spellEnd"/>
+            <w:r>
+              <w:rPr>
+                <w:bCs/>
+                <w:color w:val="0D0D0D" w:themeColor="text1" w:themeTint="F2"/>
+              </w:rPr>
+              <w:t xml:space="preserve"> </w:t>
+            </w:r>
+            <w:proofErr w:type="spellStart"/>
+            <w:r>
+              <w:rPr>
+                <w:bCs/>
+                <w:color w:val="0D0D0D" w:themeColor="text1" w:themeTint="F2"/>
+              </w:rPr>
+              <w:t>عن</w:t>
+            </w:r>
+            <w:proofErr w:type="spellEnd"/>
+            <w:r>
+              <w:rPr>
+                <w:bCs/>
+                <w:color w:val="0D0D0D" w:themeColor="text1" w:themeTint="F2"/>
+              </w:rPr>
+              <w:t xml:space="preserve"> </w:t>
+            </w:r>
+            <w:proofErr w:type="spellStart"/>
+            <w:r>
+              <w:rPr>
+                <w:bCs/>
+                <w:color w:val="0D0D0D" w:themeColor="text1" w:themeTint="F2"/>
+              </w:rPr>
+              <w:t>الإيجار</w:t>
+            </w:r>
+            <w:proofErr w:type="spellEnd"/>
+            <w:r>
+              <w:rPr>
+                <w:bCs/>
+                <w:color w:val="0D0D0D" w:themeColor="text1" w:themeTint="F2"/>
+              </w:rPr>
+              <w:t xml:space="preserve"> ، </w:t>
+            </w:r>
+            <w:proofErr w:type="spellStart"/>
+            <w:r>
+              <w:rPr>
+                <w:bCs/>
+                <w:color w:val="0D0D0D" w:themeColor="text1" w:themeTint="F2"/>
+              </w:rPr>
+              <w:t>دون</w:t>
+            </w:r>
+            <w:proofErr w:type="spellEnd"/>
+            <w:r>
+              <w:rPr>
+                <w:bCs/>
+                <w:color w:val="0D0D0D" w:themeColor="text1" w:themeTint="F2"/>
+              </w:rPr>
+              <w:t xml:space="preserve"> </w:t>
+            </w:r>
+            <w:proofErr w:type="spellStart"/>
+            <w:r>
+              <w:rPr>
+                <w:bCs/>
+                <w:color w:val="0D0D0D" w:themeColor="text1" w:themeTint="F2"/>
+              </w:rPr>
+              <w:t>الحصول</w:t>
+            </w:r>
+            <w:proofErr w:type="spellEnd"/>
+            <w:r>
+              <w:rPr>
+                <w:bCs/>
+                <w:color w:val="0D0D0D" w:themeColor="text1" w:themeTint="F2"/>
+              </w:rPr>
+              <w:t xml:space="preserve"> </w:t>
+            </w:r>
+            <w:proofErr w:type="spellStart"/>
+            <w:r>
+              <w:rPr>
+                <w:bCs/>
+                <w:color w:val="0D0D0D" w:themeColor="text1" w:themeTint="F2"/>
+              </w:rPr>
+              <w:t>على</w:t>
+            </w:r>
+            <w:proofErr w:type="spellEnd"/>
+            <w:r>
+              <w:rPr>
+                <w:bCs/>
+                <w:color w:val="0D0D0D" w:themeColor="text1" w:themeTint="F2"/>
+              </w:rPr>
+              <w:t xml:space="preserve"> </w:t>
+            </w:r>
+            <w:proofErr w:type="spellStart"/>
+            <w:r>
+              <w:rPr>
+                <w:bCs/>
+                <w:color w:val="0D0D0D" w:themeColor="text1" w:themeTint="F2"/>
+              </w:rPr>
+              <w:t>موافقة</w:t>
+            </w:r>
+            <w:proofErr w:type="spellEnd"/>
+            <w:r>
+              <w:rPr>
+                <w:bCs/>
+                <w:color w:val="0D0D0D" w:themeColor="text1" w:themeTint="F2"/>
+              </w:rPr>
+              <w:t xml:space="preserve"> </w:t>
+            </w:r>
+            <w:proofErr w:type="spellStart"/>
+            <w:r>
+              <w:rPr>
+                <w:bCs/>
+                <w:color w:val="0D0D0D" w:themeColor="text1" w:themeTint="F2"/>
+              </w:rPr>
+              <w:t>مسبقة</w:t>
+            </w:r>
+            <w:proofErr w:type="spellEnd"/>
+            <w:r>
+              <w:rPr>
+                <w:bCs/>
+                <w:color w:val="0D0D0D" w:themeColor="text1" w:themeTint="F2"/>
+              </w:rPr>
+              <w:t xml:space="preserve"> و </w:t>
+            </w:r>
+            <w:proofErr w:type="spellStart"/>
+            <w:r>
+              <w:rPr>
+                <w:bCs/>
+                <w:color w:val="0D0D0D" w:themeColor="text1" w:themeTint="F2"/>
+              </w:rPr>
+              <w:t>خطية</w:t>
+            </w:r>
+            <w:proofErr w:type="spellEnd"/>
+            <w:r>
+              <w:rPr>
+                <w:bCs/>
+                <w:color w:val="0D0D0D" w:themeColor="text1" w:themeTint="F2"/>
+              </w:rPr>
+              <w:t xml:space="preserve"> </w:t>
+            </w:r>
+            <w:proofErr w:type="spellStart"/>
+            <w:r>
+              <w:rPr>
+                <w:bCs/>
+                <w:color w:val="0D0D0D" w:themeColor="text1" w:themeTint="F2"/>
+              </w:rPr>
+              <w:t>من</w:t>
+            </w:r>
+            <w:proofErr w:type="spellEnd"/>
+            <w:r>
+              <w:rPr>
+                <w:bCs/>
+                <w:color w:val="0D0D0D" w:themeColor="text1" w:themeTint="F2"/>
+              </w:rPr>
+              <w:t xml:space="preserve"> </w:t>
+            </w:r>
+            <w:proofErr w:type="spellStart"/>
+            <w:r>
+              <w:rPr>
+                <w:bCs/>
+                <w:color w:val="0D0D0D" w:themeColor="text1" w:themeTint="F2"/>
+              </w:rPr>
+              <w:t>المؤجر</w:t>
+            </w:r>
+            <w:proofErr w:type="spellEnd"/>
+            <w:r>
+              <w:rPr>
+                <w:bCs/>
+                <w:color w:val="0D0D0D" w:themeColor="text1" w:themeTint="F2"/>
+              </w:rPr>
+              <w:t xml:space="preserve"> و </w:t>
+            </w:r>
+            <w:proofErr w:type="spellStart"/>
+            <w:r>
+              <w:rPr>
+                <w:bCs/>
+                <w:color w:val="0D0D0D" w:themeColor="text1" w:themeTint="F2"/>
+              </w:rPr>
+              <w:t>يتعهد</w:t>
+            </w:r>
+            <w:proofErr w:type="spellEnd"/>
+            <w:r>
+              <w:rPr>
+                <w:bCs/>
+                <w:color w:val="0D0D0D" w:themeColor="text1" w:themeTint="F2"/>
+              </w:rPr>
+              <w:t xml:space="preserve"> </w:t>
+            </w:r>
+            <w:proofErr w:type="spellStart"/>
+            <w:r>
+              <w:rPr>
+                <w:bCs/>
+                <w:color w:val="0D0D0D" w:themeColor="text1" w:themeTint="F2"/>
+              </w:rPr>
+              <w:t>المستأجر</w:t>
+            </w:r>
+            <w:proofErr w:type="spellEnd"/>
+            <w:r>
+              <w:rPr>
+                <w:bCs/>
+                <w:color w:val="0D0D0D" w:themeColor="text1" w:themeTint="F2"/>
+              </w:rPr>
+              <w:t xml:space="preserve"> </w:t>
+            </w:r>
+            <w:proofErr w:type="spellStart"/>
+            <w:r>
+              <w:rPr>
+                <w:bCs/>
+                <w:color w:val="0D0D0D" w:themeColor="text1" w:themeTint="F2"/>
+              </w:rPr>
+              <w:t>بأنه</w:t>
+            </w:r>
+            <w:proofErr w:type="spellEnd"/>
+            <w:r>
+              <w:rPr>
+                <w:bCs/>
+                <w:color w:val="0D0D0D" w:themeColor="text1" w:themeTint="F2"/>
+              </w:rPr>
+              <w:t xml:space="preserve"> </w:t>
+            </w:r>
+            <w:proofErr w:type="spellStart"/>
+            <w:r>
+              <w:rPr>
+                <w:bCs/>
+                <w:color w:val="0D0D0D" w:themeColor="text1" w:themeTint="F2"/>
+              </w:rPr>
+              <w:t>لن</w:t>
+            </w:r>
+            <w:proofErr w:type="spellEnd"/>
+            <w:r>
+              <w:rPr>
+                <w:bCs/>
+                <w:color w:val="0D0D0D" w:themeColor="text1" w:themeTint="F2"/>
+              </w:rPr>
+              <w:t xml:space="preserve"> </w:t>
+            </w:r>
+            <w:proofErr w:type="spellStart"/>
+            <w:r>
+              <w:rPr>
+                <w:bCs/>
+                <w:color w:val="0D0D0D" w:themeColor="text1" w:themeTint="F2"/>
+              </w:rPr>
+              <w:t>يقوم</w:t>
+            </w:r>
+            <w:proofErr w:type="spellEnd"/>
+            <w:r>
+              <w:rPr>
+                <w:bCs/>
+                <w:color w:val="0D0D0D" w:themeColor="text1" w:themeTint="F2"/>
+              </w:rPr>
+              <w:t xml:space="preserve"> </w:t>
+            </w:r>
+            <w:proofErr w:type="spellStart"/>
+            <w:r>
+              <w:rPr>
+                <w:bCs/>
+                <w:color w:val="0D0D0D" w:themeColor="text1" w:themeTint="F2"/>
+              </w:rPr>
+              <w:t>بإنهاء</w:t>
+            </w:r>
+            <w:proofErr w:type="spellEnd"/>
+            <w:r>
+              <w:rPr>
+                <w:bCs/>
+                <w:color w:val="0D0D0D" w:themeColor="text1" w:themeTint="F2"/>
+              </w:rPr>
+              <w:t xml:space="preserve"> </w:t>
+            </w:r>
+            <w:proofErr w:type="spellStart"/>
+            <w:r>
+              <w:rPr>
+                <w:bCs/>
+                <w:color w:val="0D0D0D" w:themeColor="text1" w:themeTint="F2"/>
+              </w:rPr>
+              <w:t>هذا</w:t>
+            </w:r>
+            <w:proofErr w:type="spellEnd"/>
+            <w:r>
+              <w:rPr>
+                <w:bCs/>
+                <w:color w:val="0D0D0D" w:themeColor="text1" w:themeTint="F2"/>
+              </w:rPr>
+              <w:t xml:space="preserve"> </w:t>
+            </w:r>
+            <w:proofErr w:type="spellStart"/>
+            <w:r>
+              <w:rPr>
+                <w:bCs/>
+                <w:color w:val="0D0D0D" w:themeColor="text1" w:themeTint="F2"/>
+              </w:rPr>
+              <w:t>العقد</w:t>
+            </w:r>
+            <w:proofErr w:type="spellEnd"/>
+            <w:r>
+              <w:rPr>
+                <w:bCs/>
+                <w:color w:val="0D0D0D" w:themeColor="text1" w:themeTint="F2"/>
+              </w:rPr>
+              <w:t xml:space="preserve"> </w:t>
+            </w:r>
+            <w:proofErr w:type="spellStart"/>
+            <w:r>
+              <w:rPr>
+                <w:bCs/>
+                <w:color w:val="0D0D0D" w:themeColor="text1" w:themeTint="F2"/>
+              </w:rPr>
+              <w:t>قبل</w:t>
+            </w:r>
+            <w:proofErr w:type="spellEnd"/>
+            <w:r>
+              <w:rPr>
+                <w:bCs/>
+                <w:color w:val="0D0D0D" w:themeColor="text1" w:themeTint="F2"/>
+              </w:rPr>
+              <w:t xml:space="preserve"> </w:t>
+            </w:r>
+            <w:proofErr w:type="spellStart"/>
+            <w:r>
+              <w:rPr>
+                <w:bCs/>
+                <w:color w:val="0D0D0D" w:themeColor="text1" w:themeTint="F2"/>
+              </w:rPr>
+              <w:t>إنتهائه</w:t>
+            </w:r>
+            <w:proofErr w:type="spellEnd"/>
+            <w:r>
+              <w:rPr>
+                <w:bCs/>
+                <w:color w:val="0D0D0D" w:themeColor="text1" w:themeTint="F2"/>
+              </w:rPr>
+              <w:t xml:space="preserve"> </w:t>
+            </w:r>
+            <w:proofErr w:type="spellStart"/>
+            <w:r>
+              <w:rPr>
+                <w:bCs/>
+                <w:color w:val="0D0D0D" w:themeColor="text1" w:themeTint="F2"/>
+              </w:rPr>
+              <w:t>أو</w:t>
+            </w:r>
+            <w:proofErr w:type="spellEnd"/>
+            <w:r>
+              <w:rPr>
+                <w:bCs/>
+                <w:color w:val="0D0D0D" w:themeColor="text1" w:themeTint="F2"/>
+              </w:rPr>
+              <w:t xml:space="preserve"> </w:t>
+            </w:r>
+            <w:proofErr w:type="spellStart"/>
+            <w:r>
+              <w:rPr>
+                <w:bCs/>
+                <w:color w:val="0D0D0D" w:themeColor="text1" w:themeTint="F2"/>
+              </w:rPr>
+              <w:t>إنهائه</w:t>
+            </w:r>
+            <w:proofErr w:type="spellEnd"/>
+            <w:r>
+              <w:rPr>
+                <w:bCs/>
+                <w:color w:val="0D0D0D" w:themeColor="text1" w:themeTint="F2"/>
+              </w:rPr>
+              <w:t xml:space="preserve"> </w:t>
+            </w:r>
+            <w:proofErr w:type="spellStart"/>
+            <w:r>
+              <w:rPr>
+                <w:bCs/>
+                <w:color w:val="0D0D0D" w:themeColor="text1" w:themeTint="F2"/>
+              </w:rPr>
+              <w:t>لأي</w:t>
+            </w:r>
+            <w:proofErr w:type="spellEnd"/>
+            <w:r>
+              <w:rPr>
+                <w:bCs/>
+                <w:color w:val="0D0D0D" w:themeColor="text1" w:themeTint="F2"/>
+              </w:rPr>
+              <w:t xml:space="preserve"> </w:t>
+            </w:r>
+            <w:proofErr w:type="spellStart"/>
+            <w:r>
+              <w:rPr>
+                <w:bCs/>
+                <w:color w:val="0D0D0D" w:themeColor="text1" w:themeTint="F2"/>
+              </w:rPr>
+              <w:t>آية</w:t>
+            </w:r>
+            <w:proofErr w:type="spellEnd"/>
+            <w:r>
+              <w:rPr>
+                <w:bCs/>
+                <w:color w:val="0D0D0D" w:themeColor="text1" w:themeTint="F2"/>
+              </w:rPr>
+              <w:t xml:space="preserve"> </w:t>
+            </w:r>
+            <w:proofErr w:type="spellStart"/>
+            <w:r>
+              <w:rPr>
+                <w:bCs/>
+                <w:color w:val="0D0D0D" w:themeColor="text1" w:themeTint="F2"/>
+              </w:rPr>
+              <w:t>غاية</w:t>
+            </w:r>
+            <w:proofErr w:type="spellEnd"/>
+            <w:r>
+              <w:rPr>
+                <w:bCs/>
+                <w:color w:val="0D0D0D" w:themeColor="text1" w:themeTint="F2"/>
+              </w:rPr>
+              <w:t xml:space="preserve"> </w:t>
+            </w:r>
+            <w:proofErr w:type="spellStart"/>
+            <w:r>
+              <w:rPr>
+                <w:bCs/>
+                <w:color w:val="0D0D0D" w:themeColor="text1" w:themeTint="F2"/>
+              </w:rPr>
+              <w:t>في</w:t>
+            </w:r>
+            <w:proofErr w:type="spellEnd"/>
+            <w:r>
+              <w:rPr>
+                <w:bCs/>
+                <w:color w:val="0D0D0D" w:themeColor="text1" w:themeTint="F2"/>
+              </w:rPr>
+              <w:t xml:space="preserve"> </w:t>
+            </w:r>
+            <w:proofErr w:type="spellStart"/>
+            <w:r>
+              <w:rPr>
+                <w:bCs/>
+                <w:color w:val="0D0D0D" w:themeColor="text1" w:themeTint="F2"/>
+              </w:rPr>
+              <w:t>نفسه</w:t>
+            </w:r>
+            <w:proofErr w:type="spellEnd"/>
+            <w:r>
+              <w:rPr>
+                <w:bCs/>
+                <w:color w:val="0D0D0D" w:themeColor="text1" w:themeTint="F2"/>
+              </w:rPr>
+              <w:t xml:space="preserve"> و </w:t>
+            </w:r>
+            <w:proofErr w:type="spellStart"/>
+            <w:r>
+              <w:rPr>
+                <w:bCs/>
+                <w:color w:val="0D0D0D" w:themeColor="text1" w:themeTint="F2"/>
+              </w:rPr>
+              <w:t>في</w:t>
+            </w:r>
+            <w:proofErr w:type="spellEnd"/>
+            <w:r>
+              <w:rPr>
+                <w:bCs/>
+                <w:color w:val="0D0D0D" w:themeColor="text1" w:themeTint="F2"/>
+              </w:rPr>
+              <w:t xml:space="preserve"> </w:t>
+            </w:r>
+            <w:proofErr w:type="spellStart"/>
+            <w:r>
+              <w:rPr>
+                <w:bCs/>
+                <w:color w:val="0D0D0D" w:themeColor="text1" w:themeTint="F2"/>
+              </w:rPr>
+              <w:t>البند</w:t>
+            </w:r>
+            <w:proofErr w:type="spellEnd"/>
+            <w:r>
+              <w:rPr>
+                <w:bCs/>
+                <w:color w:val="0D0D0D" w:themeColor="text1" w:themeTint="F2"/>
+              </w:rPr>
+              <w:t xml:space="preserve"> </w:t>
+            </w:r>
+            <w:proofErr w:type="spellStart"/>
+            <w:r>
+              <w:rPr>
+                <w:bCs/>
+                <w:color w:val="0D0D0D" w:themeColor="text1" w:themeTint="F2"/>
+              </w:rPr>
+              <w:t>المؤجر</w:t>
+            </w:r>
+            <w:proofErr w:type="spellEnd"/>
+            <w:r>
+              <w:rPr>
+                <w:bCs/>
+                <w:color w:val="0D0D0D" w:themeColor="text1" w:themeTint="F2"/>
+              </w:rPr>
+              <w:t xml:space="preserve"> </w:t>
+            </w:r>
+            <w:proofErr w:type="spellStart"/>
+            <w:r>
+              <w:rPr>
+                <w:bCs/>
+                <w:color w:val="0D0D0D" w:themeColor="text1" w:themeTint="F2"/>
+              </w:rPr>
+              <w:t>إلا</w:t>
+            </w:r>
+            <w:proofErr w:type="spellEnd"/>
+            <w:r>
+              <w:rPr>
+                <w:bCs/>
+                <w:color w:val="0D0D0D" w:themeColor="text1" w:themeTint="F2"/>
+              </w:rPr>
+              <w:t xml:space="preserve"> </w:t>
+            </w:r>
+            <w:proofErr w:type="spellStart"/>
+            <w:r>
+              <w:rPr>
+                <w:bCs/>
+                <w:color w:val="0D0D0D" w:themeColor="text1" w:themeTint="F2"/>
+              </w:rPr>
+              <w:t>بعد</w:t>
+            </w:r>
+            <w:proofErr w:type="spellEnd"/>
+            <w:r>
+              <w:rPr>
+                <w:bCs/>
+                <w:color w:val="0D0D0D" w:themeColor="text1" w:themeTint="F2"/>
+              </w:rPr>
+              <w:t xml:space="preserve"> </w:t>
+            </w:r>
+            <w:proofErr w:type="spellStart"/>
+            <w:r>
+              <w:rPr>
+                <w:bCs/>
+                <w:color w:val="0D0D0D" w:themeColor="text1" w:themeTint="F2"/>
+              </w:rPr>
+              <w:t>الحصول</w:t>
+            </w:r>
+            <w:proofErr w:type="spellEnd"/>
+            <w:r>
+              <w:rPr>
+                <w:bCs/>
+                <w:color w:val="0D0D0D" w:themeColor="text1" w:themeTint="F2"/>
+              </w:rPr>
+              <w:t xml:space="preserve"> </w:t>
+            </w:r>
+            <w:proofErr w:type="spellStart"/>
+            <w:r>
+              <w:rPr>
+                <w:bCs/>
+                <w:color w:val="0D0D0D" w:themeColor="text1" w:themeTint="F2"/>
+              </w:rPr>
+              <w:t>على</w:t>
+            </w:r>
+            <w:proofErr w:type="spellEnd"/>
+            <w:r>
+              <w:rPr>
+                <w:bCs/>
+                <w:color w:val="0D0D0D" w:themeColor="text1" w:themeTint="F2"/>
+              </w:rPr>
+              <w:t xml:space="preserve"> </w:t>
+            </w:r>
+            <w:proofErr w:type="spellStart"/>
+            <w:r>
+              <w:rPr>
+                <w:bCs/>
+                <w:color w:val="0D0D0D" w:themeColor="text1" w:themeTint="F2"/>
+              </w:rPr>
+              <w:t>موافقة</w:t>
+            </w:r>
+            <w:proofErr w:type="spellEnd"/>
+            <w:r>
+              <w:rPr>
+                <w:bCs/>
+                <w:color w:val="0D0D0D" w:themeColor="text1" w:themeTint="F2"/>
+              </w:rPr>
+              <w:t xml:space="preserve"> </w:t>
+            </w:r>
+            <w:proofErr w:type="spellStart"/>
+            <w:r>
+              <w:rPr>
+                <w:bCs/>
+                <w:color w:val="0D0D0D" w:themeColor="text1" w:themeTint="F2"/>
+              </w:rPr>
+              <w:t>خطية</w:t>
+            </w:r>
+            <w:proofErr w:type="spellEnd"/>
+            <w:r>
+              <w:rPr>
+                <w:bCs/>
+                <w:color w:val="0D0D0D" w:themeColor="text1" w:themeTint="F2"/>
+              </w:rPr>
+              <w:t xml:space="preserve"> </w:t>
+            </w:r>
+            <w:proofErr w:type="spellStart"/>
+            <w:r>
+              <w:rPr>
+                <w:bCs/>
+                <w:color w:val="0D0D0D" w:themeColor="text1" w:themeTint="F2"/>
+              </w:rPr>
+              <w:t>مسبقة</w:t>
+            </w:r>
+            <w:proofErr w:type="spellEnd"/>
+            <w:r>
+              <w:rPr>
+                <w:bCs/>
+                <w:color w:val="0D0D0D" w:themeColor="text1" w:themeTint="F2"/>
+              </w:rPr>
+              <w:t xml:space="preserve"> </w:t>
+            </w:r>
+            <w:proofErr w:type="spellStart"/>
+            <w:r>
+              <w:rPr>
+                <w:bCs/>
+                <w:color w:val="0D0D0D" w:themeColor="text1" w:themeTint="F2"/>
+              </w:rPr>
+              <w:t>من</w:t>
+            </w:r>
+            <w:proofErr w:type="spellEnd"/>
+            <w:r>
+              <w:rPr>
+                <w:bCs/>
+                <w:color w:val="0D0D0D" w:themeColor="text1" w:themeTint="F2"/>
+              </w:rPr>
+              <w:t xml:space="preserve"> </w:t>
+            </w:r>
+            <w:proofErr w:type="spellStart"/>
+            <w:r>
+              <w:rPr>
+                <w:bCs/>
+                <w:color w:val="0D0D0D" w:themeColor="text1" w:themeTint="F2"/>
+              </w:rPr>
+              <w:t>المؤجر</w:t>
+            </w:r>
+            <w:proofErr w:type="spellEnd"/>
+            <w:r>
+              <w:rPr>
+                <w:bCs/>
+                <w:color w:val="0D0D0D" w:themeColor="text1" w:themeTint="F2"/>
+              </w:rPr>
+              <w:t>.②</w:t>
             </w:r>
             <w:r>
               <w:rPr>
@@ -4626,20 +6368,246 @@
               </w:rPr>
               <w:br/>
             </w:r>
-            <w:r>
-              <w:rPr>
-                <w:bCs/>
-                <w:color w:val="0D0D0D" w:themeColor="text1" w:themeTint="F2"/>
-              </w:rPr>
-              <w:t xml:space="preserve">يتعهد المستأجر بتسديد جميع رسوم و تكاليف استهلاكهم من الكهرباء و الماء و استعمال الهاتف / الفاكس / التكييف .. و </w:t>
-            </w:r>
+            <w:proofErr w:type="spellStart"/>
+            <w:r>
+              <w:rPr>
+                <w:bCs/>
+                <w:color w:val="0D0D0D" w:themeColor="text1" w:themeTint="F2"/>
+              </w:rPr>
+              <w:t>يتعهد</w:t>
+            </w:r>
+            <w:proofErr w:type="spellEnd"/>
+            <w:r>
+              <w:rPr>
+                <w:bCs/>
+                <w:color w:val="0D0D0D" w:themeColor="text1" w:themeTint="F2"/>
+              </w:rPr>
+              <w:t xml:space="preserve"> </w:t>
+            </w:r>
+            <w:proofErr w:type="spellStart"/>
+            <w:r>
+              <w:rPr>
+                <w:bCs/>
+                <w:color w:val="0D0D0D" w:themeColor="text1" w:themeTint="F2"/>
+              </w:rPr>
+              <w:t>المستأجر</w:t>
+            </w:r>
+            <w:proofErr w:type="spellEnd"/>
+            <w:r>
+              <w:rPr>
+                <w:bCs/>
+                <w:color w:val="0D0D0D" w:themeColor="text1" w:themeTint="F2"/>
+              </w:rPr>
+              <w:t xml:space="preserve"> </w:t>
+            </w:r>
+            <w:proofErr w:type="spellStart"/>
+            <w:r>
+              <w:rPr>
+                <w:bCs/>
+                <w:color w:val="0D0D0D" w:themeColor="text1" w:themeTint="F2"/>
+              </w:rPr>
+              <w:t>بتسديد</w:t>
+            </w:r>
+            <w:proofErr w:type="spellEnd"/>
+            <w:r>
+              <w:rPr>
+                <w:bCs/>
+                <w:color w:val="0D0D0D" w:themeColor="text1" w:themeTint="F2"/>
+              </w:rPr>
+              <w:t xml:space="preserve"> </w:t>
+            </w:r>
+            <w:proofErr w:type="spellStart"/>
+            <w:r>
+              <w:rPr>
+                <w:bCs/>
+                <w:color w:val="0D0D0D" w:themeColor="text1" w:themeTint="F2"/>
+              </w:rPr>
+              <w:t>جميع</w:t>
+            </w:r>
+            <w:proofErr w:type="spellEnd"/>
+            <w:r>
+              <w:rPr>
+                <w:bCs/>
+                <w:color w:val="0D0D0D" w:themeColor="text1" w:themeTint="F2"/>
+              </w:rPr>
+              <w:t xml:space="preserve"> </w:t>
+            </w:r>
+            <w:proofErr w:type="spellStart"/>
+            <w:r>
+              <w:rPr>
+                <w:bCs/>
+                <w:color w:val="0D0D0D" w:themeColor="text1" w:themeTint="F2"/>
+              </w:rPr>
+              <w:t>رسوم</w:t>
+            </w:r>
+            <w:proofErr w:type="spellEnd"/>
+            <w:r>
+              <w:rPr>
+                <w:bCs/>
+                <w:color w:val="0D0D0D" w:themeColor="text1" w:themeTint="F2"/>
+              </w:rPr>
+              <w:t xml:space="preserve"> و </w:t>
+            </w:r>
+            <w:proofErr w:type="spellStart"/>
+            <w:r>
+              <w:rPr>
+                <w:bCs/>
+                <w:color w:val="0D0D0D" w:themeColor="text1" w:themeTint="F2"/>
+              </w:rPr>
+              <w:t>تكاليف</w:t>
+            </w:r>
+            <w:proofErr w:type="spellEnd"/>
+            <w:r>
+              <w:rPr>
+                <w:bCs/>
+                <w:color w:val="0D0D0D" w:themeColor="text1" w:themeTint="F2"/>
+              </w:rPr>
+              <w:t xml:space="preserve"> </w:t>
+            </w:r>
+            <w:proofErr w:type="spellStart"/>
+            <w:r>
+              <w:rPr>
+                <w:bCs/>
+                <w:color w:val="0D0D0D" w:themeColor="text1" w:themeTint="F2"/>
+              </w:rPr>
+              <w:t>استهلاكهم</w:t>
+            </w:r>
+            <w:proofErr w:type="spellEnd"/>
+            <w:r>
+              <w:rPr>
+                <w:bCs/>
+                <w:color w:val="0D0D0D" w:themeColor="text1" w:themeTint="F2"/>
+              </w:rPr>
+              <w:t xml:space="preserve"> </w:t>
+            </w:r>
+            <w:proofErr w:type="spellStart"/>
+            <w:r>
+              <w:rPr>
+                <w:bCs/>
+                <w:color w:val="0D0D0D" w:themeColor="text1" w:themeTint="F2"/>
+              </w:rPr>
+              <w:t>من</w:t>
+            </w:r>
+            <w:proofErr w:type="spellEnd"/>
+            <w:r>
+              <w:rPr>
+                <w:bCs/>
+                <w:color w:val="0D0D0D" w:themeColor="text1" w:themeTint="F2"/>
+              </w:rPr>
+              <w:t xml:space="preserve"> </w:t>
+            </w:r>
+            <w:proofErr w:type="spellStart"/>
+            <w:r>
+              <w:rPr>
+                <w:bCs/>
+                <w:color w:val="0D0D0D" w:themeColor="text1" w:themeTint="F2"/>
+              </w:rPr>
+              <w:t>الكهرباء</w:t>
+            </w:r>
+            <w:proofErr w:type="spellEnd"/>
+            <w:r>
+              <w:rPr>
+                <w:bCs/>
+                <w:color w:val="0D0D0D" w:themeColor="text1" w:themeTint="F2"/>
+              </w:rPr>
+              <w:t xml:space="preserve"> و </w:t>
+            </w:r>
+            <w:proofErr w:type="spellStart"/>
+            <w:r>
+              <w:rPr>
+                <w:bCs/>
+                <w:color w:val="0D0D0D" w:themeColor="text1" w:themeTint="F2"/>
+              </w:rPr>
+              <w:t>الماء</w:t>
+            </w:r>
+            <w:proofErr w:type="spellEnd"/>
+            <w:r>
+              <w:rPr>
+                <w:bCs/>
+                <w:color w:val="0D0D0D" w:themeColor="text1" w:themeTint="F2"/>
+              </w:rPr>
+              <w:t xml:space="preserve"> و </w:t>
+            </w:r>
+            <w:proofErr w:type="spellStart"/>
+            <w:r>
+              <w:rPr>
+                <w:bCs/>
+                <w:color w:val="0D0D0D" w:themeColor="text1" w:themeTint="F2"/>
+              </w:rPr>
+              <w:t>استعمال</w:t>
+            </w:r>
+            <w:proofErr w:type="spellEnd"/>
+            <w:r>
+              <w:rPr>
+                <w:bCs/>
+                <w:color w:val="0D0D0D" w:themeColor="text1" w:themeTint="F2"/>
+              </w:rPr>
+              <w:t xml:space="preserve"> </w:t>
+            </w:r>
+            <w:proofErr w:type="spellStart"/>
+            <w:r>
+              <w:rPr>
+                <w:bCs/>
+                <w:color w:val="0D0D0D" w:themeColor="text1" w:themeTint="F2"/>
+              </w:rPr>
+              <w:t>الهاتف</w:t>
+            </w:r>
+            <w:proofErr w:type="spellEnd"/>
+            <w:r>
+              <w:rPr>
+                <w:bCs/>
+                <w:color w:val="0D0D0D" w:themeColor="text1" w:themeTint="F2"/>
+              </w:rPr>
+              <w:t xml:space="preserve"> / </w:t>
+            </w:r>
+            <w:proofErr w:type="spellStart"/>
+            <w:r>
+              <w:rPr>
+                <w:bCs/>
+                <w:color w:val="0D0D0D" w:themeColor="text1" w:themeTint="F2"/>
+              </w:rPr>
+              <w:t>الفاكس</w:t>
+            </w:r>
+            <w:proofErr w:type="spellEnd"/>
+            <w:r>
+              <w:rPr>
+                <w:bCs/>
+                <w:color w:val="0D0D0D" w:themeColor="text1" w:themeTint="F2"/>
+              </w:rPr>
+              <w:t xml:space="preserve"> / </w:t>
+            </w:r>
+            <w:proofErr w:type="spellStart"/>
+            <w:r>
+              <w:rPr>
+                <w:bCs/>
+                <w:color w:val="0D0D0D" w:themeColor="text1" w:themeTint="F2"/>
+              </w:rPr>
+              <w:t>التكييف</w:t>
+            </w:r>
+            <w:proofErr w:type="spellEnd"/>
+            <w:r>
+              <w:rPr>
+                <w:bCs/>
+                <w:color w:val="0D0D0D" w:themeColor="text1" w:themeTint="F2"/>
+              </w:rPr>
+              <w:t xml:space="preserve"> .. و </w:t>
+            </w:r>
+            <w:proofErr w:type="spellStart"/>
             <w:proofErr w:type="gramStart"/>
             <w:r>
               <w:rPr>
                 <w:bCs/>
                 <w:color w:val="0D0D0D" w:themeColor="text1" w:themeTint="F2"/>
               </w:rPr>
-              <w:t>غيره.③</w:t>
+              <w:t>غيره</w:t>
+            </w:r>
+            <w:proofErr w:type="spellEnd"/>
+            <w:r>
+              <w:rPr>
+                <w:bCs/>
+                <w:color w:val="0D0D0D" w:themeColor="text1" w:themeTint="F2"/>
+              </w:rPr>
+              <w:t>.③</w:t>
             </w:r>
             <w:proofErr w:type="gramEnd"/>
             <w:r>
@@ -4660,12 +6628,549 @@
               </w:rPr>
               <w:br/>
             </w:r>
-            <w:r>
-              <w:rPr>
-                <w:bCs/>
-                <w:color w:val="0D0D0D" w:themeColor="text1" w:themeTint="F2"/>
-              </w:rPr>
-              <w:t>في حالة نشوء أي مسألة لم يتم النص عليها صراحة ضمن الشروط الخاصة في هذا العقد أو ضمن أحكام قانون الإيجارات تنطبق بشأنها أحكام النصوص العامة في قانون المعاملات المدنية الساري المفعول في الدولة.④</w:t>
+            <w:proofErr w:type="spellStart"/>
+            <w:r>
+              <w:rPr>
+                <w:bCs/>
+                <w:color w:val="0D0D0D" w:themeColor="text1" w:themeTint="F2"/>
+              </w:rPr>
+              <w:t>في</w:t>
+            </w:r>
+            <w:proofErr w:type="spellEnd"/>
+            <w:r>
+              <w:rPr>
+                <w:bCs/>
+                <w:color w:val="0D0D0D" w:themeColor="text1" w:themeTint="F2"/>
+              </w:rPr>
+              <w:t xml:space="preserve"> </w:t>
+            </w:r>
+            <w:proofErr w:type="spellStart"/>
+            <w:r>
+              <w:rPr>
+                <w:bCs/>
+                <w:color w:val="0D0D0D" w:themeColor="text1" w:themeTint="F2"/>
+              </w:rPr>
+              <w:t>حالة</w:t>
+            </w:r>
+            <w:proofErr w:type="spellEnd"/>
+            <w:r>
+              <w:rPr>
+                <w:bCs/>
+                <w:color w:val="0D0D0D" w:themeColor="text1" w:themeTint="F2"/>
+              </w:rPr>
+              <w:t xml:space="preserve"> </w:t>
+            </w:r>
+            <w:proofErr w:type="spellStart"/>
+            <w:r>
+              <w:rPr>
+                <w:bCs/>
+                <w:color w:val="0D0D0D" w:themeColor="text1" w:themeTint="F2"/>
+              </w:rPr>
+              <w:t>نشوء</w:t>
+            </w:r>
+            <w:proofErr w:type="spellEnd"/>
+            <w:r>
+              <w:rPr>
+                <w:bCs/>
+                <w:color w:val="0D0D0D" w:themeColor="text1" w:themeTint="F2"/>
+              </w:rPr>
+              <w:t xml:space="preserve"> </w:t>
+            </w:r>
+            <w:proofErr w:type="spellStart"/>
+            <w:r>
+              <w:rPr>
+                <w:bCs/>
+                <w:color w:val="0D0D0D" w:themeColor="text1" w:themeTint="F2"/>
+              </w:rPr>
+              <w:t>أي</w:t>
+            </w:r>
+            <w:proofErr w:type="spellEnd"/>
+            <w:r>
+              <w:rPr>
+                <w:bCs/>
+                <w:color w:val="0D0D0D" w:themeColor="text1" w:themeTint="F2"/>
+              </w:rPr>
+              <w:t xml:space="preserve"> </w:t>
+            </w:r>
+            <w:proofErr w:type="spellStart"/>
+            <w:r>
+              <w:rPr>
+                <w:bCs/>
+                <w:color w:val="0D0D0D" w:themeColor="text1" w:themeTint="F2"/>
+              </w:rPr>
+              <w:t>مسألة</w:t>
+            </w:r>
+            <w:proofErr w:type="spellEnd"/>
+            <w:r>
+              <w:rPr>
+                <w:bCs/>
+                <w:color w:val="0D0D0D" w:themeColor="text1" w:themeTint="F2"/>
+              </w:rPr>
+              <w:t xml:space="preserve"> </w:t>
+            </w:r>
+            <w:proofErr w:type="spellStart"/>
+            <w:r>
+              <w:rPr>
+                <w:bCs/>
+                <w:color w:val="0D0D0D" w:themeColor="text1" w:themeTint="F2"/>
+              </w:rPr>
+              <w:t>لم</w:t>
+            </w:r>
+            <w:proofErr w:type="spellEnd"/>
+            <w:r>
+              <w:rPr>
+                <w:bCs/>
+                <w:color w:val="0D0D0D" w:themeColor="text1" w:themeTint="F2"/>
+              </w:rPr>
+              <w:t xml:space="preserve"> </w:t>
+            </w:r>
+            <w:proofErr w:type="spellStart"/>
+            <w:r>
+              <w:rPr>
+                <w:bCs/>
+                <w:color w:val="0D0D0D" w:themeColor="text1" w:themeTint="F2"/>
+              </w:rPr>
+              <w:t>يتم</w:t>
+            </w:r>
+            <w:proofErr w:type="spellEnd"/>
+            <w:r>
+              <w:rPr>
+                <w:bCs/>
+                <w:color w:val="0D0D0D" w:themeColor="text1" w:themeTint="F2"/>
+              </w:rPr>
+              <w:t xml:space="preserve"> </w:t>
+            </w:r>
+            <w:proofErr w:type="spellStart"/>
+            <w:r>
+              <w:rPr>
+                <w:bCs/>
+                <w:color w:val="0D0D0D" w:themeColor="text1" w:themeTint="F2"/>
+              </w:rPr>
+              <w:t>النص</w:t>
+            </w:r>
+            <w:proofErr w:type="spellEnd"/>
+            <w:r>
+              <w:rPr>
+                <w:bCs/>
+                <w:color w:val="0D0D0D" w:themeColor="text1" w:themeTint="F2"/>
+              </w:rPr>
+              <w:t xml:space="preserve"> </w:t>
+            </w:r>
+            <w:proofErr w:type="spellStart"/>
+            <w:r>
+              <w:rPr>
+                <w:bCs/>
+                <w:color w:val="0D0D0D" w:themeColor="text1" w:themeTint="F2"/>
+              </w:rPr>
+              <w:t>عليها</w:t>
+            </w:r>
+            <w:proofErr w:type="spellEnd"/>
+            <w:r>
+              <w:rPr>
+                <w:bCs/>
+                <w:color w:val="0D0D0D" w:themeColor="text1" w:themeTint="F2"/>
+              </w:rPr>
+              <w:t xml:space="preserve"> </w:t>
+            </w:r>
+            <w:proofErr w:type="spellStart"/>
+            <w:r>
+              <w:rPr>
+                <w:bCs/>
+                <w:color w:val="0D0D0D" w:themeColor="text1" w:themeTint="F2"/>
+              </w:rPr>
+              <w:t>صراحة</w:t>
+            </w:r>
+            <w:proofErr w:type="spellEnd"/>
+            <w:r>
+              <w:rPr>
+                <w:bCs/>
+                <w:color w:val="0D0D0D" w:themeColor="text1" w:themeTint="F2"/>
+              </w:rPr>
+              <w:t xml:space="preserve"> </w:t>
+            </w:r>
+            <w:proofErr w:type="spellStart"/>
+            <w:r>
+              <w:rPr>
+                <w:bCs/>
+                <w:color w:val="0D0D0D" w:themeColor="text1" w:themeTint="F2"/>
+              </w:rPr>
+              <w:t>ضمن</w:t>
+            </w:r>
+            <w:proofErr w:type="spellEnd"/>
+            <w:r>
+              <w:rPr>
+                <w:bCs/>
+                <w:color w:val="0D0D0D" w:themeColor="text1" w:themeTint="F2"/>
+              </w:rPr>
+              <w:t xml:space="preserve"> </w:t>
+            </w:r>
+            <w:proofErr w:type="spellStart"/>
+            <w:r>
+              <w:rPr>
+                <w:bCs/>
+                <w:color w:val="0D0D0D" w:themeColor="text1" w:themeTint="F2"/>
+              </w:rPr>
+              <w:t>الشروط</w:t>
+            </w:r>
+            <w:proofErr w:type="spellEnd"/>
+            <w:r>
+              <w:rPr>
+                <w:bCs/>
+                <w:color w:val="0D0D0D" w:themeColor="text1" w:themeTint="F2"/>
+              </w:rPr>
+              <w:t xml:space="preserve"> </w:t>
+            </w:r>
+            <w:proofErr w:type="spellStart"/>
+            <w:r>
+              <w:rPr>
+                <w:bCs/>
+                <w:color w:val="0D0D0D" w:themeColor="text1" w:themeTint="F2"/>
+              </w:rPr>
+              <w:t>الخاصة</w:t>
+            </w:r>
+            <w:proofErr w:type="spellEnd"/>
+            <w:r>
+              <w:rPr>
+                <w:bCs/>
+                <w:color w:val="0D0D0D" w:themeColor="text1" w:themeTint="F2"/>
+              </w:rPr>
+              <w:t xml:space="preserve"> </w:t>
+            </w:r>
+            <w:proofErr w:type="spellStart"/>
+            <w:r>
+              <w:rPr>
+                <w:bCs/>
+                <w:color w:val="0D0D0D" w:themeColor="text1" w:themeTint="F2"/>
+              </w:rPr>
+              <w:t>في</w:t>
+            </w:r>
+            <w:proofErr w:type="spellEnd"/>
+            <w:r>
+              <w:rPr>
+                <w:bCs/>
+                <w:color w:val="0D0D0D" w:themeColor="text1" w:themeTint="F2"/>
+              </w:rPr>
+              <w:t xml:space="preserve"> </w:t>
+            </w:r>
+            <w:proofErr w:type="spellStart"/>
+            <w:r>
+              <w:rPr>
+                <w:bCs/>
+                <w:color w:val="0D0D0D" w:themeColor="text1" w:themeTint="F2"/>
+              </w:rPr>
+              <w:t>هذا</w:t>
+            </w:r>
+            <w:proofErr w:type="spellEnd"/>
+            <w:r>
+              <w:rPr>
+                <w:bCs/>
+                <w:color w:val="0D0D0D" w:themeColor="text1" w:themeTint="F2"/>
+              </w:rPr>
+              <w:t xml:space="preserve"> </w:t>
+            </w:r>
+            <w:proofErr w:type="spellStart"/>
+            <w:r>
+              <w:rPr>
+                <w:bCs/>
+                <w:color w:val="0D0D0D" w:themeColor="text1" w:themeTint="F2"/>
+              </w:rPr>
+              <w:t>العقد</w:t>
+            </w:r>
+            <w:proofErr w:type="spellEnd"/>
+            <w:r>
+              <w:rPr>
+                <w:bCs/>
+                <w:color w:val="0D0D0D" w:themeColor="text1" w:themeTint="F2"/>
+              </w:rPr>
+              <w:t xml:space="preserve"> </w:t>
+            </w:r>
+            <w:proofErr w:type="spellStart"/>
+            <w:r>
+              <w:rPr>
+                <w:bCs/>
+                <w:color w:val="0D0D0D" w:themeColor="text1" w:themeTint="F2"/>
+              </w:rPr>
+              <w:t>أو</w:t>
+            </w:r>
+            <w:proofErr w:type="spellEnd"/>
+            <w:r>
+              <w:rPr>
+                <w:bCs/>
+                <w:color w:val="0D0D0D" w:themeColor="text1" w:themeTint="F2"/>
+              </w:rPr>
+              <w:t xml:space="preserve"> </w:t>
+            </w:r>
+            <w:proofErr w:type="spellStart"/>
+            <w:r>
+              <w:rPr>
+                <w:bCs/>
+                <w:color w:val="0D0D0D" w:themeColor="text1" w:themeTint="F2"/>
+              </w:rPr>
+              <w:t>ضمن</w:t>
+            </w:r>
+            <w:proofErr w:type="spellEnd"/>
+            <w:r>
+              <w:rPr>
+                <w:bCs/>
+                <w:color w:val="0D0D0D" w:themeColor="text1" w:themeTint="F2"/>
+              </w:rPr>
+              <w:t xml:space="preserve"> </w:t>
+            </w:r>
+            <w:proofErr w:type="spellStart"/>
+            <w:r>
+              <w:rPr>
+                <w:bCs/>
+                <w:color w:val="0D0D0D" w:themeColor="text1" w:themeTint="F2"/>
+              </w:rPr>
+              <w:t>أحكام</w:t>
+            </w:r>
+            <w:proofErr w:type="spellEnd"/>
+            <w:r>
+              <w:rPr>
+                <w:bCs/>
+                <w:color w:val="0D0D0D" w:themeColor="text1" w:themeTint="F2"/>
+              </w:rPr>
+              <w:t xml:space="preserve"> </w:t>
+            </w:r>
+            <w:proofErr w:type="spellStart"/>
+            <w:r>
+              <w:rPr>
+                <w:bCs/>
+                <w:color w:val="0D0D0D" w:themeColor="text1" w:themeTint="F2"/>
+              </w:rPr>
+              <w:t>قانون</w:t>
+            </w:r>
+            <w:proofErr w:type="spellEnd"/>
+            <w:r>
+              <w:rPr>
+                <w:bCs/>
+                <w:color w:val="0D0D0D" w:themeColor="text1" w:themeTint="F2"/>
+              </w:rPr>
+              <w:t xml:space="preserve"> </w:t>
+            </w:r>
+            <w:proofErr w:type="spellStart"/>
+            <w:r>
+              <w:rPr>
+                <w:bCs/>
+                <w:color w:val="0D0D0D" w:themeColor="text1" w:themeTint="F2"/>
+              </w:rPr>
+              <w:t>الإيجارات</w:t>
+            </w:r>
+            <w:proofErr w:type="spellEnd"/>
+            <w:r>
+              <w:rPr>
+                <w:bCs/>
+                <w:color w:val="0D0D0D" w:themeColor="text1" w:themeTint="F2"/>
+              </w:rPr>
+              <w:t xml:space="preserve"> </w:t>
+            </w:r>
+            <w:proofErr w:type="spellStart"/>
+            <w:r>
+              <w:rPr>
+                <w:bCs/>
+                <w:color w:val="0D0D0D" w:themeColor="text1" w:themeTint="F2"/>
+              </w:rPr>
+              <w:t>تنطبق</w:t>
+            </w:r>
+            <w:proofErr w:type="spellEnd"/>
+            <w:r>
+              <w:rPr>
+                <w:bCs/>
+                <w:color w:val="0D0D0D" w:themeColor="text1" w:themeTint="F2"/>
+              </w:rPr>
+              <w:t xml:space="preserve"> </w:t>
+            </w:r>
+            <w:proofErr w:type="spellStart"/>
+            <w:r>
+              <w:rPr>
+                <w:bCs/>
+                <w:color w:val="0D0D0D" w:themeColor="text1" w:themeTint="F2"/>
+              </w:rPr>
+              <w:t>بشأنها</w:t>
+            </w:r>
+            <w:proofErr w:type="spellEnd"/>
+            <w:r>
+              <w:rPr>
+                <w:bCs/>
+                <w:color w:val="0D0D0D" w:themeColor="text1" w:themeTint="F2"/>
+              </w:rPr>
+              <w:t xml:space="preserve"> </w:t>
+            </w:r>
+            <w:proofErr w:type="spellStart"/>
+            <w:r>
+              <w:rPr>
+                <w:bCs/>
+                <w:color w:val="0D0D0D" w:themeColor="text1" w:themeTint="F2"/>
+              </w:rPr>
+              <w:t>أحكام</w:t>
+            </w:r>
+            <w:proofErr w:type="spellEnd"/>
+            <w:r>
+              <w:rPr>
+                <w:bCs/>
+                <w:color w:val="0D0D0D" w:themeColor="text1" w:themeTint="F2"/>
+              </w:rPr>
+              <w:t xml:space="preserve"> </w:t>
+            </w:r>
+            <w:proofErr w:type="spellStart"/>
+            <w:r>
+              <w:rPr>
+                <w:bCs/>
+                <w:color w:val="0D0D0D" w:themeColor="text1" w:themeTint="F2"/>
+              </w:rPr>
+              <w:t>النصوص</w:t>
+            </w:r>
+            <w:proofErr w:type="spellEnd"/>
+            <w:r>
+              <w:rPr>
+                <w:bCs/>
+                <w:color w:val="0D0D0D" w:themeColor="text1" w:themeTint="F2"/>
+              </w:rPr>
+              <w:t xml:space="preserve"> </w:t>
+            </w:r>
+            <w:proofErr w:type="spellStart"/>
+            <w:r>
+              <w:rPr>
+                <w:bCs/>
+                <w:color w:val="0D0D0D" w:themeColor="text1" w:themeTint="F2"/>
+              </w:rPr>
+              <w:t>العامة</w:t>
+            </w:r>
+            <w:proofErr w:type="spellEnd"/>
+            <w:r>
+              <w:rPr>
+                <w:bCs/>
+                <w:color w:val="0D0D0D" w:themeColor="text1" w:themeTint="F2"/>
+              </w:rPr>
+              <w:t xml:space="preserve"> </w:t>
+            </w:r>
+            <w:proofErr w:type="spellStart"/>
+            <w:r>
+              <w:rPr>
+                <w:bCs/>
+                <w:color w:val="0D0D0D" w:themeColor="text1" w:themeTint="F2"/>
+              </w:rPr>
+              <w:t>في</w:t>
+            </w:r>
+            <w:proofErr w:type="spellEnd"/>
+            <w:r>
+              <w:rPr>
+                <w:bCs/>
+                <w:color w:val="0D0D0D" w:themeColor="text1" w:themeTint="F2"/>
+              </w:rPr>
+              <w:t xml:space="preserve"> </w:t>
+            </w:r>
+            <w:proofErr w:type="spellStart"/>
+            <w:r>
+              <w:rPr>
+                <w:bCs/>
+                <w:color w:val="0D0D0D" w:themeColor="text1" w:themeTint="F2"/>
+              </w:rPr>
+              <w:t>قانون</w:t>
+            </w:r>
+            <w:proofErr w:type="spellEnd"/>
+            <w:r>
+              <w:rPr>
+                <w:bCs/>
+                <w:color w:val="0D0D0D" w:themeColor="text1" w:themeTint="F2"/>
+              </w:rPr>
+              <w:t xml:space="preserve"> </w:t>
+            </w:r>
+            <w:proofErr w:type="spellStart"/>
+            <w:r>
+              <w:rPr>
+                <w:bCs/>
+                <w:color w:val="0D0D0D" w:themeColor="text1" w:themeTint="F2"/>
+              </w:rPr>
+              <w:t>المعاملات</w:t>
+            </w:r>
+            <w:proofErr w:type="spellEnd"/>
+            <w:r>
+              <w:rPr>
+                <w:bCs/>
+                <w:color w:val="0D0D0D" w:themeColor="text1" w:themeTint="F2"/>
+              </w:rPr>
+              <w:t xml:space="preserve"> </w:t>
+            </w:r>
+            <w:proofErr w:type="spellStart"/>
+            <w:r>
+              <w:rPr>
+                <w:bCs/>
+                <w:color w:val="0D0D0D" w:themeColor="text1" w:themeTint="F2"/>
+              </w:rPr>
+              <w:t>المدنية</w:t>
+            </w:r>
+            <w:proofErr w:type="spellEnd"/>
+            <w:r>
+              <w:rPr>
+                <w:bCs/>
+                <w:color w:val="0D0D0D" w:themeColor="text1" w:themeTint="F2"/>
+              </w:rPr>
+              <w:t xml:space="preserve"> </w:t>
+            </w:r>
+            <w:proofErr w:type="spellStart"/>
+            <w:r>
+              <w:rPr>
+                <w:bCs/>
+                <w:color w:val="0D0D0D" w:themeColor="text1" w:themeTint="F2"/>
+              </w:rPr>
+              <w:t>الساري</w:t>
+            </w:r>
+            <w:proofErr w:type="spellEnd"/>
+            <w:r>
+              <w:rPr>
+                <w:bCs/>
+                <w:color w:val="0D0D0D" w:themeColor="text1" w:themeTint="F2"/>
+              </w:rPr>
+              <w:t xml:space="preserve"> </w:t>
+            </w:r>
+            <w:proofErr w:type="spellStart"/>
+            <w:r>
+              <w:rPr>
+                <w:bCs/>
+                <w:color w:val="0D0D0D" w:themeColor="text1" w:themeTint="F2"/>
+              </w:rPr>
+              <w:t>المفعول</w:t>
+            </w:r>
+            <w:proofErr w:type="spellEnd"/>
+            <w:r>
+              <w:rPr>
+                <w:bCs/>
+                <w:color w:val="0D0D0D" w:themeColor="text1" w:themeTint="F2"/>
+              </w:rPr>
+              <w:t xml:space="preserve"> </w:t>
+            </w:r>
+            <w:proofErr w:type="spellStart"/>
+            <w:r>
+              <w:rPr>
+                <w:bCs/>
+                <w:color w:val="0D0D0D" w:themeColor="text1" w:themeTint="F2"/>
+              </w:rPr>
+              <w:t>في</w:t>
+            </w:r>
+            <w:proofErr w:type="spellEnd"/>
+            <w:r>
+              <w:rPr>
+                <w:bCs/>
+                <w:color w:val="0D0D0D" w:themeColor="text1" w:themeTint="F2"/>
+              </w:rPr>
+              <w:t xml:space="preserve"> </w:t>
+            </w:r>
+            <w:proofErr w:type="spellStart"/>
+            <w:r>
+              <w:rPr>
+                <w:bCs/>
+                <w:color w:val="0D0D0D" w:themeColor="text1" w:themeTint="F2"/>
+              </w:rPr>
+              <w:t>الدولة</w:t>
+            </w:r>
+            <w:proofErr w:type="spellEnd"/>
+            <w:r>
+              <w:rPr>
+                <w:bCs/>
+                <w:color w:val="0D0D0D" w:themeColor="text1" w:themeTint="F2"/>
+              </w:rPr>
+              <w:t>.④</w:t>
             </w:r>
             <w:r>
               <w:rPr>
@@ -4685,12 +7190,261 @@
               </w:rPr>
               <w:br/>
             </w:r>
-            <w:r>
-              <w:rPr>
-                <w:bCs/>
-                <w:color w:val="0D0D0D" w:themeColor="text1" w:themeTint="F2"/>
-              </w:rPr>
-              <w:t>يلتزم المؤجر و المستأجر بكافة القوانين والقرارات الصادرة بشأنها و هم الملزمة للأطراف و الأحكام المسموح بها للسكن فقط.⑤</w:t>
+            <w:proofErr w:type="spellStart"/>
+            <w:r>
+              <w:rPr>
+                <w:bCs/>
+                <w:color w:val="0D0D0D" w:themeColor="text1" w:themeTint="F2"/>
+              </w:rPr>
+              <w:t>يلتزم</w:t>
+            </w:r>
+            <w:proofErr w:type="spellEnd"/>
+            <w:r>
+              <w:rPr>
+                <w:bCs/>
+                <w:color w:val="0D0D0D" w:themeColor="text1" w:themeTint="F2"/>
+              </w:rPr>
+              <w:t xml:space="preserve"> </w:t>
+            </w:r>
+            <w:proofErr w:type="spellStart"/>
+            <w:r>
+              <w:rPr>
+                <w:bCs/>
+                <w:color w:val="0D0D0D" w:themeColor="text1" w:themeTint="F2"/>
+              </w:rPr>
+              <w:t>المؤجر</w:t>
+            </w:r>
+            <w:proofErr w:type="spellEnd"/>
+            <w:r>
+              <w:rPr>
+                <w:bCs/>
+                <w:color w:val="0D0D0D" w:themeColor="text1" w:themeTint="F2"/>
+              </w:rPr>
+              <w:t xml:space="preserve"> و </w:t>
+            </w:r>
+            <w:proofErr w:type="spellStart"/>
+            <w:r>
+              <w:rPr>
+                <w:bCs/>
+                <w:color w:val="0D0D0D" w:themeColor="text1" w:themeTint="F2"/>
+              </w:rPr>
+              <w:t>المستأجر</w:t>
+            </w:r>
+            <w:proofErr w:type="spellEnd"/>
+            <w:r>
+              <w:rPr>
+                <w:bCs/>
+                <w:color w:val="0D0D0D" w:themeColor="text1" w:themeTint="F2"/>
+              </w:rPr>
+              <w:t xml:space="preserve"> </w:t>
+            </w:r>
+            <w:proofErr w:type="spellStart"/>
+            <w:r>
+              <w:rPr>
+                <w:bCs/>
+                <w:color w:val="0D0D0D" w:themeColor="text1" w:themeTint="F2"/>
+              </w:rPr>
+              <w:t>بكافة</w:t>
+            </w:r>
+            <w:proofErr w:type="spellEnd"/>
+            <w:r>
+              <w:rPr>
+                <w:bCs/>
+                <w:color w:val="0D0D0D" w:themeColor="text1" w:themeTint="F2"/>
+              </w:rPr>
+              <w:t xml:space="preserve"> </w:t>
+            </w:r>
+            <w:proofErr w:type="spellStart"/>
+            <w:r>
+              <w:rPr>
+                <w:bCs/>
+                <w:color w:val="0D0D0D" w:themeColor="text1" w:themeTint="F2"/>
+              </w:rPr>
+              <w:t>القوانين</w:t>
+            </w:r>
+            <w:proofErr w:type="spellEnd"/>
+            <w:r>
+              <w:rPr>
+                <w:bCs/>
+                <w:color w:val="0D0D0D" w:themeColor="text1" w:themeTint="F2"/>
+              </w:rPr>
+              <w:t xml:space="preserve"> </w:t>
+            </w:r>
+            <w:proofErr w:type="spellStart"/>
+            <w:r>
+              <w:rPr>
+                <w:bCs/>
+                <w:color w:val="0D0D0D" w:themeColor="text1" w:themeTint="F2"/>
+              </w:rPr>
+              <w:t>والقرارات</w:t>
+            </w:r>
+            <w:proofErr w:type="spellEnd"/>
+            <w:r>
+              <w:rPr>
+                <w:bCs/>
+                <w:color w:val="0D0D0D" w:themeColor="text1" w:themeTint="F2"/>
+              </w:rPr>
+              <w:t xml:space="preserve"> </w:t>
+            </w:r>
+            <w:proofErr w:type="spellStart"/>
+            <w:r>
+              <w:rPr>
+                <w:bCs/>
+                <w:color w:val="0D0D0D" w:themeColor="text1" w:themeTint="F2"/>
+              </w:rPr>
+              <w:t>الصادرة</w:t>
+            </w:r>
+            <w:proofErr w:type="spellEnd"/>
+            <w:r>
+              <w:rPr>
+                <w:bCs/>
+                <w:color w:val="0D0D0D" w:themeColor="text1" w:themeTint="F2"/>
+              </w:rPr>
+              <w:t xml:space="preserve"> </w:t>
+            </w:r>
+            <w:proofErr w:type="spellStart"/>
+            <w:r>
+              <w:rPr>
+                <w:bCs/>
+                <w:color w:val="0D0D0D" w:themeColor="text1" w:themeTint="F2"/>
+              </w:rPr>
+              <w:t>بشأنها</w:t>
+            </w:r>
+            <w:proofErr w:type="spellEnd"/>
+            <w:r>
+              <w:rPr>
+                <w:bCs/>
+                <w:color w:val="0D0D0D" w:themeColor="text1" w:themeTint="F2"/>
+              </w:rPr>
+              <w:t xml:space="preserve"> و </w:t>
+            </w:r>
+            <w:proofErr w:type="spellStart"/>
+            <w:r>
+              <w:rPr>
+                <w:bCs/>
+                <w:color w:val="0D0D0D" w:themeColor="text1" w:themeTint="F2"/>
+              </w:rPr>
+              <w:t>هم</w:t>
+            </w:r>
+            <w:proofErr w:type="spellEnd"/>
+            <w:r>
+              <w:rPr>
+                <w:bCs/>
+                <w:color w:val="0D0D0D" w:themeColor="text1" w:themeTint="F2"/>
+              </w:rPr>
+              <w:t xml:space="preserve"> </w:t>
+            </w:r>
+            <w:proofErr w:type="spellStart"/>
+            <w:r>
+              <w:rPr>
+                <w:bCs/>
+                <w:color w:val="0D0D0D" w:themeColor="text1" w:themeTint="F2"/>
+              </w:rPr>
+              <w:t>الملزمة</w:t>
+            </w:r>
+            <w:proofErr w:type="spellEnd"/>
+            <w:r>
+              <w:rPr>
+                <w:bCs/>
+                <w:color w:val="0D0D0D" w:themeColor="text1" w:themeTint="F2"/>
+              </w:rPr>
+              <w:t xml:space="preserve"> </w:t>
+            </w:r>
+            <w:proofErr w:type="spellStart"/>
+            <w:r>
+              <w:rPr>
+                <w:bCs/>
+                <w:color w:val="0D0D0D" w:themeColor="text1" w:themeTint="F2"/>
+              </w:rPr>
+              <w:t>للأطراف</w:t>
+            </w:r>
+            <w:proofErr w:type="spellEnd"/>
+            <w:r>
+              <w:rPr>
+                <w:bCs/>
+                <w:color w:val="0D0D0D" w:themeColor="text1" w:themeTint="F2"/>
+              </w:rPr>
+              <w:t xml:space="preserve"> و </w:t>
+            </w:r>
+            <w:proofErr w:type="spellStart"/>
+            <w:r>
+              <w:rPr>
+                <w:bCs/>
+                <w:color w:val="0D0D0D" w:themeColor="text1" w:themeTint="F2"/>
+              </w:rPr>
+              <w:t>الأحكام</w:t>
+            </w:r>
+            <w:proofErr w:type="spellEnd"/>
+            <w:r>
+              <w:rPr>
+                <w:bCs/>
+                <w:color w:val="0D0D0D" w:themeColor="text1" w:themeTint="F2"/>
+              </w:rPr>
+              <w:t xml:space="preserve"> </w:t>
+            </w:r>
+            <w:proofErr w:type="spellStart"/>
+            <w:r>
+              <w:rPr>
+                <w:bCs/>
+                <w:color w:val="0D0D0D" w:themeColor="text1" w:themeTint="F2"/>
+              </w:rPr>
+              <w:t>المسموح</w:t>
+            </w:r>
+            <w:proofErr w:type="spellEnd"/>
+            <w:r>
+              <w:rPr>
+                <w:bCs/>
+                <w:color w:val="0D0D0D" w:themeColor="text1" w:themeTint="F2"/>
+              </w:rPr>
+              <w:t xml:space="preserve"> </w:t>
+            </w:r>
+            <w:proofErr w:type="spellStart"/>
+            <w:r>
+              <w:rPr>
+                <w:bCs/>
+                <w:color w:val="0D0D0D" w:themeColor="text1" w:themeTint="F2"/>
+              </w:rPr>
+              <w:t>بها</w:t>
+            </w:r>
+            <w:proofErr w:type="spellEnd"/>
+            <w:r>
+              <w:rPr>
+                <w:bCs/>
+                <w:color w:val="0D0D0D" w:themeColor="text1" w:themeTint="F2"/>
+              </w:rPr>
+              <w:t xml:space="preserve"> </w:t>
+            </w:r>
+            <w:proofErr w:type="spellStart"/>
+            <w:r>
+              <w:rPr>
+                <w:bCs/>
+                <w:color w:val="0D0D0D" w:themeColor="text1" w:themeTint="F2"/>
+              </w:rPr>
+              <w:t>للسكن</w:t>
+            </w:r>
+            <w:proofErr w:type="spellEnd"/>
+            <w:r>
+              <w:rPr>
+                <w:bCs/>
+                <w:color w:val="0D0D0D" w:themeColor="text1" w:themeTint="F2"/>
+              </w:rPr>
+              <w:t xml:space="preserve"> </w:t>
+            </w:r>
+            <w:proofErr w:type="spellStart"/>
+            <w:r>
+              <w:rPr>
+                <w:bCs/>
+                <w:color w:val="0D0D0D" w:themeColor="text1" w:themeTint="F2"/>
+              </w:rPr>
+              <w:t>فقط</w:t>
+            </w:r>
+            <w:proofErr w:type="spellEnd"/>
+            <w:r>
+              <w:rPr>
+                <w:bCs/>
+                <w:color w:val="0D0D0D" w:themeColor="text1" w:themeTint="F2"/>
+              </w:rPr>
+              <w:t>.⑤</w:t>
             </w:r>
             <w:r>
               <w:rPr>
@@ -4710,12 +7464,517 @@
               </w:rPr>
               <w:br/>
             </w:r>
-            <w:r>
-              <w:rPr>
-                <w:bCs/>
-                <w:color w:val="0D0D0D" w:themeColor="text1" w:themeTint="F2"/>
-              </w:rPr>
-              <w:t>أي إخطار بتجديد العقد أو عدم الرغبة في تجديده أو طلب زيادة البدل أو انتقاصه لابد و أن يتم قبل ثلاثة أشهر من تاريخ انتهاء عقد الإيجار القائم و الا اعتبر كأن لم يكن.⑥</w:t>
+            <w:proofErr w:type="spellStart"/>
+            <w:r>
+              <w:rPr>
+                <w:bCs/>
+                <w:color w:val="0D0D0D" w:themeColor="text1" w:themeTint="F2"/>
+              </w:rPr>
+              <w:t>أي</w:t>
+            </w:r>
+            <w:proofErr w:type="spellEnd"/>
+            <w:r>
+              <w:rPr>
+                <w:bCs/>
+                <w:color w:val="0D0D0D" w:themeColor="text1" w:themeTint="F2"/>
+              </w:rPr>
+              <w:t xml:space="preserve"> </w:t>
+            </w:r>
+            <w:proofErr w:type="spellStart"/>
+            <w:r>
+              <w:rPr>
+                <w:bCs/>
+                <w:color w:val="0D0D0D" w:themeColor="text1" w:themeTint="F2"/>
+              </w:rPr>
+              <w:t>إخطار</w:t>
+            </w:r>
+            <w:proofErr w:type="spellEnd"/>
+            <w:r>
+              <w:rPr>
+                <w:bCs/>
+                <w:color w:val="0D0D0D" w:themeColor="text1" w:themeTint="F2"/>
+              </w:rPr>
+              <w:t xml:space="preserve"> </w:t>
+            </w:r>
+            <w:proofErr w:type="spellStart"/>
+            <w:r>
+              <w:rPr>
+                <w:bCs/>
+                <w:color w:val="0D0D0D" w:themeColor="text1" w:themeTint="F2"/>
+              </w:rPr>
+              <w:t>بتجديد</w:t>
+            </w:r>
+            <w:proofErr w:type="spellEnd"/>
+            <w:r>
+              <w:rPr>
+                <w:bCs/>
+                <w:color w:val="0D0D0D" w:themeColor="text1" w:themeTint="F2"/>
+              </w:rPr>
+              <w:t xml:space="preserve"> </w:t>
+            </w:r>
+            <w:proofErr w:type="spellStart"/>
+            <w:r>
+              <w:rPr>
+                <w:bCs/>
+                <w:color w:val="0D0D0D" w:themeColor="text1" w:themeTint="F2"/>
+              </w:rPr>
+              <w:t>العقد</w:t>
+            </w:r>
+            <w:proofErr w:type="spellEnd"/>
+            <w:r>
+              <w:rPr>
+                <w:bCs/>
+                <w:color w:val="0D0D0D" w:themeColor="text1" w:themeTint="F2"/>
+              </w:rPr>
+              <w:t xml:space="preserve"> </w:t>
+            </w:r>
+            <w:proofErr w:type="spellStart"/>
+            <w:r>
+              <w:rPr>
+                <w:bCs/>
+                <w:color w:val="0D0D0D" w:themeColor="text1" w:themeTint="F2"/>
+              </w:rPr>
+              <w:t>أو</w:t>
+            </w:r>
+            <w:proofErr w:type="spellEnd"/>
+            <w:r>
+              <w:rPr>
+                <w:bCs/>
+                <w:color w:val="0D0D0D" w:themeColor="text1" w:themeTint="F2"/>
+              </w:rPr>
+              <w:t xml:space="preserve"> </w:t>
+            </w:r>
+            <w:proofErr w:type="spellStart"/>
+            <w:r>
+              <w:rPr>
+                <w:bCs/>
+                <w:color w:val="0D0D0D" w:themeColor="text1" w:themeTint="F2"/>
+              </w:rPr>
+              <w:t>عدم</w:t>
+            </w:r>
+            <w:proofErr w:type="spellEnd"/>
+            <w:r>
+              <w:rPr>
+                <w:bCs/>
+                <w:color w:val="0D0D0D" w:themeColor="text1" w:themeTint="F2"/>
+              </w:rPr>
+              <w:t xml:space="preserve"> </w:t>
+            </w:r>
+            <w:proofErr w:type="spellStart"/>
+            <w:r>
+              <w:rPr>
+                <w:bCs/>
+                <w:color w:val="0D0D0D" w:themeColor="text1" w:themeTint="F2"/>
+              </w:rPr>
+              <w:t>الرغبة</w:t>
+            </w:r>
+            <w:proofErr w:type="spellEnd"/>
+            <w:r>
+              <w:rPr>
+                <w:bCs/>
+                <w:color w:val="0D0D0D" w:themeColor="text1" w:themeTint="F2"/>
+              </w:rPr>
+              <w:t xml:space="preserve"> </w:t>
+            </w:r>
+            <w:proofErr w:type="spellStart"/>
+            <w:r>
+              <w:rPr>
+                <w:bCs/>
+                <w:color w:val="0D0D0D" w:themeColor="text1" w:themeTint="F2"/>
+              </w:rPr>
+              <w:t>في</w:t>
+            </w:r>
+            <w:proofErr w:type="spellEnd"/>
+            <w:r>
+              <w:rPr>
+                <w:bCs/>
+                <w:color w:val="0D0D0D" w:themeColor="text1" w:themeTint="F2"/>
+              </w:rPr>
+              <w:t xml:space="preserve"> </w:t>
+            </w:r>
+            <w:proofErr w:type="spellStart"/>
+            <w:r>
+              <w:rPr>
+                <w:bCs/>
+                <w:color w:val="0D0D0D" w:themeColor="text1" w:themeTint="F2"/>
+              </w:rPr>
+              <w:t>تجديده</w:t>
+            </w:r>
+            <w:proofErr w:type="spellEnd"/>
+            <w:r>
+              <w:rPr>
+                <w:bCs/>
+                <w:color w:val="0D0D0D" w:themeColor="text1" w:themeTint="F2"/>
+              </w:rPr>
+              <w:t xml:space="preserve"> </w:t>
+            </w:r>
+            <w:proofErr w:type="spellStart"/>
+            <w:r>
+              <w:rPr>
+                <w:bCs/>
+                <w:color w:val="0D0D0D" w:themeColor="text1" w:themeTint="F2"/>
+              </w:rPr>
+              <w:t>أو</w:t>
+            </w:r>
+            <w:proofErr w:type="spellEnd"/>
+            <w:r>
+              <w:rPr>
+                <w:bCs/>
+                <w:color w:val="0D0D0D" w:themeColor="text1" w:themeTint="F2"/>
+              </w:rPr>
+              <w:t xml:space="preserve"> </w:t>
+            </w:r>
+            <w:proofErr w:type="spellStart"/>
+            <w:r>
+              <w:rPr>
+                <w:bCs/>
+                <w:color w:val="0D0D0D" w:themeColor="text1" w:themeTint="F2"/>
+              </w:rPr>
+              <w:t>طلب</w:t>
+            </w:r>
+            <w:proofErr w:type="spellEnd"/>
+            <w:r>
+              <w:rPr>
+                <w:bCs/>
+                <w:color w:val="0D0D0D" w:themeColor="text1" w:themeTint="F2"/>
+              </w:rPr>
+              <w:t xml:space="preserve"> </w:t>
+            </w:r>
+            <w:proofErr w:type="spellStart"/>
+            <w:r>
+              <w:rPr>
+                <w:bCs/>
+                <w:color w:val="0D0D0D" w:themeColor="text1" w:themeTint="F2"/>
+              </w:rPr>
+              <w:t>زيادة</w:t>
+            </w:r>
+            <w:proofErr w:type="spellEnd"/>
+            <w:r>
+              <w:rPr>
+                <w:bCs/>
+                <w:color w:val="0D0D0D" w:themeColor="text1" w:themeTint="F2"/>
+              </w:rPr>
+              <w:t xml:space="preserve"> </w:t>
+            </w:r>
+            <w:proofErr w:type="spellStart"/>
+            <w:r>
+              <w:rPr>
+                <w:bCs/>
+                <w:color w:val="0D0D0D" w:themeColor="text1" w:themeTint="F2"/>
+              </w:rPr>
+              <w:t>البدل</w:t>
+            </w:r>
+            <w:proofErr w:type="spellEnd"/>
+            <w:r>
+              <w:rPr>
+                <w:bCs/>
+                <w:color w:val="0D0D0D" w:themeColor="text1" w:themeTint="F2"/>
+              </w:rPr>
+              <w:t xml:space="preserve"> </w:t>
+            </w:r>
+            <w:proofErr w:type="spellStart"/>
+            <w:r>
+              <w:rPr>
+                <w:bCs/>
+                <w:color w:val="0D0D0D" w:themeColor="text1" w:themeTint="F2"/>
+              </w:rPr>
+              <w:t>أو</w:t>
+            </w:r>
+            <w:proofErr w:type="spellEnd"/>
+            <w:r>
+              <w:rPr>
+                <w:bCs/>
+                <w:color w:val="0D0D0D" w:themeColor="text1" w:themeTint="F2"/>
+              </w:rPr>
+              <w:t xml:space="preserve"> </w:t>
+            </w:r>
+            <w:proofErr w:type="spellStart"/>
+            <w:r>
+              <w:rPr>
+                <w:bCs/>
+                <w:color w:val="0D0D0D" w:themeColor="text1" w:themeTint="F2"/>
+              </w:rPr>
+              <w:t>انتقاصه</w:t>
+            </w:r>
+            <w:proofErr w:type="spellEnd"/>
+            <w:r>
+              <w:rPr>
+                <w:bCs/>
+                <w:color w:val="0D0D0D" w:themeColor="text1" w:themeTint="F2"/>
+              </w:rPr>
+              <w:t xml:space="preserve"> </w:t>
+            </w:r>
+            <w:proofErr w:type="spellStart"/>
+            <w:r>
+              <w:rPr>
+                <w:bCs/>
+                <w:color w:val="0D0D0D" w:themeColor="text1" w:themeTint="F2"/>
+              </w:rPr>
+              <w:t>لابد</w:t>
+            </w:r>
+            <w:proofErr w:type="spellEnd"/>
+            <w:r>
+              <w:rPr>
+                <w:bCs/>
+                <w:color w:val="0D0D0D" w:themeColor="text1" w:themeTint="F2"/>
+              </w:rPr>
+              <w:t xml:space="preserve"> و </w:t>
+            </w:r>
+            <w:proofErr w:type="spellStart"/>
+            <w:r>
+              <w:rPr>
+                <w:bCs/>
+                <w:color w:val="0D0D0D" w:themeColor="text1" w:themeTint="F2"/>
+              </w:rPr>
+              <w:t>أن</w:t>
+            </w:r>
+            <w:proofErr w:type="spellEnd"/>
+            <w:r>
+              <w:rPr>
+                <w:bCs/>
+                <w:color w:val="0D0D0D" w:themeColor="text1" w:themeTint="F2"/>
+              </w:rPr>
+              <w:t xml:space="preserve"> </w:t>
+            </w:r>
+            <w:proofErr w:type="spellStart"/>
+            <w:r>
+              <w:rPr>
+                <w:bCs/>
+                <w:color w:val="0D0D0D" w:themeColor="text1" w:themeTint="F2"/>
+              </w:rPr>
+              <w:t>يتم</w:t>
+            </w:r>
+            <w:proofErr w:type="spellEnd"/>
+            <w:r>
+              <w:rPr>
+                <w:bCs/>
+                <w:color w:val="0D0D0D" w:themeColor="text1" w:themeTint="F2"/>
+              </w:rPr>
+              <w:t xml:space="preserve"> </w:t>
+            </w:r>
+            <w:proofErr w:type="spellStart"/>
+            <w:r>
+              <w:rPr>
+                <w:bCs/>
+                <w:color w:val="0D0D0D" w:themeColor="text1" w:themeTint="F2"/>
+              </w:rPr>
+              <w:t>قبل</w:t>
+            </w:r>
+            <w:proofErr w:type="spellEnd"/>
+            <w:r>
+              <w:rPr>
+                <w:bCs/>
+                <w:color w:val="0D0D0D" w:themeColor="text1" w:themeTint="F2"/>
+              </w:rPr>
+              <w:t xml:space="preserve"> </w:t>
+            </w:r>
+            <w:proofErr w:type="spellStart"/>
+            <w:r>
+              <w:rPr>
+                <w:bCs/>
+                <w:color w:val="0D0D0D" w:themeColor="text1" w:themeTint="F2"/>
+              </w:rPr>
+              <w:t>ثلاثة</w:t>
+            </w:r>
+            <w:proofErr w:type="spellEnd"/>
+            <w:r>
+              <w:rPr>
+                <w:bCs/>
+                <w:color w:val="0D0D0D" w:themeColor="text1" w:themeTint="F2"/>
+              </w:rPr>
+              <w:t xml:space="preserve"> </w:t>
+            </w:r>
+            <w:proofErr w:type="spellStart"/>
+            <w:r>
+              <w:rPr>
+                <w:bCs/>
+                <w:color w:val="0D0D0D" w:themeColor="text1" w:themeTint="F2"/>
+              </w:rPr>
+              <w:t>أشهر</w:t>
+            </w:r>
+            <w:proofErr w:type="spellEnd"/>
+            <w:r>
+              <w:rPr>
+                <w:bCs/>
+                <w:color w:val="0D0D0D" w:themeColor="text1" w:themeTint="F2"/>
+              </w:rPr>
+              <w:t xml:space="preserve"> </w:t>
+            </w:r>
+            <w:proofErr w:type="spellStart"/>
+            <w:r>
+              <w:rPr>
+                <w:bCs/>
+                <w:color w:val="0D0D0D" w:themeColor="text1" w:themeTint="F2"/>
+              </w:rPr>
+              <w:t>من</w:t>
+            </w:r>
+            <w:proofErr w:type="spellEnd"/>
+            <w:r>
+              <w:rPr>
+                <w:bCs/>
+                <w:color w:val="0D0D0D" w:themeColor="text1" w:themeTint="F2"/>
+              </w:rPr>
+              <w:t xml:space="preserve"> </w:t>
+            </w:r>
+            <w:proofErr w:type="spellStart"/>
+            <w:r>
+              <w:rPr>
+                <w:bCs/>
+                <w:color w:val="0D0D0D" w:themeColor="text1" w:themeTint="F2"/>
+              </w:rPr>
+              <w:t>تاريخ</w:t>
+            </w:r>
+            <w:proofErr w:type="spellEnd"/>
+            <w:r>
+              <w:rPr>
+                <w:bCs/>
+                <w:color w:val="0D0D0D" w:themeColor="text1" w:themeTint="F2"/>
+              </w:rPr>
+              <w:t xml:space="preserve"> </w:t>
+            </w:r>
+            <w:proofErr w:type="spellStart"/>
+            <w:r>
+              <w:rPr>
+                <w:bCs/>
+                <w:color w:val="0D0D0D" w:themeColor="text1" w:themeTint="F2"/>
+              </w:rPr>
+              <w:t>انتهاء</w:t>
+            </w:r>
+            <w:proofErr w:type="spellEnd"/>
+            <w:r>
+              <w:rPr>
+                <w:bCs/>
+                <w:color w:val="0D0D0D" w:themeColor="text1" w:themeTint="F2"/>
+              </w:rPr>
+              <w:t xml:space="preserve"> </w:t>
+            </w:r>
+            <w:proofErr w:type="spellStart"/>
+            <w:r>
+              <w:rPr>
+                <w:bCs/>
+                <w:color w:val="0D0D0D" w:themeColor="text1" w:themeTint="F2"/>
+              </w:rPr>
+              <w:t>عقد</w:t>
+            </w:r>
+            <w:proofErr w:type="spellEnd"/>
+            <w:r>
+              <w:rPr>
+                <w:bCs/>
+                <w:color w:val="0D0D0D" w:themeColor="text1" w:themeTint="F2"/>
+              </w:rPr>
+              <w:t xml:space="preserve"> </w:t>
+            </w:r>
+            <w:proofErr w:type="spellStart"/>
+            <w:r>
+              <w:rPr>
+                <w:bCs/>
+                <w:color w:val="0D0D0D" w:themeColor="text1" w:themeTint="F2"/>
+              </w:rPr>
+              <w:t>الإيجار</w:t>
+            </w:r>
+            <w:proofErr w:type="spellEnd"/>
+            <w:r>
+              <w:rPr>
+                <w:bCs/>
+                <w:color w:val="0D0D0D" w:themeColor="text1" w:themeTint="F2"/>
+              </w:rPr>
+              <w:t xml:space="preserve"> </w:t>
+            </w:r>
+            <w:proofErr w:type="spellStart"/>
+            <w:r>
+              <w:rPr>
+                <w:bCs/>
+                <w:color w:val="0D0D0D" w:themeColor="text1" w:themeTint="F2"/>
+              </w:rPr>
+              <w:t>القائم</w:t>
+            </w:r>
+            <w:proofErr w:type="spellEnd"/>
+            <w:r>
+              <w:rPr>
+                <w:bCs/>
+                <w:color w:val="0D0D0D" w:themeColor="text1" w:themeTint="F2"/>
+              </w:rPr>
+              <w:t xml:space="preserve"> و </w:t>
+            </w:r>
+            <w:proofErr w:type="spellStart"/>
+            <w:r>
+              <w:rPr>
+                <w:bCs/>
+                <w:color w:val="0D0D0D" w:themeColor="text1" w:themeTint="F2"/>
+              </w:rPr>
+              <w:t>الا</w:t>
+            </w:r>
+            <w:proofErr w:type="spellEnd"/>
+            <w:r>
+              <w:rPr>
+                <w:bCs/>
+                <w:color w:val="0D0D0D" w:themeColor="text1" w:themeTint="F2"/>
+              </w:rPr>
+              <w:t xml:space="preserve"> </w:t>
+            </w:r>
+            <w:proofErr w:type="spellStart"/>
+            <w:r>
+              <w:rPr>
+                <w:bCs/>
+                <w:color w:val="0D0D0D" w:themeColor="text1" w:themeTint="F2"/>
+              </w:rPr>
+              <w:t>اعتبر</w:t>
+            </w:r>
+            <w:proofErr w:type="spellEnd"/>
+            <w:r>
+              <w:rPr>
+                <w:bCs/>
+                <w:color w:val="0D0D0D" w:themeColor="text1" w:themeTint="F2"/>
+              </w:rPr>
+              <w:t xml:space="preserve"> </w:t>
+            </w:r>
+            <w:proofErr w:type="spellStart"/>
+            <w:r>
+              <w:rPr>
+                <w:bCs/>
+                <w:color w:val="0D0D0D" w:themeColor="text1" w:themeTint="F2"/>
+              </w:rPr>
+              <w:t>كأن</w:t>
+            </w:r>
+            <w:proofErr w:type="spellEnd"/>
+            <w:r>
+              <w:rPr>
+                <w:bCs/>
+                <w:color w:val="0D0D0D" w:themeColor="text1" w:themeTint="F2"/>
+              </w:rPr>
+              <w:t xml:space="preserve"> </w:t>
+            </w:r>
+            <w:proofErr w:type="spellStart"/>
+            <w:r>
+              <w:rPr>
+                <w:bCs/>
+                <w:color w:val="0D0D0D" w:themeColor="text1" w:themeTint="F2"/>
+              </w:rPr>
+              <w:t>لم</w:t>
+            </w:r>
+            <w:proofErr w:type="spellEnd"/>
+            <w:r>
+              <w:rPr>
+                <w:bCs/>
+                <w:color w:val="0D0D0D" w:themeColor="text1" w:themeTint="F2"/>
+              </w:rPr>
+              <w:t xml:space="preserve"> </w:t>
+            </w:r>
+            <w:proofErr w:type="spellStart"/>
+            <w:r>
+              <w:rPr>
+                <w:bCs/>
+                <w:color w:val="0D0D0D" w:themeColor="text1" w:themeTint="F2"/>
+              </w:rPr>
+              <w:t>يكن</w:t>
+            </w:r>
+            <w:proofErr w:type="spellEnd"/>
+            <w:r>
+              <w:rPr>
+                <w:bCs/>
+                <w:color w:val="0D0D0D" w:themeColor="text1" w:themeTint="F2"/>
+              </w:rPr>
+              <w:t>.⑥</w:t>
             </w:r>
           </w:p>
           <w:p>
@@ -5948,7 +9207,7 @@
               </wp:inline>
             </w:drawing>
           </mc:Choice>
-          <mc:Fallback>
+          <mc:Fallback xmlns:a="http://schemas.openxmlformats.org/drawingml/2006/main" xmlns:pic="http://schemas.openxmlformats.org/drawingml/2006/picture">
             <w:pict>
               <v:group id="Group 549723481" style="width:559.2pt;height:295.8pt;mso-position-horizontal-relative:char;mso-position-vertical-relative:line" coordsize="66662,43078" o:spid="_x0000_s1026" o:gfxdata="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" w14:anchorId="795C753E">
                 <v:shapetype id="_x0000_t75" coordsize="21600,21600" filled="f" stroked="f" o:spt="75" o:preferrelative="t" path="m@4@5l@4@11@9@11@9@5xe">
@@ -6861,7 +10120,7 @@
         <w:behaviors>
           <w:behavior w:val="content"/>
         </w:behaviors>
-        <w:guid w:val="{83B01FCA-2116-4379-B885-CF6C240E764B}"/>
+        <w:guid w:val="{168FE960-C53D-4032-AC68-A88B811C5F13}"/>
       </w:docPartPr>
       <w:docPartBody>
         <w:p>
@@ -6939,10 +10198,15 @@
     <w:compatSetting w:name="useWord2013TrackBottomHyphenation" w:uri="http://schemas.microsoft.com/office/word" w:val="0"/>
   </w:compat>
   <w:rsids>
-    <w:rsidRoot w:val="00600C10"/>
-    <w:rsid w:val="00600C10"/>
-    <w:rsid w:val="00817705"/>
-    <w:rsid w:val="00D63EB7"/>
+    <w:rsidRoot w:val="002A1D64"/>
+    <w:rsid w:val="002A1D64"/>
+    <w:rsid w:val="0030031A"/>
+    <w:rsid w:val="00546FED"/>
+    <w:rsid w:val="00837859"/>
+    <w:rsid w:val="00884DD9"/>
+    <w:rsid w:val="009107B9"/>
+    <w:rsid w:val="00C16924"/>
+    <w:rsid w:val="00F225CD"/>
   </w:rsids>
   <m:mathPr>
     <m:mathFont m:val="Cambria Math"/>
@@ -7398,7 +10662,7 @@
     <w:basedOn w:val="DefaultParagraphFont"/>
     <w:uiPriority w:val="99"/>
     <w:semiHidden/>
-    <w:rsid w:val="00600C10"/>
+    <w:rsid w:val="002A1D64"/>
     <w:rPr>
       <w:color w:val="666666"/>
     </w:rPr>
@@ -7716,7 +10980,7 @@
  
      < T e n a n c y C o n t r a c t >   
-         < B a s e _ U n i t _ o f _ M e a s u r e > B a s e _ U n i t _ o f _ M e a s u r e < / B a s e _ U n i t _ o f _ M e a s u r e > +         < B _ U _ o _ M > B _ U _ o _ M < / B _ U _ o _ M >   
          < C o n t a c t _ N u m b e r > C o n t a c t _ N u m b e r < / C o n t a c t _ N u m b e r >   
@@ -7724,11 +10988,15 @@
  
          < C o n t r a c t _ S t a r t _ D a t e > C o n t r a c t _ S t a r t _ D a t e < / C o n t r a c t _ S t a r t _ D a t e >   
+         < C o n t r a c t _ T e n o r > C o n t r a c t _ T e n o r < / C o n t r a c t _ T e n o r > + 
          < C u s t o m e r _ N a m e > C u s t o m e r _ N a m e < / C u s t o m e r _ N a m e >   
          < E m a i l _ A d d r e s s > E m a i l _ A d d r e s s < / E m a i l _ A d d r e s s >   
          < E m i r a t e s _ I D > E m i r a t e s _ I D < / E m i r a t e s _ I D > + 
+         < L e s s o r _ s _ A d d r e s s > L e s s o r _ s _ A d d r e s s < / L e s s o r _ s _ A d d r e s s >   
          < L e s s o r _ s _ E m a i l > L e s s o r _ s _ E m a i l < / L e s s o r _ s _ E m a i l >   
@@ -7736,9 +11004,13 @@
  
          < L e s s o r _ s _ N a m e > L e s s o r _ s _ N a m e < / L e s s o r _ s _ N a m e >   
+         < L e s s o r _ s _ N a t i o n a l i t y > L e s s o r _ s _ N a t i o n a l i t y < / L e s s o r _ s _ N a t i o n a l i t y > + 
          < L e s s o r _ s _ P h o n e > L e s s o r _ s _ P h o n e < / L e s s o r _ s _ P h o n e >   
          < O w n e r _ s _ N a m e > O w n e r _ s _ N a m e < / O w n e r _ s _ N a m e > + 
+         < P r o p e r t y _ C l a s s i f i c a t i o n > P r o p e r t y _ C l a s s i f i c a t i o n < / P r o p e r t y _ C l a s s i f i c a t i o n >   
          < P r o p e r t y _ N a m e > P r o p e r t y _ N a m e < / P r o p e r t y _ N a m e >   
@@ -7746,9 +11018,29 @@
  
          < P r o p e r t y _ T y p e > P r o p e r t y _ T y p e < / P r o p e r t y _ T y p e >   
+         < R e n t _ A m o u n t > R e n t _ A m o u n t < / R e n t _ A m o u n t > + 
          < U n i t _ N a m e > U n i t _ N a m e < / U n i t _ N a m e >   
          < U n i t _ N u m b e r > U n i t _ N u m b e r < / U n i t _ N u m b e r > + 
+         < C u s t o m e r > + 
+             < N a t i o n a l i t y > N a t i o n a l i t y < / N a t i o n a l i t y > + 
+         < / C u s t o m e r > + 
+         < I t e m > + 
+             < F l o o r _ N u m b e r > F l o o r _ N u m b e r < / F l o o r _ N u m b e r > + 
+         < / I t e m > + 
+         < P r o p e r t y _ R e g i s t r a t i o n > + 
+             < A d d r e s s > A d d r e s s < / A d d r e s s > + 
+         < / P r o p e r t y _ R e g i s t r a t i o n >   
      < / T e n a n c y C o n t r a c t >   

--- a/UmmAlQuwainContract.docx
+++ b/UmmAlQuwainContract.docx
@@ -2324,7 +2324,11 @@
             </w:tcBorders>
             <w:shd w:val="clear" w:color="auto" w:fill="BCDDF6"/>
           </w:tcPr>
-          <w:p/>
+          <w:p>
+            <w:r>
+              <w:t>-</w:t>
+            </w:r>
+          </w:p>
         </w:tc>
         <w:tc>
           <w:tcPr>
@@ -2417,14 +2421,14 @@
             </w:r>
             <w:sdt>
               <w:sdtPr>
+                <w:alias w:val="#Nav: /TenancyContract/B_U_o_M"/>
+                <w:tag w:val="#Nav: UmmAlQuwainContract/50115"/>
                 <w:id w:val="1168525753"/>
                 <w:placeholder>
                   <w:docPart w:val="DefaultPlaceholder_-1854013440"/>
                 </w:placeholder>
                 <w:dataBinding w:prefixMappings="xmlns:ns0='urn:microsoft-dynamics-nav/reports/UmmAlQuwainContract/50115/'" w:xpath="/ns0:NavWordReportXmlPart[1]/ns0:TenancyContract[1]/ns0:B_U_o_M[1]" w:storeItemID="{DA66A6BB-3798-4A63-88A2-FBA3BC09A85B}"/>
                 <w:text/>
-                <w:alias w:val="#Nav: /TenancyContract/B_U_o_M"/>
-                <w:tag w:val="#Nav: UmmAlQuwainContract/50115"/>
               </w:sdtPr>
               <w:sdtContent>
                 <w:proofErr w:type="spellStart"/>
@@ -2626,20 +2630,38 @@
             </w:r>
           </w:p>
         </w:tc>
-        <w:tc>
-          <w:tcPr>
-            <w:tcW w:w="3686" w:type="dxa"/>
-            <w:gridSpan w:val="2"/>
-            <w:tcBorders>
-              <w:top w:val="single" w:color="FFFFFF" w:themeColor="background1" w:sz="24" w:space="0"/>
-              <w:left w:val="single" w:color="FFFFFF" w:themeColor="background1" w:sz="24" w:space="0"/>
-              <w:bottom w:val="single" w:color="FFFFFF" w:themeColor="background1" w:sz="24" w:space="0"/>
-              <w:right w:val="single" w:color="FFFFFF" w:themeColor="background1" w:sz="24" w:space="0"/>
-            </w:tcBorders>
-            <w:shd w:val="clear" w:color="auto" w:fill="BCDDF6"/>
-          </w:tcPr>
-          <w:p/>
-        </w:tc>
+        <w:sdt>
+          <w:sdtPr>
+            <w:id w:val="1027682472"/>
+            <w:placeholder>
+              <w:docPart w:val="DefaultPlaceholder_-1854013440"/>
+            </w:placeholder>
+            <w:dataBinding w:prefixMappings="xmlns:ns0='urn:microsoft-dynamics-nav/reports/UmmAlQuwainContract/50115/'" w:xpath="/ns0:NavWordReportXmlPart[1]/ns0:TenancyContract[1]/ns0:Community[1]" w:storeItemID="{DA66A6BB-3798-4A63-88A2-FBA3BC09A85B}"/>
+            <w:text/>
+            <w:alias w:val="#Nav: /TenancyContract/Community"/>
+            <w:tag w:val="#Nav: UmmAlQuwainContract/50115"/>
+          </w:sdtPr>
+          <w:sdtContent>
+            <w:tc>
+              <w:tcPr>
+                <w:tcW w:w="3686" w:type="dxa"/>
+                <w:gridSpan w:val="2"/>
+                <w:tcBorders>
+                  <w:top w:val="single" w:color="FFFFFF" w:themeColor="background1" w:sz="24" w:space="0"/>
+                  <w:left w:val="single" w:color="FFFFFF" w:themeColor="background1" w:sz="24" w:space="0"/>
+                  <w:bottom w:val="single" w:color="FFFFFF" w:themeColor="background1" w:sz="24" w:space="0"/>
+                  <w:right w:val="single" w:color="FFFFFF" w:themeColor="background1" w:sz="24" w:space="0"/>
+                </w:tcBorders>
+                <w:shd w:val="clear" w:color="auto" w:fill="BCDDF6"/>
+              </w:tcPr>
+              <w:p>
+                <w:r>
+                  <w:t>Community</w:t>
+                </w:r>
+              </w:p>
+            </w:tc>
+          </w:sdtContent>
+        </w:sdt>
         <w:tc>
           <w:tcPr>
             <w:tcW w:w="1417" w:type="dxa"/>
@@ -2798,20 +2820,40 @@
             <w:proofErr w:type="spellEnd"/>
           </w:p>
         </w:tc>
-        <w:tc>
-          <w:tcPr>
-            <w:tcW w:w="3686" w:type="dxa"/>
-            <w:gridSpan w:val="2"/>
-            <w:tcBorders>
-              <w:top w:val="single" w:color="FFFFFF" w:themeColor="background1" w:sz="24" w:space="0"/>
-              <w:left w:val="single" w:color="FFFFFF" w:themeColor="background1" w:sz="24" w:space="0"/>
-              <w:bottom w:val="single" w:color="FFFFFF" w:themeColor="background1" w:sz="24" w:space="0"/>
-              <w:right w:val="single" w:color="FFFFFF" w:themeColor="background1" w:sz="24" w:space="0"/>
-            </w:tcBorders>
-            <w:shd w:val="clear" w:color="auto" w:fill="BCDDF6"/>
-          </w:tcPr>
-          <w:p/>
-        </w:tc>
+        <w:sdt>
+          <w:sdtPr>
+            <w:id w:val="1438336730"/>
+            <w:placeholder>
+              <w:docPart w:val="DefaultPlaceholder_-1854013440"/>
+            </w:placeholder>
+            <w:dataBinding w:prefixMappings="xmlns:ns0='urn:microsoft-dynamics-nav/reports/UmmAlQuwainContract/50115/'" w:xpath="/ns0:NavWordReportXmlPart[1]/ns0:TenancyContract[1]/ns0:DEWA_Number[1]" w:storeItemID="{DA66A6BB-3798-4A63-88A2-FBA3BC09A85B}"/>
+            <w:text/>
+            <w:alias w:val="#Nav: /TenancyContract/DEWA_Number"/>
+            <w:tag w:val="#Nav: UmmAlQuwainContract/50115"/>
+          </w:sdtPr>
+          <w:sdtContent>
+            <w:tc>
+              <w:tcPr>
+                <w:tcW w:w="3686" w:type="dxa"/>
+                <w:gridSpan w:val="2"/>
+                <w:tcBorders>
+                  <w:top w:val="single" w:color="FFFFFF" w:themeColor="background1" w:sz="24" w:space="0"/>
+                  <w:left w:val="single" w:color="FFFFFF" w:themeColor="background1" w:sz="24" w:space="0"/>
+                  <w:bottom w:val="single" w:color="FFFFFF" w:themeColor="background1" w:sz="24" w:space="0"/>
+                  <w:right w:val="single" w:color="FFFFFF" w:themeColor="background1" w:sz="24" w:space="0"/>
+                </w:tcBorders>
+                <w:shd w:val="clear" w:color="auto" w:fill="BCDDF6"/>
+              </w:tcPr>
+              <w:p>
+                <w:proofErr w:type="spellStart"/>
+                <w:r>
+                  <w:t>DEWA_Number</w:t>
+                </w:r>
+                <w:proofErr w:type="spellEnd"/>
+              </w:p>
+            </w:tc>
+          </w:sdtContent>
+        </w:sdt>
         <w:tc>
           <w:tcPr>
             <w:tcW w:w="1417" w:type="dxa"/>
@@ -3505,7 +3547,7 @@
               </wp:anchor>
             </w:drawing>
           </mc:Choice>
-          <mc:Fallback xmlns:a="http://schemas.openxmlformats.org/drawingml/2006/main" xmlns:pic="http://schemas.openxmlformats.org/drawingml/2006/picture">
+          <mc:Fallback xmlns:pic="http://schemas.openxmlformats.org/drawingml/2006/picture" xmlns:a="http://schemas.openxmlformats.org/drawingml/2006/main">
             <w:pict>
               <v:line id="Straight Connector 15" style="position:absolute;z-index:251666432;visibility:visible;mso-wrap-style:square;mso-wrap-distance-left:9pt;mso-wrap-distance-top:0;mso-wrap-distance-right:9pt;mso-wrap-distance-bottom:0;mso-position-horizontal:absolute;mso-position-horizontal-relative:text;mso-position-vertical:absolute;mso-position-vertical-relative:text" o:spid="_x0000_s1026" strokecolor="#4472c4 [3204]" strokeweight=".5pt" o:gfxdata="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" from="0,19.1pt" to="612.5pt,19.6pt" w14:anchorId="7D73463F">
                 <v:stroke joinstyle="miter"/>
@@ -4583,7 +4625,7 @@
               </wp:anchor>
             </w:drawing>
           </mc:Choice>
-          <mc:Fallback xmlns:a="http://schemas.openxmlformats.org/drawingml/2006/main" xmlns:pic="http://schemas.openxmlformats.org/drawingml/2006/picture">
+          <mc:Fallback xmlns:pic="http://schemas.openxmlformats.org/drawingml/2006/picture" xmlns:a="http://schemas.openxmlformats.org/drawingml/2006/main">
             <w:pict>
               <v:line id="Straight Connector 74946966" style="position:absolute;z-index:251667456;visibility:visible;mso-wrap-style:square;mso-wrap-distance-left:9pt;mso-wrap-distance-top:0;mso-wrap-distance-right:9pt;mso-wrap-distance-bottom:0;mso-position-horizontal:absolute;mso-position-horizontal-relative:text;mso-position-vertical:absolute;mso-position-vertical-relative:text" o:spid="_x0000_s1026" strokecolor="#4472c4 [3204]" strokeweight=".5pt" o:gfxdata="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" from="0,171.7pt" to="612.5pt,172.2pt" w14:anchorId="51C7FC15">
                 <v:stroke joinstyle="miter"/>
@@ -5152,7 +5194,7 @@
                     </wp:anchor>
                   </w:drawing>
                 </mc:Choice>
-                <mc:Fallback xmlns:a="http://schemas.openxmlformats.org/drawingml/2006/main" xmlns:pic="http://schemas.openxmlformats.org/drawingml/2006/picture">
+                <mc:Fallback xmlns:pic="http://schemas.openxmlformats.org/drawingml/2006/picture" xmlns:a="http://schemas.openxmlformats.org/drawingml/2006/main">
                   <w:pict>
                     <v:line id="Straight Connector 410425054" style="position:absolute;z-index:251668480;visibility:visible;mso-wrap-style:square;mso-wrap-distance-left:9pt;mso-wrap-distance-top:0;mso-wrap-distance-right:9pt;mso-wrap-distance-bottom:0;mso-position-horizontal:absolute;mso-position-horizontal-relative:text;mso-position-vertical:absolute;mso-position-vertical-relative:text" o:spid="_x0000_s1026" strokecolor="#4472c4 [3204]" strokeweight=".5pt" o:gfxdata="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" from="-8.75pt,30.95pt" to="603.75pt,31.45pt" w14:anchorId="543231CE">
                       <v:stroke joinstyle="miter"/>
@@ -9207,7 +9249,7 @@
               </wp:inline>
             </w:drawing>
           </mc:Choice>
-          <mc:Fallback xmlns:a="http://schemas.openxmlformats.org/drawingml/2006/main" xmlns:pic="http://schemas.openxmlformats.org/drawingml/2006/picture">
+          <mc:Fallback xmlns:pic="http://schemas.openxmlformats.org/drawingml/2006/picture" xmlns:a="http://schemas.openxmlformats.org/drawingml/2006/main">
             <w:pict>
               <v:group id="Group 549723481" style="width:559.2pt;height:295.8pt;mso-position-horizontal-relative:char;mso-position-vertical-relative:line" coordsize="66662,43078" o:spid="_x0000_s1026" o:gfxdata="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" w14:anchorId="795C753E">
                 <v:shapetype id="_x0000_t75" coordsize="21600,21600" filled="f" stroked="f" o:spt="75" o:preferrelative="t" path="m@4@5l@4@11@9@11@9@5xe">
@@ -10206,7 +10248,9 @@
     <w:rsid w:val="00884DD9"/>
     <w:rsid w:val="009107B9"/>
     <w:rsid w:val="00C16924"/>
+    <w:rsid w:val="00D5133B"/>
     <w:rsid w:val="00F225CD"/>
+    <w:rsid w:val="00F23C00"/>
   </w:rsids>
   <m:mathPr>
     <m:mathFont m:val="Cambria Math"/>
@@ -10972,15 +11016,13 @@
 </a:theme>
 </file>
 
-<file path=customXml/item1.xml><?xml version="1.0" encoding="utf-8"?>
-<b:Sources xmlns:b="http://schemas.openxmlformats.org/officeDocument/2006/bibliography" xmlns="http://schemas.openxmlformats.org/officeDocument/2006/bibliography" SelectedStyle="\APASixthEditionOfficeOnline.xsl" StyleName="APA" Version="6"/>
-</file>
-
-<file path=customXml/item2.xml>��< ? x m l   v e r s i o n = " 1 . 0 "   e n c o d i n g = " u t f - 1 6 " ? > < N a v W o r d R e p o r t X m l P a r t   x m l n s = " u r n : m i c r o s o f t - d y n a m i c s - n a v / r e p o r t s / U m m A l Q u w a i n C o n t r a c t / 5 0 1 1 5 / " > +<file path=customXml/item1.xml>��< ? x m l   v e r s i o n = " 1 . 0 "   e n c o d i n g = " u t f - 1 6 " ? > < N a v W o r d R e p o r t X m l P a r t   x m l n s = " u r n : m i c r o s o f t - d y n a m i c s - n a v / r e p o r t s / U m m A l Q u w a i n C o n t r a c t / 5 0 1 1 5 / " >   
      < T e n a n c y C o n t r a c t >   
          < B _ U _ o _ M > B _ U _ o _ M < / B _ U _ o _ M > + 
+         < C o m m u n i t y > C o m m u n i t y < / C o m m u n i t y >   
          < C o n t a c t _ N u m b e r > C o n t a c t _ N u m b e r < / C o n t a c t _ N u m b e r >   
@@ -10991,6 +11033,8 @@
          < C o n t r a c t _ T e n o r > C o n t r a c t _ T e n o r < / C o n t r a c t _ T e n o r >   
          < C u s t o m e r _ N a m e > C u s t o m e r _ N a m e < / C u s t o m e r _ N a m e > + 
+         < D E W A _ N u m b e r > D E W A _ N u m b e r < / D E W A _ N u m b e r >   
          < E m a i l _ A d d r e s s > E m a i l _ A d d r e s s < / E m a i l _ A d d r e s s >   
@@ -11047,18 +11091,22 @@
  < / N a v W o r d R e p o r t X m l P a r t > 
 </file>
 
+<file path=customXml/item2.xml><?xml version="1.0" encoding="utf-8"?>
+<b:Sources xmlns:b="http://schemas.openxmlformats.org/officeDocument/2006/bibliography" xmlns="http://schemas.openxmlformats.org/officeDocument/2006/bibliography" SelectedStyle="\APASixthEditionOfficeOnline.xsl" StyleName="APA" Version="6"/>
+</file>
+
 <file path=customXml/itemProps1.xml><?xml version="1.0" encoding="utf-8"?>
+<ds:datastoreItem xmlns:ds="http://schemas.openxmlformats.org/officeDocument/2006/customXml" ds:itemID="{DA66A6BB-3798-4A63-88A2-FBA3BC09A85B}">
+  <ds:schemaRefs>
+    <ds:schemaRef ds:uri="urn:microsoft-dynamics-nav/reports/UmmAlQuwainContract/50115/"/>
+  </ds:schemaRefs>
+</ds:datastoreItem>
+</file>
+
+<file path=customXml/itemProps2.xml><?xml version="1.0" encoding="utf-8"?>
 <ds:datastoreItem xmlns:ds="http://schemas.openxmlformats.org/officeDocument/2006/customXml" ds:itemID="{C27AA06E-7140-4450-8686-34675E73F112}">
   <ds:schemaRefs>
     <ds:schemaRef ds:uri="http://schemas.openxmlformats.org/officeDocument/2006/bibliography"/>
   </ds:schemaRefs>
 </ds:datastoreItem>
-</file>
-
-<file path=customXml/itemProps2.xml><?xml version="1.0" encoding="utf-8"?>
-<ds:datastoreItem xmlns:ds="http://schemas.openxmlformats.org/officeDocument/2006/customXml" ds:itemID="{DA66A6BB-3798-4A63-88A2-FBA3BC09A85B}">
-  <ds:schemaRefs>
-    <ds:schemaRef ds:uri="urn:microsoft-dynamics-nav/reports/UmmAlQuwainContract/50115/"/>
-  </ds:schemaRefs>
-</ds:datastoreItem>
 </file>
--- a/UmmAlQuwainContract.docx
+++ b/UmmAlQuwainContract.docx
@@ -430,29 +430,7 @@
                 <w:sz w:val="24"/>
                 <w:szCs w:val="24"/>
               </w:rPr>
-              <w:t xml:space="preserve"> </w:t>
-            </w:r>
-            <w:proofErr w:type="spellStart"/>
-            <w:r>
-              <w:rPr>
-                <w:rFonts w:ascii="Arial" w:hAnsi="Arial" w:cs="Arial"/>
-                <w:b/>
-                <w:color w:val="2F5496" w:themeColor="accent1" w:themeShade="BF"/>
-                <w:sz w:val="24"/>
-                <w:szCs w:val="24"/>
-              </w:rPr>
-              <w:t>بيانات</w:t>
-            </w:r>
-            <w:proofErr w:type="spellEnd"/>
-            <w:r>
-              <w:rPr>
-                <w:rFonts w:ascii="Arial" w:hAnsi="Arial" w:cs="Arial"/>
-                <w:b/>
-                <w:color w:val="2F5496" w:themeColor="accent1" w:themeShade="BF"/>
-                <w:sz w:val="24"/>
-                <w:szCs w:val="24"/>
-              </w:rPr>
-              <w:t xml:space="preserve"> </w:t>
+              <w:t xml:space="preserve"> بيانات </w:t>
             </w:r>
             <w:proofErr w:type="spellStart"/>
             <w:r>
@@ -536,13 +514,8 @@
             <w:pPr>
               <w:jc w:val="right"/>
             </w:pPr>
-            <w:proofErr w:type="spellStart"/>
-            <w:r>
-              <w:t>اسم</w:t>
-            </w:r>
-            <w:proofErr w:type="spellEnd"/>
-            <w:r>
-              <w:t xml:space="preserve"> </w:t>
+            <w:r>
+              <w:t xml:space="preserve">اسم </w:t>
             </w:r>
             <w:proofErr w:type="spellStart"/>
             <w:r>
@@ -617,11 +590,9 @@
             <w:pPr>
               <w:jc w:val="right"/>
             </w:pPr>
-            <w:proofErr w:type="spellStart"/>
             <w:r>
               <w:t>الجنسية</w:t>
             </w:r>
-            <w:proofErr w:type="spellEnd"/>
           </w:p>
         </w:tc>
       </w:tr>
@@ -692,27 +663,9 @@
             <w:pPr>
               <w:jc w:val="right"/>
             </w:pPr>
-            <w:proofErr w:type="spellStart"/>
-            <w:r>
-              <w:t>رقم</w:t>
-            </w:r>
-            <w:proofErr w:type="spellEnd"/>
-            <w:r>
-              <w:t xml:space="preserve"> </w:t>
-            </w:r>
-            <w:proofErr w:type="spellStart"/>
-            <w:r>
-              <w:t>بطاقة</w:t>
-            </w:r>
-            <w:proofErr w:type="spellEnd"/>
-            <w:r>
-              <w:t xml:space="preserve"> </w:t>
-            </w:r>
-            <w:proofErr w:type="spellStart"/>
-            <w:r>
-              <w:t>الهوية</w:t>
-            </w:r>
-            <w:proofErr w:type="spellEnd"/>
+            <w:r>
+              <w:t>رقم بطاقة الهوية</w:t>
+            </w:r>
           </w:p>
         </w:tc>
       </w:tr>
@@ -783,11 +736,9 @@
             <w:pPr>
               <w:jc w:val="right"/>
             </w:pPr>
-            <w:proofErr w:type="spellStart"/>
             <w:r>
               <w:t>الهاتف</w:t>
             </w:r>
-            <w:proofErr w:type="spellEnd"/>
           </w:p>
         </w:tc>
       </w:tr>
@@ -811,19 +762,39 @@
             </w:r>
           </w:p>
         </w:tc>
-        <w:tc>
-          <w:tcPr>
-            <w:tcW w:w="2835" w:type="dxa"/>
-            <w:tcBorders>
-              <w:top w:val="thinThickSmallGap" w:color="FFFFFF" w:themeColor="background1" w:sz="24" w:space="0"/>
-              <w:left w:val="thinThickSmallGap" w:color="FFFFFF" w:themeColor="background1" w:sz="24" w:space="0"/>
-              <w:bottom w:val="thinThickSmallGap" w:color="FFFFFF" w:themeColor="background1" w:sz="24" w:space="0"/>
-              <w:right w:val="thinThickSmallGap" w:color="FFFFFF" w:themeColor="background1" w:sz="24" w:space="0"/>
-            </w:tcBorders>
-            <w:shd w:val="clear" w:color="auto" w:fill="BCDDF6"/>
-          </w:tcPr>
-          <w:p/>
-        </w:tc>
+        <w:sdt>
+          <w:sdtPr>
+            <w:alias w:val="#Nav: /TenancyContract/Customer/P_O_Box"/>
+            <w:tag w:val="#Nav: UmmAlQuwainContract/50115"/>
+            <w:id w:val="-96250120"/>
+            <w:placeholder>
+              <w:docPart w:val="DefaultPlaceholder_-1854013440"/>
+            </w:placeholder>
+            <w:dataBinding w:prefixMappings="xmlns:ns0='urn:microsoft-dynamics-nav/reports/UmmAlQuwainContract/50115/'" w:xpath="/ns0:NavWordReportXmlPart[1]/ns0:TenancyContract[1]/ns0:Customer[1]/ns0:P_O_Box[1]" w:storeItemID="{DA66A6BB-3798-4A63-88A2-FBA3BC09A85B}"/>
+            <w:text/>
+          </w:sdtPr>
+          <w:sdtContent>
+            <w:tc>
+              <w:tcPr>
+                <w:tcW w:w="2835" w:type="dxa"/>
+                <w:tcBorders>
+                  <w:top w:val="thinThickSmallGap" w:color="FFFFFF" w:themeColor="background1" w:sz="24" w:space="0"/>
+                  <w:left w:val="thinThickSmallGap" w:color="FFFFFF" w:themeColor="background1" w:sz="24" w:space="0"/>
+                  <w:bottom w:val="thinThickSmallGap" w:color="FFFFFF" w:themeColor="background1" w:sz="24" w:space="0"/>
+                  <w:right w:val="thinThickSmallGap" w:color="FFFFFF" w:themeColor="background1" w:sz="24" w:space="0"/>
+                </w:tcBorders>
+                <w:shd w:val="clear" w:color="auto" w:fill="BCDDF6"/>
+              </w:tcPr>
+              <w:p>
+                <w:proofErr w:type="spellStart"/>
+                <w:r>
+                  <w:t>P_O_Box</w:t>
+                </w:r>
+                <w:proofErr w:type="spellEnd"/>
+              </w:p>
+            </w:tc>
+          </w:sdtContent>
+        </w:sdt>
         <w:tc>
           <w:tcPr>
             <w:tcW w:w="1304" w:type="dxa"/>
@@ -838,19 +809,9 @@
             <w:pPr>
               <w:jc w:val="right"/>
             </w:pPr>
-            <w:proofErr w:type="spellStart"/>
-            <w:r>
-              <w:t>صندوق</w:t>
-            </w:r>
-            <w:proofErr w:type="spellEnd"/>
-            <w:r>
-              <w:t xml:space="preserve"> </w:t>
-            </w:r>
-            <w:proofErr w:type="spellStart"/>
-            <w:r>
-              <w:t>البريد</w:t>
-            </w:r>
-            <w:proofErr w:type="spellEnd"/>
+            <w:r>
+              <w:t>صندوق البريد</w:t>
+            </w:r>
           </w:p>
         </w:tc>
       </w:tr>
@@ -921,19 +882,9 @@
             <w:pPr>
               <w:jc w:val="right"/>
             </w:pPr>
-            <w:proofErr w:type="spellStart"/>
-            <w:r>
-              <w:t>البريد</w:t>
-            </w:r>
-            <w:proofErr w:type="spellEnd"/>
-            <w:r>
-              <w:t xml:space="preserve"> </w:t>
-            </w:r>
-            <w:proofErr w:type="spellStart"/>
-            <w:r>
-              <w:t>الإلكتروني</w:t>
-            </w:r>
-            <w:proofErr w:type="spellEnd"/>
+            <w:r>
+              <w:t>البريد الإلكتروني</w:t>
+            </w:r>
           </w:p>
         </w:tc>
       </w:tr>
@@ -1002,39 +953,8 @@
                 <w:sz w:val="24"/>
                 <w:szCs w:val="24"/>
               </w:rPr>
-              <w:t xml:space="preserve"> </w:t>
-            </w:r>
-            <w:proofErr w:type="spellStart"/>
-            <w:r>
-              <w:rPr>
-                <w:b/>
-                <w:color w:val="2F5496" w:themeColor="accent1" w:themeShade="BF"/>
-                <w:sz w:val="24"/>
-                <w:szCs w:val="24"/>
-              </w:rPr>
-              <w:t>بيانات</w:t>
-            </w:r>
-            <w:proofErr w:type="spellEnd"/>
-            <w:r>
-              <w:rPr>
-                <w:b/>
-                <w:color w:val="2F5496" w:themeColor="accent1" w:themeShade="BF"/>
-                <w:sz w:val="24"/>
-                <w:szCs w:val="24"/>
-              </w:rPr>
-              <w:t xml:space="preserve"> </w:t>
-            </w:r>
-            <w:proofErr w:type="spellStart"/>
-            <w:r>
-              <w:rPr>
-                <w:b/>
-                <w:color w:val="2F5496" w:themeColor="accent1" w:themeShade="BF"/>
-                <w:sz w:val="24"/>
-                <w:szCs w:val="24"/>
-              </w:rPr>
-              <w:t>المؤجر</w:t>
-            </w:r>
-            <w:proofErr w:type="spellEnd"/>
+              <w:t xml:space="preserve"> بيانات المؤجر</w:t>
+            </w:r>
           </w:p>
         </w:tc>
       </w:tr>
@@ -1082,11 +1002,9 @@
                 <w:shd w:val="clear" w:color="auto" w:fill="BCDDF6"/>
               </w:tcPr>
               <w:p>
-                <w:proofErr w:type="spellStart"/>
                 <w:r>
                   <w:t>Owner_s_Name</w:t>
                 </w:r>
-                <w:proofErr w:type="spellEnd"/>
               </w:p>
             </w:tc>
           </w:sdtContent>
@@ -1105,19 +1023,9 @@
             <w:pPr>
               <w:jc w:val="right"/>
             </w:pPr>
-            <w:proofErr w:type="spellStart"/>
-            <w:r>
-              <w:t>اسم</w:t>
-            </w:r>
-            <w:proofErr w:type="spellEnd"/>
-            <w:r>
-              <w:t xml:space="preserve"> </w:t>
-            </w:r>
-            <w:proofErr w:type="spellStart"/>
-            <w:r>
-              <w:t>المالك</w:t>
-            </w:r>
-            <w:proofErr w:type="spellEnd"/>
+            <w:r>
+              <w:t>اسم المالك</w:t>
+            </w:r>
           </w:p>
         </w:tc>
       </w:tr>
@@ -1143,14 +1051,14 @@
         </w:tc>
         <w:sdt>
           <w:sdtPr>
-            <w:alias w:val="#Nav: /TenancyContract/Lessor_s_Phone"/>
-            <w:tag w:val="#Nav: UmmAlQuwainContract/50115"/>
-            <w:id w:val="1391452398"/>
+            <w:id w:val="1826853320"/>
             <w:placeholder>
               <w:docPart w:val="DefaultPlaceholder_-1854013440"/>
             </w:placeholder>
-            <w:dataBinding w:prefixMappings="xmlns:ns0='urn:microsoft-dynamics-nav/reports/UmmAlQuwainContract/50115/'" w:xpath="/ns0:NavWordReportXmlPart[1]/ns0:TenancyContract[1]/ns0:Lessor_s_Phone[1]" w:storeItemID="{DA66A6BB-3798-4A63-88A2-FBA3BC09A85B}"/>
+            <w:dataBinding w:prefixMappings="xmlns:ns0='urn:microsoft-dynamics-nav/reports/UmmAlQuwainContract/50115/'" w:xpath="/ns0:NavWordReportXmlPart[1]/ns0:TenancyContract[1]/ns0:Lessor_s_Name[1]" w:storeItemID="{DA66A6BB-3798-4A63-88A2-FBA3BC09A85B}"/>
             <w:text/>
+            <w:alias w:val="#Nav: /TenancyContract/Lessor_s_Name"/>
+            <w:tag w:val="#Nav: UmmAlQuwainContract/50115"/>
           </w:sdtPr>
           <w:sdtContent>
             <w:tc>
@@ -1165,11 +1073,9 @@
                 <w:shd w:val="clear" w:color="auto" w:fill="BCDDF6"/>
               </w:tcPr>
               <w:p>
-                <w:proofErr w:type="spellStart"/>
                 <w:r>
-                  <w:t>Lessor_s_Phone</w:t>
+                  <w:t>Lessor_s_Name</w:t>
                 </w:r>
-                <w:proofErr w:type="spellEnd"/>
               </w:p>
             </w:tc>
           </w:sdtContent>
@@ -1188,19 +1094,9 @@
             <w:pPr>
               <w:jc w:val="right"/>
             </w:pPr>
-            <w:proofErr w:type="spellStart"/>
-            <w:r>
-              <w:t>اسم</w:t>
-            </w:r>
-            <w:proofErr w:type="spellEnd"/>
-            <w:r>
-              <w:t xml:space="preserve"> </w:t>
-            </w:r>
-            <w:proofErr w:type="spellStart"/>
-            <w:r>
-              <w:t>المؤجر</w:t>
-            </w:r>
-            <w:proofErr w:type="spellEnd"/>
+            <w:r>
+              <w:t>اسم المؤجر</w:t>
+            </w:r>
           </w:p>
         </w:tc>
       </w:tr>
@@ -1248,11 +1144,9 @@
                 <w:shd w:val="clear" w:color="auto" w:fill="BCDDF6"/>
               </w:tcPr>
               <w:p>
-                <w:proofErr w:type="spellStart"/>
                 <w:r>
                   <w:t>Lessor_s_Nationality</w:t>
                 </w:r>
-                <w:proofErr w:type="spellEnd"/>
               </w:p>
             </w:tc>
           </w:sdtContent>
@@ -1271,11 +1165,9 @@
             <w:pPr>
               <w:jc w:val="right"/>
             </w:pPr>
-            <w:proofErr w:type="spellStart"/>
             <w:r>
               <w:t>الجنسية</w:t>
             </w:r>
-            <w:proofErr w:type="spellEnd"/>
           </w:p>
         </w:tc>
       </w:tr>
@@ -1323,11 +1215,9 @@
                 <w:shd w:val="clear" w:color="auto" w:fill="BCDDF6"/>
               </w:tcPr>
               <w:p>
-                <w:proofErr w:type="spellStart"/>
                 <w:r>
                   <w:t>Lessor_s_Emirates_ID</w:t>
                 </w:r>
-                <w:proofErr w:type="spellEnd"/>
               </w:p>
             </w:tc>
           </w:sdtContent>
@@ -1346,27 +1236,9 @@
             <w:pPr>
               <w:jc w:val="right"/>
             </w:pPr>
-            <w:proofErr w:type="spellStart"/>
-            <w:r>
-              <w:t>رقم</w:t>
-            </w:r>
-            <w:proofErr w:type="spellEnd"/>
-            <w:r>
-              <w:t xml:space="preserve"> </w:t>
-            </w:r>
-            <w:proofErr w:type="spellStart"/>
-            <w:r>
-              <w:t>بطاقة</w:t>
-            </w:r>
-            <w:proofErr w:type="spellEnd"/>
-            <w:r>
-              <w:t xml:space="preserve"> </w:t>
-            </w:r>
-            <w:proofErr w:type="spellStart"/>
-            <w:r>
-              <w:t>الهوية</w:t>
-            </w:r>
-            <w:proofErr w:type="spellEnd"/>
+            <w:r>
+              <w:t>رقم بطاقة الهوية</w:t>
+            </w:r>
           </w:p>
         </w:tc>
       </w:tr>
@@ -1414,11 +1286,9 @@
                 <w:shd w:val="clear" w:color="auto" w:fill="BCDDF6"/>
               </w:tcPr>
               <w:p>
-                <w:proofErr w:type="spellStart"/>
                 <w:r>
                   <w:t>Lessor_s_Address</w:t>
                 </w:r>
-                <w:proofErr w:type="spellEnd"/>
               </w:p>
             </w:tc>
           </w:sdtContent>
@@ -1437,11 +1307,9 @@
             <w:pPr>
               <w:jc w:val="right"/>
             </w:pPr>
-            <w:proofErr w:type="spellStart"/>
             <w:r>
               <w:t>العنوان</w:t>
             </w:r>
-            <w:proofErr w:type="spellEnd"/>
           </w:p>
         </w:tc>
       </w:tr>
@@ -1489,11 +1357,9 @@
                 <w:shd w:val="clear" w:color="auto" w:fill="BCDDF6"/>
               </w:tcPr>
               <w:p>
-                <w:proofErr w:type="spellStart"/>
                 <w:r>
                   <w:t>Lessor_s_Phone</w:t>
                 </w:r>
-                <w:proofErr w:type="spellEnd"/>
               </w:p>
             </w:tc>
           </w:sdtContent>
@@ -1512,11 +1378,9 @@
             <w:pPr>
               <w:jc w:val="right"/>
             </w:pPr>
-            <w:proofErr w:type="spellStart"/>
             <w:r>
               <w:t>الهاتف</w:t>
             </w:r>
-            <w:proofErr w:type="spellEnd"/>
           </w:p>
         </w:tc>
       </w:tr>
@@ -1535,31 +1399,42 @@
             </w:tcBorders>
           </w:tcPr>
           <w:p>
-            <w:proofErr w:type="spellStart"/>
-            <w:r>
-              <w:t>P.</w:t>
-            </w:r>
-            <w:proofErr w:type="gramStart"/>
-            <w:r>
-              <w:t>O.Box</w:t>
-            </w:r>
-            <w:proofErr w:type="spellEnd"/>
-            <w:proofErr w:type="gramEnd"/>
+            <w:r>
+              <w:t>P.O.Box</w:t>
+            </w:r>
           </w:p>
         </w:tc>
-        <w:tc>
-          <w:tcPr>
-            <w:tcW w:w="3685" w:type="dxa"/>
-            <w:tcBorders>
-              <w:top w:val="single" w:color="FFFFFF" w:themeColor="background1" w:sz="24" w:space="0"/>
-              <w:left w:val="single" w:color="FFFFFF" w:themeColor="background1" w:sz="24" w:space="0"/>
-              <w:bottom w:val="single" w:color="FFFFFF" w:themeColor="background1" w:sz="24" w:space="0"/>
-              <w:right w:val="single" w:color="FFFFFF" w:themeColor="background1" w:sz="24" w:space="0"/>
-            </w:tcBorders>
-            <w:shd w:val="clear" w:color="auto" w:fill="BCDDF6"/>
-          </w:tcPr>
-          <w:p/>
-        </w:tc>
+        <w:sdt>
+          <w:sdtPr>
+            <w:alias w:val="#Nav: /TenancyContract/Owner_Profile/O_P_O_Box"/>
+            <w:tag w:val="#Nav: UmmAlQuwainContract/50115"/>
+            <w:id w:val="156050088"/>
+            <w:placeholder>
+              <w:docPart w:val="DefaultPlaceholder_-1854013440"/>
+            </w:placeholder>
+            <w:dataBinding w:prefixMappings="xmlns:ns0='urn:microsoft-dynamics-nav/reports/UmmAlQuwainContract/50115/'" w:xpath="/ns0:NavWordReportXmlPart[1]/ns0:TenancyContract[1]/ns0:Owner_Profile[1]/ns0:O_P_O_Box[1]" w:storeItemID="{DA66A6BB-3798-4A63-88A2-FBA3BC09A85B}"/>
+            <w:text/>
+          </w:sdtPr>
+          <w:sdtContent>
+            <w:tc>
+              <w:tcPr>
+                <w:tcW w:w="3685" w:type="dxa"/>
+                <w:tcBorders>
+                  <w:top w:val="single" w:color="FFFFFF" w:themeColor="background1" w:sz="24" w:space="0"/>
+                  <w:left w:val="single" w:color="FFFFFF" w:themeColor="background1" w:sz="24" w:space="0"/>
+                  <w:bottom w:val="single" w:color="FFFFFF" w:themeColor="background1" w:sz="24" w:space="0"/>
+                  <w:right w:val="single" w:color="FFFFFF" w:themeColor="background1" w:sz="24" w:space="0"/>
+                </w:tcBorders>
+                <w:shd w:val="clear" w:color="auto" w:fill="BCDDF6"/>
+              </w:tcPr>
+              <w:p>
+                <w:r>
+                  <w:t>O_P_O_Box</w:t>
+                </w:r>
+              </w:p>
+            </w:tc>
+          </w:sdtContent>
+        </w:sdt>
         <w:tc>
           <w:tcPr>
             <w:tcW w:w="1351" w:type="dxa"/>
@@ -1574,19 +1449,9 @@
             <w:pPr>
               <w:jc w:val="right"/>
             </w:pPr>
-            <w:proofErr w:type="spellStart"/>
-            <w:r>
-              <w:t>صندوق</w:t>
-            </w:r>
-            <w:proofErr w:type="spellEnd"/>
-            <w:r>
-              <w:t xml:space="preserve"> </w:t>
-            </w:r>
-            <w:proofErr w:type="spellStart"/>
-            <w:r>
-              <w:t>البريد</w:t>
-            </w:r>
-            <w:proofErr w:type="spellEnd"/>
+            <w:r>
+              <w:t>صندوق البريد</w:t>
+            </w:r>
           </w:p>
         </w:tc>
       </w:tr>
@@ -1634,11 +1499,9 @@
                 <w:shd w:val="clear" w:color="auto" w:fill="BCDDF6"/>
               </w:tcPr>
               <w:p>
-                <w:proofErr w:type="spellStart"/>
                 <w:r>
                   <w:t>Lessor_s_Email</w:t>
                 </w:r>
-                <w:proofErr w:type="spellEnd"/>
               </w:p>
             </w:tc>
           </w:sdtContent>
@@ -1657,19 +1520,9 @@
             <w:pPr>
               <w:jc w:val="right"/>
             </w:pPr>
-            <w:proofErr w:type="spellStart"/>
-            <w:r>
-              <w:t>البريد</w:t>
-            </w:r>
-            <w:proofErr w:type="spellEnd"/>
-            <w:r>
-              <w:t xml:space="preserve"> </w:t>
-            </w:r>
-            <w:proofErr w:type="spellStart"/>
-            <w:r>
-              <w:t>الإلكتروني</w:t>
-            </w:r>
-            <w:proofErr w:type="spellEnd"/>
+            <w:r>
+              <w:t>البريد الإلكتروني</w:t>
+            </w:r>
           </w:p>
         </w:tc>
       </w:tr>
@@ -1799,23 +1652,13 @@
                 <w:highlight w:val="cyan"/>
               </w:rPr>
             </w:pPr>
-            <w:proofErr w:type="spellStart"/>
             <w:r>
               <w:rPr>
                 <w:b/>
                 <w:bCs/>
                 <w:color w:val="002060"/>
               </w:rPr>
-              <w:t>بيانات</w:t>
-            </w:r>
-            <w:proofErr w:type="spellEnd"/>
-            <w:r>
-              <w:rPr>
-                <w:b/>
-                <w:bCs/>
-                <w:color w:val="002060"/>
-              </w:rPr>
-              <w:t xml:space="preserve"> </w:t>
+              <w:t xml:space="preserve">بيانات </w:t>
             </w:r>
             <w:proofErr w:type="spellStart"/>
             <w:r>
@@ -2558,23 +2401,13 @@
                 <w:szCs w:val="24"/>
               </w:rPr>
             </w:pPr>
-            <w:proofErr w:type="spellStart"/>
             <w:r>
               <w:rPr>
                 <w:b/>
                 <w:bCs/>
                 <w:color w:val="002060"/>
               </w:rPr>
-              <w:t>بيانات</w:t>
-            </w:r>
-            <w:proofErr w:type="spellEnd"/>
-            <w:r>
-              <w:rPr>
-                <w:b/>
-                <w:bCs/>
-                <w:color w:val="002060"/>
-              </w:rPr>
-              <w:t xml:space="preserve"> </w:t>
+              <w:t xml:space="preserve">بيانات </w:t>
             </w:r>
             <w:proofErr w:type="spellStart"/>
             <w:r>
@@ -2623,23 +2456,20 @@
           </w:tcPr>
           <w:p>
             <w:r>
-              <w:t xml:space="preserve">Property </w:t>
-            </w:r>
-            <w:r>
               <w:t>Area</w:t>
             </w:r>
           </w:p>
         </w:tc>
         <w:sdt>
           <w:sdtPr>
+            <w:alias w:val="#Nav: /TenancyContract/Community"/>
+            <w:tag w:val="#Nav: UmmAlQuwainContract/50115"/>
             <w:id w:val="1027682472"/>
             <w:placeholder>
               <w:docPart w:val="DefaultPlaceholder_-1854013440"/>
             </w:placeholder>
             <w:dataBinding w:prefixMappings="xmlns:ns0='urn:microsoft-dynamics-nav/reports/UmmAlQuwainContract/50115/'" w:xpath="/ns0:NavWordReportXmlPart[1]/ns0:TenancyContract[1]/ns0:Community[1]" w:storeItemID="{DA66A6BB-3798-4A63-88A2-FBA3BC09A85B}"/>
             <w:text/>
-            <w:alias w:val="#Nav: /TenancyContract/Community"/>
-            <w:tag w:val="#Nav: UmmAlQuwainContract/50115"/>
           </w:sdtPr>
           <w:sdtContent>
             <w:tc>
@@ -2822,14 +2652,14 @@
         </w:tc>
         <w:sdt>
           <w:sdtPr>
+            <w:alias w:val="#Nav: /TenancyContract/DEWA_Number"/>
+            <w:tag w:val="#Nav: UmmAlQuwainContract/50115"/>
             <w:id w:val="1438336730"/>
             <w:placeholder>
               <w:docPart w:val="DefaultPlaceholder_-1854013440"/>
             </w:placeholder>
             <w:dataBinding w:prefixMappings="xmlns:ns0='urn:microsoft-dynamics-nav/reports/UmmAlQuwainContract/50115/'" w:xpath="/ns0:NavWordReportXmlPart[1]/ns0:TenancyContract[1]/ns0:DEWA_Number[1]" w:storeItemID="{DA66A6BB-3798-4A63-88A2-FBA3BC09A85B}"/>
             <w:text/>
-            <w:alias w:val="#Nav: /TenancyContract/DEWA_Number"/>
-            <w:tag w:val="#Nav: UmmAlQuwainContract/50115"/>
           </w:sdtPr>
           <w:sdtContent>
             <w:tc>
@@ -3547,7 +3377,7 @@
               </wp:anchor>
             </w:drawing>
           </mc:Choice>
-          <mc:Fallback xmlns:pic="http://schemas.openxmlformats.org/drawingml/2006/picture" xmlns:a="http://schemas.openxmlformats.org/drawingml/2006/main">
+          <mc:Fallback xmlns:a="http://schemas.openxmlformats.org/drawingml/2006/main" xmlns:pic="http://schemas.openxmlformats.org/drawingml/2006/picture">
             <w:pict>
               <v:line id="Straight Connector 15" style="position:absolute;z-index:251666432;visibility:visible;mso-wrap-style:square;mso-wrap-distance-left:9pt;mso-wrap-distance-top:0;mso-wrap-distance-right:9pt;mso-wrap-distance-bottom:0;mso-position-horizontal:absolute;mso-position-horizontal-relative:text;mso-position-vertical:absolute;mso-position-vertical-relative:text" o:spid="_x0000_s1026" strokecolor="#4472c4 [3204]" strokeweight=".5pt" o:gfxdata="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" from="0,19.1pt" to="612.5pt,19.6pt" w14:anchorId="7D73463F">
                 <v:stroke joinstyle="miter"/>
@@ -4625,7 +4455,7 @@
               </wp:anchor>
             </w:drawing>
           </mc:Choice>
-          <mc:Fallback xmlns:pic="http://schemas.openxmlformats.org/drawingml/2006/picture" xmlns:a="http://schemas.openxmlformats.org/drawingml/2006/main">
+          <mc:Fallback xmlns:a="http://schemas.openxmlformats.org/drawingml/2006/main" xmlns:pic="http://schemas.openxmlformats.org/drawingml/2006/picture">
             <w:pict>
               <v:line id="Straight Connector 74946966" style="position:absolute;z-index:251667456;visibility:visible;mso-wrap-style:square;mso-wrap-distance-left:9pt;mso-wrap-distance-top:0;mso-wrap-distance-right:9pt;mso-wrap-distance-bottom:0;mso-position-horizontal:absolute;mso-position-horizontal-relative:text;mso-position-vertical:absolute;mso-position-vertical-relative:text" o:spid="_x0000_s1026" strokecolor="#4472c4 [3204]" strokeweight=".5pt" o:gfxdata="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" from="0,171.7pt" to="612.5pt,172.2pt" w14:anchorId="51C7FC15">
                 <v:stroke joinstyle="miter"/>
@@ -5194,7 +5024,7 @@
                     </wp:anchor>
                   </w:drawing>
                 </mc:Choice>
-                <mc:Fallback xmlns:pic="http://schemas.openxmlformats.org/drawingml/2006/picture" xmlns:a="http://schemas.openxmlformats.org/drawingml/2006/main">
+                <mc:Fallback xmlns:a="http://schemas.openxmlformats.org/drawingml/2006/main" xmlns:pic="http://schemas.openxmlformats.org/drawingml/2006/picture">
                   <w:pict>
                     <v:line id="Straight Connector 410425054" style="position:absolute;z-index:251668480;visibility:visible;mso-wrap-style:square;mso-wrap-distance-left:9pt;mso-wrap-distance-top:0;mso-wrap-distance-right:9pt;mso-wrap-distance-bottom:0;mso-position-horizontal:absolute;mso-position-horizontal-relative:text;mso-position-vertical:absolute;mso-position-vertical-relative:text" o:spid="_x0000_s1026" strokecolor="#4472c4 [3204]" strokeweight=".5pt" o:gfxdata="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" from="-8.75pt,30.95pt" to="603.75pt,31.45pt" w14:anchorId="543231CE">
                       <v:stroke joinstyle="miter"/>
@@ -5409,23 +5239,7 @@
                 <w:bCs/>
                 <w:color w:val="0D0D0D" w:themeColor="text1" w:themeTint="F2"/>
               </w:rPr>
-              <w:t xml:space="preserve"> </w:t>
-            </w:r>
-            <w:proofErr w:type="spellStart"/>
-            <w:r>
-              <w:rPr>
-                <w:bCs/>
-                <w:color w:val="0D0D0D" w:themeColor="text1" w:themeTint="F2"/>
-              </w:rPr>
-              <w:t>المؤجر</w:t>
-            </w:r>
-            <w:proofErr w:type="spellEnd"/>
-            <w:r>
-              <w:rPr>
-                <w:bCs/>
-                <w:color w:val="0D0D0D" w:themeColor="text1" w:themeTint="F2"/>
-              </w:rPr>
-              <w:t xml:space="preserve"> و </w:t>
+              <w:t xml:space="preserve"> المؤجر و </w:t>
             </w:r>
             <w:proofErr w:type="spellStart"/>
             <w:r>
@@ -5720,23 +5534,7 @@
                 <w:bCs/>
                 <w:color w:val="0D0D0D" w:themeColor="text1" w:themeTint="F2"/>
               </w:rPr>
-              <w:t xml:space="preserve"> </w:t>
-            </w:r>
-            <w:proofErr w:type="spellStart"/>
-            <w:r>
-              <w:rPr>
-                <w:bCs/>
-                <w:color w:val="0D0D0D" w:themeColor="text1" w:themeTint="F2"/>
-              </w:rPr>
-              <w:t>المؤجر</w:t>
-            </w:r>
-            <w:proofErr w:type="spellEnd"/>
-            <w:r>
-              <w:rPr>
-                <w:bCs/>
-                <w:color w:val="0D0D0D" w:themeColor="text1" w:themeTint="F2"/>
-              </w:rPr>
-              <w:t xml:space="preserve"> </w:t>
+              <w:t xml:space="preserve"> المؤجر </w:t>
             </w:r>
             <w:proofErr w:type="spellStart"/>
             <w:r>
@@ -5912,15 +5710,271 @@
                 <w:bCs/>
                 <w:color w:val="0D0D0D" w:themeColor="text1" w:themeTint="F2"/>
               </w:rPr>
-              <w:t xml:space="preserve"> </w:t>
-            </w:r>
-            <w:proofErr w:type="spellStart"/>
-            <w:r>
-              <w:rPr>
-                <w:bCs/>
-                <w:color w:val="0D0D0D" w:themeColor="text1" w:themeTint="F2"/>
-              </w:rPr>
-              <w:t>المؤجر</w:t>
+              <w:t xml:space="preserve"> المؤجر و </w:t>
+            </w:r>
+            <w:proofErr w:type="spellStart"/>
+            <w:r>
+              <w:rPr>
+                <w:bCs/>
+                <w:color w:val="0D0D0D" w:themeColor="text1" w:themeTint="F2"/>
+              </w:rPr>
+              <w:t>يتعهد</w:t>
+            </w:r>
+            <w:proofErr w:type="spellEnd"/>
+            <w:r>
+              <w:rPr>
+                <w:bCs/>
+                <w:color w:val="0D0D0D" w:themeColor="text1" w:themeTint="F2"/>
+              </w:rPr>
+              <w:t xml:space="preserve"> </w:t>
+            </w:r>
+            <w:proofErr w:type="spellStart"/>
+            <w:r>
+              <w:rPr>
+                <w:bCs/>
+                <w:color w:val="0D0D0D" w:themeColor="text1" w:themeTint="F2"/>
+              </w:rPr>
+              <w:t>المستأجر</w:t>
+            </w:r>
+            <w:proofErr w:type="spellEnd"/>
+            <w:r>
+              <w:rPr>
+                <w:bCs/>
+                <w:color w:val="0D0D0D" w:themeColor="text1" w:themeTint="F2"/>
+              </w:rPr>
+              <w:t xml:space="preserve"> </w:t>
+            </w:r>
+            <w:proofErr w:type="spellStart"/>
+            <w:r>
+              <w:rPr>
+                <w:bCs/>
+                <w:color w:val="0D0D0D" w:themeColor="text1" w:themeTint="F2"/>
+              </w:rPr>
+              <w:t>بأنه</w:t>
+            </w:r>
+            <w:proofErr w:type="spellEnd"/>
+            <w:r>
+              <w:rPr>
+                <w:bCs/>
+                <w:color w:val="0D0D0D" w:themeColor="text1" w:themeTint="F2"/>
+              </w:rPr>
+              <w:t xml:space="preserve"> </w:t>
+            </w:r>
+            <w:proofErr w:type="spellStart"/>
+            <w:r>
+              <w:rPr>
+                <w:bCs/>
+                <w:color w:val="0D0D0D" w:themeColor="text1" w:themeTint="F2"/>
+              </w:rPr>
+              <w:t>لن</w:t>
+            </w:r>
+            <w:proofErr w:type="spellEnd"/>
+            <w:r>
+              <w:rPr>
+                <w:bCs/>
+                <w:color w:val="0D0D0D" w:themeColor="text1" w:themeTint="F2"/>
+              </w:rPr>
+              <w:t xml:space="preserve"> </w:t>
+            </w:r>
+            <w:proofErr w:type="spellStart"/>
+            <w:r>
+              <w:rPr>
+                <w:bCs/>
+                <w:color w:val="0D0D0D" w:themeColor="text1" w:themeTint="F2"/>
+              </w:rPr>
+              <w:t>يقوم</w:t>
+            </w:r>
+            <w:proofErr w:type="spellEnd"/>
+            <w:r>
+              <w:rPr>
+                <w:bCs/>
+                <w:color w:val="0D0D0D" w:themeColor="text1" w:themeTint="F2"/>
+              </w:rPr>
+              <w:t xml:space="preserve"> </w:t>
+            </w:r>
+            <w:proofErr w:type="spellStart"/>
+            <w:r>
+              <w:rPr>
+                <w:bCs/>
+                <w:color w:val="0D0D0D" w:themeColor="text1" w:themeTint="F2"/>
+              </w:rPr>
+              <w:t>بإنهاء</w:t>
+            </w:r>
+            <w:proofErr w:type="spellEnd"/>
+            <w:r>
+              <w:rPr>
+                <w:bCs/>
+                <w:color w:val="0D0D0D" w:themeColor="text1" w:themeTint="F2"/>
+              </w:rPr>
+              <w:t xml:space="preserve"> </w:t>
+            </w:r>
+            <w:proofErr w:type="spellStart"/>
+            <w:r>
+              <w:rPr>
+                <w:bCs/>
+                <w:color w:val="0D0D0D" w:themeColor="text1" w:themeTint="F2"/>
+              </w:rPr>
+              <w:t>هذا</w:t>
+            </w:r>
+            <w:proofErr w:type="spellEnd"/>
+            <w:r>
+              <w:rPr>
+                <w:bCs/>
+                <w:color w:val="0D0D0D" w:themeColor="text1" w:themeTint="F2"/>
+              </w:rPr>
+              <w:t xml:space="preserve"> </w:t>
+            </w:r>
+            <w:proofErr w:type="spellStart"/>
+            <w:r>
+              <w:rPr>
+                <w:bCs/>
+                <w:color w:val="0D0D0D" w:themeColor="text1" w:themeTint="F2"/>
+              </w:rPr>
+              <w:t>العقد</w:t>
+            </w:r>
+            <w:proofErr w:type="spellEnd"/>
+            <w:r>
+              <w:rPr>
+                <w:bCs/>
+                <w:color w:val="0D0D0D" w:themeColor="text1" w:themeTint="F2"/>
+              </w:rPr>
+              <w:t xml:space="preserve"> </w:t>
+            </w:r>
+            <w:proofErr w:type="spellStart"/>
+            <w:r>
+              <w:rPr>
+                <w:bCs/>
+                <w:color w:val="0D0D0D" w:themeColor="text1" w:themeTint="F2"/>
+              </w:rPr>
+              <w:t>قبل</w:t>
+            </w:r>
+            <w:proofErr w:type="spellEnd"/>
+            <w:r>
+              <w:rPr>
+                <w:bCs/>
+                <w:color w:val="0D0D0D" w:themeColor="text1" w:themeTint="F2"/>
+              </w:rPr>
+              <w:t xml:space="preserve"> </w:t>
+            </w:r>
+            <w:proofErr w:type="spellStart"/>
+            <w:r>
+              <w:rPr>
+                <w:bCs/>
+                <w:color w:val="0D0D0D" w:themeColor="text1" w:themeTint="F2"/>
+              </w:rPr>
+              <w:t>إنتهائه</w:t>
+            </w:r>
+            <w:proofErr w:type="spellEnd"/>
+            <w:r>
+              <w:rPr>
+                <w:bCs/>
+                <w:color w:val="0D0D0D" w:themeColor="text1" w:themeTint="F2"/>
+              </w:rPr>
+              <w:t xml:space="preserve"> </w:t>
+            </w:r>
+            <w:proofErr w:type="spellStart"/>
+            <w:r>
+              <w:rPr>
+                <w:bCs/>
+                <w:color w:val="0D0D0D" w:themeColor="text1" w:themeTint="F2"/>
+              </w:rPr>
+              <w:t>أو</w:t>
+            </w:r>
+            <w:proofErr w:type="spellEnd"/>
+            <w:r>
+              <w:rPr>
+                <w:bCs/>
+                <w:color w:val="0D0D0D" w:themeColor="text1" w:themeTint="F2"/>
+              </w:rPr>
+              <w:t xml:space="preserve"> </w:t>
+            </w:r>
+            <w:proofErr w:type="spellStart"/>
+            <w:r>
+              <w:rPr>
+                <w:bCs/>
+                <w:color w:val="0D0D0D" w:themeColor="text1" w:themeTint="F2"/>
+              </w:rPr>
+              <w:t>إنهائه</w:t>
+            </w:r>
+            <w:proofErr w:type="spellEnd"/>
+            <w:r>
+              <w:rPr>
+                <w:bCs/>
+                <w:color w:val="0D0D0D" w:themeColor="text1" w:themeTint="F2"/>
+              </w:rPr>
+              <w:t xml:space="preserve"> </w:t>
+            </w:r>
+            <w:proofErr w:type="spellStart"/>
+            <w:r>
+              <w:rPr>
+                <w:bCs/>
+                <w:color w:val="0D0D0D" w:themeColor="text1" w:themeTint="F2"/>
+              </w:rPr>
+              <w:t>لأي</w:t>
+            </w:r>
+            <w:proofErr w:type="spellEnd"/>
+            <w:r>
+              <w:rPr>
+                <w:bCs/>
+                <w:color w:val="0D0D0D" w:themeColor="text1" w:themeTint="F2"/>
+              </w:rPr>
+              <w:t xml:space="preserve"> </w:t>
+            </w:r>
+            <w:proofErr w:type="spellStart"/>
+            <w:r>
+              <w:rPr>
+                <w:bCs/>
+                <w:color w:val="0D0D0D" w:themeColor="text1" w:themeTint="F2"/>
+              </w:rPr>
+              <w:t>آية</w:t>
+            </w:r>
+            <w:proofErr w:type="spellEnd"/>
+            <w:r>
+              <w:rPr>
+                <w:bCs/>
+                <w:color w:val="0D0D0D" w:themeColor="text1" w:themeTint="F2"/>
+              </w:rPr>
+              <w:t xml:space="preserve"> </w:t>
+            </w:r>
+            <w:proofErr w:type="spellStart"/>
+            <w:r>
+              <w:rPr>
+                <w:bCs/>
+                <w:color w:val="0D0D0D" w:themeColor="text1" w:themeTint="F2"/>
+              </w:rPr>
+              <w:t>غاية</w:t>
+            </w:r>
+            <w:proofErr w:type="spellEnd"/>
+            <w:r>
+              <w:rPr>
+                <w:bCs/>
+                <w:color w:val="0D0D0D" w:themeColor="text1" w:themeTint="F2"/>
+              </w:rPr>
+              <w:t xml:space="preserve"> </w:t>
+            </w:r>
+            <w:proofErr w:type="spellStart"/>
+            <w:r>
+              <w:rPr>
+                <w:bCs/>
+                <w:color w:val="0D0D0D" w:themeColor="text1" w:themeTint="F2"/>
+              </w:rPr>
+              <w:t>في</w:t>
+            </w:r>
+            <w:proofErr w:type="spellEnd"/>
+            <w:r>
+              <w:rPr>
+                <w:bCs/>
+                <w:color w:val="0D0D0D" w:themeColor="text1" w:themeTint="F2"/>
+              </w:rPr>
+              <w:t xml:space="preserve"> </w:t>
+            </w:r>
+            <w:proofErr w:type="spellStart"/>
+            <w:r>
+              <w:rPr>
+                <w:bCs/>
+                <w:color w:val="0D0D0D" w:themeColor="text1" w:themeTint="F2"/>
+              </w:rPr>
+              <w:t>نفسه</w:t>
             </w:r>
             <w:proofErr w:type="spellEnd"/>
             <w:r>
@@ -5936,246 +5990,6 @@
                 <w:bCs/>
                 <w:color w:val="0D0D0D" w:themeColor="text1" w:themeTint="F2"/>
               </w:rPr>
-              <w:t>يتعهد</w:t>
-            </w:r>
-            <w:proofErr w:type="spellEnd"/>
-            <w:r>
-              <w:rPr>
-                <w:bCs/>
-                <w:color w:val="0D0D0D" w:themeColor="text1" w:themeTint="F2"/>
-              </w:rPr>
-              <w:t xml:space="preserve"> </w:t>
-            </w:r>
-            <w:proofErr w:type="spellStart"/>
-            <w:r>
-              <w:rPr>
-                <w:bCs/>
-                <w:color w:val="0D0D0D" w:themeColor="text1" w:themeTint="F2"/>
-              </w:rPr>
-              <w:t>المستأجر</w:t>
-            </w:r>
-            <w:proofErr w:type="spellEnd"/>
-            <w:r>
-              <w:rPr>
-                <w:bCs/>
-                <w:color w:val="0D0D0D" w:themeColor="text1" w:themeTint="F2"/>
-              </w:rPr>
-              <w:t xml:space="preserve"> </w:t>
-            </w:r>
-            <w:proofErr w:type="spellStart"/>
-            <w:r>
-              <w:rPr>
-                <w:bCs/>
-                <w:color w:val="0D0D0D" w:themeColor="text1" w:themeTint="F2"/>
-              </w:rPr>
-              <w:t>بأنه</w:t>
-            </w:r>
-            <w:proofErr w:type="spellEnd"/>
-            <w:r>
-              <w:rPr>
-                <w:bCs/>
-                <w:color w:val="0D0D0D" w:themeColor="text1" w:themeTint="F2"/>
-              </w:rPr>
-              <w:t xml:space="preserve"> </w:t>
-            </w:r>
-            <w:proofErr w:type="spellStart"/>
-            <w:r>
-              <w:rPr>
-                <w:bCs/>
-                <w:color w:val="0D0D0D" w:themeColor="text1" w:themeTint="F2"/>
-              </w:rPr>
-              <w:t>لن</w:t>
-            </w:r>
-            <w:proofErr w:type="spellEnd"/>
-            <w:r>
-              <w:rPr>
-                <w:bCs/>
-                <w:color w:val="0D0D0D" w:themeColor="text1" w:themeTint="F2"/>
-              </w:rPr>
-              <w:t xml:space="preserve"> </w:t>
-            </w:r>
-            <w:proofErr w:type="spellStart"/>
-            <w:r>
-              <w:rPr>
-                <w:bCs/>
-                <w:color w:val="0D0D0D" w:themeColor="text1" w:themeTint="F2"/>
-              </w:rPr>
-              <w:t>يقوم</w:t>
-            </w:r>
-            <w:proofErr w:type="spellEnd"/>
-            <w:r>
-              <w:rPr>
-                <w:bCs/>
-                <w:color w:val="0D0D0D" w:themeColor="text1" w:themeTint="F2"/>
-              </w:rPr>
-              <w:t xml:space="preserve"> </w:t>
-            </w:r>
-            <w:proofErr w:type="spellStart"/>
-            <w:r>
-              <w:rPr>
-                <w:bCs/>
-                <w:color w:val="0D0D0D" w:themeColor="text1" w:themeTint="F2"/>
-              </w:rPr>
-              <w:t>بإنهاء</w:t>
-            </w:r>
-            <w:proofErr w:type="spellEnd"/>
-            <w:r>
-              <w:rPr>
-                <w:bCs/>
-                <w:color w:val="0D0D0D" w:themeColor="text1" w:themeTint="F2"/>
-              </w:rPr>
-              <w:t xml:space="preserve"> </w:t>
-            </w:r>
-            <w:proofErr w:type="spellStart"/>
-            <w:r>
-              <w:rPr>
-                <w:bCs/>
-                <w:color w:val="0D0D0D" w:themeColor="text1" w:themeTint="F2"/>
-              </w:rPr>
-              <w:t>هذا</w:t>
-            </w:r>
-            <w:proofErr w:type="spellEnd"/>
-            <w:r>
-              <w:rPr>
-                <w:bCs/>
-                <w:color w:val="0D0D0D" w:themeColor="text1" w:themeTint="F2"/>
-              </w:rPr>
-              <w:t xml:space="preserve"> </w:t>
-            </w:r>
-            <w:proofErr w:type="spellStart"/>
-            <w:r>
-              <w:rPr>
-                <w:bCs/>
-                <w:color w:val="0D0D0D" w:themeColor="text1" w:themeTint="F2"/>
-              </w:rPr>
-              <w:t>العقد</w:t>
-            </w:r>
-            <w:proofErr w:type="spellEnd"/>
-            <w:r>
-              <w:rPr>
-                <w:bCs/>
-                <w:color w:val="0D0D0D" w:themeColor="text1" w:themeTint="F2"/>
-              </w:rPr>
-              <w:t xml:space="preserve"> </w:t>
-            </w:r>
-            <w:proofErr w:type="spellStart"/>
-            <w:r>
-              <w:rPr>
-                <w:bCs/>
-                <w:color w:val="0D0D0D" w:themeColor="text1" w:themeTint="F2"/>
-              </w:rPr>
-              <w:t>قبل</w:t>
-            </w:r>
-            <w:proofErr w:type="spellEnd"/>
-            <w:r>
-              <w:rPr>
-                <w:bCs/>
-                <w:color w:val="0D0D0D" w:themeColor="text1" w:themeTint="F2"/>
-              </w:rPr>
-              <w:t xml:space="preserve"> </w:t>
-            </w:r>
-            <w:proofErr w:type="spellStart"/>
-            <w:r>
-              <w:rPr>
-                <w:bCs/>
-                <w:color w:val="0D0D0D" w:themeColor="text1" w:themeTint="F2"/>
-              </w:rPr>
-              <w:t>إنتهائه</w:t>
-            </w:r>
-            <w:proofErr w:type="spellEnd"/>
-            <w:r>
-              <w:rPr>
-                <w:bCs/>
-                <w:color w:val="0D0D0D" w:themeColor="text1" w:themeTint="F2"/>
-              </w:rPr>
-              <w:t xml:space="preserve"> </w:t>
-            </w:r>
-            <w:proofErr w:type="spellStart"/>
-            <w:r>
-              <w:rPr>
-                <w:bCs/>
-                <w:color w:val="0D0D0D" w:themeColor="text1" w:themeTint="F2"/>
-              </w:rPr>
-              <w:t>أو</w:t>
-            </w:r>
-            <w:proofErr w:type="spellEnd"/>
-            <w:r>
-              <w:rPr>
-                <w:bCs/>
-                <w:color w:val="0D0D0D" w:themeColor="text1" w:themeTint="F2"/>
-              </w:rPr>
-              <w:t xml:space="preserve"> </w:t>
-            </w:r>
-            <w:proofErr w:type="spellStart"/>
-            <w:r>
-              <w:rPr>
-                <w:bCs/>
-                <w:color w:val="0D0D0D" w:themeColor="text1" w:themeTint="F2"/>
-              </w:rPr>
-              <w:t>إنهائه</w:t>
-            </w:r>
-            <w:proofErr w:type="spellEnd"/>
-            <w:r>
-              <w:rPr>
-                <w:bCs/>
-                <w:color w:val="0D0D0D" w:themeColor="text1" w:themeTint="F2"/>
-              </w:rPr>
-              <w:t xml:space="preserve"> </w:t>
-            </w:r>
-            <w:proofErr w:type="spellStart"/>
-            <w:r>
-              <w:rPr>
-                <w:bCs/>
-                <w:color w:val="0D0D0D" w:themeColor="text1" w:themeTint="F2"/>
-              </w:rPr>
-              <w:t>لأي</w:t>
-            </w:r>
-            <w:proofErr w:type="spellEnd"/>
-            <w:r>
-              <w:rPr>
-                <w:bCs/>
-                <w:color w:val="0D0D0D" w:themeColor="text1" w:themeTint="F2"/>
-              </w:rPr>
-              <w:t xml:space="preserve"> </w:t>
-            </w:r>
-            <w:proofErr w:type="spellStart"/>
-            <w:r>
-              <w:rPr>
-                <w:bCs/>
-                <w:color w:val="0D0D0D" w:themeColor="text1" w:themeTint="F2"/>
-              </w:rPr>
-              <w:t>آية</w:t>
-            </w:r>
-            <w:proofErr w:type="spellEnd"/>
-            <w:r>
-              <w:rPr>
-                <w:bCs/>
-                <w:color w:val="0D0D0D" w:themeColor="text1" w:themeTint="F2"/>
-              </w:rPr>
-              <w:t xml:space="preserve"> </w:t>
-            </w:r>
-            <w:proofErr w:type="spellStart"/>
-            <w:r>
-              <w:rPr>
-                <w:bCs/>
-                <w:color w:val="0D0D0D" w:themeColor="text1" w:themeTint="F2"/>
-              </w:rPr>
-              <w:t>غاية</w:t>
-            </w:r>
-            <w:proofErr w:type="spellEnd"/>
-            <w:r>
-              <w:rPr>
-                <w:bCs/>
-                <w:color w:val="0D0D0D" w:themeColor="text1" w:themeTint="F2"/>
-              </w:rPr>
-              <w:t xml:space="preserve"> </w:t>
-            </w:r>
-            <w:proofErr w:type="spellStart"/>
-            <w:r>
-              <w:rPr>
-                <w:bCs/>
-                <w:color w:val="0D0D0D" w:themeColor="text1" w:themeTint="F2"/>
-              </w:rPr>
               <w:t>في</w:t>
             </w:r>
             <w:proofErr w:type="spellEnd"/>
@@ -6192,38 +6006,6 @@
                 <w:bCs/>
                 <w:color w:val="0D0D0D" w:themeColor="text1" w:themeTint="F2"/>
               </w:rPr>
-              <w:t>نفسه</w:t>
-            </w:r>
-            <w:proofErr w:type="spellEnd"/>
-            <w:r>
-              <w:rPr>
-                <w:bCs/>
-                <w:color w:val="0D0D0D" w:themeColor="text1" w:themeTint="F2"/>
-              </w:rPr>
-              <w:t xml:space="preserve"> و </w:t>
-            </w:r>
-            <w:proofErr w:type="spellStart"/>
-            <w:r>
-              <w:rPr>
-                <w:bCs/>
-                <w:color w:val="0D0D0D" w:themeColor="text1" w:themeTint="F2"/>
-              </w:rPr>
-              <w:t>في</w:t>
-            </w:r>
-            <w:proofErr w:type="spellEnd"/>
-            <w:r>
-              <w:rPr>
-                <w:bCs/>
-                <w:color w:val="0D0D0D" w:themeColor="text1" w:themeTint="F2"/>
-              </w:rPr>
-              <w:t xml:space="preserve"> </w:t>
-            </w:r>
-            <w:proofErr w:type="spellStart"/>
-            <w:r>
-              <w:rPr>
-                <w:bCs/>
-                <w:color w:val="0D0D0D" w:themeColor="text1" w:themeTint="F2"/>
-              </w:rPr>
               <w:t>البند</w:t>
             </w:r>
             <w:proofErr w:type="spellEnd"/>
@@ -6232,23 +6014,7 @@
                 <w:bCs/>
                 <w:color w:val="0D0D0D" w:themeColor="text1" w:themeTint="F2"/>
               </w:rPr>
-              <w:t xml:space="preserve"> </w:t>
-            </w:r>
-            <w:proofErr w:type="spellStart"/>
-            <w:r>
-              <w:rPr>
-                <w:bCs/>
-                <w:color w:val="0D0D0D" w:themeColor="text1" w:themeTint="F2"/>
-              </w:rPr>
-              <w:t>المؤجر</w:t>
-            </w:r>
-            <w:proofErr w:type="spellEnd"/>
-            <w:r>
-              <w:rPr>
-                <w:bCs/>
-                <w:color w:val="0D0D0D" w:themeColor="text1" w:themeTint="F2"/>
-              </w:rPr>
-              <w:t xml:space="preserve"> </w:t>
+              <w:t xml:space="preserve"> المؤجر </w:t>
             </w:r>
             <w:proofErr w:type="spellStart"/>
             <w:r>
@@ -6376,23 +6142,7 @@
                 <w:bCs/>
                 <w:color w:val="0D0D0D" w:themeColor="text1" w:themeTint="F2"/>
               </w:rPr>
-              <w:t xml:space="preserve"> </w:t>
-            </w:r>
-            <w:proofErr w:type="spellStart"/>
-            <w:r>
-              <w:rPr>
-                <w:bCs/>
-                <w:color w:val="0D0D0D" w:themeColor="text1" w:themeTint="F2"/>
-              </w:rPr>
-              <w:t>المؤجر</w:t>
-            </w:r>
-            <w:proofErr w:type="spellEnd"/>
-            <w:r>
-              <w:rPr>
-                <w:bCs/>
-                <w:color w:val="0D0D0D" w:themeColor="text1" w:themeTint="F2"/>
-              </w:rPr>
-              <w:t>.②</w:t>
+              <w:t xml:space="preserve"> المؤجر.②</w:t>
             </w:r>
             <w:r>
               <w:rPr>
@@ -6584,23 +6334,7 @@
                 <w:bCs/>
                 <w:color w:val="0D0D0D" w:themeColor="text1" w:themeTint="F2"/>
               </w:rPr>
-              <w:t xml:space="preserve"> </w:t>
-            </w:r>
-            <w:proofErr w:type="spellStart"/>
-            <w:r>
-              <w:rPr>
-                <w:bCs/>
-                <w:color w:val="0D0D0D" w:themeColor="text1" w:themeTint="F2"/>
-              </w:rPr>
-              <w:t>الهاتف</w:t>
-            </w:r>
-            <w:proofErr w:type="spellEnd"/>
-            <w:r>
-              <w:rPr>
-                <w:bCs/>
-                <w:color w:val="0D0D0D" w:themeColor="text1" w:themeTint="F2"/>
-              </w:rPr>
-              <w:t xml:space="preserve"> / </w:t>
+              <w:t xml:space="preserve"> الهاتف / </w:t>
             </w:r>
             <w:proofErr w:type="spellStart"/>
             <w:r>
@@ -7246,23 +6980,7 @@
                 <w:bCs/>
                 <w:color w:val="0D0D0D" w:themeColor="text1" w:themeTint="F2"/>
               </w:rPr>
-              <w:t xml:space="preserve"> </w:t>
-            </w:r>
-            <w:proofErr w:type="spellStart"/>
-            <w:r>
-              <w:rPr>
-                <w:bCs/>
-                <w:color w:val="0D0D0D" w:themeColor="text1" w:themeTint="F2"/>
-              </w:rPr>
-              <w:t>المؤجر</w:t>
-            </w:r>
-            <w:proofErr w:type="spellEnd"/>
-            <w:r>
-              <w:rPr>
-                <w:bCs/>
-                <w:color w:val="0D0D0D" w:themeColor="text1" w:themeTint="F2"/>
-              </w:rPr>
-              <w:t xml:space="preserve"> و </w:t>
+              <w:t xml:space="preserve"> المؤجر و </w:t>
             </w:r>
             <w:proofErr w:type="spellStart"/>
             <w:r>
@@ -9249,7 +8967,7 @@
               </wp:inline>
             </w:drawing>
           </mc:Choice>
-          <mc:Fallback xmlns:pic="http://schemas.openxmlformats.org/drawingml/2006/picture" xmlns:a="http://schemas.openxmlformats.org/drawingml/2006/main">
+          <mc:Fallback xmlns:a="http://schemas.openxmlformats.org/drawingml/2006/main" xmlns:pic="http://schemas.openxmlformats.org/drawingml/2006/picture">
             <w:pict>
               <v:group id="Group 549723481" style="width:559.2pt;height:295.8pt;mso-position-horizontal-relative:char;mso-position-vertical-relative:line" coordsize="66662,43078" o:spid="_x0000_s1026" o:gfxdata="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" w14:anchorId="795C753E">
                 <v:shapetype id="_x0000_t75" coordsize="21600,21600" filled="f" stroked="f" o:spt="75" o:preferrelative="t" path="m@4@5l@4@11@9@11@9@5xe">
@@ -10242,15 +9960,21 @@
   <w:rsids>
     <w:rsidRoot w:val="002A1D64"/>
     <w:rsid w:val="002A1D64"/>
+    <w:rsid w:val="002C01F3"/>
     <w:rsid w:val="0030031A"/>
     <w:rsid w:val="00546FED"/>
+    <w:rsid w:val="00616579"/>
     <w:rsid w:val="00837859"/>
     <w:rsid w:val="00884DD9"/>
     <w:rsid w:val="009107B9"/>
+    <w:rsid w:val="009115CB"/>
+    <w:rsid w:val="00A67B39"/>
     <w:rsid w:val="00C16924"/>
+    <w:rsid w:val="00C761EF"/>
     <w:rsid w:val="00D5133B"/>
     <w:rsid w:val="00F225CD"/>
     <w:rsid w:val="00F23C00"/>
+    <w:rsid w:val="00F43E2C"/>
   </w:rsids>
   <m:mathPr>
     <m:mathFont m:val="Cambria Math"/>
@@ -11016,7 +10740,11 @@
 </a:theme>
 </file>
 
-<file path=customXml/item1.xml>��< ? x m l   v e r s i o n = " 1 . 0 "   e n c o d i n g = " u t f - 1 6 " ? > < N a v W o r d R e p o r t X m l P a r t   x m l n s = " u r n : m i c r o s o f t - d y n a m i c s - n a v / r e p o r t s / U m m A l Q u w a i n C o n t r a c t / 5 0 1 1 5 / " > +<file path=customXml/item1.xml><?xml version="1.0" encoding="utf-8"?>
+<b:Sources xmlns:b="http://schemas.openxmlformats.org/officeDocument/2006/bibliography" xmlns="http://schemas.openxmlformats.org/officeDocument/2006/bibliography" SelectedStyle="\APASixthEditionOfficeOnline.xsl" StyleName="APA" Version="6"/>
+</file>
+
+<file path=customXml/item2.xml>��< ? x m l   v e r s i o n = " 1 . 0 "   e n c o d i n g = " u t f - 1 6 " ? > < N a v W o r d R e p o r t X m l P a r t   x m l n s = " u r n : m i c r o s o f t - d y n a m i c s - n a v / r e p o r t s / U m m A l Q u w a i n C o n t r a c t / 5 0 1 1 5 / " >   
      < T e n a n c y C o n t r a c t >   
@@ -11072,6 +10800,8 @@
  
              < N a t i o n a l i t y > N a t i o n a l i t y < / N a t i o n a l i t y >   
+             < P _ O _ B o x > P _ O _ B o x < / P _ O _ B o x > + 
          < / C u s t o m e r >   
          < I t e m > @@ -11086,27 +10816,29 @@
  
          < / P r o p e r t y _ R e g i s t r a t i o n >   
+         < O w n e r _ P r o f i l e > + 
+             < O _ P _ O _ B o x > O _ P _ O _ B o x < / O _ P _ O _ B o x > + 
+         < / O w n e r _ P r o f i l e > + 
      < / T e n a n c y C o n t r a c t >   
  < / N a v W o r d R e p o r t X m l P a r t > 
 </file>
 
-<file path=customXml/item2.xml><?xml version="1.0" encoding="utf-8"?>
-<b:Sources xmlns:b="http://schemas.openxmlformats.org/officeDocument/2006/bibliography" xmlns="http://schemas.openxmlformats.org/officeDocument/2006/bibliography" SelectedStyle="\APASixthEditionOfficeOnline.xsl" StyleName="APA" Version="6"/>
+<file path=customXml/itemProps1.xml><?xml version="1.0" encoding="utf-8"?>
+<ds:datastoreItem xmlns:ds="http://schemas.openxmlformats.org/officeDocument/2006/customXml" ds:itemID="{C27AA06E-7140-4450-8686-34675E73F112}">
+  <ds:schemaRefs>
+    <ds:schemaRef ds:uri="http://schemas.openxmlformats.org/officeDocument/2006/bibliography"/>
+  </ds:schemaRefs>
+</ds:datastoreItem>
 </file>
 
-<file path=customXml/itemProps1.xml><?xml version="1.0" encoding="utf-8"?>
+<file path=customXml/itemProps2.xml><?xml version="1.0" encoding="utf-8"?>
 <ds:datastoreItem xmlns:ds="http://schemas.openxmlformats.org/officeDocument/2006/customXml" ds:itemID="{DA66A6BB-3798-4A63-88A2-FBA3BC09A85B}">
   <ds:schemaRefs>
     <ds:schemaRef ds:uri="urn:microsoft-dynamics-nav/reports/UmmAlQuwainContract/50115/"/>
   </ds:schemaRefs>
 </ds:datastoreItem>
-</file>
-
-<file path=customXml/itemProps2.xml><?xml version="1.0" encoding="utf-8"?>
-<ds:datastoreItem xmlns:ds="http://schemas.openxmlformats.org/officeDocument/2006/customXml" ds:itemID="{C27AA06E-7140-4450-8686-34675E73F112}">
-  <ds:schemaRefs>
-    <ds:schemaRef ds:uri="http://schemas.openxmlformats.org/officeDocument/2006/bibliography"/>
-  </ds:schemaRefs>
-</ds:datastoreItem>
 </file>